--- a/Vocab_3.docx
+++ b/Vocab_3.docx
@@ -197,6 +197,76 @@
           <w:rFonts w:hint="default" w:ascii="Times New Roman" w:hAnsi="Times New Roman" w:cs="Times New Roman"/>
           <w:sz w:val="20"/>
           <w:szCs w:val="20"/>
+          <w:lang w:val="en-US"/>
+        </w:rPr>
+      </w:pPr>
+    </w:p>
+    <w:p>
+      <w:pPr>
+        <w:numPr>
+          <w:numId w:val="0"/>
+        </w:numPr>
+      </w:pPr>
+      <w:r>
+        <w:drawing>
+          <wp:inline distT="0" distB="0" distL="114300" distR="114300">
+            <wp:extent cx="3670935" cy="1627505"/>
+            <wp:effectExtent l="0" t="0" r="1905" b="3175"/>
+            <wp:docPr id="1" name="Picture 1"/>
+            <wp:cNvGraphicFramePr>
+              <a:graphicFrameLocks xmlns:a="http://schemas.openxmlformats.org/drawingml/2006/main" noChangeAspect="1"/>
+            </wp:cNvGraphicFramePr>
+            <a:graphic xmlns:a="http://schemas.openxmlformats.org/drawingml/2006/main">
+              <a:graphicData uri="http://schemas.openxmlformats.org/drawingml/2006/picture">
+                <pic:pic xmlns:pic="http://schemas.openxmlformats.org/drawingml/2006/picture">
+                  <pic:nvPicPr>
+                    <pic:cNvPr id="1" name="Picture 1"/>
+                    <pic:cNvPicPr>
+                      <a:picLocks noChangeAspect="1"/>
+                    </pic:cNvPicPr>
+                  </pic:nvPicPr>
+                  <pic:blipFill>
+                    <a:blip r:embed="rId4"/>
+                    <a:stretch>
+                      <a:fillRect/>
+                    </a:stretch>
+                  </pic:blipFill>
+                  <pic:spPr>
+                    <a:xfrm>
+                      <a:off x="0" y="0"/>
+                      <a:ext cx="3670935" cy="1627505"/>
+                    </a:xfrm>
+                    <a:prstGeom prst="rect">
+                      <a:avLst/>
+                    </a:prstGeom>
+                    <a:noFill/>
+                    <a:ln>
+                      <a:noFill/>
+                    </a:ln>
+                  </pic:spPr>
+                </pic:pic>
+              </a:graphicData>
+            </a:graphic>
+          </wp:inline>
+        </w:drawing>
+      </w:r>
+    </w:p>
+    <w:p>
+      <w:pPr>
+        <w:numPr>
+          <w:numId w:val="0"/>
+        </w:numPr>
+      </w:pPr>
+    </w:p>
+    <w:p>
+      <w:pPr>
+        <w:numPr>
+          <w:ilvl w:val="0"/>
+          <w:numId w:val="1"/>
+        </w:numPr>
+        <w:ind w:left="0" w:leftChars="0" w:firstLine="0" w:firstLineChars="0"/>
+        <w:rPr>
+          <w:rFonts w:hint="default"/>
           <w:lang w:val="en-US"/>
         </w:rPr>
       </w:pPr>

--- a/Vocab_3.docx
+++ b/Vocab_3.docx
@@ -210,8 +210,8 @@
       <w:r>
         <w:drawing>
           <wp:inline distT="0" distB="0" distL="114300" distR="114300">
-            <wp:extent cx="3670935" cy="1627505"/>
-            <wp:effectExtent l="0" t="0" r="1905" b="3175"/>
+            <wp:extent cx="3209925" cy="1423035"/>
+            <wp:effectExtent l="0" t="0" r="5715" b="9525"/>
             <wp:docPr id="1" name="Picture 1"/>
             <wp:cNvGraphicFramePr>
               <a:graphicFrameLocks xmlns:a="http://schemas.openxmlformats.org/drawingml/2006/main" noChangeAspect="1"/>
@@ -234,7 +234,7 @@
                   <pic:spPr>
                     <a:xfrm>
                       <a:off x="0" y="0"/>
-                      <a:ext cx="3670935" cy="1627505"/>
+                      <a:ext cx="3209925" cy="1423035"/>
                     </a:xfrm>
                     <a:prstGeom prst="rect">
                       <a:avLst/>
@@ -270,8 +270,1450 @@
           <w:lang w:val="en-US"/>
         </w:rPr>
       </w:pPr>
+      <w:r>
+        <w:rPr>
+          <w:rFonts w:hint="default"/>
+          <w:lang w:val="en-US"/>
+        </w:rPr>
+        <w:t>Be apt to # have a predisposition to</w:t>
+      </w:r>
+    </w:p>
+    <w:p>
+      <w:pPr>
+        <w:numPr>
+          <w:numId w:val="0"/>
+        </w:numPr>
+        <w:ind w:leftChars="0"/>
+      </w:pPr>
+      <w:r>
+        <w:drawing>
+          <wp:inline distT="0" distB="0" distL="114300" distR="114300">
+            <wp:extent cx="3253740" cy="1946910"/>
+            <wp:effectExtent l="0" t="0" r="7620" b="3810"/>
+            <wp:docPr id="2" name="Picture 2"/>
+            <wp:cNvGraphicFramePr>
+              <a:graphicFrameLocks xmlns:a="http://schemas.openxmlformats.org/drawingml/2006/main" noChangeAspect="1"/>
+            </wp:cNvGraphicFramePr>
+            <a:graphic xmlns:a="http://schemas.openxmlformats.org/drawingml/2006/main">
+              <a:graphicData uri="http://schemas.openxmlformats.org/drawingml/2006/picture">
+                <pic:pic xmlns:pic="http://schemas.openxmlformats.org/drawingml/2006/picture">
+                  <pic:nvPicPr>
+                    <pic:cNvPr id="2" name="Picture 2"/>
+                    <pic:cNvPicPr>
+                      <a:picLocks noChangeAspect="1"/>
+                    </pic:cNvPicPr>
+                  </pic:nvPicPr>
+                  <pic:blipFill>
+                    <a:blip r:embed="rId5"/>
+                    <a:stretch>
+                      <a:fillRect/>
+                    </a:stretch>
+                  </pic:blipFill>
+                  <pic:spPr>
+                    <a:xfrm>
+                      <a:off x="0" y="0"/>
+                      <a:ext cx="3253740" cy="1946910"/>
+                    </a:xfrm>
+                    <a:prstGeom prst="rect">
+                      <a:avLst/>
+                    </a:prstGeom>
+                    <a:noFill/>
+                    <a:ln>
+                      <a:noFill/>
+                    </a:ln>
+                  </pic:spPr>
+                </pic:pic>
+              </a:graphicData>
+            </a:graphic>
+          </wp:inline>
+        </w:drawing>
+      </w:r>
+    </w:p>
+    <w:p>
+      <w:pPr>
+        <w:numPr>
+          <w:numId w:val="0"/>
+        </w:numPr>
+        <w:ind w:leftChars="0"/>
+      </w:pPr>
+    </w:p>
+    <w:p>
+      <w:pPr>
+        <w:numPr>
+          <w:ilvl w:val="0"/>
+          <w:numId w:val="1"/>
+        </w:numPr>
+        <w:ind w:left="0" w:leftChars="0" w:firstLine="0" w:firstLineChars="0"/>
+        <w:rPr>
+          <w:rFonts w:hint="default"/>
+          <w:lang w:val="en-US"/>
+        </w:rPr>
+      </w:pPr>
+      <w:r>
+        <w:rPr>
+          <w:rFonts w:hint="default"/>
+          <w:lang w:val="en-US"/>
+        </w:rPr>
+        <w:t xml:space="preserve">Try + </w:t>
+      </w:r>
+      <w:r>
+        <w:rPr>
+          <w:rFonts w:hint="default"/>
+          <w:color w:val="FF0000"/>
+          <w:lang w:val="en-US"/>
+        </w:rPr>
+        <w:t xml:space="preserve">not </w:t>
+      </w:r>
+      <w:r>
+        <w:rPr>
+          <w:rFonts w:hint="default"/>
+          <w:lang w:val="en-US"/>
+        </w:rPr>
+        <w:t>+ to + V</w:t>
+      </w:r>
+    </w:p>
+    <w:p>
+      <w:pPr>
+        <w:numPr>
+          <w:numId w:val="0"/>
+        </w:numPr>
+        <w:ind w:leftChars="0" w:firstLine="720" w:firstLineChars="0"/>
+        <w:rPr>
+          <w:rFonts w:hint="default"/>
+          <w:lang w:val="en-US"/>
+        </w:rPr>
+      </w:pPr>
+      <w:r>
+        <w:rPr>
+          <w:rFonts w:hint="default"/>
+          <w:lang w:val="en-US"/>
+        </w:rPr>
+        <w:t>-&gt; I try not to spend too much money</w:t>
+      </w:r>
+    </w:p>
+    <w:p>
+      <w:pPr>
+        <w:numPr>
+          <w:numId w:val="0"/>
+        </w:numPr>
+        <w:ind w:leftChars="0" w:firstLine="720" w:firstLineChars="0"/>
+        <w:rPr>
+          <w:rFonts w:hint="default"/>
+          <w:lang w:val="en-US"/>
+        </w:rPr>
+      </w:pPr>
+    </w:p>
+    <w:p>
+      <w:pPr>
+        <w:numPr>
+          <w:ilvl w:val="0"/>
+          <w:numId w:val="1"/>
+        </w:numPr>
+        <w:ind w:left="0" w:leftChars="0" w:firstLine="0" w:firstLineChars="0"/>
+        <w:rPr>
+          <w:rFonts w:hint="default"/>
+          <w:lang w:val="en-US"/>
+        </w:rPr>
+      </w:pPr>
+      <w:r>
+        <w:rPr>
+          <w:rFonts w:hint="default"/>
+          <w:lang w:val="en-US"/>
+        </w:rPr>
+        <w:t>Uncountable nouns</w:t>
+      </w:r>
+    </w:p>
+    <w:p>
+      <w:pPr>
+        <w:numPr>
+          <w:numId w:val="0"/>
+        </w:numPr>
+        <w:ind w:leftChars="0"/>
+        <w:rPr>
+          <w:rFonts w:hint="default"/>
+          <w:lang w:val="en-US"/>
+        </w:rPr>
+      </w:pPr>
+      <w:r>
+        <w:rPr>
+          <w:rFonts w:hint="default"/>
+          <w:lang w:val="en-US"/>
+        </w:rPr>
+        <w:t>- waste = garbage</w:t>
+      </w:r>
+    </w:p>
+    <w:p>
+      <w:pPr>
+        <w:numPr>
+          <w:numId w:val="0"/>
+        </w:numPr>
+        <w:ind w:leftChars="0"/>
+        <w:rPr>
+          <w:rFonts w:hint="default"/>
+          <w:lang w:val="en-US"/>
+        </w:rPr>
+      </w:pPr>
+      <w:r>
+        <w:rPr>
+          <w:rFonts w:hint="default"/>
+          <w:lang w:val="en-US"/>
+        </w:rPr>
+        <w:t>- Luggage = baggage</w:t>
+      </w:r>
+    </w:p>
+    <w:p>
+      <w:pPr>
+        <w:numPr>
+          <w:numId w:val="0"/>
+        </w:numPr>
+        <w:ind w:leftChars="0"/>
+        <w:rPr>
+          <w:rFonts w:hint="default"/>
+          <w:lang w:val="en-US"/>
+        </w:rPr>
+      </w:pPr>
+      <w:r>
+        <w:rPr>
+          <w:rFonts w:hint="default"/>
+          <w:lang w:val="en-US"/>
+        </w:rPr>
+        <w:t>- homework</w:t>
+      </w:r>
+    </w:p>
+    <w:p>
+      <w:pPr>
+        <w:numPr>
+          <w:numId w:val="0"/>
+        </w:numPr>
+        <w:ind w:leftChars="0"/>
+        <w:rPr>
+          <w:rFonts w:hint="default"/>
+          <w:lang w:val="en-US"/>
+        </w:rPr>
+      </w:pPr>
+      <w:r>
+        <w:rPr>
+          <w:rFonts w:hint="default"/>
+          <w:lang w:val="en-US"/>
+        </w:rPr>
+        <w:t>- work</w:t>
+      </w:r>
+    </w:p>
+    <w:p>
+      <w:pPr>
+        <w:numPr>
+          <w:numId w:val="0"/>
+        </w:numPr>
+        <w:ind w:leftChars="0"/>
+        <w:rPr>
+          <w:rFonts w:hint="default"/>
+          <w:lang w:val="en-US"/>
+        </w:rPr>
+      </w:pPr>
+      <w:r>
+        <w:rPr>
+          <w:rFonts w:hint="default"/>
+          <w:lang w:val="en-US"/>
+        </w:rPr>
+        <w:t>- news</w:t>
+      </w:r>
+    </w:p>
+    <w:p>
+      <w:pPr>
+        <w:numPr>
+          <w:numId w:val="0"/>
+        </w:numPr>
+        <w:ind w:leftChars="0"/>
+        <w:rPr>
+          <w:rFonts w:hint="default"/>
+          <w:lang w:val="en-US"/>
+        </w:rPr>
+      </w:pPr>
+      <w:r>
+        <w:rPr>
+          <w:rFonts w:hint="default"/>
+          <w:lang w:val="en-US"/>
+        </w:rPr>
+        <w:t>- progress</w:t>
+      </w:r>
+    </w:p>
+    <w:p>
+      <w:pPr>
+        <w:numPr>
+          <w:numId w:val="0"/>
+        </w:numPr>
+        <w:ind w:leftChars="0"/>
+        <w:rPr>
+          <w:rFonts w:hint="default"/>
+          <w:lang w:val="en-US"/>
+        </w:rPr>
+      </w:pPr>
+      <w:r>
+        <w:rPr>
+          <w:rFonts w:hint="default"/>
+          <w:lang w:val="en-US"/>
+        </w:rPr>
+        <w:t xml:space="preserve">- </w:t>
+      </w:r>
+      <w:r>
+        <w:rPr>
+          <w:rFonts w:hint="default"/>
+          <w:color w:val="FF0000"/>
+          <w:lang w:val="en-US"/>
+        </w:rPr>
+        <w:t>behaviour</w:t>
+      </w:r>
+    </w:p>
+    <w:p>
+      <w:pPr>
+        <w:numPr>
+          <w:numId w:val="0"/>
+        </w:numPr>
+        <w:ind w:leftChars="0"/>
+        <w:rPr>
+          <w:rFonts w:hint="default"/>
+          <w:lang w:val="en-US"/>
+        </w:rPr>
+      </w:pPr>
+      <w:r>
+        <w:rPr>
+          <w:rFonts w:hint="default"/>
+          <w:lang w:val="en-US"/>
+        </w:rPr>
+        <w:t xml:space="preserve">- </w:t>
+      </w:r>
+      <w:r>
+        <w:rPr>
+          <w:rFonts w:hint="default"/>
+          <w:color w:val="FF0000"/>
+          <w:lang w:val="en-US"/>
+        </w:rPr>
+        <w:t>accommodation</w:t>
+      </w:r>
+    </w:p>
+    <w:p>
+      <w:pPr>
+        <w:numPr>
+          <w:numId w:val="0"/>
+        </w:numPr>
+        <w:ind w:leftChars="0"/>
+        <w:rPr>
+          <w:rFonts w:hint="default"/>
+          <w:lang w:val="en-US"/>
+        </w:rPr>
+      </w:pPr>
+      <w:r>
+        <w:rPr>
+          <w:rFonts w:hint="default"/>
+          <w:lang w:val="en-US"/>
+        </w:rPr>
+        <w:t xml:space="preserve">- </w:t>
+      </w:r>
+      <w:r>
+        <w:rPr>
+          <w:rFonts w:hint="default"/>
+          <w:color w:val="FF0000"/>
+          <w:lang w:val="en-US"/>
+        </w:rPr>
+        <w:t>software</w:t>
+      </w:r>
+    </w:p>
+    <w:p>
+      <w:pPr>
+        <w:numPr>
+          <w:numId w:val="0"/>
+        </w:numPr>
+        <w:ind w:leftChars="0"/>
+        <w:rPr>
+          <w:rFonts w:hint="default"/>
+          <w:lang w:val="en-US"/>
+        </w:rPr>
+      </w:pPr>
+      <w:r>
+        <w:rPr>
+          <w:rFonts w:hint="default"/>
+          <w:lang w:val="en-US"/>
+        </w:rPr>
+        <w:t xml:space="preserve">- </w:t>
+      </w:r>
+      <w:r>
+        <w:rPr>
+          <w:rFonts w:hint="default"/>
+          <w:color w:val="FF0000"/>
+          <w:lang w:val="en-US"/>
+        </w:rPr>
+        <w:t>hardware</w:t>
+      </w:r>
+    </w:p>
+    <w:p>
+      <w:pPr>
+        <w:numPr>
+          <w:numId w:val="0"/>
+        </w:numPr>
+        <w:ind w:leftChars="0"/>
+        <w:rPr>
+          <w:rFonts w:hint="default"/>
+          <w:lang w:val="en-US"/>
+        </w:rPr>
+      </w:pPr>
+      <w:r>
+        <w:rPr>
+          <w:rFonts w:hint="default"/>
+          <w:lang w:val="en-US"/>
+        </w:rPr>
+        <w:t>- funding</w:t>
+      </w:r>
+    </w:p>
+    <w:p>
+      <w:pPr>
+        <w:numPr>
+          <w:numId w:val="0"/>
+        </w:numPr>
+        <w:ind w:leftChars="0"/>
+        <w:rPr>
+          <w:rFonts w:hint="default"/>
+          <w:lang w:val="en-US"/>
+        </w:rPr>
+      </w:pPr>
+      <w:r>
+        <w:rPr>
+          <w:rFonts w:hint="default"/>
+          <w:lang w:val="en-US"/>
+        </w:rPr>
+        <w:t xml:space="preserve">- </w:t>
+      </w:r>
+      <w:r>
+        <w:rPr>
+          <w:rFonts w:hint="default"/>
+          <w:color w:val="FF0000"/>
+          <w:lang w:val="en-US"/>
+        </w:rPr>
+        <w:t>infrastructure</w:t>
+      </w:r>
+    </w:p>
+    <w:p>
+      <w:pPr>
+        <w:numPr>
+          <w:numId w:val="0"/>
+        </w:numPr>
+        <w:ind w:leftChars="0"/>
+        <w:rPr>
+          <w:rFonts w:hint="default"/>
+          <w:lang w:val="en-US"/>
+        </w:rPr>
+      </w:pPr>
+      <w:r>
+        <w:rPr>
+          <w:rFonts w:hint="default"/>
+          <w:lang w:val="en-US"/>
+        </w:rPr>
+        <w:t xml:space="preserve">- </w:t>
+      </w:r>
+      <w:r>
+        <w:rPr>
+          <w:rFonts w:hint="default"/>
+          <w:color w:val="FF0000"/>
+          <w:lang w:val="en-US"/>
+        </w:rPr>
+        <w:t>harm</w:t>
+      </w:r>
+    </w:p>
+    <w:p>
+      <w:pPr>
+        <w:numPr>
+          <w:numId w:val="0"/>
+        </w:numPr>
+        <w:ind w:leftChars="0"/>
+        <w:rPr>
+          <w:rFonts w:hint="default"/>
+          <w:lang w:val="en-US"/>
+        </w:rPr>
+      </w:pPr>
+      <w:r>
+        <w:rPr>
+          <w:rFonts w:hint="default"/>
+          <w:lang w:val="en-US"/>
+        </w:rPr>
+        <w:t>- education</w:t>
+      </w:r>
+    </w:p>
+    <w:p>
+      <w:pPr>
+        <w:numPr>
+          <w:numId w:val="0"/>
+        </w:numPr>
+        <w:pBdr>
+          <w:bottom w:val="single" w:color="auto" w:sz="4" w:space="0"/>
+        </w:pBdr>
+        <w:ind w:leftChars="0"/>
+        <w:rPr>
+          <w:rFonts w:hint="default"/>
+          <w:lang w:val="en-US"/>
+        </w:rPr>
+      </w:pPr>
+    </w:p>
+    <w:p>
+      <w:pPr>
+        <w:numPr>
+          <w:numId w:val="0"/>
+        </w:numPr>
+        <w:ind w:leftChars="0"/>
+        <w:rPr>
+          <w:rFonts w:hint="default"/>
+          <w:lang w:val="en-US"/>
+        </w:rPr>
+      </w:pPr>
+    </w:p>
+    <w:p>
+      <w:pPr>
+        <w:numPr>
+          <w:numId w:val="0"/>
+        </w:numPr>
+        <w:ind w:leftChars="0"/>
+        <w:rPr>
+          <w:rFonts w:hint="default"/>
+          <w:lang w:val="en-US"/>
+        </w:rPr>
+      </w:pPr>
+    </w:p>
+    <w:p>
+      <w:pPr>
+        <w:numPr>
+          <w:numId w:val="0"/>
+        </w:numPr>
+        <w:ind w:leftChars="0"/>
+        <w:rPr>
+          <w:rFonts w:hint="default"/>
+          <w:lang w:val="en-US"/>
+        </w:rPr>
+      </w:pPr>
+    </w:p>
+    <w:p>
+      <w:pPr>
+        <w:numPr>
+          <w:numId w:val="0"/>
+        </w:numPr>
+        <w:ind w:leftChars="0"/>
+        <w:rPr>
+          <w:rFonts w:hint="default"/>
+          <w:lang w:val="en-US"/>
+        </w:rPr>
+      </w:pPr>
+    </w:p>
+    <w:p>
+      <w:pPr>
+        <w:numPr>
+          <w:numId w:val="0"/>
+        </w:numPr>
+        <w:ind w:leftChars="0"/>
+        <w:rPr>
+          <w:rFonts w:hint="default"/>
+          <w:lang w:val="en-US"/>
+        </w:rPr>
+      </w:pPr>
+    </w:p>
+    <w:p>
+      <w:pPr>
+        <w:numPr>
+          <w:numId w:val="0"/>
+        </w:numPr>
+        <w:ind w:leftChars="0"/>
+        <w:rPr>
+          <w:rFonts w:hint="default"/>
+          <w:lang w:val="en-US"/>
+        </w:rPr>
+      </w:pPr>
+    </w:p>
+    <w:p>
+      <w:pPr>
+        <w:numPr>
+          <w:numId w:val="0"/>
+        </w:numPr>
+        <w:ind w:leftChars="0"/>
+        <w:rPr>
+          <w:rFonts w:hint="default"/>
+          <w:lang w:val="en-US"/>
+        </w:rPr>
+      </w:pPr>
+    </w:p>
+    <w:p>
+      <w:pPr>
+        <w:numPr>
+          <w:numId w:val="0"/>
+        </w:numPr>
+        <w:ind w:leftChars="0"/>
+        <w:rPr>
+          <w:rFonts w:hint="default"/>
+          <w:lang w:val="en-US"/>
+        </w:rPr>
+      </w:pPr>
+    </w:p>
+    <w:p>
+      <w:pPr>
+        <w:numPr>
+          <w:numId w:val="0"/>
+        </w:numPr>
+        <w:ind w:leftChars="0"/>
+        <w:rPr>
+          <w:rFonts w:hint="default"/>
+          <w:lang w:val="en-US"/>
+        </w:rPr>
+      </w:pPr>
+    </w:p>
+    <w:p>
+      <w:pPr>
+        <w:numPr>
+          <w:numId w:val="0"/>
+        </w:numPr>
+        <w:rPr>
+          <w:rFonts w:hint="default"/>
+          <w:lang w:val="en-US"/>
+        </w:rPr>
+      </w:pPr>
       <w:bookmarkStart w:id="0" w:name="_GoBack"/>
       <w:bookmarkEnd w:id="0"/>
+    </w:p>
+    <w:p>
+      <w:pPr>
+        <w:numPr>
+          <w:numId w:val="0"/>
+        </w:numPr>
+        <w:rPr>
+          <w:rFonts w:hint="default"/>
+          <w:lang w:val="en-US"/>
+        </w:rPr>
+      </w:pPr>
+    </w:p>
+    <w:p>
+      <w:pPr>
+        <w:numPr>
+          <w:numId w:val="0"/>
+        </w:numPr>
+        <w:rPr>
+          <w:rFonts w:hint="default"/>
+          <w:lang w:val="en-US"/>
+        </w:rPr>
+      </w:pPr>
+    </w:p>
+    <w:p>
+      <w:pPr>
+        <w:numPr>
+          <w:numId w:val="0"/>
+        </w:numPr>
+        <w:rPr>
+          <w:rFonts w:hint="default"/>
+          <w:lang w:val="en-US"/>
+        </w:rPr>
+      </w:pPr>
+    </w:p>
+    <w:p>
+      <w:pPr>
+        <w:numPr>
+          <w:numId w:val="0"/>
+        </w:numPr>
+        <w:rPr>
+          <w:rFonts w:hint="default"/>
+          <w:lang w:val="en-US"/>
+        </w:rPr>
+      </w:pPr>
+    </w:p>
+    <w:p>
+      <w:pPr>
+        <w:numPr>
+          <w:numId w:val="0"/>
+        </w:numPr>
+        <w:rPr>
+          <w:rFonts w:hint="default"/>
+          <w:lang w:val="en-US"/>
+        </w:rPr>
+      </w:pPr>
+    </w:p>
+    <w:p>
+      <w:pPr>
+        <w:numPr>
+          <w:numId w:val="0"/>
+        </w:numPr>
+        <w:rPr>
+          <w:rFonts w:hint="default"/>
+          <w:lang w:val="en-US"/>
+        </w:rPr>
+      </w:pPr>
+    </w:p>
+    <w:p>
+      <w:pPr>
+        <w:numPr>
+          <w:numId w:val="0"/>
+        </w:numPr>
+        <w:rPr>
+          <w:rFonts w:hint="default"/>
+          <w:lang w:val="en-US"/>
+        </w:rPr>
+      </w:pPr>
+    </w:p>
+    <w:p>
+      <w:pPr>
+        <w:numPr>
+          <w:numId w:val="0"/>
+        </w:numPr>
+        <w:rPr>
+          <w:rFonts w:hint="default"/>
+          <w:lang w:val="en-US"/>
+        </w:rPr>
+      </w:pPr>
+    </w:p>
+    <w:p>
+      <w:pPr>
+        <w:numPr>
+          <w:numId w:val="0"/>
+        </w:numPr>
+        <w:rPr>
+          <w:rFonts w:hint="default"/>
+          <w:lang w:val="en-US"/>
+        </w:rPr>
+      </w:pPr>
+    </w:p>
+    <w:p>
+      <w:pPr>
+        <w:numPr>
+          <w:numId w:val="0"/>
+        </w:numPr>
+        <w:rPr>
+          <w:rFonts w:hint="default"/>
+          <w:lang w:val="en-US"/>
+        </w:rPr>
+      </w:pPr>
+    </w:p>
+    <w:p>
+      <w:pPr>
+        <w:numPr>
+          <w:numId w:val="0"/>
+        </w:numPr>
+        <w:rPr>
+          <w:rFonts w:hint="default"/>
+          <w:lang w:val="en-US"/>
+        </w:rPr>
+      </w:pPr>
+    </w:p>
+    <w:p>
+      <w:pPr>
+        <w:numPr>
+          <w:numId w:val="0"/>
+        </w:numPr>
+        <w:rPr>
+          <w:rFonts w:hint="default"/>
+          <w:lang w:val="en-US"/>
+        </w:rPr>
+      </w:pPr>
+    </w:p>
+    <w:p>
+      <w:pPr>
+        <w:numPr>
+          <w:numId w:val="0"/>
+        </w:numPr>
+        <w:rPr>
+          <w:rFonts w:hint="default"/>
+          <w:lang w:val="en-US"/>
+        </w:rPr>
+      </w:pPr>
+    </w:p>
+    <w:p>
+      <w:pPr>
+        <w:numPr>
+          <w:numId w:val="0"/>
+        </w:numPr>
+        <w:rPr>
+          <w:rFonts w:hint="default"/>
+          <w:lang w:val="en-US"/>
+        </w:rPr>
+      </w:pPr>
+    </w:p>
+    <w:p>
+      <w:pPr>
+        <w:numPr>
+          <w:numId w:val="0"/>
+        </w:numPr>
+        <w:rPr>
+          <w:rFonts w:hint="default"/>
+          <w:lang w:val="en-US"/>
+        </w:rPr>
+      </w:pPr>
+    </w:p>
+    <w:p>
+      <w:pPr>
+        <w:numPr>
+          <w:numId w:val="0"/>
+        </w:numPr>
+        <w:rPr>
+          <w:rFonts w:hint="default"/>
+          <w:lang w:val="en-US"/>
+        </w:rPr>
+      </w:pPr>
+    </w:p>
+    <w:p>
+      <w:pPr>
+        <w:numPr>
+          <w:numId w:val="0"/>
+        </w:numPr>
+        <w:rPr>
+          <w:rFonts w:hint="default"/>
+          <w:lang w:val="en-US"/>
+        </w:rPr>
+      </w:pPr>
+    </w:p>
+    <w:p>
+      <w:pPr>
+        <w:numPr>
+          <w:numId w:val="0"/>
+        </w:numPr>
+        <w:rPr>
+          <w:rFonts w:hint="default"/>
+          <w:lang w:val="en-US"/>
+        </w:rPr>
+      </w:pPr>
+    </w:p>
+    <w:p>
+      <w:pPr>
+        <w:numPr>
+          <w:numId w:val="0"/>
+        </w:numPr>
+        <w:rPr>
+          <w:rFonts w:hint="default"/>
+          <w:lang w:val="en-US"/>
+        </w:rPr>
+      </w:pPr>
+    </w:p>
+    <w:p>
+      <w:pPr>
+        <w:numPr>
+          <w:numId w:val="0"/>
+        </w:numPr>
+        <w:rPr>
+          <w:rFonts w:hint="default"/>
+          <w:lang w:val="en-US"/>
+        </w:rPr>
+      </w:pPr>
+    </w:p>
+    <w:p>
+      <w:pPr>
+        <w:numPr>
+          <w:numId w:val="0"/>
+        </w:numPr>
+        <w:rPr>
+          <w:rFonts w:hint="default"/>
+          <w:lang w:val="en-US"/>
+        </w:rPr>
+      </w:pPr>
+    </w:p>
+    <w:p>
+      <w:pPr>
+        <w:numPr>
+          <w:numId w:val="0"/>
+        </w:numPr>
+        <w:rPr>
+          <w:rFonts w:hint="default"/>
+          <w:lang w:val="en-US"/>
+        </w:rPr>
+      </w:pPr>
+    </w:p>
+    <w:p>
+      <w:pPr>
+        <w:numPr>
+          <w:numId w:val="0"/>
+        </w:numPr>
+        <w:rPr>
+          <w:rFonts w:hint="default"/>
+          <w:lang w:val="en-US"/>
+        </w:rPr>
+      </w:pPr>
+    </w:p>
+    <w:p>
+      <w:pPr>
+        <w:numPr>
+          <w:numId w:val="0"/>
+        </w:numPr>
+        <w:rPr>
+          <w:rFonts w:hint="default"/>
+          <w:lang w:val="en-US"/>
+        </w:rPr>
+      </w:pPr>
+    </w:p>
+    <w:p>
+      <w:pPr>
+        <w:numPr>
+          <w:numId w:val="0"/>
+        </w:numPr>
+        <w:rPr>
+          <w:rFonts w:hint="default"/>
+          <w:lang w:val="en-US"/>
+        </w:rPr>
+      </w:pPr>
+    </w:p>
+    <w:p>
+      <w:pPr>
+        <w:numPr>
+          <w:numId w:val="0"/>
+        </w:numPr>
+        <w:rPr>
+          <w:rFonts w:hint="default"/>
+          <w:lang w:val="en-US"/>
+        </w:rPr>
+      </w:pPr>
+    </w:p>
+    <w:p>
+      <w:pPr>
+        <w:numPr>
+          <w:numId w:val="0"/>
+        </w:numPr>
+        <w:rPr>
+          <w:rFonts w:hint="default"/>
+          <w:lang w:val="en-US"/>
+        </w:rPr>
+      </w:pPr>
+    </w:p>
+    <w:p>
+      <w:pPr>
+        <w:numPr>
+          <w:numId w:val="0"/>
+        </w:numPr>
+        <w:rPr>
+          <w:rFonts w:hint="default"/>
+          <w:lang w:val="en-US"/>
+        </w:rPr>
+      </w:pPr>
+    </w:p>
+    <w:p>
+      <w:pPr>
+        <w:numPr>
+          <w:numId w:val="0"/>
+        </w:numPr>
+        <w:rPr>
+          <w:rFonts w:hint="default"/>
+          <w:lang w:val="en-US"/>
+        </w:rPr>
+      </w:pPr>
+    </w:p>
+    <w:p>
+      <w:pPr>
+        <w:numPr>
+          <w:numId w:val="0"/>
+        </w:numPr>
+        <w:pBdr>
+          <w:bottom w:val="single" w:color="auto" w:sz="4" w:space="0"/>
+        </w:pBdr>
+        <w:rPr>
+          <w:rFonts w:hint="default"/>
+          <w:lang w:val="en-US"/>
+        </w:rPr>
+      </w:pPr>
+    </w:p>
+    <w:p>
+      <w:pPr>
+        <w:numPr>
+          <w:numId w:val="0"/>
+        </w:numPr>
+        <w:rPr>
+          <w:rFonts w:hint="default"/>
+          <w:lang w:val="en-US"/>
+        </w:rPr>
+      </w:pPr>
+    </w:p>
+    <w:p>
+      <w:pPr>
+        <w:numPr>
+          <w:ilvl w:val="0"/>
+          <w:numId w:val="2"/>
+        </w:numPr>
+        <w:rPr>
+          <w:rFonts w:hint="default"/>
+          <w:lang w:val="en-US"/>
+        </w:rPr>
+      </w:pPr>
+      <w:r>
+        <w:rPr>
+          <w:rFonts w:hint="default"/>
+          <w:lang w:val="en-US"/>
+        </w:rPr>
+        <w:t>Wreckage</w:t>
+      </w:r>
+    </w:p>
+    <w:p>
+      <w:pPr>
+        <w:numPr>
+          <w:ilvl w:val="0"/>
+          <w:numId w:val="2"/>
+        </w:numPr>
+        <w:rPr>
+          <w:rFonts w:hint="default"/>
+          <w:lang w:val="en-US"/>
+        </w:rPr>
+      </w:pPr>
+      <w:r>
+        <w:rPr>
+          <w:rFonts w:hint="default"/>
+          <w:lang w:val="en-US"/>
+        </w:rPr>
+        <w:t>Abdomen</w:t>
+      </w:r>
+      <w:r>
+        <w:rPr>
+          <w:rFonts w:hint="default"/>
+          <w:lang w:val="en-US"/>
+        </w:rPr>
+        <w:tab/>
+        <w:t/>
+      </w:r>
+      <w:r>
+        <w:rPr>
+          <w:rFonts w:hint="default"/>
+          <w:lang w:val="en-US"/>
+        </w:rPr>
+        <w:tab/>
+        <w:t>- Abdominal</w:t>
+      </w:r>
+    </w:p>
+    <w:p>
+      <w:pPr>
+        <w:numPr>
+          <w:ilvl w:val="0"/>
+          <w:numId w:val="2"/>
+        </w:numPr>
+        <w:rPr>
+          <w:rFonts w:hint="default"/>
+          <w:lang w:val="en-US"/>
+        </w:rPr>
+      </w:pPr>
+      <w:r>
+        <w:rPr>
+          <w:rFonts w:hint="default"/>
+          <w:lang w:val="en-US"/>
+        </w:rPr>
+        <w:t>Alternate</w:t>
+      </w:r>
+    </w:p>
+    <w:p>
+      <w:pPr>
+        <w:numPr>
+          <w:ilvl w:val="0"/>
+          <w:numId w:val="2"/>
+        </w:numPr>
+        <w:rPr>
+          <w:rFonts w:hint="default"/>
+          <w:lang w:val="en-US"/>
+        </w:rPr>
+      </w:pPr>
+      <w:r>
+        <w:rPr>
+          <w:rFonts w:hint="default"/>
+          <w:lang w:val="en-US"/>
+        </w:rPr>
+        <w:t>Apparatus</w:t>
+      </w:r>
+    </w:p>
+    <w:p>
+      <w:pPr>
+        <w:numPr>
+          <w:ilvl w:val="0"/>
+          <w:numId w:val="2"/>
+        </w:numPr>
+        <w:rPr>
+          <w:rFonts w:hint="default"/>
+          <w:lang w:val="en-US"/>
+        </w:rPr>
+      </w:pPr>
+      <w:r>
+        <w:rPr>
+          <w:rFonts w:hint="default"/>
+          <w:lang w:val="en-US"/>
+        </w:rPr>
+        <w:t>Apt</w:t>
+      </w:r>
+    </w:p>
+    <w:p>
+      <w:pPr>
+        <w:numPr>
+          <w:ilvl w:val="0"/>
+          <w:numId w:val="2"/>
+        </w:numPr>
+        <w:rPr>
+          <w:rFonts w:hint="default"/>
+          <w:lang w:val="en-US"/>
+        </w:rPr>
+      </w:pPr>
+      <w:r>
+        <w:rPr>
+          <w:rFonts w:hint="default"/>
+          <w:lang w:val="en-US"/>
+        </w:rPr>
+        <w:t>Briskly</w:t>
+      </w:r>
+    </w:p>
+    <w:p>
+      <w:pPr>
+        <w:numPr>
+          <w:ilvl w:val="0"/>
+          <w:numId w:val="2"/>
+        </w:numPr>
+        <w:rPr>
+          <w:rFonts w:hint="default"/>
+          <w:lang w:val="en-US"/>
+        </w:rPr>
+      </w:pPr>
+      <w:r>
+        <w:rPr>
+          <w:rFonts w:hint="default"/>
+          <w:lang w:val="en-US"/>
+        </w:rPr>
+        <w:t>Controversial</w:t>
+      </w:r>
+    </w:p>
+    <w:p>
+      <w:pPr>
+        <w:numPr>
+          <w:ilvl w:val="0"/>
+          <w:numId w:val="2"/>
+        </w:numPr>
+        <w:rPr>
+          <w:rFonts w:hint="default"/>
+          <w:lang w:val="en-US"/>
+        </w:rPr>
+      </w:pPr>
+      <w:r>
+        <w:rPr>
+          <w:rFonts w:hint="default"/>
+          <w:lang w:val="en-US"/>
+        </w:rPr>
+        <w:t>Curb</w:t>
+      </w:r>
+    </w:p>
+    <w:p>
+      <w:pPr>
+        <w:numPr>
+          <w:ilvl w:val="0"/>
+          <w:numId w:val="2"/>
+        </w:numPr>
+        <w:rPr>
+          <w:rFonts w:hint="default"/>
+          <w:lang w:val="en-US"/>
+        </w:rPr>
+      </w:pPr>
+      <w:r>
+        <w:rPr>
+          <w:rFonts w:hint="default"/>
+          <w:lang w:val="en-US"/>
+        </w:rPr>
+        <w:t>Debilitating</w:t>
+      </w:r>
+    </w:p>
+    <w:p>
+      <w:pPr>
+        <w:numPr>
+          <w:ilvl w:val="0"/>
+          <w:numId w:val="2"/>
+        </w:numPr>
+        <w:rPr>
+          <w:rFonts w:hint="default"/>
+          <w:lang w:val="en-US"/>
+        </w:rPr>
+      </w:pPr>
+      <w:r>
+        <w:rPr>
+          <w:rFonts w:hint="default"/>
+          <w:lang w:val="en-US"/>
+        </w:rPr>
+        <w:t>Stroke</w:t>
+      </w:r>
+    </w:p>
+    <w:p>
+      <w:pPr>
+        <w:numPr>
+          <w:ilvl w:val="0"/>
+          <w:numId w:val="2"/>
+        </w:numPr>
+        <w:rPr>
+          <w:rFonts w:hint="default"/>
+          <w:lang w:val="en-US"/>
+        </w:rPr>
+      </w:pPr>
+      <w:r>
+        <w:rPr>
+          <w:rFonts w:hint="default"/>
+          <w:lang w:val="en-US"/>
+        </w:rPr>
+        <w:t>Insomnia</w:t>
+      </w:r>
+    </w:p>
+    <w:p>
+      <w:pPr>
+        <w:numPr>
+          <w:ilvl w:val="0"/>
+          <w:numId w:val="2"/>
+        </w:numPr>
+        <w:rPr>
+          <w:rFonts w:hint="default"/>
+          <w:lang w:val="en-US"/>
+        </w:rPr>
+      </w:pPr>
+      <w:r>
+        <w:rPr>
+          <w:rFonts w:hint="default"/>
+          <w:lang w:val="en-US"/>
+        </w:rPr>
+        <w:t>Lean</w:t>
+      </w:r>
+    </w:p>
+    <w:p>
+      <w:pPr>
+        <w:numPr>
+          <w:ilvl w:val="0"/>
+          <w:numId w:val="2"/>
+        </w:numPr>
+        <w:rPr>
+          <w:rFonts w:hint="default"/>
+          <w:lang w:val="en-US"/>
+        </w:rPr>
+      </w:pPr>
+      <w:r>
+        <w:rPr>
+          <w:rFonts w:hint="default"/>
+          <w:lang w:val="en-US"/>
+        </w:rPr>
+        <w:t>Marital</w:t>
+      </w:r>
+    </w:p>
+    <w:p>
+      <w:pPr>
+        <w:numPr>
+          <w:ilvl w:val="0"/>
+          <w:numId w:val="2"/>
+        </w:numPr>
+        <w:rPr>
+          <w:rFonts w:hint="default"/>
+          <w:lang w:val="en-US"/>
+        </w:rPr>
+      </w:pPr>
+      <w:r>
+        <w:rPr>
+          <w:rFonts w:hint="default"/>
+          <w:lang w:val="en-US"/>
+        </w:rPr>
+        <w:t>Onset</w:t>
+      </w:r>
+    </w:p>
+    <w:p>
+      <w:pPr>
+        <w:numPr>
+          <w:ilvl w:val="0"/>
+          <w:numId w:val="2"/>
+        </w:numPr>
+        <w:rPr>
+          <w:rFonts w:hint="default"/>
+          <w:lang w:val="en-US"/>
+        </w:rPr>
+      </w:pPr>
+      <w:r>
+        <w:rPr>
+          <w:rFonts w:hint="default"/>
+          <w:lang w:val="en-US"/>
+        </w:rPr>
+        <w:t>Predisposition</w:t>
+      </w:r>
+    </w:p>
+    <w:p>
+      <w:pPr>
+        <w:numPr>
+          <w:ilvl w:val="0"/>
+          <w:numId w:val="2"/>
+        </w:numPr>
+        <w:rPr>
+          <w:rFonts w:hint="default"/>
+          <w:lang w:val="en-US"/>
+        </w:rPr>
+      </w:pPr>
+      <w:r>
+        <w:rPr>
+          <w:rFonts w:hint="default"/>
+          <w:lang w:val="en-US"/>
+        </w:rPr>
+        <w:t>Suicide</w:t>
+      </w:r>
+      <w:r>
+        <w:rPr>
+          <w:rFonts w:hint="default"/>
+          <w:lang w:val="en-US"/>
+        </w:rPr>
+        <w:tab/>
+        <w:t/>
+      </w:r>
+      <w:r>
+        <w:rPr>
+          <w:rFonts w:hint="default"/>
+          <w:lang w:val="en-US"/>
+        </w:rPr>
+        <w:tab/>
+        <w:t/>
+      </w:r>
+      <w:r>
+        <w:rPr>
+          <w:rFonts w:hint="default"/>
+          <w:lang w:val="en-US"/>
+        </w:rPr>
+        <w:tab/>
+        <w:t>- suicidal</w:t>
+      </w:r>
+      <w:r>
+        <w:rPr>
+          <w:rFonts w:hint="default"/>
+          <w:lang w:val="en-US"/>
+        </w:rPr>
+        <w:tab/>
+      </w:r>
+    </w:p>
+    <w:p>
+      <w:pPr>
+        <w:numPr>
+          <w:ilvl w:val="0"/>
+          <w:numId w:val="2"/>
+        </w:numPr>
+        <w:rPr>
+          <w:rFonts w:hint="default"/>
+          <w:lang w:val="en-US"/>
+        </w:rPr>
+      </w:pPr>
+      <w:r>
+        <w:rPr>
+          <w:rFonts w:hint="default"/>
+          <w:lang w:val="en-US"/>
+        </w:rPr>
+        <w:t>Tempt</w:t>
+      </w:r>
+      <w:r>
+        <w:rPr>
+          <w:rFonts w:hint="default"/>
+          <w:lang w:val="en-US"/>
+        </w:rPr>
+        <w:tab/>
+        <w:t/>
+      </w:r>
+      <w:r>
+        <w:rPr>
+          <w:rFonts w:hint="default"/>
+          <w:lang w:val="en-US"/>
+        </w:rPr>
+        <w:tab/>
+        <w:t/>
+      </w:r>
+      <w:r>
+        <w:rPr>
+          <w:rFonts w:hint="default"/>
+          <w:lang w:val="en-US"/>
+        </w:rPr>
+        <w:tab/>
+        <w:t>- temptation</w:t>
+      </w:r>
+    </w:p>
+    <w:p>
+      <w:pPr>
+        <w:numPr>
+          <w:ilvl w:val="0"/>
+          <w:numId w:val="2"/>
+        </w:numPr>
+        <w:rPr>
+          <w:rFonts w:hint="default"/>
+          <w:lang w:val="en-US"/>
+        </w:rPr>
+      </w:pPr>
+      <w:r>
+        <w:rPr>
+          <w:rFonts w:hint="default"/>
+          <w:lang w:val="en-US"/>
+        </w:rPr>
+        <w:t>Transplant</w:t>
+      </w:r>
+    </w:p>
+    <w:p>
+      <w:pPr>
+        <w:numPr>
+          <w:ilvl w:val="0"/>
+          <w:numId w:val="2"/>
+        </w:numPr>
+        <w:rPr>
+          <w:rFonts w:hint="default"/>
+          <w:lang w:val="en-US"/>
+        </w:rPr>
+      </w:pPr>
+      <w:r>
+        <w:rPr>
+          <w:rFonts w:hint="default"/>
+          <w:lang w:val="en-US"/>
+        </w:rPr>
+        <w:t>Pat</w:t>
+      </w:r>
+    </w:p>
+    <w:p>
+      <w:pPr>
+        <w:numPr>
+          <w:ilvl w:val="0"/>
+          <w:numId w:val="2"/>
+        </w:numPr>
+        <w:rPr>
+          <w:rFonts w:hint="default"/>
+          <w:lang w:val="en-US"/>
+        </w:rPr>
+      </w:pPr>
+      <w:r>
+        <w:rPr>
+          <w:rFonts w:hint="default"/>
+          <w:lang w:val="en-US"/>
+        </w:rPr>
+        <w:t>Rub</w:t>
+      </w:r>
+    </w:p>
+    <w:p>
+      <w:pPr>
+        <w:numPr>
+          <w:numId w:val="0"/>
+        </w:numPr>
+        <w:rPr>
+          <w:rFonts w:hint="default"/>
+          <w:lang w:val="en-US"/>
+        </w:rPr>
+      </w:pPr>
+    </w:p>
+    <w:p>
+      <w:pPr>
+        <w:numPr>
+          <w:numId w:val="0"/>
+        </w:numPr>
+        <w:pBdr>
+          <w:bottom w:val="single" w:color="auto" w:sz="4" w:space="0"/>
+        </w:pBdr>
+        <w:rPr>
+          <w:rFonts w:hint="default"/>
+          <w:lang w:val="en-US"/>
+        </w:rPr>
+      </w:pPr>
+    </w:p>
+    <w:p>
+      <w:pPr>
+        <w:numPr>
+          <w:numId w:val="0"/>
+        </w:numPr>
+        <w:rPr>
+          <w:rFonts w:hint="default"/>
+          <w:lang w:val="en-US"/>
+        </w:rPr>
+      </w:pPr>
+    </w:p>
+    <w:p>
+      <w:pPr>
+        <w:numPr>
+          <w:numId w:val="0"/>
+        </w:numPr>
+        <w:rPr>
+          <w:rFonts w:hint="default"/>
+          <w:lang w:val="en-US"/>
+        </w:rPr>
+      </w:pPr>
     </w:p>
     <w:sectPr>
       <w:pgSz w:w="11906" w:h="16838"/>
@@ -297,8 +1739,23 @@
       <w:lvlJc w:val="left"/>
     </w:lvl>
   </w:abstractNum>
+  <w:abstractNum w:abstractNumId="1">
+    <w:nsid w:val="E4CF6FC8"/>
+    <w:multiLevelType w:val="singleLevel"/>
+    <w:tmpl w:val="E4CF6FC8"/>
+    <w:lvl w:ilvl="0" w:tentative="0">
+      <w:start w:val="1"/>
+      <w:numFmt w:val="decimal"/>
+      <w:suff w:val="space"/>
+      <w:lvlText w:val="%1."/>
+      <w:lvlJc w:val="left"/>
+    </w:lvl>
+  </w:abstractNum>
   <w:num w:numId="1">
     <w:abstractNumId w:val="0"/>
+  </w:num>
+  <w:num w:numId="2">
+    <w:abstractNumId w:val="1"/>
   </w:num>
 </w:numbering>
 </file>

--- a/Vocab_3.docx
+++ b/Vocab_3.docx
@@ -742,6 +742,740 @@
         <w:numPr>
           <w:numId w:val="0"/>
         </w:numPr>
+        <w:ind w:leftChars="0"/>
+        <w:rPr>
+          <w:rFonts w:hint="default"/>
+          <w:lang w:val="en-US"/>
+        </w:rPr>
+      </w:pPr>
+    </w:p>
+    <w:p>
+      <w:pPr>
+        <w:numPr>
+          <w:numId w:val="0"/>
+        </w:numPr>
+        <w:ind w:leftChars="0"/>
+        <w:rPr>
+          <w:rFonts w:hint="default"/>
+          <w:lang w:val="en-US"/>
+        </w:rPr>
+      </w:pPr>
+    </w:p>
+    <w:p>
+      <w:pPr>
+        <w:numPr>
+          <w:numId w:val="0"/>
+        </w:numPr>
+        <w:ind w:leftChars="0"/>
+        <w:rPr>
+          <w:rFonts w:hint="default"/>
+          <w:lang w:val="en-US"/>
+        </w:rPr>
+      </w:pPr>
+    </w:p>
+    <w:p>
+      <w:pPr>
+        <w:numPr>
+          <w:numId w:val="0"/>
+        </w:numPr>
+        <w:ind w:leftChars="0"/>
+        <w:rPr>
+          <w:rFonts w:hint="default"/>
+          <w:lang w:val="en-US"/>
+        </w:rPr>
+      </w:pPr>
+    </w:p>
+    <w:p>
+      <w:pPr>
+        <w:numPr>
+          <w:numId w:val="0"/>
+        </w:numPr>
+        <w:ind w:leftChars="0"/>
+        <w:rPr>
+          <w:rFonts w:hint="default"/>
+          <w:lang w:val="en-US"/>
+        </w:rPr>
+      </w:pPr>
+    </w:p>
+    <w:p>
+      <w:pPr>
+        <w:numPr>
+          <w:numId w:val="0"/>
+        </w:numPr>
+        <w:ind w:leftChars="0"/>
+        <w:rPr>
+          <w:rFonts w:hint="default"/>
+          <w:lang w:val="en-US"/>
+        </w:rPr>
+      </w:pPr>
+    </w:p>
+    <w:p>
+      <w:pPr>
+        <w:numPr>
+          <w:numId w:val="0"/>
+        </w:numPr>
+        <w:ind w:leftChars="0"/>
+        <w:rPr>
+          <w:rFonts w:hint="default"/>
+          <w:lang w:val="en-US"/>
+        </w:rPr>
+      </w:pPr>
+    </w:p>
+    <w:p>
+      <w:pPr>
+        <w:numPr>
+          <w:numId w:val="0"/>
+        </w:numPr>
+        <w:ind w:leftChars="0"/>
+        <w:rPr>
+          <w:rFonts w:hint="default"/>
+          <w:lang w:val="en-US"/>
+        </w:rPr>
+      </w:pPr>
+    </w:p>
+    <w:p>
+      <w:pPr>
+        <w:numPr>
+          <w:numId w:val="0"/>
+        </w:numPr>
+        <w:ind w:leftChars="0"/>
+        <w:rPr>
+          <w:rFonts w:hint="default"/>
+          <w:lang w:val="en-US"/>
+        </w:rPr>
+      </w:pPr>
+    </w:p>
+    <w:p>
+      <w:pPr>
+        <w:numPr>
+          <w:numId w:val="0"/>
+        </w:numPr>
+        <w:ind w:leftChars="0"/>
+        <w:rPr>
+          <w:rFonts w:hint="default"/>
+          <w:lang w:val="en-US"/>
+        </w:rPr>
+      </w:pPr>
+    </w:p>
+    <w:p>
+      <w:pPr>
+        <w:numPr>
+          <w:numId w:val="0"/>
+        </w:numPr>
+        <w:ind w:leftChars="0"/>
+        <w:rPr>
+          <w:rFonts w:hint="default"/>
+          <w:lang w:val="en-US"/>
+        </w:rPr>
+      </w:pPr>
+    </w:p>
+    <w:p>
+      <w:pPr>
+        <w:numPr>
+          <w:ilvl w:val="0"/>
+          <w:numId w:val="1"/>
+        </w:numPr>
+        <w:ind w:left="0" w:leftChars="0" w:firstLine="0" w:firstLineChars="0"/>
+        <w:rPr>
+          <w:rFonts w:hint="default"/>
+          <w:lang w:val="en-US"/>
+        </w:rPr>
+      </w:pPr>
+    </w:p>
+    <w:p>
+      <w:pPr>
+        <w:numPr>
+          <w:numId w:val="0"/>
+        </w:numPr>
+        <w:ind w:leftChars="0"/>
+      </w:pPr>
+      <w:r>
+        <w:drawing>
+          <wp:inline distT="0" distB="0" distL="114300" distR="114300">
+            <wp:extent cx="1722755" cy="2110105"/>
+            <wp:effectExtent l="0" t="0" r="14605" b="8255"/>
+            <wp:docPr id="3" name="Picture 3"/>
+            <wp:cNvGraphicFramePr>
+              <a:graphicFrameLocks xmlns:a="http://schemas.openxmlformats.org/drawingml/2006/main" noChangeAspect="1"/>
+            </wp:cNvGraphicFramePr>
+            <a:graphic xmlns:a="http://schemas.openxmlformats.org/drawingml/2006/main">
+              <a:graphicData uri="http://schemas.openxmlformats.org/drawingml/2006/picture">
+                <pic:pic xmlns:pic="http://schemas.openxmlformats.org/drawingml/2006/picture">
+                  <pic:nvPicPr>
+                    <pic:cNvPr id="3" name="Picture 3"/>
+                    <pic:cNvPicPr>
+                      <a:picLocks noChangeAspect="1"/>
+                    </pic:cNvPicPr>
+                  </pic:nvPicPr>
+                  <pic:blipFill>
+                    <a:blip r:embed="rId6"/>
+                    <a:stretch>
+                      <a:fillRect/>
+                    </a:stretch>
+                  </pic:blipFill>
+                  <pic:spPr>
+                    <a:xfrm>
+                      <a:off x="0" y="0"/>
+                      <a:ext cx="1722755" cy="2110105"/>
+                    </a:xfrm>
+                    <a:prstGeom prst="rect">
+                      <a:avLst/>
+                    </a:prstGeom>
+                    <a:noFill/>
+                    <a:ln>
+                      <a:noFill/>
+                    </a:ln>
+                  </pic:spPr>
+                </pic:pic>
+              </a:graphicData>
+            </a:graphic>
+          </wp:inline>
+        </w:drawing>
+      </w:r>
+    </w:p>
+    <w:p>
+      <w:pPr>
+        <w:numPr>
+          <w:numId w:val="0"/>
+        </w:numPr>
+        <w:ind w:leftChars="0"/>
+        <w:rPr>
+          <w:rFonts w:hint="default"/>
+          <w:lang w:val="en-US"/>
+        </w:rPr>
+      </w:pPr>
+    </w:p>
+    <w:p>
+      <w:pPr>
+        <w:numPr>
+          <w:ilvl w:val="0"/>
+          <w:numId w:val="1"/>
+        </w:numPr>
+        <w:ind w:left="0" w:leftChars="0" w:firstLine="0" w:firstLineChars="0"/>
+        <w:rPr>
+          <w:rFonts w:hint="default"/>
+          <w:lang w:val="en-US"/>
+        </w:rPr>
+      </w:pPr>
+      <w:r>
+        <w:rPr>
+          <w:rFonts w:hint="default"/>
+          <w:lang w:val="en-US"/>
+        </w:rPr>
+        <w:t>What brings you here?</w:t>
+      </w:r>
+    </w:p>
+    <w:p>
+      <w:pPr>
+        <w:numPr>
+          <w:ilvl w:val="0"/>
+          <w:numId w:val="1"/>
+        </w:numPr>
+        <w:ind w:left="0" w:leftChars="0" w:firstLine="0" w:firstLineChars="0"/>
+        <w:rPr>
+          <w:rFonts w:hint="default"/>
+          <w:lang w:val="en-US"/>
+        </w:rPr>
+      </w:pPr>
+      <w:r>
+        <w:rPr>
+          <w:rFonts w:hint="default"/>
+          <w:lang w:val="en-US"/>
+        </w:rPr>
+        <w:t>Do you know many people here?</w:t>
+      </w:r>
+    </w:p>
+    <w:p>
+      <w:pPr>
+        <w:numPr>
+          <w:ilvl w:val="0"/>
+          <w:numId w:val="1"/>
+        </w:numPr>
+        <w:ind w:left="0" w:leftChars="0" w:firstLine="0" w:firstLineChars="0"/>
+        <w:rPr>
+          <w:rFonts w:hint="default"/>
+          <w:lang w:val="en-US"/>
+        </w:rPr>
+      </w:pPr>
+      <w:r>
+        <w:rPr>
+          <w:rFonts w:hint="default"/>
+          <w:lang w:val="en-US"/>
+        </w:rPr>
+        <w:t>Is this your first time here?</w:t>
+      </w:r>
+    </w:p>
+    <w:p>
+      <w:pPr>
+        <w:numPr>
+          <w:ilvl w:val="0"/>
+          <w:numId w:val="1"/>
+        </w:numPr>
+        <w:ind w:left="0" w:leftChars="0" w:firstLine="0" w:firstLineChars="0"/>
+        <w:rPr>
+          <w:rFonts w:hint="default"/>
+          <w:lang w:val="en-US"/>
+        </w:rPr>
+      </w:pPr>
+      <w:r>
+        <w:rPr>
+          <w:rFonts w:hint="default"/>
+          <w:lang w:val="en-US"/>
+        </w:rPr>
+        <w:t>Do you come here often?</w:t>
+      </w:r>
+    </w:p>
+    <w:p>
+      <w:pPr>
+        <w:numPr>
+          <w:numId w:val="0"/>
+        </w:numPr>
+        <w:rPr>
+          <w:rFonts w:hint="default"/>
+          <w:lang w:val="en-US"/>
+        </w:rPr>
+      </w:pPr>
+    </w:p>
+    <w:p>
+      <w:pPr>
+        <w:numPr>
+          <w:ilvl w:val="0"/>
+          <w:numId w:val="1"/>
+        </w:numPr>
+        <w:ind w:left="0" w:leftChars="0" w:firstLine="0" w:firstLineChars="0"/>
+        <w:rPr>
+          <w:rFonts w:hint="default"/>
+          <w:lang w:val="en-US"/>
+        </w:rPr>
+      </w:pPr>
+      <w:r>
+        <w:rPr>
+          <w:rFonts w:hint="default"/>
+          <w:lang w:val="en-US"/>
+        </w:rPr>
+        <w:t>Are you from around here?</w:t>
+      </w:r>
+    </w:p>
+    <w:p>
+      <w:pPr>
+        <w:numPr>
+          <w:ilvl w:val="0"/>
+          <w:numId w:val="1"/>
+        </w:numPr>
+        <w:ind w:left="0" w:leftChars="0" w:firstLine="0" w:firstLineChars="0"/>
+        <w:rPr>
+          <w:rFonts w:hint="default"/>
+          <w:lang w:val="en-US"/>
+        </w:rPr>
+      </w:pPr>
+      <w:r>
+        <w:rPr>
+          <w:rFonts w:hint="default"/>
+          <w:lang w:val="en-US"/>
+        </w:rPr>
+        <w:t>Do you live here or are you just visiting?</w:t>
+      </w:r>
+    </w:p>
+    <w:p>
+      <w:pPr>
+        <w:numPr>
+          <w:numId w:val="0"/>
+        </w:numPr>
+        <w:ind w:leftChars="0"/>
+        <w:rPr>
+          <w:rFonts w:hint="default"/>
+          <w:lang w:val="en-US"/>
+        </w:rPr>
+      </w:pPr>
+    </w:p>
+    <w:p>
+      <w:pPr>
+        <w:numPr>
+          <w:ilvl w:val="0"/>
+          <w:numId w:val="1"/>
+        </w:numPr>
+        <w:ind w:left="0" w:leftChars="0" w:firstLine="0" w:firstLineChars="0"/>
+        <w:rPr>
+          <w:rFonts w:hint="default"/>
+          <w:lang w:val="en-US"/>
+        </w:rPr>
+      </w:pPr>
+      <w:r>
+        <w:rPr>
+          <w:rFonts w:hint="default"/>
+          <w:lang w:val="en-US"/>
+        </w:rPr>
+        <w:t>What kind of work do you do?</w:t>
+      </w:r>
+    </w:p>
+    <w:p>
+      <w:pPr>
+        <w:numPr>
+          <w:ilvl w:val="0"/>
+          <w:numId w:val="1"/>
+        </w:numPr>
+        <w:ind w:left="0" w:leftChars="0" w:firstLine="0" w:firstLineChars="0"/>
+        <w:rPr>
+          <w:rFonts w:hint="default"/>
+          <w:lang w:val="en-US"/>
+        </w:rPr>
+      </w:pPr>
+      <w:r>
+        <w:rPr>
+          <w:rFonts w:hint="default"/>
+          <w:lang w:val="en-US"/>
+        </w:rPr>
+        <w:t>What do you do for a living?</w:t>
+      </w:r>
+    </w:p>
+    <w:p>
+      <w:pPr>
+        <w:numPr>
+          <w:ilvl w:val="0"/>
+          <w:numId w:val="1"/>
+        </w:numPr>
+        <w:ind w:left="0" w:leftChars="0" w:firstLine="0" w:firstLineChars="0"/>
+        <w:rPr>
+          <w:rFonts w:hint="default"/>
+          <w:lang w:val="en-US"/>
+        </w:rPr>
+      </w:pPr>
+      <w:r>
+        <w:rPr>
+          <w:rFonts w:hint="default"/>
+          <w:lang w:val="en-US"/>
+        </w:rPr>
+        <w:t>Are you working or studying?</w:t>
+      </w:r>
+    </w:p>
+    <w:p>
+      <w:pPr>
+        <w:numPr>
+          <w:numId w:val="0"/>
+        </w:numPr>
+        <w:rPr>
+          <w:rFonts w:hint="default"/>
+          <w:lang w:val="en-US"/>
+        </w:rPr>
+      </w:pPr>
+    </w:p>
+    <w:p>
+      <w:pPr>
+        <w:numPr>
+          <w:ilvl w:val="0"/>
+          <w:numId w:val="1"/>
+        </w:numPr>
+        <w:ind w:left="0" w:leftChars="0" w:firstLine="0" w:firstLineChars="0"/>
+        <w:rPr>
+          <w:rFonts w:hint="default"/>
+          <w:lang w:val="en-US"/>
+        </w:rPr>
+      </w:pPr>
+      <w:r>
+        <w:rPr>
+          <w:rFonts w:hint="default"/>
+          <w:lang w:val="en-US"/>
+        </w:rPr>
+        <w:t>Do you have any plans for this weekend?</w:t>
+      </w:r>
+    </w:p>
+    <w:p>
+      <w:pPr>
+        <w:numPr>
+          <w:ilvl w:val="0"/>
+          <w:numId w:val="1"/>
+        </w:numPr>
+        <w:ind w:left="0" w:leftChars="0" w:firstLine="0" w:firstLineChars="0"/>
+        <w:rPr>
+          <w:rFonts w:hint="default"/>
+          <w:lang w:val="en-US"/>
+        </w:rPr>
+      </w:pPr>
+      <w:r>
+        <w:rPr>
+          <w:rFonts w:hint="default"/>
+          <w:lang w:val="en-US"/>
+        </w:rPr>
+        <w:t>What are you doing this weekend?</w:t>
+      </w:r>
+    </w:p>
+    <w:p>
+      <w:pPr>
+        <w:numPr>
+          <w:ilvl w:val="0"/>
+          <w:numId w:val="1"/>
+        </w:numPr>
+        <w:ind w:left="0" w:leftChars="0" w:firstLine="0" w:firstLineChars="0"/>
+        <w:rPr>
+          <w:rFonts w:hint="default"/>
+          <w:lang w:val="en-US"/>
+        </w:rPr>
+      </w:pPr>
+      <w:r>
+        <w:rPr>
+          <w:rFonts w:hint="default"/>
+          <w:lang w:val="en-US"/>
+        </w:rPr>
+        <w:t>Are you doing anything fun?</w:t>
+      </w:r>
+    </w:p>
+    <w:p>
+      <w:pPr>
+        <w:numPr>
+          <w:numId w:val="0"/>
+        </w:numPr>
+        <w:rPr>
+          <w:rFonts w:hint="default"/>
+          <w:lang w:val="en-US"/>
+        </w:rPr>
+      </w:pPr>
+    </w:p>
+    <w:p>
+      <w:pPr>
+        <w:numPr>
+          <w:ilvl w:val="0"/>
+          <w:numId w:val="1"/>
+        </w:numPr>
+        <w:ind w:left="0" w:leftChars="0" w:firstLine="0" w:firstLineChars="0"/>
+        <w:rPr>
+          <w:rFonts w:hint="default"/>
+          <w:lang w:val="en-US"/>
+        </w:rPr>
+      </w:pPr>
+      <w:r>
+        <w:rPr>
+          <w:rFonts w:hint="default"/>
+          <w:lang w:val="en-US"/>
+        </w:rPr>
+        <w:t>What’s your hobby? -&gt; No friendly</w:t>
+      </w:r>
+    </w:p>
+    <w:p>
+      <w:pPr>
+        <w:numPr>
+          <w:numId w:val="0"/>
+        </w:numPr>
+        <w:ind w:leftChars="0" w:firstLine="720" w:firstLineChars="0"/>
+        <w:rPr>
+          <w:rFonts w:hint="default"/>
+          <w:lang w:val="en-US"/>
+        </w:rPr>
+      </w:pPr>
+      <w:r>
+        <w:rPr>
+          <w:rFonts w:hint="default"/>
+          <w:lang w:val="en-US"/>
+        </w:rPr>
+        <w:t>-&gt; What do you do for fun?</w:t>
+      </w:r>
+    </w:p>
+    <w:p>
+      <w:pPr>
+        <w:numPr>
+          <w:ilvl w:val="0"/>
+          <w:numId w:val="1"/>
+        </w:numPr>
+        <w:ind w:left="0" w:leftChars="0" w:firstLine="0" w:firstLineChars="0"/>
+        <w:rPr>
+          <w:rFonts w:hint="default"/>
+          <w:lang w:val="en-US"/>
+        </w:rPr>
+      </w:pPr>
+      <w:r>
+        <w:rPr>
+          <w:rFonts w:hint="default"/>
+          <w:lang w:val="en-US"/>
+        </w:rPr>
+        <w:t>What do you like to do in your free time?</w:t>
+      </w:r>
+    </w:p>
+    <w:p>
+      <w:pPr>
+        <w:numPr>
+          <w:numId w:val="0"/>
+        </w:numPr>
+        <w:rPr>
+          <w:rFonts w:hint="default"/>
+          <w:lang w:val="en-US"/>
+        </w:rPr>
+      </w:pPr>
+    </w:p>
+    <w:p>
+      <w:pPr>
+        <w:numPr>
+          <w:ilvl w:val="0"/>
+          <w:numId w:val="1"/>
+        </w:numPr>
+        <w:ind w:left="0" w:leftChars="0" w:firstLine="0" w:firstLineChars="0"/>
+        <w:rPr>
+          <w:rFonts w:hint="default"/>
+          <w:lang w:val="en-US"/>
+        </w:rPr>
+      </w:pPr>
+      <w:r>
+        <w:rPr>
+          <w:rFonts w:hint="default"/>
+          <w:lang w:val="en-US"/>
+        </w:rPr>
+        <w:t>That’s a cool T-shirt. Where did you get it?</w:t>
+      </w:r>
+    </w:p>
+    <w:p>
+      <w:pPr>
+        <w:numPr>
+          <w:ilvl w:val="0"/>
+          <w:numId w:val="1"/>
+        </w:numPr>
+        <w:ind w:left="0" w:leftChars="0" w:firstLine="0" w:firstLineChars="0"/>
+        <w:rPr>
+          <w:rFonts w:hint="default"/>
+          <w:lang w:val="en-US"/>
+        </w:rPr>
+      </w:pPr>
+      <w:r>
+        <w:rPr>
+          <w:rFonts w:hint="default"/>
+          <w:lang w:val="en-US"/>
+        </w:rPr>
+        <w:t>That’s a nice laptop. What brand is it?</w:t>
+      </w:r>
+    </w:p>
+    <w:p>
+      <w:pPr>
+        <w:numPr>
+          <w:ilvl w:val="0"/>
+          <w:numId w:val="1"/>
+        </w:numPr>
+        <w:ind w:left="0" w:leftChars="0" w:firstLine="0" w:firstLineChars="0"/>
+        <w:rPr>
+          <w:rFonts w:hint="default"/>
+          <w:lang w:val="en-US"/>
+        </w:rPr>
+      </w:pPr>
+      <w:r>
+        <w:rPr>
+          <w:rFonts w:hint="default"/>
+          <w:lang w:val="en-US"/>
+        </w:rPr>
+        <w:t>Cool tattoo. Is there a story behind it?</w:t>
+      </w:r>
+    </w:p>
+    <w:p>
+      <w:pPr>
+        <w:numPr>
+          <w:ilvl w:val="0"/>
+          <w:numId w:val="1"/>
+        </w:numPr>
+        <w:ind w:left="0" w:leftChars="0" w:firstLine="0" w:firstLineChars="0"/>
+        <w:rPr>
+          <w:rFonts w:hint="default"/>
+          <w:lang w:val="en-US"/>
+        </w:rPr>
+      </w:pPr>
+      <w:r>
+        <w:rPr>
+          <w:rFonts w:hint="default"/>
+          <w:lang w:val="en-US"/>
+        </w:rPr>
+        <w:t>I like your hair color. Is it natural?</w:t>
+      </w:r>
+    </w:p>
+    <w:p>
+      <w:pPr>
+        <w:numPr>
+          <w:numId w:val="0"/>
+        </w:numPr>
+        <w:rPr>
+          <w:rFonts w:hint="default"/>
+          <w:lang w:val="en-US"/>
+        </w:rPr>
+      </w:pPr>
+    </w:p>
+    <w:p>
+      <w:pPr>
+        <w:numPr>
+          <w:ilvl w:val="0"/>
+          <w:numId w:val="1"/>
+        </w:numPr>
+        <w:ind w:left="0" w:leftChars="0" w:firstLine="0" w:firstLineChars="0"/>
+        <w:rPr>
+          <w:rFonts w:hint="default"/>
+          <w:lang w:val="en-US"/>
+        </w:rPr>
+      </w:pPr>
+      <w:r>
+        <w:rPr>
+          <w:rFonts w:hint="default"/>
+          <w:lang w:val="en-US"/>
+        </w:rPr>
+        <w:t>Sorry for asking, but …</w:t>
+      </w:r>
+    </w:p>
+    <w:p>
+      <w:pPr>
+        <w:numPr>
+          <w:ilvl w:val="0"/>
+          <w:numId w:val="1"/>
+        </w:numPr>
+        <w:ind w:left="0" w:leftChars="0" w:firstLine="0" w:firstLineChars="0"/>
+        <w:rPr>
+          <w:rFonts w:hint="default"/>
+          <w:lang w:val="en-US"/>
+        </w:rPr>
+      </w:pPr>
+      <w:r>
+        <w:rPr>
+          <w:rFonts w:hint="default"/>
+          <w:lang w:val="en-US"/>
+        </w:rPr>
+        <w:t>I hope you don’t mind me asking, but …</w:t>
+      </w:r>
+    </w:p>
+    <w:p>
+      <w:pPr>
+        <w:numPr>
+          <w:ilvl w:val="0"/>
+          <w:numId w:val="1"/>
+        </w:numPr>
+        <w:ind w:left="0" w:leftChars="0" w:firstLine="0" w:firstLineChars="0"/>
+        <w:rPr>
+          <w:rFonts w:hint="default"/>
+          <w:lang w:val="en-US"/>
+        </w:rPr>
+      </w:pPr>
+      <w:r>
+        <w:rPr>
+          <w:rFonts w:hint="default"/>
+          <w:lang w:val="en-US"/>
+        </w:rPr>
+        <w:t>I don’t mean to be rude, but …</w:t>
+      </w:r>
+    </w:p>
+    <w:p>
+      <w:pPr>
+        <w:numPr>
+          <w:ilvl w:val="0"/>
+          <w:numId w:val="1"/>
+        </w:numPr>
+        <w:ind w:left="0" w:leftChars="0" w:firstLine="0" w:firstLineChars="0"/>
+        <w:rPr>
+          <w:rFonts w:hint="default"/>
+          <w:lang w:val="en-US"/>
+        </w:rPr>
+      </w:pPr>
+      <w:r>
+        <w:rPr>
+          <w:rFonts w:hint="default"/>
+          <w:lang w:val="en-US"/>
+        </w:rPr>
+        <w:t>May I ask …</w:t>
+      </w:r>
+    </w:p>
+    <w:p>
+      <w:pPr>
+        <w:numPr>
+          <w:numId w:val="0"/>
+        </w:numPr>
         <w:pBdr>
           <w:bottom w:val="single" w:color="auto" w:sz="4" w:space="0"/>
         </w:pBdr>
@@ -755,929 +1489,25 @@
     <w:p>
       <w:pPr>
         <w:numPr>
-          <w:numId w:val="0"/>
-        </w:numPr>
-        <w:ind w:leftChars="0"/>
-        <w:rPr>
-          <w:rFonts w:hint="default"/>
-          <w:lang w:val="en-US"/>
-        </w:rPr>
-      </w:pPr>
-    </w:p>
-    <w:p>
-      <w:pPr>
-        <w:numPr>
-          <w:numId w:val="0"/>
-        </w:numPr>
-        <w:ind w:leftChars="0"/>
-        <w:rPr>
-          <w:rFonts w:hint="default"/>
-          <w:lang w:val="en-US"/>
-        </w:rPr>
-      </w:pPr>
-    </w:p>
-    <w:p>
-      <w:pPr>
-        <w:numPr>
-          <w:numId w:val="0"/>
-        </w:numPr>
-        <w:ind w:leftChars="0"/>
-        <w:rPr>
-          <w:rFonts w:hint="default"/>
-          <w:lang w:val="en-US"/>
-        </w:rPr>
-      </w:pPr>
-    </w:p>
-    <w:p>
-      <w:pPr>
-        <w:numPr>
-          <w:numId w:val="0"/>
-        </w:numPr>
-        <w:ind w:leftChars="0"/>
-        <w:rPr>
-          <w:rFonts w:hint="default"/>
-          <w:lang w:val="en-US"/>
-        </w:rPr>
-      </w:pPr>
-    </w:p>
-    <w:p>
-      <w:pPr>
-        <w:numPr>
-          <w:numId w:val="0"/>
-        </w:numPr>
-        <w:ind w:leftChars="0"/>
-        <w:rPr>
-          <w:rFonts w:hint="default"/>
-          <w:lang w:val="en-US"/>
-        </w:rPr>
-      </w:pPr>
-    </w:p>
-    <w:p>
-      <w:pPr>
-        <w:numPr>
-          <w:numId w:val="0"/>
-        </w:numPr>
-        <w:ind w:leftChars="0"/>
-        <w:rPr>
-          <w:rFonts w:hint="default"/>
-          <w:lang w:val="en-US"/>
-        </w:rPr>
-      </w:pPr>
-    </w:p>
-    <w:p>
-      <w:pPr>
-        <w:numPr>
-          <w:numId w:val="0"/>
-        </w:numPr>
-        <w:ind w:leftChars="0"/>
-        <w:rPr>
-          <w:rFonts w:hint="default"/>
-          <w:lang w:val="en-US"/>
-        </w:rPr>
-      </w:pPr>
-    </w:p>
-    <w:p>
-      <w:pPr>
-        <w:numPr>
-          <w:numId w:val="0"/>
-        </w:numPr>
-        <w:ind w:leftChars="0"/>
-        <w:rPr>
-          <w:rFonts w:hint="default"/>
-          <w:lang w:val="en-US"/>
-        </w:rPr>
-      </w:pPr>
-    </w:p>
-    <w:p>
-      <w:pPr>
-        <w:numPr>
-          <w:numId w:val="0"/>
-        </w:numPr>
-        <w:ind w:leftChars="0"/>
-        <w:rPr>
-          <w:rFonts w:hint="default"/>
-          <w:lang w:val="en-US"/>
-        </w:rPr>
-      </w:pPr>
-    </w:p>
-    <w:p>
-      <w:pPr>
-        <w:numPr>
-          <w:numId w:val="0"/>
-        </w:numPr>
-        <w:rPr>
-          <w:rFonts w:hint="default"/>
-          <w:lang w:val="en-US"/>
-        </w:rPr>
-      </w:pPr>
-      <w:bookmarkStart w:id="0" w:name="_GoBack"/>
-      <w:bookmarkEnd w:id="0"/>
-    </w:p>
-    <w:p>
-      <w:pPr>
-        <w:numPr>
-          <w:numId w:val="0"/>
-        </w:numPr>
-        <w:rPr>
-          <w:rFonts w:hint="default"/>
-          <w:lang w:val="en-US"/>
-        </w:rPr>
-      </w:pPr>
-    </w:p>
-    <w:p>
-      <w:pPr>
-        <w:numPr>
-          <w:numId w:val="0"/>
-        </w:numPr>
-        <w:rPr>
-          <w:rFonts w:hint="default"/>
-          <w:lang w:val="en-US"/>
-        </w:rPr>
-      </w:pPr>
-    </w:p>
-    <w:p>
-      <w:pPr>
-        <w:numPr>
-          <w:numId w:val="0"/>
-        </w:numPr>
-        <w:rPr>
-          <w:rFonts w:hint="default"/>
-          <w:lang w:val="en-US"/>
-        </w:rPr>
-      </w:pPr>
-    </w:p>
-    <w:p>
-      <w:pPr>
-        <w:numPr>
-          <w:numId w:val="0"/>
-        </w:numPr>
-        <w:rPr>
-          <w:rFonts w:hint="default"/>
-          <w:lang w:val="en-US"/>
-        </w:rPr>
-      </w:pPr>
-    </w:p>
-    <w:p>
-      <w:pPr>
-        <w:numPr>
-          <w:numId w:val="0"/>
-        </w:numPr>
-        <w:rPr>
-          <w:rFonts w:hint="default"/>
-          <w:lang w:val="en-US"/>
-        </w:rPr>
-      </w:pPr>
-    </w:p>
-    <w:p>
-      <w:pPr>
-        <w:numPr>
-          <w:numId w:val="0"/>
-        </w:numPr>
-        <w:rPr>
-          <w:rFonts w:hint="default"/>
-          <w:lang w:val="en-US"/>
-        </w:rPr>
-      </w:pPr>
-    </w:p>
-    <w:p>
-      <w:pPr>
-        <w:numPr>
-          <w:numId w:val="0"/>
-        </w:numPr>
-        <w:rPr>
-          <w:rFonts w:hint="default"/>
-          <w:lang w:val="en-US"/>
-        </w:rPr>
-      </w:pPr>
-    </w:p>
-    <w:p>
-      <w:pPr>
-        <w:numPr>
-          <w:numId w:val="0"/>
-        </w:numPr>
-        <w:rPr>
-          <w:rFonts w:hint="default"/>
-          <w:lang w:val="en-US"/>
-        </w:rPr>
-      </w:pPr>
-    </w:p>
-    <w:p>
-      <w:pPr>
-        <w:numPr>
-          <w:numId w:val="0"/>
-        </w:numPr>
-        <w:rPr>
-          <w:rFonts w:hint="default"/>
-          <w:lang w:val="en-US"/>
-        </w:rPr>
-      </w:pPr>
-    </w:p>
-    <w:p>
-      <w:pPr>
-        <w:numPr>
-          <w:numId w:val="0"/>
-        </w:numPr>
-        <w:rPr>
-          <w:rFonts w:hint="default"/>
-          <w:lang w:val="en-US"/>
-        </w:rPr>
-      </w:pPr>
-    </w:p>
-    <w:p>
-      <w:pPr>
-        <w:numPr>
-          <w:numId w:val="0"/>
-        </w:numPr>
-        <w:rPr>
-          <w:rFonts w:hint="default"/>
-          <w:lang w:val="en-US"/>
-        </w:rPr>
-      </w:pPr>
-    </w:p>
-    <w:p>
-      <w:pPr>
-        <w:numPr>
-          <w:numId w:val="0"/>
-        </w:numPr>
-        <w:rPr>
-          <w:rFonts w:hint="default"/>
-          <w:lang w:val="en-US"/>
-        </w:rPr>
-      </w:pPr>
-    </w:p>
-    <w:p>
-      <w:pPr>
-        <w:numPr>
-          <w:numId w:val="0"/>
-        </w:numPr>
-        <w:rPr>
-          <w:rFonts w:hint="default"/>
-          <w:lang w:val="en-US"/>
-        </w:rPr>
-      </w:pPr>
-    </w:p>
-    <w:p>
-      <w:pPr>
-        <w:numPr>
-          <w:numId w:val="0"/>
-        </w:numPr>
-        <w:rPr>
-          <w:rFonts w:hint="default"/>
-          <w:lang w:val="en-US"/>
-        </w:rPr>
-      </w:pPr>
-    </w:p>
-    <w:p>
-      <w:pPr>
-        <w:numPr>
-          <w:numId w:val="0"/>
-        </w:numPr>
-        <w:rPr>
-          <w:rFonts w:hint="default"/>
-          <w:lang w:val="en-US"/>
-        </w:rPr>
-      </w:pPr>
-    </w:p>
-    <w:p>
-      <w:pPr>
-        <w:numPr>
-          <w:numId w:val="0"/>
-        </w:numPr>
-        <w:rPr>
-          <w:rFonts w:hint="default"/>
-          <w:lang w:val="en-US"/>
-        </w:rPr>
-      </w:pPr>
-    </w:p>
-    <w:p>
-      <w:pPr>
-        <w:numPr>
-          <w:numId w:val="0"/>
-        </w:numPr>
-        <w:rPr>
-          <w:rFonts w:hint="default"/>
-          <w:lang w:val="en-US"/>
-        </w:rPr>
-      </w:pPr>
-    </w:p>
-    <w:p>
-      <w:pPr>
-        <w:numPr>
-          <w:numId w:val="0"/>
-        </w:numPr>
-        <w:rPr>
-          <w:rFonts w:hint="default"/>
-          <w:lang w:val="en-US"/>
-        </w:rPr>
-      </w:pPr>
-    </w:p>
-    <w:p>
-      <w:pPr>
-        <w:numPr>
-          <w:numId w:val="0"/>
-        </w:numPr>
-        <w:rPr>
-          <w:rFonts w:hint="default"/>
-          <w:lang w:val="en-US"/>
-        </w:rPr>
-      </w:pPr>
-    </w:p>
-    <w:p>
-      <w:pPr>
-        <w:numPr>
-          <w:numId w:val="0"/>
-        </w:numPr>
-        <w:rPr>
-          <w:rFonts w:hint="default"/>
-          <w:lang w:val="en-US"/>
-        </w:rPr>
-      </w:pPr>
-    </w:p>
-    <w:p>
-      <w:pPr>
-        <w:numPr>
-          <w:numId w:val="0"/>
-        </w:numPr>
-        <w:rPr>
-          <w:rFonts w:hint="default"/>
-          <w:lang w:val="en-US"/>
-        </w:rPr>
-      </w:pPr>
-    </w:p>
-    <w:p>
-      <w:pPr>
-        <w:numPr>
-          <w:numId w:val="0"/>
-        </w:numPr>
-        <w:rPr>
-          <w:rFonts w:hint="default"/>
-          <w:lang w:val="en-US"/>
-        </w:rPr>
-      </w:pPr>
-    </w:p>
-    <w:p>
-      <w:pPr>
-        <w:numPr>
-          <w:numId w:val="0"/>
-        </w:numPr>
-        <w:rPr>
-          <w:rFonts w:hint="default"/>
-          <w:lang w:val="en-US"/>
-        </w:rPr>
-      </w:pPr>
-    </w:p>
-    <w:p>
-      <w:pPr>
-        <w:numPr>
-          <w:numId w:val="0"/>
-        </w:numPr>
-        <w:rPr>
-          <w:rFonts w:hint="default"/>
-          <w:lang w:val="en-US"/>
-        </w:rPr>
-      </w:pPr>
-    </w:p>
-    <w:p>
-      <w:pPr>
-        <w:numPr>
-          <w:numId w:val="0"/>
-        </w:numPr>
-        <w:rPr>
-          <w:rFonts w:hint="default"/>
-          <w:lang w:val="en-US"/>
-        </w:rPr>
-      </w:pPr>
-    </w:p>
-    <w:p>
-      <w:pPr>
-        <w:numPr>
-          <w:numId w:val="0"/>
-        </w:numPr>
-        <w:rPr>
-          <w:rFonts w:hint="default"/>
-          <w:lang w:val="en-US"/>
-        </w:rPr>
-      </w:pPr>
-    </w:p>
-    <w:p>
-      <w:pPr>
-        <w:numPr>
-          <w:numId w:val="0"/>
-        </w:numPr>
-        <w:rPr>
-          <w:rFonts w:hint="default"/>
-          <w:lang w:val="en-US"/>
-        </w:rPr>
-      </w:pPr>
-    </w:p>
-    <w:p>
-      <w:pPr>
-        <w:numPr>
-          <w:numId w:val="0"/>
-        </w:numPr>
-        <w:rPr>
-          <w:rFonts w:hint="default"/>
-          <w:lang w:val="en-US"/>
-        </w:rPr>
-      </w:pPr>
-    </w:p>
-    <w:p>
-      <w:pPr>
-        <w:numPr>
-          <w:numId w:val="0"/>
-        </w:numPr>
-        <w:rPr>
-          <w:rFonts w:hint="default"/>
-          <w:lang w:val="en-US"/>
-        </w:rPr>
-      </w:pPr>
-    </w:p>
-    <w:p>
-      <w:pPr>
-        <w:numPr>
-          <w:numId w:val="0"/>
+          <w:ilvl w:val="0"/>
+          <w:numId w:val="1"/>
         </w:numPr>
         <w:pBdr>
           <w:bottom w:val="single" w:color="auto" w:sz="4" w:space="0"/>
         </w:pBdr>
-        <w:rPr>
-          <w:rFonts w:hint="default"/>
-          <w:lang w:val="en-US"/>
-        </w:rPr>
-      </w:pPr>
-    </w:p>
-    <w:p>
-      <w:pPr>
-        <w:numPr>
-          <w:numId w:val="0"/>
-        </w:numPr>
-        <w:rPr>
-          <w:rFonts w:hint="default"/>
-          <w:lang w:val="en-US"/>
-        </w:rPr>
-      </w:pPr>
-    </w:p>
-    <w:p>
-      <w:pPr>
-        <w:numPr>
-          <w:ilvl w:val="0"/>
-          <w:numId w:val="2"/>
-        </w:numPr>
-        <w:rPr>
-          <w:rFonts w:hint="default"/>
-          <w:lang w:val="en-US"/>
-        </w:rPr>
-      </w:pPr>
-      <w:r>
-        <w:rPr>
-          <w:rFonts w:hint="default"/>
-          <w:lang w:val="en-US"/>
-        </w:rPr>
-        <w:t>Wreckage</w:t>
-      </w:r>
-    </w:p>
-    <w:p>
-      <w:pPr>
-        <w:numPr>
-          <w:ilvl w:val="0"/>
-          <w:numId w:val="2"/>
-        </w:numPr>
-        <w:rPr>
-          <w:rFonts w:hint="default"/>
-          <w:lang w:val="en-US"/>
-        </w:rPr>
-      </w:pPr>
-      <w:r>
-        <w:rPr>
-          <w:rFonts w:hint="default"/>
-          <w:lang w:val="en-US"/>
-        </w:rPr>
-        <w:t>Abdomen</w:t>
-      </w:r>
-      <w:r>
-        <w:rPr>
-          <w:rFonts w:hint="default"/>
-          <w:lang w:val="en-US"/>
-        </w:rPr>
-        <w:tab/>
-        <w:t/>
-      </w:r>
-      <w:r>
-        <w:rPr>
-          <w:rFonts w:hint="default"/>
-          <w:lang w:val="en-US"/>
-        </w:rPr>
-        <w:tab/>
-        <w:t>- Abdominal</w:t>
-      </w:r>
-    </w:p>
-    <w:p>
-      <w:pPr>
-        <w:numPr>
-          <w:ilvl w:val="0"/>
-          <w:numId w:val="2"/>
-        </w:numPr>
-        <w:rPr>
-          <w:rFonts w:hint="default"/>
-          <w:lang w:val="en-US"/>
-        </w:rPr>
-      </w:pPr>
-      <w:r>
-        <w:rPr>
-          <w:rFonts w:hint="default"/>
-          <w:lang w:val="en-US"/>
-        </w:rPr>
-        <w:t>Alternate</w:t>
-      </w:r>
-    </w:p>
-    <w:p>
-      <w:pPr>
-        <w:numPr>
-          <w:ilvl w:val="0"/>
-          <w:numId w:val="2"/>
-        </w:numPr>
-        <w:rPr>
-          <w:rFonts w:hint="default"/>
-          <w:lang w:val="en-US"/>
-        </w:rPr>
-      </w:pPr>
-      <w:r>
-        <w:rPr>
-          <w:rFonts w:hint="default"/>
-          <w:lang w:val="en-US"/>
-        </w:rPr>
-        <w:t>Apparatus</w:t>
-      </w:r>
-    </w:p>
-    <w:p>
-      <w:pPr>
-        <w:numPr>
-          <w:ilvl w:val="0"/>
-          <w:numId w:val="2"/>
-        </w:numPr>
-        <w:rPr>
-          <w:rFonts w:hint="default"/>
-          <w:lang w:val="en-US"/>
-        </w:rPr>
-      </w:pPr>
-      <w:r>
-        <w:rPr>
-          <w:rFonts w:hint="default"/>
-          <w:lang w:val="en-US"/>
-        </w:rPr>
-        <w:t>Apt</w:t>
-      </w:r>
-    </w:p>
-    <w:p>
-      <w:pPr>
-        <w:numPr>
-          <w:ilvl w:val="0"/>
-          <w:numId w:val="2"/>
-        </w:numPr>
-        <w:rPr>
-          <w:rFonts w:hint="default"/>
-          <w:lang w:val="en-US"/>
-        </w:rPr>
-      </w:pPr>
-      <w:r>
-        <w:rPr>
-          <w:rFonts w:hint="default"/>
-          <w:lang w:val="en-US"/>
-        </w:rPr>
-        <w:t>Briskly</w:t>
-      </w:r>
-    </w:p>
-    <w:p>
-      <w:pPr>
-        <w:numPr>
-          <w:ilvl w:val="0"/>
-          <w:numId w:val="2"/>
-        </w:numPr>
-        <w:rPr>
-          <w:rFonts w:hint="default"/>
-          <w:lang w:val="en-US"/>
-        </w:rPr>
-      </w:pPr>
-      <w:r>
-        <w:rPr>
-          <w:rFonts w:hint="default"/>
-          <w:lang w:val="en-US"/>
-        </w:rPr>
-        <w:t>Controversial</w:t>
-      </w:r>
-    </w:p>
-    <w:p>
-      <w:pPr>
-        <w:numPr>
-          <w:ilvl w:val="0"/>
-          <w:numId w:val="2"/>
-        </w:numPr>
-        <w:rPr>
-          <w:rFonts w:hint="default"/>
-          <w:lang w:val="en-US"/>
-        </w:rPr>
-      </w:pPr>
-      <w:r>
-        <w:rPr>
-          <w:rFonts w:hint="default"/>
-          <w:lang w:val="en-US"/>
-        </w:rPr>
-        <w:t>Curb</w:t>
-      </w:r>
-    </w:p>
-    <w:p>
-      <w:pPr>
-        <w:numPr>
-          <w:ilvl w:val="0"/>
-          <w:numId w:val="2"/>
-        </w:numPr>
-        <w:rPr>
-          <w:rFonts w:hint="default"/>
-          <w:lang w:val="en-US"/>
-        </w:rPr>
-      </w:pPr>
-      <w:r>
-        <w:rPr>
-          <w:rFonts w:hint="default"/>
-          <w:lang w:val="en-US"/>
-        </w:rPr>
-        <w:t>Debilitating</w:t>
-      </w:r>
-    </w:p>
-    <w:p>
-      <w:pPr>
-        <w:numPr>
-          <w:ilvl w:val="0"/>
-          <w:numId w:val="2"/>
-        </w:numPr>
-        <w:rPr>
-          <w:rFonts w:hint="default"/>
-          <w:lang w:val="en-US"/>
-        </w:rPr>
-      </w:pPr>
-      <w:r>
-        <w:rPr>
-          <w:rFonts w:hint="default"/>
-          <w:lang w:val="en-US"/>
-        </w:rPr>
-        <w:t>Stroke</w:t>
-      </w:r>
-    </w:p>
-    <w:p>
-      <w:pPr>
-        <w:numPr>
-          <w:ilvl w:val="0"/>
-          <w:numId w:val="2"/>
-        </w:numPr>
-        <w:rPr>
-          <w:rFonts w:hint="default"/>
-          <w:lang w:val="en-US"/>
-        </w:rPr>
-      </w:pPr>
-      <w:r>
-        <w:rPr>
-          <w:rFonts w:hint="default"/>
-          <w:lang w:val="en-US"/>
-        </w:rPr>
-        <w:t>Insomnia</w:t>
-      </w:r>
-    </w:p>
-    <w:p>
-      <w:pPr>
-        <w:numPr>
-          <w:ilvl w:val="0"/>
-          <w:numId w:val="2"/>
-        </w:numPr>
-        <w:rPr>
-          <w:rFonts w:hint="default"/>
-          <w:lang w:val="en-US"/>
-        </w:rPr>
-      </w:pPr>
-      <w:r>
-        <w:rPr>
-          <w:rFonts w:hint="default"/>
-          <w:lang w:val="en-US"/>
-        </w:rPr>
-        <w:t>Lean</w:t>
-      </w:r>
-    </w:p>
-    <w:p>
-      <w:pPr>
-        <w:numPr>
-          <w:ilvl w:val="0"/>
-          <w:numId w:val="2"/>
-        </w:numPr>
-        <w:rPr>
-          <w:rFonts w:hint="default"/>
-          <w:lang w:val="en-US"/>
-        </w:rPr>
-      </w:pPr>
-      <w:r>
-        <w:rPr>
-          <w:rFonts w:hint="default"/>
-          <w:lang w:val="en-US"/>
-        </w:rPr>
-        <w:t>Marital</w:t>
-      </w:r>
-    </w:p>
-    <w:p>
-      <w:pPr>
-        <w:numPr>
-          <w:ilvl w:val="0"/>
-          <w:numId w:val="2"/>
-        </w:numPr>
-        <w:rPr>
-          <w:rFonts w:hint="default"/>
-          <w:lang w:val="en-US"/>
-        </w:rPr>
-      </w:pPr>
-      <w:r>
-        <w:rPr>
-          <w:rFonts w:hint="default"/>
-          <w:lang w:val="en-US"/>
-        </w:rPr>
-        <w:t>Onset</w:t>
-      </w:r>
-    </w:p>
-    <w:p>
-      <w:pPr>
-        <w:numPr>
-          <w:ilvl w:val="0"/>
-          <w:numId w:val="2"/>
-        </w:numPr>
-        <w:rPr>
-          <w:rFonts w:hint="default"/>
-          <w:lang w:val="en-US"/>
-        </w:rPr>
-      </w:pPr>
-      <w:r>
-        <w:rPr>
-          <w:rFonts w:hint="default"/>
-          <w:lang w:val="en-US"/>
-        </w:rPr>
-        <w:t>Predisposition</w:t>
-      </w:r>
-    </w:p>
-    <w:p>
-      <w:pPr>
-        <w:numPr>
-          <w:ilvl w:val="0"/>
-          <w:numId w:val="2"/>
-        </w:numPr>
-        <w:rPr>
-          <w:rFonts w:hint="default"/>
-          <w:lang w:val="en-US"/>
-        </w:rPr>
-      </w:pPr>
-      <w:r>
-        <w:rPr>
-          <w:rFonts w:hint="default"/>
-          <w:lang w:val="en-US"/>
-        </w:rPr>
-        <w:t>Suicide</w:t>
-      </w:r>
-      <w:r>
-        <w:rPr>
-          <w:rFonts w:hint="default"/>
-          <w:lang w:val="en-US"/>
-        </w:rPr>
-        <w:tab/>
-        <w:t/>
-      </w:r>
-      <w:r>
-        <w:rPr>
-          <w:rFonts w:hint="default"/>
-          <w:lang w:val="en-US"/>
-        </w:rPr>
-        <w:tab/>
-        <w:t/>
-      </w:r>
-      <w:r>
-        <w:rPr>
-          <w:rFonts w:hint="default"/>
-          <w:lang w:val="en-US"/>
-        </w:rPr>
-        <w:tab/>
-        <w:t>- suicidal</w:t>
-      </w:r>
-      <w:r>
-        <w:rPr>
-          <w:rFonts w:hint="default"/>
-          <w:lang w:val="en-US"/>
-        </w:rPr>
-        <w:tab/>
-      </w:r>
-    </w:p>
-    <w:p>
-      <w:pPr>
-        <w:numPr>
-          <w:ilvl w:val="0"/>
-          <w:numId w:val="2"/>
-        </w:numPr>
-        <w:rPr>
-          <w:rFonts w:hint="default"/>
-          <w:lang w:val="en-US"/>
-        </w:rPr>
-      </w:pPr>
-      <w:r>
-        <w:rPr>
-          <w:rFonts w:hint="default"/>
-          <w:lang w:val="en-US"/>
-        </w:rPr>
-        <w:t>Tempt</w:t>
-      </w:r>
-      <w:r>
-        <w:rPr>
-          <w:rFonts w:hint="default"/>
-          <w:lang w:val="en-US"/>
-        </w:rPr>
-        <w:tab/>
-        <w:t/>
-      </w:r>
-      <w:r>
-        <w:rPr>
-          <w:rFonts w:hint="default"/>
-          <w:lang w:val="en-US"/>
-        </w:rPr>
-        <w:tab/>
-        <w:t/>
-      </w:r>
-      <w:r>
-        <w:rPr>
-          <w:rFonts w:hint="default"/>
-          <w:lang w:val="en-US"/>
-        </w:rPr>
-        <w:tab/>
-        <w:t>- temptation</w:t>
-      </w:r>
-    </w:p>
-    <w:p>
-      <w:pPr>
-        <w:numPr>
-          <w:ilvl w:val="0"/>
-          <w:numId w:val="2"/>
-        </w:numPr>
-        <w:rPr>
-          <w:rFonts w:hint="default"/>
-          <w:lang w:val="en-US"/>
-        </w:rPr>
-      </w:pPr>
-      <w:r>
-        <w:rPr>
-          <w:rFonts w:hint="default"/>
-          <w:lang w:val="en-US"/>
-        </w:rPr>
-        <w:t>Transplant</w:t>
-      </w:r>
-    </w:p>
-    <w:p>
-      <w:pPr>
-        <w:numPr>
-          <w:ilvl w:val="0"/>
-          <w:numId w:val="2"/>
-        </w:numPr>
-        <w:rPr>
-          <w:rFonts w:hint="default"/>
-          <w:lang w:val="en-US"/>
-        </w:rPr>
-      </w:pPr>
-      <w:r>
-        <w:rPr>
-          <w:rFonts w:hint="default"/>
-          <w:lang w:val="en-US"/>
-        </w:rPr>
-        <w:t>Pat</w:t>
-      </w:r>
-    </w:p>
-    <w:p>
-      <w:pPr>
-        <w:numPr>
-          <w:ilvl w:val="0"/>
-          <w:numId w:val="2"/>
-        </w:numPr>
-        <w:rPr>
-          <w:rFonts w:hint="default"/>
-          <w:lang w:val="en-US"/>
-        </w:rPr>
-      </w:pPr>
-      <w:r>
-        <w:rPr>
-          <w:rFonts w:hint="default"/>
-          <w:lang w:val="en-US"/>
-        </w:rPr>
-        <w:t>Rub</w:t>
-      </w:r>
-    </w:p>
-    <w:p>
-      <w:pPr>
-        <w:numPr>
-          <w:numId w:val="0"/>
-        </w:numPr>
-        <w:rPr>
-          <w:rFonts w:hint="default"/>
-          <w:lang w:val="en-US"/>
-        </w:rPr>
-      </w:pPr>
+        <w:ind w:left="0" w:leftChars="0" w:firstLine="0" w:firstLineChars="0"/>
+        <w:rPr>
+          <w:rFonts w:hint="default"/>
+          <w:lang w:val="en-US"/>
+        </w:rPr>
+      </w:pPr>
+      <w:r>
+        <w:rPr>
+          <w:rFonts w:hint="default"/>
+          <w:lang w:val="en-US"/>
+        </w:rPr>
+        <w:t>Threaten one’s life = life-threatening</w:t>
+      </w:r>
     </w:p>
     <w:p>
       <w:pPr>
@@ -1687,17 +1517,1668 @@
         <w:pBdr>
           <w:bottom w:val="single" w:color="auto" w:sz="4" w:space="0"/>
         </w:pBdr>
-        <w:rPr>
-          <w:rFonts w:hint="default"/>
-          <w:lang w:val="en-US"/>
-        </w:rPr>
-      </w:pPr>
-    </w:p>
-    <w:p>
-      <w:pPr>
-        <w:numPr>
-          <w:numId w:val="0"/>
-        </w:numPr>
+        <w:ind w:leftChars="0"/>
+      </w:pPr>
+      <w:r>
+        <w:drawing>
+          <wp:inline distT="0" distB="0" distL="114300" distR="114300">
+            <wp:extent cx="2621280" cy="1389380"/>
+            <wp:effectExtent l="0" t="0" r="0" b="12700"/>
+            <wp:docPr id="4" name="Picture 4"/>
+            <wp:cNvGraphicFramePr>
+              <a:graphicFrameLocks xmlns:a="http://schemas.openxmlformats.org/drawingml/2006/main" noChangeAspect="1"/>
+            </wp:cNvGraphicFramePr>
+            <a:graphic xmlns:a="http://schemas.openxmlformats.org/drawingml/2006/main">
+              <a:graphicData uri="http://schemas.openxmlformats.org/drawingml/2006/picture">
+                <pic:pic xmlns:pic="http://schemas.openxmlformats.org/drawingml/2006/picture">
+                  <pic:nvPicPr>
+                    <pic:cNvPr id="4" name="Picture 4"/>
+                    <pic:cNvPicPr>
+                      <a:picLocks noChangeAspect="1"/>
+                    </pic:cNvPicPr>
+                  </pic:nvPicPr>
+                  <pic:blipFill>
+                    <a:blip r:embed="rId7"/>
+                    <a:stretch>
+                      <a:fillRect/>
+                    </a:stretch>
+                  </pic:blipFill>
+                  <pic:spPr>
+                    <a:xfrm>
+                      <a:off x="0" y="0"/>
+                      <a:ext cx="2621280" cy="1389380"/>
+                    </a:xfrm>
+                    <a:prstGeom prst="rect">
+                      <a:avLst/>
+                    </a:prstGeom>
+                    <a:noFill/>
+                    <a:ln>
+                      <a:noFill/>
+                    </a:ln>
+                  </pic:spPr>
+                </pic:pic>
+              </a:graphicData>
+            </a:graphic>
+          </wp:inline>
+        </w:drawing>
+      </w:r>
+    </w:p>
+    <w:p>
+      <w:pPr>
+        <w:numPr>
+          <w:numId w:val="0"/>
+        </w:numPr>
+        <w:pBdr>
+          <w:bottom w:val="single" w:color="auto" w:sz="4" w:space="0"/>
+        </w:pBdr>
+        <w:ind w:leftChars="0"/>
+      </w:pPr>
+    </w:p>
+    <w:p>
+      <w:pPr>
+        <w:numPr>
+          <w:ilvl w:val="0"/>
+          <w:numId w:val="1"/>
+        </w:numPr>
+        <w:pBdr>
+          <w:bottom w:val="single" w:color="auto" w:sz="4" w:space="0"/>
+        </w:pBdr>
+        <w:ind w:left="0" w:leftChars="0" w:firstLine="0" w:firstLineChars="0"/>
+        <w:rPr>
+          <w:rFonts w:hint="default" w:ascii="Calibri" w:hAnsi="Calibri" w:cs="Calibri"/>
+          <w:sz w:val="20"/>
+          <w:szCs w:val="20"/>
+          <w:lang w:val="en-US"/>
+        </w:rPr>
+      </w:pPr>
+      <w:r>
+        <w:rPr>
+          <w:rFonts w:hint="default" w:ascii="Calibri" w:hAnsi="Calibri" w:cs="Calibri"/>
+          <w:sz w:val="20"/>
+          <w:szCs w:val="20"/>
+          <w:lang w:val="en-US"/>
+        </w:rPr>
+        <w:t>Broth</w:t>
+      </w:r>
+      <w:r>
+        <w:rPr>
+          <w:rFonts w:hint="default" w:ascii="Calibri" w:hAnsi="Calibri" w:cs="Calibri"/>
+          <w:sz w:val="20"/>
+          <w:szCs w:val="20"/>
+          <w:lang w:val="en-US"/>
+        </w:rPr>
+        <w:tab/>
+        <w:t/>
+      </w:r>
+      <w:r>
+        <w:rPr>
+          <w:rFonts w:hint="default" w:ascii="Calibri" w:hAnsi="Calibri" w:cs="Calibri"/>
+          <w:sz w:val="20"/>
+          <w:szCs w:val="20"/>
+          <w:lang w:val="en-US"/>
+        </w:rPr>
+        <w:tab/>
+        <w:t/>
+      </w:r>
+      <w:r>
+        <w:rPr>
+          <w:rFonts w:hint="default" w:ascii="Calibri" w:hAnsi="Calibri" w:cs="Calibri"/>
+          <w:sz w:val="20"/>
+          <w:szCs w:val="20"/>
+          <w:lang w:val="en-US"/>
+        </w:rPr>
+        <w:tab/>
+        <w:t/>
+      </w:r>
+      <w:r>
+        <w:rPr>
+          <w:rFonts w:hint="default" w:ascii="Calibri" w:hAnsi="Calibri" w:cs="Calibri"/>
+          <w:sz w:val="20"/>
+          <w:szCs w:val="20"/>
+          <w:lang w:val="en-US"/>
+        </w:rPr>
+        <w:tab/>
+        <w:t/>
+      </w:r>
+      <w:r>
+        <w:rPr>
+          <w:rFonts w:hint="default" w:ascii="Calibri" w:hAnsi="Calibri" w:cs="Calibri"/>
+          <w:sz w:val="20"/>
+          <w:szCs w:val="20"/>
+          <w:lang w:val="en-US"/>
+        </w:rPr>
+        <w:tab/>
+        <w:t>- nước lèo</w:t>
+      </w:r>
+    </w:p>
+    <w:p>
+      <w:pPr>
+        <w:numPr>
+          <w:ilvl w:val="0"/>
+          <w:numId w:val="1"/>
+        </w:numPr>
+        <w:pBdr>
+          <w:bottom w:val="single" w:color="auto" w:sz="4" w:space="0"/>
+        </w:pBdr>
+        <w:ind w:left="0" w:leftChars="0" w:firstLine="0" w:firstLineChars="0"/>
+        <w:rPr>
+          <w:rFonts w:hint="default" w:ascii="Calibri" w:hAnsi="Calibri" w:cs="Calibri"/>
+          <w:sz w:val="20"/>
+          <w:szCs w:val="20"/>
+          <w:lang w:val="en-US"/>
+        </w:rPr>
+      </w:pPr>
+      <w:r>
+        <w:rPr>
+          <w:rFonts w:hint="default" w:ascii="Calibri" w:hAnsi="Calibri" w:cs="Calibri"/>
+          <w:sz w:val="20"/>
+          <w:szCs w:val="20"/>
+          <w:lang w:val="en-US"/>
+        </w:rPr>
+        <w:t>Vinegar (</w:t>
+      </w:r>
+      <w:r>
+        <w:rPr>
+          <w:rFonts w:hint="default" w:ascii="Calibri" w:hAnsi="Calibri" w:eastAsia="Lucida Sans Unicode" w:cs="Calibri"/>
+          <w:i w:val="0"/>
+          <w:iCs w:val="0"/>
+          <w:caps w:val="0"/>
+          <w:color w:val="333333"/>
+          <w:spacing w:val="0"/>
+          <w:sz w:val="20"/>
+          <w:szCs w:val="20"/>
+          <w:shd w:val="clear" w:fill="FFFFFF"/>
+        </w:rPr>
+        <w:t>/ˈvɪnɪɡə(r)/</w:t>
+      </w:r>
+      <w:r>
+        <w:rPr>
+          <w:rFonts w:hint="default" w:ascii="Calibri" w:hAnsi="Calibri" w:eastAsia="Lucida Sans Unicode" w:cs="Calibri"/>
+          <w:i w:val="0"/>
+          <w:iCs w:val="0"/>
+          <w:caps w:val="0"/>
+          <w:color w:val="333333"/>
+          <w:spacing w:val="0"/>
+          <w:sz w:val="20"/>
+          <w:szCs w:val="20"/>
+          <w:shd w:val="clear" w:fill="FFFFFF"/>
+          <w:lang w:val="en-US"/>
+        </w:rPr>
+        <w:t>)</w:t>
+      </w:r>
+      <w:r>
+        <w:rPr>
+          <w:rFonts w:hint="default" w:ascii="Calibri" w:hAnsi="Calibri" w:cs="Calibri"/>
+          <w:sz w:val="20"/>
+          <w:szCs w:val="20"/>
+          <w:lang w:val="en-US"/>
+        </w:rPr>
+        <w:tab/>
+        <w:t/>
+      </w:r>
+      <w:r>
+        <w:rPr>
+          <w:rFonts w:hint="default" w:ascii="Calibri" w:hAnsi="Calibri" w:cs="Calibri"/>
+          <w:sz w:val="20"/>
+          <w:szCs w:val="20"/>
+          <w:lang w:val="en-US"/>
+        </w:rPr>
+        <w:tab/>
+        <w:t/>
+      </w:r>
+      <w:r>
+        <w:rPr>
+          <w:rFonts w:hint="default" w:ascii="Calibri" w:hAnsi="Calibri" w:cs="Calibri"/>
+          <w:sz w:val="20"/>
+          <w:szCs w:val="20"/>
+          <w:lang w:val="en-US"/>
+        </w:rPr>
+        <w:tab/>
+        <w:t/>
+      </w:r>
+      <w:r>
+        <w:rPr>
+          <w:rFonts w:hint="default" w:ascii="Calibri" w:hAnsi="Calibri" w:cs="Calibri"/>
+          <w:sz w:val="20"/>
+          <w:szCs w:val="20"/>
+          <w:lang w:val="en-US"/>
+        </w:rPr>
+        <w:tab/>
+        <w:t>- giấm</w:t>
+      </w:r>
+    </w:p>
+    <w:p>
+      <w:pPr>
+        <w:numPr>
+          <w:ilvl w:val="0"/>
+          <w:numId w:val="1"/>
+        </w:numPr>
+        <w:pBdr>
+          <w:bottom w:val="single" w:color="auto" w:sz="4" w:space="0"/>
+        </w:pBdr>
+        <w:ind w:left="0" w:leftChars="0" w:firstLine="0" w:firstLineChars="0"/>
+        <w:rPr>
+          <w:rFonts w:hint="default" w:ascii="Calibri" w:hAnsi="Calibri" w:cs="Calibri"/>
+          <w:sz w:val="20"/>
+          <w:szCs w:val="20"/>
+          <w:lang w:val="en-US"/>
+        </w:rPr>
+      </w:pPr>
+      <w:r>
+        <w:rPr>
+          <w:rFonts w:hint="default" w:ascii="Calibri" w:hAnsi="Calibri" w:cs="Calibri"/>
+          <w:sz w:val="20"/>
+          <w:szCs w:val="20"/>
+          <w:lang w:val="en-US"/>
+        </w:rPr>
+        <w:t>Chew (</w:t>
+      </w:r>
+      <w:r>
+        <w:rPr>
+          <w:rFonts w:hint="default" w:ascii="Calibri" w:hAnsi="Calibri" w:eastAsia="Lucida Sans Unicode" w:cs="Calibri"/>
+          <w:i w:val="0"/>
+          <w:iCs w:val="0"/>
+          <w:caps w:val="0"/>
+          <w:color w:val="333333"/>
+          <w:spacing w:val="0"/>
+          <w:sz w:val="20"/>
+          <w:szCs w:val="20"/>
+          <w:shd w:val="clear" w:fill="FFFFFF"/>
+        </w:rPr>
+        <w:t>/tʃuː/</w:t>
+      </w:r>
+      <w:r>
+        <w:rPr>
+          <w:rFonts w:hint="default" w:ascii="Calibri" w:hAnsi="Calibri" w:eastAsia="Lucida Sans Unicode" w:cs="Calibri"/>
+          <w:i w:val="0"/>
+          <w:iCs w:val="0"/>
+          <w:caps w:val="0"/>
+          <w:color w:val="333333"/>
+          <w:spacing w:val="0"/>
+          <w:sz w:val="20"/>
+          <w:szCs w:val="20"/>
+          <w:shd w:val="clear" w:fill="FFFFFF"/>
+          <w:lang w:val="en-US"/>
+        </w:rPr>
+        <w:t>)</w:t>
+      </w:r>
+      <w:r>
+        <w:rPr>
+          <w:rFonts w:hint="default" w:ascii="Calibri" w:hAnsi="Calibri" w:eastAsia="Lucida Sans Unicode" w:cs="Calibri"/>
+          <w:i w:val="0"/>
+          <w:iCs w:val="0"/>
+          <w:caps w:val="0"/>
+          <w:color w:val="333333"/>
+          <w:spacing w:val="0"/>
+          <w:sz w:val="20"/>
+          <w:szCs w:val="20"/>
+          <w:shd w:val="clear" w:fill="FFFFFF"/>
+          <w:lang w:val="en-US"/>
+        </w:rPr>
+        <w:tab/>
+        <w:t/>
+      </w:r>
+      <w:r>
+        <w:rPr>
+          <w:rFonts w:hint="default" w:ascii="Calibri" w:hAnsi="Calibri" w:eastAsia="Lucida Sans Unicode" w:cs="Calibri"/>
+          <w:i w:val="0"/>
+          <w:iCs w:val="0"/>
+          <w:caps w:val="0"/>
+          <w:color w:val="333333"/>
+          <w:spacing w:val="0"/>
+          <w:sz w:val="20"/>
+          <w:szCs w:val="20"/>
+          <w:shd w:val="clear" w:fill="FFFFFF"/>
+          <w:lang w:val="en-US"/>
+        </w:rPr>
+        <w:tab/>
+        <w:t/>
+      </w:r>
+      <w:r>
+        <w:rPr>
+          <w:rFonts w:hint="default" w:ascii="Calibri" w:hAnsi="Calibri" w:eastAsia="Lucida Sans Unicode" w:cs="Calibri"/>
+          <w:i w:val="0"/>
+          <w:iCs w:val="0"/>
+          <w:caps w:val="0"/>
+          <w:color w:val="333333"/>
+          <w:spacing w:val="0"/>
+          <w:sz w:val="20"/>
+          <w:szCs w:val="20"/>
+          <w:shd w:val="clear" w:fill="FFFFFF"/>
+          <w:lang w:val="en-US"/>
+        </w:rPr>
+        <w:tab/>
+        <w:t/>
+      </w:r>
+      <w:r>
+        <w:rPr>
+          <w:rFonts w:hint="default" w:ascii="Calibri" w:hAnsi="Calibri" w:eastAsia="Lucida Sans Unicode" w:cs="Calibri"/>
+          <w:i w:val="0"/>
+          <w:iCs w:val="0"/>
+          <w:caps w:val="0"/>
+          <w:color w:val="333333"/>
+          <w:spacing w:val="0"/>
+          <w:sz w:val="20"/>
+          <w:szCs w:val="20"/>
+          <w:shd w:val="clear" w:fill="FFFFFF"/>
+          <w:lang w:val="en-US"/>
+        </w:rPr>
+        <w:tab/>
+        <w:t/>
+      </w:r>
+      <w:r>
+        <w:rPr>
+          <w:rFonts w:hint="default" w:ascii="Calibri" w:hAnsi="Calibri" w:eastAsia="Lucida Sans Unicode" w:cs="Calibri"/>
+          <w:i w:val="0"/>
+          <w:iCs w:val="0"/>
+          <w:caps w:val="0"/>
+          <w:color w:val="333333"/>
+          <w:spacing w:val="0"/>
+          <w:sz w:val="20"/>
+          <w:szCs w:val="20"/>
+          <w:shd w:val="clear" w:fill="FFFFFF"/>
+          <w:lang w:val="en-US"/>
+        </w:rPr>
+        <w:tab/>
+        <w:t>- nhai</w:t>
+      </w:r>
+    </w:p>
+    <w:p>
+      <w:pPr>
+        <w:numPr>
+          <w:ilvl w:val="0"/>
+          <w:numId w:val="1"/>
+        </w:numPr>
+        <w:pBdr>
+          <w:bottom w:val="single" w:color="auto" w:sz="4" w:space="0"/>
+        </w:pBdr>
+        <w:ind w:left="0" w:leftChars="0" w:firstLine="0" w:firstLineChars="0"/>
+        <w:rPr>
+          <w:rFonts w:hint="default" w:ascii="Calibri" w:hAnsi="Calibri" w:cs="Calibri"/>
+          <w:sz w:val="20"/>
+          <w:szCs w:val="20"/>
+          <w:lang w:val="en-US"/>
+        </w:rPr>
+      </w:pPr>
+      <w:r>
+        <w:rPr>
+          <w:rFonts w:hint="default" w:ascii="Calibri" w:hAnsi="Calibri" w:eastAsia="Lucida Sans Unicode" w:cs="Calibri"/>
+          <w:i w:val="0"/>
+          <w:iCs w:val="0"/>
+          <w:caps w:val="0"/>
+          <w:color w:val="333333"/>
+          <w:spacing w:val="0"/>
+          <w:sz w:val="20"/>
+          <w:szCs w:val="20"/>
+          <w:shd w:val="clear" w:fill="FFFFFF"/>
+          <w:lang w:val="en-US"/>
+        </w:rPr>
+        <w:t>Invasive surgery</w:t>
+      </w:r>
+      <w:r>
+        <w:rPr>
+          <w:rFonts w:hint="default" w:ascii="Calibri" w:hAnsi="Calibri" w:eastAsia="Lucida Sans Unicode" w:cs="Calibri"/>
+          <w:i w:val="0"/>
+          <w:iCs w:val="0"/>
+          <w:caps w:val="0"/>
+          <w:color w:val="333333"/>
+          <w:spacing w:val="0"/>
+          <w:sz w:val="20"/>
+          <w:szCs w:val="20"/>
+          <w:shd w:val="clear" w:fill="FFFFFF"/>
+          <w:lang w:val="en-US"/>
+        </w:rPr>
+        <w:tab/>
+        <w:t/>
+      </w:r>
+      <w:r>
+        <w:rPr>
+          <w:rFonts w:hint="default" w:ascii="Calibri" w:hAnsi="Calibri" w:eastAsia="Lucida Sans Unicode" w:cs="Calibri"/>
+          <w:i w:val="0"/>
+          <w:iCs w:val="0"/>
+          <w:caps w:val="0"/>
+          <w:color w:val="333333"/>
+          <w:spacing w:val="0"/>
+          <w:sz w:val="20"/>
+          <w:szCs w:val="20"/>
+          <w:shd w:val="clear" w:fill="FFFFFF"/>
+          <w:lang w:val="en-US"/>
+        </w:rPr>
+        <w:tab/>
+        <w:t/>
+      </w:r>
+      <w:r>
+        <w:rPr>
+          <w:rFonts w:hint="default" w:ascii="Calibri" w:hAnsi="Calibri" w:eastAsia="Lucida Sans Unicode" w:cs="Calibri"/>
+          <w:i w:val="0"/>
+          <w:iCs w:val="0"/>
+          <w:caps w:val="0"/>
+          <w:color w:val="333333"/>
+          <w:spacing w:val="0"/>
+          <w:sz w:val="20"/>
+          <w:szCs w:val="20"/>
+          <w:shd w:val="clear" w:fill="FFFFFF"/>
+          <w:lang w:val="en-US"/>
+        </w:rPr>
+        <w:tab/>
+        <w:t/>
+      </w:r>
+      <w:r>
+        <w:rPr>
+          <w:rFonts w:hint="default" w:ascii="Calibri" w:hAnsi="Calibri" w:eastAsia="Lucida Sans Unicode" w:cs="Calibri"/>
+          <w:i w:val="0"/>
+          <w:iCs w:val="0"/>
+          <w:caps w:val="0"/>
+          <w:color w:val="333333"/>
+          <w:spacing w:val="0"/>
+          <w:sz w:val="20"/>
+          <w:szCs w:val="20"/>
+          <w:shd w:val="clear" w:fill="FFFFFF"/>
+          <w:lang w:val="en-US"/>
+        </w:rPr>
+        <w:tab/>
+        <w:t>- phẫu thuật xâm lấn</w:t>
+      </w:r>
+    </w:p>
+    <w:p>
+      <w:pPr>
+        <w:numPr>
+          <w:ilvl w:val="0"/>
+          <w:numId w:val="1"/>
+        </w:numPr>
+        <w:pBdr>
+          <w:bottom w:val="single" w:color="auto" w:sz="4" w:space="0"/>
+        </w:pBdr>
+        <w:ind w:left="0" w:leftChars="0" w:firstLine="0" w:firstLineChars="0"/>
+        <w:rPr>
+          <w:rFonts w:hint="default" w:ascii="Calibri" w:hAnsi="Calibri" w:cs="Calibri"/>
+          <w:sz w:val="20"/>
+          <w:szCs w:val="20"/>
+          <w:lang w:val="en-US"/>
+        </w:rPr>
+      </w:pPr>
+      <w:bookmarkStart w:id="0" w:name="_GoBack"/>
+      <w:bookmarkEnd w:id="0"/>
+    </w:p>
+    <w:p>
+      <w:pPr>
+        <w:numPr>
+          <w:numId w:val="0"/>
+        </w:numPr>
+        <w:pBdr>
+          <w:bottom w:val="single" w:color="auto" w:sz="4" w:space="0"/>
+        </w:pBdr>
+        <w:rPr>
+          <w:rFonts w:hint="default" w:ascii="Calibri" w:hAnsi="Calibri" w:cs="Calibri"/>
+          <w:sz w:val="20"/>
+          <w:szCs w:val="20"/>
+          <w:lang w:val="en-US"/>
+        </w:rPr>
+      </w:pPr>
+    </w:p>
+    <w:p>
+      <w:pPr>
+        <w:numPr>
+          <w:numId w:val="0"/>
+        </w:numPr>
+        <w:pBdr>
+          <w:bottom w:val="single" w:color="auto" w:sz="4" w:space="0"/>
+        </w:pBdr>
+        <w:rPr>
+          <w:rFonts w:hint="default" w:ascii="Calibri" w:hAnsi="Calibri" w:cs="Calibri"/>
+          <w:sz w:val="20"/>
+          <w:szCs w:val="20"/>
+          <w:lang w:val="en-US"/>
+        </w:rPr>
+      </w:pPr>
+    </w:p>
+    <w:p>
+      <w:pPr>
+        <w:numPr>
+          <w:numId w:val="0"/>
+        </w:numPr>
+        <w:pBdr>
+          <w:bottom w:val="single" w:color="auto" w:sz="4" w:space="0"/>
+        </w:pBdr>
+        <w:rPr>
+          <w:rFonts w:hint="default" w:ascii="Calibri" w:hAnsi="Calibri" w:cs="Calibri"/>
+          <w:sz w:val="20"/>
+          <w:szCs w:val="20"/>
+          <w:lang w:val="en-US"/>
+        </w:rPr>
+      </w:pPr>
+    </w:p>
+    <w:p>
+      <w:pPr>
+        <w:numPr>
+          <w:numId w:val="0"/>
+        </w:numPr>
+        <w:ind w:leftChars="0"/>
+        <w:rPr>
+          <w:rFonts w:hint="default"/>
+          <w:lang w:val="en-US"/>
+        </w:rPr>
+      </w:pPr>
+    </w:p>
+    <w:p>
+      <w:pPr>
+        <w:numPr>
+          <w:numId w:val="0"/>
+        </w:numPr>
+        <w:ind w:leftChars="0"/>
+        <w:rPr>
+          <w:rFonts w:hint="default"/>
+          <w:lang w:val="en-US"/>
+        </w:rPr>
+      </w:pPr>
+    </w:p>
+    <w:p>
+      <w:pPr>
+        <w:numPr>
+          <w:numId w:val="0"/>
+        </w:numPr>
+        <w:ind w:leftChars="0"/>
+        <w:rPr>
+          <w:rFonts w:hint="default"/>
+          <w:lang w:val="en-US"/>
+        </w:rPr>
+      </w:pPr>
+    </w:p>
+    <w:p>
+      <w:pPr>
+        <w:numPr>
+          <w:numId w:val="0"/>
+        </w:numPr>
+        <w:ind w:leftChars="0"/>
+        <w:rPr>
+          <w:rFonts w:hint="default"/>
+          <w:lang w:val="en-US"/>
+        </w:rPr>
+      </w:pPr>
+    </w:p>
+    <w:p>
+      <w:pPr>
+        <w:numPr>
+          <w:numId w:val="0"/>
+        </w:numPr>
+        <w:ind w:leftChars="0"/>
+        <w:rPr>
+          <w:rFonts w:hint="default"/>
+          <w:lang w:val="en-US"/>
+        </w:rPr>
+      </w:pPr>
+    </w:p>
+    <w:p>
+      <w:pPr>
+        <w:numPr>
+          <w:numId w:val="0"/>
+        </w:numPr>
+        <w:ind w:leftChars="0"/>
+        <w:rPr>
+          <w:rFonts w:hint="default"/>
+          <w:lang w:val="en-US"/>
+        </w:rPr>
+      </w:pPr>
+    </w:p>
+    <w:p>
+      <w:pPr>
+        <w:numPr>
+          <w:numId w:val="0"/>
+        </w:numPr>
+        <w:ind w:leftChars="0"/>
+        <w:rPr>
+          <w:rFonts w:hint="default"/>
+          <w:lang w:val="en-US"/>
+        </w:rPr>
+      </w:pPr>
+    </w:p>
+    <w:p>
+      <w:pPr>
+        <w:numPr>
+          <w:numId w:val="0"/>
+        </w:numPr>
+        <w:ind w:leftChars="0"/>
+        <w:rPr>
+          <w:rFonts w:hint="default"/>
+          <w:lang w:val="en-US"/>
+        </w:rPr>
+      </w:pPr>
+    </w:p>
+    <w:p>
+      <w:pPr>
+        <w:numPr>
+          <w:numId w:val="0"/>
+        </w:numPr>
+        <w:ind w:leftChars="0"/>
+        <w:rPr>
+          <w:rFonts w:hint="default"/>
+          <w:lang w:val="en-US"/>
+        </w:rPr>
+      </w:pPr>
+    </w:p>
+    <w:p>
+      <w:pPr>
+        <w:numPr>
+          <w:numId w:val="0"/>
+        </w:numPr>
+        <w:rPr>
+          <w:rFonts w:hint="default"/>
+          <w:lang w:val="en-US"/>
+        </w:rPr>
+      </w:pPr>
+    </w:p>
+    <w:p>
+      <w:pPr>
+        <w:numPr>
+          <w:numId w:val="0"/>
+        </w:numPr>
+        <w:rPr>
+          <w:rFonts w:hint="default"/>
+          <w:lang w:val="en-US"/>
+        </w:rPr>
+      </w:pPr>
+    </w:p>
+    <w:p>
+      <w:pPr>
+        <w:numPr>
+          <w:numId w:val="0"/>
+        </w:numPr>
+        <w:rPr>
+          <w:rFonts w:hint="default"/>
+          <w:lang w:val="en-US"/>
+        </w:rPr>
+      </w:pPr>
+    </w:p>
+    <w:p>
+      <w:pPr>
+        <w:numPr>
+          <w:numId w:val="0"/>
+        </w:numPr>
+        <w:rPr>
+          <w:rFonts w:hint="default"/>
+          <w:lang w:val="en-US"/>
+        </w:rPr>
+      </w:pPr>
+    </w:p>
+    <w:p>
+      <w:pPr>
+        <w:numPr>
+          <w:numId w:val="0"/>
+        </w:numPr>
+        <w:rPr>
+          <w:rFonts w:hint="default"/>
+          <w:lang w:val="en-US"/>
+        </w:rPr>
+      </w:pPr>
+    </w:p>
+    <w:p>
+      <w:pPr>
+        <w:numPr>
+          <w:numId w:val="0"/>
+        </w:numPr>
+        <w:rPr>
+          <w:rFonts w:hint="default"/>
+          <w:lang w:val="en-US"/>
+        </w:rPr>
+      </w:pPr>
+    </w:p>
+    <w:p>
+      <w:pPr>
+        <w:numPr>
+          <w:numId w:val="0"/>
+        </w:numPr>
+        <w:rPr>
+          <w:rFonts w:hint="default"/>
+          <w:lang w:val="en-US"/>
+        </w:rPr>
+      </w:pPr>
+    </w:p>
+    <w:p>
+      <w:pPr>
+        <w:numPr>
+          <w:numId w:val="0"/>
+        </w:numPr>
+        <w:rPr>
+          <w:rFonts w:hint="default"/>
+          <w:lang w:val="en-US"/>
+        </w:rPr>
+      </w:pPr>
+    </w:p>
+    <w:p>
+      <w:pPr>
+        <w:numPr>
+          <w:numId w:val="0"/>
+        </w:numPr>
+        <w:rPr>
+          <w:rFonts w:hint="default"/>
+          <w:lang w:val="en-US"/>
+        </w:rPr>
+      </w:pPr>
+    </w:p>
+    <w:p>
+      <w:pPr>
+        <w:numPr>
+          <w:numId w:val="0"/>
+        </w:numPr>
+        <w:rPr>
+          <w:rFonts w:hint="default"/>
+          <w:lang w:val="en-US"/>
+        </w:rPr>
+      </w:pPr>
+    </w:p>
+    <w:p>
+      <w:pPr>
+        <w:numPr>
+          <w:numId w:val="0"/>
+        </w:numPr>
+        <w:rPr>
+          <w:rFonts w:hint="default"/>
+          <w:lang w:val="en-US"/>
+        </w:rPr>
+      </w:pPr>
+    </w:p>
+    <w:p>
+      <w:pPr>
+        <w:numPr>
+          <w:numId w:val="0"/>
+        </w:numPr>
+        <w:rPr>
+          <w:rFonts w:hint="default"/>
+          <w:lang w:val="en-US"/>
+        </w:rPr>
+      </w:pPr>
+    </w:p>
+    <w:p>
+      <w:pPr>
+        <w:numPr>
+          <w:numId w:val="0"/>
+        </w:numPr>
+        <w:rPr>
+          <w:rFonts w:hint="default"/>
+          <w:lang w:val="en-US"/>
+        </w:rPr>
+      </w:pPr>
+    </w:p>
+    <w:p>
+      <w:pPr>
+        <w:numPr>
+          <w:numId w:val="0"/>
+        </w:numPr>
+        <w:rPr>
+          <w:rFonts w:hint="default"/>
+          <w:lang w:val="en-US"/>
+        </w:rPr>
+      </w:pPr>
+    </w:p>
+    <w:p>
+      <w:pPr>
+        <w:numPr>
+          <w:numId w:val="0"/>
+        </w:numPr>
+        <w:rPr>
+          <w:rFonts w:hint="default"/>
+          <w:lang w:val="en-US"/>
+        </w:rPr>
+      </w:pPr>
+    </w:p>
+    <w:p>
+      <w:pPr>
+        <w:numPr>
+          <w:numId w:val="0"/>
+        </w:numPr>
+        <w:rPr>
+          <w:rFonts w:hint="default"/>
+          <w:lang w:val="en-US"/>
+        </w:rPr>
+      </w:pPr>
+    </w:p>
+    <w:p>
+      <w:pPr>
+        <w:numPr>
+          <w:numId w:val="0"/>
+        </w:numPr>
+        <w:rPr>
+          <w:rFonts w:hint="default"/>
+          <w:lang w:val="en-US"/>
+        </w:rPr>
+      </w:pPr>
+    </w:p>
+    <w:p>
+      <w:pPr>
+        <w:numPr>
+          <w:numId w:val="0"/>
+        </w:numPr>
+        <w:rPr>
+          <w:rFonts w:hint="default"/>
+          <w:lang w:val="en-US"/>
+        </w:rPr>
+      </w:pPr>
+    </w:p>
+    <w:p>
+      <w:pPr>
+        <w:numPr>
+          <w:numId w:val="0"/>
+        </w:numPr>
+        <w:rPr>
+          <w:rFonts w:hint="default"/>
+          <w:lang w:val="en-US"/>
+        </w:rPr>
+      </w:pPr>
+    </w:p>
+    <w:p>
+      <w:pPr>
+        <w:numPr>
+          <w:numId w:val="0"/>
+        </w:numPr>
+        <w:rPr>
+          <w:rFonts w:hint="default"/>
+          <w:lang w:val="en-US"/>
+        </w:rPr>
+      </w:pPr>
+    </w:p>
+    <w:p>
+      <w:pPr>
+        <w:numPr>
+          <w:numId w:val="0"/>
+        </w:numPr>
+        <w:rPr>
+          <w:rFonts w:hint="default"/>
+          <w:lang w:val="en-US"/>
+        </w:rPr>
+      </w:pPr>
+    </w:p>
+    <w:p>
+      <w:pPr>
+        <w:numPr>
+          <w:numId w:val="0"/>
+        </w:numPr>
+        <w:rPr>
+          <w:rFonts w:hint="default"/>
+          <w:lang w:val="en-US"/>
+        </w:rPr>
+      </w:pPr>
+    </w:p>
+    <w:p>
+      <w:pPr>
+        <w:numPr>
+          <w:numId w:val="0"/>
+        </w:numPr>
+        <w:rPr>
+          <w:rFonts w:hint="default"/>
+          <w:lang w:val="en-US"/>
+        </w:rPr>
+      </w:pPr>
+    </w:p>
+    <w:p>
+      <w:pPr>
+        <w:numPr>
+          <w:numId w:val="0"/>
+        </w:numPr>
+        <w:rPr>
+          <w:rFonts w:hint="default"/>
+          <w:lang w:val="en-US"/>
+        </w:rPr>
+      </w:pPr>
+    </w:p>
+    <w:p>
+      <w:pPr>
+        <w:numPr>
+          <w:numId w:val="0"/>
+        </w:numPr>
+        <w:rPr>
+          <w:rFonts w:hint="default"/>
+          <w:lang w:val="en-US"/>
+        </w:rPr>
+      </w:pPr>
+    </w:p>
+    <w:p>
+      <w:pPr>
+        <w:numPr>
+          <w:numId w:val="0"/>
+        </w:numPr>
+        <w:rPr>
+          <w:rFonts w:hint="default"/>
+          <w:lang w:val="en-US"/>
+        </w:rPr>
+      </w:pPr>
+    </w:p>
+    <w:p>
+      <w:pPr>
+        <w:numPr>
+          <w:numId w:val="0"/>
+        </w:numPr>
+        <w:rPr>
+          <w:rFonts w:hint="default"/>
+          <w:lang w:val="en-US"/>
+        </w:rPr>
+      </w:pPr>
+    </w:p>
+    <w:p>
+      <w:pPr>
+        <w:numPr>
+          <w:numId w:val="0"/>
+        </w:numPr>
+        <w:rPr>
+          <w:rFonts w:hint="default"/>
+          <w:lang w:val="en-US"/>
+        </w:rPr>
+      </w:pPr>
+    </w:p>
+    <w:p>
+      <w:pPr>
+        <w:numPr>
+          <w:numId w:val="0"/>
+        </w:numPr>
+        <w:rPr>
+          <w:rFonts w:hint="default"/>
+          <w:lang w:val="en-US"/>
+        </w:rPr>
+      </w:pPr>
+    </w:p>
+    <w:p>
+      <w:pPr>
+        <w:numPr>
+          <w:numId w:val="0"/>
+        </w:numPr>
+        <w:rPr>
+          <w:rFonts w:hint="default"/>
+          <w:lang w:val="en-US"/>
+        </w:rPr>
+      </w:pPr>
+    </w:p>
+    <w:p>
+      <w:pPr>
+        <w:numPr>
+          <w:numId w:val="0"/>
+        </w:numPr>
+        <w:pBdr>
+          <w:bottom w:val="single" w:color="auto" w:sz="4" w:space="0"/>
+        </w:pBdr>
+        <w:rPr>
+          <w:rFonts w:hint="default"/>
+          <w:lang w:val="en-US"/>
+        </w:rPr>
+      </w:pPr>
+    </w:p>
+    <w:p>
+      <w:pPr>
+        <w:numPr>
+          <w:numId w:val="0"/>
+        </w:numPr>
+        <w:rPr>
+          <w:rFonts w:hint="default"/>
+          <w:lang w:val="en-US"/>
+        </w:rPr>
+      </w:pPr>
+    </w:p>
+    <w:p>
+      <w:pPr>
+        <w:numPr>
+          <w:ilvl w:val="0"/>
+          <w:numId w:val="2"/>
+        </w:numPr>
+        <w:rPr>
+          <w:rFonts w:hint="default"/>
+          <w:lang w:val="en-US"/>
+        </w:rPr>
+      </w:pPr>
+      <w:r>
+        <w:rPr>
+          <w:rFonts w:hint="default"/>
+          <w:lang w:val="en-US"/>
+        </w:rPr>
+        <w:t>Wreckage</w:t>
+      </w:r>
+    </w:p>
+    <w:p>
+      <w:pPr>
+        <w:numPr>
+          <w:ilvl w:val="0"/>
+          <w:numId w:val="2"/>
+        </w:numPr>
+        <w:rPr>
+          <w:rFonts w:hint="default"/>
+          <w:lang w:val="en-US"/>
+        </w:rPr>
+      </w:pPr>
+      <w:r>
+        <w:rPr>
+          <w:rFonts w:hint="default"/>
+          <w:lang w:val="en-US"/>
+        </w:rPr>
+        <w:t>Abdomen</w:t>
+      </w:r>
+      <w:r>
+        <w:rPr>
+          <w:rFonts w:hint="default"/>
+          <w:lang w:val="en-US"/>
+        </w:rPr>
+        <w:tab/>
+        <w:t/>
+      </w:r>
+      <w:r>
+        <w:rPr>
+          <w:rFonts w:hint="default"/>
+          <w:lang w:val="en-US"/>
+        </w:rPr>
+        <w:tab/>
+        <w:t>- Abdominal</w:t>
+      </w:r>
+    </w:p>
+    <w:p>
+      <w:pPr>
+        <w:numPr>
+          <w:ilvl w:val="0"/>
+          <w:numId w:val="2"/>
+        </w:numPr>
+        <w:rPr>
+          <w:rFonts w:hint="default"/>
+          <w:lang w:val="en-US"/>
+        </w:rPr>
+      </w:pPr>
+      <w:r>
+        <w:rPr>
+          <w:rFonts w:hint="default"/>
+          <w:lang w:val="en-US"/>
+        </w:rPr>
+        <w:t>Alternate</w:t>
+      </w:r>
+    </w:p>
+    <w:p>
+      <w:pPr>
+        <w:numPr>
+          <w:ilvl w:val="0"/>
+          <w:numId w:val="2"/>
+        </w:numPr>
+        <w:rPr>
+          <w:rFonts w:hint="default"/>
+          <w:lang w:val="en-US"/>
+        </w:rPr>
+      </w:pPr>
+      <w:r>
+        <w:rPr>
+          <w:rFonts w:hint="default"/>
+          <w:lang w:val="en-US"/>
+        </w:rPr>
+        <w:t>Apparatus</w:t>
+      </w:r>
+    </w:p>
+    <w:p>
+      <w:pPr>
+        <w:numPr>
+          <w:ilvl w:val="0"/>
+          <w:numId w:val="2"/>
+        </w:numPr>
+        <w:rPr>
+          <w:rFonts w:hint="default"/>
+          <w:lang w:val="en-US"/>
+        </w:rPr>
+      </w:pPr>
+      <w:r>
+        <w:rPr>
+          <w:rFonts w:hint="default"/>
+          <w:lang w:val="en-US"/>
+        </w:rPr>
+        <w:t>Apt</w:t>
+      </w:r>
+    </w:p>
+    <w:p>
+      <w:pPr>
+        <w:numPr>
+          <w:ilvl w:val="0"/>
+          <w:numId w:val="2"/>
+        </w:numPr>
+        <w:rPr>
+          <w:rFonts w:hint="default"/>
+          <w:lang w:val="en-US"/>
+        </w:rPr>
+      </w:pPr>
+      <w:r>
+        <w:rPr>
+          <w:rFonts w:hint="default"/>
+          <w:lang w:val="en-US"/>
+        </w:rPr>
+        <w:t>Briskly</w:t>
+      </w:r>
+    </w:p>
+    <w:p>
+      <w:pPr>
+        <w:numPr>
+          <w:ilvl w:val="0"/>
+          <w:numId w:val="2"/>
+        </w:numPr>
+        <w:rPr>
+          <w:rFonts w:hint="default"/>
+          <w:lang w:val="en-US"/>
+        </w:rPr>
+      </w:pPr>
+      <w:r>
+        <w:rPr>
+          <w:rFonts w:hint="default"/>
+          <w:lang w:val="en-US"/>
+        </w:rPr>
+        <w:t>Controversial</w:t>
+      </w:r>
+    </w:p>
+    <w:p>
+      <w:pPr>
+        <w:numPr>
+          <w:ilvl w:val="0"/>
+          <w:numId w:val="2"/>
+        </w:numPr>
+        <w:rPr>
+          <w:rFonts w:hint="default"/>
+          <w:lang w:val="en-US"/>
+        </w:rPr>
+      </w:pPr>
+      <w:r>
+        <w:rPr>
+          <w:rFonts w:hint="default"/>
+          <w:lang w:val="en-US"/>
+        </w:rPr>
+        <w:t>Curb</w:t>
+      </w:r>
+    </w:p>
+    <w:p>
+      <w:pPr>
+        <w:numPr>
+          <w:ilvl w:val="0"/>
+          <w:numId w:val="2"/>
+        </w:numPr>
+        <w:rPr>
+          <w:rFonts w:hint="default"/>
+          <w:lang w:val="en-US"/>
+        </w:rPr>
+      </w:pPr>
+      <w:r>
+        <w:rPr>
+          <w:rFonts w:hint="default"/>
+          <w:lang w:val="en-US"/>
+        </w:rPr>
+        <w:t>Debilitating</w:t>
+      </w:r>
+    </w:p>
+    <w:p>
+      <w:pPr>
+        <w:numPr>
+          <w:ilvl w:val="0"/>
+          <w:numId w:val="2"/>
+        </w:numPr>
+        <w:rPr>
+          <w:rFonts w:hint="default"/>
+          <w:lang w:val="en-US"/>
+        </w:rPr>
+      </w:pPr>
+      <w:r>
+        <w:rPr>
+          <w:rFonts w:hint="default"/>
+          <w:lang w:val="en-US"/>
+        </w:rPr>
+        <w:t>Stroke</w:t>
+      </w:r>
+    </w:p>
+    <w:p>
+      <w:pPr>
+        <w:numPr>
+          <w:ilvl w:val="0"/>
+          <w:numId w:val="2"/>
+        </w:numPr>
+        <w:rPr>
+          <w:rFonts w:hint="default"/>
+          <w:lang w:val="en-US"/>
+        </w:rPr>
+      </w:pPr>
+      <w:r>
+        <w:rPr>
+          <w:rFonts w:hint="default"/>
+          <w:lang w:val="en-US"/>
+        </w:rPr>
+        <w:t>Insomnia</w:t>
+      </w:r>
+    </w:p>
+    <w:p>
+      <w:pPr>
+        <w:numPr>
+          <w:ilvl w:val="0"/>
+          <w:numId w:val="2"/>
+        </w:numPr>
+        <w:rPr>
+          <w:rFonts w:hint="default"/>
+          <w:lang w:val="en-US"/>
+        </w:rPr>
+      </w:pPr>
+      <w:r>
+        <w:rPr>
+          <w:rFonts w:hint="default"/>
+          <w:lang w:val="en-US"/>
+        </w:rPr>
+        <w:t>Lean</w:t>
+      </w:r>
+    </w:p>
+    <w:p>
+      <w:pPr>
+        <w:numPr>
+          <w:ilvl w:val="0"/>
+          <w:numId w:val="2"/>
+        </w:numPr>
+        <w:rPr>
+          <w:rFonts w:hint="default"/>
+          <w:lang w:val="en-US"/>
+        </w:rPr>
+      </w:pPr>
+      <w:r>
+        <w:rPr>
+          <w:rFonts w:hint="default"/>
+          <w:lang w:val="en-US"/>
+        </w:rPr>
+        <w:t>Marital</w:t>
+      </w:r>
+    </w:p>
+    <w:p>
+      <w:pPr>
+        <w:numPr>
+          <w:ilvl w:val="0"/>
+          <w:numId w:val="2"/>
+        </w:numPr>
+        <w:rPr>
+          <w:rFonts w:hint="default"/>
+          <w:lang w:val="en-US"/>
+        </w:rPr>
+      </w:pPr>
+      <w:r>
+        <w:rPr>
+          <w:rFonts w:hint="default"/>
+          <w:lang w:val="en-US"/>
+        </w:rPr>
+        <w:t>Onset</w:t>
+      </w:r>
+    </w:p>
+    <w:p>
+      <w:pPr>
+        <w:numPr>
+          <w:ilvl w:val="0"/>
+          <w:numId w:val="2"/>
+        </w:numPr>
+        <w:rPr>
+          <w:rFonts w:hint="default"/>
+          <w:lang w:val="en-US"/>
+        </w:rPr>
+      </w:pPr>
+      <w:r>
+        <w:rPr>
+          <w:rFonts w:hint="default"/>
+          <w:lang w:val="en-US"/>
+        </w:rPr>
+        <w:t>Predisposition</w:t>
+      </w:r>
+    </w:p>
+    <w:p>
+      <w:pPr>
+        <w:numPr>
+          <w:ilvl w:val="0"/>
+          <w:numId w:val="2"/>
+        </w:numPr>
+        <w:rPr>
+          <w:rFonts w:hint="default"/>
+          <w:lang w:val="en-US"/>
+        </w:rPr>
+      </w:pPr>
+      <w:r>
+        <w:rPr>
+          <w:rFonts w:hint="default"/>
+          <w:lang w:val="en-US"/>
+        </w:rPr>
+        <w:t>Suicide</w:t>
+      </w:r>
+      <w:r>
+        <w:rPr>
+          <w:rFonts w:hint="default"/>
+          <w:lang w:val="en-US"/>
+        </w:rPr>
+        <w:tab/>
+        <w:t/>
+      </w:r>
+      <w:r>
+        <w:rPr>
+          <w:rFonts w:hint="default"/>
+          <w:lang w:val="en-US"/>
+        </w:rPr>
+        <w:tab/>
+        <w:t/>
+      </w:r>
+      <w:r>
+        <w:rPr>
+          <w:rFonts w:hint="default"/>
+          <w:lang w:val="en-US"/>
+        </w:rPr>
+        <w:tab/>
+        <w:t>- suicidal</w:t>
+      </w:r>
+      <w:r>
+        <w:rPr>
+          <w:rFonts w:hint="default"/>
+          <w:lang w:val="en-US"/>
+        </w:rPr>
+        <w:tab/>
+      </w:r>
+    </w:p>
+    <w:p>
+      <w:pPr>
+        <w:numPr>
+          <w:ilvl w:val="0"/>
+          <w:numId w:val="2"/>
+        </w:numPr>
+        <w:rPr>
+          <w:rFonts w:hint="default"/>
+          <w:lang w:val="en-US"/>
+        </w:rPr>
+      </w:pPr>
+      <w:r>
+        <w:rPr>
+          <w:rFonts w:hint="default"/>
+          <w:lang w:val="en-US"/>
+        </w:rPr>
+        <w:t>Tempt</w:t>
+      </w:r>
+      <w:r>
+        <w:rPr>
+          <w:rFonts w:hint="default"/>
+          <w:lang w:val="en-US"/>
+        </w:rPr>
+        <w:tab/>
+        <w:t/>
+      </w:r>
+      <w:r>
+        <w:rPr>
+          <w:rFonts w:hint="default"/>
+          <w:lang w:val="en-US"/>
+        </w:rPr>
+        <w:tab/>
+        <w:t/>
+      </w:r>
+      <w:r>
+        <w:rPr>
+          <w:rFonts w:hint="default"/>
+          <w:lang w:val="en-US"/>
+        </w:rPr>
+        <w:tab/>
+        <w:t>- temptation</w:t>
+      </w:r>
+    </w:p>
+    <w:p>
+      <w:pPr>
+        <w:numPr>
+          <w:ilvl w:val="0"/>
+          <w:numId w:val="2"/>
+        </w:numPr>
+        <w:rPr>
+          <w:rFonts w:hint="default"/>
+          <w:lang w:val="en-US"/>
+        </w:rPr>
+      </w:pPr>
+      <w:r>
+        <w:rPr>
+          <w:rFonts w:hint="default"/>
+          <w:lang w:val="en-US"/>
+        </w:rPr>
+        <w:t>Transplant</w:t>
+      </w:r>
+    </w:p>
+    <w:p>
+      <w:pPr>
+        <w:numPr>
+          <w:ilvl w:val="0"/>
+          <w:numId w:val="2"/>
+        </w:numPr>
+        <w:rPr>
+          <w:rFonts w:hint="default"/>
+          <w:lang w:val="en-US"/>
+        </w:rPr>
+      </w:pPr>
+      <w:r>
+        <w:rPr>
+          <w:rFonts w:hint="default"/>
+          <w:lang w:val="en-US"/>
+        </w:rPr>
+        <w:t>Pat</w:t>
+      </w:r>
+    </w:p>
+    <w:p>
+      <w:pPr>
+        <w:numPr>
+          <w:ilvl w:val="0"/>
+          <w:numId w:val="2"/>
+        </w:numPr>
+        <w:rPr>
+          <w:rFonts w:hint="default"/>
+          <w:lang w:val="en-US"/>
+        </w:rPr>
+      </w:pPr>
+      <w:r>
+        <w:rPr>
+          <w:rFonts w:hint="default"/>
+          <w:lang w:val="en-US"/>
+        </w:rPr>
+        <w:t>Rub</w:t>
+      </w:r>
+    </w:p>
+    <w:p>
+      <w:pPr>
+        <w:numPr>
+          <w:numId w:val="0"/>
+        </w:numPr>
+        <w:rPr>
+          <w:rFonts w:hint="default"/>
+          <w:lang w:val="en-US"/>
+        </w:rPr>
+      </w:pPr>
+    </w:p>
+    <w:p>
+      <w:pPr>
+        <w:numPr>
+          <w:numId w:val="0"/>
+        </w:numPr>
+        <w:pBdr>
+          <w:bottom w:val="single" w:color="auto" w:sz="4" w:space="0"/>
+        </w:pBdr>
+        <w:rPr>
+          <w:rFonts w:hint="default"/>
+          <w:lang w:val="en-US"/>
+        </w:rPr>
+      </w:pPr>
+    </w:p>
+    <w:p>
+      <w:pPr>
+        <w:numPr>
+          <w:numId w:val="0"/>
+        </w:numPr>
+        <w:rPr>
+          <w:rFonts w:hint="default"/>
+          <w:lang w:val="en-US"/>
+        </w:rPr>
+      </w:pPr>
+    </w:p>
+    <w:p>
+      <w:pPr>
+        <w:numPr>
+          <w:numId w:val="0"/>
+        </w:numPr>
+        <w:rPr>
+          <w:rFonts w:hint="default"/>
+          <w:lang w:val="en-US"/>
+        </w:rPr>
+      </w:pPr>
+    </w:p>
+    <w:p>
+      <w:pPr>
+        <w:numPr>
+          <w:numId w:val="0"/>
+        </w:numPr>
+        <w:rPr>
+          <w:rFonts w:hint="default"/>
+          <w:lang w:val="en-US"/>
+        </w:rPr>
+      </w:pPr>
+    </w:p>
+    <w:p>
+      <w:pPr>
+        <w:numPr>
+          <w:numId w:val="0"/>
+        </w:numPr>
+        <w:rPr>
+          <w:rFonts w:hint="default"/>
+          <w:lang w:val="en-US"/>
+        </w:rPr>
+      </w:pPr>
+    </w:p>
+    <w:p>
+      <w:pPr>
+        <w:numPr>
+          <w:numId w:val="0"/>
+        </w:numPr>
+        <w:rPr>
+          <w:rFonts w:hint="default"/>
+          <w:lang w:val="en-US"/>
+        </w:rPr>
+      </w:pPr>
+    </w:p>
+    <w:p>
+      <w:pPr>
+        <w:numPr>
+          <w:ilvl w:val="0"/>
+          <w:numId w:val="3"/>
+        </w:numPr>
+        <w:rPr>
+          <w:rFonts w:hint="default"/>
+          <w:lang w:val="en-US"/>
+        </w:rPr>
+      </w:pPr>
+      <w:r>
+        <w:rPr>
+          <w:rFonts w:hint="default"/>
+          <w:lang w:val="en-US"/>
+        </w:rPr>
+        <w:t>Inferior</w:t>
+      </w:r>
+    </w:p>
+    <w:p>
+      <w:pPr>
+        <w:numPr>
+          <w:ilvl w:val="0"/>
+          <w:numId w:val="3"/>
+        </w:numPr>
+        <w:rPr>
+          <w:rFonts w:hint="default"/>
+          <w:lang w:val="en-US"/>
+        </w:rPr>
+      </w:pPr>
+      <w:r>
+        <w:rPr>
+          <w:rFonts w:hint="default"/>
+          <w:lang w:val="en-US"/>
+        </w:rPr>
+        <w:t>Further</w:t>
+      </w:r>
+    </w:p>
+    <w:p>
+      <w:pPr>
+        <w:numPr>
+          <w:ilvl w:val="0"/>
+          <w:numId w:val="3"/>
+        </w:numPr>
+        <w:rPr>
+          <w:rFonts w:hint="default"/>
+          <w:lang w:val="en-US"/>
+        </w:rPr>
+      </w:pPr>
+      <w:r>
+        <w:rPr>
+          <w:rFonts w:hint="default"/>
+          <w:lang w:val="en-US"/>
+        </w:rPr>
+        <w:t>Echo</w:t>
+      </w:r>
+    </w:p>
+    <w:p>
+      <w:pPr>
+        <w:numPr>
+          <w:ilvl w:val="0"/>
+          <w:numId w:val="3"/>
+        </w:numPr>
+        <w:rPr>
+          <w:rFonts w:hint="default"/>
+          <w:lang w:val="en-US"/>
+        </w:rPr>
+      </w:pPr>
+      <w:r>
+        <w:rPr>
+          <w:rFonts w:hint="default"/>
+          <w:lang w:val="en-US"/>
+        </w:rPr>
+        <w:t>Bully</w:t>
+      </w:r>
+    </w:p>
+    <w:p>
+      <w:pPr>
+        <w:numPr>
+          <w:ilvl w:val="0"/>
+          <w:numId w:val="3"/>
+        </w:numPr>
+        <w:rPr>
+          <w:rFonts w:hint="default"/>
+          <w:lang w:val="en-US"/>
+        </w:rPr>
+      </w:pPr>
+      <w:r>
+        <w:rPr>
+          <w:rFonts w:hint="default"/>
+          <w:lang w:val="en-US"/>
+        </w:rPr>
+        <w:t>Innocent</w:t>
+      </w:r>
+    </w:p>
+    <w:p>
+      <w:pPr>
+        <w:numPr>
+          <w:ilvl w:val="0"/>
+          <w:numId w:val="3"/>
+        </w:numPr>
+        <w:rPr>
+          <w:rFonts w:hint="default"/>
+          <w:lang w:val="en-US"/>
+        </w:rPr>
+      </w:pPr>
+    </w:p>
+    <w:p>
+      <w:pPr>
+        <w:numPr>
+          <w:numId w:val="0"/>
+        </w:numPr>
+        <w:rPr>
+          <w:rFonts w:hint="default"/>
+          <w:lang w:val="en-US"/>
+        </w:rPr>
+      </w:pPr>
+    </w:p>
+    <w:p>
+      <w:pPr>
+        <w:numPr>
+          <w:numId w:val="0"/>
+        </w:numPr>
+        <w:rPr>
+          <w:rFonts w:hint="default"/>
+          <w:lang w:val="en-US"/>
+        </w:rPr>
+      </w:pPr>
+    </w:p>
+    <w:p>
+      <w:pPr>
+        <w:numPr>
+          <w:numId w:val="0"/>
+        </w:numPr>
+        <w:pBdr>
+          <w:bottom w:val="single" w:color="auto" w:sz="4" w:space="0"/>
+        </w:pBdr>
         <w:rPr>
           <w:rFonts w:hint="default"/>
           <w:lang w:val="en-US"/>
@@ -1751,11 +3232,26 @@
       <w:lvlJc w:val="left"/>
     </w:lvl>
   </w:abstractNum>
+  <w:abstractNum w:abstractNumId="2">
+    <w:nsid w:val="37EAB566"/>
+    <w:multiLevelType w:val="singleLevel"/>
+    <w:tmpl w:val="37EAB566"/>
+    <w:lvl w:ilvl="0" w:tentative="0">
+      <w:start w:val="1"/>
+      <w:numFmt w:val="decimal"/>
+      <w:suff w:val="space"/>
+      <w:lvlText w:val="%1."/>
+      <w:lvlJc w:val="left"/>
+    </w:lvl>
+  </w:abstractNum>
   <w:num w:numId="1">
     <w:abstractNumId w:val="0"/>
   </w:num>
   <w:num w:numId="2">
     <w:abstractNumId w:val="1"/>
+  </w:num>
+  <w:num w:numId="3">
+    <w:abstractNumId w:val="2"/>
   </w:num>
 </w:numbering>
 </file>

--- a/Vocab_3.docx
+++ b/Vocab_3.docx
@@ -1894,14 +1894,6 @@
         </w:pBdr>
         <w:ind w:left="0" w:leftChars="0" w:firstLine="0" w:firstLineChars="0"/>
         <w:rPr>
-          <w:rFonts w:hint="default" w:ascii="Calibri" w:hAnsi="Calibri" w:cs="Calibri"/>
-          <w:sz w:val="20"/>
-          <w:szCs w:val="20"/>
-          <w:lang w:val="en-US"/>
-        </w:rPr>
-      </w:pPr>
-      <w:r>
-        <w:rPr>
           <w:rFonts w:hint="default" w:ascii="Calibri" w:hAnsi="Calibri" w:eastAsia="Lucida Sans Unicode" w:cs="Calibri"/>
           <w:i w:val="0"/>
           <w:iCs w:val="0"/>
@@ -1913,8 +1905,7 @@
           <w:shd w:val="clear" w:fill="FFFFFF"/>
           <w:lang w:val="en-US"/>
         </w:rPr>
-        <w:t>Invasive surgery</w:t>
-      </w:r>
+      </w:pPr>
       <w:r>
         <w:rPr>
           <w:rFonts w:hint="default" w:ascii="Calibri" w:hAnsi="Calibri" w:eastAsia="Lucida Sans Unicode" w:cs="Calibri"/>
@@ -1928,8 +1919,7 @@
           <w:shd w:val="clear" w:fill="FFFFFF"/>
           <w:lang w:val="en-US"/>
         </w:rPr>
-        <w:tab/>
-        <w:t/>
+        <w:t>Invasive surgery</w:t>
       </w:r>
       <w:r>
         <w:rPr>
@@ -1977,8 +1967,90 @@
           <w:lang w:val="en-US"/>
         </w:rPr>
         <w:tab/>
+        <w:t/>
+      </w:r>
+      <w:r>
+        <w:rPr>
+          <w:rFonts w:hint="default" w:ascii="Calibri" w:hAnsi="Calibri" w:eastAsia="Lucida Sans Unicode" w:cs="Calibri"/>
+          <w:i w:val="0"/>
+          <w:iCs w:val="0"/>
+          <w:caps w:val="0"/>
+          <w:color w:val="333333"/>
+          <w:spacing w:val="0"/>
+          <w:sz w:val="20"/>
+          <w:szCs w:val="20"/>
+          <w:shd w:val="clear" w:fill="FFFFFF"/>
+          <w:lang w:val="en-US"/>
+        </w:rPr>
+        <w:tab/>
         <w:t>- phẫu thuật xâm lấn</w:t>
       </w:r>
+    </w:p>
+    <w:p>
+      <w:pPr>
+        <w:numPr>
+          <w:numId w:val="0"/>
+        </w:numPr>
+        <w:pBdr>
+          <w:bottom w:val="single" w:color="auto" w:sz="4" w:space="0"/>
+        </w:pBdr>
+        <w:rPr>
+          <w:rFonts w:hint="default" w:ascii="Calibri" w:hAnsi="Calibri" w:eastAsia="Lucida Sans Unicode" w:cs="Calibri"/>
+          <w:i w:val="0"/>
+          <w:iCs w:val="0"/>
+          <w:caps w:val="0"/>
+          <w:color w:val="333333"/>
+          <w:spacing w:val="0"/>
+          <w:sz w:val="20"/>
+          <w:szCs w:val="20"/>
+          <w:shd w:val="clear" w:fill="FFFFFF"/>
+          <w:lang w:val="en-US"/>
+        </w:rPr>
+      </w:pPr>
+    </w:p>
+    <w:p>
+      <w:pPr>
+        <w:numPr>
+          <w:numId w:val="0"/>
+        </w:numPr>
+        <w:pBdr>
+          <w:bottom w:val="single" w:color="auto" w:sz="4" w:space="0"/>
+        </w:pBdr>
+        <w:rPr>
+          <w:rFonts w:hint="default" w:ascii="Calibri" w:hAnsi="Calibri" w:eastAsia="Lucida Sans Unicode" w:cs="Calibri"/>
+          <w:i w:val="0"/>
+          <w:iCs w:val="0"/>
+          <w:caps w:val="0"/>
+          <w:color w:val="333333"/>
+          <w:spacing w:val="0"/>
+          <w:sz w:val="20"/>
+          <w:szCs w:val="20"/>
+          <w:shd w:val="clear" w:fill="FFFFFF"/>
+          <w:lang w:val="en-US"/>
+        </w:rPr>
+      </w:pPr>
+    </w:p>
+    <w:p>
+      <w:pPr>
+        <w:numPr>
+          <w:numId w:val="0"/>
+        </w:numPr>
+        <w:pBdr>
+          <w:bottom w:val="none" w:color="auto" w:sz="0" w:space="0"/>
+        </w:pBdr>
+        <w:rPr>
+          <w:rFonts w:hint="default" w:ascii="Calibri" w:hAnsi="Calibri" w:eastAsia="Lucida Sans Unicode" w:cs="Calibri"/>
+          <w:i w:val="0"/>
+          <w:iCs w:val="0"/>
+          <w:caps w:val="0"/>
+          <w:color w:val="333333"/>
+          <w:spacing w:val="0"/>
+          <w:sz w:val="20"/>
+          <w:szCs w:val="20"/>
+          <w:shd w:val="clear" w:fill="FFFFFF"/>
+          <w:lang w:val="en-US"/>
+        </w:rPr>
+      </w:pPr>
     </w:p>
     <w:p>
       <w:pPr>
@@ -1991,14 +2063,247 @@
         </w:pBdr>
         <w:ind w:left="0" w:leftChars="0" w:firstLine="0" w:firstLineChars="0"/>
         <w:rPr>
-          <w:rFonts w:hint="default" w:ascii="Calibri" w:hAnsi="Calibri" w:cs="Calibri"/>
-          <w:sz w:val="20"/>
-          <w:szCs w:val="20"/>
+          <w:rFonts w:hint="default" w:ascii="Calibri" w:hAnsi="Calibri" w:eastAsia="Lucida Sans Unicode" w:cs="Calibri"/>
+          <w:i w:val="0"/>
+          <w:iCs w:val="0"/>
+          <w:caps w:val="0"/>
+          <w:color w:val="333333"/>
+          <w:spacing w:val="0"/>
+          <w:sz w:val="20"/>
+          <w:szCs w:val="20"/>
+          <w:shd w:val="clear" w:fill="FFFFFF"/>
+          <w:lang w:val="en-US"/>
+        </w:rPr>
+      </w:pPr>
+      <w:r>
+        <w:rPr>
+          <w:rFonts w:hint="default" w:ascii="Calibri" w:hAnsi="Calibri" w:eastAsia="Lucida Sans Unicode" w:cs="Calibri"/>
+          <w:i w:val="0"/>
+          <w:iCs w:val="0"/>
+          <w:caps w:val="0"/>
+          <w:color w:val="333333"/>
+          <w:spacing w:val="0"/>
+          <w:sz w:val="20"/>
+          <w:szCs w:val="20"/>
+          <w:shd w:val="clear" w:fill="FFFFFF"/>
+          <w:lang w:val="en-US"/>
+        </w:rPr>
+        <w:t>Amateur # professional</w:t>
+      </w:r>
+    </w:p>
+    <w:p>
+      <w:pPr>
+        <w:numPr>
+          <w:numId w:val="0"/>
+        </w:numPr>
+        <w:pBdr>
+          <w:bottom w:val="single" w:color="auto" w:sz="4" w:space="0"/>
+        </w:pBdr>
+        <w:ind w:leftChars="0"/>
+      </w:pPr>
+      <w:r>
+        <w:drawing>
+          <wp:inline distT="0" distB="0" distL="114300" distR="114300">
+            <wp:extent cx="3136265" cy="1262380"/>
+            <wp:effectExtent l="0" t="0" r="3175" b="2540"/>
+            <wp:docPr id="6" name="Picture 6"/>
+            <wp:cNvGraphicFramePr>
+              <a:graphicFrameLocks xmlns:a="http://schemas.openxmlformats.org/drawingml/2006/main" noChangeAspect="1"/>
+            </wp:cNvGraphicFramePr>
+            <a:graphic xmlns:a="http://schemas.openxmlformats.org/drawingml/2006/main">
+              <a:graphicData uri="http://schemas.openxmlformats.org/drawingml/2006/picture">
+                <pic:pic xmlns:pic="http://schemas.openxmlformats.org/drawingml/2006/picture">
+                  <pic:nvPicPr>
+                    <pic:cNvPr id="6" name="Picture 6"/>
+                    <pic:cNvPicPr>
+                      <a:picLocks noChangeAspect="1"/>
+                    </pic:cNvPicPr>
+                  </pic:nvPicPr>
+                  <pic:blipFill>
+                    <a:blip r:embed="rId8"/>
+                    <a:stretch>
+                      <a:fillRect/>
+                    </a:stretch>
+                  </pic:blipFill>
+                  <pic:spPr>
+                    <a:xfrm>
+                      <a:off x="0" y="0"/>
+                      <a:ext cx="3136265" cy="1262380"/>
+                    </a:xfrm>
+                    <a:prstGeom prst="rect">
+                      <a:avLst/>
+                    </a:prstGeom>
+                    <a:noFill/>
+                    <a:ln>
+                      <a:noFill/>
+                    </a:ln>
+                  </pic:spPr>
+                </pic:pic>
+              </a:graphicData>
+            </a:graphic>
+          </wp:inline>
+        </w:drawing>
+      </w:r>
+    </w:p>
+    <w:p>
+      <w:pPr>
+        <w:numPr>
+          <w:numId w:val="0"/>
+        </w:numPr>
+        <w:pBdr>
+          <w:bottom w:val="single" w:color="auto" w:sz="4" w:space="0"/>
+        </w:pBdr>
+        <w:ind w:leftChars="0"/>
+      </w:pPr>
+    </w:p>
+    <w:p>
+      <w:pPr>
+        <w:numPr>
+          <w:ilvl w:val="0"/>
+          <w:numId w:val="1"/>
+        </w:numPr>
+        <w:pBdr>
+          <w:bottom w:val="single" w:color="auto" w:sz="4" w:space="0"/>
+        </w:pBdr>
+        <w:ind w:left="0" w:leftChars="0" w:firstLine="0" w:firstLineChars="0"/>
+        <w:rPr>
+          <w:rFonts w:hint="default"/>
           <w:lang w:val="en-US"/>
         </w:rPr>
       </w:pPr>
       <w:bookmarkStart w:id="0" w:name="_GoBack"/>
       <w:bookmarkEnd w:id="0"/>
+    </w:p>
+    <w:p>
+      <w:pPr>
+        <w:numPr>
+          <w:numId w:val="0"/>
+        </w:numPr>
+        <w:pBdr>
+          <w:bottom w:val="single" w:color="auto" w:sz="4" w:space="0"/>
+        </w:pBdr>
+        <w:rPr>
+          <w:rFonts w:hint="default" w:ascii="Calibri" w:hAnsi="Calibri" w:eastAsia="Lucida Sans Unicode" w:cs="Calibri"/>
+          <w:i w:val="0"/>
+          <w:iCs w:val="0"/>
+          <w:caps w:val="0"/>
+          <w:color w:val="333333"/>
+          <w:spacing w:val="0"/>
+          <w:sz w:val="20"/>
+          <w:szCs w:val="20"/>
+          <w:shd w:val="clear" w:fill="FFFFFF"/>
+          <w:lang w:val="en-US"/>
+        </w:rPr>
+      </w:pPr>
+    </w:p>
+    <w:p>
+      <w:pPr>
+        <w:numPr>
+          <w:numId w:val="0"/>
+        </w:numPr>
+        <w:pBdr>
+          <w:bottom w:val="none" w:color="auto" w:sz="0" w:space="0"/>
+        </w:pBdr>
+        <w:rPr>
+          <w:rFonts w:hint="default" w:ascii="Calibri" w:hAnsi="Calibri" w:eastAsia="Lucida Sans Unicode" w:cs="Calibri"/>
+          <w:i w:val="0"/>
+          <w:iCs w:val="0"/>
+          <w:caps w:val="0"/>
+          <w:color w:val="333333"/>
+          <w:spacing w:val="0"/>
+          <w:sz w:val="20"/>
+          <w:szCs w:val="20"/>
+          <w:shd w:val="clear" w:fill="FFFFFF"/>
+          <w:lang w:val="en-US"/>
+        </w:rPr>
+      </w:pPr>
+    </w:p>
+    <w:p>
+      <w:pPr>
+        <w:numPr>
+          <w:numId w:val="0"/>
+        </w:numPr>
+        <w:pBdr>
+          <w:bottom w:val="single" w:color="auto" w:sz="4" w:space="0"/>
+        </w:pBdr>
+        <w:rPr>
+          <w:rFonts w:hint="default" w:ascii="Calibri" w:hAnsi="Calibri" w:eastAsia="Lucida Sans Unicode" w:cs="Calibri"/>
+          <w:i w:val="0"/>
+          <w:iCs w:val="0"/>
+          <w:caps w:val="0"/>
+          <w:color w:val="333333"/>
+          <w:spacing w:val="0"/>
+          <w:sz w:val="20"/>
+          <w:szCs w:val="20"/>
+          <w:shd w:val="clear" w:fill="FFFFFF"/>
+          <w:lang w:val="en-US"/>
+        </w:rPr>
+      </w:pPr>
+    </w:p>
+    <w:p>
+      <w:pPr>
+        <w:numPr>
+          <w:numId w:val="0"/>
+        </w:numPr>
+        <w:pBdr>
+          <w:bottom w:val="single" w:color="auto" w:sz="4" w:space="0"/>
+        </w:pBdr>
+        <w:rPr>
+          <w:rFonts w:hint="default" w:ascii="Calibri" w:hAnsi="Calibri" w:eastAsia="Lucida Sans Unicode" w:cs="Calibri"/>
+          <w:i w:val="0"/>
+          <w:iCs w:val="0"/>
+          <w:caps w:val="0"/>
+          <w:color w:val="333333"/>
+          <w:spacing w:val="0"/>
+          <w:sz w:val="20"/>
+          <w:szCs w:val="20"/>
+          <w:shd w:val="clear" w:fill="FFFFFF"/>
+          <w:lang w:val="en-US"/>
+        </w:rPr>
+      </w:pPr>
+      <w:r>
+        <w:drawing>
+          <wp:inline distT="0" distB="0" distL="114300" distR="114300">
+            <wp:extent cx="3191510" cy="2700655"/>
+            <wp:effectExtent l="0" t="0" r="8890" b="12065"/>
+            <wp:docPr id="5" name="Picture 5"/>
+            <wp:cNvGraphicFramePr>
+              <a:graphicFrameLocks xmlns:a="http://schemas.openxmlformats.org/drawingml/2006/main" noChangeAspect="1"/>
+            </wp:cNvGraphicFramePr>
+            <a:graphic xmlns:a="http://schemas.openxmlformats.org/drawingml/2006/main">
+              <a:graphicData uri="http://schemas.openxmlformats.org/drawingml/2006/picture">
+                <pic:pic xmlns:pic="http://schemas.openxmlformats.org/drawingml/2006/picture">
+                  <pic:nvPicPr>
+                    <pic:cNvPr id="5" name="Picture 5"/>
+                    <pic:cNvPicPr>
+                      <a:picLocks noChangeAspect="1"/>
+                    </pic:cNvPicPr>
+                  </pic:nvPicPr>
+                  <pic:blipFill>
+                    <a:blip r:embed="rId9"/>
+                    <a:stretch>
+                      <a:fillRect/>
+                    </a:stretch>
+                  </pic:blipFill>
+                  <pic:spPr>
+                    <a:xfrm>
+                      <a:off x="0" y="0"/>
+                      <a:ext cx="3191510" cy="2700655"/>
+                    </a:xfrm>
+                    <a:prstGeom prst="rect">
+                      <a:avLst/>
+                    </a:prstGeom>
+                    <a:noFill/>
+                    <a:ln>
+                      <a:noFill/>
+                    </a:ln>
+                  </pic:spPr>
+                </pic:pic>
+              </a:graphicData>
+            </a:graphic>
+          </wp:inline>
+        </w:drawing>
+      </w:r>
     </w:p>
     <w:p>
       <w:pPr>

--- a/Vocab_3.docx
+++ b/Vocab_3.docx
@@ -2104,8 +2104,8 @@
       <w:r>
         <w:drawing>
           <wp:inline distT="0" distB="0" distL="114300" distR="114300">
-            <wp:extent cx="3136265" cy="1262380"/>
-            <wp:effectExtent l="0" t="0" r="3175" b="2540"/>
+            <wp:extent cx="2590800" cy="1042670"/>
+            <wp:effectExtent l="0" t="0" r="0" b="8890"/>
             <wp:docPr id="6" name="Picture 6"/>
             <wp:cNvGraphicFramePr>
               <a:graphicFrameLocks xmlns:a="http://schemas.openxmlformats.org/drawingml/2006/main" noChangeAspect="1"/>
@@ -2128,7 +2128,183 @@
                   <pic:spPr>
                     <a:xfrm>
                       <a:off x="0" y="0"/>
-                      <a:ext cx="3136265" cy="1262380"/>
+                      <a:ext cx="2590800" cy="1042670"/>
+                    </a:xfrm>
+                    <a:prstGeom prst="rect">
+                      <a:avLst/>
+                    </a:prstGeom>
+                    <a:noFill/>
+                    <a:ln>
+                      <a:noFill/>
+                    </a:ln>
+                  </pic:spPr>
+                </pic:pic>
+              </a:graphicData>
+            </a:graphic>
+          </wp:inline>
+        </w:drawing>
+      </w:r>
+    </w:p>
+    <w:p>
+      <w:pPr>
+        <w:numPr>
+          <w:numId w:val="0"/>
+        </w:numPr>
+        <w:pBdr>
+          <w:bottom w:val="single" w:color="auto" w:sz="4" w:space="0"/>
+        </w:pBdr>
+        <w:ind w:leftChars="0"/>
+      </w:pPr>
+    </w:p>
+    <w:p>
+      <w:pPr>
+        <w:numPr>
+          <w:ilvl w:val="0"/>
+          <w:numId w:val="1"/>
+        </w:numPr>
+        <w:pBdr>
+          <w:bottom w:val="single" w:color="auto" w:sz="4" w:space="0"/>
+        </w:pBdr>
+        <w:ind w:left="0" w:leftChars="0" w:firstLine="0" w:firstLineChars="0"/>
+        <w:rPr>
+          <w:rFonts w:hint="default"/>
+          <w:lang w:val="en-US"/>
+        </w:rPr>
+      </w:pPr>
+      <w:r>
+        <w:rPr>
+          <w:rFonts w:hint="default"/>
+          <w:lang w:val="en-US"/>
+        </w:rPr>
+        <w:t>S + be + to + V</w:t>
+      </w:r>
+    </w:p>
+    <w:p>
+      <w:pPr>
+        <w:numPr>
+          <w:numId w:val="0"/>
+        </w:numPr>
+        <w:pBdr>
+          <w:bottom w:val="single" w:color="auto" w:sz="4" w:space="0"/>
+        </w:pBdr>
+        <w:ind w:leftChars="0"/>
+      </w:pPr>
+      <w:r>
+        <w:drawing>
+          <wp:inline distT="0" distB="0" distL="114300" distR="114300">
+            <wp:extent cx="2512060" cy="1983740"/>
+            <wp:effectExtent l="0" t="0" r="2540" b="12700"/>
+            <wp:docPr id="7" name="Picture 7"/>
+            <wp:cNvGraphicFramePr>
+              <a:graphicFrameLocks xmlns:a="http://schemas.openxmlformats.org/drawingml/2006/main" noChangeAspect="1"/>
+            </wp:cNvGraphicFramePr>
+            <a:graphic xmlns:a="http://schemas.openxmlformats.org/drawingml/2006/main">
+              <a:graphicData uri="http://schemas.openxmlformats.org/drawingml/2006/picture">
+                <pic:pic xmlns:pic="http://schemas.openxmlformats.org/drawingml/2006/picture">
+                  <pic:nvPicPr>
+                    <pic:cNvPr id="7" name="Picture 7"/>
+                    <pic:cNvPicPr>
+                      <a:picLocks noChangeAspect="1"/>
+                    </pic:cNvPicPr>
+                  </pic:nvPicPr>
+                  <pic:blipFill>
+                    <a:blip r:embed="rId9"/>
+                    <a:stretch>
+                      <a:fillRect/>
+                    </a:stretch>
+                  </pic:blipFill>
+                  <pic:spPr>
+                    <a:xfrm>
+                      <a:off x="0" y="0"/>
+                      <a:ext cx="2512060" cy="1983740"/>
+                    </a:xfrm>
+                    <a:prstGeom prst="rect">
+                      <a:avLst/>
+                    </a:prstGeom>
+                    <a:noFill/>
+                    <a:ln>
+                      <a:noFill/>
+                    </a:ln>
+                  </pic:spPr>
+                </pic:pic>
+              </a:graphicData>
+            </a:graphic>
+          </wp:inline>
+        </w:drawing>
+      </w:r>
+    </w:p>
+    <w:p>
+      <w:pPr>
+        <w:numPr>
+          <w:numId w:val="0"/>
+        </w:numPr>
+        <w:pBdr>
+          <w:bottom w:val="single" w:color="auto" w:sz="4" w:space="0"/>
+        </w:pBdr>
+        <w:ind w:leftChars="0"/>
+      </w:pPr>
+    </w:p>
+    <w:p>
+      <w:pPr>
+        <w:numPr>
+          <w:ilvl w:val="0"/>
+          <w:numId w:val="1"/>
+        </w:numPr>
+        <w:pBdr>
+          <w:bottom w:val="single" w:color="auto" w:sz="4" w:space="0"/>
+        </w:pBdr>
+        <w:ind w:left="0" w:leftChars="0" w:firstLine="0" w:firstLineChars="0"/>
+        <w:rPr>
+          <w:rFonts w:hint="default"/>
+          <w:lang w:val="en-US"/>
+        </w:rPr>
+      </w:pPr>
+      <w:r>
+        <w:rPr>
+          <w:rFonts w:hint="default"/>
+          <w:lang w:val="en-US"/>
+        </w:rPr>
+        <w:t>Why + not + V?</w:t>
+      </w:r>
+    </w:p>
+    <w:p>
+      <w:pPr>
+        <w:numPr>
+          <w:numId w:val="0"/>
+        </w:numPr>
+        <w:pBdr>
+          <w:bottom w:val="single" w:color="auto" w:sz="4" w:space="0"/>
+        </w:pBdr>
+        <w:ind w:leftChars="0"/>
+      </w:pPr>
+      <w:r>
+        <w:drawing>
+          <wp:inline distT="0" distB="0" distL="114300" distR="114300">
+            <wp:extent cx="2667000" cy="864870"/>
+            <wp:effectExtent l="0" t="0" r="0" b="3810"/>
+            <wp:docPr id="8" name="Picture 8"/>
+            <wp:cNvGraphicFramePr>
+              <a:graphicFrameLocks xmlns:a="http://schemas.openxmlformats.org/drawingml/2006/main" noChangeAspect="1"/>
+            </wp:cNvGraphicFramePr>
+            <a:graphic xmlns:a="http://schemas.openxmlformats.org/drawingml/2006/main">
+              <a:graphicData uri="http://schemas.openxmlformats.org/drawingml/2006/picture">
+                <pic:pic xmlns:pic="http://schemas.openxmlformats.org/drawingml/2006/picture">
+                  <pic:nvPicPr>
+                    <pic:cNvPr id="8" name="Picture 8"/>
+                    <pic:cNvPicPr>
+                      <a:picLocks noChangeAspect="1"/>
+                    </pic:cNvPicPr>
+                  </pic:nvPicPr>
+                  <pic:blipFill>
+                    <a:blip r:embed="rId10"/>
+                    <a:stretch>
+                      <a:fillRect/>
+                    </a:stretch>
+                  </pic:blipFill>
+                  <pic:spPr>
+                    <a:xfrm>
+                      <a:off x="0" y="0"/>
+                      <a:ext cx="2667000" cy="864870"/>
                     </a:xfrm>
                     <a:prstGeom prst="rect">
                       <a:avLst/>
@@ -2280,7 +2456,7 @@
                     </pic:cNvPicPr>
                   </pic:nvPicPr>
                   <pic:blipFill>
-                    <a:blip r:embed="rId9"/>
+                    <a:blip r:embed="rId11"/>
                     <a:stretch>
                       <a:fillRect/>
                     </a:stretch>
@@ -3350,103 +3526,29 @@
     <w:p>
       <w:pPr>
         <w:numPr>
-          <w:ilvl w:val="0"/>
-          <w:numId w:val="3"/>
-        </w:numPr>
-        <w:rPr>
-          <w:rFonts w:hint="default"/>
-          <w:lang w:val="en-US"/>
-        </w:rPr>
-      </w:pPr>
-      <w:r>
-        <w:rPr>
-          <w:rFonts w:hint="default"/>
-          <w:lang w:val="en-US"/>
-        </w:rPr>
-        <w:t>Inferior</w:t>
-      </w:r>
-    </w:p>
-    <w:p>
-      <w:pPr>
-        <w:numPr>
-          <w:ilvl w:val="0"/>
-          <w:numId w:val="3"/>
-        </w:numPr>
-        <w:rPr>
-          <w:rFonts w:hint="default"/>
-          <w:lang w:val="en-US"/>
-        </w:rPr>
-      </w:pPr>
-      <w:r>
-        <w:rPr>
-          <w:rFonts w:hint="default"/>
-          <w:lang w:val="en-US"/>
-        </w:rPr>
-        <w:t>Further</w:t>
-      </w:r>
-    </w:p>
-    <w:p>
-      <w:pPr>
-        <w:numPr>
-          <w:ilvl w:val="0"/>
-          <w:numId w:val="3"/>
-        </w:numPr>
-        <w:rPr>
-          <w:rFonts w:hint="default"/>
-          <w:lang w:val="en-US"/>
-        </w:rPr>
-      </w:pPr>
-      <w:r>
-        <w:rPr>
-          <w:rFonts w:hint="default"/>
-          <w:lang w:val="en-US"/>
-        </w:rPr>
-        <w:t>Echo</w:t>
-      </w:r>
-    </w:p>
-    <w:p>
-      <w:pPr>
-        <w:numPr>
-          <w:ilvl w:val="0"/>
-          <w:numId w:val="3"/>
-        </w:numPr>
-        <w:rPr>
-          <w:rFonts w:hint="default"/>
-          <w:lang w:val="en-US"/>
-        </w:rPr>
-      </w:pPr>
-      <w:r>
-        <w:rPr>
-          <w:rFonts w:hint="default"/>
-          <w:lang w:val="en-US"/>
-        </w:rPr>
-        <w:t>Bully</w:t>
-      </w:r>
-    </w:p>
-    <w:p>
-      <w:pPr>
-        <w:numPr>
-          <w:ilvl w:val="0"/>
-          <w:numId w:val="3"/>
-        </w:numPr>
-        <w:rPr>
-          <w:rFonts w:hint="default"/>
-          <w:lang w:val="en-US"/>
-        </w:rPr>
-      </w:pPr>
-      <w:r>
-        <w:rPr>
-          <w:rFonts w:hint="default"/>
-          <w:lang w:val="en-US"/>
-        </w:rPr>
-        <w:t>Innocent</w:t>
-      </w:r>
-    </w:p>
-    <w:p>
-      <w:pPr>
-        <w:numPr>
-          <w:ilvl w:val="0"/>
-          <w:numId w:val="3"/>
+          <w:numId w:val="0"/>
+        </w:numPr>
+        <w:rPr>
+          <w:rFonts w:hint="default"/>
+          <w:lang w:val="en-US"/>
+        </w:rPr>
+      </w:pPr>
+    </w:p>
+    <w:p>
+      <w:pPr>
+        <w:numPr>
+          <w:numId w:val="0"/>
+        </w:numPr>
+        <w:rPr>
+          <w:rFonts w:hint="default"/>
+          <w:lang w:val="en-US"/>
+        </w:rPr>
+      </w:pPr>
+    </w:p>
+    <w:p>
+      <w:pPr>
+        <w:numPr>
+          <w:numId w:val="0"/>
         </w:numPr>
         <w:rPr>
           <w:rFonts w:hint="default"/>
@@ -3500,6 +3602,136 @@
           <w:lang w:val="en-US"/>
         </w:rPr>
       </w:pPr>
+    </w:p>
+    <w:p>
+      <w:pPr>
+        <w:numPr>
+          <w:numId w:val="0"/>
+        </w:numPr>
+        <w:jc w:val="center"/>
+        <w:rPr>
+          <w:rFonts w:hint="default"/>
+          <w:color w:val="FF0000"/>
+          <w:sz w:val="28"/>
+          <w:szCs w:val="28"/>
+          <w:lang w:val="en-US"/>
+        </w:rPr>
+      </w:pPr>
+      <w:r>
+        <w:rPr>
+          <w:rFonts w:hint="default"/>
+          <w:color w:val="FF0000"/>
+          <w:sz w:val="28"/>
+          <w:szCs w:val="28"/>
+          <w:lang w:val="en-US"/>
+        </w:rPr>
+        <w:t>Practice LISTENING with TED while I can also improve my Speaking and Writing skills</w:t>
+      </w:r>
+    </w:p>
+    <w:p>
+      <w:pPr>
+        <w:numPr>
+          <w:ilvl w:val="0"/>
+          <w:numId w:val="3"/>
+        </w:numPr>
+        <w:rPr>
+          <w:rFonts w:hint="default"/>
+          <w:lang w:val="en-US"/>
+        </w:rPr>
+      </w:pPr>
+      <w:r>
+        <w:rPr>
+          <w:rFonts w:hint="default"/>
+          <w:lang w:val="en-US"/>
+        </w:rPr>
+        <w:t>Carefully read the script in the first time. In this time, extract all new vocabulary words I don’t know and l will explore what they mean</w:t>
+      </w:r>
+    </w:p>
+    <w:p>
+      <w:pPr>
+        <w:numPr>
+          <w:ilvl w:val="0"/>
+          <w:numId w:val="3"/>
+        </w:numPr>
+        <w:rPr>
+          <w:rFonts w:hint="default"/>
+          <w:lang w:val="en-US"/>
+        </w:rPr>
+      </w:pPr>
+      <w:r>
+        <w:rPr>
+          <w:rFonts w:hint="default"/>
+          <w:lang w:val="en-US"/>
+        </w:rPr>
+        <w:t xml:space="preserve">Listen to the speaker’s </w:t>
+      </w:r>
+      <w:r>
+        <w:rPr>
+          <w:rFonts w:hint="default"/>
+          <w:color w:val="4874CB" w:themeColor="accent1"/>
+          <w:lang w:val="en-US"/>
+          <w14:textFill>
+            <w14:gradFill>
+              <w14:gsLst>
+                <w14:gs w14:pos="50000">
+                  <w14:schemeClr w14:val="tx1"/>
+                </w14:gs>
+                <w14:gs w14:pos="0">
+                  <w14:schemeClr w14:val="tx1">
+                    <w14:lumMod w14:val="25000"/>
+                    <w14:lumOff w14:val="75000"/>
+                  </w14:schemeClr>
+                </w14:gs>
+                <w14:gs w14:pos="100000">
+                  <w14:schemeClr w14:val="tx1">
+                    <w14:lumMod w14:val="85000"/>
+                  </w14:schemeClr>
+                </w14:gs>
+              </w14:gsLst>
+              <w14:lin w14:ang="5400000" w14:scaled="1"/>
+            </w14:gradFill>
+          </w14:textFill>
+        </w:rPr>
+        <w:t>monologue 3 times. Besides, read the script simultaneously so I can practice the above new words..</w:t>
+      </w:r>
+    </w:p>
+    <w:p>
+      <w:pPr>
+        <w:numPr>
+          <w:ilvl w:val="0"/>
+          <w:numId w:val="3"/>
+        </w:numPr>
+        <w:rPr>
+          <w:rFonts w:hint="default"/>
+          <w:lang w:val="en-US"/>
+        </w:rPr>
+      </w:pPr>
+      <w:r>
+        <w:rPr>
+          <w:rFonts w:hint="default"/>
+          <w:lang w:val="en-US"/>
+        </w:rPr>
+        <w:t>Writing: translate from Vietnamese to English</w:t>
+      </w:r>
+    </w:p>
+    <w:p>
+      <w:pPr>
+        <w:numPr>
+          <w:ilvl w:val="0"/>
+          <w:numId w:val="3"/>
+        </w:numPr>
+        <w:rPr>
+          <w:rFonts w:hint="default"/>
+          <w:lang w:val="en-US"/>
+        </w:rPr>
+      </w:pPr>
+      <w:r>
+        <w:rPr>
+          <w:rFonts w:hint="default"/>
+          <w:lang w:val="en-US"/>
+        </w:rPr>
+        <w:t>Dictate: Listen and write</w:t>
+      </w:r>
     </w:p>
     <w:sectPr>
       <w:pgSz w:w="11906" w:h="16838"/>
@@ -3526,9 +3758,9 @@
     </w:lvl>
   </w:abstractNum>
   <w:abstractNum w:abstractNumId="1">
-    <w:nsid w:val="E4CF6FC8"/>
+    <w:nsid w:val="E2CEA56A"/>
     <w:multiLevelType w:val="singleLevel"/>
-    <w:tmpl w:val="E4CF6FC8"/>
+    <w:tmpl w:val="E2CEA56A"/>
     <w:lvl w:ilvl="0" w:tentative="0">
       <w:start w:val="1"/>
       <w:numFmt w:val="decimal"/>
@@ -3538,9 +3770,9 @@
     </w:lvl>
   </w:abstractNum>
   <w:abstractNum w:abstractNumId="2">
-    <w:nsid w:val="37EAB566"/>
+    <w:nsid w:val="E4CF6FC8"/>
     <w:multiLevelType w:val="singleLevel"/>
-    <w:tmpl w:val="37EAB566"/>
+    <w:tmpl w:val="E4CF6FC8"/>
     <w:lvl w:ilvl="0" w:tentative="0">
       <w:start w:val="1"/>
       <w:numFmt w:val="decimal"/>
@@ -3553,10 +3785,10 @@
     <w:abstractNumId w:val="0"/>
   </w:num>
   <w:num w:numId="2">
-    <w:abstractNumId w:val="1"/>
+    <w:abstractNumId w:val="2"/>
   </w:num>
   <w:num w:numId="3">
-    <w:abstractNumId w:val="2"/>
+    <w:abstractNumId w:val="1"/>
   </w:num>
 </w:numbering>
 </file>

--- a/Vocab_3.docx
+++ b/Vocab_3.docx
@@ -2331,6 +2331,52 @@
         </w:pBdr>
         <w:ind w:leftChars="0"/>
       </w:pPr>
+    </w:p>
+    <w:p>
+      <w:pPr>
+        <w:numPr>
+          <w:ilvl w:val="0"/>
+          <w:numId w:val="1"/>
+        </w:numPr>
+        <w:pBdr>
+          <w:bottom w:val="single" w:color="auto" w:sz="4" w:space="0"/>
+        </w:pBdr>
+        <w:ind w:left="0" w:leftChars="0" w:firstLine="0" w:firstLineChars="0"/>
+        <w:rPr>
+          <w:rFonts w:hint="default"/>
+          <w:lang w:val="en-US"/>
+        </w:rPr>
+      </w:pPr>
+      <w:r>
+        <w:rPr>
+          <w:rFonts w:hint="default"/>
+          <w:lang w:val="en-US"/>
+        </w:rPr>
+        <w:t>Watering can</w:t>
+      </w:r>
+    </w:p>
+    <w:p>
+      <w:pPr>
+        <w:numPr>
+          <w:ilvl w:val="0"/>
+          <w:numId w:val="1"/>
+        </w:numPr>
+        <w:pBdr>
+          <w:bottom w:val="single" w:color="auto" w:sz="4" w:space="0"/>
+        </w:pBdr>
+        <w:ind w:left="0" w:leftChars="0" w:firstLine="0" w:firstLineChars="0"/>
+        <w:rPr>
+          <w:rFonts w:hint="default"/>
+          <w:lang w:val="en-US"/>
+        </w:rPr>
+      </w:pPr>
+      <w:r>
+        <w:rPr>
+          <w:rFonts w:hint="default"/>
+          <w:lang w:val="en-US"/>
+        </w:rPr>
+        <w:t>Be + still</w:t>
+      </w:r>
     </w:p>
     <w:p>
       <w:pPr>

--- a/Vocab_3.docx
+++ b/Vocab_3.docx
@@ -2393,8 +2393,403 @@
           <w:lang w:val="en-US"/>
         </w:rPr>
       </w:pPr>
+      <w:r>
+        <w:rPr>
+          <w:rFonts w:hint="default"/>
+          <w:lang w:val="en-US"/>
+        </w:rPr>
+        <w:t>S + has/have + not + V3 + object + YET</w:t>
+      </w:r>
+    </w:p>
+    <w:p>
+      <w:pPr>
+        <w:numPr>
+          <w:numId w:val="0"/>
+        </w:numPr>
+        <w:pBdr>
+          <w:bottom w:val="single" w:color="auto" w:sz="4" w:space="0"/>
+        </w:pBdr>
+        <w:ind w:leftChars="0"/>
+      </w:pPr>
+      <w:r>
+        <w:drawing>
+          <wp:inline distT="0" distB="0" distL="114300" distR="114300">
+            <wp:extent cx="2348230" cy="2420620"/>
+            <wp:effectExtent l="0" t="0" r="13970" b="2540"/>
+            <wp:docPr id="9" name="Picture 9"/>
+            <wp:cNvGraphicFramePr>
+              <a:graphicFrameLocks xmlns:a="http://schemas.openxmlformats.org/drawingml/2006/main" noChangeAspect="1"/>
+            </wp:cNvGraphicFramePr>
+            <a:graphic xmlns:a="http://schemas.openxmlformats.org/drawingml/2006/main">
+              <a:graphicData uri="http://schemas.openxmlformats.org/drawingml/2006/picture">
+                <pic:pic xmlns:pic="http://schemas.openxmlformats.org/drawingml/2006/picture">
+                  <pic:nvPicPr>
+                    <pic:cNvPr id="9" name="Picture 9"/>
+                    <pic:cNvPicPr>
+                      <a:picLocks noChangeAspect="1"/>
+                    </pic:cNvPicPr>
+                  </pic:nvPicPr>
+                  <pic:blipFill>
+                    <a:blip r:embed="rId11"/>
+                    <a:stretch>
+                      <a:fillRect/>
+                    </a:stretch>
+                  </pic:blipFill>
+                  <pic:spPr>
+                    <a:xfrm>
+                      <a:off x="0" y="0"/>
+                      <a:ext cx="2348230" cy="2420620"/>
+                    </a:xfrm>
+                    <a:prstGeom prst="rect">
+                      <a:avLst/>
+                    </a:prstGeom>
+                    <a:noFill/>
+                    <a:ln>
+                      <a:noFill/>
+                    </a:ln>
+                  </pic:spPr>
+                </pic:pic>
+              </a:graphicData>
+            </a:graphic>
+          </wp:inline>
+        </w:drawing>
+      </w:r>
+    </w:p>
+    <w:p>
+      <w:pPr>
+        <w:numPr>
+          <w:ilvl w:val="0"/>
+          <w:numId w:val="1"/>
+        </w:numPr>
+        <w:pBdr>
+          <w:bottom w:val="single" w:color="auto" w:sz="4" w:space="0"/>
+        </w:pBdr>
+        <w:ind w:left="0" w:leftChars="0" w:firstLine="0" w:firstLineChars="0"/>
+        <w:rPr>
+          <w:rFonts w:hint="default"/>
+          <w:lang w:val="en-US"/>
+        </w:rPr>
+      </w:pPr>
+      <w:r>
+        <w:rPr>
+          <w:rFonts w:hint="default"/>
+          <w:lang w:val="en-US"/>
+        </w:rPr>
+        <w:t>Remote control</w:t>
+      </w:r>
+    </w:p>
+    <w:p>
+      <w:pPr>
+        <w:numPr>
+          <w:numId w:val="0"/>
+        </w:numPr>
+        <w:pBdr>
+          <w:bottom w:val="single" w:color="auto" w:sz="4" w:space="0"/>
+        </w:pBdr>
+        <w:ind w:leftChars="0"/>
+        <w:rPr>
+          <w:rFonts w:hint="default"/>
+          <w:lang w:val="en-US"/>
+        </w:rPr>
+      </w:pPr>
+    </w:p>
+    <w:p>
+      <w:pPr>
+        <w:numPr>
+          <w:numId w:val="0"/>
+        </w:numPr>
+        <w:pBdr>
+          <w:bottom w:val="none" w:color="auto" w:sz="0" w:space="0"/>
+        </w:pBdr>
+        <w:ind w:leftChars="0"/>
+        <w:rPr>
+          <w:rFonts w:hint="default"/>
+          <w:lang w:val="en-US"/>
+        </w:rPr>
+      </w:pPr>
+    </w:p>
+    <w:p>
+      <w:pPr>
+        <w:numPr>
+          <w:ilvl w:val="0"/>
+          <w:numId w:val="1"/>
+        </w:numPr>
+        <w:pBdr>
+          <w:bottom w:val="single" w:color="auto" w:sz="4" w:space="0"/>
+        </w:pBdr>
+        <w:ind w:left="0" w:leftChars="0" w:firstLine="0" w:firstLineChars="0"/>
+        <w:rPr>
+          <w:rFonts w:hint="default"/>
+          <w:lang w:val="en-US"/>
+        </w:rPr>
+      </w:pPr>
+      <w:r>
+        <w:rPr>
+          <w:rFonts w:hint="default"/>
+          <w:lang w:val="en-US"/>
+        </w:rPr>
+        <w:t>Intense # intensive</w:t>
+      </w:r>
+    </w:p>
+    <w:p>
+      <w:pPr>
+        <w:numPr>
+          <w:numId w:val="0"/>
+        </w:numPr>
+        <w:pBdr>
+          <w:bottom w:val="single" w:color="auto" w:sz="4" w:space="0"/>
+        </w:pBdr>
+        <w:ind w:leftChars="0"/>
+        <w:rPr>
+          <w:rFonts w:hint="default"/>
+          <w:lang w:val="en-US"/>
+        </w:rPr>
+      </w:pPr>
+      <w:r>
+        <w:drawing>
+          <wp:inline distT="0" distB="0" distL="114300" distR="114300">
+            <wp:extent cx="2927350" cy="884555"/>
+            <wp:effectExtent l="0" t="0" r="13970" b="14605"/>
+            <wp:docPr id="10" name="Picture 10"/>
+            <wp:cNvGraphicFramePr>
+              <a:graphicFrameLocks xmlns:a="http://schemas.openxmlformats.org/drawingml/2006/main" noChangeAspect="1"/>
+            </wp:cNvGraphicFramePr>
+            <a:graphic xmlns:a="http://schemas.openxmlformats.org/drawingml/2006/main">
+              <a:graphicData uri="http://schemas.openxmlformats.org/drawingml/2006/picture">
+                <pic:pic xmlns:pic="http://schemas.openxmlformats.org/drawingml/2006/picture">
+                  <pic:nvPicPr>
+                    <pic:cNvPr id="10" name="Picture 10"/>
+                    <pic:cNvPicPr>
+                      <a:picLocks noChangeAspect="1"/>
+                    </pic:cNvPicPr>
+                  </pic:nvPicPr>
+                  <pic:blipFill>
+                    <a:blip r:embed="rId12"/>
+                    <a:stretch>
+                      <a:fillRect/>
+                    </a:stretch>
+                  </pic:blipFill>
+                  <pic:spPr>
+                    <a:xfrm>
+                      <a:off x="0" y="0"/>
+                      <a:ext cx="2927350" cy="884555"/>
+                    </a:xfrm>
+                    <a:prstGeom prst="rect">
+                      <a:avLst/>
+                    </a:prstGeom>
+                    <a:noFill/>
+                    <a:ln>
+                      <a:noFill/>
+                    </a:ln>
+                  </pic:spPr>
+                </pic:pic>
+              </a:graphicData>
+            </a:graphic>
+          </wp:inline>
+        </w:drawing>
+      </w:r>
+    </w:p>
+    <w:p>
+      <w:pPr>
+        <w:numPr>
+          <w:numId w:val="0"/>
+        </w:numPr>
+        <w:pBdr>
+          <w:bottom w:val="single" w:color="auto" w:sz="4" w:space="0"/>
+        </w:pBdr>
+        <w:ind w:leftChars="0"/>
+      </w:pPr>
+    </w:p>
+    <w:p>
+      <w:pPr>
+        <w:numPr>
+          <w:ilvl w:val="0"/>
+          <w:numId w:val="1"/>
+        </w:numPr>
+        <w:pBdr>
+          <w:bottom w:val="single" w:color="auto" w:sz="4" w:space="0"/>
+        </w:pBdr>
+        <w:ind w:left="0" w:leftChars="0" w:firstLine="0" w:firstLineChars="0"/>
+        <w:rPr>
+          <w:rFonts w:hint="default"/>
+          <w:lang w:val="en-US"/>
+        </w:rPr>
+      </w:pPr>
+      <w:r>
+        <w:rPr>
+          <w:rFonts w:hint="default"/>
+          <w:lang w:val="en-US"/>
+        </w:rPr>
+        <w:t>Sau này nói dễ hiểu thì nói là -&gt; Straightforward thay vì easy to understand</w:t>
+      </w:r>
+    </w:p>
+    <w:p>
+      <w:pPr>
+        <w:numPr>
+          <w:numId w:val="0"/>
+        </w:numPr>
+        <w:pBdr>
+          <w:bottom w:val="single" w:color="auto" w:sz="4" w:space="0"/>
+        </w:pBdr>
+        <w:rPr>
+          <w:rFonts w:hint="default"/>
+          <w:lang w:val="en-US"/>
+        </w:rPr>
+      </w:pPr>
+    </w:p>
+    <w:p>
+      <w:pPr>
+        <w:numPr>
+          <w:ilvl w:val="0"/>
+          <w:numId w:val="1"/>
+        </w:numPr>
+        <w:pBdr>
+          <w:bottom w:val="single" w:color="auto" w:sz="4" w:space="0"/>
+        </w:pBdr>
+        <w:ind w:left="0" w:leftChars="0" w:firstLine="0" w:firstLineChars="0"/>
+        <w:rPr>
+          <w:rFonts w:hint="default"/>
+          <w:lang w:val="en-US"/>
+        </w:rPr>
+      </w:pPr>
       <w:bookmarkStart w:id="0" w:name="_GoBack"/>
       <w:bookmarkEnd w:id="0"/>
+    </w:p>
+    <w:p>
+      <w:pPr>
+        <w:numPr>
+          <w:numId w:val="0"/>
+        </w:numPr>
+        <w:pBdr>
+          <w:bottom w:val="single" w:color="auto" w:sz="4" w:space="0"/>
+        </w:pBdr>
+        <w:ind w:leftChars="0"/>
+      </w:pPr>
+    </w:p>
+    <w:p>
+      <w:pPr>
+        <w:numPr>
+          <w:numId w:val="0"/>
+        </w:numPr>
+        <w:pBdr>
+          <w:bottom w:val="single" w:color="auto" w:sz="4" w:space="0"/>
+        </w:pBdr>
+        <w:ind w:leftChars="0"/>
+      </w:pPr>
+    </w:p>
+    <w:p>
+      <w:pPr>
+        <w:numPr>
+          <w:numId w:val="0"/>
+        </w:numPr>
+        <w:pBdr>
+          <w:bottom w:val="single" w:color="auto" w:sz="4" w:space="0"/>
+        </w:pBdr>
+        <w:ind w:leftChars="0"/>
+      </w:pPr>
+    </w:p>
+    <w:p>
+      <w:pPr>
+        <w:numPr>
+          <w:numId w:val="0"/>
+        </w:numPr>
+        <w:pBdr>
+          <w:bottom w:val="single" w:color="auto" w:sz="4" w:space="0"/>
+        </w:pBdr>
+        <w:ind w:leftChars="0"/>
+      </w:pPr>
+    </w:p>
+    <w:p>
+      <w:pPr>
+        <w:numPr>
+          <w:numId w:val="0"/>
+        </w:numPr>
+        <w:pBdr>
+          <w:bottom w:val="single" w:color="auto" w:sz="4" w:space="0"/>
+        </w:pBdr>
+        <w:ind w:leftChars="0"/>
+      </w:pPr>
+    </w:p>
+    <w:p>
+      <w:pPr>
+        <w:numPr>
+          <w:numId w:val="0"/>
+        </w:numPr>
+        <w:pBdr>
+          <w:bottom w:val="single" w:color="auto" w:sz="4" w:space="0"/>
+        </w:pBdr>
+        <w:ind w:leftChars="0"/>
+      </w:pPr>
+    </w:p>
+    <w:p>
+      <w:pPr>
+        <w:numPr>
+          <w:numId w:val="0"/>
+        </w:numPr>
+        <w:pBdr>
+          <w:bottom w:val="single" w:color="auto" w:sz="4" w:space="0"/>
+        </w:pBdr>
+        <w:ind w:leftChars="0"/>
+      </w:pPr>
+    </w:p>
+    <w:p>
+      <w:pPr>
+        <w:numPr>
+          <w:numId w:val="0"/>
+        </w:numPr>
+        <w:pBdr>
+          <w:bottom w:val="single" w:color="auto" w:sz="4" w:space="0"/>
+        </w:pBdr>
+        <w:ind w:leftChars="0"/>
+      </w:pPr>
+    </w:p>
+    <w:p>
+      <w:pPr>
+        <w:numPr>
+          <w:numId w:val="0"/>
+        </w:numPr>
+        <w:pBdr>
+          <w:bottom w:val="single" w:color="auto" w:sz="4" w:space="0"/>
+        </w:pBdr>
+        <w:ind w:leftChars="0"/>
+      </w:pPr>
+    </w:p>
+    <w:p>
+      <w:pPr>
+        <w:numPr>
+          <w:numId w:val="0"/>
+        </w:numPr>
+        <w:pBdr>
+          <w:bottom w:val="single" w:color="auto" w:sz="4" w:space="0"/>
+        </w:pBdr>
+        <w:ind w:leftChars="0"/>
+      </w:pPr>
+    </w:p>
+    <w:p>
+      <w:pPr>
+        <w:numPr>
+          <w:numId w:val="0"/>
+        </w:numPr>
+        <w:pBdr>
+          <w:bottom w:val="single" w:color="auto" w:sz="4" w:space="0"/>
+        </w:pBdr>
+        <w:ind w:leftChars="0"/>
+      </w:pPr>
+    </w:p>
+    <w:p>
+      <w:pPr>
+        <w:numPr>
+          <w:numId w:val="0"/>
+        </w:numPr>
+        <w:pBdr>
+          <w:bottom w:val="single" w:color="auto" w:sz="4" w:space="0"/>
+        </w:pBdr>
+        <w:ind w:leftChars="0"/>
+        <w:rPr>
+          <w:rFonts w:hint="default"/>
+          <w:lang w:val="en-US"/>
+        </w:rPr>
+      </w:pPr>
     </w:p>
     <w:p>
       <w:pPr>
@@ -2502,7 +2897,7 @@
                     </pic:cNvPicPr>
                   </pic:nvPicPr>
                   <pic:blipFill>
-                    <a:blip r:embed="rId11"/>
+                    <a:blip r:embed="rId13"/>
                     <a:stretch>
                       <a:fillRect/>
                     </a:stretch>

--- a/Vocab_3.docx
+++ b/Vocab_3.docx
@@ -2652,6 +2652,182 @@
           <w:lang w:val="en-US"/>
         </w:rPr>
       </w:pPr>
+      <w:r>
+        <w:rPr>
+          <w:rFonts w:hint="default"/>
+          <w:lang w:val="en-US"/>
+        </w:rPr>
+        <w:t>N + with + Noun phrase</w:t>
+      </w:r>
+    </w:p>
+    <w:p>
+      <w:pPr>
+        <w:numPr>
+          <w:numId w:val="0"/>
+        </w:numPr>
+        <w:pBdr>
+          <w:bottom w:val="single" w:color="auto" w:sz="4" w:space="0"/>
+        </w:pBdr>
+        <w:ind w:leftChars="0"/>
+      </w:pPr>
+      <w:r>
+        <w:drawing>
+          <wp:inline distT="0" distB="0" distL="114300" distR="114300">
+            <wp:extent cx="2497455" cy="1238885"/>
+            <wp:effectExtent l="0" t="0" r="1905" b="10795"/>
+            <wp:docPr id="11" name="Picture 11"/>
+            <wp:cNvGraphicFramePr>
+              <a:graphicFrameLocks xmlns:a="http://schemas.openxmlformats.org/drawingml/2006/main" noChangeAspect="1"/>
+            </wp:cNvGraphicFramePr>
+            <a:graphic xmlns:a="http://schemas.openxmlformats.org/drawingml/2006/main">
+              <a:graphicData uri="http://schemas.openxmlformats.org/drawingml/2006/picture">
+                <pic:pic xmlns:pic="http://schemas.openxmlformats.org/drawingml/2006/picture">
+                  <pic:nvPicPr>
+                    <pic:cNvPr id="11" name="Picture 11"/>
+                    <pic:cNvPicPr>
+                      <a:picLocks noChangeAspect="1"/>
+                    </pic:cNvPicPr>
+                  </pic:nvPicPr>
+                  <pic:blipFill>
+                    <a:blip r:embed="rId13"/>
+                    <a:stretch>
+                      <a:fillRect/>
+                    </a:stretch>
+                  </pic:blipFill>
+                  <pic:spPr>
+                    <a:xfrm>
+                      <a:off x="0" y="0"/>
+                      <a:ext cx="2497455" cy="1238885"/>
+                    </a:xfrm>
+                    <a:prstGeom prst="rect">
+                      <a:avLst/>
+                    </a:prstGeom>
+                    <a:noFill/>
+                    <a:ln>
+                      <a:noFill/>
+                    </a:ln>
+                  </pic:spPr>
+                </pic:pic>
+              </a:graphicData>
+            </a:graphic>
+          </wp:inline>
+        </w:drawing>
+      </w:r>
+    </w:p>
+    <w:p>
+      <w:pPr>
+        <w:numPr>
+          <w:numId w:val="0"/>
+        </w:numPr>
+        <w:pBdr>
+          <w:bottom w:val="single" w:color="auto" w:sz="4" w:space="0"/>
+        </w:pBdr>
+        <w:ind w:leftChars="0"/>
+      </w:pPr>
+    </w:p>
+    <w:p>
+      <w:pPr>
+        <w:numPr>
+          <w:ilvl w:val="0"/>
+          <w:numId w:val="1"/>
+        </w:numPr>
+        <w:pBdr>
+          <w:bottom w:val="single" w:color="auto" w:sz="4" w:space="0"/>
+        </w:pBdr>
+        <w:ind w:left="0" w:leftChars="0" w:firstLine="0" w:firstLineChars="0"/>
+        <w:rPr>
+          <w:rFonts w:hint="default"/>
+          <w:lang w:val="en-US"/>
+        </w:rPr>
+      </w:pPr>
+      <w:r>
+        <w:rPr>
+          <w:rFonts w:hint="default"/>
+          <w:lang w:val="en-US"/>
+        </w:rPr>
+        <w:t>Still</w:t>
+      </w:r>
+    </w:p>
+    <w:p>
+      <w:pPr>
+        <w:numPr>
+          <w:numId w:val="0"/>
+        </w:numPr>
+        <w:pBdr>
+          <w:bottom w:val="single" w:color="auto" w:sz="4" w:space="0"/>
+        </w:pBdr>
+        <w:ind w:leftChars="0"/>
+      </w:pPr>
+      <w:r>
+        <w:drawing>
+          <wp:inline distT="0" distB="0" distL="114300" distR="114300">
+            <wp:extent cx="2728595" cy="2350135"/>
+            <wp:effectExtent l="0" t="0" r="14605" b="12065"/>
+            <wp:docPr id="12" name="Picture 12"/>
+            <wp:cNvGraphicFramePr>
+              <a:graphicFrameLocks xmlns:a="http://schemas.openxmlformats.org/drawingml/2006/main" noChangeAspect="1"/>
+            </wp:cNvGraphicFramePr>
+            <a:graphic xmlns:a="http://schemas.openxmlformats.org/drawingml/2006/main">
+              <a:graphicData uri="http://schemas.openxmlformats.org/drawingml/2006/picture">
+                <pic:pic xmlns:pic="http://schemas.openxmlformats.org/drawingml/2006/picture">
+                  <pic:nvPicPr>
+                    <pic:cNvPr id="12" name="Picture 12"/>
+                    <pic:cNvPicPr>
+                      <a:picLocks noChangeAspect="1"/>
+                    </pic:cNvPicPr>
+                  </pic:nvPicPr>
+                  <pic:blipFill>
+                    <a:blip r:embed="rId14"/>
+                    <a:stretch>
+                      <a:fillRect/>
+                    </a:stretch>
+                  </pic:blipFill>
+                  <pic:spPr>
+                    <a:xfrm>
+                      <a:off x="0" y="0"/>
+                      <a:ext cx="2728595" cy="2350135"/>
+                    </a:xfrm>
+                    <a:prstGeom prst="rect">
+                      <a:avLst/>
+                    </a:prstGeom>
+                    <a:noFill/>
+                    <a:ln>
+                      <a:noFill/>
+                    </a:ln>
+                  </pic:spPr>
+                </pic:pic>
+              </a:graphicData>
+            </a:graphic>
+          </wp:inline>
+        </w:drawing>
+      </w:r>
+    </w:p>
+    <w:p>
+      <w:pPr>
+        <w:numPr>
+          <w:numId w:val="0"/>
+        </w:numPr>
+        <w:pBdr>
+          <w:bottom w:val="single" w:color="auto" w:sz="4" w:space="0"/>
+        </w:pBdr>
+        <w:ind w:leftChars="0"/>
+      </w:pPr>
+    </w:p>
+    <w:p>
+      <w:pPr>
+        <w:numPr>
+          <w:ilvl w:val="0"/>
+          <w:numId w:val="1"/>
+        </w:numPr>
+        <w:pBdr>
+          <w:bottom w:val="single" w:color="auto" w:sz="4" w:space="0"/>
+        </w:pBdr>
+        <w:ind w:left="0" w:leftChars="0" w:firstLine="0" w:firstLineChars="0"/>
+        <w:rPr>
+          <w:rFonts w:hint="default"/>
+          <w:lang w:val="en-US"/>
+        </w:rPr>
+      </w:pPr>
       <w:bookmarkStart w:id="0" w:name="_GoBack"/>
       <w:bookmarkEnd w:id="0"/>
     </w:p>
@@ -2897,7 +3073,7 @@
                     </pic:cNvPicPr>
                   </pic:nvPicPr>
                   <pic:blipFill>
-                    <a:blip r:embed="rId13"/>
+                    <a:blip r:embed="rId15"/>
                     <a:stretch>
                       <a:fillRect/>
                     </a:stretch>

--- a/Vocab_3.docx
+++ b/Vocab_3.docx
@@ -2828,6 +2828,90 @@
           <w:lang w:val="en-US"/>
         </w:rPr>
       </w:pPr>
+      <w:r>
+        <w:rPr>
+          <w:rFonts w:hint="default"/>
+          <w:lang w:val="en-US"/>
+        </w:rPr>
+        <w:t xml:space="preserve">Adjective </w:t>
+      </w:r>
+    </w:p>
+    <w:p>
+      <w:pPr>
+        <w:numPr>
+          <w:numId w:val="0"/>
+        </w:numPr>
+        <w:pBdr>
+          <w:bottom w:val="single" w:color="auto" w:sz="4" w:space="0"/>
+        </w:pBdr>
+        <w:ind w:leftChars="0"/>
+      </w:pPr>
+      <w:r>
+        <w:drawing>
+          <wp:inline distT="0" distB="0" distL="114300" distR="114300">
+            <wp:extent cx="2479675" cy="2406015"/>
+            <wp:effectExtent l="0" t="0" r="4445" b="1905"/>
+            <wp:docPr id="13" name="Picture 13"/>
+            <wp:cNvGraphicFramePr>
+              <a:graphicFrameLocks xmlns:a="http://schemas.openxmlformats.org/drawingml/2006/main" noChangeAspect="1"/>
+            </wp:cNvGraphicFramePr>
+            <a:graphic xmlns:a="http://schemas.openxmlformats.org/drawingml/2006/main">
+              <a:graphicData uri="http://schemas.openxmlformats.org/drawingml/2006/picture">
+                <pic:pic xmlns:pic="http://schemas.openxmlformats.org/drawingml/2006/picture">
+                  <pic:nvPicPr>
+                    <pic:cNvPr id="13" name="Picture 13"/>
+                    <pic:cNvPicPr>
+                      <a:picLocks noChangeAspect="1"/>
+                    </pic:cNvPicPr>
+                  </pic:nvPicPr>
+                  <pic:blipFill>
+                    <a:blip r:embed="rId15"/>
+                    <a:stretch>
+                      <a:fillRect/>
+                    </a:stretch>
+                  </pic:blipFill>
+                  <pic:spPr>
+                    <a:xfrm>
+                      <a:off x="0" y="0"/>
+                      <a:ext cx="2479675" cy="2406015"/>
+                    </a:xfrm>
+                    <a:prstGeom prst="rect">
+                      <a:avLst/>
+                    </a:prstGeom>
+                    <a:noFill/>
+                    <a:ln>
+                      <a:noFill/>
+                    </a:ln>
+                  </pic:spPr>
+                </pic:pic>
+              </a:graphicData>
+            </a:graphic>
+          </wp:inline>
+        </w:drawing>
+      </w:r>
+    </w:p>
+    <w:p>
+      <w:pPr>
+        <w:numPr>
+          <w:ilvl w:val="0"/>
+          <w:numId w:val="1"/>
+        </w:numPr>
+        <w:pBdr>
+          <w:bottom w:val="single" w:color="auto" w:sz="4" w:space="0"/>
+        </w:pBdr>
+        <w:ind w:left="0" w:leftChars="0" w:firstLine="0" w:firstLineChars="0"/>
+        <w:rPr>
+          <w:rFonts w:hint="default"/>
+          <w:lang w:val="en-US"/>
+        </w:rPr>
+      </w:pPr>
+      <w:r>
+        <w:rPr>
+          <w:rFonts w:hint="default"/>
+          <w:lang w:val="en-US"/>
+        </w:rPr>
+        <w:t xml:space="preserve">Destroy = Damage = Devastate = Demolish </w:t>
+      </w:r>
       <w:bookmarkStart w:id="0" w:name="_GoBack"/>
       <w:bookmarkEnd w:id="0"/>
     </w:p>
@@ -2884,109 +2968,6 @@
           <w:bottom w:val="single" w:color="auto" w:sz="4" w:space="0"/>
         </w:pBdr>
         <w:ind w:leftChars="0"/>
-      </w:pPr>
-    </w:p>
-    <w:p>
-      <w:pPr>
-        <w:numPr>
-          <w:numId w:val="0"/>
-        </w:numPr>
-        <w:pBdr>
-          <w:bottom w:val="single" w:color="auto" w:sz="4" w:space="0"/>
-        </w:pBdr>
-        <w:ind w:leftChars="0"/>
-      </w:pPr>
-    </w:p>
-    <w:p>
-      <w:pPr>
-        <w:numPr>
-          <w:numId w:val="0"/>
-        </w:numPr>
-        <w:pBdr>
-          <w:bottom w:val="single" w:color="auto" w:sz="4" w:space="0"/>
-        </w:pBdr>
-        <w:ind w:leftChars="0"/>
-      </w:pPr>
-    </w:p>
-    <w:p>
-      <w:pPr>
-        <w:numPr>
-          <w:numId w:val="0"/>
-        </w:numPr>
-        <w:pBdr>
-          <w:bottom w:val="single" w:color="auto" w:sz="4" w:space="0"/>
-        </w:pBdr>
-        <w:ind w:leftChars="0"/>
-      </w:pPr>
-    </w:p>
-    <w:p>
-      <w:pPr>
-        <w:numPr>
-          <w:numId w:val="0"/>
-        </w:numPr>
-        <w:pBdr>
-          <w:bottom w:val="single" w:color="auto" w:sz="4" w:space="0"/>
-        </w:pBdr>
-        <w:ind w:leftChars="0"/>
-      </w:pPr>
-    </w:p>
-    <w:p>
-      <w:pPr>
-        <w:numPr>
-          <w:numId w:val="0"/>
-        </w:numPr>
-        <w:pBdr>
-          <w:bottom w:val="single" w:color="auto" w:sz="4" w:space="0"/>
-        </w:pBdr>
-        <w:ind w:leftChars="0"/>
-      </w:pPr>
-    </w:p>
-    <w:p>
-      <w:pPr>
-        <w:numPr>
-          <w:numId w:val="0"/>
-        </w:numPr>
-        <w:pBdr>
-          <w:bottom w:val="single" w:color="auto" w:sz="4" w:space="0"/>
-        </w:pBdr>
-        <w:ind w:leftChars="0"/>
-      </w:pPr>
-    </w:p>
-    <w:p>
-      <w:pPr>
-        <w:numPr>
-          <w:numId w:val="0"/>
-        </w:numPr>
-        <w:pBdr>
-          <w:bottom w:val="single" w:color="auto" w:sz="4" w:space="0"/>
-        </w:pBdr>
-        <w:ind w:leftChars="0"/>
-        <w:rPr>
-          <w:rFonts w:hint="default"/>
-          <w:lang w:val="en-US"/>
-        </w:rPr>
-      </w:pPr>
-    </w:p>
-    <w:p>
-      <w:pPr>
-        <w:numPr>
-          <w:numId w:val="0"/>
-        </w:numPr>
-        <w:pBdr>
-          <w:bottom w:val="single" w:color="auto" w:sz="4" w:space="0"/>
-        </w:pBdr>
-        <w:rPr>
-          <w:rFonts w:hint="default" w:ascii="Calibri" w:hAnsi="Calibri" w:eastAsia="Lucida Sans Unicode" w:cs="Calibri"/>
-          <w:i w:val="0"/>
-          <w:iCs w:val="0"/>
-          <w:caps w:val="0"/>
-          <w:color w:val="333333"/>
-          <w:spacing w:val="0"/>
-          <w:sz w:val="20"/>
-          <w:szCs w:val="20"/>
-          <w:shd w:val="clear" w:fill="FFFFFF"/>
-          <w:lang w:val="en-US"/>
-        </w:rPr>
       </w:pPr>
     </w:p>
     <w:p>
@@ -3073,7 +3054,7 @@
                     </pic:cNvPicPr>
                   </pic:nvPicPr>
                   <pic:blipFill>
-                    <a:blip r:embed="rId15"/>
+                    <a:blip r:embed="rId16"/>
                     <a:stretch>
                       <a:fillRect/>
                     </a:stretch>

--- a/Vocab_3.docx
+++ b/Vocab_3.docx
@@ -2912,8 +2912,2554 @@
         </w:rPr>
         <w:t xml:space="preserve">Destroy = Damage = Devastate = Demolish </w:t>
       </w:r>
+    </w:p>
+    <w:p>
+      <w:pPr>
+        <w:numPr>
+          <w:numId w:val="0"/>
+        </w:numPr>
+        <w:pBdr>
+          <w:bottom w:val="single" w:color="auto" w:sz="4" w:space="0"/>
+        </w:pBdr>
+        <w:rPr>
+          <w:rFonts w:hint="default"/>
+          <w:lang w:val="en-US"/>
+        </w:rPr>
+      </w:pPr>
+    </w:p>
+    <w:p>
+      <w:pPr>
+        <w:numPr>
+          <w:ilvl w:val="0"/>
+          <w:numId w:val="1"/>
+        </w:numPr>
+        <w:pBdr>
+          <w:bottom w:val="single" w:color="auto" w:sz="4" w:space="0"/>
+        </w:pBdr>
+        <w:ind w:left="0" w:leftChars="0" w:firstLine="0" w:firstLineChars="0"/>
+        <w:rPr>
+          <w:rFonts w:hint="default"/>
+          <w:lang w:val="en-US"/>
+        </w:rPr>
+      </w:pPr>
+      <w:r>
+        <w:rPr>
+          <w:rFonts w:hint="default"/>
+          <w:lang w:val="en-US"/>
+        </w:rPr>
+        <w:t>All # whole</w:t>
+      </w:r>
+    </w:p>
+    <w:p>
+      <w:pPr>
+        <w:numPr>
+          <w:numId w:val="0"/>
+        </w:numPr>
+        <w:pBdr>
+          <w:bottom w:val="single" w:color="auto" w:sz="4" w:space="0"/>
+        </w:pBdr>
+        <w:ind w:leftChars="0"/>
+      </w:pPr>
+      <w:r>
+        <w:drawing>
+          <wp:inline distT="0" distB="0" distL="114300" distR="114300">
+            <wp:extent cx="3113405" cy="1714500"/>
+            <wp:effectExtent l="0" t="0" r="10795" b="7620"/>
+            <wp:docPr id="14" name="Picture 14"/>
+            <wp:cNvGraphicFramePr>
+              <a:graphicFrameLocks xmlns:a="http://schemas.openxmlformats.org/drawingml/2006/main" noChangeAspect="1"/>
+            </wp:cNvGraphicFramePr>
+            <a:graphic xmlns:a="http://schemas.openxmlformats.org/drawingml/2006/main">
+              <a:graphicData uri="http://schemas.openxmlformats.org/drawingml/2006/picture">
+                <pic:pic xmlns:pic="http://schemas.openxmlformats.org/drawingml/2006/picture">
+                  <pic:nvPicPr>
+                    <pic:cNvPr id="14" name="Picture 14"/>
+                    <pic:cNvPicPr>
+                      <a:picLocks noChangeAspect="1"/>
+                    </pic:cNvPicPr>
+                  </pic:nvPicPr>
+                  <pic:blipFill>
+                    <a:blip r:embed="rId16"/>
+                    <a:stretch>
+                      <a:fillRect/>
+                    </a:stretch>
+                  </pic:blipFill>
+                  <pic:spPr>
+                    <a:xfrm>
+                      <a:off x="0" y="0"/>
+                      <a:ext cx="3113405" cy="1714500"/>
+                    </a:xfrm>
+                    <a:prstGeom prst="rect">
+                      <a:avLst/>
+                    </a:prstGeom>
+                    <a:noFill/>
+                    <a:ln>
+                      <a:noFill/>
+                    </a:ln>
+                  </pic:spPr>
+                </pic:pic>
+              </a:graphicData>
+            </a:graphic>
+          </wp:inline>
+        </w:drawing>
+      </w:r>
+    </w:p>
+    <w:p>
+      <w:pPr>
+        <w:numPr>
+          <w:numId w:val="0"/>
+        </w:numPr>
+        <w:pBdr>
+          <w:bottom w:val="single" w:color="auto" w:sz="4" w:space="0"/>
+        </w:pBdr>
+        <w:ind w:leftChars="0"/>
+      </w:pPr>
+    </w:p>
+    <w:p>
+      <w:pPr>
+        <w:numPr>
+          <w:ilvl w:val="0"/>
+          <w:numId w:val="1"/>
+        </w:numPr>
+        <w:pBdr>
+          <w:bottom w:val="single" w:color="auto" w:sz="4" w:space="0"/>
+        </w:pBdr>
+        <w:ind w:left="0" w:leftChars="0" w:firstLine="0" w:firstLineChars="0"/>
+        <w:rPr>
+          <w:rFonts w:hint="default"/>
+          <w:lang w:val="en-US"/>
+        </w:rPr>
+      </w:pPr>
+      <w:r>
+        <w:rPr>
+          <w:rFonts w:hint="default"/>
+          <w:lang w:val="en-US"/>
+        </w:rPr>
+        <w:t>No</w:t>
+      </w:r>
+    </w:p>
+    <w:p>
+      <w:pPr>
+        <w:numPr>
+          <w:numId w:val="0"/>
+        </w:numPr>
+        <w:pBdr>
+          <w:bottom w:val="single" w:color="auto" w:sz="4" w:space="0"/>
+        </w:pBdr>
+        <w:ind w:leftChars="0"/>
+      </w:pPr>
+      <w:r>
+        <w:drawing>
+          <wp:inline distT="0" distB="0" distL="114300" distR="114300">
+            <wp:extent cx="2815590" cy="1697355"/>
+            <wp:effectExtent l="0" t="0" r="3810" b="9525"/>
+            <wp:docPr id="15" name="Picture 15"/>
+            <wp:cNvGraphicFramePr>
+              <a:graphicFrameLocks xmlns:a="http://schemas.openxmlformats.org/drawingml/2006/main" noChangeAspect="1"/>
+            </wp:cNvGraphicFramePr>
+            <a:graphic xmlns:a="http://schemas.openxmlformats.org/drawingml/2006/main">
+              <a:graphicData uri="http://schemas.openxmlformats.org/drawingml/2006/picture">
+                <pic:pic xmlns:pic="http://schemas.openxmlformats.org/drawingml/2006/picture">
+                  <pic:nvPicPr>
+                    <pic:cNvPr id="15" name="Picture 15"/>
+                    <pic:cNvPicPr>
+                      <a:picLocks noChangeAspect="1"/>
+                    </pic:cNvPicPr>
+                  </pic:nvPicPr>
+                  <pic:blipFill>
+                    <a:blip r:embed="rId17"/>
+                    <a:stretch>
+                      <a:fillRect/>
+                    </a:stretch>
+                  </pic:blipFill>
+                  <pic:spPr>
+                    <a:xfrm>
+                      <a:off x="0" y="0"/>
+                      <a:ext cx="2815590" cy="1697355"/>
+                    </a:xfrm>
+                    <a:prstGeom prst="rect">
+                      <a:avLst/>
+                    </a:prstGeom>
+                    <a:noFill/>
+                    <a:ln>
+                      <a:noFill/>
+                    </a:ln>
+                  </pic:spPr>
+                </pic:pic>
+              </a:graphicData>
+            </a:graphic>
+          </wp:inline>
+        </w:drawing>
+      </w:r>
+    </w:p>
+    <w:p>
+      <w:pPr>
+        <w:numPr>
+          <w:numId w:val="0"/>
+        </w:numPr>
+        <w:pBdr>
+          <w:bottom w:val="single" w:color="auto" w:sz="4" w:space="0"/>
+        </w:pBdr>
+        <w:ind w:leftChars="0"/>
+      </w:pPr>
+    </w:p>
+    <w:p>
+      <w:pPr>
+        <w:numPr>
+          <w:ilvl w:val="0"/>
+          <w:numId w:val="1"/>
+        </w:numPr>
+        <w:pBdr>
+          <w:bottom w:val="single" w:color="auto" w:sz="4" w:space="0"/>
+        </w:pBdr>
+        <w:ind w:left="0" w:leftChars="0" w:firstLine="0" w:firstLineChars="0"/>
+        <w:rPr>
+          <w:rFonts w:hint="default"/>
+          <w:lang w:val="en-US"/>
+        </w:rPr>
+      </w:pPr>
+      <w:r>
+        <w:rPr>
+          <w:rFonts w:hint="default"/>
+          <w:lang w:val="en-US"/>
+        </w:rPr>
+        <w:t>Either # Neither</w:t>
+      </w:r>
+    </w:p>
+    <w:p>
+      <w:pPr>
+        <w:numPr>
+          <w:numId w:val="0"/>
+        </w:numPr>
+        <w:pBdr>
+          <w:bottom w:val="single" w:color="auto" w:sz="4" w:space="0"/>
+        </w:pBdr>
+        <w:ind w:leftChars="0"/>
+      </w:pPr>
+      <w:r>
+        <w:drawing>
+          <wp:inline distT="0" distB="0" distL="114300" distR="114300">
+            <wp:extent cx="3287395" cy="1748155"/>
+            <wp:effectExtent l="0" t="0" r="4445" b="4445"/>
+            <wp:docPr id="16" name="Picture 16"/>
+            <wp:cNvGraphicFramePr>
+              <a:graphicFrameLocks xmlns:a="http://schemas.openxmlformats.org/drawingml/2006/main" noChangeAspect="1"/>
+            </wp:cNvGraphicFramePr>
+            <a:graphic xmlns:a="http://schemas.openxmlformats.org/drawingml/2006/main">
+              <a:graphicData uri="http://schemas.openxmlformats.org/drawingml/2006/picture">
+                <pic:pic xmlns:pic="http://schemas.openxmlformats.org/drawingml/2006/picture">
+                  <pic:nvPicPr>
+                    <pic:cNvPr id="16" name="Picture 16"/>
+                    <pic:cNvPicPr>
+                      <a:picLocks noChangeAspect="1"/>
+                    </pic:cNvPicPr>
+                  </pic:nvPicPr>
+                  <pic:blipFill>
+                    <a:blip r:embed="rId18"/>
+                    <a:stretch>
+                      <a:fillRect/>
+                    </a:stretch>
+                  </pic:blipFill>
+                  <pic:spPr>
+                    <a:xfrm>
+                      <a:off x="0" y="0"/>
+                      <a:ext cx="3287395" cy="1748155"/>
+                    </a:xfrm>
+                    <a:prstGeom prst="rect">
+                      <a:avLst/>
+                    </a:prstGeom>
+                    <a:noFill/>
+                    <a:ln>
+                      <a:noFill/>
+                    </a:ln>
+                  </pic:spPr>
+                </pic:pic>
+              </a:graphicData>
+            </a:graphic>
+          </wp:inline>
+        </w:drawing>
+      </w:r>
+    </w:p>
+    <w:p>
+      <w:pPr>
+        <w:numPr>
+          <w:numId w:val="0"/>
+        </w:numPr>
+        <w:pBdr>
+          <w:bottom w:val="single" w:color="auto" w:sz="4" w:space="0"/>
+        </w:pBdr>
+        <w:ind w:leftChars="0"/>
+      </w:pPr>
+      <w:r>
+        <w:drawing>
+          <wp:inline distT="0" distB="0" distL="114300" distR="114300">
+            <wp:extent cx="3284220" cy="1422400"/>
+            <wp:effectExtent l="0" t="0" r="7620" b="10160"/>
+            <wp:docPr id="17" name="Picture 17"/>
+            <wp:cNvGraphicFramePr>
+              <a:graphicFrameLocks xmlns:a="http://schemas.openxmlformats.org/drawingml/2006/main" noChangeAspect="1"/>
+            </wp:cNvGraphicFramePr>
+            <a:graphic xmlns:a="http://schemas.openxmlformats.org/drawingml/2006/main">
+              <a:graphicData uri="http://schemas.openxmlformats.org/drawingml/2006/picture">
+                <pic:pic xmlns:pic="http://schemas.openxmlformats.org/drawingml/2006/picture">
+                  <pic:nvPicPr>
+                    <pic:cNvPr id="17" name="Picture 17"/>
+                    <pic:cNvPicPr>
+                      <a:picLocks noChangeAspect="1"/>
+                    </pic:cNvPicPr>
+                  </pic:nvPicPr>
+                  <pic:blipFill>
+                    <a:blip r:embed="rId19"/>
+                    <a:stretch>
+                      <a:fillRect/>
+                    </a:stretch>
+                  </pic:blipFill>
+                  <pic:spPr>
+                    <a:xfrm>
+                      <a:off x="0" y="0"/>
+                      <a:ext cx="3284220" cy="1422400"/>
+                    </a:xfrm>
+                    <a:prstGeom prst="rect">
+                      <a:avLst/>
+                    </a:prstGeom>
+                    <a:noFill/>
+                    <a:ln>
+                      <a:noFill/>
+                    </a:ln>
+                  </pic:spPr>
+                </pic:pic>
+              </a:graphicData>
+            </a:graphic>
+          </wp:inline>
+        </w:drawing>
+      </w:r>
+    </w:p>
+    <w:p>
+      <w:pPr>
+        <w:numPr>
+          <w:numId w:val="0"/>
+        </w:numPr>
+        <w:pBdr>
+          <w:bottom w:val="single" w:color="auto" w:sz="4" w:space="0"/>
+        </w:pBdr>
+        <w:ind w:leftChars="0"/>
+      </w:pPr>
+    </w:p>
+    <w:p>
+      <w:pPr>
+        <w:numPr>
+          <w:numId w:val="0"/>
+        </w:numPr>
+        <w:pBdr>
+          <w:bottom w:val="single" w:color="auto" w:sz="4" w:space="0"/>
+        </w:pBdr>
+        <w:ind w:leftChars="0"/>
+      </w:pPr>
+    </w:p>
+    <w:p>
+      <w:pPr>
+        <w:numPr>
+          <w:numId w:val="0"/>
+        </w:numPr>
+        <w:pBdr>
+          <w:bottom w:val="single" w:color="auto" w:sz="4" w:space="0"/>
+        </w:pBdr>
+        <w:ind w:leftChars="0"/>
+      </w:pPr>
+    </w:p>
+    <w:p>
+      <w:pPr>
+        <w:numPr>
+          <w:numId w:val="0"/>
+        </w:numPr>
+        <w:pBdr>
+          <w:bottom w:val="single" w:color="auto" w:sz="4" w:space="0"/>
+        </w:pBdr>
+        <w:ind w:leftChars="0"/>
+      </w:pPr>
+    </w:p>
+    <w:p>
+      <w:pPr>
+        <w:numPr>
+          <w:numId w:val="0"/>
+        </w:numPr>
+        <w:pBdr>
+          <w:bottom w:val="single" w:color="auto" w:sz="4" w:space="0"/>
+        </w:pBdr>
+        <w:ind w:leftChars="0"/>
+      </w:pPr>
+    </w:p>
+    <w:p>
+      <w:pPr>
+        <w:numPr>
+          <w:numId w:val="0"/>
+        </w:numPr>
+        <w:pBdr>
+          <w:bottom w:val="single" w:color="auto" w:sz="4" w:space="0"/>
+        </w:pBdr>
+        <w:ind w:leftChars="0"/>
+        <w:rPr>
+          <w:rFonts w:hint="default"/>
+          <w:lang w:val="en-US"/>
+        </w:rPr>
+      </w:pPr>
+    </w:p>
+    <w:p>
+      <w:pPr>
+        <w:numPr>
+          <w:numId w:val="0"/>
+        </w:numPr>
+        <w:pBdr>
+          <w:bottom w:val="single" w:color="auto" w:sz="4" w:space="0"/>
+        </w:pBdr>
+        <w:ind w:leftChars="0"/>
+      </w:pPr>
+    </w:p>
+    <w:p>
+      <w:pPr>
+        <w:numPr>
+          <w:ilvl w:val="0"/>
+          <w:numId w:val="1"/>
+        </w:numPr>
+        <w:pBdr>
+          <w:bottom w:val="single" w:color="auto" w:sz="4" w:space="0"/>
+        </w:pBdr>
+        <w:ind w:left="0" w:leftChars="0" w:firstLine="0" w:firstLineChars="0"/>
+        <w:rPr>
+          <w:rFonts w:hint="default"/>
+          <w:lang w:val="en-US"/>
+        </w:rPr>
+      </w:pPr>
+      <w:r>
+        <w:rPr>
+          <w:rFonts w:hint="default"/>
+          <w:lang w:val="en-US"/>
+        </w:rPr>
+        <w:t>Of</w:t>
+      </w:r>
+    </w:p>
+    <w:p>
+      <w:pPr>
+        <w:numPr>
+          <w:numId w:val="0"/>
+        </w:numPr>
+        <w:pBdr>
+          <w:bottom w:val="single" w:color="auto" w:sz="4" w:space="0"/>
+        </w:pBdr>
+        <w:ind w:leftChars="0"/>
+      </w:pPr>
+      <w:r>
+        <w:drawing>
+          <wp:inline distT="0" distB="0" distL="114300" distR="114300">
+            <wp:extent cx="3529965" cy="1543685"/>
+            <wp:effectExtent l="0" t="0" r="5715" b="10795"/>
+            <wp:docPr id="18" name="Picture 18"/>
+            <wp:cNvGraphicFramePr>
+              <a:graphicFrameLocks xmlns:a="http://schemas.openxmlformats.org/drawingml/2006/main" noChangeAspect="1"/>
+            </wp:cNvGraphicFramePr>
+            <a:graphic xmlns:a="http://schemas.openxmlformats.org/drawingml/2006/main">
+              <a:graphicData uri="http://schemas.openxmlformats.org/drawingml/2006/picture">
+                <pic:pic xmlns:pic="http://schemas.openxmlformats.org/drawingml/2006/picture">
+                  <pic:nvPicPr>
+                    <pic:cNvPr id="18" name="Picture 18"/>
+                    <pic:cNvPicPr>
+                      <a:picLocks noChangeAspect="1"/>
+                    </pic:cNvPicPr>
+                  </pic:nvPicPr>
+                  <pic:blipFill>
+                    <a:blip r:embed="rId20"/>
+                    <a:stretch>
+                      <a:fillRect/>
+                    </a:stretch>
+                  </pic:blipFill>
+                  <pic:spPr>
+                    <a:xfrm>
+                      <a:off x="0" y="0"/>
+                      <a:ext cx="3529965" cy="1543685"/>
+                    </a:xfrm>
+                    <a:prstGeom prst="rect">
+                      <a:avLst/>
+                    </a:prstGeom>
+                    <a:noFill/>
+                    <a:ln>
+                      <a:noFill/>
+                    </a:ln>
+                  </pic:spPr>
+                </pic:pic>
+              </a:graphicData>
+            </a:graphic>
+          </wp:inline>
+        </w:drawing>
+      </w:r>
+    </w:p>
+    <w:p>
+      <w:pPr>
+        <w:numPr>
+          <w:numId w:val="0"/>
+        </w:numPr>
+        <w:pBdr>
+          <w:bottom w:val="single" w:color="auto" w:sz="4" w:space="0"/>
+        </w:pBdr>
+        <w:ind w:leftChars="0"/>
+      </w:pPr>
+    </w:p>
+    <w:p>
+      <w:pPr>
+        <w:numPr>
+          <w:ilvl w:val="0"/>
+          <w:numId w:val="1"/>
+        </w:numPr>
+        <w:pBdr>
+          <w:bottom w:val="single" w:color="auto" w:sz="4" w:space="0"/>
+        </w:pBdr>
+        <w:ind w:left="0" w:leftChars="0" w:firstLine="0" w:firstLineChars="0"/>
+        <w:rPr>
+          <w:rFonts w:hint="default"/>
+          <w:lang w:val="en-US"/>
+        </w:rPr>
+      </w:pPr>
+    </w:p>
+    <w:p>
+      <w:pPr>
+        <w:numPr>
+          <w:numId w:val="0"/>
+        </w:numPr>
+        <w:pBdr>
+          <w:bottom w:val="single" w:color="auto" w:sz="4" w:space="0"/>
+        </w:pBdr>
+        <w:ind w:leftChars="0"/>
+      </w:pPr>
+      <w:r>
+        <w:drawing>
+          <wp:inline distT="0" distB="0" distL="114300" distR="114300">
+            <wp:extent cx="3519805" cy="1442085"/>
+            <wp:effectExtent l="0" t="0" r="635" b="5715"/>
+            <wp:docPr id="19" name="Picture 19"/>
+            <wp:cNvGraphicFramePr>
+              <a:graphicFrameLocks xmlns:a="http://schemas.openxmlformats.org/drawingml/2006/main" noChangeAspect="1"/>
+            </wp:cNvGraphicFramePr>
+            <a:graphic xmlns:a="http://schemas.openxmlformats.org/drawingml/2006/main">
+              <a:graphicData uri="http://schemas.openxmlformats.org/drawingml/2006/picture">
+                <pic:pic xmlns:pic="http://schemas.openxmlformats.org/drawingml/2006/picture">
+                  <pic:nvPicPr>
+                    <pic:cNvPr id="19" name="Picture 19"/>
+                    <pic:cNvPicPr>
+                      <a:picLocks noChangeAspect="1"/>
+                    </pic:cNvPicPr>
+                  </pic:nvPicPr>
+                  <pic:blipFill>
+                    <a:blip r:embed="rId21"/>
+                    <a:stretch>
+                      <a:fillRect/>
+                    </a:stretch>
+                  </pic:blipFill>
+                  <pic:spPr>
+                    <a:xfrm>
+                      <a:off x="0" y="0"/>
+                      <a:ext cx="3519805" cy="1442085"/>
+                    </a:xfrm>
+                    <a:prstGeom prst="rect">
+                      <a:avLst/>
+                    </a:prstGeom>
+                    <a:noFill/>
+                    <a:ln>
+                      <a:noFill/>
+                    </a:ln>
+                  </pic:spPr>
+                </pic:pic>
+              </a:graphicData>
+            </a:graphic>
+          </wp:inline>
+        </w:drawing>
+      </w:r>
+    </w:p>
+    <w:p>
+      <w:pPr>
+        <w:numPr>
+          <w:numId w:val="0"/>
+        </w:numPr>
+        <w:pBdr>
+          <w:bottom w:val="single" w:color="auto" w:sz="4" w:space="0"/>
+        </w:pBdr>
+        <w:ind w:leftChars="0"/>
+        <w:rPr>
+          <w:rFonts w:hint="default"/>
+          <w:lang w:val="en-US"/>
+        </w:rPr>
+      </w:pPr>
+    </w:p>
+    <w:p>
+      <w:pPr>
+        <w:numPr>
+          <w:ilvl w:val="0"/>
+          <w:numId w:val="1"/>
+        </w:numPr>
+        <w:pBdr>
+          <w:bottom w:val="single" w:color="auto" w:sz="4" w:space="0"/>
+        </w:pBdr>
+        <w:ind w:left="0" w:leftChars="0" w:firstLine="0" w:firstLineChars="0"/>
+        <w:rPr>
+          <w:rFonts w:hint="default"/>
+          <w:lang w:val="en-US"/>
+        </w:rPr>
+      </w:pPr>
+    </w:p>
+    <w:p>
+      <w:pPr>
+        <w:numPr>
+          <w:numId w:val="0"/>
+        </w:numPr>
+        <w:pBdr>
+          <w:bottom w:val="single" w:color="auto" w:sz="4" w:space="0"/>
+        </w:pBdr>
+        <w:ind w:leftChars="0"/>
+      </w:pPr>
+      <w:r>
+        <w:drawing>
+          <wp:inline distT="0" distB="0" distL="114300" distR="114300">
+            <wp:extent cx="3813175" cy="2005330"/>
+            <wp:effectExtent l="0" t="0" r="12065" b="6350"/>
+            <wp:docPr id="20" name="Picture 20"/>
+            <wp:cNvGraphicFramePr>
+              <a:graphicFrameLocks xmlns:a="http://schemas.openxmlformats.org/drawingml/2006/main" noChangeAspect="1"/>
+            </wp:cNvGraphicFramePr>
+            <a:graphic xmlns:a="http://schemas.openxmlformats.org/drawingml/2006/main">
+              <a:graphicData uri="http://schemas.openxmlformats.org/drawingml/2006/picture">
+                <pic:pic xmlns:pic="http://schemas.openxmlformats.org/drawingml/2006/picture">
+                  <pic:nvPicPr>
+                    <pic:cNvPr id="20" name="Picture 20"/>
+                    <pic:cNvPicPr>
+                      <a:picLocks noChangeAspect="1"/>
+                    </pic:cNvPicPr>
+                  </pic:nvPicPr>
+                  <pic:blipFill>
+                    <a:blip r:embed="rId22"/>
+                    <a:stretch>
+                      <a:fillRect/>
+                    </a:stretch>
+                  </pic:blipFill>
+                  <pic:spPr>
+                    <a:xfrm>
+                      <a:off x="0" y="0"/>
+                      <a:ext cx="3813175" cy="2005330"/>
+                    </a:xfrm>
+                    <a:prstGeom prst="rect">
+                      <a:avLst/>
+                    </a:prstGeom>
+                    <a:noFill/>
+                    <a:ln>
+                      <a:noFill/>
+                    </a:ln>
+                  </pic:spPr>
+                </pic:pic>
+              </a:graphicData>
+            </a:graphic>
+          </wp:inline>
+        </w:drawing>
+      </w:r>
+    </w:p>
+    <w:p>
+      <w:pPr>
+        <w:numPr>
+          <w:numId w:val="0"/>
+        </w:numPr>
+        <w:pBdr>
+          <w:bottom w:val="single" w:color="auto" w:sz="4" w:space="0"/>
+        </w:pBdr>
+        <w:ind w:leftChars="0"/>
+      </w:pPr>
+    </w:p>
+    <w:p>
+      <w:pPr>
+        <w:numPr>
+          <w:numId w:val="0"/>
+        </w:numPr>
+        <w:pBdr>
+          <w:bottom w:val="single" w:color="auto" w:sz="4" w:space="0"/>
+        </w:pBdr>
+        <w:ind w:leftChars="0"/>
+      </w:pPr>
+    </w:p>
+    <w:p>
+      <w:pPr>
+        <w:numPr>
+          <w:ilvl w:val="0"/>
+          <w:numId w:val="1"/>
+        </w:numPr>
+        <w:pBdr>
+          <w:bottom w:val="single" w:color="auto" w:sz="4" w:space="0"/>
+        </w:pBdr>
+        <w:ind w:left="0" w:leftChars="0" w:firstLine="0" w:firstLineChars="0"/>
+        <w:rPr>
+          <w:rFonts w:hint="default"/>
+          <w:lang w:val="en-US"/>
+        </w:rPr>
+      </w:pPr>
+    </w:p>
+    <w:p>
+      <w:pPr>
+        <w:numPr>
+          <w:numId w:val="0"/>
+        </w:numPr>
+        <w:pBdr>
+          <w:bottom w:val="single" w:color="auto" w:sz="4" w:space="0"/>
+        </w:pBdr>
+        <w:ind w:leftChars="0"/>
+      </w:pPr>
+      <w:r>
+        <w:drawing>
+          <wp:inline distT="0" distB="0" distL="114300" distR="114300">
+            <wp:extent cx="5273040" cy="2387600"/>
+            <wp:effectExtent l="0" t="0" r="0" b="5080"/>
+            <wp:docPr id="21" name="Picture 21"/>
+            <wp:cNvGraphicFramePr>
+              <a:graphicFrameLocks xmlns:a="http://schemas.openxmlformats.org/drawingml/2006/main" noChangeAspect="1"/>
+            </wp:cNvGraphicFramePr>
+            <a:graphic xmlns:a="http://schemas.openxmlformats.org/drawingml/2006/main">
+              <a:graphicData uri="http://schemas.openxmlformats.org/drawingml/2006/picture">
+                <pic:pic xmlns:pic="http://schemas.openxmlformats.org/drawingml/2006/picture">
+                  <pic:nvPicPr>
+                    <pic:cNvPr id="21" name="Picture 21"/>
+                    <pic:cNvPicPr>
+                      <a:picLocks noChangeAspect="1"/>
+                    </pic:cNvPicPr>
+                  </pic:nvPicPr>
+                  <pic:blipFill>
+                    <a:blip r:embed="rId23"/>
+                    <a:stretch>
+                      <a:fillRect/>
+                    </a:stretch>
+                  </pic:blipFill>
+                  <pic:spPr>
+                    <a:xfrm>
+                      <a:off x="0" y="0"/>
+                      <a:ext cx="5273040" cy="2387600"/>
+                    </a:xfrm>
+                    <a:prstGeom prst="rect">
+                      <a:avLst/>
+                    </a:prstGeom>
+                    <a:noFill/>
+                    <a:ln>
+                      <a:noFill/>
+                    </a:ln>
+                  </pic:spPr>
+                </pic:pic>
+              </a:graphicData>
+            </a:graphic>
+          </wp:inline>
+        </w:drawing>
+      </w:r>
+    </w:p>
+    <w:p>
+      <w:pPr>
+        <w:numPr>
+          <w:numId w:val="0"/>
+        </w:numPr>
+        <w:pBdr>
+          <w:bottom w:val="single" w:color="auto" w:sz="4" w:space="0"/>
+        </w:pBdr>
+        <w:ind w:leftChars="0"/>
+      </w:pPr>
+    </w:p>
+    <w:p>
+      <w:pPr>
+        <w:numPr>
+          <w:ilvl w:val="0"/>
+          <w:numId w:val="1"/>
+        </w:numPr>
+        <w:pBdr>
+          <w:bottom w:val="single" w:color="auto" w:sz="4" w:space="0"/>
+        </w:pBdr>
+        <w:ind w:left="0" w:leftChars="0" w:firstLine="0" w:firstLineChars="0"/>
+        <w:rPr>
+          <w:rFonts w:hint="default"/>
+          <w:lang w:val="en-US"/>
+        </w:rPr>
+      </w:pPr>
+    </w:p>
+    <w:p>
+      <w:pPr>
+        <w:numPr>
+          <w:numId w:val="0"/>
+        </w:numPr>
+        <w:pBdr>
+          <w:bottom w:val="single" w:color="auto" w:sz="4" w:space="0"/>
+        </w:pBdr>
+        <w:ind w:leftChars="0"/>
+      </w:pPr>
+      <w:r>
+        <w:drawing>
+          <wp:inline distT="0" distB="0" distL="114300" distR="114300">
+            <wp:extent cx="2825750" cy="2247900"/>
+            <wp:effectExtent l="0" t="0" r="8890" b="7620"/>
+            <wp:docPr id="22" name="Picture 22"/>
+            <wp:cNvGraphicFramePr>
+              <a:graphicFrameLocks xmlns:a="http://schemas.openxmlformats.org/drawingml/2006/main" noChangeAspect="1"/>
+            </wp:cNvGraphicFramePr>
+            <a:graphic xmlns:a="http://schemas.openxmlformats.org/drawingml/2006/main">
+              <a:graphicData uri="http://schemas.openxmlformats.org/drawingml/2006/picture">
+                <pic:pic xmlns:pic="http://schemas.openxmlformats.org/drawingml/2006/picture">
+                  <pic:nvPicPr>
+                    <pic:cNvPr id="22" name="Picture 22"/>
+                    <pic:cNvPicPr>
+                      <a:picLocks noChangeAspect="1"/>
+                    </pic:cNvPicPr>
+                  </pic:nvPicPr>
+                  <pic:blipFill>
+                    <a:blip r:embed="rId24"/>
+                    <a:stretch>
+                      <a:fillRect/>
+                    </a:stretch>
+                  </pic:blipFill>
+                  <pic:spPr>
+                    <a:xfrm>
+                      <a:off x="0" y="0"/>
+                      <a:ext cx="2825750" cy="2247900"/>
+                    </a:xfrm>
+                    <a:prstGeom prst="rect">
+                      <a:avLst/>
+                    </a:prstGeom>
+                    <a:noFill/>
+                    <a:ln>
+                      <a:noFill/>
+                    </a:ln>
+                  </pic:spPr>
+                </pic:pic>
+              </a:graphicData>
+            </a:graphic>
+          </wp:inline>
+        </w:drawing>
+      </w:r>
+    </w:p>
+    <w:p>
+      <w:pPr>
+        <w:numPr>
+          <w:numId w:val="0"/>
+        </w:numPr>
+        <w:pBdr>
+          <w:bottom w:val="single" w:color="auto" w:sz="4" w:space="0"/>
+        </w:pBdr>
+        <w:ind w:leftChars="0"/>
+      </w:pPr>
+      <w:r>
+        <w:drawing>
+          <wp:inline distT="0" distB="0" distL="114300" distR="114300">
+            <wp:extent cx="2829560" cy="1594485"/>
+            <wp:effectExtent l="0" t="0" r="5080" b="5715"/>
+            <wp:docPr id="23" name="Picture 23"/>
+            <wp:cNvGraphicFramePr>
+              <a:graphicFrameLocks xmlns:a="http://schemas.openxmlformats.org/drawingml/2006/main" noChangeAspect="1"/>
+            </wp:cNvGraphicFramePr>
+            <a:graphic xmlns:a="http://schemas.openxmlformats.org/drawingml/2006/main">
+              <a:graphicData uri="http://schemas.openxmlformats.org/drawingml/2006/picture">
+                <pic:pic xmlns:pic="http://schemas.openxmlformats.org/drawingml/2006/picture">
+                  <pic:nvPicPr>
+                    <pic:cNvPr id="23" name="Picture 23"/>
+                    <pic:cNvPicPr>
+                      <a:picLocks noChangeAspect="1"/>
+                    </pic:cNvPicPr>
+                  </pic:nvPicPr>
+                  <pic:blipFill>
+                    <a:blip r:embed="rId25"/>
+                    <a:stretch>
+                      <a:fillRect/>
+                    </a:stretch>
+                  </pic:blipFill>
+                  <pic:spPr>
+                    <a:xfrm>
+                      <a:off x="0" y="0"/>
+                      <a:ext cx="2829560" cy="1594485"/>
+                    </a:xfrm>
+                    <a:prstGeom prst="rect">
+                      <a:avLst/>
+                    </a:prstGeom>
+                    <a:noFill/>
+                    <a:ln>
+                      <a:noFill/>
+                    </a:ln>
+                  </pic:spPr>
+                </pic:pic>
+              </a:graphicData>
+            </a:graphic>
+          </wp:inline>
+        </w:drawing>
+      </w:r>
+    </w:p>
+    <w:p>
+      <w:pPr>
+        <w:numPr>
+          <w:numId w:val="0"/>
+        </w:numPr>
+        <w:pBdr>
+          <w:bottom w:val="single" w:color="auto" w:sz="4" w:space="0"/>
+        </w:pBdr>
+        <w:ind w:leftChars="0"/>
+      </w:pPr>
+    </w:p>
+    <w:p>
+      <w:pPr>
+        <w:numPr>
+          <w:numId w:val="0"/>
+        </w:numPr>
+        <w:pBdr>
+          <w:bottom w:val="single" w:color="auto" w:sz="4" w:space="0"/>
+        </w:pBdr>
+        <w:ind w:leftChars="0"/>
+        <w:rPr>
+          <w:rFonts w:hint="default"/>
+          <w:color w:val="FF0000"/>
+          <w:lang w:val="en-US"/>
+        </w:rPr>
+      </w:pPr>
+      <w:r>
+        <w:rPr>
+          <w:rFonts w:hint="default"/>
+          <w:color w:val="FF0000"/>
+          <w:lang w:val="en-US"/>
+        </w:rPr>
+        <w:t>-&gt; The clause after the negative phrase may be seen as a question</w:t>
+      </w:r>
+    </w:p>
+    <w:p>
+      <w:pPr>
+        <w:numPr>
+          <w:numId w:val="0"/>
+        </w:numPr>
+        <w:pBdr>
+          <w:bottom w:val="single" w:color="auto" w:sz="4" w:space="0"/>
+        </w:pBdr>
+        <w:ind w:leftChars="0"/>
+        <w:rPr>
+          <w:rFonts w:hint="default"/>
+          <w:color w:val="000000" w:themeColor="text1"/>
+          <w:lang w:val="en-US"/>
+          <w14:textFill>
+            <w14:solidFill>
+              <w14:schemeClr w14:val="tx1"/>
+            </w14:solidFill>
+          </w14:textFill>
+        </w:rPr>
+      </w:pPr>
+    </w:p>
+    <w:p>
+      <w:pPr>
+        <w:numPr>
+          <w:ilvl w:val="0"/>
+          <w:numId w:val="1"/>
+        </w:numPr>
+        <w:pBdr>
+          <w:bottom w:val="single" w:color="auto" w:sz="4" w:space="0"/>
+        </w:pBdr>
+        <w:ind w:left="0" w:leftChars="0" w:firstLine="0" w:firstLineChars="0"/>
+        <w:rPr>
+          <w:rFonts w:hint="default"/>
+          <w:color w:val="000000" w:themeColor="text1"/>
+          <w:lang w:val="en-US"/>
+          <w14:textFill>
+            <w14:solidFill>
+              <w14:schemeClr w14:val="tx1"/>
+            </w14:solidFill>
+          </w14:textFill>
+        </w:rPr>
+      </w:pPr>
+      <w:r>
+        <w:rPr>
+          <w:rFonts w:hint="default"/>
+          <w:color w:val="000000" w:themeColor="text1"/>
+          <w:lang w:val="en-US"/>
+          <w14:textFill>
+            <w14:solidFill>
+              <w14:schemeClr w14:val="tx1"/>
+            </w14:solidFill>
+          </w14:textFill>
+        </w:rPr>
+        <w:t>Whenever I write a sentence with many clauses, remember checking whether the tenses of those clauses is similar</w:t>
+      </w:r>
+    </w:p>
+    <w:p>
+      <w:pPr>
+        <w:numPr>
+          <w:numId w:val="0"/>
+        </w:numPr>
+        <w:pBdr>
+          <w:bottom w:val="single" w:color="auto" w:sz="4" w:space="0"/>
+        </w:pBdr>
+        <w:rPr>
+          <w:rFonts w:hint="default"/>
+          <w:color w:val="000000" w:themeColor="text1"/>
+          <w:lang w:val="en-US"/>
+          <w14:textFill>
+            <w14:solidFill>
+              <w14:schemeClr w14:val="tx1"/>
+            </w14:solidFill>
+          </w14:textFill>
+        </w:rPr>
+      </w:pPr>
+    </w:p>
+    <w:p>
+      <w:pPr>
+        <w:numPr>
+          <w:ilvl w:val="0"/>
+          <w:numId w:val="1"/>
+        </w:numPr>
+        <w:pBdr>
+          <w:bottom w:val="single" w:color="auto" w:sz="4" w:space="0"/>
+        </w:pBdr>
+        <w:ind w:left="0" w:leftChars="0" w:firstLine="0" w:firstLineChars="0"/>
+        <w:rPr>
+          <w:rFonts w:hint="default"/>
+          <w:color w:val="000000" w:themeColor="text1"/>
+          <w:lang w:val="en-US"/>
+          <w14:textFill>
+            <w14:solidFill>
+              <w14:schemeClr w14:val="tx1"/>
+            </w14:solidFill>
+          </w14:textFill>
+        </w:rPr>
+      </w:pPr>
+      <w:r>
+        <w:rPr>
+          <w:rFonts w:hint="default"/>
+          <w:color w:val="000000" w:themeColor="text1"/>
+          <w:lang w:val="en-US"/>
+          <w14:textFill>
+            <w14:solidFill>
+              <w14:schemeClr w14:val="tx1"/>
+            </w14:solidFill>
+          </w14:textFill>
+        </w:rPr>
+        <w:t>So … that</w:t>
+      </w:r>
+      <w:r>
+        <w:rPr>
+          <w:rFonts w:hint="default"/>
+          <w:color w:val="000000" w:themeColor="text1"/>
+          <w:lang w:val="en-US"/>
+          <w14:textFill>
+            <w14:solidFill>
+              <w14:schemeClr w14:val="tx1"/>
+            </w14:solidFill>
+          </w14:textFill>
+        </w:rPr>
+        <w:tab/>
+        <w:t/>
+      </w:r>
+      <w:r>
+        <w:rPr>
+          <w:rFonts w:hint="default"/>
+          <w:color w:val="000000" w:themeColor="text1"/>
+          <w:lang w:val="en-US"/>
+          <w14:textFill>
+            <w14:solidFill>
+              <w14:schemeClr w14:val="tx1"/>
+            </w14:solidFill>
+          </w14:textFill>
+        </w:rPr>
+        <w:tab/>
+        <w:t/>
+      </w:r>
+      <w:r>
+        <w:rPr>
+          <w:rFonts w:hint="default"/>
+          <w:color w:val="000000" w:themeColor="text1"/>
+          <w:lang w:val="en-US"/>
+          <w14:textFill>
+            <w14:solidFill>
+              <w14:schemeClr w14:val="tx1"/>
+            </w14:solidFill>
+          </w14:textFill>
+        </w:rPr>
+        <w:tab/>
+        <w:t/>
+      </w:r>
+      <w:r>
+        <w:rPr>
+          <w:rFonts w:hint="default"/>
+          <w:color w:val="000000" w:themeColor="text1"/>
+          <w:lang w:val="en-US"/>
+          <w14:textFill>
+            <w14:solidFill>
+              <w14:schemeClr w14:val="tx1"/>
+            </w14:solidFill>
+          </w14:textFill>
+        </w:rPr>
+        <w:tab/>
+        <w:t>#</w:t>
+      </w:r>
+      <w:r>
+        <w:rPr>
+          <w:rFonts w:hint="default"/>
+          <w:color w:val="000000" w:themeColor="text1"/>
+          <w:lang w:val="en-US"/>
+          <w14:textFill>
+            <w14:solidFill>
+              <w14:schemeClr w14:val="tx1"/>
+            </w14:solidFill>
+          </w14:textFill>
+        </w:rPr>
+        <w:tab/>
+        <w:t>Such … that</w:t>
+      </w:r>
+    </w:p>
+    <w:p>
+      <w:pPr>
+        <w:numPr>
+          <w:numId w:val="0"/>
+        </w:numPr>
+        <w:pBdr>
+          <w:bottom w:val="single" w:color="auto" w:sz="4" w:space="0"/>
+        </w:pBdr>
+        <w:ind w:leftChars="0"/>
+      </w:pPr>
+      <w:r>
+        <w:drawing>
+          <wp:inline distT="0" distB="0" distL="114300" distR="114300">
+            <wp:extent cx="3025775" cy="1223010"/>
+            <wp:effectExtent l="0" t="0" r="6985" b="11430"/>
+            <wp:docPr id="24" name="Picture 24"/>
+            <wp:cNvGraphicFramePr>
+              <a:graphicFrameLocks xmlns:a="http://schemas.openxmlformats.org/drawingml/2006/main" noChangeAspect="1"/>
+            </wp:cNvGraphicFramePr>
+            <a:graphic xmlns:a="http://schemas.openxmlformats.org/drawingml/2006/main">
+              <a:graphicData uri="http://schemas.openxmlformats.org/drawingml/2006/picture">
+                <pic:pic xmlns:pic="http://schemas.openxmlformats.org/drawingml/2006/picture">
+                  <pic:nvPicPr>
+                    <pic:cNvPr id="24" name="Picture 24"/>
+                    <pic:cNvPicPr>
+                      <a:picLocks noChangeAspect="1"/>
+                    </pic:cNvPicPr>
+                  </pic:nvPicPr>
+                  <pic:blipFill>
+                    <a:blip r:embed="rId26"/>
+                    <a:stretch>
+                      <a:fillRect/>
+                    </a:stretch>
+                  </pic:blipFill>
+                  <pic:spPr>
+                    <a:xfrm>
+                      <a:off x="0" y="0"/>
+                      <a:ext cx="3025775" cy="1223010"/>
+                    </a:xfrm>
+                    <a:prstGeom prst="rect">
+                      <a:avLst/>
+                    </a:prstGeom>
+                    <a:noFill/>
+                    <a:ln>
+                      <a:noFill/>
+                    </a:ln>
+                  </pic:spPr>
+                </pic:pic>
+              </a:graphicData>
+            </a:graphic>
+          </wp:inline>
+        </w:drawing>
+      </w:r>
+    </w:p>
+    <w:p>
+      <w:pPr>
+        <w:numPr>
+          <w:numId w:val="0"/>
+        </w:numPr>
+        <w:pBdr>
+          <w:bottom w:val="single" w:color="auto" w:sz="4" w:space="0"/>
+        </w:pBdr>
+        <w:ind w:leftChars="0"/>
+      </w:pPr>
+    </w:p>
+    <w:p>
+      <w:pPr>
+        <w:numPr>
+          <w:ilvl w:val="0"/>
+          <w:numId w:val="1"/>
+        </w:numPr>
+        <w:pBdr>
+          <w:bottom w:val="single" w:color="auto" w:sz="4" w:space="0"/>
+        </w:pBdr>
+        <w:ind w:left="0" w:leftChars="0" w:firstLine="0" w:firstLineChars="0"/>
+        <w:rPr>
+          <w:rFonts w:hint="default"/>
+          <w:lang w:val="en-US"/>
+        </w:rPr>
+      </w:pPr>
+      <w:r>
+        <w:rPr>
+          <w:rFonts w:hint="default"/>
+          <w:lang w:val="en-US"/>
+        </w:rPr>
+        <w:t>The handle</w:t>
+      </w:r>
+      <w:r>
+        <w:rPr>
+          <w:rFonts w:hint="default"/>
+          <w:lang w:val="en-US"/>
+        </w:rPr>
+        <w:tab/>
+        <w:t/>
+      </w:r>
+      <w:r>
+        <w:rPr>
+          <w:rFonts w:hint="default"/>
+          <w:lang w:val="en-US"/>
+        </w:rPr>
+        <w:tab/>
+        <w:t/>
+      </w:r>
+      <w:r>
+        <w:rPr>
+          <w:rFonts w:hint="default"/>
+          <w:lang w:val="en-US"/>
+        </w:rPr>
+        <w:tab/>
+        <w:t/>
+      </w:r>
+      <w:r>
+        <w:rPr>
+          <w:rFonts w:hint="default"/>
+          <w:lang w:val="en-US"/>
+        </w:rPr>
+        <w:tab/>
+        <w:t/>
+      </w:r>
+      <w:r>
+        <w:rPr>
+          <w:rFonts w:hint="default"/>
+          <w:lang w:val="en-US"/>
+        </w:rPr>
+        <w:tab/>
+        <w:t>- tay cầm</w:t>
+      </w:r>
+    </w:p>
+    <w:p>
+      <w:pPr>
+        <w:numPr>
+          <w:ilvl w:val="0"/>
+          <w:numId w:val="1"/>
+        </w:numPr>
+        <w:pBdr>
+          <w:bottom w:val="single" w:color="auto" w:sz="4" w:space="0"/>
+        </w:pBdr>
+        <w:ind w:left="0" w:leftChars="0" w:firstLine="0" w:firstLineChars="0"/>
+        <w:rPr>
+          <w:rFonts w:hint="default"/>
+          <w:lang w:val="en-US"/>
+        </w:rPr>
+      </w:pPr>
+      <w:r>
+        <w:rPr>
+          <w:rFonts w:hint="default"/>
+          <w:lang w:val="en-US"/>
+        </w:rPr>
+        <w:t>Suffix with “wards” and “wise”</w:t>
+      </w:r>
+    </w:p>
+    <w:p>
+      <w:pPr>
+        <w:numPr>
+          <w:numId w:val="0"/>
+        </w:numPr>
+        <w:pBdr>
+          <w:bottom w:val="single" w:color="auto" w:sz="4" w:space="0"/>
+        </w:pBdr>
+        <w:ind w:leftChars="0"/>
+      </w:pPr>
+      <w:r>
+        <w:drawing>
+          <wp:inline distT="0" distB="0" distL="114300" distR="114300">
+            <wp:extent cx="2936875" cy="2051685"/>
+            <wp:effectExtent l="0" t="0" r="4445" b="5715"/>
+            <wp:docPr id="25" name="Picture 25"/>
+            <wp:cNvGraphicFramePr>
+              <a:graphicFrameLocks xmlns:a="http://schemas.openxmlformats.org/drawingml/2006/main" noChangeAspect="1"/>
+            </wp:cNvGraphicFramePr>
+            <a:graphic xmlns:a="http://schemas.openxmlformats.org/drawingml/2006/main">
+              <a:graphicData uri="http://schemas.openxmlformats.org/drawingml/2006/picture">
+                <pic:pic xmlns:pic="http://schemas.openxmlformats.org/drawingml/2006/picture">
+                  <pic:nvPicPr>
+                    <pic:cNvPr id="25" name="Picture 25"/>
+                    <pic:cNvPicPr>
+                      <a:picLocks noChangeAspect="1"/>
+                    </pic:cNvPicPr>
+                  </pic:nvPicPr>
+                  <pic:blipFill>
+                    <a:blip r:embed="rId27"/>
+                    <a:stretch>
+                      <a:fillRect/>
+                    </a:stretch>
+                  </pic:blipFill>
+                  <pic:spPr>
+                    <a:xfrm>
+                      <a:off x="0" y="0"/>
+                      <a:ext cx="2936875" cy="2051685"/>
+                    </a:xfrm>
+                    <a:prstGeom prst="rect">
+                      <a:avLst/>
+                    </a:prstGeom>
+                    <a:noFill/>
+                    <a:ln>
+                      <a:noFill/>
+                    </a:ln>
+                  </pic:spPr>
+                </pic:pic>
+              </a:graphicData>
+            </a:graphic>
+          </wp:inline>
+        </w:drawing>
+      </w:r>
+    </w:p>
+    <w:p>
+      <w:pPr>
+        <w:numPr>
+          <w:ilvl w:val="0"/>
+          <w:numId w:val="1"/>
+        </w:numPr>
+        <w:pBdr>
+          <w:bottom w:val="single" w:color="auto" w:sz="4" w:space="0"/>
+        </w:pBdr>
+        <w:ind w:left="0" w:leftChars="0" w:firstLine="0" w:firstLineChars="0"/>
+        <w:rPr>
+          <w:rFonts w:hint="default"/>
+          <w:lang w:val="en-US"/>
+        </w:rPr>
+      </w:pPr>
+      <w:r>
+        <w:rPr>
+          <w:rFonts w:hint="default"/>
+          <w:lang w:val="en-US"/>
+        </w:rPr>
+        <w:t>Counter-terrorism</w:t>
+      </w:r>
+      <w:r>
+        <w:rPr>
+          <w:rFonts w:hint="default"/>
+          <w:lang w:val="en-US"/>
+        </w:rPr>
+        <w:tab/>
+        <w:t/>
+      </w:r>
+      <w:r>
+        <w:rPr>
+          <w:rFonts w:hint="default"/>
+          <w:lang w:val="en-US"/>
+        </w:rPr>
+        <w:tab/>
+        <w:t/>
+      </w:r>
+      <w:r>
+        <w:rPr>
+          <w:rFonts w:hint="default"/>
+          <w:lang w:val="en-US"/>
+        </w:rPr>
+        <w:tab/>
+        <w:t/>
+      </w:r>
+      <w:r>
+        <w:rPr>
+          <w:rFonts w:hint="default"/>
+          <w:lang w:val="en-US"/>
+        </w:rPr>
+        <w:tab/>
+        <w:t/>
+      </w:r>
+      <w:r>
+        <w:rPr>
+          <w:rFonts w:hint="default"/>
+          <w:lang w:val="en-US"/>
+        </w:rPr>
+        <w:tab/>
+        <w:t>- chống khủng bố</w:t>
+      </w:r>
+    </w:p>
+    <w:p>
+      <w:pPr>
+        <w:numPr>
+          <w:ilvl w:val="0"/>
+          <w:numId w:val="1"/>
+        </w:numPr>
+        <w:pBdr>
+          <w:bottom w:val="single" w:color="auto" w:sz="4" w:space="0"/>
+        </w:pBdr>
+        <w:ind w:left="0" w:leftChars="0" w:firstLine="0" w:firstLineChars="0"/>
+        <w:rPr>
+          <w:rFonts w:hint="default"/>
+          <w:lang w:val="en-US"/>
+        </w:rPr>
+      </w:pPr>
+      <w:r>
+        <w:rPr>
+          <w:rFonts w:hint="default"/>
+          <w:lang w:val="en-US"/>
+        </w:rPr>
+        <w:t>Counter measure</w:t>
+      </w:r>
+      <w:r>
+        <w:rPr>
+          <w:rFonts w:hint="default"/>
+          <w:lang w:val="en-US"/>
+        </w:rPr>
+        <w:tab/>
+        <w:t/>
+      </w:r>
+      <w:r>
+        <w:rPr>
+          <w:rFonts w:hint="default"/>
+          <w:lang w:val="en-US"/>
+        </w:rPr>
+        <w:tab/>
+        <w:t/>
+      </w:r>
+      <w:r>
+        <w:rPr>
+          <w:rFonts w:hint="default"/>
+          <w:lang w:val="en-US"/>
+        </w:rPr>
+        <w:tab/>
+        <w:t/>
+      </w:r>
+      <w:r>
+        <w:rPr>
+          <w:rFonts w:hint="default"/>
+          <w:lang w:val="en-US"/>
+        </w:rPr>
+        <w:tab/>
+        <w:t/>
+      </w:r>
+      <w:r>
+        <w:rPr>
+          <w:rFonts w:hint="default"/>
+          <w:lang w:val="en-US"/>
+        </w:rPr>
+        <w:tab/>
+        <w:t>- biện pháp đối phó</w:t>
+      </w:r>
+    </w:p>
+    <w:p>
+      <w:pPr>
+        <w:numPr>
+          <w:ilvl w:val="0"/>
+          <w:numId w:val="1"/>
+        </w:numPr>
+        <w:pBdr>
+          <w:bottom w:val="single" w:color="auto" w:sz="4" w:space="0"/>
+        </w:pBdr>
+        <w:ind w:left="0" w:leftChars="0" w:firstLine="0" w:firstLineChars="0"/>
+        <w:rPr>
+          <w:rFonts w:hint="default"/>
+          <w:lang w:val="en-US"/>
+        </w:rPr>
+      </w:pPr>
+      <w:r>
+        <w:rPr>
+          <w:rFonts w:hint="default"/>
+          <w:lang w:val="en-US"/>
+        </w:rPr>
+        <w:t>Suy luận</w:t>
+      </w:r>
+    </w:p>
+    <w:p>
+      <w:pPr>
+        <w:numPr>
+          <w:numId w:val="0"/>
+        </w:numPr>
+        <w:pBdr>
+          <w:bottom w:val="single" w:color="auto" w:sz="4" w:space="0"/>
+        </w:pBdr>
+        <w:ind w:leftChars="0"/>
+      </w:pPr>
+      <w:r>
+        <w:drawing>
+          <wp:inline distT="0" distB="0" distL="114300" distR="114300">
+            <wp:extent cx="2632710" cy="2089785"/>
+            <wp:effectExtent l="0" t="0" r="3810" b="13335"/>
+            <wp:docPr id="26" name="Picture 26"/>
+            <wp:cNvGraphicFramePr>
+              <a:graphicFrameLocks xmlns:a="http://schemas.openxmlformats.org/drawingml/2006/main" noChangeAspect="1"/>
+            </wp:cNvGraphicFramePr>
+            <a:graphic xmlns:a="http://schemas.openxmlformats.org/drawingml/2006/main">
+              <a:graphicData uri="http://schemas.openxmlformats.org/drawingml/2006/picture">
+                <pic:pic xmlns:pic="http://schemas.openxmlformats.org/drawingml/2006/picture">
+                  <pic:nvPicPr>
+                    <pic:cNvPr id="26" name="Picture 26"/>
+                    <pic:cNvPicPr>
+                      <a:picLocks noChangeAspect="1"/>
+                    </pic:cNvPicPr>
+                  </pic:nvPicPr>
+                  <pic:blipFill>
+                    <a:blip r:embed="rId28"/>
+                    <a:stretch>
+                      <a:fillRect/>
+                    </a:stretch>
+                  </pic:blipFill>
+                  <pic:spPr>
+                    <a:xfrm>
+                      <a:off x="0" y="0"/>
+                      <a:ext cx="2632710" cy="2089785"/>
+                    </a:xfrm>
+                    <a:prstGeom prst="rect">
+                      <a:avLst/>
+                    </a:prstGeom>
+                    <a:noFill/>
+                    <a:ln>
+                      <a:noFill/>
+                    </a:ln>
+                  </pic:spPr>
+                </pic:pic>
+              </a:graphicData>
+            </a:graphic>
+          </wp:inline>
+        </w:drawing>
+      </w:r>
+    </w:p>
+    <w:p>
+      <w:pPr>
+        <w:numPr>
+          <w:numId w:val="0"/>
+        </w:numPr>
+        <w:pBdr>
+          <w:bottom w:val="single" w:color="auto" w:sz="4" w:space="0"/>
+        </w:pBdr>
+        <w:ind w:leftChars="0"/>
+      </w:pPr>
+    </w:p>
+    <w:p>
+      <w:pPr>
+        <w:numPr>
+          <w:ilvl w:val="0"/>
+          <w:numId w:val="1"/>
+        </w:numPr>
+        <w:pBdr>
+          <w:bottom w:val="single" w:color="auto" w:sz="4" w:space="0"/>
+        </w:pBdr>
+        <w:ind w:left="0" w:leftChars="0" w:firstLine="0" w:firstLineChars="0"/>
+        <w:rPr>
+          <w:rFonts w:hint="default"/>
+          <w:lang w:val="en-US"/>
+        </w:rPr>
+      </w:pPr>
+      <w:r>
+        <w:rPr>
+          <w:rFonts w:hint="default"/>
+          <w:lang w:val="en-US"/>
+        </w:rPr>
+        <w:t>Phỏng đoán</w:t>
+      </w:r>
+    </w:p>
+    <w:p>
+      <w:pPr>
+        <w:numPr>
+          <w:numId w:val="0"/>
+        </w:numPr>
+        <w:pBdr>
+          <w:bottom w:val="single" w:color="auto" w:sz="4" w:space="0"/>
+        </w:pBdr>
+        <w:ind w:leftChars="0"/>
+      </w:pPr>
+      <w:r>
+        <w:drawing>
+          <wp:inline distT="0" distB="0" distL="114300" distR="114300">
+            <wp:extent cx="2644775" cy="2363470"/>
+            <wp:effectExtent l="0" t="0" r="6985" b="13970"/>
+            <wp:docPr id="27" name="Picture 27"/>
+            <wp:cNvGraphicFramePr>
+              <a:graphicFrameLocks xmlns:a="http://schemas.openxmlformats.org/drawingml/2006/main" noChangeAspect="1"/>
+            </wp:cNvGraphicFramePr>
+            <a:graphic xmlns:a="http://schemas.openxmlformats.org/drawingml/2006/main">
+              <a:graphicData uri="http://schemas.openxmlformats.org/drawingml/2006/picture">
+                <pic:pic xmlns:pic="http://schemas.openxmlformats.org/drawingml/2006/picture">
+                  <pic:nvPicPr>
+                    <pic:cNvPr id="27" name="Picture 27"/>
+                    <pic:cNvPicPr>
+                      <a:picLocks noChangeAspect="1"/>
+                    </pic:cNvPicPr>
+                  </pic:nvPicPr>
+                  <pic:blipFill>
+                    <a:blip r:embed="rId29"/>
+                    <a:stretch>
+                      <a:fillRect/>
+                    </a:stretch>
+                  </pic:blipFill>
+                  <pic:spPr>
+                    <a:xfrm>
+                      <a:off x="0" y="0"/>
+                      <a:ext cx="2644775" cy="2363470"/>
+                    </a:xfrm>
+                    <a:prstGeom prst="rect">
+                      <a:avLst/>
+                    </a:prstGeom>
+                    <a:noFill/>
+                    <a:ln>
+                      <a:noFill/>
+                    </a:ln>
+                  </pic:spPr>
+                </pic:pic>
+              </a:graphicData>
+            </a:graphic>
+          </wp:inline>
+        </w:drawing>
+      </w:r>
+    </w:p>
+    <w:p>
+      <w:pPr>
+        <w:numPr>
+          <w:numId w:val="0"/>
+        </w:numPr>
+        <w:pBdr>
+          <w:bottom w:val="single" w:color="auto" w:sz="4" w:space="0"/>
+        </w:pBdr>
+        <w:ind w:leftChars="0"/>
+      </w:pPr>
+    </w:p>
+    <w:p>
+      <w:pPr>
+        <w:numPr>
+          <w:ilvl w:val="0"/>
+          <w:numId w:val="1"/>
+        </w:numPr>
+        <w:pBdr>
+          <w:bottom w:val="single" w:color="auto" w:sz="4" w:space="0"/>
+        </w:pBdr>
+        <w:ind w:left="0" w:leftChars="0" w:firstLine="0" w:firstLineChars="0"/>
+        <w:rPr>
+          <w:rFonts w:hint="default"/>
+          <w:lang w:val="en-US"/>
+        </w:rPr>
+      </w:pPr>
       <w:bookmarkStart w:id="0" w:name="_GoBack"/>
       <w:bookmarkEnd w:id="0"/>
+    </w:p>
+    <w:p>
+      <w:pPr>
+        <w:numPr>
+          <w:numId w:val="0"/>
+        </w:numPr>
+        <w:pBdr>
+          <w:bottom w:val="single" w:color="auto" w:sz="4" w:space="0"/>
+        </w:pBdr>
+        <w:ind w:leftChars="0"/>
+      </w:pPr>
+    </w:p>
+    <w:p>
+      <w:pPr>
+        <w:numPr>
+          <w:numId w:val="0"/>
+        </w:numPr>
+        <w:pBdr>
+          <w:bottom w:val="single" w:color="auto" w:sz="4" w:space="0"/>
+        </w:pBdr>
+        <w:ind w:leftChars="0"/>
+      </w:pPr>
+    </w:p>
+    <w:p>
+      <w:pPr>
+        <w:numPr>
+          <w:numId w:val="0"/>
+        </w:numPr>
+        <w:pBdr>
+          <w:bottom w:val="single" w:color="auto" w:sz="4" w:space="0"/>
+        </w:pBdr>
+        <w:ind w:leftChars="0"/>
+      </w:pPr>
+    </w:p>
+    <w:p>
+      <w:pPr>
+        <w:numPr>
+          <w:numId w:val="0"/>
+        </w:numPr>
+        <w:pBdr>
+          <w:bottom w:val="single" w:color="auto" w:sz="4" w:space="0"/>
+        </w:pBdr>
+        <w:ind w:leftChars="0"/>
+      </w:pPr>
+    </w:p>
+    <w:p>
+      <w:pPr>
+        <w:numPr>
+          <w:numId w:val="0"/>
+        </w:numPr>
+        <w:pBdr>
+          <w:bottom w:val="single" w:color="auto" w:sz="4" w:space="0"/>
+        </w:pBdr>
+        <w:ind w:leftChars="0"/>
+      </w:pPr>
+    </w:p>
+    <w:p>
+      <w:pPr>
+        <w:numPr>
+          <w:numId w:val="0"/>
+        </w:numPr>
+        <w:pBdr>
+          <w:bottom w:val="single" w:color="auto" w:sz="4" w:space="0"/>
+        </w:pBdr>
+        <w:ind w:leftChars="0"/>
+      </w:pPr>
+    </w:p>
+    <w:p>
+      <w:pPr>
+        <w:numPr>
+          <w:numId w:val="0"/>
+        </w:numPr>
+        <w:pBdr>
+          <w:bottom w:val="single" w:color="auto" w:sz="4" w:space="0"/>
+        </w:pBdr>
+        <w:ind w:leftChars="0"/>
+      </w:pPr>
+    </w:p>
+    <w:p>
+      <w:pPr>
+        <w:numPr>
+          <w:numId w:val="0"/>
+        </w:numPr>
+        <w:pBdr>
+          <w:bottom w:val="single" w:color="auto" w:sz="4" w:space="0"/>
+        </w:pBdr>
+        <w:ind w:leftChars="0"/>
+      </w:pPr>
+    </w:p>
+    <w:p>
+      <w:pPr>
+        <w:numPr>
+          <w:numId w:val="0"/>
+        </w:numPr>
+        <w:pBdr>
+          <w:bottom w:val="single" w:color="auto" w:sz="4" w:space="0"/>
+        </w:pBdr>
+        <w:ind w:leftChars="0"/>
+      </w:pPr>
+    </w:p>
+    <w:p>
+      <w:pPr>
+        <w:numPr>
+          <w:numId w:val="0"/>
+        </w:numPr>
+        <w:pBdr>
+          <w:bottom w:val="single" w:color="auto" w:sz="4" w:space="0"/>
+        </w:pBdr>
+        <w:ind w:leftChars="0"/>
+      </w:pPr>
+    </w:p>
+    <w:p>
+      <w:pPr>
+        <w:numPr>
+          <w:numId w:val="0"/>
+        </w:numPr>
+        <w:pBdr>
+          <w:bottom w:val="single" w:color="auto" w:sz="4" w:space="0"/>
+        </w:pBdr>
+        <w:ind w:leftChars="0"/>
+      </w:pPr>
+    </w:p>
+    <w:p>
+      <w:pPr>
+        <w:numPr>
+          <w:numId w:val="0"/>
+        </w:numPr>
+        <w:pBdr>
+          <w:bottom w:val="single" w:color="auto" w:sz="4" w:space="0"/>
+        </w:pBdr>
+        <w:ind w:leftChars="0"/>
+      </w:pPr>
+    </w:p>
+    <w:p>
+      <w:pPr>
+        <w:numPr>
+          <w:numId w:val="0"/>
+        </w:numPr>
+        <w:pBdr>
+          <w:bottom w:val="single" w:color="auto" w:sz="4" w:space="0"/>
+        </w:pBdr>
+        <w:ind w:leftChars="0"/>
+      </w:pPr>
+    </w:p>
+    <w:p>
+      <w:pPr>
+        <w:numPr>
+          <w:numId w:val="0"/>
+        </w:numPr>
+        <w:pBdr>
+          <w:bottom w:val="single" w:color="auto" w:sz="4" w:space="0"/>
+        </w:pBdr>
+        <w:ind w:leftChars="0"/>
+      </w:pPr>
+    </w:p>
+    <w:p>
+      <w:pPr>
+        <w:numPr>
+          <w:numId w:val="0"/>
+        </w:numPr>
+        <w:pBdr>
+          <w:bottom w:val="single" w:color="auto" w:sz="4" w:space="0"/>
+        </w:pBdr>
+        <w:ind w:leftChars="0"/>
+      </w:pPr>
+    </w:p>
+    <w:p>
+      <w:pPr>
+        <w:numPr>
+          <w:numId w:val="0"/>
+        </w:numPr>
+        <w:pBdr>
+          <w:bottom w:val="single" w:color="auto" w:sz="4" w:space="0"/>
+        </w:pBdr>
+        <w:ind w:leftChars="0"/>
+      </w:pPr>
+    </w:p>
+    <w:p>
+      <w:pPr>
+        <w:numPr>
+          <w:numId w:val="0"/>
+        </w:numPr>
+        <w:pBdr>
+          <w:bottom w:val="single" w:color="auto" w:sz="4" w:space="0"/>
+        </w:pBdr>
+        <w:ind w:leftChars="0"/>
+      </w:pPr>
+    </w:p>
+    <w:p>
+      <w:pPr>
+        <w:numPr>
+          <w:numId w:val="0"/>
+        </w:numPr>
+        <w:pBdr>
+          <w:bottom w:val="single" w:color="auto" w:sz="4" w:space="0"/>
+        </w:pBdr>
+        <w:ind w:leftChars="0"/>
+      </w:pPr>
+    </w:p>
+    <w:p>
+      <w:pPr>
+        <w:numPr>
+          <w:numId w:val="0"/>
+        </w:numPr>
+        <w:pBdr>
+          <w:bottom w:val="single" w:color="auto" w:sz="4" w:space="0"/>
+        </w:pBdr>
+        <w:ind w:leftChars="0"/>
+      </w:pPr>
+    </w:p>
+    <w:p>
+      <w:pPr>
+        <w:numPr>
+          <w:numId w:val="0"/>
+        </w:numPr>
+        <w:pBdr>
+          <w:bottom w:val="single" w:color="auto" w:sz="4" w:space="0"/>
+        </w:pBdr>
+        <w:ind w:leftChars="0"/>
+      </w:pPr>
+    </w:p>
+    <w:p>
+      <w:pPr>
+        <w:numPr>
+          <w:numId w:val="0"/>
+        </w:numPr>
+        <w:pBdr>
+          <w:bottom w:val="single" w:color="auto" w:sz="4" w:space="0"/>
+        </w:pBdr>
+        <w:ind w:leftChars="0"/>
+      </w:pPr>
+    </w:p>
+    <w:p>
+      <w:pPr>
+        <w:numPr>
+          <w:numId w:val="0"/>
+        </w:numPr>
+        <w:pBdr>
+          <w:bottom w:val="single" w:color="auto" w:sz="4" w:space="0"/>
+        </w:pBdr>
+        <w:ind w:leftChars="0"/>
+      </w:pPr>
+    </w:p>
+    <w:p>
+      <w:pPr>
+        <w:numPr>
+          <w:numId w:val="0"/>
+        </w:numPr>
+        <w:pBdr>
+          <w:bottom w:val="single" w:color="auto" w:sz="4" w:space="0"/>
+        </w:pBdr>
+        <w:ind w:leftChars="0"/>
+      </w:pPr>
+    </w:p>
+    <w:p>
+      <w:pPr>
+        <w:numPr>
+          <w:numId w:val="0"/>
+        </w:numPr>
+        <w:pBdr>
+          <w:bottom w:val="single" w:color="auto" w:sz="4" w:space="0"/>
+        </w:pBdr>
+        <w:ind w:leftChars="0"/>
+      </w:pPr>
+    </w:p>
+    <w:p>
+      <w:pPr>
+        <w:numPr>
+          <w:numId w:val="0"/>
+        </w:numPr>
+        <w:pBdr>
+          <w:bottom w:val="single" w:color="auto" w:sz="4" w:space="0"/>
+        </w:pBdr>
+        <w:ind w:leftChars="0"/>
+      </w:pPr>
+    </w:p>
+    <w:p>
+      <w:pPr>
+        <w:numPr>
+          <w:numId w:val="0"/>
+        </w:numPr>
+        <w:pBdr>
+          <w:bottom w:val="single" w:color="auto" w:sz="4" w:space="0"/>
+        </w:pBdr>
+        <w:ind w:leftChars="0"/>
+      </w:pPr>
+    </w:p>
+    <w:p>
+      <w:pPr>
+        <w:numPr>
+          <w:numId w:val="0"/>
+        </w:numPr>
+        <w:pBdr>
+          <w:bottom w:val="single" w:color="auto" w:sz="4" w:space="0"/>
+        </w:pBdr>
+        <w:ind w:leftChars="0"/>
+      </w:pPr>
+    </w:p>
+    <w:p>
+      <w:pPr>
+        <w:numPr>
+          <w:numId w:val="0"/>
+        </w:numPr>
+        <w:pBdr>
+          <w:bottom w:val="single" w:color="auto" w:sz="4" w:space="0"/>
+        </w:pBdr>
+        <w:ind w:leftChars="0"/>
+      </w:pPr>
+    </w:p>
+    <w:p>
+      <w:pPr>
+        <w:numPr>
+          <w:numId w:val="0"/>
+        </w:numPr>
+        <w:pBdr>
+          <w:bottom w:val="single" w:color="auto" w:sz="4" w:space="0"/>
+        </w:pBdr>
+        <w:ind w:leftChars="0"/>
+      </w:pPr>
+    </w:p>
+    <w:p>
+      <w:pPr>
+        <w:numPr>
+          <w:numId w:val="0"/>
+        </w:numPr>
+        <w:pBdr>
+          <w:bottom w:val="single" w:color="auto" w:sz="4" w:space="0"/>
+        </w:pBdr>
+        <w:ind w:leftChars="0"/>
+      </w:pPr>
+    </w:p>
+    <w:p>
+      <w:pPr>
+        <w:numPr>
+          <w:numId w:val="0"/>
+        </w:numPr>
+        <w:pBdr>
+          <w:bottom w:val="single" w:color="auto" w:sz="4" w:space="0"/>
+        </w:pBdr>
+        <w:ind w:leftChars="0"/>
+      </w:pPr>
+    </w:p>
+    <w:p>
+      <w:pPr>
+        <w:numPr>
+          <w:numId w:val="0"/>
+        </w:numPr>
+        <w:pBdr>
+          <w:bottom w:val="single" w:color="auto" w:sz="4" w:space="0"/>
+        </w:pBdr>
+        <w:ind w:leftChars="0"/>
+      </w:pPr>
+    </w:p>
+    <w:p>
+      <w:pPr>
+        <w:numPr>
+          <w:numId w:val="0"/>
+        </w:numPr>
+        <w:pBdr>
+          <w:bottom w:val="single" w:color="auto" w:sz="4" w:space="0"/>
+        </w:pBdr>
+        <w:ind w:leftChars="0"/>
+      </w:pPr>
+    </w:p>
+    <w:p>
+      <w:pPr>
+        <w:numPr>
+          <w:numId w:val="0"/>
+        </w:numPr>
+        <w:pBdr>
+          <w:bottom w:val="single" w:color="auto" w:sz="4" w:space="0"/>
+        </w:pBdr>
+        <w:ind w:leftChars="0"/>
+      </w:pPr>
+    </w:p>
+    <w:p>
+      <w:pPr>
+        <w:numPr>
+          <w:numId w:val="0"/>
+        </w:numPr>
+        <w:pBdr>
+          <w:bottom w:val="single" w:color="auto" w:sz="4" w:space="0"/>
+        </w:pBdr>
+        <w:ind w:leftChars="0"/>
+      </w:pPr>
+    </w:p>
+    <w:p>
+      <w:pPr>
+        <w:numPr>
+          <w:numId w:val="0"/>
+        </w:numPr>
+        <w:pBdr>
+          <w:bottom w:val="single" w:color="auto" w:sz="4" w:space="0"/>
+        </w:pBdr>
+        <w:ind w:leftChars="0"/>
+      </w:pPr>
+    </w:p>
+    <w:p>
+      <w:pPr>
+        <w:numPr>
+          <w:numId w:val="0"/>
+        </w:numPr>
+        <w:pBdr>
+          <w:bottom w:val="single" w:color="auto" w:sz="4" w:space="0"/>
+        </w:pBdr>
+        <w:ind w:leftChars="0"/>
+      </w:pPr>
+    </w:p>
+    <w:p>
+      <w:pPr>
+        <w:numPr>
+          <w:numId w:val="0"/>
+        </w:numPr>
+        <w:pBdr>
+          <w:bottom w:val="single" w:color="auto" w:sz="4" w:space="0"/>
+        </w:pBdr>
+        <w:ind w:leftChars="0"/>
+      </w:pPr>
+    </w:p>
+    <w:p>
+      <w:pPr>
+        <w:numPr>
+          <w:numId w:val="0"/>
+        </w:numPr>
+        <w:pBdr>
+          <w:bottom w:val="single" w:color="auto" w:sz="4" w:space="0"/>
+        </w:pBdr>
+        <w:ind w:leftChars="0"/>
+      </w:pPr>
+    </w:p>
+    <w:p>
+      <w:pPr>
+        <w:numPr>
+          <w:numId w:val="0"/>
+        </w:numPr>
+        <w:pBdr>
+          <w:bottom w:val="single" w:color="auto" w:sz="4" w:space="0"/>
+        </w:pBdr>
+        <w:ind w:leftChars="0"/>
+      </w:pPr>
+    </w:p>
+    <w:p>
+      <w:pPr>
+        <w:numPr>
+          <w:numId w:val="0"/>
+        </w:numPr>
+        <w:pBdr>
+          <w:bottom w:val="single" w:color="auto" w:sz="4" w:space="0"/>
+        </w:pBdr>
+        <w:ind w:leftChars="0"/>
+      </w:pPr>
+    </w:p>
+    <w:p>
+      <w:pPr>
+        <w:numPr>
+          <w:numId w:val="0"/>
+        </w:numPr>
+        <w:pBdr>
+          <w:bottom w:val="single" w:color="auto" w:sz="4" w:space="0"/>
+        </w:pBdr>
+        <w:ind w:leftChars="0"/>
+      </w:pPr>
+    </w:p>
+    <w:p>
+      <w:pPr>
+        <w:numPr>
+          <w:numId w:val="0"/>
+        </w:numPr>
+        <w:pBdr>
+          <w:bottom w:val="single" w:color="auto" w:sz="4" w:space="0"/>
+        </w:pBdr>
+        <w:ind w:leftChars="0"/>
+      </w:pPr>
+    </w:p>
+    <w:p>
+      <w:pPr>
+        <w:numPr>
+          <w:numId w:val="0"/>
+        </w:numPr>
+        <w:pBdr>
+          <w:bottom w:val="single" w:color="auto" w:sz="4" w:space="0"/>
+        </w:pBdr>
+        <w:ind w:leftChars="0"/>
+      </w:pPr>
+    </w:p>
+    <w:p>
+      <w:pPr>
+        <w:numPr>
+          <w:numId w:val="0"/>
+        </w:numPr>
+        <w:pBdr>
+          <w:bottom w:val="single" w:color="auto" w:sz="4" w:space="0"/>
+        </w:pBdr>
+        <w:ind w:leftChars="0"/>
+      </w:pPr>
+    </w:p>
+    <w:p>
+      <w:pPr>
+        <w:numPr>
+          <w:numId w:val="0"/>
+        </w:numPr>
+        <w:pBdr>
+          <w:bottom w:val="single" w:color="auto" w:sz="4" w:space="0"/>
+        </w:pBdr>
+        <w:ind w:leftChars="0"/>
+      </w:pPr>
+    </w:p>
+    <w:p>
+      <w:pPr>
+        <w:numPr>
+          <w:numId w:val="0"/>
+        </w:numPr>
+        <w:pBdr>
+          <w:bottom w:val="single" w:color="auto" w:sz="4" w:space="0"/>
+        </w:pBdr>
+        <w:ind w:leftChars="0"/>
+      </w:pPr>
+    </w:p>
+    <w:p>
+      <w:pPr>
+        <w:numPr>
+          <w:numId w:val="0"/>
+        </w:numPr>
+        <w:pBdr>
+          <w:bottom w:val="single" w:color="auto" w:sz="4" w:space="0"/>
+        </w:pBdr>
+        <w:ind w:leftChars="0"/>
+      </w:pPr>
+    </w:p>
+    <w:p>
+      <w:pPr>
+        <w:numPr>
+          <w:numId w:val="0"/>
+        </w:numPr>
+        <w:pBdr>
+          <w:bottom w:val="single" w:color="auto" w:sz="4" w:space="0"/>
+        </w:pBdr>
+        <w:ind w:leftChars="0"/>
+      </w:pPr>
+    </w:p>
+    <w:p>
+      <w:pPr>
+        <w:numPr>
+          <w:numId w:val="0"/>
+        </w:numPr>
+        <w:pBdr>
+          <w:bottom w:val="single" w:color="auto" w:sz="4" w:space="0"/>
+        </w:pBdr>
+        <w:ind w:leftChars="0"/>
+      </w:pPr>
+    </w:p>
+    <w:p>
+      <w:pPr>
+        <w:numPr>
+          <w:numId w:val="0"/>
+        </w:numPr>
+        <w:pBdr>
+          <w:bottom w:val="single" w:color="auto" w:sz="4" w:space="0"/>
+        </w:pBdr>
+        <w:ind w:leftChars="0"/>
+      </w:pPr>
+    </w:p>
+    <w:p>
+      <w:pPr>
+        <w:numPr>
+          <w:numId w:val="0"/>
+        </w:numPr>
+        <w:pBdr>
+          <w:bottom w:val="single" w:color="auto" w:sz="4" w:space="0"/>
+        </w:pBdr>
+        <w:ind w:leftChars="0"/>
+      </w:pPr>
+    </w:p>
+    <w:p>
+      <w:pPr>
+        <w:numPr>
+          <w:numId w:val="0"/>
+        </w:numPr>
+        <w:pBdr>
+          <w:bottom w:val="single" w:color="auto" w:sz="4" w:space="0"/>
+        </w:pBdr>
+        <w:ind w:leftChars="0"/>
+      </w:pPr>
+    </w:p>
+    <w:p>
+      <w:pPr>
+        <w:numPr>
+          <w:numId w:val="0"/>
+        </w:numPr>
+        <w:pBdr>
+          <w:bottom w:val="single" w:color="auto" w:sz="4" w:space="0"/>
+        </w:pBdr>
+        <w:ind w:leftChars="0"/>
+      </w:pPr>
+    </w:p>
+    <w:p>
+      <w:pPr>
+        <w:numPr>
+          <w:numId w:val="0"/>
+        </w:numPr>
+        <w:pBdr>
+          <w:bottom w:val="single" w:color="auto" w:sz="4" w:space="0"/>
+        </w:pBdr>
+        <w:ind w:leftChars="0"/>
+      </w:pPr>
+    </w:p>
+    <w:p>
+      <w:pPr>
+        <w:numPr>
+          <w:numId w:val="0"/>
+        </w:numPr>
+        <w:pBdr>
+          <w:bottom w:val="single" w:color="auto" w:sz="4" w:space="0"/>
+        </w:pBdr>
+        <w:ind w:leftChars="0"/>
+      </w:pPr>
+    </w:p>
+    <w:p>
+      <w:pPr>
+        <w:numPr>
+          <w:numId w:val="0"/>
+        </w:numPr>
+        <w:pBdr>
+          <w:bottom w:val="single" w:color="auto" w:sz="4" w:space="0"/>
+        </w:pBdr>
+        <w:ind w:leftChars="0"/>
+      </w:pPr>
+    </w:p>
+    <w:p>
+      <w:pPr>
+        <w:numPr>
+          <w:numId w:val="0"/>
+        </w:numPr>
+        <w:pBdr>
+          <w:bottom w:val="single" w:color="auto" w:sz="4" w:space="0"/>
+        </w:pBdr>
+        <w:ind w:leftChars="0"/>
+      </w:pPr>
+    </w:p>
+    <w:p>
+      <w:pPr>
+        <w:numPr>
+          <w:numId w:val="0"/>
+        </w:numPr>
+        <w:pBdr>
+          <w:bottom w:val="single" w:color="auto" w:sz="4" w:space="0"/>
+        </w:pBdr>
+        <w:ind w:leftChars="0"/>
+      </w:pPr>
+    </w:p>
+    <w:p>
+      <w:pPr>
+        <w:numPr>
+          <w:numId w:val="0"/>
+        </w:numPr>
+        <w:pBdr>
+          <w:bottom w:val="single" w:color="auto" w:sz="4" w:space="0"/>
+        </w:pBdr>
+        <w:ind w:leftChars="0"/>
+      </w:pPr>
+    </w:p>
+    <w:p>
+      <w:pPr>
+        <w:numPr>
+          <w:numId w:val="0"/>
+        </w:numPr>
+        <w:pBdr>
+          <w:bottom w:val="single" w:color="auto" w:sz="4" w:space="0"/>
+        </w:pBdr>
+        <w:ind w:leftChars="0"/>
+      </w:pPr>
+    </w:p>
+    <w:p>
+      <w:pPr>
+        <w:numPr>
+          <w:numId w:val="0"/>
+        </w:numPr>
+        <w:pBdr>
+          <w:bottom w:val="single" w:color="auto" w:sz="4" w:space="0"/>
+        </w:pBdr>
+        <w:ind w:leftChars="0"/>
+      </w:pPr>
+    </w:p>
+    <w:p>
+      <w:pPr>
+        <w:numPr>
+          <w:numId w:val="0"/>
+        </w:numPr>
+        <w:pBdr>
+          <w:bottom w:val="single" w:color="auto" w:sz="4" w:space="0"/>
+        </w:pBdr>
+        <w:ind w:leftChars="0"/>
+      </w:pPr>
+    </w:p>
+    <w:p>
+      <w:pPr>
+        <w:numPr>
+          <w:numId w:val="0"/>
+        </w:numPr>
+        <w:pBdr>
+          <w:bottom w:val="single" w:color="auto" w:sz="4" w:space="0"/>
+        </w:pBdr>
+        <w:ind w:leftChars="0"/>
+      </w:pPr>
+    </w:p>
+    <w:p>
+      <w:pPr>
+        <w:numPr>
+          <w:numId w:val="0"/>
+        </w:numPr>
+        <w:pBdr>
+          <w:bottom w:val="single" w:color="auto" w:sz="4" w:space="0"/>
+        </w:pBdr>
+        <w:ind w:leftChars="0"/>
+      </w:pPr>
+    </w:p>
+    <w:p>
+      <w:pPr>
+        <w:numPr>
+          <w:numId w:val="0"/>
+        </w:numPr>
+        <w:pBdr>
+          <w:bottom w:val="single" w:color="auto" w:sz="4" w:space="0"/>
+        </w:pBdr>
+        <w:ind w:leftChars="0"/>
+      </w:pPr>
+    </w:p>
+    <w:p>
+      <w:pPr>
+        <w:numPr>
+          <w:numId w:val="0"/>
+        </w:numPr>
+        <w:pBdr>
+          <w:bottom w:val="single" w:color="auto" w:sz="4" w:space="0"/>
+        </w:pBdr>
+        <w:ind w:leftChars="0"/>
+      </w:pPr>
+    </w:p>
+    <w:p>
+      <w:pPr>
+        <w:numPr>
+          <w:numId w:val="0"/>
+        </w:numPr>
+        <w:pBdr>
+          <w:bottom w:val="single" w:color="auto" w:sz="4" w:space="0"/>
+        </w:pBdr>
+        <w:ind w:leftChars="0"/>
+      </w:pPr>
+    </w:p>
+    <w:p>
+      <w:pPr>
+        <w:numPr>
+          <w:numId w:val="0"/>
+        </w:numPr>
+        <w:pBdr>
+          <w:bottom w:val="single" w:color="auto" w:sz="4" w:space="0"/>
+        </w:pBdr>
+        <w:ind w:leftChars="0"/>
+      </w:pPr>
+    </w:p>
+    <w:p>
+      <w:pPr>
+        <w:numPr>
+          <w:numId w:val="0"/>
+        </w:numPr>
+        <w:pBdr>
+          <w:bottom w:val="single" w:color="auto" w:sz="4" w:space="0"/>
+        </w:pBdr>
+        <w:ind w:leftChars="0"/>
+      </w:pPr>
+    </w:p>
+    <w:p>
+      <w:pPr>
+        <w:numPr>
+          <w:numId w:val="0"/>
+        </w:numPr>
+        <w:pBdr>
+          <w:bottom w:val="single" w:color="auto" w:sz="4" w:space="0"/>
+        </w:pBdr>
+        <w:ind w:leftChars="0"/>
+      </w:pPr>
+    </w:p>
+    <w:p>
+      <w:pPr>
+        <w:numPr>
+          <w:numId w:val="0"/>
+        </w:numPr>
+        <w:pBdr>
+          <w:bottom w:val="single" w:color="auto" w:sz="4" w:space="0"/>
+        </w:pBdr>
+        <w:ind w:leftChars="0"/>
+      </w:pPr>
+    </w:p>
+    <w:p>
+      <w:pPr>
+        <w:numPr>
+          <w:numId w:val="0"/>
+        </w:numPr>
+        <w:pBdr>
+          <w:bottom w:val="single" w:color="auto" w:sz="4" w:space="0"/>
+        </w:pBdr>
+        <w:ind w:leftChars="0"/>
+      </w:pPr>
+    </w:p>
+    <w:p>
+      <w:pPr>
+        <w:numPr>
+          <w:numId w:val="0"/>
+        </w:numPr>
+        <w:pBdr>
+          <w:bottom w:val="single" w:color="auto" w:sz="4" w:space="0"/>
+        </w:pBdr>
+        <w:ind w:leftChars="0"/>
+      </w:pPr>
+    </w:p>
+    <w:p>
+      <w:pPr>
+        <w:numPr>
+          <w:numId w:val="0"/>
+        </w:numPr>
+        <w:pBdr>
+          <w:bottom w:val="single" w:color="auto" w:sz="4" w:space="0"/>
+        </w:pBdr>
+        <w:ind w:leftChars="0"/>
+      </w:pPr>
+    </w:p>
+    <w:p>
+      <w:pPr>
+        <w:numPr>
+          <w:numId w:val="0"/>
+        </w:numPr>
+        <w:pBdr>
+          <w:bottom w:val="single" w:color="auto" w:sz="4" w:space="0"/>
+        </w:pBdr>
+        <w:ind w:leftChars="0"/>
+      </w:pPr>
+    </w:p>
+    <w:p>
+      <w:pPr>
+        <w:numPr>
+          <w:numId w:val="0"/>
+        </w:numPr>
+        <w:pBdr>
+          <w:bottom w:val="single" w:color="auto" w:sz="4" w:space="0"/>
+        </w:pBdr>
+        <w:ind w:leftChars="0"/>
+      </w:pPr>
+    </w:p>
+    <w:p>
+      <w:pPr>
+        <w:numPr>
+          <w:numId w:val="0"/>
+        </w:numPr>
+        <w:pBdr>
+          <w:bottom w:val="single" w:color="auto" w:sz="4" w:space="0"/>
+        </w:pBdr>
+        <w:ind w:leftChars="0"/>
+      </w:pPr>
+    </w:p>
+    <w:p>
+      <w:pPr>
+        <w:numPr>
+          <w:numId w:val="0"/>
+        </w:numPr>
+        <w:pBdr>
+          <w:bottom w:val="single" w:color="auto" w:sz="4" w:space="0"/>
+        </w:pBdr>
+        <w:ind w:leftChars="0"/>
+      </w:pPr>
+    </w:p>
+    <w:p>
+      <w:pPr>
+        <w:numPr>
+          <w:numId w:val="0"/>
+        </w:numPr>
+        <w:pBdr>
+          <w:bottom w:val="single" w:color="auto" w:sz="4" w:space="0"/>
+        </w:pBdr>
+        <w:ind w:leftChars="0"/>
+      </w:pPr>
+    </w:p>
+    <w:p>
+      <w:pPr>
+        <w:numPr>
+          <w:numId w:val="0"/>
+        </w:numPr>
+        <w:pBdr>
+          <w:bottom w:val="single" w:color="auto" w:sz="4" w:space="0"/>
+        </w:pBdr>
+        <w:ind w:leftChars="0"/>
+      </w:pPr>
+    </w:p>
+    <w:p>
+      <w:pPr>
+        <w:numPr>
+          <w:numId w:val="0"/>
+        </w:numPr>
+        <w:pBdr>
+          <w:bottom w:val="single" w:color="auto" w:sz="4" w:space="0"/>
+        </w:pBdr>
+        <w:ind w:leftChars="0"/>
+      </w:pPr>
+    </w:p>
+    <w:p>
+      <w:pPr>
+        <w:numPr>
+          <w:numId w:val="0"/>
+        </w:numPr>
+        <w:pBdr>
+          <w:bottom w:val="single" w:color="auto" w:sz="4" w:space="0"/>
+        </w:pBdr>
+        <w:ind w:leftChars="0"/>
+      </w:pPr>
+    </w:p>
+    <w:p>
+      <w:pPr>
+        <w:numPr>
+          <w:numId w:val="0"/>
+        </w:numPr>
+        <w:pBdr>
+          <w:bottom w:val="single" w:color="auto" w:sz="4" w:space="0"/>
+        </w:pBdr>
+        <w:ind w:leftChars="0"/>
+      </w:pPr>
+    </w:p>
+    <w:p>
+      <w:pPr>
+        <w:numPr>
+          <w:numId w:val="0"/>
+        </w:numPr>
+        <w:pBdr>
+          <w:bottom w:val="single" w:color="auto" w:sz="4" w:space="0"/>
+        </w:pBdr>
+        <w:ind w:leftChars="0"/>
+      </w:pPr>
     </w:p>
     <w:p>
       <w:pPr>
@@ -3054,7 +5600,7 @@
                     </pic:cNvPicPr>
                   </pic:nvPicPr>
                   <pic:blipFill>
-                    <a:blip r:embed="rId16"/>
+                    <a:blip r:embed="rId30"/>
                     <a:stretch>
                       <a:fillRect/>
                     </a:stretch>

--- a/Vocab_3.docx
+++ b/Vocab_3.docx
@@ -4272,6 +4272,20 @@
     <w:p>
       <w:pPr>
         <w:numPr>
+          <w:numId w:val="0"/>
+        </w:numPr>
+        <w:pBdr>
+          <w:bottom w:val="single" w:color="auto" w:sz="4" w:space="0"/>
+        </w:pBdr>
+        <w:rPr>
+          <w:rFonts w:hint="default"/>
+          <w:lang w:val="en-US"/>
+        </w:rPr>
+      </w:pPr>
+    </w:p>
+    <w:p>
+      <w:pPr>
+        <w:numPr>
           <w:ilvl w:val="0"/>
           <w:numId w:val="1"/>
         </w:numPr>
@@ -4335,6 +4349,20 @@
     <w:p>
       <w:pPr>
         <w:numPr>
+          <w:numId w:val="0"/>
+        </w:numPr>
+        <w:pBdr>
+          <w:bottom w:val="single" w:color="auto" w:sz="4" w:space="0"/>
+        </w:pBdr>
+        <w:rPr>
+          <w:rFonts w:hint="default"/>
+          <w:lang w:val="en-US"/>
+        </w:rPr>
+      </w:pPr>
+    </w:p>
+    <w:p>
+      <w:pPr>
+        <w:numPr>
           <w:ilvl w:val="0"/>
           <w:numId w:val="1"/>
         </w:numPr>
@@ -4368,8 +4396,8 @@
       <w:r>
         <w:drawing>
           <wp:inline distT="0" distB="0" distL="114300" distR="114300">
-            <wp:extent cx="2632710" cy="2089785"/>
-            <wp:effectExtent l="0" t="0" r="3810" b="13335"/>
+            <wp:extent cx="3092450" cy="2454910"/>
+            <wp:effectExtent l="0" t="0" r="1270" b="13970"/>
             <wp:docPr id="26" name="Picture 26"/>
             <wp:cNvGraphicFramePr>
               <a:graphicFrameLocks xmlns:a="http://schemas.openxmlformats.org/drawingml/2006/main" noChangeAspect="1"/>
@@ -4392,7 +4420,7 @@
                   <pic:spPr>
                     <a:xfrm>
                       <a:off x="0" y="0"/>
-                      <a:ext cx="2632710" cy="2089785"/>
+                      <a:ext cx="3092450" cy="2454910"/>
                     </a:xfrm>
                     <a:prstGeom prst="rect">
                       <a:avLst/>
@@ -4456,8 +4484,8 @@
       <w:r>
         <w:drawing>
           <wp:inline distT="0" distB="0" distL="114300" distR="114300">
-            <wp:extent cx="2644775" cy="2363470"/>
-            <wp:effectExtent l="0" t="0" r="6985" b="13970"/>
+            <wp:extent cx="3070225" cy="2743835"/>
+            <wp:effectExtent l="0" t="0" r="8255" b="14605"/>
             <wp:docPr id="27" name="Picture 27"/>
             <wp:cNvGraphicFramePr>
               <a:graphicFrameLocks xmlns:a="http://schemas.openxmlformats.org/drawingml/2006/main" noChangeAspect="1"/>
@@ -4480,7 +4508,7 @@
                   <pic:spPr>
                     <a:xfrm>
                       <a:off x="0" y="0"/>
-                      <a:ext cx="2644775" cy="2363470"/>
+                      <a:ext cx="3070225" cy="2743835"/>
                     </a:xfrm>
                     <a:prstGeom prst="rect">
                       <a:avLst/>
@@ -4523,19 +4551,173 @@
           <w:lang w:val="en-US"/>
         </w:rPr>
       </w:pPr>
+      <w:r>
+        <w:rPr>
+          <w:rFonts w:hint="default"/>
+          <w:lang w:val="en-US"/>
+        </w:rPr>
+        <w:t>Nhìn thoáng</w:t>
+      </w:r>
+    </w:p>
+    <w:p>
+      <w:pPr>
+        <w:numPr>
+          <w:numId w:val="0"/>
+        </w:numPr>
+        <w:pBdr>
+          <w:bottom w:val="single" w:color="auto" w:sz="4" w:space="0"/>
+        </w:pBdr>
+        <w:ind w:leftChars="0"/>
+      </w:pPr>
+      <w:r>
+        <w:drawing>
+          <wp:inline distT="0" distB="0" distL="114300" distR="114300">
+            <wp:extent cx="3036570" cy="2180590"/>
+            <wp:effectExtent l="0" t="0" r="11430" b="13970"/>
+            <wp:docPr id="28" name="Picture 28"/>
+            <wp:cNvGraphicFramePr>
+              <a:graphicFrameLocks xmlns:a="http://schemas.openxmlformats.org/drawingml/2006/main" noChangeAspect="1"/>
+            </wp:cNvGraphicFramePr>
+            <a:graphic xmlns:a="http://schemas.openxmlformats.org/drawingml/2006/main">
+              <a:graphicData uri="http://schemas.openxmlformats.org/drawingml/2006/picture">
+                <pic:pic xmlns:pic="http://schemas.openxmlformats.org/drawingml/2006/picture">
+                  <pic:nvPicPr>
+                    <pic:cNvPr id="28" name="Picture 28"/>
+                    <pic:cNvPicPr>
+                      <a:picLocks noChangeAspect="1"/>
+                    </pic:cNvPicPr>
+                  </pic:nvPicPr>
+                  <pic:blipFill>
+                    <a:blip r:embed="rId30"/>
+                    <a:stretch>
+                      <a:fillRect/>
+                    </a:stretch>
+                  </pic:blipFill>
+                  <pic:spPr>
+                    <a:xfrm>
+                      <a:off x="0" y="0"/>
+                      <a:ext cx="3036570" cy="2180590"/>
+                    </a:xfrm>
+                    <a:prstGeom prst="rect">
+                      <a:avLst/>
+                    </a:prstGeom>
+                    <a:noFill/>
+                    <a:ln>
+                      <a:noFill/>
+                    </a:ln>
+                  </pic:spPr>
+                </pic:pic>
+              </a:graphicData>
+            </a:graphic>
+          </wp:inline>
+        </w:drawing>
+      </w:r>
+    </w:p>
+    <w:p>
+      <w:pPr>
+        <w:numPr>
+          <w:ilvl w:val="0"/>
+          <w:numId w:val="1"/>
+        </w:numPr>
+        <w:pBdr>
+          <w:bottom w:val="single" w:color="auto" w:sz="4" w:space="0"/>
+        </w:pBdr>
+        <w:ind w:left="0" w:leftChars="0" w:firstLine="0" w:firstLineChars="0"/>
+        <w:rPr>
+          <w:rFonts w:hint="default"/>
+          <w:lang w:val="en-US"/>
+        </w:rPr>
+      </w:pPr>
+      <w:r>
+        <w:rPr>
+          <w:rFonts w:hint="default"/>
+          <w:lang w:val="en-US"/>
+        </w:rPr>
+        <w:t>Nhìn chằm chằm</w:t>
+      </w:r>
+    </w:p>
+    <w:p>
+      <w:pPr>
+        <w:numPr>
+          <w:numId w:val="0"/>
+        </w:numPr>
+        <w:pBdr>
+          <w:bottom w:val="single" w:color="auto" w:sz="4" w:space="0"/>
+        </w:pBdr>
+        <w:ind w:leftChars="0"/>
+      </w:pPr>
+      <w:r>
+        <w:drawing>
+          <wp:inline distT="0" distB="0" distL="114300" distR="114300">
+            <wp:extent cx="4255135" cy="1478915"/>
+            <wp:effectExtent l="0" t="0" r="12065" b="14605"/>
+            <wp:docPr id="29" name="Picture 29"/>
+            <wp:cNvGraphicFramePr>
+              <a:graphicFrameLocks xmlns:a="http://schemas.openxmlformats.org/drawingml/2006/main" noChangeAspect="1"/>
+            </wp:cNvGraphicFramePr>
+            <a:graphic xmlns:a="http://schemas.openxmlformats.org/drawingml/2006/main">
+              <a:graphicData uri="http://schemas.openxmlformats.org/drawingml/2006/picture">
+                <pic:pic xmlns:pic="http://schemas.openxmlformats.org/drawingml/2006/picture">
+                  <pic:nvPicPr>
+                    <pic:cNvPr id="29" name="Picture 29"/>
+                    <pic:cNvPicPr>
+                      <a:picLocks noChangeAspect="1"/>
+                    </pic:cNvPicPr>
+                  </pic:nvPicPr>
+                  <pic:blipFill>
+                    <a:blip r:embed="rId31"/>
+                    <a:stretch>
+                      <a:fillRect/>
+                    </a:stretch>
+                  </pic:blipFill>
+                  <pic:spPr>
+                    <a:xfrm>
+                      <a:off x="0" y="0"/>
+                      <a:ext cx="4255135" cy="1478915"/>
+                    </a:xfrm>
+                    <a:prstGeom prst="rect">
+                      <a:avLst/>
+                    </a:prstGeom>
+                    <a:noFill/>
+                    <a:ln>
+                      <a:noFill/>
+                    </a:ln>
+                  </pic:spPr>
+                </pic:pic>
+              </a:graphicData>
+            </a:graphic>
+          </wp:inline>
+        </w:drawing>
+      </w:r>
+    </w:p>
+    <w:p>
+      <w:pPr>
+        <w:numPr>
+          <w:numId w:val="0"/>
+        </w:numPr>
+        <w:pBdr>
+          <w:bottom w:val="single" w:color="auto" w:sz="4" w:space="0"/>
+        </w:pBdr>
+        <w:ind w:leftChars="0"/>
+      </w:pPr>
+    </w:p>
+    <w:p>
+      <w:pPr>
+        <w:numPr>
+          <w:ilvl w:val="0"/>
+          <w:numId w:val="1"/>
+        </w:numPr>
+        <w:pBdr>
+          <w:bottom w:val="single" w:color="auto" w:sz="4" w:space="0"/>
+        </w:pBdr>
+        <w:ind w:left="0" w:leftChars="0" w:firstLine="0" w:firstLineChars="0"/>
+        <w:rPr>
+          <w:rFonts w:hint="default"/>
+          <w:lang w:val="en-US"/>
+        </w:rPr>
+      </w:pPr>
       <w:bookmarkStart w:id="0" w:name="_GoBack"/>
       <w:bookmarkEnd w:id="0"/>
-    </w:p>
-    <w:p>
-      <w:pPr>
-        <w:numPr>
-          <w:numId w:val="0"/>
-        </w:numPr>
-        <w:pBdr>
-          <w:bottom w:val="single" w:color="auto" w:sz="4" w:space="0"/>
-        </w:pBdr>
-        <w:ind w:leftChars="0"/>
-      </w:pPr>
     </w:p>
     <w:p>
       <w:pPr>
@@ -5600,7 +5782,7 @@
                     </pic:cNvPicPr>
                   </pic:nvPicPr>
                   <pic:blipFill>
-                    <a:blip r:embed="rId30"/>
+                    <a:blip r:embed="rId32"/>
                     <a:stretch>
                       <a:fillRect/>
                     </a:stretch>

--- a/Vocab_3.docx
+++ b/Vocab_3.docx
@@ -4649,8 +4649,8 @@
       <w:r>
         <w:drawing>
           <wp:inline distT="0" distB="0" distL="114300" distR="114300">
-            <wp:extent cx="4255135" cy="1478915"/>
-            <wp:effectExtent l="0" t="0" r="12065" b="14605"/>
+            <wp:extent cx="3609975" cy="1254760"/>
+            <wp:effectExtent l="0" t="0" r="1905" b="10160"/>
             <wp:docPr id="29" name="Picture 29"/>
             <wp:cNvGraphicFramePr>
               <a:graphicFrameLocks xmlns:a="http://schemas.openxmlformats.org/drawingml/2006/main" noChangeAspect="1"/>
@@ -4673,7 +4673,95 @@
                   <pic:spPr>
                     <a:xfrm>
                       <a:off x="0" y="0"/>
-                      <a:ext cx="4255135" cy="1478915"/>
+                      <a:ext cx="3609975" cy="1254760"/>
+                    </a:xfrm>
+                    <a:prstGeom prst="rect">
+                      <a:avLst/>
+                    </a:prstGeom>
+                    <a:noFill/>
+                    <a:ln>
+                      <a:noFill/>
+                    </a:ln>
+                  </pic:spPr>
+                </pic:pic>
+              </a:graphicData>
+            </a:graphic>
+          </wp:inline>
+        </w:drawing>
+      </w:r>
+    </w:p>
+    <w:p>
+      <w:pPr>
+        <w:numPr>
+          <w:numId w:val="0"/>
+        </w:numPr>
+        <w:pBdr>
+          <w:bottom w:val="none" w:color="auto" w:sz="0" w:space="0"/>
+        </w:pBdr>
+        <w:ind w:leftChars="0"/>
+      </w:pPr>
+    </w:p>
+    <w:p>
+      <w:pPr>
+        <w:numPr>
+          <w:ilvl w:val="0"/>
+          <w:numId w:val="1"/>
+        </w:numPr>
+        <w:pBdr>
+          <w:bottom w:val="single" w:color="auto" w:sz="4" w:space="0"/>
+        </w:pBdr>
+        <w:ind w:left="0" w:leftChars="0" w:firstLine="0" w:firstLineChars="0"/>
+        <w:rPr>
+          <w:rFonts w:hint="default"/>
+          <w:lang w:val="en-US"/>
+        </w:rPr>
+      </w:pPr>
+      <w:r>
+        <w:rPr>
+          <w:rFonts w:hint="default"/>
+          <w:lang w:val="en-US"/>
+        </w:rPr>
+        <w:t>From</w:t>
+      </w:r>
+    </w:p>
+    <w:p>
+      <w:pPr>
+        <w:numPr>
+          <w:numId w:val="0"/>
+        </w:numPr>
+        <w:pBdr>
+          <w:bottom w:val="single" w:color="auto" w:sz="4" w:space="0"/>
+        </w:pBdr>
+        <w:ind w:leftChars="0"/>
+      </w:pPr>
+      <w:r>
+        <w:drawing>
+          <wp:inline distT="0" distB="0" distL="114300" distR="114300">
+            <wp:extent cx="3101975" cy="4391025"/>
+            <wp:effectExtent l="0" t="0" r="6985" b="13335"/>
+            <wp:docPr id="30" name="Picture 30"/>
+            <wp:cNvGraphicFramePr>
+              <a:graphicFrameLocks xmlns:a="http://schemas.openxmlformats.org/drawingml/2006/main" noChangeAspect="1"/>
+            </wp:cNvGraphicFramePr>
+            <a:graphic xmlns:a="http://schemas.openxmlformats.org/drawingml/2006/main">
+              <a:graphicData uri="http://schemas.openxmlformats.org/drawingml/2006/picture">
+                <pic:pic xmlns:pic="http://schemas.openxmlformats.org/drawingml/2006/picture">
+                  <pic:nvPicPr>
+                    <pic:cNvPr id="30" name="Picture 30"/>
+                    <pic:cNvPicPr>
+                      <a:picLocks noChangeAspect="1"/>
+                    </pic:cNvPicPr>
+                  </pic:nvPicPr>
+                  <pic:blipFill>
+                    <a:blip r:embed="rId32"/>
+                    <a:stretch>
+                      <a:fillRect/>
+                    </a:stretch>
+                  </pic:blipFill>
+                  <pic:spPr>
+                    <a:xfrm>
+                      <a:off x="0" y="0"/>
+                      <a:ext cx="3101975" cy="4391025"/>
                     </a:xfrm>
                     <a:prstGeom prst="rect">
                       <a:avLst/>
@@ -5782,7 +5870,7 @@
                     </pic:cNvPicPr>
                   </pic:nvPicPr>
                   <pic:blipFill>
-                    <a:blip r:embed="rId32"/>
+                    <a:blip r:embed="rId33"/>
                     <a:stretch>
                       <a:fillRect/>
                     </a:stretch>

--- a/Vocab_3.docx
+++ b/Vocab_3.docx
@@ -4804,6 +4804,387 @@
           <w:lang w:val="en-US"/>
         </w:rPr>
       </w:pPr>
+      <w:r>
+        <w:rPr>
+          <w:rFonts w:hint="default"/>
+          <w:lang w:val="en-US"/>
+        </w:rPr>
+        <w:t>At first glance</w:t>
+      </w:r>
+      <w:r>
+        <w:rPr>
+          <w:rFonts w:hint="default"/>
+          <w:lang w:val="en-US"/>
+        </w:rPr>
+        <w:tab/>
+        <w:t/>
+      </w:r>
+      <w:r>
+        <w:rPr>
+          <w:rFonts w:hint="default"/>
+          <w:lang w:val="en-US"/>
+        </w:rPr>
+        <w:tab/>
+        <w:t/>
+      </w:r>
+      <w:r>
+        <w:rPr>
+          <w:rFonts w:hint="default"/>
+          <w:lang w:val="en-US"/>
+        </w:rPr>
+        <w:tab/>
+        <w:t/>
+      </w:r>
+      <w:r>
+        <w:rPr>
+          <w:rFonts w:hint="default"/>
+          <w:lang w:val="en-US"/>
+        </w:rPr>
+        <w:tab/>
+        <w:t/>
+      </w:r>
+      <w:r>
+        <w:rPr>
+          <w:rFonts w:hint="default"/>
+          <w:lang w:val="en-US"/>
+        </w:rPr>
+        <w:tab/>
+        <w:t/>
+      </w:r>
+      <w:r>
+        <w:rPr>
+          <w:rFonts w:hint="default"/>
+          <w:lang w:val="en-US"/>
+        </w:rPr>
+        <w:tab/>
+        <w:t/>
+      </w:r>
+      <w:r>
+        <w:rPr>
+          <w:rFonts w:hint="default"/>
+          <w:lang w:val="en-US"/>
+        </w:rPr>
+        <w:tab/>
+        <w:t>- thoạt nhìn</w:t>
+      </w:r>
+    </w:p>
+    <w:p>
+      <w:pPr>
+        <w:numPr>
+          <w:numId w:val="0"/>
+        </w:numPr>
+        <w:pBdr>
+          <w:bottom w:val="single" w:color="auto" w:sz="4" w:space="0"/>
+        </w:pBdr>
+        <w:ind w:leftChars="0"/>
+        <w:rPr>
+          <w:rFonts w:hint="default"/>
+          <w:lang w:val="en-US"/>
+        </w:rPr>
+      </w:pPr>
+    </w:p>
+    <w:p>
+      <w:pPr>
+        <w:numPr>
+          <w:ilvl w:val="0"/>
+          <w:numId w:val="1"/>
+        </w:numPr>
+        <w:pBdr>
+          <w:bottom w:val="single" w:color="auto" w:sz="4" w:space="0"/>
+        </w:pBdr>
+        <w:ind w:left="0" w:leftChars="0" w:firstLine="0" w:firstLineChars="0"/>
+        <w:rPr>
+          <w:rFonts w:hint="default"/>
+          <w:lang w:val="en-US"/>
+        </w:rPr>
+      </w:pPr>
+      <w:r>
+        <w:rPr>
+          <w:rFonts w:hint="default"/>
+          <w:lang w:val="en-US"/>
+        </w:rPr>
+        <w:t>Into # out of</w:t>
+      </w:r>
+    </w:p>
+    <w:p>
+      <w:pPr>
+        <w:numPr>
+          <w:numId w:val="0"/>
+        </w:numPr>
+        <w:pBdr>
+          <w:bottom w:val="single" w:color="auto" w:sz="4" w:space="0"/>
+        </w:pBdr>
+        <w:ind w:leftChars="0"/>
+        <w:rPr>
+          <w:rFonts w:hint="default"/>
+          <w:lang w:val="en-US"/>
+        </w:rPr>
+      </w:pPr>
+    </w:p>
+    <w:p>
+      <w:pPr>
+        <w:numPr>
+          <w:ilvl w:val="0"/>
+          <w:numId w:val="1"/>
+        </w:numPr>
+        <w:pBdr>
+          <w:bottom w:val="single" w:color="auto" w:sz="4" w:space="0"/>
+        </w:pBdr>
+        <w:ind w:left="0" w:leftChars="0" w:firstLine="0" w:firstLineChars="0"/>
+        <w:rPr>
+          <w:rFonts w:hint="default"/>
+          <w:lang w:val="en-US"/>
+        </w:rPr>
+      </w:pPr>
+      <w:r>
+        <w:rPr>
+          <w:rFonts w:hint="default"/>
+          <w:lang w:val="en-US"/>
+        </w:rPr>
+        <w:t>Over # under</w:t>
+      </w:r>
+      <w:r>
+        <w:rPr>
+          <w:rFonts w:hint="default"/>
+          <w:lang w:val="en-US"/>
+        </w:rPr>
+        <w:tab/>
+        <w:t/>
+      </w:r>
+      <w:r>
+        <w:rPr>
+          <w:rFonts w:hint="default"/>
+          <w:lang w:val="en-US"/>
+        </w:rPr>
+        <w:tab/>
+        <w:t/>
+      </w:r>
+      <w:r>
+        <w:rPr>
+          <w:rFonts w:hint="default"/>
+          <w:lang w:val="en-US"/>
+        </w:rPr>
+        <w:tab/>
+        <w:t/>
+      </w:r>
+      <w:r>
+        <w:rPr>
+          <w:rFonts w:hint="default"/>
+          <w:lang w:val="en-US"/>
+        </w:rPr>
+        <w:tab/>
+        <w:t/>
+      </w:r>
+      <w:r>
+        <w:rPr>
+          <w:rFonts w:hint="default"/>
+          <w:lang w:val="en-US"/>
+        </w:rPr>
+        <w:tab/>
+        <w:t>above # below</w:t>
+      </w:r>
+    </w:p>
+    <w:p>
+      <w:pPr>
+        <w:numPr>
+          <w:numId w:val="0"/>
+        </w:numPr>
+        <w:pBdr>
+          <w:bottom w:val="single" w:color="auto" w:sz="4" w:space="0"/>
+        </w:pBdr>
+        <w:ind w:leftChars="0"/>
+      </w:pPr>
+      <w:r>
+        <w:drawing>
+          <wp:inline distT="0" distB="0" distL="114300" distR="114300">
+            <wp:extent cx="3087370" cy="1101725"/>
+            <wp:effectExtent l="0" t="0" r="6350" b="10795"/>
+            <wp:docPr id="31" name="Picture 31"/>
+            <wp:cNvGraphicFramePr>
+              <a:graphicFrameLocks xmlns:a="http://schemas.openxmlformats.org/drawingml/2006/main" noChangeAspect="1"/>
+            </wp:cNvGraphicFramePr>
+            <a:graphic xmlns:a="http://schemas.openxmlformats.org/drawingml/2006/main">
+              <a:graphicData uri="http://schemas.openxmlformats.org/drawingml/2006/picture">
+                <pic:pic xmlns:pic="http://schemas.openxmlformats.org/drawingml/2006/picture">
+                  <pic:nvPicPr>
+                    <pic:cNvPr id="31" name="Picture 31"/>
+                    <pic:cNvPicPr>
+                      <a:picLocks noChangeAspect="1"/>
+                    </pic:cNvPicPr>
+                  </pic:nvPicPr>
+                  <pic:blipFill>
+                    <a:blip r:embed="rId33"/>
+                    <a:stretch>
+                      <a:fillRect/>
+                    </a:stretch>
+                  </pic:blipFill>
+                  <pic:spPr>
+                    <a:xfrm>
+                      <a:off x="0" y="0"/>
+                      <a:ext cx="3087370" cy="1101725"/>
+                    </a:xfrm>
+                    <a:prstGeom prst="rect">
+                      <a:avLst/>
+                    </a:prstGeom>
+                    <a:noFill/>
+                    <a:ln>
+                      <a:noFill/>
+                    </a:ln>
+                  </pic:spPr>
+                </pic:pic>
+              </a:graphicData>
+            </a:graphic>
+          </wp:inline>
+        </w:drawing>
+      </w:r>
+    </w:p>
+    <w:p>
+      <w:pPr>
+        <w:numPr>
+          <w:numId w:val="0"/>
+        </w:numPr>
+        <w:pBdr>
+          <w:bottom w:val="single" w:color="auto" w:sz="4" w:space="0"/>
+        </w:pBdr>
+        <w:ind w:leftChars="0"/>
+      </w:pPr>
+    </w:p>
+    <w:p>
+      <w:pPr>
+        <w:numPr>
+          <w:numId w:val="0"/>
+        </w:numPr>
+        <w:pBdr>
+          <w:bottom w:val="single" w:color="auto" w:sz="4" w:space="0"/>
+        </w:pBdr>
+        <w:ind w:leftChars="0"/>
+      </w:pPr>
+    </w:p>
+    <w:p>
+      <w:pPr>
+        <w:numPr>
+          <w:numId w:val="0"/>
+        </w:numPr>
+        <w:pBdr>
+          <w:bottom w:val="single" w:color="auto" w:sz="4" w:space="0"/>
+        </w:pBdr>
+        <w:ind w:leftChars="0"/>
+      </w:pPr>
+    </w:p>
+    <w:p>
+      <w:pPr>
+        <w:numPr>
+          <w:numId w:val="0"/>
+        </w:numPr>
+        <w:pBdr>
+          <w:bottom w:val="single" w:color="auto" w:sz="4" w:space="0"/>
+        </w:pBdr>
+        <w:ind w:leftChars="0"/>
+      </w:pPr>
+    </w:p>
+    <w:p>
+      <w:pPr>
+        <w:numPr>
+          <w:ilvl w:val="0"/>
+          <w:numId w:val="1"/>
+        </w:numPr>
+        <w:pBdr>
+          <w:bottom w:val="single" w:color="auto" w:sz="4" w:space="0"/>
+        </w:pBdr>
+        <w:ind w:left="0" w:leftChars="0" w:firstLine="0" w:firstLineChars="0"/>
+        <w:rPr>
+          <w:rFonts w:hint="default"/>
+          <w:lang w:val="en-US"/>
+        </w:rPr>
+      </w:pPr>
+      <w:r>
+        <w:rPr>
+          <w:rFonts w:hint="default"/>
+          <w:lang w:val="en-US"/>
+        </w:rPr>
+        <w:t>Over # through # across</w:t>
+      </w:r>
+    </w:p>
+    <w:p>
+      <w:pPr>
+        <w:numPr>
+          <w:numId w:val="0"/>
+        </w:numPr>
+        <w:pBdr>
+          <w:bottom w:val="single" w:color="auto" w:sz="4" w:space="0"/>
+        </w:pBdr>
+        <w:ind w:leftChars="0"/>
+      </w:pPr>
+      <w:r>
+        <w:drawing>
+          <wp:inline distT="0" distB="0" distL="114300" distR="114300">
+            <wp:extent cx="5270500" cy="1490345"/>
+            <wp:effectExtent l="0" t="0" r="2540" b="3175"/>
+            <wp:docPr id="32" name="Picture 32"/>
+            <wp:cNvGraphicFramePr>
+              <a:graphicFrameLocks xmlns:a="http://schemas.openxmlformats.org/drawingml/2006/main" noChangeAspect="1"/>
+            </wp:cNvGraphicFramePr>
+            <a:graphic xmlns:a="http://schemas.openxmlformats.org/drawingml/2006/main">
+              <a:graphicData uri="http://schemas.openxmlformats.org/drawingml/2006/picture">
+                <pic:pic xmlns:pic="http://schemas.openxmlformats.org/drawingml/2006/picture">
+                  <pic:nvPicPr>
+                    <pic:cNvPr id="32" name="Picture 32"/>
+                    <pic:cNvPicPr>
+                      <a:picLocks noChangeAspect="1"/>
+                    </pic:cNvPicPr>
+                  </pic:nvPicPr>
+                  <pic:blipFill>
+                    <a:blip r:embed="rId34"/>
+                    <a:stretch>
+                      <a:fillRect/>
+                    </a:stretch>
+                  </pic:blipFill>
+                  <pic:spPr>
+                    <a:xfrm>
+                      <a:off x="0" y="0"/>
+                      <a:ext cx="5270500" cy="1490345"/>
+                    </a:xfrm>
+                    <a:prstGeom prst="rect">
+                      <a:avLst/>
+                    </a:prstGeom>
+                    <a:noFill/>
+                    <a:ln>
+                      <a:noFill/>
+                    </a:ln>
+                  </pic:spPr>
+                </pic:pic>
+              </a:graphicData>
+            </a:graphic>
+          </wp:inline>
+        </w:drawing>
+      </w:r>
+    </w:p>
+    <w:p>
+      <w:pPr>
+        <w:numPr>
+          <w:numId w:val="0"/>
+        </w:numPr>
+        <w:pBdr>
+          <w:bottom w:val="single" w:color="auto" w:sz="4" w:space="0"/>
+        </w:pBdr>
+        <w:ind w:leftChars="0"/>
+      </w:pPr>
+    </w:p>
+    <w:p>
+      <w:pPr>
+        <w:numPr>
+          <w:ilvl w:val="0"/>
+          <w:numId w:val="1"/>
+        </w:numPr>
+        <w:pBdr>
+          <w:bottom w:val="single" w:color="auto" w:sz="4" w:space="0"/>
+        </w:pBdr>
+        <w:ind w:left="0" w:leftChars="0" w:firstLine="0" w:firstLineChars="0"/>
+        <w:rPr>
+          <w:rFonts w:hint="default"/>
+          <w:lang w:val="en-US"/>
+        </w:rPr>
+      </w:pPr>
       <w:bookmarkStart w:id="0" w:name="_GoBack"/>
       <w:bookmarkEnd w:id="0"/>
     </w:p>
@@ -5870,7 +6251,7 @@
                     </pic:cNvPicPr>
                   </pic:nvPicPr>
                   <pic:blipFill>
-                    <a:blip r:embed="rId33"/>
+                    <a:blip r:embed="rId35"/>
                     <a:stretch>
                       <a:fillRect/>
                     </a:stretch>

--- a/Vocab_3.docx
+++ b/Vocab_3.docx
@@ -5185,6 +5185,131 @@
           <w:lang w:val="en-US"/>
         </w:rPr>
       </w:pPr>
+      <w:r>
+        <w:rPr>
+          <w:rFonts w:hint="default"/>
+          <w:lang w:val="en-US"/>
+        </w:rPr>
+        <w:t>Distinct (adj)  = Different</w:t>
+      </w:r>
+    </w:p>
+    <w:p>
+      <w:pPr>
+        <w:numPr>
+          <w:numId w:val="0"/>
+        </w:numPr>
+        <w:pBdr>
+          <w:bottom w:val="single" w:color="auto" w:sz="4" w:space="0"/>
+        </w:pBdr>
+        <w:rPr>
+          <w:rFonts w:hint="default"/>
+          <w:lang w:val="en-US"/>
+        </w:rPr>
+      </w:pPr>
+    </w:p>
+    <w:p>
+      <w:pPr>
+        <w:numPr>
+          <w:ilvl w:val="0"/>
+          <w:numId w:val="1"/>
+        </w:numPr>
+        <w:pBdr>
+          <w:bottom w:val="single" w:color="auto" w:sz="4" w:space="0"/>
+        </w:pBdr>
+        <w:ind w:left="0" w:leftChars="0" w:firstLine="0" w:firstLineChars="0"/>
+        <w:rPr>
+          <w:rFonts w:hint="default"/>
+          <w:lang w:val="en-US"/>
+        </w:rPr>
+      </w:pPr>
+      <w:r>
+        <w:rPr>
+          <w:rFonts w:hint="default"/>
+          <w:lang w:val="en-US"/>
+        </w:rPr>
+        <w:t>Cứ tự nhiên</w:t>
+      </w:r>
+    </w:p>
+    <w:p>
+      <w:pPr>
+        <w:numPr>
+          <w:numId w:val="0"/>
+        </w:numPr>
+        <w:pBdr>
+          <w:bottom w:val="single" w:color="auto" w:sz="4" w:space="0"/>
+        </w:pBdr>
+        <w:ind w:leftChars="0"/>
+      </w:pPr>
+      <w:r>
+        <w:drawing>
+          <wp:inline distT="0" distB="0" distL="114300" distR="114300">
+            <wp:extent cx="5269865" cy="1661160"/>
+            <wp:effectExtent l="0" t="0" r="3175" b="0"/>
+            <wp:docPr id="33" name="Picture 33"/>
+            <wp:cNvGraphicFramePr>
+              <a:graphicFrameLocks xmlns:a="http://schemas.openxmlformats.org/drawingml/2006/main" noChangeAspect="1"/>
+            </wp:cNvGraphicFramePr>
+            <a:graphic xmlns:a="http://schemas.openxmlformats.org/drawingml/2006/main">
+              <a:graphicData uri="http://schemas.openxmlformats.org/drawingml/2006/picture">
+                <pic:pic xmlns:pic="http://schemas.openxmlformats.org/drawingml/2006/picture">
+                  <pic:nvPicPr>
+                    <pic:cNvPr id="33" name="Picture 33"/>
+                    <pic:cNvPicPr>
+                      <a:picLocks noChangeAspect="1"/>
+                    </pic:cNvPicPr>
+                  </pic:nvPicPr>
+                  <pic:blipFill>
+                    <a:blip r:embed="rId35"/>
+                    <a:stretch>
+                      <a:fillRect/>
+                    </a:stretch>
+                  </pic:blipFill>
+                  <pic:spPr>
+                    <a:xfrm>
+                      <a:off x="0" y="0"/>
+                      <a:ext cx="5269865" cy="1661160"/>
+                    </a:xfrm>
+                    <a:prstGeom prst="rect">
+                      <a:avLst/>
+                    </a:prstGeom>
+                    <a:noFill/>
+                    <a:ln>
+                      <a:noFill/>
+                    </a:ln>
+                  </pic:spPr>
+                </pic:pic>
+              </a:graphicData>
+            </a:graphic>
+          </wp:inline>
+        </w:drawing>
+      </w:r>
+    </w:p>
+    <w:p>
+      <w:pPr>
+        <w:numPr>
+          <w:numId w:val="0"/>
+        </w:numPr>
+        <w:pBdr>
+          <w:bottom w:val="single" w:color="auto" w:sz="4" w:space="0"/>
+        </w:pBdr>
+        <w:ind w:leftChars="0"/>
+      </w:pPr>
+    </w:p>
+    <w:p>
+      <w:pPr>
+        <w:numPr>
+          <w:ilvl w:val="0"/>
+          <w:numId w:val="1"/>
+        </w:numPr>
+        <w:pBdr>
+          <w:bottom w:val="single" w:color="auto" w:sz="4" w:space="0"/>
+        </w:pBdr>
+        <w:ind w:left="0" w:leftChars="0" w:firstLine="0" w:firstLineChars="0"/>
+        <w:rPr>
+          <w:rFonts w:hint="default"/>
+          <w:lang w:val="en-US"/>
+        </w:rPr>
+      </w:pPr>
       <w:bookmarkStart w:id="0" w:name="_GoBack"/>
       <w:bookmarkEnd w:id="0"/>
     </w:p>
@@ -6251,7 +6376,7 @@
                     </pic:cNvPicPr>
                   </pic:nvPicPr>
                   <pic:blipFill>
-                    <a:blip r:embed="rId35"/>
+                    <a:blip r:embed="rId36"/>
                     <a:stretch>
                       <a:fillRect/>
                     </a:stretch>

--- a/Vocab_3.docx
+++ b/Vocab_3.docx
@@ -5118,8 +5118,8 @@
       <w:r>
         <w:drawing>
           <wp:inline distT="0" distB="0" distL="114300" distR="114300">
-            <wp:extent cx="5270500" cy="1490345"/>
-            <wp:effectExtent l="0" t="0" r="2540" b="3175"/>
+            <wp:extent cx="4164965" cy="1177925"/>
+            <wp:effectExtent l="0" t="0" r="10795" b="10795"/>
             <wp:docPr id="32" name="Picture 32"/>
             <wp:cNvGraphicFramePr>
               <a:graphicFrameLocks xmlns:a="http://schemas.openxmlformats.org/drawingml/2006/main" noChangeAspect="1"/>
@@ -5142,7 +5142,7 @@
                   <pic:spPr>
                     <a:xfrm>
                       <a:off x="0" y="0"/>
-                      <a:ext cx="5270500" cy="1490345"/>
+                      <a:ext cx="4164965" cy="1177925"/>
                     </a:xfrm>
                     <a:prstGeom prst="rect">
                       <a:avLst/>
@@ -5243,8 +5243,8 @@
       <w:r>
         <w:drawing>
           <wp:inline distT="0" distB="0" distL="114300" distR="114300">
-            <wp:extent cx="5269865" cy="1661160"/>
-            <wp:effectExtent l="0" t="0" r="3175" b="0"/>
+            <wp:extent cx="4147820" cy="1307465"/>
+            <wp:effectExtent l="0" t="0" r="12700" b="3175"/>
             <wp:docPr id="33" name="Picture 33"/>
             <wp:cNvGraphicFramePr>
               <a:graphicFrameLocks xmlns:a="http://schemas.openxmlformats.org/drawingml/2006/main" noChangeAspect="1"/>
@@ -5267,7 +5267,95 @@
                   <pic:spPr>
                     <a:xfrm>
                       <a:off x="0" y="0"/>
-                      <a:ext cx="5269865" cy="1661160"/>
+                      <a:ext cx="4147820" cy="1307465"/>
+                    </a:xfrm>
+                    <a:prstGeom prst="rect">
+                      <a:avLst/>
+                    </a:prstGeom>
+                    <a:noFill/>
+                    <a:ln>
+                      <a:noFill/>
+                    </a:ln>
+                  </pic:spPr>
+                </pic:pic>
+              </a:graphicData>
+            </a:graphic>
+          </wp:inline>
+        </w:drawing>
+      </w:r>
+    </w:p>
+    <w:p>
+      <w:pPr>
+        <w:numPr>
+          <w:numId w:val="0"/>
+        </w:numPr>
+        <w:pBdr>
+          <w:bottom w:val="single" w:color="auto" w:sz="4" w:space="0"/>
+        </w:pBdr>
+        <w:ind w:leftChars="0"/>
+      </w:pPr>
+    </w:p>
+    <w:p>
+      <w:pPr>
+        <w:numPr>
+          <w:ilvl w:val="0"/>
+          <w:numId w:val="1"/>
+        </w:numPr>
+        <w:pBdr>
+          <w:bottom w:val="single" w:color="auto" w:sz="4" w:space="0"/>
+        </w:pBdr>
+        <w:ind w:left="0" w:leftChars="0" w:firstLine="0" w:firstLineChars="0"/>
+        <w:rPr>
+          <w:rFonts w:hint="default"/>
+          <w:lang w:val="en-US"/>
+        </w:rPr>
+      </w:pPr>
+      <w:r>
+        <w:rPr>
+          <w:rFonts w:hint="default"/>
+          <w:lang w:val="en-US"/>
+        </w:rPr>
+        <w:t>Happen to + V</w:t>
+      </w:r>
+    </w:p>
+    <w:p>
+      <w:pPr>
+        <w:numPr>
+          <w:numId w:val="0"/>
+        </w:numPr>
+        <w:pBdr>
+          <w:bottom w:val="single" w:color="auto" w:sz="4" w:space="0"/>
+        </w:pBdr>
+        <w:ind w:leftChars="0"/>
+      </w:pPr>
+      <w:r>
+        <w:drawing>
+          <wp:inline distT="0" distB="0" distL="114300" distR="114300">
+            <wp:extent cx="1840230" cy="2101215"/>
+            <wp:effectExtent l="0" t="0" r="3810" b="1905"/>
+            <wp:docPr id="34" name="Picture 34"/>
+            <wp:cNvGraphicFramePr>
+              <a:graphicFrameLocks xmlns:a="http://schemas.openxmlformats.org/drawingml/2006/main" noChangeAspect="1"/>
+            </wp:cNvGraphicFramePr>
+            <a:graphic xmlns:a="http://schemas.openxmlformats.org/drawingml/2006/main">
+              <a:graphicData uri="http://schemas.openxmlformats.org/drawingml/2006/picture">
+                <pic:pic xmlns:pic="http://schemas.openxmlformats.org/drawingml/2006/picture">
+                  <pic:nvPicPr>
+                    <pic:cNvPr id="34" name="Picture 34"/>
+                    <pic:cNvPicPr>
+                      <a:picLocks noChangeAspect="1"/>
+                    </pic:cNvPicPr>
+                  </pic:nvPicPr>
+                  <pic:blipFill>
+                    <a:blip r:embed="rId36"/>
+                    <a:stretch>
+                      <a:fillRect/>
+                    </a:stretch>
+                  </pic:blipFill>
+                  <pic:spPr>
+                    <a:xfrm>
+                      <a:off x="0" y="0"/>
+                      <a:ext cx="1840230" cy="2101215"/>
                     </a:xfrm>
                     <a:prstGeom prst="rect">
                       <a:avLst/>
@@ -6376,7 +6464,7 @@
                     </pic:cNvPicPr>
                   </pic:nvPicPr>
                   <pic:blipFill>
-                    <a:blip r:embed="rId36"/>
+                    <a:blip r:embed="rId37"/>
                     <a:stretch>
                       <a:fillRect/>
                     </a:stretch>

--- a/Vocab_3.docx
+++ b/Vocab_3.docx
@@ -5398,6 +5398,396 @@
           <w:lang w:val="en-US"/>
         </w:rPr>
       </w:pPr>
+      <w:r>
+        <w:rPr>
+          <w:rFonts w:hint="default"/>
+          <w:lang w:val="en-US"/>
+        </w:rPr>
+        <w:t>At the end of each session</w:t>
+      </w:r>
+      <w:r>
+        <w:rPr>
+          <w:rFonts w:hint="default"/>
+          <w:lang w:val="en-US"/>
+        </w:rPr>
+        <w:tab/>
+        <w:t/>
+      </w:r>
+      <w:r>
+        <w:rPr>
+          <w:rFonts w:hint="default"/>
+          <w:lang w:val="en-US"/>
+        </w:rPr>
+        <w:tab/>
+        <w:t/>
+      </w:r>
+      <w:r>
+        <w:rPr>
+          <w:rFonts w:hint="default"/>
+          <w:lang w:val="en-US"/>
+        </w:rPr>
+        <w:tab/>
+        <w:t/>
+      </w:r>
+      <w:r>
+        <w:rPr>
+          <w:rFonts w:hint="default"/>
+          <w:lang w:val="en-US"/>
+        </w:rPr>
+        <w:tab/>
+        <w:t/>
+      </w:r>
+      <w:r>
+        <w:rPr>
+          <w:rFonts w:hint="default"/>
+          <w:lang w:val="en-US"/>
+        </w:rPr>
+        <w:tab/>
+        <w:t>- cuối mỗi buổi</w:t>
+      </w:r>
+    </w:p>
+    <w:p>
+      <w:pPr>
+        <w:numPr>
+          <w:numId w:val="0"/>
+        </w:numPr>
+        <w:pBdr>
+          <w:bottom w:val="single" w:color="auto" w:sz="4" w:space="0"/>
+        </w:pBdr>
+        <w:rPr>
+          <w:rFonts w:hint="default"/>
+          <w:lang w:val="en-US"/>
+        </w:rPr>
+      </w:pPr>
+    </w:p>
+    <w:p>
+      <w:pPr>
+        <w:numPr>
+          <w:ilvl w:val="0"/>
+          <w:numId w:val="1"/>
+        </w:numPr>
+        <w:pBdr>
+          <w:bottom w:val="single" w:color="auto" w:sz="4" w:space="0"/>
+        </w:pBdr>
+        <w:ind w:left="0" w:leftChars="0" w:firstLine="0" w:firstLineChars="0"/>
+        <w:rPr>
+          <w:rFonts w:hint="default"/>
+          <w:lang w:val="en-US"/>
+        </w:rPr>
+      </w:pPr>
+      <w:r>
+        <w:rPr>
+          <w:rFonts w:hint="default"/>
+          <w:lang w:val="en-US"/>
+        </w:rPr>
+        <w:t>Neighborhood</w:t>
+      </w:r>
+      <w:r>
+        <w:rPr>
+          <w:rFonts w:hint="default"/>
+          <w:lang w:val="en-US"/>
+        </w:rPr>
+        <w:tab/>
+        <w:t/>
+      </w:r>
+      <w:r>
+        <w:rPr>
+          <w:rFonts w:hint="default"/>
+          <w:lang w:val="en-US"/>
+        </w:rPr>
+        <w:tab/>
+        <w:t/>
+      </w:r>
+      <w:r>
+        <w:rPr>
+          <w:rFonts w:hint="default"/>
+          <w:lang w:val="en-US"/>
+        </w:rPr>
+        <w:tab/>
+        <w:t/>
+      </w:r>
+      <w:r>
+        <w:rPr>
+          <w:rFonts w:hint="default"/>
+          <w:lang w:val="en-US"/>
+        </w:rPr>
+        <w:tab/>
+        <w:t/>
+      </w:r>
+      <w:r>
+        <w:rPr>
+          <w:rFonts w:hint="default"/>
+          <w:lang w:val="en-US"/>
+        </w:rPr>
+        <w:tab/>
+        <w:t/>
+      </w:r>
+      <w:r>
+        <w:rPr>
+          <w:rFonts w:hint="default"/>
+          <w:lang w:val="en-US"/>
+        </w:rPr>
+        <w:tab/>
+        <w:t>- khu vực, khu vực</w:t>
+      </w:r>
+    </w:p>
+    <w:p>
+      <w:pPr>
+        <w:numPr>
+          <w:numId w:val="0"/>
+        </w:numPr>
+        <w:pBdr>
+          <w:bottom w:val="single" w:color="auto" w:sz="4" w:space="0"/>
+        </w:pBdr>
+        <w:rPr>
+          <w:rFonts w:hint="default"/>
+          <w:lang w:val="en-US"/>
+        </w:rPr>
+      </w:pPr>
+    </w:p>
+    <w:p>
+      <w:pPr>
+        <w:numPr>
+          <w:ilvl w:val="0"/>
+          <w:numId w:val="1"/>
+        </w:numPr>
+        <w:pBdr>
+          <w:bottom w:val="single" w:color="auto" w:sz="4" w:space="0"/>
+        </w:pBdr>
+        <w:ind w:left="0" w:leftChars="0" w:firstLine="0" w:firstLineChars="0"/>
+        <w:rPr>
+          <w:rFonts w:hint="default"/>
+          <w:lang w:val="en-US"/>
+        </w:rPr>
+      </w:pPr>
+      <w:r>
+        <w:rPr>
+          <w:rFonts w:hint="default"/>
+          <w:lang w:val="en-US"/>
+        </w:rPr>
+        <w:t>Learn from each other = learn from one another</w:t>
+      </w:r>
+    </w:p>
+    <w:p>
+      <w:pPr>
+        <w:numPr>
+          <w:numId w:val="0"/>
+        </w:numPr>
+        <w:pBdr>
+          <w:bottom w:val="single" w:color="auto" w:sz="4" w:space="0"/>
+        </w:pBdr>
+        <w:rPr>
+          <w:rFonts w:hint="default"/>
+          <w:lang w:val="en-US"/>
+        </w:rPr>
+      </w:pPr>
+    </w:p>
+    <w:p>
+      <w:pPr>
+        <w:numPr>
+          <w:ilvl w:val="0"/>
+          <w:numId w:val="1"/>
+        </w:numPr>
+        <w:pBdr>
+          <w:bottom w:val="single" w:color="auto" w:sz="4" w:space="0"/>
+        </w:pBdr>
+        <w:ind w:left="0" w:leftChars="0" w:firstLine="0" w:firstLineChars="0"/>
+        <w:rPr>
+          <w:rFonts w:hint="default"/>
+          <w:lang w:val="en-US"/>
+        </w:rPr>
+      </w:pPr>
+    </w:p>
+    <w:p>
+      <w:pPr>
+        <w:numPr>
+          <w:numId w:val="0"/>
+        </w:numPr>
+        <w:pBdr>
+          <w:bottom w:val="single" w:color="auto" w:sz="4" w:space="0"/>
+        </w:pBdr>
+        <w:ind w:leftChars="0"/>
+      </w:pPr>
+    </w:p>
+    <w:p>
+      <w:pPr>
+        <w:numPr>
+          <w:numId w:val="0"/>
+        </w:numPr>
+        <w:pBdr>
+          <w:bottom w:val="single" w:color="auto" w:sz="4" w:space="0"/>
+        </w:pBdr>
+        <w:ind w:leftChars="0"/>
+      </w:pPr>
+    </w:p>
+    <w:p>
+      <w:pPr>
+        <w:numPr>
+          <w:numId w:val="0"/>
+        </w:numPr>
+        <w:pBdr>
+          <w:bottom w:val="single" w:color="auto" w:sz="4" w:space="0"/>
+        </w:pBdr>
+        <w:ind w:leftChars="0"/>
+      </w:pPr>
+    </w:p>
+    <w:p>
+      <w:pPr>
+        <w:numPr>
+          <w:numId w:val="0"/>
+        </w:numPr>
+        <w:pBdr>
+          <w:bottom w:val="single" w:color="auto" w:sz="4" w:space="0"/>
+        </w:pBdr>
+        <w:ind w:leftChars="0"/>
+      </w:pPr>
+    </w:p>
+    <w:p>
+      <w:pPr>
+        <w:numPr>
+          <w:numId w:val="0"/>
+        </w:numPr>
+        <w:pBdr>
+          <w:bottom w:val="single" w:color="auto" w:sz="4" w:space="0"/>
+        </w:pBdr>
+        <w:ind w:leftChars="0"/>
+      </w:pPr>
+    </w:p>
+    <w:p>
+      <w:pPr>
+        <w:numPr>
+          <w:numId w:val="0"/>
+        </w:numPr>
+        <w:pBdr>
+          <w:bottom w:val="single" w:color="auto" w:sz="4" w:space="0"/>
+        </w:pBdr>
+        <w:ind w:leftChars="0"/>
+      </w:pPr>
+    </w:p>
+    <w:p>
+      <w:pPr>
+        <w:numPr>
+          <w:numId w:val="0"/>
+        </w:numPr>
+        <w:pBdr>
+          <w:bottom w:val="single" w:color="auto" w:sz="4" w:space="0"/>
+        </w:pBdr>
+        <w:ind w:leftChars="0"/>
+      </w:pPr>
+    </w:p>
+    <w:p>
+      <w:pPr>
+        <w:numPr>
+          <w:numId w:val="0"/>
+        </w:numPr>
+        <w:pBdr>
+          <w:bottom w:val="single" w:color="auto" w:sz="4" w:space="0"/>
+        </w:pBdr>
+        <w:ind w:leftChars="0"/>
+      </w:pPr>
+    </w:p>
+    <w:p>
+      <w:pPr>
+        <w:numPr>
+          <w:numId w:val="0"/>
+        </w:numPr>
+        <w:pBdr>
+          <w:bottom w:val="single" w:color="auto" w:sz="4" w:space="0"/>
+        </w:pBdr>
+        <w:ind w:leftChars="0"/>
+      </w:pPr>
+    </w:p>
+    <w:p>
+      <w:pPr>
+        <w:numPr>
+          <w:numId w:val="0"/>
+        </w:numPr>
+        <w:pBdr>
+          <w:bottom w:val="single" w:color="auto" w:sz="4" w:space="0"/>
+        </w:pBdr>
+        <w:ind w:leftChars="0"/>
+      </w:pPr>
+    </w:p>
+    <w:p>
+      <w:pPr>
+        <w:numPr>
+          <w:numId w:val="0"/>
+        </w:numPr>
+        <w:pBdr>
+          <w:bottom w:val="single" w:color="auto" w:sz="4" w:space="0"/>
+        </w:pBdr>
+        <w:ind w:leftChars="0"/>
+      </w:pPr>
+    </w:p>
+    <w:p>
+      <w:pPr>
+        <w:numPr>
+          <w:numId w:val="0"/>
+        </w:numPr>
+        <w:pBdr>
+          <w:bottom w:val="single" w:color="auto" w:sz="4" w:space="0"/>
+        </w:pBdr>
+        <w:ind w:leftChars="0"/>
+      </w:pPr>
+    </w:p>
+    <w:p>
+      <w:pPr>
+        <w:numPr>
+          <w:numId w:val="0"/>
+        </w:numPr>
+        <w:pBdr>
+          <w:bottom w:val="single" w:color="auto" w:sz="4" w:space="0"/>
+        </w:pBdr>
+        <w:ind w:leftChars="0"/>
+        <w:rPr>
+          <w:rFonts w:hint="default"/>
+        </w:rPr>
+      </w:pPr>
+      <w:r>
+        <w:rPr>
+          <w:rFonts w:hint="default"/>
+        </w:rPr>
+        <w:fldChar w:fldCharType="begin"/>
+      </w:r>
+      <w:r>
+        <w:rPr>
+          <w:rFonts w:hint="default"/>
+        </w:rPr>
+        <w:instrText xml:space="preserve"> HYPERLINK "https://ttsmaker.com/?utm_source=chatgpt.com&amp;fbclid=IwY2xjawTcfq1wZG9mBWV4dG4DYWVtAjEwAGJyaWQRMVBkMVE3U09vSXBOc0c5U2JzcnRjBmFwcF9pZBAyMjIwMzkxNzg4MjAwODkyAAEeViy194utUHv9HkcpHD8ReMUBhVkBXZf32-NeXvBTNM3FpDi__-mytG4Om9s_aem_MDG1qQkXLADiS6FsLVU5pw" </w:instrText>
+      </w:r>
+      <w:r>
+        <w:rPr>
+          <w:rFonts w:hint="default"/>
+        </w:rPr>
+        <w:fldChar w:fldCharType="separate"/>
+      </w:r>
+      <w:r>
+        <w:rPr>
+          <w:rStyle w:val="4"/>
+          <w:rFonts w:hint="default"/>
+        </w:rPr>
+        <w:t>https://ttsmaker.com/?utm_source=chatgpt.com&amp;fbclid=IwY2xjawTcfq1wZG9mBWV4dG4DYWVtAjEwAGJyaWQRMVBkMVE3U09vSXBOc0c5U2JzcnRjBmFwcF9pZBAyMjIwMzkxNzg4MjAwODkyAAEeViy194utUHv9HkcpHD8ReMUBhVkBXZf32-NeXvBTNM3FpDi__-mytG4Om9s_aem_MDG1qQkXLADiS6FsLVU5pw</w:t>
+      </w:r>
+      <w:r>
+        <w:rPr>
+          <w:rFonts w:hint="default"/>
+        </w:rPr>
+        <w:fldChar w:fldCharType="end"/>
+      </w:r>
+    </w:p>
+    <w:p>
+      <w:pPr>
+        <w:numPr>
+          <w:numId w:val="0"/>
+        </w:numPr>
+        <w:pBdr>
+          <w:bottom w:val="single" w:color="auto" w:sz="4" w:space="0"/>
+        </w:pBdr>
+        <w:ind w:leftChars="0"/>
+        <w:rPr>
+          <w:rFonts w:hint="default"/>
+        </w:rPr>
+      </w:pPr>
       <w:bookmarkStart w:id="0" w:name="_GoBack"/>
       <w:bookmarkEnd w:id="0"/>
     </w:p>
@@ -5410,138 +5800,68 @@
           <w:bottom w:val="single" w:color="auto" w:sz="4" w:space="0"/>
         </w:pBdr>
         <w:ind w:leftChars="0"/>
-      </w:pPr>
-    </w:p>
-    <w:p>
-      <w:pPr>
-        <w:numPr>
-          <w:numId w:val="0"/>
-        </w:numPr>
-        <w:pBdr>
-          <w:bottom w:val="single" w:color="auto" w:sz="4" w:space="0"/>
-        </w:pBdr>
-        <w:ind w:leftChars="0"/>
-      </w:pPr>
-    </w:p>
-    <w:p>
-      <w:pPr>
-        <w:numPr>
-          <w:numId w:val="0"/>
-        </w:numPr>
-        <w:pBdr>
-          <w:bottom w:val="single" w:color="auto" w:sz="4" w:space="0"/>
-        </w:pBdr>
-        <w:ind w:leftChars="0"/>
-      </w:pPr>
-    </w:p>
-    <w:p>
-      <w:pPr>
-        <w:numPr>
-          <w:numId w:val="0"/>
-        </w:numPr>
-        <w:pBdr>
-          <w:bottom w:val="single" w:color="auto" w:sz="4" w:space="0"/>
-        </w:pBdr>
-        <w:ind w:leftChars="0"/>
-      </w:pPr>
-    </w:p>
-    <w:p>
-      <w:pPr>
-        <w:numPr>
-          <w:numId w:val="0"/>
-        </w:numPr>
-        <w:pBdr>
-          <w:bottom w:val="single" w:color="auto" w:sz="4" w:space="0"/>
-        </w:pBdr>
-        <w:ind w:leftChars="0"/>
-      </w:pPr>
-    </w:p>
-    <w:p>
-      <w:pPr>
-        <w:numPr>
-          <w:numId w:val="0"/>
-        </w:numPr>
-        <w:pBdr>
-          <w:bottom w:val="single" w:color="auto" w:sz="4" w:space="0"/>
-        </w:pBdr>
-        <w:ind w:leftChars="0"/>
-      </w:pPr>
-    </w:p>
-    <w:p>
-      <w:pPr>
-        <w:numPr>
-          <w:numId w:val="0"/>
-        </w:numPr>
-        <w:pBdr>
-          <w:bottom w:val="single" w:color="auto" w:sz="4" w:space="0"/>
-        </w:pBdr>
-        <w:ind w:leftChars="0"/>
-      </w:pPr>
-    </w:p>
-    <w:p>
-      <w:pPr>
-        <w:numPr>
-          <w:numId w:val="0"/>
-        </w:numPr>
-        <w:pBdr>
-          <w:bottom w:val="single" w:color="auto" w:sz="4" w:space="0"/>
-        </w:pBdr>
-        <w:ind w:leftChars="0"/>
-      </w:pPr>
-    </w:p>
-    <w:p>
-      <w:pPr>
-        <w:numPr>
-          <w:numId w:val="0"/>
-        </w:numPr>
-        <w:pBdr>
-          <w:bottom w:val="single" w:color="auto" w:sz="4" w:space="0"/>
-        </w:pBdr>
-        <w:ind w:leftChars="0"/>
-      </w:pPr>
-    </w:p>
-    <w:p>
-      <w:pPr>
-        <w:numPr>
-          <w:numId w:val="0"/>
-        </w:numPr>
-        <w:pBdr>
-          <w:bottom w:val="single" w:color="auto" w:sz="4" w:space="0"/>
-        </w:pBdr>
-        <w:ind w:leftChars="0"/>
-      </w:pPr>
-    </w:p>
-    <w:p>
-      <w:pPr>
-        <w:numPr>
-          <w:numId w:val="0"/>
-        </w:numPr>
-        <w:pBdr>
-          <w:bottom w:val="single" w:color="auto" w:sz="4" w:space="0"/>
-        </w:pBdr>
-        <w:ind w:leftChars="0"/>
-      </w:pPr>
-    </w:p>
-    <w:p>
-      <w:pPr>
-        <w:numPr>
-          <w:numId w:val="0"/>
-        </w:numPr>
-        <w:pBdr>
-          <w:bottom w:val="single" w:color="auto" w:sz="4" w:space="0"/>
-        </w:pBdr>
-        <w:ind w:leftChars="0"/>
-      </w:pPr>
-    </w:p>
-    <w:p>
-      <w:pPr>
-        <w:numPr>
-          <w:numId w:val="0"/>
-        </w:numPr>
-        <w:pBdr>
-          <w:bottom w:val="single" w:color="auto" w:sz="4" w:space="0"/>
-        </w:pBdr>
-        <w:ind w:leftChars="0"/>
+        <w:rPr>
+          <w:rFonts w:hint="default"/>
+        </w:rPr>
+      </w:pPr>
+      <w:r>
+        <w:rPr>
+          <w:rFonts w:hint="default"/>
+        </w:rPr>
+        <w:fldChar w:fldCharType="begin"/>
+      </w:r>
+      <w:r>
+        <w:rPr>
+          <w:rFonts w:hint="default"/>
+        </w:rPr>
+        <w:instrText xml:space="preserve"> HYPERLINK "https://audio-joiner.com/vi/#google_vignette" </w:instrText>
+      </w:r>
+      <w:r>
+        <w:rPr>
+          <w:rFonts w:hint="default"/>
+        </w:rPr>
+        <w:fldChar w:fldCharType="separate"/>
+      </w:r>
+      <w:r>
+        <w:rPr>
+          <w:rStyle w:val="4"/>
+          <w:rFonts w:hint="default"/>
+        </w:rPr>
+        <w:t>https://audio-joiner.com/vi/#google_vignette</w:t>
+      </w:r>
+      <w:r>
+        <w:rPr>
+          <w:rFonts w:hint="default"/>
+        </w:rPr>
+        <w:fldChar w:fldCharType="end"/>
+      </w:r>
+    </w:p>
+    <w:p>
+      <w:pPr>
+        <w:numPr>
+          <w:numId w:val="0"/>
+        </w:numPr>
+        <w:pBdr>
+          <w:bottom w:val="single" w:color="auto" w:sz="4" w:space="0"/>
+        </w:pBdr>
+        <w:ind w:leftChars="0"/>
+        <w:rPr>
+          <w:rFonts w:hint="default"/>
+        </w:rPr>
+      </w:pPr>
+    </w:p>
+    <w:p>
+      <w:pPr>
+        <w:numPr>
+          <w:numId w:val="0"/>
+        </w:numPr>
+        <w:pBdr>
+          <w:bottom w:val="single" w:color="auto" w:sz="4" w:space="0"/>
+        </w:pBdr>
+        <w:ind w:leftChars="0"/>
+        <w:rPr>
+          <w:rFonts w:hint="default"/>
+        </w:rPr>
       </w:pPr>
     </w:p>
     <w:p>
@@ -8090,6 +8410,15 @@
       </w:tblCellMar>
     </w:tblPr>
   </w:style>
+  <w:style w:type="character" w:styleId="4">
+    <w:name w:val="Hyperlink"/>
+    <w:basedOn w:val="2"/>
+    <w:uiPriority w:val="0"/>
+    <w:rPr>
+      <w:color w:val="0000FF"/>
+      <w:u w:val="single"/>
+    </w:rPr>
+  </w:style>
 </w:styles>
 </file>
 

--- a/Vocab_3.docx
+++ b/Vocab_3.docx
@@ -5118,8 +5118,8 @@
       <w:r>
         <w:drawing>
           <wp:inline distT="0" distB="0" distL="114300" distR="114300">
-            <wp:extent cx="4164965" cy="1177925"/>
-            <wp:effectExtent l="0" t="0" r="10795" b="10795"/>
+            <wp:extent cx="3805555" cy="1076325"/>
+            <wp:effectExtent l="0" t="0" r="4445" b="5715"/>
             <wp:docPr id="32" name="Picture 32"/>
             <wp:cNvGraphicFramePr>
               <a:graphicFrameLocks xmlns:a="http://schemas.openxmlformats.org/drawingml/2006/main" noChangeAspect="1"/>
@@ -5142,7 +5142,7 @@
                   <pic:spPr>
                     <a:xfrm>
                       <a:off x="0" y="0"/>
-                      <a:ext cx="4164965" cy="1177925"/>
+                      <a:ext cx="3805555" cy="1076325"/>
                     </a:xfrm>
                     <a:prstGeom prst="rect">
                       <a:avLst/>
@@ -5243,8 +5243,8 @@
       <w:r>
         <w:drawing>
           <wp:inline distT="0" distB="0" distL="114300" distR="114300">
-            <wp:extent cx="4147820" cy="1307465"/>
-            <wp:effectExtent l="0" t="0" r="12700" b="3175"/>
+            <wp:extent cx="3777615" cy="1190625"/>
+            <wp:effectExtent l="0" t="0" r="1905" b="13335"/>
             <wp:docPr id="33" name="Picture 33"/>
             <wp:cNvGraphicFramePr>
               <a:graphicFrameLocks xmlns:a="http://schemas.openxmlformats.org/drawingml/2006/main" noChangeAspect="1"/>
@@ -5267,7 +5267,7 @@
                   <pic:spPr>
                     <a:xfrm>
                       <a:off x="0" y="0"/>
-                      <a:ext cx="4147820" cy="1307465"/>
+                      <a:ext cx="3777615" cy="1190625"/>
                     </a:xfrm>
                     <a:prstGeom prst="rect">
                       <a:avLst/>
@@ -5597,6 +5597,1945 @@
           <w:lang w:val="en-US"/>
         </w:rPr>
       </w:pPr>
+      <w:r>
+        <w:rPr>
+          <w:rFonts w:hint="default"/>
+          <w:lang w:val="en-US"/>
+        </w:rPr>
+        <w:t>didn’t sleep well the night before = slept badly the night before</w:t>
+      </w:r>
+    </w:p>
+    <w:p>
+      <w:pPr>
+        <w:numPr>
+          <w:numId w:val="0"/>
+        </w:numPr>
+        <w:pBdr>
+          <w:bottom w:val="single" w:color="auto" w:sz="4" w:space="0"/>
+        </w:pBdr>
+        <w:rPr>
+          <w:rFonts w:hint="default"/>
+          <w:lang w:val="en-US"/>
+        </w:rPr>
+      </w:pPr>
+    </w:p>
+    <w:p>
+      <w:pPr>
+        <w:numPr>
+          <w:ilvl w:val="0"/>
+          <w:numId w:val="1"/>
+        </w:numPr>
+        <w:pBdr>
+          <w:bottom w:val="single" w:color="auto" w:sz="4" w:space="0"/>
+        </w:pBdr>
+        <w:ind w:left="0" w:leftChars="0" w:firstLine="0" w:firstLineChars="0"/>
+        <w:rPr>
+          <w:rFonts w:hint="default"/>
+          <w:lang w:val="en-US"/>
+        </w:rPr>
+      </w:pPr>
+      <w:r>
+        <w:rPr>
+          <w:rFonts w:hint="default"/>
+          <w:lang w:val="en-US"/>
+        </w:rPr>
+        <w:t>Set an alarm for 6 a.m</w:t>
+      </w:r>
+      <w:r>
+        <w:rPr>
+          <w:rFonts w:hint="default"/>
+          <w:lang w:val="en-US"/>
+        </w:rPr>
+        <w:tab/>
+        <w:t/>
+      </w:r>
+      <w:r>
+        <w:rPr>
+          <w:rFonts w:hint="default"/>
+          <w:lang w:val="en-US"/>
+        </w:rPr>
+        <w:tab/>
+        <w:t/>
+      </w:r>
+      <w:r>
+        <w:rPr>
+          <w:rFonts w:hint="default"/>
+          <w:lang w:val="en-US"/>
+        </w:rPr>
+        <w:tab/>
+        <w:t>Set an alarm for tomorrow morning</w:t>
+      </w:r>
+    </w:p>
+    <w:p>
+      <w:pPr>
+        <w:numPr>
+          <w:numId w:val="0"/>
+        </w:numPr>
+        <w:pBdr>
+          <w:bottom w:val="single" w:color="auto" w:sz="4" w:space="0"/>
+        </w:pBdr>
+        <w:rPr>
+          <w:rFonts w:hint="default"/>
+          <w:lang w:val="en-US"/>
+        </w:rPr>
+      </w:pPr>
+    </w:p>
+    <w:p>
+      <w:pPr>
+        <w:numPr>
+          <w:ilvl w:val="0"/>
+          <w:numId w:val="1"/>
+        </w:numPr>
+        <w:pBdr>
+          <w:bottom w:val="single" w:color="auto" w:sz="4" w:space="0"/>
+        </w:pBdr>
+        <w:ind w:left="0" w:leftChars="0" w:firstLine="0" w:firstLineChars="0"/>
+        <w:rPr>
+          <w:rFonts w:hint="default"/>
+          <w:lang w:val="en-US"/>
+        </w:rPr>
+      </w:pPr>
+      <w:r>
+        <w:rPr>
+          <w:rFonts w:hint="default"/>
+          <w:lang w:val="en-US"/>
+        </w:rPr>
+        <w:t xml:space="preserve">Clear my head </w:t>
+      </w:r>
+      <w:r>
+        <w:rPr>
+          <w:rFonts w:hint="default"/>
+          <w:lang w:val="en-US"/>
+        </w:rPr>
+        <w:tab/>
+        <w:t/>
+      </w:r>
+      <w:r>
+        <w:rPr>
+          <w:rFonts w:hint="default"/>
+          <w:lang w:val="en-US"/>
+        </w:rPr>
+        <w:tab/>
+        <w:t/>
+      </w:r>
+      <w:r>
+        <w:rPr>
+          <w:rFonts w:hint="default"/>
+          <w:lang w:val="en-US"/>
+        </w:rPr>
+        <w:tab/>
+        <w:t>Clear my mind</w:t>
+      </w:r>
+    </w:p>
+    <w:p>
+      <w:pPr>
+        <w:numPr>
+          <w:numId w:val="0"/>
+        </w:numPr>
+        <w:pBdr>
+          <w:bottom w:val="single" w:color="auto" w:sz="4" w:space="0"/>
+        </w:pBdr>
+        <w:ind w:leftChars="0"/>
+      </w:pPr>
+      <w:r>
+        <w:drawing>
+          <wp:inline distT="0" distB="0" distL="114300" distR="114300">
+            <wp:extent cx="3519805" cy="1420495"/>
+            <wp:effectExtent l="0" t="0" r="635" b="12065"/>
+            <wp:docPr id="35" name="Picture 35"/>
+            <wp:cNvGraphicFramePr>
+              <a:graphicFrameLocks xmlns:a="http://schemas.openxmlformats.org/drawingml/2006/main" noChangeAspect="1"/>
+            </wp:cNvGraphicFramePr>
+            <a:graphic xmlns:a="http://schemas.openxmlformats.org/drawingml/2006/main">
+              <a:graphicData uri="http://schemas.openxmlformats.org/drawingml/2006/picture">
+                <pic:pic xmlns:pic="http://schemas.openxmlformats.org/drawingml/2006/picture">
+                  <pic:nvPicPr>
+                    <pic:cNvPr id="35" name="Picture 35"/>
+                    <pic:cNvPicPr>
+                      <a:picLocks noChangeAspect="1"/>
+                    </pic:cNvPicPr>
+                  </pic:nvPicPr>
+                  <pic:blipFill>
+                    <a:blip r:embed="rId37"/>
+                    <a:stretch>
+                      <a:fillRect/>
+                    </a:stretch>
+                  </pic:blipFill>
+                  <pic:spPr>
+                    <a:xfrm>
+                      <a:off x="0" y="0"/>
+                      <a:ext cx="3519805" cy="1420495"/>
+                    </a:xfrm>
+                    <a:prstGeom prst="rect">
+                      <a:avLst/>
+                    </a:prstGeom>
+                    <a:noFill/>
+                    <a:ln>
+                      <a:noFill/>
+                    </a:ln>
+                  </pic:spPr>
+                </pic:pic>
+              </a:graphicData>
+            </a:graphic>
+          </wp:inline>
+        </w:drawing>
+      </w:r>
+    </w:p>
+    <w:p>
+      <w:pPr>
+        <w:numPr>
+          <w:ilvl w:val="0"/>
+          <w:numId w:val="1"/>
+        </w:numPr>
+        <w:pBdr>
+          <w:bottom w:val="single" w:color="auto" w:sz="4" w:space="0"/>
+        </w:pBdr>
+        <w:ind w:left="0" w:leftChars="0" w:firstLine="0" w:firstLineChars="0"/>
+        <w:rPr>
+          <w:rFonts w:hint="default"/>
+          <w:lang w:val="en-US"/>
+        </w:rPr>
+      </w:pPr>
+      <w:r>
+        <w:rPr>
+          <w:rFonts w:hint="default"/>
+          <w:lang w:val="en-US"/>
+        </w:rPr>
+        <w:t>Compost bin</w:t>
+      </w:r>
+      <w:r>
+        <w:rPr>
+          <w:rFonts w:hint="default"/>
+          <w:lang w:val="en-US"/>
+        </w:rPr>
+        <w:tab/>
+        <w:t/>
+      </w:r>
+      <w:r>
+        <w:rPr>
+          <w:rFonts w:hint="default"/>
+          <w:lang w:val="en-US"/>
+        </w:rPr>
+        <w:tab/>
+        <w:t/>
+      </w:r>
+      <w:r>
+        <w:rPr>
+          <w:rFonts w:hint="default"/>
+          <w:lang w:val="en-US"/>
+        </w:rPr>
+        <w:tab/>
+        <w:t/>
+      </w:r>
+      <w:r>
+        <w:rPr>
+          <w:rFonts w:hint="default"/>
+          <w:lang w:val="en-US"/>
+        </w:rPr>
+        <w:tab/>
+        <w:t/>
+      </w:r>
+      <w:r>
+        <w:rPr>
+          <w:rFonts w:hint="default"/>
+          <w:lang w:val="en-US"/>
+        </w:rPr>
+        <w:tab/>
+        <w:t>- thùng ủ phân hữu cơ</w:t>
+      </w:r>
+    </w:p>
+    <w:p>
+      <w:pPr>
+        <w:numPr>
+          <w:numId w:val="0"/>
+        </w:numPr>
+        <w:pBdr>
+          <w:bottom w:val="single" w:color="auto" w:sz="4" w:space="0"/>
+        </w:pBdr>
+        <w:rPr>
+          <w:rFonts w:hint="default"/>
+          <w:lang w:val="en-US"/>
+        </w:rPr>
+      </w:pPr>
+    </w:p>
+    <w:p>
+      <w:pPr>
+        <w:numPr>
+          <w:ilvl w:val="0"/>
+          <w:numId w:val="1"/>
+        </w:numPr>
+        <w:pBdr>
+          <w:bottom w:val="single" w:color="auto" w:sz="4" w:space="0"/>
+        </w:pBdr>
+        <w:ind w:left="0" w:leftChars="0" w:firstLine="0" w:firstLineChars="0"/>
+        <w:rPr>
+          <w:rFonts w:hint="default"/>
+          <w:lang w:val="en-US"/>
+        </w:rPr>
+      </w:pPr>
+      <w:r>
+        <w:rPr>
+          <w:rFonts w:hint="default"/>
+          <w:lang w:val="en-US"/>
+        </w:rPr>
+        <w:t>V3 + N</w:t>
+      </w:r>
+    </w:p>
+    <w:p>
+      <w:pPr>
+        <w:numPr>
+          <w:numId w:val="0"/>
+        </w:numPr>
+        <w:pBdr>
+          <w:bottom w:val="single" w:color="auto" w:sz="4" w:space="0"/>
+        </w:pBdr>
+        <w:ind w:leftChars="0"/>
+      </w:pPr>
+      <w:r>
+        <w:drawing>
+          <wp:inline distT="0" distB="0" distL="114300" distR="114300">
+            <wp:extent cx="2541905" cy="2454275"/>
+            <wp:effectExtent l="0" t="0" r="3175" b="14605"/>
+            <wp:docPr id="36" name="Picture 36"/>
+            <wp:cNvGraphicFramePr>
+              <a:graphicFrameLocks xmlns:a="http://schemas.openxmlformats.org/drawingml/2006/main" noChangeAspect="1"/>
+            </wp:cNvGraphicFramePr>
+            <a:graphic xmlns:a="http://schemas.openxmlformats.org/drawingml/2006/main">
+              <a:graphicData uri="http://schemas.openxmlformats.org/drawingml/2006/picture">
+                <pic:pic xmlns:pic="http://schemas.openxmlformats.org/drawingml/2006/picture">
+                  <pic:nvPicPr>
+                    <pic:cNvPr id="36" name="Picture 36"/>
+                    <pic:cNvPicPr>
+                      <a:picLocks noChangeAspect="1"/>
+                    </pic:cNvPicPr>
+                  </pic:nvPicPr>
+                  <pic:blipFill>
+                    <a:blip r:embed="rId38"/>
+                    <a:stretch>
+                      <a:fillRect/>
+                    </a:stretch>
+                  </pic:blipFill>
+                  <pic:spPr>
+                    <a:xfrm>
+                      <a:off x="0" y="0"/>
+                      <a:ext cx="2541905" cy="2454275"/>
+                    </a:xfrm>
+                    <a:prstGeom prst="rect">
+                      <a:avLst/>
+                    </a:prstGeom>
+                    <a:noFill/>
+                    <a:ln>
+                      <a:noFill/>
+                    </a:ln>
+                  </pic:spPr>
+                </pic:pic>
+              </a:graphicData>
+            </a:graphic>
+          </wp:inline>
+        </w:drawing>
+      </w:r>
+    </w:p>
+    <w:p>
+      <w:pPr>
+        <w:numPr>
+          <w:numId w:val="0"/>
+        </w:numPr>
+        <w:pBdr>
+          <w:bottom w:val="single" w:color="auto" w:sz="4" w:space="0"/>
+        </w:pBdr>
+        <w:ind w:leftChars="0"/>
+      </w:pPr>
+    </w:p>
+    <w:p>
+      <w:pPr>
+        <w:numPr>
+          <w:ilvl w:val="0"/>
+          <w:numId w:val="1"/>
+        </w:numPr>
+        <w:pBdr>
+          <w:bottom w:val="single" w:color="auto" w:sz="4" w:space="0"/>
+        </w:pBdr>
+        <w:ind w:left="0" w:leftChars="0" w:firstLine="0" w:firstLineChars="0"/>
+        <w:rPr>
+          <w:rFonts w:hint="default"/>
+          <w:lang w:val="en-US"/>
+        </w:rPr>
+      </w:pPr>
+      <w:r>
+        <w:rPr>
+          <w:rFonts w:hint="default"/>
+          <w:lang w:val="en-US"/>
+        </w:rPr>
+        <w:t>Be sick of = be tired of = be fed up with = have had enough of</w:t>
+      </w:r>
+    </w:p>
+    <w:p>
+      <w:pPr>
+        <w:numPr>
+          <w:numId w:val="0"/>
+        </w:numPr>
+        <w:pBdr>
+          <w:bottom w:val="single" w:color="auto" w:sz="4" w:space="0"/>
+        </w:pBdr>
+        <w:rPr>
+          <w:rFonts w:hint="default"/>
+          <w:lang w:val="en-US"/>
+        </w:rPr>
+      </w:pPr>
+    </w:p>
+    <w:p>
+      <w:pPr>
+        <w:numPr>
+          <w:ilvl w:val="0"/>
+          <w:numId w:val="1"/>
+        </w:numPr>
+        <w:pBdr>
+          <w:bottom w:val="single" w:color="auto" w:sz="4" w:space="0"/>
+        </w:pBdr>
+        <w:ind w:left="0" w:leftChars="0" w:firstLine="0" w:firstLineChars="0"/>
+        <w:rPr>
+          <w:rFonts w:hint="default"/>
+          <w:lang w:val="en-US"/>
+        </w:rPr>
+      </w:pPr>
+      <w:r>
+        <w:rPr>
+          <w:rFonts w:hint="default"/>
+          <w:lang w:val="en-US"/>
+        </w:rPr>
+        <w:t>Continuous # Constant</w:t>
+      </w:r>
+    </w:p>
+    <w:p>
+      <w:pPr>
+        <w:numPr>
+          <w:numId w:val="0"/>
+        </w:numPr>
+        <w:pBdr>
+          <w:bottom w:val="single" w:color="auto" w:sz="4" w:space="0"/>
+        </w:pBdr>
+        <w:ind w:leftChars="0"/>
+      </w:pPr>
+      <w:r>
+        <w:drawing>
+          <wp:inline distT="0" distB="0" distL="114300" distR="114300">
+            <wp:extent cx="4808220" cy="464820"/>
+            <wp:effectExtent l="0" t="0" r="7620" b="7620"/>
+            <wp:docPr id="37" name="Picture 37"/>
+            <wp:cNvGraphicFramePr>
+              <a:graphicFrameLocks xmlns:a="http://schemas.openxmlformats.org/drawingml/2006/main" noChangeAspect="1"/>
+            </wp:cNvGraphicFramePr>
+            <a:graphic xmlns:a="http://schemas.openxmlformats.org/drawingml/2006/main">
+              <a:graphicData uri="http://schemas.openxmlformats.org/drawingml/2006/picture">
+                <pic:pic xmlns:pic="http://schemas.openxmlformats.org/drawingml/2006/picture">
+                  <pic:nvPicPr>
+                    <pic:cNvPr id="37" name="Picture 37"/>
+                    <pic:cNvPicPr>
+                      <a:picLocks noChangeAspect="1"/>
+                    </pic:cNvPicPr>
+                  </pic:nvPicPr>
+                  <pic:blipFill>
+                    <a:blip r:embed="rId39"/>
+                    <a:stretch>
+                      <a:fillRect/>
+                    </a:stretch>
+                  </pic:blipFill>
+                  <pic:spPr>
+                    <a:xfrm>
+                      <a:off x="0" y="0"/>
+                      <a:ext cx="4808220" cy="464820"/>
+                    </a:xfrm>
+                    <a:prstGeom prst="rect">
+                      <a:avLst/>
+                    </a:prstGeom>
+                    <a:noFill/>
+                    <a:ln>
+                      <a:noFill/>
+                    </a:ln>
+                  </pic:spPr>
+                </pic:pic>
+              </a:graphicData>
+            </a:graphic>
+          </wp:inline>
+        </w:drawing>
+      </w:r>
+    </w:p>
+    <w:p>
+      <w:pPr>
+        <w:numPr>
+          <w:numId w:val="0"/>
+        </w:numPr>
+        <w:pBdr>
+          <w:bottom w:val="single" w:color="auto" w:sz="4" w:space="0"/>
+        </w:pBdr>
+        <w:ind w:leftChars="0"/>
+      </w:pPr>
+    </w:p>
+    <w:p>
+      <w:pPr>
+        <w:numPr>
+          <w:ilvl w:val="0"/>
+          <w:numId w:val="1"/>
+        </w:numPr>
+        <w:pBdr>
+          <w:bottom w:val="single" w:color="auto" w:sz="4" w:space="0"/>
+        </w:pBdr>
+        <w:ind w:left="0" w:leftChars="0" w:firstLine="0" w:firstLineChars="0"/>
+        <w:rPr>
+          <w:rFonts w:hint="default"/>
+          <w:lang w:val="en-US"/>
+        </w:rPr>
+      </w:pPr>
+      <w:r>
+        <w:rPr>
+          <w:rFonts w:hint="default"/>
+          <w:lang w:val="en-US"/>
+        </w:rPr>
+        <w:t>Envious of = jealous of</w:t>
+      </w:r>
+    </w:p>
+    <w:p>
+      <w:pPr>
+        <w:numPr>
+          <w:numId w:val="0"/>
+        </w:numPr>
+        <w:pBdr>
+          <w:bottom w:val="single" w:color="auto" w:sz="4" w:space="0"/>
+        </w:pBdr>
+        <w:rPr>
+          <w:rFonts w:hint="default"/>
+          <w:lang w:val="en-US"/>
+        </w:rPr>
+      </w:pPr>
+    </w:p>
+    <w:p>
+      <w:pPr>
+        <w:numPr>
+          <w:ilvl w:val="0"/>
+          <w:numId w:val="1"/>
+        </w:numPr>
+        <w:pBdr>
+          <w:bottom w:val="single" w:color="auto" w:sz="4" w:space="0"/>
+        </w:pBdr>
+        <w:ind w:left="0" w:leftChars="0" w:firstLine="0" w:firstLineChars="0"/>
+        <w:rPr>
+          <w:rFonts w:hint="default"/>
+          <w:lang w:val="en-US"/>
+        </w:rPr>
+      </w:pPr>
+      <w:r>
+        <w:rPr>
+          <w:rFonts w:hint="default"/>
+          <w:lang w:val="en-US"/>
+        </w:rPr>
+        <w:t>Thiếu 1 số lượng gì đó</w:t>
+      </w:r>
+    </w:p>
+    <w:p>
+      <w:pPr>
+        <w:numPr>
+          <w:numId w:val="0"/>
+        </w:numPr>
+        <w:pBdr>
+          <w:bottom w:val="single" w:color="auto" w:sz="4" w:space="0"/>
+        </w:pBdr>
+        <w:ind w:leftChars="0"/>
+        <w:rPr>
+          <w:rFonts w:hint="default"/>
+          <w:lang w:val="en-US"/>
+        </w:rPr>
+      </w:pPr>
+      <w:r>
+        <w:drawing>
+          <wp:inline distT="0" distB="0" distL="114300" distR="114300">
+            <wp:extent cx="2269490" cy="995045"/>
+            <wp:effectExtent l="0" t="0" r="1270" b="10795"/>
+            <wp:docPr id="38" name="Picture 38"/>
+            <wp:cNvGraphicFramePr>
+              <a:graphicFrameLocks xmlns:a="http://schemas.openxmlformats.org/drawingml/2006/main" noChangeAspect="1"/>
+            </wp:cNvGraphicFramePr>
+            <a:graphic xmlns:a="http://schemas.openxmlformats.org/drawingml/2006/main">
+              <a:graphicData uri="http://schemas.openxmlformats.org/drawingml/2006/picture">
+                <pic:pic xmlns:pic="http://schemas.openxmlformats.org/drawingml/2006/picture">
+                  <pic:nvPicPr>
+                    <pic:cNvPr id="38" name="Picture 38"/>
+                    <pic:cNvPicPr>
+                      <a:picLocks noChangeAspect="1"/>
+                    </pic:cNvPicPr>
+                  </pic:nvPicPr>
+                  <pic:blipFill>
+                    <a:blip r:embed="rId40"/>
+                    <a:stretch>
+                      <a:fillRect/>
+                    </a:stretch>
+                  </pic:blipFill>
+                  <pic:spPr>
+                    <a:xfrm>
+                      <a:off x="0" y="0"/>
+                      <a:ext cx="2269490" cy="995045"/>
+                    </a:xfrm>
+                    <a:prstGeom prst="rect">
+                      <a:avLst/>
+                    </a:prstGeom>
+                    <a:noFill/>
+                    <a:ln>
+                      <a:noFill/>
+                    </a:ln>
+                  </pic:spPr>
+                </pic:pic>
+              </a:graphicData>
+            </a:graphic>
+          </wp:inline>
+        </w:drawing>
+      </w:r>
+    </w:p>
+    <w:p>
+      <w:pPr>
+        <w:numPr>
+          <w:numId w:val="0"/>
+        </w:numPr>
+        <w:pBdr>
+          <w:bottom w:val="single" w:color="auto" w:sz="4" w:space="0"/>
+        </w:pBdr>
+        <w:ind w:leftChars="0"/>
+      </w:pPr>
+    </w:p>
+    <w:p>
+      <w:pPr>
+        <w:numPr>
+          <w:ilvl w:val="0"/>
+          <w:numId w:val="1"/>
+        </w:numPr>
+        <w:pBdr>
+          <w:bottom w:val="single" w:color="auto" w:sz="4" w:space="0"/>
+        </w:pBdr>
+        <w:ind w:left="0" w:leftChars="0" w:firstLine="0" w:firstLineChars="0"/>
+        <w:rPr>
+          <w:rFonts w:hint="default"/>
+          <w:lang w:val="en-US"/>
+        </w:rPr>
+      </w:pPr>
+      <w:r>
+        <w:rPr>
+          <w:rFonts w:hint="default"/>
+          <w:lang w:val="en-US"/>
+        </w:rPr>
+        <w:t>Raise</w:t>
+      </w:r>
+    </w:p>
+    <w:p>
+      <w:pPr>
+        <w:numPr>
+          <w:numId w:val="0"/>
+        </w:numPr>
+        <w:pBdr>
+          <w:bottom w:val="single" w:color="auto" w:sz="4" w:space="0"/>
+        </w:pBdr>
+        <w:ind w:leftChars="0"/>
+      </w:pPr>
+      <w:r>
+        <w:drawing>
+          <wp:inline distT="0" distB="0" distL="114300" distR="114300">
+            <wp:extent cx="1560195" cy="2779395"/>
+            <wp:effectExtent l="0" t="0" r="9525" b="9525"/>
+            <wp:docPr id="39" name="Picture 39"/>
+            <wp:cNvGraphicFramePr>
+              <a:graphicFrameLocks xmlns:a="http://schemas.openxmlformats.org/drawingml/2006/main" noChangeAspect="1"/>
+            </wp:cNvGraphicFramePr>
+            <a:graphic xmlns:a="http://schemas.openxmlformats.org/drawingml/2006/main">
+              <a:graphicData uri="http://schemas.openxmlformats.org/drawingml/2006/picture">
+                <pic:pic xmlns:pic="http://schemas.openxmlformats.org/drawingml/2006/picture">
+                  <pic:nvPicPr>
+                    <pic:cNvPr id="39" name="Picture 39"/>
+                    <pic:cNvPicPr>
+                      <a:picLocks noChangeAspect="1"/>
+                    </pic:cNvPicPr>
+                  </pic:nvPicPr>
+                  <pic:blipFill>
+                    <a:blip r:embed="rId41"/>
+                    <a:stretch>
+                      <a:fillRect/>
+                    </a:stretch>
+                  </pic:blipFill>
+                  <pic:spPr>
+                    <a:xfrm>
+                      <a:off x="0" y="0"/>
+                      <a:ext cx="1560195" cy="2779395"/>
+                    </a:xfrm>
+                    <a:prstGeom prst="rect">
+                      <a:avLst/>
+                    </a:prstGeom>
+                    <a:noFill/>
+                    <a:ln>
+                      <a:noFill/>
+                    </a:ln>
+                  </pic:spPr>
+                </pic:pic>
+              </a:graphicData>
+            </a:graphic>
+          </wp:inline>
+        </w:drawing>
+      </w:r>
+    </w:p>
+    <w:p>
+      <w:pPr>
+        <w:numPr>
+          <w:ilvl w:val="0"/>
+          <w:numId w:val="1"/>
+        </w:numPr>
+        <w:pBdr>
+          <w:bottom w:val="single" w:color="auto" w:sz="4" w:space="0"/>
+        </w:pBdr>
+        <w:ind w:left="0" w:leftChars="0" w:firstLine="0" w:firstLineChars="0"/>
+        <w:rPr>
+          <w:rFonts w:hint="default"/>
+          <w:lang w:val="en-US"/>
+        </w:rPr>
+      </w:pPr>
+    </w:p>
+    <w:p>
+      <w:pPr>
+        <w:numPr>
+          <w:numId w:val="0"/>
+        </w:numPr>
+        <w:pBdr>
+          <w:bottom w:val="single" w:color="auto" w:sz="4" w:space="0"/>
+        </w:pBdr>
+        <w:ind w:leftChars="0"/>
+      </w:pPr>
+      <w:r>
+        <w:drawing>
+          <wp:inline distT="0" distB="0" distL="114300" distR="114300">
+            <wp:extent cx="3816985" cy="990600"/>
+            <wp:effectExtent l="0" t="0" r="8255" b="0"/>
+            <wp:docPr id="40" name="Picture 40"/>
+            <wp:cNvGraphicFramePr>
+              <a:graphicFrameLocks xmlns:a="http://schemas.openxmlformats.org/drawingml/2006/main" noChangeAspect="1"/>
+            </wp:cNvGraphicFramePr>
+            <a:graphic xmlns:a="http://schemas.openxmlformats.org/drawingml/2006/main">
+              <a:graphicData uri="http://schemas.openxmlformats.org/drawingml/2006/picture">
+                <pic:pic xmlns:pic="http://schemas.openxmlformats.org/drawingml/2006/picture">
+                  <pic:nvPicPr>
+                    <pic:cNvPr id="40" name="Picture 40"/>
+                    <pic:cNvPicPr>
+                      <a:picLocks noChangeAspect="1"/>
+                    </pic:cNvPicPr>
+                  </pic:nvPicPr>
+                  <pic:blipFill>
+                    <a:blip r:embed="rId42"/>
+                    <a:stretch>
+                      <a:fillRect/>
+                    </a:stretch>
+                  </pic:blipFill>
+                  <pic:spPr>
+                    <a:xfrm>
+                      <a:off x="0" y="0"/>
+                      <a:ext cx="3816985" cy="990600"/>
+                    </a:xfrm>
+                    <a:prstGeom prst="rect">
+                      <a:avLst/>
+                    </a:prstGeom>
+                    <a:noFill/>
+                    <a:ln>
+                      <a:noFill/>
+                    </a:ln>
+                  </pic:spPr>
+                </pic:pic>
+              </a:graphicData>
+            </a:graphic>
+          </wp:inline>
+        </w:drawing>
+      </w:r>
+    </w:p>
+    <w:p>
+      <w:pPr>
+        <w:numPr>
+          <w:numId w:val="0"/>
+        </w:numPr>
+        <w:pBdr>
+          <w:bottom w:val="single" w:color="auto" w:sz="4" w:space="0"/>
+        </w:pBdr>
+        <w:ind w:leftChars="0"/>
+      </w:pPr>
+    </w:p>
+    <w:p>
+      <w:pPr>
+        <w:numPr>
+          <w:ilvl w:val="0"/>
+          <w:numId w:val="1"/>
+        </w:numPr>
+        <w:pBdr>
+          <w:bottom w:val="single" w:color="auto" w:sz="4" w:space="0"/>
+        </w:pBdr>
+        <w:ind w:left="0" w:leftChars="0" w:firstLine="0" w:firstLineChars="0"/>
+        <w:rPr>
+          <w:rFonts w:hint="default"/>
+          <w:lang w:val="en-US"/>
+        </w:rPr>
+      </w:pPr>
+      <w:r>
+        <w:rPr>
+          <w:rFonts w:hint="default"/>
+          <w:lang w:val="en-US"/>
+        </w:rPr>
+        <w:t xml:space="preserve">Older people (người lớn tuổi) = elderly people (người CAO tuổi) = the elderly </w:t>
+      </w:r>
+    </w:p>
+    <w:p>
+      <w:pPr>
+        <w:numPr>
+          <w:numId w:val="0"/>
+        </w:numPr>
+        <w:pBdr>
+          <w:bottom w:val="single" w:color="auto" w:sz="4" w:space="0"/>
+        </w:pBdr>
+        <w:rPr>
+          <w:rFonts w:hint="default"/>
+          <w:lang w:val="en-US"/>
+        </w:rPr>
+      </w:pPr>
+    </w:p>
+    <w:p>
+      <w:pPr>
+        <w:numPr>
+          <w:ilvl w:val="0"/>
+          <w:numId w:val="1"/>
+        </w:numPr>
+        <w:pBdr>
+          <w:bottom w:val="single" w:color="auto" w:sz="4" w:space="0"/>
+        </w:pBdr>
+        <w:ind w:left="0" w:leftChars="0" w:firstLine="0" w:firstLineChars="0"/>
+        <w:rPr>
+          <w:rFonts w:hint="default"/>
+          <w:lang w:val="en-US"/>
+        </w:rPr>
+      </w:pPr>
+      <w:r>
+        <w:rPr>
+          <w:rFonts w:hint="default"/>
+          <w:lang w:val="en-US"/>
+        </w:rPr>
+        <w:t>Lecture hall</w:t>
+      </w:r>
+      <w:r>
+        <w:rPr>
+          <w:rFonts w:hint="default"/>
+          <w:lang w:val="en-US"/>
+        </w:rPr>
+        <w:tab/>
+        <w:t/>
+      </w:r>
+      <w:r>
+        <w:rPr>
+          <w:rFonts w:hint="default"/>
+          <w:lang w:val="en-US"/>
+        </w:rPr>
+        <w:tab/>
+        <w:t/>
+      </w:r>
+      <w:r>
+        <w:rPr>
+          <w:rFonts w:hint="default"/>
+          <w:lang w:val="en-US"/>
+        </w:rPr>
+        <w:tab/>
+        <w:t/>
+      </w:r>
+      <w:r>
+        <w:rPr>
+          <w:rFonts w:hint="default"/>
+          <w:lang w:val="en-US"/>
+        </w:rPr>
+        <w:tab/>
+        <w:t>- giảng đường</w:t>
+      </w:r>
+    </w:p>
+    <w:p>
+      <w:pPr>
+        <w:numPr>
+          <w:numId w:val="0"/>
+        </w:numPr>
+        <w:pBdr>
+          <w:bottom w:val="single" w:color="auto" w:sz="4" w:space="0"/>
+        </w:pBdr>
+        <w:rPr>
+          <w:rFonts w:hint="default"/>
+          <w:lang w:val="en-US"/>
+        </w:rPr>
+      </w:pPr>
+    </w:p>
+    <w:p>
+      <w:pPr>
+        <w:numPr>
+          <w:ilvl w:val="0"/>
+          <w:numId w:val="1"/>
+        </w:numPr>
+        <w:pBdr>
+          <w:bottom w:val="single" w:color="auto" w:sz="4" w:space="0"/>
+        </w:pBdr>
+        <w:ind w:left="0" w:leftChars="0" w:firstLine="0" w:firstLineChars="0"/>
+        <w:rPr>
+          <w:rFonts w:hint="default"/>
+          <w:lang w:val="en-US"/>
+        </w:rPr>
+      </w:pPr>
+      <w:r>
+        <w:rPr>
+          <w:rFonts w:hint="default"/>
+          <w:lang w:val="en-US"/>
+        </w:rPr>
+        <w:t>Raise funds = fundraise</w:t>
+      </w:r>
+    </w:p>
+    <w:p>
+      <w:pPr>
+        <w:numPr>
+          <w:numId w:val="0"/>
+        </w:numPr>
+        <w:pBdr>
+          <w:bottom w:val="single" w:color="auto" w:sz="4" w:space="0"/>
+        </w:pBdr>
+        <w:ind w:leftChars="0"/>
+      </w:pPr>
+      <w:r>
+        <w:rPr>
+          <w:rFonts w:hint="default"/>
+          <w:lang w:val="en-US"/>
+        </w:rPr>
+        <w:t xml:space="preserve"> </w:t>
+      </w:r>
+      <w:r>
+        <w:drawing>
+          <wp:inline distT="0" distB="0" distL="114300" distR="114300">
+            <wp:extent cx="2201545" cy="3917950"/>
+            <wp:effectExtent l="0" t="0" r="8255" b="13970"/>
+            <wp:docPr id="41" name="Picture 41"/>
+            <wp:cNvGraphicFramePr>
+              <a:graphicFrameLocks xmlns:a="http://schemas.openxmlformats.org/drawingml/2006/main" noChangeAspect="1"/>
+            </wp:cNvGraphicFramePr>
+            <a:graphic xmlns:a="http://schemas.openxmlformats.org/drawingml/2006/main">
+              <a:graphicData uri="http://schemas.openxmlformats.org/drawingml/2006/picture">
+                <pic:pic xmlns:pic="http://schemas.openxmlformats.org/drawingml/2006/picture">
+                  <pic:nvPicPr>
+                    <pic:cNvPr id="41" name="Picture 41"/>
+                    <pic:cNvPicPr>
+                      <a:picLocks noChangeAspect="1"/>
+                    </pic:cNvPicPr>
+                  </pic:nvPicPr>
+                  <pic:blipFill>
+                    <a:blip r:embed="rId43"/>
+                    <a:stretch>
+                      <a:fillRect/>
+                    </a:stretch>
+                  </pic:blipFill>
+                  <pic:spPr>
+                    <a:xfrm>
+                      <a:off x="0" y="0"/>
+                      <a:ext cx="2201545" cy="3917950"/>
+                    </a:xfrm>
+                    <a:prstGeom prst="rect">
+                      <a:avLst/>
+                    </a:prstGeom>
+                    <a:noFill/>
+                    <a:ln>
+                      <a:noFill/>
+                    </a:ln>
+                  </pic:spPr>
+                </pic:pic>
+              </a:graphicData>
+            </a:graphic>
+          </wp:inline>
+        </w:drawing>
+      </w:r>
+    </w:p>
+    <w:p>
+      <w:pPr>
+        <w:numPr>
+          <w:numId w:val="0"/>
+        </w:numPr>
+        <w:pBdr>
+          <w:bottom w:val="single" w:color="auto" w:sz="4" w:space="0"/>
+        </w:pBdr>
+        <w:ind w:leftChars="0"/>
+      </w:pPr>
+    </w:p>
+    <w:p>
+      <w:pPr>
+        <w:numPr>
+          <w:ilvl w:val="0"/>
+          <w:numId w:val="1"/>
+        </w:numPr>
+        <w:pBdr>
+          <w:bottom w:val="single" w:color="auto" w:sz="4" w:space="0"/>
+        </w:pBdr>
+        <w:ind w:left="0" w:leftChars="0" w:firstLine="0" w:firstLineChars="0"/>
+        <w:rPr>
+          <w:rFonts w:hint="default"/>
+          <w:lang w:val="en-US"/>
+        </w:rPr>
+      </w:pPr>
+      <w:r>
+        <w:rPr>
+          <w:rFonts w:hint="default"/>
+          <w:lang w:val="en-US"/>
+        </w:rPr>
+        <w:t xml:space="preserve"> Relating to # associated with</w:t>
+      </w:r>
+    </w:p>
+    <w:p>
+      <w:pPr>
+        <w:numPr>
+          <w:numId w:val="0"/>
+        </w:numPr>
+        <w:pBdr>
+          <w:bottom w:val="single" w:color="auto" w:sz="4" w:space="0"/>
+        </w:pBdr>
+        <w:ind w:leftChars="0"/>
+      </w:pPr>
+      <w:r>
+        <w:drawing>
+          <wp:inline distT="0" distB="0" distL="114300" distR="114300">
+            <wp:extent cx="2753995" cy="1844040"/>
+            <wp:effectExtent l="0" t="0" r="4445" b="0"/>
+            <wp:docPr id="42" name="Picture 42"/>
+            <wp:cNvGraphicFramePr>
+              <a:graphicFrameLocks xmlns:a="http://schemas.openxmlformats.org/drawingml/2006/main" noChangeAspect="1"/>
+            </wp:cNvGraphicFramePr>
+            <a:graphic xmlns:a="http://schemas.openxmlformats.org/drawingml/2006/main">
+              <a:graphicData uri="http://schemas.openxmlformats.org/drawingml/2006/picture">
+                <pic:pic xmlns:pic="http://schemas.openxmlformats.org/drawingml/2006/picture">
+                  <pic:nvPicPr>
+                    <pic:cNvPr id="42" name="Picture 42"/>
+                    <pic:cNvPicPr>
+                      <a:picLocks noChangeAspect="1"/>
+                    </pic:cNvPicPr>
+                  </pic:nvPicPr>
+                  <pic:blipFill>
+                    <a:blip r:embed="rId44"/>
+                    <a:stretch>
+                      <a:fillRect/>
+                    </a:stretch>
+                  </pic:blipFill>
+                  <pic:spPr>
+                    <a:xfrm>
+                      <a:off x="0" y="0"/>
+                      <a:ext cx="2753995" cy="1844040"/>
+                    </a:xfrm>
+                    <a:prstGeom prst="rect">
+                      <a:avLst/>
+                    </a:prstGeom>
+                    <a:noFill/>
+                    <a:ln>
+                      <a:noFill/>
+                    </a:ln>
+                  </pic:spPr>
+                </pic:pic>
+              </a:graphicData>
+            </a:graphic>
+          </wp:inline>
+        </w:drawing>
+      </w:r>
+    </w:p>
+    <w:p>
+      <w:pPr>
+        <w:numPr>
+          <w:numId w:val="0"/>
+        </w:numPr>
+        <w:pBdr>
+          <w:bottom w:val="single" w:color="auto" w:sz="4" w:space="0"/>
+        </w:pBdr>
+        <w:ind w:leftChars="0"/>
+      </w:pPr>
+    </w:p>
+    <w:p>
+      <w:pPr>
+        <w:numPr>
+          <w:numId w:val="0"/>
+        </w:numPr>
+        <w:pBdr>
+          <w:bottom w:val="single" w:color="auto" w:sz="4" w:space="0"/>
+        </w:pBdr>
+        <w:ind w:leftChars="0"/>
+      </w:pPr>
+    </w:p>
+    <w:p>
+      <w:pPr>
+        <w:numPr>
+          <w:numId w:val="0"/>
+        </w:numPr>
+        <w:pBdr>
+          <w:bottom w:val="single" w:color="auto" w:sz="4" w:space="0"/>
+        </w:pBdr>
+        <w:ind w:leftChars="0"/>
+      </w:pPr>
+    </w:p>
+    <w:p>
+      <w:pPr>
+        <w:numPr>
+          <w:numId w:val="0"/>
+        </w:numPr>
+        <w:pBdr>
+          <w:bottom w:val="single" w:color="auto" w:sz="4" w:space="0"/>
+        </w:pBdr>
+        <w:ind w:leftChars="0"/>
+      </w:pPr>
+    </w:p>
+    <w:p>
+      <w:pPr>
+        <w:numPr>
+          <w:ilvl w:val="0"/>
+          <w:numId w:val="1"/>
+        </w:numPr>
+        <w:pBdr>
+          <w:bottom w:val="single" w:color="auto" w:sz="4" w:space="0"/>
+        </w:pBdr>
+        <w:ind w:left="0" w:leftChars="0" w:firstLine="0" w:firstLineChars="0"/>
+        <w:rPr>
+          <w:rFonts w:hint="default"/>
+          <w:lang w:val="en-US"/>
+        </w:rPr>
+      </w:pPr>
+      <w:r>
+        <w:rPr>
+          <w:rFonts w:hint="default"/>
+          <w:lang w:val="en-US"/>
+        </w:rPr>
+        <w:t>Increasingly</w:t>
+      </w:r>
+    </w:p>
+    <w:p>
+      <w:pPr>
+        <w:numPr>
+          <w:numId w:val="0"/>
+        </w:numPr>
+        <w:pBdr>
+          <w:bottom w:val="single" w:color="auto" w:sz="4" w:space="0"/>
+        </w:pBdr>
+        <w:ind w:leftChars="0"/>
+      </w:pPr>
+      <w:r>
+        <w:drawing>
+          <wp:inline distT="0" distB="0" distL="114300" distR="114300">
+            <wp:extent cx="1863090" cy="2057400"/>
+            <wp:effectExtent l="0" t="0" r="11430" b="0"/>
+            <wp:docPr id="43" name="Picture 43"/>
+            <wp:cNvGraphicFramePr>
+              <a:graphicFrameLocks xmlns:a="http://schemas.openxmlformats.org/drawingml/2006/main" noChangeAspect="1"/>
+            </wp:cNvGraphicFramePr>
+            <a:graphic xmlns:a="http://schemas.openxmlformats.org/drawingml/2006/main">
+              <a:graphicData uri="http://schemas.openxmlformats.org/drawingml/2006/picture">
+                <pic:pic xmlns:pic="http://schemas.openxmlformats.org/drawingml/2006/picture">
+                  <pic:nvPicPr>
+                    <pic:cNvPr id="43" name="Picture 43"/>
+                    <pic:cNvPicPr>
+                      <a:picLocks noChangeAspect="1"/>
+                    </pic:cNvPicPr>
+                  </pic:nvPicPr>
+                  <pic:blipFill>
+                    <a:blip r:embed="rId45"/>
+                    <a:stretch>
+                      <a:fillRect/>
+                    </a:stretch>
+                  </pic:blipFill>
+                  <pic:spPr>
+                    <a:xfrm>
+                      <a:off x="0" y="0"/>
+                      <a:ext cx="1863090" cy="2057400"/>
+                    </a:xfrm>
+                    <a:prstGeom prst="rect">
+                      <a:avLst/>
+                    </a:prstGeom>
+                    <a:noFill/>
+                    <a:ln>
+                      <a:noFill/>
+                    </a:ln>
+                  </pic:spPr>
+                </pic:pic>
+              </a:graphicData>
+            </a:graphic>
+          </wp:inline>
+        </w:drawing>
+      </w:r>
+    </w:p>
+    <w:p>
+      <w:pPr>
+        <w:numPr>
+          <w:numId w:val="0"/>
+        </w:numPr>
+        <w:pBdr>
+          <w:bottom w:val="single" w:color="auto" w:sz="4" w:space="0"/>
+        </w:pBdr>
+        <w:ind w:leftChars="0"/>
+        <w:rPr>
+          <w:rFonts w:hint="default"/>
+          <w:lang w:val="en-US"/>
+        </w:rPr>
+      </w:pPr>
+      <w:r>
+        <w:rPr>
+          <w:rFonts w:hint="default"/>
+          <w:lang w:val="en-US"/>
+        </w:rPr>
+        <w:t>-&gt; Besides, we can also use structure “more and more” (comparative structure in Study4). However, “increasingly” is more formal than “more and more”</w:t>
+      </w:r>
+    </w:p>
+    <w:p>
+      <w:pPr>
+        <w:numPr>
+          <w:numId w:val="0"/>
+        </w:numPr>
+        <w:pBdr>
+          <w:bottom w:val="single" w:color="auto" w:sz="4" w:space="0"/>
+        </w:pBdr>
+        <w:ind w:leftChars="0"/>
+        <w:rPr>
+          <w:rFonts w:hint="default"/>
+          <w:lang w:val="en-US"/>
+        </w:rPr>
+      </w:pPr>
+    </w:p>
+    <w:p>
+      <w:pPr>
+        <w:numPr>
+          <w:ilvl w:val="0"/>
+          <w:numId w:val="1"/>
+        </w:numPr>
+        <w:pBdr>
+          <w:bottom w:val="single" w:color="auto" w:sz="4" w:space="0"/>
+        </w:pBdr>
+        <w:ind w:left="0" w:leftChars="0" w:firstLine="0" w:firstLineChars="0"/>
+        <w:rPr>
+          <w:rFonts w:hint="default"/>
+          <w:lang w:val="en-US"/>
+        </w:rPr>
+      </w:pPr>
+      <w:r>
+        <w:rPr>
+          <w:rFonts w:hint="default"/>
+          <w:lang w:val="en-US"/>
+        </w:rPr>
+        <w:t>Major</w:t>
+      </w:r>
+    </w:p>
+    <w:p>
+      <w:pPr>
+        <w:numPr>
+          <w:numId w:val="0"/>
+        </w:numPr>
+        <w:pBdr>
+          <w:bottom w:val="single" w:color="auto" w:sz="4" w:space="0"/>
+        </w:pBdr>
+        <w:ind w:leftChars="0"/>
+      </w:pPr>
+      <w:r>
+        <w:drawing>
+          <wp:inline distT="0" distB="0" distL="114300" distR="114300">
+            <wp:extent cx="1851025" cy="2762250"/>
+            <wp:effectExtent l="0" t="0" r="8255" b="11430"/>
+            <wp:docPr id="44" name="Picture 44"/>
+            <wp:cNvGraphicFramePr>
+              <a:graphicFrameLocks xmlns:a="http://schemas.openxmlformats.org/drawingml/2006/main" noChangeAspect="1"/>
+            </wp:cNvGraphicFramePr>
+            <a:graphic xmlns:a="http://schemas.openxmlformats.org/drawingml/2006/main">
+              <a:graphicData uri="http://schemas.openxmlformats.org/drawingml/2006/picture">
+                <pic:pic xmlns:pic="http://schemas.openxmlformats.org/drawingml/2006/picture">
+                  <pic:nvPicPr>
+                    <pic:cNvPr id="44" name="Picture 44"/>
+                    <pic:cNvPicPr>
+                      <a:picLocks noChangeAspect="1"/>
+                    </pic:cNvPicPr>
+                  </pic:nvPicPr>
+                  <pic:blipFill>
+                    <a:blip r:embed="rId46"/>
+                    <a:stretch>
+                      <a:fillRect/>
+                    </a:stretch>
+                  </pic:blipFill>
+                  <pic:spPr>
+                    <a:xfrm>
+                      <a:off x="0" y="0"/>
+                      <a:ext cx="1851025" cy="2762250"/>
+                    </a:xfrm>
+                    <a:prstGeom prst="rect">
+                      <a:avLst/>
+                    </a:prstGeom>
+                    <a:noFill/>
+                    <a:ln>
+                      <a:noFill/>
+                    </a:ln>
+                  </pic:spPr>
+                </pic:pic>
+              </a:graphicData>
+            </a:graphic>
+          </wp:inline>
+        </w:drawing>
+      </w:r>
+    </w:p>
+    <w:p>
+      <w:pPr>
+        <w:numPr>
+          <w:numId w:val="0"/>
+        </w:numPr>
+        <w:pBdr>
+          <w:bottom w:val="single" w:color="auto" w:sz="4" w:space="0"/>
+        </w:pBdr>
+        <w:ind w:leftChars="0"/>
+      </w:pPr>
+      <w:r>
+        <w:drawing>
+          <wp:inline distT="0" distB="0" distL="114300" distR="114300">
+            <wp:extent cx="1855470" cy="2622550"/>
+            <wp:effectExtent l="0" t="0" r="3810" b="13970"/>
+            <wp:docPr id="45" name="Picture 45"/>
+            <wp:cNvGraphicFramePr>
+              <a:graphicFrameLocks xmlns:a="http://schemas.openxmlformats.org/drawingml/2006/main" noChangeAspect="1"/>
+            </wp:cNvGraphicFramePr>
+            <a:graphic xmlns:a="http://schemas.openxmlformats.org/drawingml/2006/main">
+              <a:graphicData uri="http://schemas.openxmlformats.org/drawingml/2006/picture">
+                <pic:pic xmlns:pic="http://schemas.openxmlformats.org/drawingml/2006/picture">
+                  <pic:nvPicPr>
+                    <pic:cNvPr id="45" name="Picture 45"/>
+                    <pic:cNvPicPr>
+                      <a:picLocks noChangeAspect="1"/>
+                    </pic:cNvPicPr>
+                  </pic:nvPicPr>
+                  <pic:blipFill>
+                    <a:blip r:embed="rId47"/>
+                    <a:stretch>
+                      <a:fillRect/>
+                    </a:stretch>
+                  </pic:blipFill>
+                  <pic:spPr>
+                    <a:xfrm>
+                      <a:off x="0" y="0"/>
+                      <a:ext cx="1855470" cy="2622550"/>
+                    </a:xfrm>
+                    <a:prstGeom prst="rect">
+                      <a:avLst/>
+                    </a:prstGeom>
+                    <a:noFill/>
+                    <a:ln>
+                      <a:noFill/>
+                    </a:ln>
+                  </pic:spPr>
+                </pic:pic>
+              </a:graphicData>
+            </a:graphic>
+          </wp:inline>
+        </w:drawing>
+      </w:r>
+    </w:p>
+    <w:p>
+      <w:pPr>
+        <w:numPr>
+          <w:numId w:val="0"/>
+        </w:numPr>
+        <w:pBdr>
+          <w:bottom w:val="single" w:color="auto" w:sz="4" w:space="0"/>
+        </w:pBdr>
+        <w:ind w:leftChars="0"/>
+      </w:pPr>
+    </w:p>
+    <w:p>
+      <w:pPr>
+        <w:numPr>
+          <w:ilvl w:val="0"/>
+          <w:numId w:val="1"/>
+        </w:numPr>
+        <w:pBdr>
+          <w:bottom w:val="single" w:color="auto" w:sz="4" w:space="0"/>
+        </w:pBdr>
+        <w:ind w:left="0" w:leftChars="0" w:firstLine="0" w:firstLineChars="0"/>
+        <w:rPr>
+          <w:rFonts w:hint="default"/>
+          <w:lang w:val="en-US"/>
+        </w:rPr>
+      </w:pPr>
+      <w:r>
+        <w:rPr>
+          <w:rFonts w:hint="default"/>
+          <w:lang w:val="en-US"/>
+        </w:rPr>
+        <w:t>Make + progress</w:t>
+      </w:r>
+    </w:p>
+    <w:p>
+      <w:pPr>
+        <w:numPr>
+          <w:numId w:val="0"/>
+        </w:numPr>
+        <w:pBdr>
+          <w:bottom w:val="single" w:color="auto" w:sz="4" w:space="0"/>
+        </w:pBdr>
+        <w:rPr>
+          <w:rFonts w:hint="default"/>
+          <w:lang w:val="en-US"/>
+        </w:rPr>
+      </w:pPr>
+    </w:p>
+    <w:p>
+      <w:pPr>
+        <w:numPr>
+          <w:ilvl w:val="0"/>
+          <w:numId w:val="1"/>
+        </w:numPr>
+        <w:pBdr>
+          <w:bottom w:val="single" w:color="auto" w:sz="4" w:space="0"/>
+        </w:pBdr>
+        <w:ind w:left="0" w:leftChars="0" w:firstLine="0" w:firstLineChars="0"/>
+        <w:rPr>
+          <w:rFonts w:hint="default"/>
+          <w:lang w:val="en-US"/>
+        </w:rPr>
+      </w:pPr>
+      <w:r>
+        <w:rPr>
+          <w:rFonts w:hint="default"/>
+          <w:lang w:val="en-US"/>
+        </w:rPr>
+        <w:t>Sợ không dám làm gì thì đi với “to”</w:t>
+      </w:r>
+    </w:p>
+    <w:p>
+      <w:pPr>
+        <w:numPr>
+          <w:ilvl w:val="0"/>
+          <w:numId w:val="1"/>
+        </w:numPr>
+        <w:pBdr>
+          <w:bottom w:val="single" w:color="auto" w:sz="4" w:space="0"/>
+        </w:pBdr>
+        <w:ind w:left="0" w:leftChars="0" w:firstLine="0" w:firstLineChars="0"/>
+        <w:rPr>
+          <w:rFonts w:hint="default"/>
+          <w:lang w:val="en-US"/>
+        </w:rPr>
+      </w:pPr>
+      <w:r>
+        <w:rPr>
+          <w:rFonts w:hint="default"/>
+          <w:lang w:val="en-US"/>
+        </w:rPr>
+        <w:t>Hội đồng đánh giá</w:t>
+      </w:r>
+    </w:p>
+    <w:p>
+      <w:pPr>
+        <w:numPr>
+          <w:numId w:val="0"/>
+        </w:numPr>
+        <w:pBdr>
+          <w:bottom w:val="single" w:color="auto" w:sz="4" w:space="0"/>
+        </w:pBdr>
+        <w:ind w:leftChars="0"/>
+      </w:pPr>
+      <w:r>
+        <w:drawing>
+          <wp:inline distT="0" distB="0" distL="114300" distR="114300">
+            <wp:extent cx="2059305" cy="1664335"/>
+            <wp:effectExtent l="0" t="0" r="13335" b="12065"/>
+            <wp:docPr id="46" name="Picture 46"/>
+            <wp:cNvGraphicFramePr>
+              <a:graphicFrameLocks xmlns:a="http://schemas.openxmlformats.org/drawingml/2006/main" noChangeAspect="1"/>
+            </wp:cNvGraphicFramePr>
+            <a:graphic xmlns:a="http://schemas.openxmlformats.org/drawingml/2006/main">
+              <a:graphicData uri="http://schemas.openxmlformats.org/drawingml/2006/picture">
+                <pic:pic xmlns:pic="http://schemas.openxmlformats.org/drawingml/2006/picture">
+                  <pic:nvPicPr>
+                    <pic:cNvPr id="46" name="Picture 46"/>
+                    <pic:cNvPicPr>
+                      <a:picLocks noChangeAspect="1"/>
+                    </pic:cNvPicPr>
+                  </pic:nvPicPr>
+                  <pic:blipFill>
+                    <a:blip r:embed="rId48"/>
+                    <a:stretch>
+                      <a:fillRect/>
+                    </a:stretch>
+                  </pic:blipFill>
+                  <pic:spPr>
+                    <a:xfrm>
+                      <a:off x="0" y="0"/>
+                      <a:ext cx="2059305" cy="1664335"/>
+                    </a:xfrm>
+                    <a:prstGeom prst="rect">
+                      <a:avLst/>
+                    </a:prstGeom>
+                    <a:noFill/>
+                    <a:ln>
+                      <a:noFill/>
+                    </a:ln>
+                  </pic:spPr>
+                </pic:pic>
+              </a:graphicData>
+            </a:graphic>
+          </wp:inline>
+        </w:drawing>
+      </w:r>
+    </w:p>
+    <w:p>
+      <w:pPr>
+        <w:numPr>
+          <w:numId w:val="0"/>
+        </w:numPr>
+        <w:pBdr>
+          <w:bottom w:val="single" w:color="auto" w:sz="4" w:space="0"/>
+        </w:pBdr>
+        <w:ind w:leftChars="0"/>
+      </w:pPr>
+    </w:p>
+    <w:p>
+      <w:pPr>
+        <w:numPr>
+          <w:ilvl w:val="0"/>
+          <w:numId w:val="1"/>
+        </w:numPr>
+        <w:pBdr>
+          <w:bottom w:val="single" w:color="auto" w:sz="4" w:space="0"/>
+        </w:pBdr>
+        <w:ind w:left="0" w:leftChars="0" w:firstLine="0" w:firstLineChars="0"/>
+        <w:rPr>
+          <w:rFonts w:hint="default"/>
+          <w:lang w:val="en-US"/>
+        </w:rPr>
+      </w:pPr>
+      <w:r>
+        <w:rPr>
+          <w:rFonts w:hint="default"/>
+          <w:lang w:val="en-US"/>
+        </w:rPr>
+        <w:t>Operate independently of</w:t>
+      </w:r>
+    </w:p>
+    <w:p>
+      <w:pPr>
+        <w:numPr>
+          <w:numId w:val="0"/>
+        </w:numPr>
+        <w:pBdr>
+          <w:bottom w:val="single" w:color="auto" w:sz="4" w:space="0"/>
+        </w:pBdr>
+        <w:rPr>
+          <w:rFonts w:hint="default"/>
+          <w:lang w:val="en-US"/>
+        </w:rPr>
+      </w:pPr>
+    </w:p>
+    <w:p>
+      <w:pPr>
+        <w:numPr>
+          <w:ilvl w:val="0"/>
+          <w:numId w:val="1"/>
+        </w:numPr>
+        <w:pBdr>
+          <w:bottom w:val="single" w:color="auto" w:sz="4" w:space="0"/>
+        </w:pBdr>
+        <w:ind w:left="0" w:leftChars="0" w:firstLine="0" w:firstLineChars="0"/>
+        <w:rPr>
+          <w:rFonts w:hint="default"/>
+          <w:lang w:val="en-US"/>
+        </w:rPr>
+      </w:pPr>
+      <w:r>
+        <w:rPr>
+          <w:rFonts w:hint="default"/>
+          <w:lang w:val="en-US"/>
+        </w:rPr>
+        <w:t>Became/grow + adj</w:t>
+      </w:r>
+      <w:r>
+        <w:rPr>
+          <w:rFonts w:hint="default"/>
+          <w:lang w:val="en-US"/>
+        </w:rPr>
+        <w:tab/>
+        <w:t/>
+      </w:r>
+      <w:r>
+        <w:rPr>
+          <w:rFonts w:hint="default"/>
+          <w:lang w:val="en-US"/>
+        </w:rPr>
+        <w:tab/>
+        <w:t/>
+      </w:r>
+      <w:r>
+        <w:rPr>
+          <w:rFonts w:hint="default"/>
+          <w:lang w:val="en-US"/>
+        </w:rPr>
+        <w:tab/>
+        <w:t/>
+      </w:r>
+      <w:r>
+        <w:rPr>
+          <w:rFonts w:hint="default"/>
+          <w:lang w:val="en-US"/>
+        </w:rPr>
+        <w:tab/>
+        <w:t>- dần dần 1 việc gì đó</w:t>
+      </w:r>
+    </w:p>
+    <w:p>
+      <w:pPr>
+        <w:numPr>
+          <w:numId w:val="0"/>
+        </w:numPr>
+        <w:pBdr>
+          <w:bottom w:val="single" w:color="auto" w:sz="4" w:space="0"/>
+        </w:pBdr>
+        <w:rPr>
+          <w:rFonts w:hint="default"/>
+          <w:lang w:val="en-US"/>
+        </w:rPr>
+      </w:pPr>
+    </w:p>
+    <w:p>
+      <w:pPr>
+        <w:numPr>
+          <w:ilvl w:val="0"/>
+          <w:numId w:val="1"/>
+        </w:numPr>
+        <w:pBdr>
+          <w:bottom w:val="single" w:color="auto" w:sz="4" w:space="0"/>
+        </w:pBdr>
+        <w:ind w:left="0" w:leftChars="0" w:firstLine="0" w:firstLineChars="0"/>
+        <w:rPr>
+          <w:rFonts w:hint="default"/>
+          <w:lang w:val="en-US"/>
+        </w:rPr>
+      </w:pPr>
+      <w:r>
+        <w:rPr>
+          <w:rFonts w:hint="default"/>
+          <w:lang w:val="en-US"/>
+        </w:rPr>
+        <w:t>Delighted # delightful</w:t>
+      </w:r>
+    </w:p>
+    <w:p>
+      <w:pPr>
+        <w:numPr>
+          <w:numId w:val="0"/>
+        </w:numPr>
+        <w:pBdr>
+          <w:bottom w:val="none" w:color="auto" w:sz="0" w:space="0"/>
+        </w:pBdr>
+        <w:rPr>
+          <w:rFonts w:hint="default"/>
+          <w:lang w:val="en-US"/>
+        </w:rPr>
+      </w:pPr>
+    </w:p>
+    <w:p>
+      <w:pPr>
+        <w:numPr>
+          <w:ilvl w:val="0"/>
+          <w:numId w:val="2"/>
+        </w:numPr>
+        <w:pBdr>
+          <w:bottom w:val="single" w:color="auto" w:sz="4" w:space="0"/>
+        </w:pBdr>
+        <w:rPr>
+          <w:rFonts w:hint="default"/>
+          <w:lang w:val="en-US"/>
+        </w:rPr>
+      </w:pPr>
+      <w:r>
+        <w:rPr>
+          <w:rFonts w:hint="default"/>
+          <w:lang w:val="en-US"/>
+        </w:rPr>
+        <w:t>Heavy vehicle</w:t>
+      </w:r>
+      <w:r>
+        <w:rPr>
+          <w:rFonts w:hint="default"/>
+          <w:lang w:val="en-US"/>
+        </w:rPr>
+        <w:tab/>
+        <w:t/>
+      </w:r>
+      <w:r>
+        <w:rPr>
+          <w:rFonts w:hint="default"/>
+          <w:lang w:val="en-US"/>
+        </w:rPr>
+        <w:tab/>
+        <w:t/>
+      </w:r>
+      <w:r>
+        <w:rPr>
+          <w:rFonts w:hint="default"/>
+          <w:lang w:val="en-US"/>
+        </w:rPr>
+        <w:tab/>
+        <w:t/>
+      </w:r>
+      <w:r>
+        <w:rPr>
+          <w:rFonts w:hint="default"/>
+          <w:lang w:val="en-US"/>
+        </w:rPr>
+        <w:tab/>
+        <w:t/>
+      </w:r>
+      <w:r>
+        <w:rPr>
+          <w:rFonts w:hint="default"/>
+          <w:lang w:val="en-US"/>
+        </w:rPr>
+        <w:tab/>
+        <w:t>- xe tải trọng lớn</w:t>
+      </w:r>
+    </w:p>
+    <w:p>
+      <w:pPr>
+        <w:numPr>
+          <w:numId w:val="0"/>
+        </w:numPr>
+        <w:pBdr>
+          <w:bottom w:val="single" w:color="auto" w:sz="4" w:space="0"/>
+        </w:pBdr>
+        <w:rPr>
+          <w:rFonts w:hint="default"/>
+          <w:lang w:val="en-US"/>
+        </w:rPr>
+      </w:pPr>
+    </w:p>
+    <w:p>
+      <w:pPr>
+        <w:numPr>
+          <w:ilvl w:val="0"/>
+          <w:numId w:val="2"/>
+        </w:numPr>
+        <w:pBdr>
+          <w:bottom w:val="single" w:color="auto" w:sz="4" w:space="0"/>
+        </w:pBdr>
+        <w:rPr>
+          <w:rFonts w:hint="default"/>
+          <w:lang w:val="en-US"/>
+        </w:rPr>
+      </w:pPr>
+      <w:r>
+        <w:rPr>
+          <w:rFonts w:hint="default"/>
+          <w:lang w:val="en-US"/>
+        </w:rPr>
+        <w:t xml:space="preserve">A solution </w:t>
+      </w:r>
+      <w:r>
+        <w:rPr>
+          <w:rFonts w:hint="default"/>
+          <w:color w:val="FF0000"/>
+          <w:lang w:val="en-US"/>
+        </w:rPr>
+        <w:t xml:space="preserve">to </w:t>
+      </w:r>
+      <w:r>
+        <w:rPr>
+          <w:rFonts w:hint="default"/>
+          <w:lang w:val="en-US"/>
+        </w:rPr>
+        <w:t>a problem</w:t>
+      </w:r>
+    </w:p>
+    <w:p>
+      <w:pPr>
+        <w:numPr>
+          <w:numId w:val="0"/>
+        </w:numPr>
+        <w:pBdr>
+          <w:bottom w:val="single" w:color="auto" w:sz="4" w:space="0"/>
+        </w:pBdr>
+        <w:rPr>
+          <w:rFonts w:hint="default"/>
+          <w:lang w:val="en-US"/>
+        </w:rPr>
+      </w:pPr>
+    </w:p>
+    <w:p>
+      <w:pPr>
+        <w:numPr>
+          <w:ilvl w:val="0"/>
+          <w:numId w:val="2"/>
+        </w:numPr>
+        <w:pBdr>
+          <w:bottom w:val="single" w:color="auto" w:sz="4" w:space="0"/>
+        </w:pBdr>
+        <w:rPr>
+          <w:rFonts w:hint="default"/>
+          <w:lang w:val="en-US"/>
+        </w:rPr>
+      </w:pPr>
+      <w:r>
+        <w:rPr>
+          <w:rFonts w:hint="default"/>
+          <w:lang w:val="en-US"/>
+        </w:rPr>
+        <w:t>đến mức nào</w:t>
+      </w:r>
+      <w:r>
+        <w:rPr>
+          <w:rFonts w:hint="default"/>
+          <w:lang w:val="en-US"/>
+        </w:rPr>
+        <w:tab/>
+        <w:t/>
+      </w:r>
+      <w:r>
+        <w:rPr>
+          <w:rFonts w:hint="default"/>
+          <w:lang w:val="en-US"/>
+        </w:rPr>
+        <w:tab/>
+        <w:t/>
+      </w:r>
+      <w:r>
+        <w:rPr>
+          <w:rFonts w:hint="default"/>
+          <w:lang w:val="en-US"/>
+        </w:rPr>
+        <w:tab/>
+        <w:t/>
+      </w:r>
+      <w:r>
+        <w:rPr>
+          <w:rFonts w:hint="default"/>
+          <w:lang w:val="en-US"/>
+        </w:rPr>
+        <w:tab/>
+      </w:r>
+    </w:p>
+    <w:p>
+      <w:pPr>
+        <w:numPr>
+          <w:numId w:val="0"/>
+        </w:numPr>
+        <w:pBdr>
+          <w:bottom w:val="single" w:color="auto" w:sz="4" w:space="0"/>
+        </w:pBdr>
+      </w:pPr>
+      <w:r>
+        <w:drawing>
+          <wp:inline distT="0" distB="0" distL="114300" distR="114300">
+            <wp:extent cx="2689860" cy="281940"/>
+            <wp:effectExtent l="0" t="0" r="7620" b="7620"/>
+            <wp:docPr id="47" name="Picture 47"/>
+            <wp:cNvGraphicFramePr>
+              <a:graphicFrameLocks xmlns:a="http://schemas.openxmlformats.org/drawingml/2006/main" noChangeAspect="1"/>
+            </wp:cNvGraphicFramePr>
+            <a:graphic xmlns:a="http://schemas.openxmlformats.org/drawingml/2006/main">
+              <a:graphicData uri="http://schemas.openxmlformats.org/drawingml/2006/picture">
+                <pic:pic xmlns:pic="http://schemas.openxmlformats.org/drawingml/2006/picture">
+                  <pic:nvPicPr>
+                    <pic:cNvPr id="47" name="Picture 47"/>
+                    <pic:cNvPicPr>
+                      <a:picLocks noChangeAspect="1"/>
+                    </pic:cNvPicPr>
+                  </pic:nvPicPr>
+                  <pic:blipFill>
+                    <a:blip r:embed="rId49"/>
+                    <a:stretch>
+                      <a:fillRect/>
+                    </a:stretch>
+                  </pic:blipFill>
+                  <pic:spPr>
+                    <a:xfrm>
+                      <a:off x="0" y="0"/>
+                      <a:ext cx="2689860" cy="281940"/>
+                    </a:xfrm>
+                    <a:prstGeom prst="rect">
+                      <a:avLst/>
+                    </a:prstGeom>
+                    <a:noFill/>
+                    <a:ln>
+                      <a:noFill/>
+                    </a:ln>
+                  </pic:spPr>
+                </pic:pic>
+              </a:graphicData>
+            </a:graphic>
+          </wp:inline>
+        </w:drawing>
+      </w:r>
+    </w:p>
+    <w:p>
+      <w:pPr>
+        <w:numPr>
+          <w:numId w:val="0"/>
+        </w:numPr>
+        <w:pBdr>
+          <w:bottom w:val="single" w:color="auto" w:sz="4" w:space="0"/>
+        </w:pBdr>
+        <w:rPr>
+          <w:rFonts w:hint="default"/>
+          <w:lang w:val="en-US"/>
+        </w:rPr>
+      </w:pPr>
+    </w:p>
+    <w:p>
+      <w:pPr>
+        <w:numPr>
+          <w:ilvl w:val="0"/>
+          <w:numId w:val="2"/>
+        </w:numPr>
+        <w:pBdr>
+          <w:bottom w:val="single" w:color="auto" w:sz="4" w:space="0"/>
+        </w:pBdr>
+        <w:rPr>
+          <w:rFonts w:hint="default"/>
+          <w:lang w:val="en-US"/>
+        </w:rPr>
+      </w:pPr>
+      <w:r>
+        <w:rPr>
+          <w:rFonts w:hint="default"/>
+          <w:lang w:val="en-US"/>
+        </w:rPr>
+        <w:t>Do my best work</w:t>
+      </w:r>
+    </w:p>
+    <w:p>
+      <w:pPr>
+        <w:numPr>
+          <w:numId w:val="0"/>
+        </w:numPr>
+        <w:pBdr>
+          <w:bottom w:val="single" w:color="auto" w:sz="4" w:space="0"/>
+        </w:pBdr>
+        <w:rPr>
+          <w:rFonts w:hint="default"/>
+          <w:lang w:val="en-US"/>
+        </w:rPr>
+      </w:pPr>
+    </w:p>
+    <w:p>
+      <w:pPr>
+        <w:numPr>
+          <w:ilvl w:val="0"/>
+          <w:numId w:val="2"/>
+        </w:numPr>
+        <w:pBdr>
+          <w:bottom w:val="single" w:color="auto" w:sz="4" w:space="0"/>
+        </w:pBdr>
+        <w:ind w:left="0" w:leftChars="0" w:firstLine="0" w:firstLineChars="0"/>
+        <w:rPr>
+          <w:rFonts w:hint="default"/>
+          <w:lang w:val="en-US"/>
+        </w:rPr>
+      </w:pPr>
+    </w:p>
+    <w:p>
+      <w:pPr>
+        <w:numPr>
+          <w:numId w:val="0"/>
+        </w:numPr>
+        <w:pBdr>
+          <w:bottom w:val="single" w:color="auto" w:sz="4" w:space="0"/>
+        </w:pBdr>
+        <w:ind w:leftChars="0"/>
+      </w:pPr>
     </w:p>
     <w:p>
       <w:pPr>
@@ -5788,8 +7727,6 @@
           <w:rFonts w:hint="default"/>
         </w:rPr>
       </w:pPr>
-      <w:bookmarkStart w:id="0" w:name="_GoBack"/>
-      <w:bookmarkEnd w:id="0"/>
     </w:p>
     <w:p>
       <w:pPr>
@@ -6784,7 +8721,7 @@
                     </pic:cNvPicPr>
                   </pic:nvPicPr>
                   <pic:blipFill>
-                    <a:blip r:embed="rId37"/>
+                    <a:blip r:embed="rId50"/>
                     <a:stretch>
                       <a:fillRect/>
                     </a:stretch>
@@ -7323,500 +9260,15 @@
     <w:p>
       <w:pPr>
         <w:numPr>
-          <w:ilvl w:val="0"/>
-          <w:numId w:val="2"/>
-        </w:numPr>
-        <w:rPr>
-          <w:rFonts w:hint="default"/>
-          <w:lang w:val="en-US"/>
-        </w:rPr>
-      </w:pPr>
-      <w:r>
-        <w:rPr>
-          <w:rFonts w:hint="default"/>
-          <w:lang w:val="en-US"/>
-        </w:rPr>
-        <w:t>Wreckage</w:t>
-      </w:r>
-    </w:p>
-    <w:p>
-      <w:pPr>
-        <w:numPr>
-          <w:ilvl w:val="0"/>
-          <w:numId w:val="2"/>
-        </w:numPr>
-        <w:rPr>
-          <w:rFonts w:hint="default"/>
-          <w:lang w:val="en-US"/>
-        </w:rPr>
-      </w:pPr>
-      <w:r>
-        <w:rPr>
-          <w:rFonts w:hint="default"/>
-          <w:lang w:val="en-US"/>
-        </w:rPr>
-        <w:t>Abdomen</w:t>
-      </w:r>
-      <w:r>
-        <w:rPr>
-          <w:rFonts w:hint="default"/>
-          <w:lang w:val="en-US"/>
-        </w:rPr>
-        <w:tab/>
-        <w:t/>
-      </w:r>
-      <w:r>
-        <w:rPr>
-          <w:rFonts w:hint="default"/>
-          <w:lang w:val="en-US"/>
-        </w:rPr>
-        <w:tab/>
-        <w:t>- Abdominal</w:t>
-      </w:r>
-    </w:p>
-    <w:p>
-      <w:pPr>
-        <w:numPr>
-          <w:ilvl w:val="0"/>
-          <w:numId w:val="2"/>
-        </w:numPr>
-        <w:rPr>
-          <w:rFonts w:hint="default"/>
-          <w:lang w:val="en-US"/>
-        </w:rPr>
-      </w:pPr>
-      <w:r>
-        <w:rPr>
-          <w:rFonts w:hint="default"/>
-          <w:lang w:val="en-US"/>
-        </w:rPr>
-        <w:t>Alternate</w:t>
-      </w:r>
-    </w:p>
-    <w:p>
-      <w:pPr>
-        <w:numPr>
-          <w:ilvl w:val="0"/>
-          <w:numId w:val="2"/>
-        </w:numPr>
-        <w:rPr>
-          <w:rFonts w:hint="default"/>
-          <w:lang w:val="en-US"/>
-        </w:rPr>
-      </w:pPr>
-      <w:r>
-        <w:rPr>
-          <w:rFonts w:hint="default"/>
-          <w:lang w:val="en-US"/>
-        </w:rPr>
-        <w:t>Apparatus</w:t>
-      </w:r>
-    </w:p>
-    <w:p>
-      <w:pPr>
-        <w:numPr>
-          <w:ilvl w:val="0"/>
-          <w:numId w:val="2"/>
-        </w:numPr>
-        <w:rPr>
-          <w:rFonts w:hint="default"/>
-          <w:lang w:val="en-US"/>
-        </w:rPr>
-      </w:pPr>
-      <w:r>
-        <w:rPr>
-          <w:rFonts w:hint="default"/>
-          <w:lang w:val="en-US"/>
-        </w:rPr>
-        <w:t>Apt</w:t>
-      </w:r>
-    </w:p>
-    <w:p>
-      <w:pPr>
-        <w:numPr>
-          <w:ilvl w:val="0"/>
-          <w:numId w:val="2"/>
-        </w:numPr>
-        <w:rPr>
-          <w:rFonts w:hint="default"/>
-          <w:lang w:val="en-US"/>
-        </w:rPr>
-      </w:pPr>
-      <w:r>
-        <w:rPr>
-          <w:rFonts w:hint="default"/>
-          <w:lang w:val="en-US"/>
-        </w:rPr>
-        <w:t>Briskly</w:t>
-      </w:r>
-    </w:p>
-    <w:p>
-      <w:pPr>
-        <w:numPr>
-          <w:ilvl w:val="0"/>
-          <w:numId w:val="2"/>
-        </w:numPr>
-        <w:rPr>
-          <w:rFonts w:hint="default"/>
-          <w:lang w:val="en-US"/>
-        </w:rPr>
-      </w:pPr>
-      <w:r>
-        <w:rPr>
-          <w:rFonts w:hint="default"/>
-          <w:lang w:val="en-US"/>
-        </w:rPr>
-        <w:t>Controversial</w:t>
-      </w:r>
-    </w:p>
-    <w:p>
-      <w:pPr>
-        <w:numPr>
-          <w:ilvl w:val="0"/>
-          <w:numId w:val="2"/>
-        </w:numPr>
-        <w:rPr>
-          <w:rFonts w:hint="default"/>
-          <w:lang w:val="en-US"/>
-        </w:rPr>
-      </w:pPr>
-      <w:r>
-        <w:rPr>
-          <w:rFonts w:hint="default"/>
-          <w:lang w:val="en-US"/>
-        </w:rPr>
-        <w:t>Curb</w:t>
-      </w:r>
-    </w:p>
-    <w:p>
-      <w:pPr>
-        <w:numPr>
-          <w:ilvl w:val="0"/>
-          <w:numId w:val="2"/>
-        </w:numPr>
-        <w:rPr>
-          <w:rFonts w:hint="default"/>
-          <w:lang w:val="en-US"/>
-        </w:rPr>
-      </w:pPr>
-      <w:r>
-        <w:rPr>
-          <w:rFonts w:hint="default"/>
-          <w:lang w:val="en-US"/>
-        </w:rPr>
-        <w:t>Debilitating</w:t>
-      </w:r>
-    </w:p>
-    <w:p>
-      <w:pPr>
-        <w:numPr>
-          <w:ilvl w:val="0"/>
-          <w:numId w:val="2"/>
-        </w:numPr>
-        <w:rPr>
-          <w:rFonts w:hint="default"/>
-          <w:lang w:val="en-US"/>
-        </w:rPr>
-      </w:pPr>
-      <w:r>
-        <w:rPr>
-          <w:rFonts w:hint="default"/>
-          <w:lang w:val="en-US"/>
-        </w:rPr>
-        <w:t>Stroke</w:t>
-      </w:r>
-    </w:p>
-    <w:p>
-      <w:pPr>
-        <w:numPr>
-          <w:ilvl w:val="0"/>
-          <w:numId w:val="2"/>
-        </w:numPr>
-        <w:rPr>
-          <w:rFonts w:hint="default"/>
-          <w:lang w:val="en-US"/>
-        </w:rPr>
-      </w:pPr>
-      <w:r>
-        <w:rPr>
-          <w:rFonts w:hint="default"/>
-          <w:lang w:val="en-US"/>
-        </w:rPr>
-        <w:t>Insomnia</w:t>
-      </w:r>
-    </w:p>
-    <w:p>
-      <w:pPr>
-        <w:numPr>
-          <w:ilvl w:val="0"/>
-          <w:numId w:val="2"/>
-        </w:numPr>
-        <w:rPr>
-          <w:rFonts w:hint="default"/>
-          <w:lang w:val="en-US"/>
-        </w:rPr>
-      </w:pPr>
-      <w:r>
-        <w:rPr>
-          <w:rFonts w:hint="default"/>
-          <w:lang w:val="en-US"/>
-        </w:rPr>
-        <w:t>Lean</w:t>
-      </w:r>
-    </w:p>
-    <w:p>
-      <w:pPr>
-        <w:numPr>
-          <w:ilvl w:val="0"/>
-          <w:numId w:val="2"/>
-        </w:numPr>
-        <w:rPr>
-          <w:rFonts w:hint="default"/>
-          <w:lang w:val="en-US"/>
-        </w:rPr>
-      </w:pPr>
-      <w:r>
-        <w:rPr>
-          <w:rFonts w:hint="default"/>
-          <w:lang w:val="en-US"/>
-        </w:rPr>
-        <w:t>Marital</w:t>
-      </w:r>
-    </w:p>
-    <w:p>
-      <w:pPr>
-        <w:numPr>
-          <w:ilvl w:val="0"/>
-          <w:numId w:val="2"/>
-        </w:numPr>
-        <w:rPr>
-          <w:rFonts w:hint="default"/>
-          <w:lang w:val="en-US"/>
-        </w:rPr>
-      </w:pPr>
-      <w:r>
-        <w:rPr>
-          <w:rFonts w:hint="default"/>
-          <w:lang w:val="en-US"/>
-        </w:rPr>
-        <w:t>Onset</w:t>
-      </w:r>
-    </w:p>
-    <w:p>
-      <w:pPr>
-        <w:numPr>
-          <w:ilvl w:val="0"/>
-          <w:numId w:val="2"/>
-        </w:numPr>
-        <w:rPr>
-          <w:rFonts w:hint="default"/>
-          <w:lang w:val="en-US"/>
-        </w:rPr>
-      </w:pPr>
-      <w:r>
-        <w:rPr>
-          <w:rFonts w:hint="default"/>
-          <w:lang w:val="en-US"/>
-        </w:rPr>
-        <w:t>Predisposition</w:t>
-      </w:r>
-    </w:p>
-    <w:p>
-      <w:pPr>
-        <w:numPr>
-          <w:ilvl w:val="0"/>
-          <w:numId w:val="2"/>
-        </w:numPr>
-        <w:rPr>
-          <w:rFonts w:hint="default"/>
-          <w:lang w:val="en-US"/>
-        </w:rPr>
-      </w:pPr>
-      <w:r>
-        <w:rPr>
-          <w:rFonts w:hint="default"/>
-          <w:lang w:val="en-US"/>
-        </w:rPr>
-        <w:t>Suicide</w:t>
-      </w:r>
-      <w:r>
-        <w:rPr>
-          <w:rFonts w:hint="default"/>
-          <w:lang w:val="en-US"/>
-        </w:rPr>
-        <w:tab/>
-        <w:t/>
-      </w:r>
-      <w:r>
-        <w:rPr>
-          <w:rFonts w:hint="default"/>
-          <w:lang w:val="en-US"/>
-        </w:rPr>
-        <w:tab/>
-        <w:t/>
-      </w:r>
-      <w:r>
-        <w:rPr>
-          <w:rFonts w:hint="default"/>
-          <w:lang w:val="en-US"/>
-        </w:rPr>
-        <w:tab/>
-        <w:t>- suicidal</w:t>
-      </w:r>
-      <w:r>
-        <w:rPr>
-          <w:rFonts w:hint="default"/>
-          <w:lang w:val="en-US"/>
-        </w:rPr>
-        <w:tab/>
-      </w:r>
-    </w:p>
-    <w:p>
-      <w:pPr>
-        <w:numPr>
-          <w:ilvl w:val="0"/>
-          <w:numId w:val="2"/>
-        </w:numPr>
-        <w:rPr>
-          <w:rFonts w:hint="default"/>
-          <w:lang w:val="en-US"/>
-        </w:rPr>
-      </w:pPr>
-      <w:r>
-        <w:rPr>
-          <w:rFonts w:hint="default"/>
-          <w:lang w:val="en-US"/>
-        </w:rPr>
-        <w:t>Tempt</w:t>
-      </w:r>
-      <w:r>
-        <w:rPr>
-          <w:rFonts w:hint="default"/>
-          <w:lang w:val="en-US"/>
-        </w:rPr>
-        <w:tab/>
-        <w:t/>
-      </w:r>
-      <w:r>
-        <w:rPr>
-          <w:rFonts w:hint="default"/>
-          <w:lang w:val="en-US"/>
-        </w:rPr>
-        <w:tab/>
-        <w:t/>
-      </w:r>
-      <w:r>
-        <w:rPr>
-          <w:rFonts w:hint="default"/>
-          <w:lang w:val="en-US"/>
-        </w:rPr>
-        <w:tab/>
-        <w:t>- temptation</w:t>
-      </w:r>
-    </w:p>
-    <w:p>
-      <w:pPr>
-        <w:numPr>
-          <w:ilvl w:val="0"/>
-          <w:numId w:val="2"/>
-        </w:numPr>
-        <w:rPr>
-          <w:rFonts w:hint="default"/>
-          <w:lang w:val="en-US"/>
-        </w:rPr>
-      </w:pPr>
-      <w:r>
-        <w:rPr>
-          <w:rFonts w:hint="default"/>
-          <w:lang w:val="en-US"/>
-        </w:rPr>
-        <w:t>Transplant</w:t>
-      </w:r>
-    </w:p>
-    <w:p>
-      <w:pPr>
-        <w:numPr>
-          <w:ilvl w:val="0"/>
-          <w:numId w:val="2"/>
-        </w:numPr>
-        <w:rPr>
-          <w:rFonts w:hint="default"/>
-          <w:lang w:val="en-US"/>
-        </w:rPr>
-      </w:pPr>
-      <w:r>
-        <w:rPr>
-          <w:rFonts w:hint="default"/>
-          <w:lang w:val="en-US"/>
-        </w:rPr>
-        <w:t>Pat</w:t>
-      </w:r>
-    </w:p>
-    <w:p>
-      <w:pPr>
-        <w:numPr>
-          <w:ilvl w:val="0"/>
-          <w:numId w:val="2"/>
-        </w:numPr>
-        <w:rPr>
-          <w:rFonts w:hint="default"/>
-          <w:lang w:val="en-US"/>
-        </w:rPr>
-      </w:pPr>
-      <w:r>
-        <w:rPr>
-          <w:rFonts w:hint="default"/>
-          <w:lang w:val="en-US"/>
-        </w:rPr>
-        <w:t>Rub</w:t>
-      </w:r>
-    </w:p>
-    <w:p>
-      <w:pPr>
-        <w:numPr>
-          <w:numId w:val="0"/>
-        </w:numPr>
-        <w:rPr>
-          <w:rFonts w:hint="default"/>
-          <w:lang w:val="en-US"/>
-        </w:rPr>
-      </w:pPr>
-    </w:p>
-    <w:p>
-      <w:pPr>
-        <w:numPr>
-          <w:numId w:val="0"/>
-        </w:numPr>
-        <w:pBdr>
-          <w:bottom w:val="single" w:color="auto" w:sz="4" w:space="0"/>
-        </w:pBdr>
-        <w:rPr>
-          <w:rFonts w:hint="default"/>
-          <w:lang w:val="en-US"/>
-        </w:rPr>
-      </w:pPr>
-    </w:p>
-    <w:p>
-      <w:pPr>
-        <w:numPr>
-          <w:numId w:val="0"/>
-        </w:numPr>
-        <w:rPr>
-          <w:rFonts w:hint="default"/>
-          <w:lang w:val="en-US"/>
-        </w:rPr>
-      </w:pPr>
-    </w:p>
-    <w:p>
-      <w:pPr>
-        <w:numPr>
-          <w:numId w:val="0"/>
-        </w:numPr>
-        <w:rPr>
-          <w:rFonts w:hint="default"/>
-          <w:lang w:val="en-US"/>
-        </w:rPr>
-      </w:pPr>
+          <w:numId w:val="0"/>
+        </w:numPr>
+        <w:rPr>
+          <w:rFonts w:hint="default"/>
+          <w:lang w:val="en-US"/>
+        </w:rPr>
+      </w:pPr>
+      <w:bookmarkStart w:id="0" w:name="_GoBack"/>
+      <w:bookmarkEnd w:id="0"/>
     </w:p>
     <w:p>
       <w:pPr>
@@ -8098,9 +9550,9 @@
     </w:lvl>
   </w:abstractNum>
   <w:abstractNum w:abstractNumId="2">
-    <w:nsid w:val="E4CF6FC8"/>
+    <w:nsid w:val="F17C3FE2"/>
     <w:multiLevelType w:val="singleLevel"/>
-    <w:tmpl w:val="E4CF6FC8"/>
+    <w:tmpl w:val="F17C3FE2"/>
     <w:lvl w:ilvl="0" w:tentative="0">
       <w:start w:val="1"/>
       <w:numFmt w:val="decimal"/>

--- a/Vocab_3.docx
+++ b/Vocab_3.docx
@@ -32,7 +32,6 @@
           <w:lang w:val="en-US"/>
         </w:rPr>
         <w:tab/>
-        <w:t/>
       </w:r>
       <w:r>
         <w:rPr>
@@ -42,7 +41,6 @@
           <w:lang w:val="en-US"/>
         </w:rPr>
         <w:tab/>
-        <w:t/>
       </w:r>
       <w:r>
         <w:rPr>
@@ -52,7 +50,6 @@
           <w:lang w:val="en-US"/>
         </w:rPr>
         <w:tab/>
-        <w:t/>
       </w:r>
       <w:r>
         <w:rPr>
@@ -62,7 +59,6 @@
           <w:lang w:val="en-US"/>
         </w:rPr>
         <w:tab/>
-        <w:t/>
       </w:r>
       <w:r>
         <w:rPr>
@@ -72,7 +68,6 @@
           <w:lang w:val="en-US"/>
         </w:rPr>
         <w:tab/>
-        <w:t/>
       </w:r>
       <w:r>
         <w:rPr>
@@ -82,6 +77,14 @@
           <w:lang w:val="en-US"/>
         </w:rPr>
         <w:tab/>
+      </w:r>
+      <w:r>
+        <w:rPr>
+          <w:rFonts w:hint="default" w:ascii="Times New Roman" w:hAnsi="Times New Roman" w:cs="Times New Roman"/>
+          <w:sz w:val="20"/>
+          <w:szCs w:val="20"/>
+          <w:lang w:val="en-US"/>
+        </w:rPr>
         <w:t>- món khai vị</w:t>
       </w:r>
     </w:p>
@@ -144,7 +147,6 @@
           <w:lang w:val="en-US"/>
         </w:rPr>
         <w:tab/>
-        <w:t/>
       </w:r>
       <w:r>
         <w:rPr>
@@ -154,7 +156,6 @@
           <w:lang w:val="en-US"/>
         </w:rPr>
         <w:tab/>
-        <w:t/>
       </w:r>
       <w:r>
         <w:rPr>
@@ -164,7 +165,6 @@
           <w:lang w:val="en-US"/>
         </w:rPr>
         <w:tab/>
-        <w:t/>
       </w:r>
       <w:r>
         <w:rPr>
@@ -174,7 +174,6 @@
           <w:lang w:val="en-US"/>
         </w:rPr>
         <w:tab/>
-        <w:t/>
       </w:r>
       <w:r>
         <w:rPr>
@@ -184,26 +183,35 @@
           <w:lang w:val="en-US"/>
         </w:rPr>
         <w:tab/>
-        <w:t>- tráng miệng</w:t>
-      </w:r>
-    </w:p>
-    <w:p>
-      <w:pPr>
-        <w:numPr>
-          <w:ilvl w:val="0"/>
-          <w:numId w:val="1"/>
-        </w:numPr>
+      </w:r>
+      <w:r>
         <w:rPr>
           <w:rFonts w:hint="default" w:ascii="Times New Roman" w:hAnsi="Times New Roman" w:cs="Times New Roman"/>
           <w:sz w:val="20"/>
           <w:szCs w:val="20"/>
           <w:lang w:val="en-US"/>
         </w:rPr>
-      </w:pPr>
-    </w:p>
-    <w:p>
-      <w:pPr>
-        <w:numPr>
+        <w:t>- tráng miệng</w:t>
+      </w:r>
+    </w:p>
+    <w:p>
+      <w:pPr>
+        <w:numPr>
+          <w:ilvl w:val="0"/>
+          <w:numId w:val="1"/>
+        </w:numPr>
+        <w:rPr>
+          <w:rFonts w:hint="default" w:ascii="Times New Roman" w:hAnsi="Times New Roman" w:cs="Times New Roman"/>
+          <w:sz w:val="20"/>
+          <w:szCs w:val="20"/>
+          <w:lang w:val="en-US"/>
+        </w:rPr>
+      </w:pPr>
+    </w:p>
+    <w:p>
+      <w:pPr>
+        <w:numPr>
+          <w:ilvl w:val="0"/>
           <w:numId w:val="0"/>
         </w:numPr>
       </w:pPr>
@@ -254,6 +262,7 @@
     <w:p>
       <w:pPr>
         <w:numPr>
+          <w:ilvl w:val="0"/>
           <w:numId w:val="0"/>
         </w:numPr>
       </w:pPr>
@@ -281,6 +290,7 @@
     <w:p>
       <w:pPr>
         <w:numPr>
+          <w:ilvl w:val="0"/>
           <w:numId w:val="0"/>
         </w:numPr>
         <w:ind w:leftChars="0"/>
@@ -332,6 +342,7 @@
     <w:p>
       <w:pPr>
         <w:numPr>
+          <w:ilvl w:val="0"/>
           <w:numId w:val="0"/>
         </w:numPr>
         <w:ind w:leftChars="0"/>
@@ -375,6 +386,7 @@
     <w:p>
       <w:pPr>
         <w:numPr>
+          <w:ilvl w:val="0"/>
           <w:numId w:val="0"/>
         </w:numPr>
         <w:ind w:leftChars="0" w:firstLine="720" w:firstLineChars="0"/>
@@ -394,6 +406,7 @@
     <w:p>
       <w:pPr>
         <w:numPr>
+          <w:ilvl w:val="0"/>
           <w:numId w:val="0"/>
         </w:numPr>
         <w:ind w:leftChars="0" w:firstLine="720" w:firstLineChars="0"/>
@@ -426,6 +439,7 @@
     <w:p>
       <w:pPr>
         <w:numPr>
+          <w:ilvl w:val="0"/>
           <w:numId w:val="0"/>
         </w:numPr>
         <w:ind w:leftChars="0"/>
@@ -445,6 +459,7 @@
     <w:p>
       <w:pPr>
         <w:numPr>
+          <w:ilvl w:val="0"/>
           <w:numId w:val="0"/>
         </w:numPr>
         <w:ind w:leftChars="0"/>
@@ -464,6 +479,7 @@
     <w:p>
       <w:pPr>
         <w:numPr>
+          <w:ilvl w:val="0"/>
           <w:numId w:val="0"/>
         </w:numPr>
         <w:ind w:leftChars="0"/>
@@ -483,6 +499,7 @@
     <w:p>
       <w:pPr>
         <w:numPr>
+          <w:ilvl w:val="0"/>
           <w:numId w:val="0"/>
         </w:numPr>
         <w:ind w:leftChars="0"/>
@@ -502,6 +519,7 @@
     <w:p>
       <w:pPr>
         <w:numPr>
+          <w:ilvl w:val="0"/>
           <w:numId w:val="0"/>
         </w:numPr>
         <w:ind w:leftChars="0"/>
@@ -521,6 +539,7 @@
     <w:p>
       <w:pPr>
         <w:numPr>
+          <w:ilvl w:val="0"/>
           <w:numId w:val="0"/>
         </w:numPr>
         <w:ind w:leftChars="0"/>
@@ -540,6 +559,7 @@
     <w:p>
       <w:pPr>
         <w:numPr>
+          <w:ilvl w:val="0"/>
           <w:numId w:val="0"/>
         </w:numPr>
         <w:ind w:leftChars="0"/>
@@ -567,6 +587,7 @@
     <w:p>
       <w:pPr>
         <w:numPr>
+          <w:ilvl w:val="0"/>
           <w:numId w:val="0"/>
         </w:numPr>
         <w:ind w:leftChars="0"/>
@@ -594,6 +615,7 @@
     <w:p>
       <w:pPr>
         <w:numPr>
+          <w:ilvl w:val="0"/>
           <w:numId w:val="0"/>
         </w:numPr>
         <w:ind w:leftChars="0"/>
@@ -621,6 +643,7 @@
     <w:p>
       <w:pPr>
         <w:numPr>
+          <w:ilvl w:val="0"/>
           <w:numId w:val="0"/>
         </w:numPr>
         <w:ind w:leftChars="0"/>
@@ -648,6 +671,7 @@
     <w:p>
       <w:pPr>
         <w:numPr>
+          <w:ilvl w:val="0"/>
           <w:numId w:val="0"/>
         </w:numPr>
         <w:ind w:leftChars="0"/>
@@ -667,6 +691,7 @@
     <w:p>
       <w:pPr>
         <w:numPr>
+          <w:ilvl w:val="0"/>
           <w:numId w:val="0"/>
         </w:numPr>
         <w:ind w:leftChars="0"/>
@@ -694,6 +719,7 @@
     <w:p>
       <w:pPr>
         <w:numPr>
+          <w:ilvl w:val="0"/>
           <w:numId w:val="0"/>
         </w:numPr>
         <w:ind w:leftChars="0"/>
@@ -721,6 +747,7 @@
     <w:p>
       <w:pPr>
         <w:numPr>
+          <w:ilvl w:val="0"/>
           <w:numId w:val="0"/>
         </w:numPr>
         <w:ind w:leftChars="0"/>
@@ -740,126 +767,137 @@
     <w:p>
       <w:pPr>
         <w:numPr>
-          <w:numId w:val="0"/>
-        </w:numPr>
-        <w:ind w:leftChars="0"/>
-        <w:rPr>
-          <w:rFonts w:hint="default"/>
-          <w:lang w:val="en-US"/>
-        </w:rPr>
-      </w:pPr>
-    </w:p>
-    <w:p>
-      <w:pPr>
-        <w:numPr>
-          <w:numId w:val="0"/>
-        </w:numPr>
-        <w:ind w:leftChars="0"/>
-        <w:rPr>
-          <w:rFonts w:hint="default"/>
-          <w:lang w:val="en-US"/>
-        </w:rPr>
-      </w:pPr>
-    </w:p>
-    <w:p>
-      <w:pPr>
-        <w:numPr>
-          <w:numId w:val="0"/>
-        </w:numPr>
-        <w:ind w:leftChars="0"/>
-        <w:rPr>
-          <w:rFonts w:hint="default"/>
-          <w:lang w:val="en-US"/>
-        </w:rPr>
-      </w:pPr>
-    </w:p>
-    <w:p>
-      <w:pPr>
-        <w:numPr>
-          <w:numId w:val="0"/>
-        </w:numPr>
-        <w:ind w:leftChars="0"/>
-        <w:rPr>
-          <w:rFonts w:hint="default"/>
-          <w:lang w:val="en-US"/>
-        </w:rPr>
-      </w:pPr>
-    </w:p>
-    <w:p>
-      <w:pPr>
-        <w:numPr>
-          <w:numId w:val="0"/>
-        </w:numPr>
-        <w:ind w:leftChars="0"/>
-        <w:rPr>
-          <w:rFonts w:hint="default"/>
-          <w:lang w:val="en-US"/>
-        </w:rPr>
-      </w:pPr>
-    </w:p>
-    <w:p>
-      <w:pPr>
-        <w:numPr>
-          <w:numId w:val="0"/>
-        </w:numPr>
-        <w:ind w:leftChars="0"/>
-        <w:rPr>
-          <w:rFonts w:hint="default"/>
-          <w:lang w:val="en-US"/>
-        </w:rPr>
-      </w:pPr>
-    </w:p>
-    <w:p>
-      <w:pPr>
-        <w:numPr>
-          <w:numId w:val="0"/>
-        </w:numPr>
-        <w:ind w:leftChars="0"/>
-        <w:rPr>
-          <w:rFonts w:hint="default"/>
-          <w:lang w:val="en-US"/>
-        </w:rPr>
-      </w:pPr>
-    </w:p>
-    <w:p>
-      <w:pPr>
-        <w:numPr>
-          <w:numId w:val="0"/>
-        </w:numPr>
-        <w:ind w:leftChars="0"/>
-        <w:rPr>
-          <w:rFonts w:hint="default"/>
-          <w:lang w:val="en-US"/>
-        </w:rPr>
-      </w:pPr>
-    </w:p>
-    <w:p>
-      <w:pPr>
-        <w:numPr>
-          <w:numId w:val="0"/>
-        </w:numPr>
-        <w:ind w:leftChars="0"/>
-        <w:rPr>
-          <w:rFonts w:hint="default"/>
-          <w:lang w:val="en-US"/>
-        </w:rPr>
-      </w:pPr>
-    </w:p>
-    <w:p>
-      <w:pPr>
-        <w:numPr>
-          <w:numId w:val="0"/>
-        </w:numPr>
-        <w:ind w:leftChars="0"/>
-        <w:rPr>
-          <w:rFonts w:hint="default"/>
-          <w:lang w:val="en-US"/>
-        </w:rPr>
-      </w:pPr>
-    </w:p>
-    <w:p>
-      <w:pPr>
-        <w:numPr>
+          <w:ilvl w:val="0"/>
+          <w:numId w:val="0"/>
+        </w:numPr>
+        <w:ind w:leftChars="0"/>
+        <w:rPr>
+          <w:rFonts w:hint="default"/>
+          <w:lang w:val="en-US"/>
+        </w:rPr>
+      </w:pPr>
+    </w:p>
+    <w:p>
+      <w:pPr>
+        <w:numPr>
+          <w:ilvl w:val="0"/>
+          <w:numId w:val="0"/>
+        </w:numPr>
+        <w:ind w:leftChars="0"/>
+        <w:rPr>
+          <w:rFonts w:hint="default"/>
+          <w:lang w:val="en-US"/>
+        </w:rPr>
+      </w:pPr>
+    </w:p>
+    <w:p>
+      <w:pPr>
+        <w:numPr>
+          <w:ilvl w:val="0"/>
+          <w:numId w:val="0"/>
+        </w:numPr>
+        <w:ind w:leftChars="0"/>
+        <w:rPr>
+          <w:rFonts w:hint="default"/>
+          <w:lang w:val="en-US"/>
+        </w:rPr>
+      </w:pPr>
+    </w:p>
+    <w:p>
+      <w:pPr>
+        <w:numPr>
+          <w:ilvl w:val="0"/>
+          <w:numId w:val="0"/>
+        </w:numPr>
+        <w:ind w:leftChars="0"/>
+        <w:rPr>
+          <w:rFonts w:hint="default"/>
+          <w:lang w:val="en-US"/>
+        </w:rPr>
+      </w:pPr>
+    </w:p>
+    <w:p>
+      <w:pPr>
+        <w:numPr>
+          <w:ilvl w:val="0"/>
+          <w:numId w:val="0"/>
+        </w:numPr>
+        <w:ind w:leftChars="0"/>
+        <w:rPr>
+          <w:rFonts w:hint="default"/>
+          <w:lang w:val="en-US"/>
+        </w:rPr>
+      </w:pPr>
+    </w:p>
+    <w:p>
+      <w:pPr>
+        <w:numPr>
+          <w:ilvl w:val="0"/>
+          <w:numId w:val="0"/>
+        </w:numPr>
+        <w:ind w:leftChars="0"/>
+        <w:rPr>
+          <w:rFonts w:hint="default"/>
+          <w:lang w:val="en-US"/>
+        </w:rPr>
+      </w:pPr>
+    </w:p>
+    <w:p>
+      <w:pPr>
+        <w:numPr>
+          <w:ilvl w:val="0"/>
+          <w:numId w:val="0"/>
+        </w:numPr>
+        <w:ind w:leftChars="0"/>
+        <w:rPr>
+          <w:rFonts w:hint="default"/>
+          <w:lang w:val="en-US"/>
+        </w:rPr>
+      </w:pPr>
+    </w:p>
+    <w:p>
+      <w:pPr>
+        <w:numPr>
+          <w:ilvl w:val="0"/>
+          <w:numId w:val="0"/>
+        </w:numPr>
+        <w:ind w:leftChars="0"/>
+        <w:rPr>
+          <w:rFonts w:hint="default"/>
+          <w:lang w:val="en-US"/>
+        </w:rPr>
+      </w:pPr>
+    </w:p>
+    <w:p>
+      <w:pPr>
+        <w:numPr>
+          <w:ilvl w:val="0"/>
+          <w:numId w:val="0"/>
+        </w:numPr>
+        <w:ind w:leftChars="0"/>
+        <w:rPr>
+          <w:rFonts w:hint="default"/>
+          <w:lang w:val="en-US"/>
+        </w:rPr>
+      </w:pPr>
+    </w:p>
+    <w:p>
+      <w:pPr>
+        <w:numPr>
+          <w:ilvl w:val="0"/>
+          <w:numId w:val="0"/>
+        </w:numPr>
+        <w:ind w:leftChars="0"/>
+        <w:rPr>
+          <w:rFonts w:hint="default"/>
+          <w:lang w:val="en-US"/>
+        </w:rPr>
+      </w:pPr>
+    </w:p>
+    <w:p>
+      <w:pPr>
+        <w:numPr>
+          <w:ilvl w:val="0"/>
           <w:numId w:val="0"/>
         </w:numPr>
         <w:ind w:leftChars="0"/>
@@ -885,6 +923,7 @@
     <w:p>
       <w:pPr>
         <w:numPr>
+          <w:ilvl w:val="0"/>
           <w:numId w:val="0"/>
         </w:numPr>
         <w:ind w:leftChars="0"/>
@@ -936,6 +975,7 @@
     <w:p>
       <w:pPr>
         <w:numPr>
+          <w:ilvl w:val="0"/>
           <w:numId w:val="0"/>
         </w:numPr>
         <w:ind w:leftChars="0"/>
@@ -1028,6 +1068,7 @@
     <w:p>
       <w:pPr>
         <w:numPr>
+          <w:ilvl w:val="0"/>
           <w:numId w:val="0"/>
         </w:numPr>
         <w:rPr>
@@ -1079,6 +1120,7 @@
     <w:p>
       <w:pPr>
         <w:numPr>
+          <w:ilvl w:val="0"/>
           <w:numId w:val="0"/>
         </w:numPr>
         <w:ind w:leftChars="0"/>
@@ -1151,6 +1193,7 @@
     <w:p>
       <w:pPr>
         <w:numPr>
+          <w:ilvl w:val="0"/>
           <w:numId w:val="0"/>
         </w:numPr>
         <w:rPr>
@@ -1222,6 +1265,7 @@
     <w:p>
       <w:pPr>
         <w:numPr>
+          <w:ilvl w:val="0"/>
           <w:numId w:val="0"/>
         </w:numPr>
         <w:rPr>
@@ -1253,6 +1297,7 @@
     <w:p>
       <w:pPr>
         <w:numPr>
+          <w:ilvl w:val="0"/>
           <w:numId w:val="0"/>
         </w:numPr>
         <w:ind w:leftChars="0" w:firstLine="720" w:firstLineChars="0"/>
@@ -1292,6 +1337,7 @@
     <w:p>
       <w:pPr>
         <w:numPr>
+          <w:ilvl w:val="0"/>
           <w:numId w:val="0"/>
         </w:numPr>
         <w:rPr>
@@ -1383,6 +1429,7 @@
     <w:p>
       <w:pPr>
         <w:numPr>
+          <w:ilvl w:val="0"/>
           <w:numId w:val="0"/>
         </w:numPr>
         <w:rPr>
@@ -1474,6 +1521,7 @@
     <w:p>
       <w:pPr>
         <w:numPr>
+          <w:ilvl w:val="0"/>
           <w:numId w:val="0"/>
         </w:numPr>
         <w:pBdr>
@@ -1512,6 +1560,7 @@
     <w:p>
       <w:pPr>
         <w:numPr>
+          <w:ilvl w:val="0"/>
           <w:numId w:val="0"/>
         </w:numPr>
         <w:pBdr>
@@ -1566,6 +1615,7 @@
     <w:p>
       <w:pPr>
         <w:numPr>
+          <w:ilvl w:val="0"/>
           <w:numId w:val="0"/>
         </w:numPr>
         <w:pBdr>
@@ -1608,7 +1658,6 @@
           <w:lang w:val="en-US"/>
         </w:rPr>
         <w:tab/>
-        <w:t/>
       </w:r>
       <w:r>
         <w:rPr>
@@ -1618,7 +1667,6 @@
           <w:lang w:val="en-US"/>
         </w:rPr>
         <w:tab/>
-        <w:t/>
       </w:r>
       <w:r>
         <w:rPr>
@@ -1628,7 +1676,6 @@
           <w:lang w:val="en-US"/>
         </w:rPr>
         <w:tab/>
-        <w:t/>
       </w:r>
       <w:r>
         <w:rPr>
@@ -1638,7 +1685,6 @@
           <w:lang w:val="en-US"/>
         </w:rPr>
         <w:tab/>
-        <w:t/>
       </w:r>
       <w:r>
         <w:rPr>
@@ -1648,6 +1694,14 @@
           <w:lang w:val="en-US"/>
         </w:rPr>
         <w:tab/>
+      </w:r>
+      <w:r>
+        <w:rPr>
+          <w:rFonts w:hint="default" w:ascii="Calibri" w:hAnsi="Calibri" w:cs="Calibri"/>
+          <w:sz w:val="20"/>
+          <w:szCs w:val="20"/>
+          <w:lang w:val="en-US"/>
+        </w:rPr>
         <w:t>- nước lèo</w:t>
       </w:r>
     </w:p>
@@ -1714,7 +1768,6 @@
           <w:lang w:val="en-US"/>
         </w:rPr>
         <w:tab/>
-        <w:t/>
       </w:r>
       <w:r>
         <w:rPr>
@@ -1724,7 +1777,6 @@
           <w:lang w:val="en-US"/>
         </w:rPr>
         <w:tab/>
-        <w:t/>
       </w:r>
       <w:r>
         <w:rPr>
@@ -1734,7 +1786,6 @@
           <w:lang w:val="en-US"/>
         </w:rPr>
         <w:tab/>
-        <w:t/>
       </w:r>
       <w:r>
         <w:rPr>
@@ -1744,6 +1795,14 @@
           <w:lang w:val="en-US"/>
         </w:rPr>
         <w:tab/>
+      </w:r>
+      <w:r>
+        <w:rPr>
+          <w:rFonts w:hint="default" w:ascii="Calibri" w:hAnsi="Calibri" w:cs="Calibri"/>
+          <w:sz w:val="20"/>
+          <w:szCs w:val="20"/>
+          <w:lang w:val="en-US"/>
+        </w:rPr>
         <w:t>- giấm</w:t>
       </w:r>
     </w:p>
@@ -1816,7 +1875,6 @@
           <w:lang w:val="en-US"/>
         </w:rPr>
         <w:tab/>
-        <w:t/>
       </w:r>
       <w:r>
         <w:rPr>
@@ -1832,7 +1890,6 @@
           <w:lang w:val="en-US"/>
         </w:rPr>
         <w:tab/>
-        <w:t/>
       </w:r>
       <w:r>
         <w:rPr>
@@ -1848,7 +1905,6 @@
           <w:lang w:val="en-US"/>
         </w:rPr>
         <w:tab/>
-        <w:t/>
       </w:r>
       <w:r>
         <w:rPr>
@@ -1864,7 +1920,6 @@
           <w:lang w:val="en-US"/>
         </w:rPr>
         <w:tab/>
-        <w:t/>
       </w:r>
       <w:r>
         <w:rPr>
@@ -1880,19 +1935,8 @@
           <w:lang w:val="en-US"/>
         </w:rPr>
         <w:tab/>
-        <w:t>- nhai</w:t>
-      </w:r>
-    </w:p>
-    <w:p>
-      <w:pPr>
-        <w:numPr>
-          <w:ilvl w:val="0"/>
-          <w:numId w:val="1"/>
-        </w:numPr>
-        <w:pBdr>
-          <w:bottom w:val="single" w:color="auto" w:sz="4" w:space="0"/>
-        </w:pBdr>
-        <w:ind w:left="0" w:leftChars="0" w:firstLine="0" w:firstLineChars="0"/>
+      </w:r>
+      <w:r>
         <w:rPr>
           <w:rFonts w:hint="default" w:ascii="Calibri" w:hAnsi="Calibri" w:eastAsia="Lucida Sans Unicode" w:cs="Calibri"/>
           <w:i w:val="0"/>
@@ -1905,8 +1949,19 @@
           <w:shd w:val="clear" w:fill="FFFFFF"/>
           <w:lang w:val="en-US"/>
         </w:rPr>
-      </w:pPr>
-      <w:r>
+        <w:t>- nhai</w:t>
+      </w:r>
+    </w:p>
+    <w:p>
+      <w:pPr>
+        <w:numPr>
+          <w:ilvl w:val="0"/>
+          <w:numId w:val="1"/>
+        </w:numPr>
+        <w:pBdr>
+          <w:bottom w:val="single" w:color="auto" w:sz="4" w:space="0"/>
+        </w:pBdr>
+        <w:ind w:left="0" w:leftChars="0" w:firstLine="0" w:firstLineChars="0"/>
         <w:rPr>
           <w:rFonts w:hint="default" w:ascii="Calibri" w:hAnsi="Calibri" w:eastAsia="Lucida Sans Unicode" w:cs="Calibri"/>
           <w:i w:val="0"/>
@@ -1919,8 +1974,7 @@
           <w:shd w:val="clear" w:fill="FFFFFF"/>
           <w:lang w:val="en-US"/>
         </w:rPr>
-        <w:t>Invasive surgery</w:t>
-      </w:r>
+      </w:pPr>
       <w:r>
         <w:rPr>
           <w:rFonts w:hint="default" w:ascii="Calibri" w:hAnsi="Calibri" w:eastAsia="Lucida Sans Unicode" w:cs="Calibri"/>
@@ -1934,8 +1988,7 @@
           <w:shd w:val="clear" w:fill="FFFFFF"/>
           <w:lang w:val="en-US"/>
         </w:rPr>
-        <w:tab/>
-        <w:t/>
+        <w:t>Invasive surgery</w:t>
       </w:r>
       <w:r>
         <w:rPr>
@@ -1951,7 +2004,6 @@
           <w:lang w:val="en-US"/>
         </w:rPr>
         <w:tab/>
-        <w:t/>
       </w:r>
       <w:r>
         <w:rPr>
@@ -1967,7 +2019,6 @@
           <w:lang w:val="en-US"/>
         </w:rPr>
         <w:tab/>
-        <w:t/>
       </w:r>
       <w:r>
         <w:rPr>
@@ -1983,17 +2034,8 @@
           <w:lang w:val="en-US"/>
         </w:rPr>
         <w:tab/>
-        <w:t>- phẫu thuật xâm lấn</w:t>
-      </w:r>
-    </w:p>
-    <w:p>
-      <w:pPr>
-        <w:numPr>
-          <w:numId w:val="0"/>
-        </w:numPr>
-        <w:pBdr>
-          <w:bottom w:val="single" w:color="auto" w:sz="4" w:space="0"/>
-        </w:pBdr>
+      </w:r>
+      <w:r>
         <w:rPr>
           <w:rFonts w:hint="default" w:ascii="Calibri" w:hAnsi="Calibri" w:eastAsia="Lucida Sans Unicode" w:cs="Calibri"/>
           <w:i w:val="0"/>
@@ -2006,16 +2048,9 @@
           <w:shd w:val="clear" w:fill="FFFFFF"/>
           <w:lang w:val="en-US"/>
         </w:rPr>
-      </w:pPr>
-    </w:p>
-    <w:p>
-      <w:pPr>
-        <w:numPr>
-          <w:numId w:val="0"/>
-        </w:numPr>
-        <w:pBdr>
-          <w:bottom w:val="single" w:color="auto" w:sz="4" w:space="0"/>
-        </w:pBdr>
+        <w:tab/>
+      </w:r>
+      <w:r>
         <w:rPr>
           <w:rFonts w:hint="default" w:ascii="Calibri" w:hAnsi="Calibri" w:eastAsia="Lucida Sans Unicode" w:cs="Calibri"/>
           <w:i w:val="0"/>
@@ -2028,15 +2063,17 @@
           <w:shd w:val="clear" w:fill="FFFFFF"/>
           <w:lang w:val="en-US"/>
         </w:rPr>
-      </w:pPr>
-    </w:p>
-    <w:p>
-      <w:pPr>
-        <w:numPr>
-          <w:numId w:val="0"/>
-        </w:numPr>
-        <w:pBdr>
-          <w:bottom w:val="none" w:color="auto" w:sz="0" w:space="0"/>
+        <w:t>- phẫu thuật xâm lấn</w:t>
+      </w:r>
+    </w:p>
+    <w:p>
+      <w:pPr>
+        <w:numPr>
+          <w:ilvl w:val="0"/>
+          <w:numId w:val="0"/>
+        </w:numPr>
+        <w:pBdr>
+          <w:bottom w:val="single" w:color="auto" w:sz="4" w:space="0"/>
         </w:pBdr>
         <w:rPr>
           <w:rFonts w:hint="default" w:ascii="Calibri" w:hAnsi="Calibri" w:eastAsia="Lucida Sans Unicode" w:cs="Calibri"/>
@@ -2056,12 +2093,11 @@
       <w:pPr>
         <w:numPr>
           <w:ilvl w:val="0"/>
-          <w:numId w:val="1"/>
-        </w:numPr>
-        <w:pBdr>
-          <w:bottom w:val="single" w:color="auto" w:sz="4" w:space="0"/>
-        </w:pBdr>
-        <w:ind w:left="0" w:leftChars="0" w:firstLine="0" w:firstLineChars="0"/>
+          <w:numId w:val="0"/>
+        </w:numPr>
+        <w:pBdr>
+          <w:bottom w:val="single" w:color="auto" w:sz="4" w:space="0"/>
+        </w:pBdr>
         <w:rPr>
           <w:rFonts w:hint="default" w:ascii="Calibri" w:hAnsi="Calibri" w:eastAsia="Lucida Sans Unicode" w:cs="Calibri"/>
           <w:i w:val="0"/>
@@ -2075,7 +2111,16 @@
           <w:lang w:val="en-US"/>
         </w:rPr>
       </w:pPr>
-      <w:r>
+    </w:p>
+    <w:p>
+      <w:pPr>
+        <w:numPr>
+          <w:ilvl w:val="0"/>
+          <w:numId w:val="0"/>
+        </w:numPr>
+        <w:pBdr>
+          <w:bottom w:val="none" w:color="auto" w:sz="0" w:space="0"/>
+        </w:pBdr>
         <w:rPr>
           <w:rFonts w:hint="default" w:ascii="Calibri" w:hAnsi="Calibri" w:eastAsia="Lucida Sans Unicode" w:cs="Calibri"/>
           <w:i w:val="0"/>
@@ -2088,12 +2133,51 @@
           <w:shd w:val="clear" w:fill="FFFFFF"/>
           <w:lang w:val="en-US"/>
         </w:rPr>
+      </w:pPr>
+    </w:p>
+    <w:p>
+      <w:pPr>
+        <w:numPr>
+          <w:ilvl w:val="0"/>
+          <w:numId w:val="1"/>
+        </w:numPr>
+        <w:pBdr>
+          <w:bottom w:val="single" w:color="auto" w:sz="4" w:space="0"/>
+        </w:pBdr>
+        <w:ind w:left="0" w:leftChars="0" w:firstLine="0" w:firstLineChars="0"/>
+        <w:rPr>
+          <w:rFonts w:hint="default" w:ascii="Calibri" w:hAnsi="Calibri" w:eastAsia="Lucida Sans Unicode" w:cs="Calibri"/>
+          <w:i w:val="0"/>
+          <w:iCs w:val="0"/>
+          <w:caps w:val="0"/>
+          <w:color w:val="333333"/>
+          <w:spacing w:val="0"/>
+          <w:sz w:val="20"/>
+          <w:szCs w:val="20"/>
+          <w:shd w:val="clear" w:fill="FFFFFF"/>
+          <w:lang w:val="en-US"/>
+        </w:rPr>
+      </w:pPr>
+      <w:r>
+        <w:rPr>
+          <w:rFonts w:hint="default" w:ascii="Calibri" w:hAnsi="Calibri" w:eastAsia="Lucida Sans Unicode" w:cs="Calibri"/>
+          <w:i w:val="0"/>
+          <w:iCs w:val="0"/>
+          <w:caps w:val="0"/>
+          <w:color w:val="333333"/>
+          <w:spacing w:val="0"/>
+          <w:sz w:val="20"/>
+          <w:szCs w:val="20"/>
+          <w:shd w:val="clear" w:fill="FFFFFF"/>
+          <w:lang w:val="en-US"/>
+        </w:rPr>
         <w:t>Amateur # professional</w:t>
       </w:r>
     </w:p>
     <w:p>
       <w:pPr>
         <w:numPr>
+          <w:ilvl w:val="0"/>
           <w:numId w:val="0"/>
         </w:numPr>
         <w:pBdr>
@@ -2148,6 +2232,7 @@
     <w:p>
       <w:pPr>
         <w:numPr>
+          <w:ilvl w:val="0"/>
           <w:numId w:val="0"/>
         </w:numPr>
         <w:pBdr>
@@ -2182,6 +2267,7 @@
     <w:p>
       <w:pPr>
         <w:numPr>
+          <w:ilvl w:val="0"/>
           <w:numId w:val="0"/>
         </w:numPr>
         <w:pBdr>
@@ -2236,6 +2322,7 @@
     <w:p>
       <w:pPr>
         <w:numPr>
+          <w:ilvl w:val="0"/>
           <w:numId w:val="0"/>
         </w:numPr>
         <w:pBdr>
@@ -2270,6 +2357,7 @@
     <w:p>
       <w:pPr>
         <w:numPr>
+          <w:ilvl w:val="0"/>
           <w:numId w:val="0"/>
         </w:numPr>
         <w:pBdr>
@@ -2324,6 +2412,7 @@
     <w:p>
       <w:pPr>
         <w:numPr>
+          <w:ilvl w:val="0"/>
           <w:numId w:val="0"/>
         </w:numPr>
         <w:pBdr>
@@ -2404,6 +2493,7 @@
     <w:p>
       <w:pPr>
         <w:numPr>
+          <w:ilvl w:val="0"/>
           <w:numId w:val="0"/>
         </w:numPr>
         <w:pBdr>
@@ -2481,21 +2571,23 @@
     <w:p>
       <w:pPr>
         <w:numPr>
-          <w:numId w:val="0"/>
-        </w:numPr>
-        <w:pBdr>
-          <w:bottom w:val="single" w:color="auto" w:sz="4" w:space="0"/>
-        </w:pBdr>
-        <w:ind w:leftChars="0"/>
-        <w:rPr>
-          <w:rFonts w:hint="default"/>
-          <w:lang w:val="en-US"/>
-        </w:rPr>
-      </w:pPr>
-    </w:p>
-    <w:p>
-      <w:pPr>
-        <w:numPr>
+          <w:ilvl w:val="0"/>
+          <w:numId w:val="0"/>
+        </w:numPr>
+        <w:pBdr>
+          <w:bottom w:val="single" w:color="auto" w:sz="4" w:space="0"/>
+        </w:pBdr>
+        <w:ind w:leftChars="0"/>
+        <w:rPr>
+          <w:rFonts w:hint="default"/>
+          <w:lang w:val="en-US"/>
+        </w:rPr>
+      </w:pPr>
+    </w:p>
+    <w:p>
+      <w:pPr>
+        <w:numPr>
+          <w:ilvl w:val="0"/>
           <w:numId w:val="0"/>
         </w:numPr>
         <w:pBdr>
@@ -2534,6 +2626,7 @@
     <w:p>
       <w:pPr>
         <w:numPr>
+          <w:ilvl w:val="0"/>
           <w:numId w:val="0"/>
         </w:numPr>
         <w:pBdr>
@@ -2592,6 +2685,7 @@
     <w:p>
       <w:pPr>
         <w:numPr>
+          <w:ilvl w:val="0"/>
           <w:numId w:val="0"/>
         </w:numPr>
         <w:pBdr>
@@ -2626,6 +2720,7 @@
     <w:p>
       <w:pPr>
         <w:numPr>
+          <w:ilvl w:val="0"/>
           <w:numId w:val="0"/>
         </w:numPr>
         <w:pBdr>
@@ -2663,6 +2758,7 @@
     <w:p>
       <w:pPr>
         <w:numPr>
+          <w:ilvl w:val="0"/>
           <w:numId w:val="0"/>
         </w:numPr>
         <w:pBdr>
@@ -2717,6 +2813,7 @@
     <w:p>
       <w:pPr>
         <w:numPr>
+          <w:ilvl w:val="0"/>
           <w:numId w:val="0"/>
         </w:numPr>
         <w:pBdr>
@@ -2751,6 +2848,7 @@
     <w:p>
       <w:pPr>
         <w:numPr>
+          <w:ilvl w:val="0"/>
           <w:numId w:val="0"/>
         </w:numPr>
         <w:pBdr>
@@ -2805,6 +2903,7 @@
     <w:p>
       <w:pPr>
         <w:numPr>
+          <w:ilvl w:val="0"/>
           <w:numId w:val="0"/>
         </w:numPr>
         <w:pBdr>
@@ -2839,6 +2938,7 @@
     <w:p>
       <w:pPr>
         <w:numPr>
+          <w:ilvl w:val="0"/>
           <w:numId w:val="0"/>
         </w:numPr>
         <w:pBdr>
@@ -2916,6 +3016,7 @@
     <w:p>
       <w:pPr>
         <w:numPr>
+          <w:ilvl w:val="0"/>
           <w:numId w:val="0"/>
         </w:numPr>
         <w:pBdr>
@@ -2953,6 +3054,7 @@
     <w:p>
       <w:pPr>
         <w:numPr>
+          <w:ilvl w:val="0"/>
           <w:numId w:val="0"/>
         </w:numPr>
         <w:pBdr>
@@ -3007,6 +3109,7 @@
     <w:p>
       <w:pPr>
         <w:numPr>
+          <w:ilvl w:val="0"/>
           <w:numId w:val="0"/>
         </w:numPr>
         <w:pBdr>
@@ -3041,6 +3144,7 @@
     <w:p>
       <w:pPr>
         <w:numPr>
+          <w:ilvl w:val="0"/>
           <w:numId w:val="0"/>
         </w:numPr>
         <w:pBdr>
@@ -3095,6 +3199,7 @@
     <w:p>
       <w:pPr>
         <w:numPr>
+          <w:ilvl w:val="0"/>
           <w:numId w:val="0"/>
         </w:numPr>
         <w:pBdr>
@@ -3129,6 +3234,7 @@
     <w:p>
       <w:pPr>
         <w:numPr>
+          <w:ilvl w:val="0"/>
           <w:numId w:val="0"/>
         </w:numPr>
         <w:pBdr>
@@ -3183,6 +3289,7 @@
     <w:p>
       <w:pPr>
         <w:numPr>
+          <w:ilvl w:val="0"/>
           <w:numId w:val="0"/>
         </w:numPr>
         <w:pBdr>
@@ -3237,76 +3344,83 @@
     <w:p>
       <w:pPr>
         <w:numPr>
-          <w:numId w:val="0"/>
-        </w:numPr>
-        <w:pBdr>
-          <w:bottom w:val="single" w:color="auto" w:sz="4" w:space="0"/>
-        </w:pBdr>
-        <w:ind w:leftChars="0"/>
-      </w:pPr>
-    </w:p>
-    <w:p>
-      <w:pPr>
-        <w:numPr>
-          <w:numId w:val="0"/>
-        </w:numPr>
-        <w:pBdr>
-          <w:bottom w:val="single" w:color="auto" w:sz="4" w:space="0"/>
-        </w:pBdr>
-        <w:ind w:leftChars="0"/>
-      </w:pPr>
-    </w:p>
-    <w:p>
-      <w:pPr>
-        <w:numPr>
-          <w:numId w:val="0"/>
-        </w:numPr>
-        <w:pBdr>
-          <w:bottom w:val="single" w:color="auto" w:sz="4" w:space="0"/>
-        </w:pBdr>
-        <w:ind w:leftChars="0"/>
-      </w:pPr>
-    </w:p>
-    <w:p>
-      <w:pPr>
-        <w:numPr>
-          <w:numId w:val="0"/>
-        </w:numPr>
-        <w:pBdr>
-          <w:bottom w:val="single" w:color="auto" w:sz="4" w:space="0"/>
-        </w:pBdr>
-        <w:ind w:leftChars="0"/>
-      </w:pPr>
-    </w:p>
-    <w:p>
-      <w:pPr>
-        <w:numPr>
-          <w:numId w:val="0"/>
-        </w:numPr>
-        <w:pBdr>
-          <w:bottom w:val="single" w:color="auto" w:sz="4" w:space="0"/>
-        </w:pBdr>
-        <w:ind w:leftChars="0"/>
-      </w:pPr>
-    </w:p>
-    <w:p>
-      <w:pPr>
-        <w:numPr>
-          <w:numId w:val="0"/>
-        </w:numPr>
-        <w:pBdr>
-          <w:bottom w:val="single" w:color="auto" w:sz="4" w:space="0"/>
-        </w:pBdr>
-        <w:ind w:leftChars="0"/>
-        <w:rPr>
-          <w:rFonts w:hint="default"/>
-          <w:lang w:val="en-US"/>
-        </w:rPr>
-      </w:pPr>
-    </w:p>
-    <w:p>
-      <w:pPr>
-        <w:numPr>
+          <w:ilvl w:val="0"/>
+          <w:numId w:val="0"/>
+        </w:numPr>
+        <w:pBdr>
+          <w:bottom w:val="single" w:color="auto" w:sz="4" w:space="0"/>
+        </w:pBdr>
+        <w:ind w:leftChars="0"/>
+      </w:pPr>
+    </w:p>
+    <w:p>
+      <w:pPr>
+        <w:numPr>
+          <w:ilvl w:val="0"/>
+          <w:numId w:val="0"/>
+        </w:numPr>
+        <w:pBdr>
+          <w:bottom w:val="single" w:color="auto" w:sz="4" w:space="0"/>
+        </w:pBdr>
+        <w:ind w:leftChars="0"/>
+      </w:pPr>
+    </w:p>
+    <w:p>
+      <w:pPr>
+        <w:numPr>
+          <w:ilvl w:val="0"/>
+          <w:numId w:val="0"/>
+        </w:numPr>
+        <w:pBdr>
+          <w:bottom w:val="single" w:color="auto" w:sz="4" w:space="0"/>
+        </w:pBdr>
+        <w:ind w:leftChars="0"/>
+      </w:pPr>
+    </w:p>
+    <w:p>
+      <w:pPr>
+        <w:numPr>
+          <w:ilvl w:val="0"/>
+          <w:numId w:val="0"/>
+        </w:numPr>
+        <w:pBdr>
+          <w:bottom w:val="single" w:color="auto" w:sz="4" w:space="0"/>
+        </w:pBdr>
+        <w:ind w:leftChars="0"/>
+      </w:pPr>
+    </w:p>
+    <w:p>
+      <w:pPr>
+        <w:numPr>
+          <w:ilvl w:val="0"/>
+          <w:numId w:val="0"/>
+        </w:numPr>
+        <w:pBdr>
+          <w:bottom w:val="single" w:color="auto" w:sz="4" w:space="0"/>
+        </w:pBdr>
+        <w:ind w:leftChars="0"/>
+      </w:pPr>
+    </w:p>
+    <w:p>
+      <w:pPr>
+        <w:numPr>
+          <w:ilvl w:val="0"/>
+          <w:numId w:val="0"/>
+        </w:numPr>
+        <w:pBdr>
+          <w:bottom w:val="single" w:color="auto" w:sz="4" w:space="0"/>
+        </w:pBdr>
+        <w:ind w:leftChars="0"/>
+        <w:rPr>
+          <w:rFonts w:hint="default"/>
+          <w:lang w:val="en-US"/>
+        </w:rPr>
+      </w:pPr>
+    </w:p>
+    <w:p>
+      <w:pPr>
+        <w:numPr>
+          <w:ilvl w:val="0"/>
           <w:numId w:val="0"/>
         </w:numPr>
         <w:pBdr>
@@ -3341,6 +3455,7 @@
     <w:p>
       <w:pPr>
         <w:numPr>
+          <w:ilvl w:val="0"/>
           <w:numId w:val="0"/>
         </w:numPr>
         <w:pBdr>
@@ -3395,6 +3510,7 @@
     <w:p>
       <w:pPr>
         <w:numPr>
+          <w:ilvl w:val="0"/>
           <w:numId w:val="0"/>
         </w:numPr>
         <w:pBdr>
@@ -3422,6 +3538,7 @@
     <w:p>
       <w:pPr>
         <w:numPr>
+          <w:ilvl w:val="0"/>
           <w:numId w:val="0"/>
         </w:numPr>
         <w:pBdr>
@@ -3476,6 +3593,7 @@
     <w:p>
       <w:pPr>
         <w:numPr>
+          <w:ilvl w:val="0"/>
           <w:numId w:val="0"/>
         </w:numPr>
         <w:pBdr>
@@ -3507,6 +3625,7 @@
     <w:p>
       <w:pPr>
         <w:numPr>
+          <w:ilvl w:val="0"/>
           <w:numId w:val="0"/>
         </w:numPr>
         <w:pBdr>
@@ -3561,17 +3680,19 @@
     <w:p>
       <w:pPr>
         <w:numPr>
-          <w:numId w:val="0"/>
-        </w:numPr>
-        <w:pBdr>
-          <w:bottom w:val="single" w:color="auto" w:sz="4" w:space="0"/>
-        </w:pBdr>
-        <w:ind w:leftChars="0"/>
-      </w:pPr>
-    </w:p>
-    <w:p>
-      <w:pPr>
-        <w:numPr>
+          <w:ilvl w:val="0"/>
+          <w:numId w:val="0"/>
+        </w:numPr>
+        <w:pBdr>
+          <w:bottom w:val="single" w:color="auto" w:sz="4" w:space="0"/>
+        </w:pBdr>
+        <w:ind w:leftChars="0"/>
+      </w:pPr>
+    </w:p>
+    <w:p>
+      <w:pPr>
+        <w:numPr>
+          <w:ilvl w:val="0"/>
           <w:numId w:val="0"/>
         </w:numPr>
         <w:pBdr>
@@ -3599,6 +3720,7 @@
     <w:p>
       <w:pPr>
         <w:numPr>
+          <w:ilvl w:val="0"/>
           <w:numId w:val="0"/>
         </w:numPr>
         <w:pBdr>
@@ -3653,6 +3775,7 @@
     <w:p>
       <w:pPr>
         <w:numPr>
+          <w:ilvl w:val="0"/>
           <w:numId w:val="0"/>
         </w:numPr>
         <w:pBdr>
@@ -3680,6 +3803,7 @@
     <w:p>
       <w:pPr>
         <w:numPr>
+          <w:ilvl w:val="0"/>
           <w:numId w:val="0"/>
         </w:numPr>
         <w:pBdr>
@@ -3734,6 +3858,7 @@
     <w:p>
       <w:pPr>
         <w:numPr>
+          <w:ilvl w:val="0"/>
           <w:numId w:val="0"/>
         </w:numPr>
         <w:pBdr>
@@ -3788,17 +3913,19 @@
     <w:p>
       <w:pPr>
         <w:numPr>
-          <w:numId w:val="0"/>
-        </w:numPr>
-        <w:pBdr>
-          <w:bottom w:val="single" w:color="auto" w:sz="4" w:space="0"/>
-        </w:pBdr>
-        <w:ind w:leftChars="0"/>
-      </w:pPr>
-    </w:p>
-    <w:p>
-      <w:pPr>
-        <w:numPr>
+          <w:ilvl w:val="0"/>
+          <w:numId w:val="0"/>
+        </w:numPr>
+        <w:pBdr>
+          <w:bottom w:val="single" w:color="auto" w:sz="4" w:space="0"/>
+        </w:pBdr>
+        <w:ind w:leftChars="0"/>
+      </w:pPr>
+    </w:p>
+    <w:p>
+      <w:pPr>
+        <w:numPr>
+          <w:ilvl w:val="0"/>
           <w:numId w:val="0"/>
         </w:numPr>
         <w:pBdr>
@@ -3823,6 +3950,7 @@
     <w:p>
       <w:pPr>
         <w:numPr>
+          <w:ilvl w:val="0"/>
           <w:numId w:val="0"/>
         </w:numPr>
         <w:pBdr>
@@ -3879,6 +4007,7 @@
     <w:p>
       <w:pPr>
         <w:numPr>
+          <w:ilvl w:val="0"/>
           <w:numId w:val="0"/>
         </w:numPr>
         <w:pBdr>
@@ -3942,7 +4071,6 @@
           </w14:textFill>
         </w:rPr>
         <w:tab/>
-        <w:t/>
       </w:r>
       <w:r>
         <w:rPr>
@@ -3956,7 +4084,6 @@
           </w14:textFill>
         </w:rPr>
         <w:tab/>
-        <w:t/>
       </w:r>
       <w:r>
         <w:rPr>
@@ -3970,7 +4097,6 @@
           </w14:textFill>
         </w:rPr>
         <w:tab/>
-        <w:t/>
       </w:r>
       <w:r>
         <w:rPr>
@@ -3984,7 +4110,6 @@
           </w14:textFill>
         </w:rPr>
         <w:tab/>
-        <w:t>#</w:t>
       </w:r>
       <w:r>
         <w:rPr>
@@ -3997,13 +4122,39 @@
             </w14:solidFill>
           </w14:textFill>
         </w:rPr>
+        <w:t>#</w:t>
+      </w:r>
+      <w:r>
+        <w:rPr>
+          <w:rFonts w:hint="default"/>
+          <w:color w:val="000000" w:themeColor="text1"/>
+          <w:lang w:val="en-US"/>
+          <w14:textFill>
+            <w14:solidFill>
+              <w14:schemeClr w14:val="tx1"/>
+            </w14:solidFill>
+          </w14:textFill>
+        </w:rPr>
         <w:tab/>
+      </w:r>
+      <w:r>
+        <w:rPr>
+          <w:rFonts w:hint="default"/>
+          <w:color w:val="000000" w:themeColor="text1"/>
+          <w:lang w:val="en-US"/>
+          <w14:textFill>
+            <w14:solidFill>
+              <w14:schemeClr w14:val="tx1"/>
+            </w14:solidFill>
+          </w14:textFill>
+        </w:rPr>
         <w:t>Such … that</w:t>
       </w:r>
     </w:p>
     <w:p>
       <w:pPr>
         <w:numPr>
+          <w:ilvl w:val="0"/>
           <w:numId w:val="0"/>
         </w:numPr>
         <w:pBdr>
@@ -4058,6 +4209,7 @@
     <w:p>
       <w:pPr>
         <w:numPr>
+          <w:ilvl w:val="0"/>
           <w:numId w:val="0"/>
         </w:numPr>
         <w:pBdr>
@@ -4094,7 +4246,6 @@
           <w:lang w:val="en-US"/>
         </w:rPr>
         <w:tab/>
-        <w:t/>
       </w:r>
       <w:r>
         <w:rPr>
@@ -4102,7 +4253,6 @@
           <w:lang w:val="en-US"/>
         </w:rPr>
         <w:tab/>
-        <w:t/>
       </w:r>
       <w:r>
         <w:rPr>
@@ -4110,7 +4260,6 @@
           <w:lang w:val="en-US"/>
         </w:rPr>
         <w:tab/>
-        <w:t/>
       </w:r>
       <w:r>
         <w:rPr>
@@ -4118,7 +4267,6 @@
           <w:lang w:val="en-US"/>
         </w:rPr>
         <w:tab/>
-        <w:t/>
       </w:r>
       <w:r>
         <w:rPr>
@@ -4126,6 +4274,12 @@
           <w:lang w:val="en-US"/>
         </w:rPr>
         <w:tab/>
+      </w:r>
+      <w:r>
+        <w:rPr>
+          <w:rFonts w:hint="default"/>
+          <w:lang w:val="en-US"/>
+        </w:rPr>
         <w:t>- tay cầm</w:t>
       </w:r>
     </w:p>
@@ -4155,6 +4309,7 @@
     <w:p>
       <w:pPr>
         <w:numPr>
+          <w:ilvl w:val="0"/>
           <w:numId w:val="0"/>
         </w:numPr>
         <w:pBdr>
@@ -4234,7 +4389,6 @@
           <w:lang w:val="en-US"/>
         </w:rPr>
         <w:tab/>
-        <w:t/>
       </w:r>
       <w:r>
         <w:rPr>
@@ -4242,7 +4396,6 @@
           <w:lang w:val="en-US"/>
         </w:rPr>
         <w:tab/>
-        <w:t/>
       </w:r>
       <w:r>
         <w:rPr>
@@ -4250,7 +4403,6 @@
           <w:lang w:val="en-US"/>
         </w:rPr>
         <w:tab/>
-        <w:t/>
       </w:r>
       <w:r>
         <w:rPr>
@@ -4258,7 +4410,6 @@
           <w:lang w:val="en-US"/>
         </w:rPr>
         <w:tab/>
-        <w:t/>
       </w:r>
       <w:r>
         <w:rPr>
@@ -4266,12 +4417,19 @@
           <w:lang w:val="en-US"/>
         </w:rPr>
         <w:tab/>
+      </w:r>
+      <w:r>
+        <w:rPr>
+          <w:rFonts w:hint="default"/>
+          <w:lang w:val="en-US"/>
+        </w:rPr>
         <w:t>- chống khủng bố</w:t>
       </w:r>
     </w:p>
     <w:p>
       <w:pPr>
         <w:numPr>
+          <w:ilvl w:val="0"/>
           <w:numId w:val="0"/>
         </w:numPr>
         <w:pBdr>
@@ -4311,7 +4469,6 @@
           <w:lang w:val="en-US"/>
         </w:rPr>
         <w:tab/>
-        <w:t/>
       </w:r>
       <w:r>
         <w:rPr>
@@ -4319,7 +4476,6 @@
           <w:lang w:val="en-US"/>
         </w:rPr>
         <w:tab/>
-        <w:t/>
       </w:r>
       <w:r>
         <w:rPr>
@@ -4327,7 +4483,6 @@
           <w:lang w:val="en-US"/>
         </w:rPr>
         <w:tab/>
-        <w:t/>
       </w:r>
       <w:r>
         <w:rPr>
@@ -4335,7 +4490,6 @@
           <w:lang w:val="en-US"/>
         </w:rPr>
         <w:tab/>
-        <w:t/>
       </w:r>
       <w:r>
         <w:rPr>
@@ -4343,12 +4497,19 @@
           <w:lang w:val="en-US"/>
         </w:rPr>
         <w:tab/>
+      </w:r>
+      <w:r>
+        <w:rPr>
+          <w:rFonts w:hint="default"/>
+          <w:lang w:val="en-US"/>
+        </w:rPr>
         <w:t>- biện pháp đối phó</w:t>
       </w:r>
     </w:p>
     <w:p>
       <w:pPr>
         <w:numPr>
+          <w:ilvl w:val="0"/>
           <w:numId w:val="0"/>
         </w:numPr>
         <w:pBdr>
@@ -4386,6 +4547,7 @@
     <w:p>
       <w:pPr>
         <w:numPr>
+          <w:ilvl w:val="0"/>
           <w:numId w:val="0"/>
         </w:numPr>
         <w:pBdr>
@@ -4440,6 +4602,7 @@
     <w:p>
       <w:pPr>
         <w:numPr>
+          <w:ilvl w:val="0"/>
           <w:numId w:val="0"/>
         </w:numPr>
         <w:pBdr>
@@ -4474,6 +4637,7 @@
     <w:p>
       <w:pPr>
         <w:numPr>
+          <w:ilvl w:val="0"/>
           <w:numId w:val="0"/>
         </w:numPr>
         <w:pBdr>
@@ -4528,6 +4692,7 @@
     <w:p>
       <w:pPr>
         <w:numPr>
+          <w:ilvl w:val="0"/>
           <w:numId w:val="0"/>
         </w:numPr>
         <w:pBdr>
@@ -4562,6 +4727,7 @@
     <w:p>
       <w:pPr>
         <w:numPr>
+          <w:ilvl w:val="0"/>
           <w:numId w:val="0"/>
         </w:numPr>
         <w:pBdr>
@@ -4639,6 +4805,7 @@
     <w:p>
       <w:pPr>
         <w:numPr>
+          <w:ilvl w:val="0"/>
           <w:numId w:val="0"/>
         </w:numPr>
         <w:pBdr>
@@ -4693,6 +4860,7 @@
     <w:p>
       <w:pPr>
         <w:numPr>
+          <w:ilvl w:val="0"/>
           <w:numId w:val="0"/>
         </w:numPr>
         <w:pBdr>
@@ -4727,6 +4895,7 @@
     <w:p>
       <w:pPr>
         <w:numPr>
+          <w:ilvl w:val="0"/>
           <w:numId w:val="0"/>
         </w:numPr>
         <w:pBdr>
@@ -4781,6 +4950,7 @@
     <w:p>
       <w:pPr>
         <w:numPr>
+          <w:ilvl w:val="0"/>
           <w:numId w:val="0"/>
         </w:numPr>
         <w:pBdr>
@@ -4817,7 +4987,6 @@
           <w:lang w:val="en-US"/>
         </w:rPr>
         <w:tab/>
-        <w:t/>
       </w:r>
       <w:r>
         <w:rPr>
@@ -4825,7 +4994,6 @@
           <w:lang w:val="en-US"/>
         </w:rPr>
         <w:tab/>
-        <w:t/>
       </w:r>
       <w:r>
         <w:rPr>
@@ -4833,7 +5001,6 @@
           <w:lang w:val="en-US"/>
         </w:rPr>
         <w:tab/>
-        <w:t/>
       </w:r>
       <w:r>
         <w:rPr>
@@ -4841,7 +5008,6 @@
           <w:lang w:val="en-US"/>
         </w:rPr>
         <w:tab/>
-        <w:t/>
       </w:r>
       <w:r>
         <w:rPr>
@@ -4849,7 +5015,6 @@
           <w:lang w:val="en-US"/>
         </w:rPr>
         <w:tab/>
-        <w:t/>
       </w:r>
       <w:r>
         <w:rPr>
@@ -4857,7 +5022,6 @@
           <w:lang w:val="en-US"/>
         </w:rPr>
         <w:tab/>
-        <w:t/>
       </w:r>
       <w:r>
         <w:rPr>
@@ -4865,12 +5029,19 @@
           <w:lang w:val="en-US"/>
         </w:rPr>
         <w:tab/>
+      </w:r>
+      <w:r>
+        <w:rPr>
+          <w:rFonts w:hint="default"/>
+          <w:lang w:val="en-US"/>
+        </w:rPr>
         <w:t>- thoạt nhìn</w:t>
       </w:r>
     </w:p>
     <w:p>
       <w:pPr>
         <w:numPr>
+          <w:ilvl w:val="0"/>
           <w:numId w:val="0"/>
         </w:numPr>
         <w:pBdr>
@@ -4909,6 +5080,7 @@
     <w:p>
       <w:pPr>
         <w:numPr>
+          <w:ilvl w:val="0"/>
           <w:numId w:val="0"/>
         </w:numPr>
         <w:pBdr>
@@ -4949,7 +5121,6 @@
           <w:lang w:val="en-US"/>
         </w:rPr>
         <w:tab/>
-        <w:t/>
       </w:r>
       <w:r>
         <w:rPr>
@@ -4957,7 +5128,6 @@
           <w:lang w:val="en-US"/>
         </w:rPr>
         <w:tab/>
-        <w:t/>
       </w:r>
       <w:r>
         <w:rPr>
@@ -4965,7 +5135,6 @@
           <w:lang w:val="en-US"/>
         </w:rPr>
         <w:tab/>
-        <w:t/>
       </w:r>
       <w:r>
         <w:rPr>
@@ -4973,7 +5142,6 @@
           <w:lang w:val="en-US"/>
         </w:rPr>
         <w:tab/>
-        <w:t/>
       </w:r>
       <w:r>
         <w:rPr>
@@ -4981,12 +5149,19 @@
           <w:lang w:val="en-US"/>
         </w:rPr>
         <w:tab/>
+      </w:r>
+      <w:r>
+        <w:rPr>
+          <w:rFonts w:hint="default"/>
+          <w:lang w:val="en-US"/>
+        </w:rPr>
         <w:t>above # below</w:t>
       </w:r>
     </w:p>
     <w:p>
       <w:pPr>
         <w:numPr>
+          <w:ilvl w:val="0"/>
           <w:numId w:val="0"/>
         </w:numPr>
         <w:pBdr>
@@ -5041,39 +5216,43 @@
     <w:p>
       <w:pPr>
         <w:numPr>
-          <w:numId w:val="0"/>
-        </w:numPr>
-        <w:pBdr>
-          <w:bottom w:val="single" w:color="auto" w:sz="4" w:space="0"/>
-        </w:pBdr>
-        <w:ind w:leftChars="0"/>
-      </w:pPr>
-    </w:p>
-    <w:p>
-      <w:pPr>
-        <w:numPr>
-          <w:numId w:val="0"/>
-        </w:numPr>
-        <w:pBdr>
-          <w:bottom w:val="single" w:color="auto" w:sz="4" w:space="0"/>
-        </w:pBdr>
-        <w:ind w:leftChars="0"/>
-      </w:pPr>
-    </w:p>
-    <w:p>
-      <w:pPr>
-        <w:numPr>
-          <w:numId w:val="0"/>
-        </w:numPr>
-        <w:pBdr>
-          <w:bottom w:val="single" w:color="auto" w:sz="4" w:space="0"/>
-        </w:pBdr>
-        <w:ind w:leftChars="0"/>
-      </w:pPr>
-    </w:p>
-    <w:p>
-      <w:pPr>
-        <w:numPr>
+          <w:ilvl w:val="0"/>
+          <w:numId w:val="0"/>
+        </w:numPr>
+        <w:pBdr>
+          <w:bottom w:val="single" w:color="auto" w:sz="4" w:space="0"/>
+        </w:pBdr>
+        <w:ind w:leftChars="0"/>
+      </w:pPr>
+    </w:p>
+    <w:p>
+      <w:pPr>
+        <w:numPr>
+          <w:ilvl w:val="0"/>
+          <w:numId w:val="0"/>
+        </w:numPr>
+        <w:pBdr>
+          <w:bottom w:val="single" w:color="auto" w:sz="4" w:space="0"/>
+        </w:pBdr>
+        <w:ind w:leftChars="0"/>
+      </w:pPr>
+    </w:p>
+    <w:p>
+      <w:pPr>
+        <w:numPr>
+          <w:ilvl w:val="0"/>
+          <w:numId w:val="0"/>
+        </w:numPr>
+        <w:pBdr>
+          <w:bottom w:val="single" w:color="auto" w:sz="4" w:space="0"/>
+        </w:pBdr>
+        <w:ind w:leftChars="0"/>
+      </w:pPr>
+    </w:p>
+    <w:p>
+      <w:pPr>
+        <w:numPr>
+          <w:ilvl w:val="0"/>
           <w:numId w:val="0"/>
         </w:numPr>
         <w:pBdr>
@@ -5108,6 +5287,7 @@
     <w:p>
       <w:pPr>
         <w:numPr>
+          <w:ilvl w:val="0"/>
           <w:numId w:val="0"/>
         </w:numPr>
         <w:pBdr>
@@ -5162,6 +5342,7 @@
     <w:p>
       <w:pPr>
         <w:numPr>
+          <w:ilvl w:val="0"/>
           <w:numId w:val="0"/>
         </w:numPr>
         <w:pBdr>
@@ -5196,6 +5377,7 @@
     <w:p>
       <w:pPr>
         <w:numPr>
+          <w:ilvl w:val="0"/>
           <w:numId w:val="0"/>
         </w:numPr>
         <w:pBdr>
@@ -5233,6 +5415,7 @@
     <w:p>
       <w:pPr>
         <w:numPr>
+          <w:ilvl w:val="0"/>
           <w:numId w:val="0"/>
         </w:numPr>
         <w:pBdr>
@@ -5287,6 +5470,7 @@
     <w:p>
       <w:pPr>
         <w:numPr>
+          <w:ilvl w:val="0"/>
           <w:numId w:val="0"/>
         </w:numPr>
         <w:pBdr>
@@ -5321,6 +5505,7 @@
     <w:p>
       <w:pPr>
         <w:numPr>
+          <w:ilvl w:val="0"/>
           <w:numId w:val="0"/>
         </w:numPr>
         <w:pBdr>
@@ -5375,6 +5560,7 @@
     <w:p>
       <w:pPr>
         <w:numPr>
+          <w:ilvl w:val="0"/>
           <w:numId w:val="0"/>
         </w:numPr>
         <w:pBdr>
@@ -5411,7 +5597,6 @@
           <w:lang w:val="en-US"/>
         </w:rPr>
         <w:tab/>
-        <w:t/>
       </w:r>
       <w:r>
         <w:rPr>
@@ -5419,7 +5604,6 @@
           <w:lang w:val="en-US"/>
         </w:rPr>
         <w:tab/>
-        <w:t/>
       </w:r>
       <w:r>
         <w:rPr>
@@ -5427,7 +5611,6 @@
           <w:lang w:val="en-US"/>
         </w:rPr>
         <w:tab/>
-        <w:t/>
       </w:r>
       <w:r>
         <w:rPr>
@@ -5435,7 +5618,6 @@
           <w:lang w:val="en-US"/>
         </w:rPr>
         <w:tab/>
-        <w:t/>
       </w:r>
       <w:r>
         <w:rPr>
@@ -5443,12 +5625,19 @@
           <w:lang w:val="en-US"/>
         </w:rPr>
         <w:tab/>
+      </w:r>
+      <w:r>
+        <w:rPr>
+          <w:rFonts w:hint="default"/>
+          <w:lang w:val="en-US"/>
+        </w:rPr>
         <w:t>- cuối mỗi buổi</w:t>
       </w:r>
     </w:p>
     <w:p>
       <w:pPr>
         <w:numPr>
+          <w:ilvl w:val="0"/>
           <w:numId w:val="0"/>
         </w:numPr>
         <w:pBdr>
@@ -5488,7 +5677,6 @@
           <w:lang w:val="en-US"/>
         </w:rPr>
         <w:tab/>
-        <w:t/>
       </w:r>
       <w:r>
         <w:rPr>
@@ -5496,7 +5684,6 @@
           <w:lang w:val="en-US"/>
         </w:rPr>
         <w:tab/>
-        <w:t/>
       </w:r>
       <w:r>
         <w:rPr>
@@ -5504,7 +5691,6 @@
           <w:lang w:val="en-US"/>
         </w:rPr>
         <w:tab/>
-        <w:t/>
       </w:r>
       <w:r>
         <w:rPr>
@@ -5512,7 +5698,6 @@
           <w:lang w:val="en-US"/>
         </w:rPr>
         <w:tab/>
-        <w:t/>
       </w:r>
       <w:r>
         <w:rPr>
@@ -5520,7 +5705,6 @@
           <w:lang w:val="en-US"/>
         </w:rPr>
         <w:tab/>
-        <w:t/>
       </w:r>
       <w:r>
         <w:rPr>
@@ -5528,12 +5712,19 @@
           <w:lang w:val="en-US"/>
         </w:rPr>
         <w:tab/>
+      </w:r>
+      <w:r>
+        <w:rPr>
+          <w:rFonts w:hint="default"/>
+          <w:lang w:val="en-US"/>
+        </w:rPr>
         <w:t>- khu vực, khu vực</w:t>
       </w:r>
     </w:p>
     <w:p>
       <w:pPr>
         <w:numPr>
+          <w:ilvl w:val="0"/>
           <w:numId w:val="0"/>
         </w:numPr>
         <w:pBdr>
@@ -5571,6 +5762,7 @@
     <w:p>
       <w:pPr>
         <w:numPr>
+          <w:ilvl w:val="0"/>
           <w:numId w:val="0"/>
         </w:numPr>
         <w:pBdr>
@@ -5608,6 +5800,7 @@
     <w:p>
       <w:pPr>
         <w:numPr>
+          <w:ilvl w:val="0"/>
           <w:numId w:val="0"/>
         </w:numPr>
         <w:pBdr>
@@ -5647,7 +5840,6 @@
           <w:lang w:val="en-US"/>
         </w:rPr>
         <w:tab/>
-        <w:t/>
       </w:r>
       <w:r>
         <w:rPr>
@@ -5655,7 +5847,6 @@
           <w:lang w:val="en-US"/>
         </w:rPr>
         <w:tab/>
-        <w:t/>
       </w:r>
       <w:r>
         <w:rPr>
@@ -5663,12 +5854,19 @@
           <w:lang w:val="en-US"/>
         </w:rPr>
         <w:tab/>
+      </w:r>
+      <w:r>
+        <w:rPr>
+          <w:rFonts w:hint="default"/>
+          <w:lang w:val="en-US"/>
+        </w:rPr>
         <w:t>Set an alarm for tomorrow morning</w:t>
       </w:r>
     </w:p>
     <w:p>
       <w:pPr>
         <w:numPr>
+          <w:ilvl w:val="0"/>
           <w:numId w:val="0"/>
         </w:numPr>
         <w:pBdr>
@@ -5708,7 +5906,6 @@
           <w:lang w:val="en-US"/>
         </w:rPr>
         <w:tab/>
-        <w:t/>
       </w:r>
       <w:r>
         <w:rPr>
@@ -5716,7 +5913,6 @@
           <w:lang w:val="en-US"/>
         </w:rPr>
         <w:tab/>
-        <w:t/>
       </w:r>
       <w:r>
         <w:rPr>
@@ -5724,12 +5920,19 @@
           <w:lang w:val="en-US"/>
         </w:rPr>
         <w:tab/>
+      </w:r>
+      <w:r>
+        <w:rPr>
+          <w:rFonts w:hint="default"/>
+          <w:lang w:val="en-US"/>
+        </w:rPr>
         <w:t>Clear my mind</w:t>
       </w:r>
     </w:p>
     <w:p>
       <w:pPr>
         <w:numPr>
+          <w:ilvl w:val="0"/>
           <w:numId w:val="0"/>
         </w:numPr>
         <w:pBdr>
@@ -5809,7 +6012,6 @@
           <w:lang w:val="en-US"/>
         </w:rPr>
         <w:tab/>
-        <w:t/>
       </w:r>
       <w:r>
         <w:rPr>
@@ -5817,7 +6019,6 @@
           <w:lang w:val="en-US"/>
         </w:rPr>
         <w:tab/>
-        <w:t/>
       </w:r>
       <w:r>
         <w:rPr>
@@ -5825,7 +6026,6 @@
           <w:lang w:val="en-US"/>
         </w:rPr>
         <w:tab/>
-        <w:t/>
       </w:r>
       <w:r>
         <w:rPr>
@@ -5833,7 +6033,6 @@
           <w:lang w:val="en-US"/>
         </w:rPr>
         <w:tab/>
-        <w:t/>
       </w:r>
       <w:r>
         <w:rPr>
@@ -5841,12 +6040,19 @@
           <w:lang w:val="en-US"/>
         </w:rPr>
         <w:tab/>
+      </w:r>
+      <w:r>
+        <w:rPr>
+          <w:rFonts w:hint="default"/>
+          <w:lang w:val="en-US"/>
+        </w:rPr>
         <w:t>- thùng ủ phân hữu cơ</w:t>
       </w:r>
     </w:p>
     <w:p>
       <w:pPr>
         <w:numPr>
+          <w:ilvl w:val="0"/>
           <w:numId w:val="0"/>
         </w:numPr>
         <w:pBdr>
@@ -5884,6 +6090,7 @@
     <w:p>
       <w:pPr>
         <w:numPr>
+          <w:ilvl w:val="0"/>
           <w:numId w:val="0"/>
         </w:numPr>
         <w:pBdr>
@@ -5938,6 +6145,7 @@
     <w:p>
       <w:pPr>
         <w:numPr>
+          <w:ilvl w:val="0"/>
           <w:numId w:val="0"/>
         </w:numPr>
         <w:pBdr>
@@ -5972,6 +6180,7 @@
     <w:p>
       <w:pPr>
         <w:numPr>
+          <w:ilvl w:val="0"/>
           <w:numId w:val="0"/>
         </w:numPr>
         <w:pBdr>
@@ -6009,6 +6218,7 @@
     <w:p>
       <w:pPr>
         <w:numPr>
+          <w:ilvl w:val="0"/>
           <w:numId w:val="0"/>
         </w:numPr>
         <w:pBdr>
@@ -6063,6 +6273,7 @@
     <w:p>
       <w:pPr>
         <w:numPr>
+          <w:ilvl w:val="0"/>
           <w:numId w:val="0"/>
         </w:numPr>
         <w:pBdr>
@@ -6097,6 +6308,7 @@
     <w:p>
       <w:pPr>
         <w:numPr>
+          <w:ilvl w:val="0"/>
           <w:numId w:val="0"/>
         </w:numPr>
         <w:pBdr>
@@ -6134,6 +6346,7 @@
     <w:p>
       <w:pPr>
         <w:numPr>
+          <w:ilvl w:val="0"/>
           <w:numId w:val="0"/>
         </w:numPr>
         <w:pBdr>
@@ -6192,6 +6405,7 @@
     <w:p>
       <w:pPr>
         <w:numPr>
+          <w:ilvl w:val="0"/>
           <w:numId w:val="0"/>
         </w:numPr>
         <w:pBdr>
@@ -6226,6 +6440,7 @@
     <w:p>
       <w:pPr>
         <w:numPr>
+          <w:ilvl w:val="0"/>
           <w:numId w:val="0"/>
         </w:numPr>
         <w:pBdr>
@@ -6296,6 +6511,7 @@
     <w:p>
       <w:pPr>
         <w:numPr>
+          <w:ilvl w:val="0"/>
           <w:numId w:val="0"/>
         </w:numPr>
         <w:pBdr>
@@ -6350,6 +6566,7 @@
     <w:p>
       <w:pPr>
         <w:numPr>
+          <w:ilvl w:val="0"/>
           <w:numId w:val="0"/>
         </w:numPr>
         <w:pBdr>
@@ -6384,6 +6601,7 @@
     <w:p>
       <w:pPr>
         <w:numPr>
+          <w:ilvl w:val="0"/>
           <w:numId w:val="0"/>
         </w:numPr>
         <w:pBdr>
@@ -6423,7 +6641,6 @@
           <w:lang w:val="en-US"/>
         </w:rPr>
         <w:tab/>
-        <w:t/>
       </w:r>
       <w:r>
         <w:rPr>
@@ -6431,7 +6648,6 @@
           <w:lang w:val="en-US"/>
         </w:rPr>
         <w:tab/>
-        <w:t/>
       </w:r>
       <w:r>
         <w:rPr>
@@ -6439,7 +6655,6 @@
           <w:lang w:val="en-US"/>
         </w:rPr>
         <w:tab/>
-        <w:t/>
       </w:r>
       <w:r>
         <w:rPr>
@@ -6447,12 +6662,19 @@
           <w:lang w:val="en-US"/>
         </w:rPr>
         <w:tab/>
+      </w:r>
+      <w:r>
+        <w:rPr>
+          <w:rFonts w:hint="default"/>
+          <w:lang w:val="en-US"/>
+        </w:rPr>
         <w:t>- giảng đường</w:t>
       </w:r>
     </w:p>
     <w:p>
       <w:pPr>
         <w:numPr>
+          <w:ilvl w:val="0"/>
           <w:numId w:val="0"/>
         </w:numPr>
         <w:pBdr>
@@ -6490,6 +6712,7 @@
     <w:p>
       <w:pPr>
         <w:numPr>
+          <w:ilvl w:val="0"/>
           <w:numId w:val="0"/>
         </w:numPr>
         <w:pBdr>
@@ -6551,6 +6774,7 @@
     <w:p>
       <w:pPr>
         <w:numPr>
+          <w:ilvl w:val="0"/>
           <w:numId w:val="0"/>
         </w:numPr>
         <w:pBdr>
@@ -6585,6 +6809,7 @@
     <w:p>
       <w:pPr>
         <w:numPr>
+          <w:ilvl w:val="0"/>
           <w:numId w:val="0"/>
         </w:numPr>
         <w:pBdr>
@@ -6639,39 +6864,43 @@
     <w:p>
       <w:pPr>
         <w:numPr>
-          <w:numId w:val="0"/>
-        </w:numPr>
-        <w:pBdr>
-          <w:bottom w:val="single" w:color="auto" w:sz="4" w:space="0"/>
-        </w:pBdr>
-        <w:ind w:leftChars="0"/>
-      </w:pPr>
-    </w:p>
-    <w:p>
-      <w:pPr>
-        <w:numPr>
-          <w:numId w:val="0"/>
-        </w:numPr>
-        <w:pBdr>
-          <w:bottom w:val="single" w:color="auto" w:sz="4" w:space="0"/>
-        </w:pBdr>
-        <w:ind w:leftChars="0"/>
-      </w:pPr>
-    </w:p>
-    <w:p>
-      <w:pPr>
-        <w:numPr>
-          <w:numId w:val="0"/>
-        </w:numPr>
-        <w:pBdr>
-          <w:bottom w:val="single" w:color="auto" w:sz="4" w:space="0"/>
-        </w:pBdr>
-        <w:ind w:leftChars="0"/>
-      </w:pPr>
-    </w:p>
-    <w:p>
-      <w:pPr>
-        <w:numPr>
+          <w:ilvl w:val="0"/>
+          <w:numId w:val="0"/>
+        </w:numPr>
+        <w:pBdr>
+          <w:bottom w:val="single" w:color="auto" w:sz="4" w:space="0"/>
+        </w:pBdr>
+        <w:ind w:leftChars="0"/>
+      </w:pPr>
+    </w:p>
+    <w:p>
+      <w:pPr>
+        <w:numPr>
+          <w:ilvl w:val="0"/>
+          <w:numId w:val="0"/>
+        </w:numPr>
+        <w:pBdr>
+          <w:bottom w:val="single" w:color="auto" w:sz="4" w:space="0"/>
+        </w:pBdr>
+        <w:ind w:leftChars="0"/>
+      </w:pPr>
+    </w:p>
+    <w:p>
+      <w:pPr>
+        <w:numPr>
+          <w:ilvl w:val="0"/>
+          <w:numId w:val="0"/>
+        </w:numPr>
+        <w:pBdr>
+          <w:bottom w:val="single" w:color="auto" w:sz="4" w:space="0"/>
+        </w:pBdr>
+        <w:ind w:leftChars="0"/>
+      </w:pPr>
+    </w:p>
+    <w:p>
+      <w:pPr>
+        <w:numPr>
+          <w:ilvl w:val="0"/>
           <w:numId w:val="0"/>
         </w:numPr>
         <w:pBdr>
@@ -6706,6 +6935,7 @@
     <w:p>
       <w:pPr>
         <w:numPr>
+          <w:ilvl w:val="0"/>
           <w:numId w:val="0"/>
         </w:numPr>
         <w:pBdr>
@@ -6760,6 +6990,7 @@
     <w:p>
       <w:pPr>
         <w:numPr>
+          <w:ilvl w:val="0"/>
           <w:numId w:val="0"/>
         </w:numPr>
         <w:pBdr>
@@ -6782,6 +7013,7 @@
     <w:p>
       <w:pPr>
         <w:numPr>
+          <w:ilvl w:val="0"/>
           <w:numId w:val="0"/>
         </w:numPr>
         <w:pBdr>
@@ -6820,6 +7052,7 @@
     <w:p>
       <w:pPr>
         <w:numPr>
+          <w:ilvl w:val="0"/>
           <w:numId w:val="0"/>
         </w:numPr>
         <w:pBdr>
@@ -6874,6 +7107,7 @@
     <w:p>
       <w:pPr>
         <w:numPr>
+          <w:ilvl w:val="0"/>
           <w:numId w:val="0"/>
         </w:numPr>
         <w:pBdr>
@@ -6928,6 +7162,7 @@
     <w:p>
       <w:pPr>
         <w:numPr>
+          <w:ilvl w:val="0"/>
           <w:numId w:val="0"/>
         </w:numPr>
         <w:pBdr>
@@ -6962,6 +7197,7 @@
     <w:p>
       <w:pPr>
         <w:numPr>
+          <w:ilvl w:val="0"/>
           <w:numId w:val="0"/>
         </w:numPr>
         <w:pBdr>
@@ -7022,6 +7258,7 @@
     <w:p>
       <w:pPr>
         <w:numPr>
+          <w:ilvl w:val="0"/>
           <w:numId w:val="0"/>
         </w:numPr>
         <w:pBdr>
@@ -7076,6 +7313,7 @@
     <w:p>
       <w:pPr>
         <w:numPr>
+          <w:ilvl w:val="0"/>
           <w:numId w:val="0"/>
         </w:numPr>
         <w:pBdr>
@@ -7110,6 +7348,7 @@
     <w:p>
       <w:pPr>
         <w:numPr>
+          <w:ilvl w:val="0"/>
           <w:numId w:val="0"/>
         </w:numPr>
         <w:pBdr>
@@ -7149,7 +7388,6 @@
           <w:lang w:val="en-US"/>
         </w:rPr>
         <w:tab/>
-        <w:t/>
       </w:r>
       <w:r>
         <w:rPr>
@@ -7157,7 +7395,6 @@
           <w:lang w:val="en-US"/>
         </w:rPr>
         <w:tab/>
-        <w:t/>
       </w:r>
       <w:r>
         <w:rPr>
@@ -7165,7 +7402,6 @@
           <w:lang w:val="en-US"/>
         </w:rPr>
         <w:tab/>
-        <w:t/>
       </w:r>
       <w:r>
         <w:rPr>
@@ -7173,12 +7409,19 @@
           <w:lang w:val="en-US"/>
         </w:rPr>
         <w:tab/>
+      </w:r>
+      <w:r>
+        <w:rPr>
+          <w:rFonts w:hint="default"/>
+          <w:lang w:val="en-US"/>
+        </w:rPr>
         <w:t>- dần dần 1 việc gì đó</w:t>
       </w:r>
     </w:p>
     <w:p>
       <w:pPr>
         <w:numPr>
+          <w:ilvl w:val="0"/>
           <w:numId w:val="0"/>
         </w:numPr>
         <w:pBdr>
@@ -7216,6 +7459,7 @@
     <w:p>
       <w:pPr>
         <w:numPr>
+          <w:ilvl w:val="0"/>
           <w:numId w:val="0"/>
         </w:numPr>
         <w:pBdr>
@@ -7254,7 +7498,6 @@
           <w:lang w:val="en-US"/>
         </w:rPr>
         <w:tab/>
-        <w:t/>
       </w:r>
       <w:r>
         <w:rPr>
@@ -7262,7 +7505,6 @@
           <w:lang w:val="en-US"/>
         </w:rPr>
         <w:tab/>
-        <w:t/>
       </w:r>
       <w:r>
         <w:rPr>
@@ -7270,7 +7512,6 @@
           <w:lang w:val="en-US"/>
         </w:rPr>
         <w:tab/>
-        <w:t/>
       </w:r>
       <w:r>
         <w:rPr>
@@ -7278,7 +7519,6 @@
           <w:lang w:val="en-US"/>
         </w:rPr>
         <w:tab/>
-        <w:t/>
       </w:r>
       <w:r>
         <w:rPr>
@@ -7286,12 +7526,19 @@
           <w:lang w:val="en-US"/>
         </w:rPr>
         <w:tab/>
+      </w:r>
+      <w:r>
+        <w:rPr>
+          <w:rFonts w:hint="default"/>
+          <w:lang w:val="en-US"/>
+        </w:rPr>
         <w:t>- xe tải trọng lớn</w:t>
       </w:r>
     </w:p>
     <w:p>
       <w:pPr>
         <w:numPr>
+          <w:ilvl w:val="0"/>
           <w:numId w:val="0"/>
         </w:numPr>
         <w:pBdr>
@@ -7343,6 +7590,7 @@
     <w:p>
       <w:pPr>
         <w:numPr>
+          <w:ilvl w:val="0"/>
           <w:numId w:val="0"/>
         </w:numPr>
         <w:pBdr>
@@ -7381,7 +7629,6 @@
           <w:lang w:val="en-US"/>
         </w:rPr>
         <w:tab/>
-        <w:t/>
       </w:r>
       <w:r>
         <w:rPr>
@@ -7389,7 +7636,6 @@
           <w:lang w:val="en-US"/>
         </w:rPr>
         <w:tab/>
-        <w:t/>
       </w:r>
       <w:r>
         <w:rPr>
@@ -7397,7 +7643,6 @@
           <w:lang w:val="en-US"/>
         </w:rPr>
         <w:tab/>
-        <w:t/>
       </w:r>
       <w:r>
         <w:rPr>
@@ -7410,6 +7655,7 @@
     <w:p>
       <w:pPr>
         <w:numPr>
+          <w:ilvl w:val="0"/>
           <w:numId w:val="0"/>
         </w:numPr>
         <w:pBdr>
@@ -7463,6 +7709,7 @@
     <w:p>
       <w:pPr>
         <w:numPr>
+          <w:ilvl w:val="0"/>
           <w:numId w:val="0"/>
         </w:numPr>
         <w:pBdr>
@@ -7499,6 +7746,7 @@
     <w:p>
       <w:pPr>
         <w:numPr>
+          <w:ilvl w:val="0"/>
           <w:numId w:val="0"/>
         </w:numPr>
         <w:pBdr>
@@ -7525,153 +7773,327 @@
           <w:lang w:val="en-US"/>
         </w:rPr>
       </w:pPr>
-    </w:p>
-    <w:p>
-      <w:pPr>
-        <w:numPr>
-          <w:numId w:val="0"/>
-        </w:numPr>
-        <w:pBdr>
-          <w:bottom w:val="single" w:color="auto" w:sz="4" w:space="0"/>
-        </w:pBdr>
-        <w:ind w:leftChars="0"/>
-      </w:pPr>
-    </w:p>
-    <w:p>
-      <w:pPr>
-        <w:numPr>
-          <w:numId w:val="0"/>
-        </w:numPr>
-        <w:pBdr>
-          <w:bottom w:val="single" w:color="auto" w:sz="4" w:space="0"/>
-        </w:pBdr>
-        <w:ind w:leftChars="0"/>
-      </w:pPr>
-    </w:p>
-    <w:p>
-      <w:pPr>
-        <w:numPr>
-          <w:numId w:val="0"/>
-        </w:numPr>
-        <w:pBdr>
-          <w:bottom w:val="single" w:color="auto" w:sz="4" w:space="0"/>
-        </w:pBdr>
-        <w:ind w:leftChars="0"/>
-      </w:pPr>
-    </w:p>
-    <w:p>
-      <w:pPr>
-        <w:numPr>
-          <w:numId w:val="0"/>
-        </w:numPr>
-        <w:pBdr>
-          <w:bottom w:val="single" w:color="auto" w:sz="4" w:space="0"/>
-        </w:pBdr>
-        <w:ind w:leftChars="0"/>
-      </w:pPr>
-    </w:p>
-    <w:p>
-      <w:pPr>
-        <w:numPr>
-          <w:numId w:val="0"/>
-        </w:numPr>
-        <w:pBdr>
-          <w:bottom w:val="single" w:color="auto" w:sz="4" w:space="0"/>
-        </w:pBdr>
-        <w:ind w:leftChars="0"/>
-      </w:pPr>
-    </w:p>
-    <w:p>
-      <w:pPr>
-        <w:numPr>
-          <w:numId w:val="0"/>
-        </w:numPr>
-        <w:pBdr>
-          <w:bottom w:val="single" w:color="auto" w:sz="4" w:space="0"/>
-        </w:pBdr>
-        <w:ind w:leftChars="0"/>
-      </w:pPr>
-    </w:p>
-    <w:p>
-      <w:pPr>
-        <w:numPr>
-          <w:numId w:val="0"/>
-        </w:numPr>
-        <w:pBdr>
-          <w:bottom w:val="single" w:color="auto" w:sz="4" w:space="0"/>
-        </w:pBdr>
-        <w:ind w:leftChars="0"/>
-      </w:pPr>
-    </w:p>
-    <w:p>
-      <w:pPr>
-        <w:numPr>
-          <w:numId w:val="0"/>
-        </w:numPr>
-        <w:pBdr>
-          <w:bottom w:val="single" w:color="auto" w:sz="4" w:space="0"/>
-        </w:pBdr>
-        <w:ind w:leftChars="0"/>
-      </w:pPr>
-    </w:p>
-    <w:p>
-      <w:pPr>
-        <w:numPr>
-          <w:numId w:val="0"/>
-        </w:numPr>
-        <w:pBdr>
-          <w:bottom w:val="single" w:color="auto" w:sz="4" w:space="0"/>
-        </w:pBdr>
-        <w:ind w:leftChars="0"/>
-      </w:pPr>
-    </w:p>
-    <w:p>
-      <w:pPr>
-        <w:numPr>
-          <w:numId w:val="0"/>
-        </w:numPr>
-        <w:pBdr>
-          <w:bottom w:val="single" w:color="auto" w:sz="4" w:space="0"/>
-        </w:pBdr>
-        <w:ind w:leftChars="0"/>
-      </w:pPr>
-    </w:p>
-    <w:p>
-      <w:pPr>
-        <w:numPr>
-          <w:numId w:val="0"/>
-        </w:numPr>
-        <w:pBdr>
-          <w:bottom w:val="single" w:color="auto" w:sz="4" w:space="0"/>
-        </w:pBdr>
-        <w:ind w:leftChars="0"/>
-      </w:pPr>
-    </w:p>
-    <w:p>
-      <w:pPr>
-        <w:numPr>
-          <w:numId w:val="0"/>
-        </w:numPr>
-        <w:pBdr>
-          <w:bottom w:val="single" w:color="auto" w:sz="4" w:space="0"/>
-        </w:pBdr>
-        <w:ind w:leftChars="0"/>
-      </w:pPr>
-    </w:p>
-    <w:p>
-      <w:pPr>
-        <w:numPr>
-          <w:numId w:val="0"/>
-        </w:numPr>
-        <w:pBdr>
-          <w:bottom w:val="single" w:color="auto" w:sz="4" w:space="0"/>
-        </w:pBdr>
-        <w:ind w:leftChars="0"/>
-      </w:pPr>
-    </w:p>
-    <w:p>
-      <w:pPr>
-        <w:numPr>
+      <w:r>
+        <w:rPr>
+          <w:rFonts w:hint="default"/>
+          <w:lang w:val="en-US"/>
+        </w:rPr>
+        <w:t>Will - be going to</w:t>
+      </w:r>
+    </w:p>
+    <w:p>
+      <w:pPr>
+        <w:numPr>
+          <w:numId w:val="0"/>
+        </w:numPr>
+        <w:pBdr>
+          <w:bottom w:val="single" w:color="auto" w:sz="4" w:space="0"/>
+        </w:pBdr>
+        <w:ind w:leftChars="0"/>
+        <w:rPr>
+          <w:rFonts w:hint="default"/>
+          <w:lang w:val="en-US"/>
+        </w:rPr>
+      </w:pPr>
+      <w:r>
+        <w:drawing>
+          <wp:inline distT="0" distB="0" distL="114300" distR="114300">
+            <wp:extent cx="1916430" cy="1892300"/>
+            <wp:effectExtent l="0" t="0" r="3810" b="12700"/>
+            <wp:docPr id="48" name="Picture 1"/>
+            <wp:cNvGraphicFramePr>
+              <a:graphicFrameLocks xmlns:a="http://schemas.openxmlformats.org/drawingml/2006/main" noChangeAspect="1"/>
+            </wp:cNvGraphicFramePr>
+            <a:graphic xmlns:a="http://schemas.openxmlformats.org/drawingml/2006/main">
+              <a:graphicData uri="http://schemas.openxmlformats.org/drawingml/2006/picture">
+                <pic:pic xmlns:pic="http://schemas.openxmlformats.org/drawingml/2006/picture">
+                  <pic:nvPicPr>
+                    <pic:cNvPr id="48" name="Picture 1"/>
+                    <pic:cNvPicPr>
+                      <a:picLocks noChangeAspect="1"/>
+                    </pic:cNvPicPr>
+                  </pic:nvPicPr>
+                  <pic:blipFill>
+                    <a:blip r:embed="rId50"/>
+                    <a:stretch>
+                      <a:fillRect/>
+                    </a:stretch>
+                  </pic:blipFill>
+                  <pic:spPr>
+                    <a:xfrm>
+                      <a:off x="0" y="0"/>
+                      <a:ext cx="1916430" cy="1892300"/>
+                    </a:xfrm>
+                    <a:prstGeom prst="rect">
+                      <a:avLst/>
+                    </a:prstGeom>
+                    <a:noFill/>
+                    <a:ln>
+                      <a:noFill/>
+                    </a:ln>
+                  </pic:spPr>
+                </pic:pic>
+              </a:graphicData>
+            </a:graphic>
+          </wp:inline>
+        </w:drawing>
+      </w:r>
+    </w:p>
+    <w:p>
+      <w:pPr>
+        <w:numPr>
+          <w:ilvl w:val="0"/>
+          <w:numId w:val="0"/>
+        </w:numPr>
+        <w:pBdr>
+          <w:bottom w:val="single" w:color="auto" w:sz="4" w:space="0"/>
+        </w:pBdr>
+        <w:ind w:leftChars="0"/>
+      </w:pPr>
+    </w:p>
+    <w:p>
+      <w:pPr>
+        <w:numPr>
+          <w:ilvl w:val="0"/>
+          <w:numId w:val="2"/>
+        </w:numPr>
+        <w:pBdr>
+          <w:bottom w:val="single" w:color="auto" w:sz="4" w:space="0"/>
+        </w:pBdr>
+        <w:ind w:left="0" w:leftChars="0" w:firstLine="0" w:firstLineChars="0"/>
+        <w:rPr>
+          <w:rFonts w:hint="default"/>
+          <w:lang w:val="en-US"/>
+        </w:rPr>
+      </w:pPr>
+      <w:r>
+        <w:rPr>
+          <w:rFonts w:hint="default"/>
+          <w:lang w:val="en-US"/>
+        </w:rPr>
+        <w:t>Defending champion</w:t>
+      </w:r>
+      <w:r>
+        <w:rPr>
+          <w:rFonts w:hint="default"/>
+          <w:lang w:val="en-US"/>
+        </w:rPr>
+        <w:tab/>
+        <w:t/>
+      </w:r>
+      <w:r>
+        <w:rPr>
+          <w:rFonts w:hint="default"/>
+          <w:lang w:val="en-US"/>
+        </w:rPr>
+        <w:tab/>
+        <w:t/>
+      </w:r>
+      <w:r>
+        <w:rPr>
+          <w:rFonts w:hint="default"/>
+          <w:lang w:val="en-US"/>
+        </w:rPr>
+        <w:tab/>
+        <w:t/>
+      </w:r>
+      <w:r>
+        <w:rPr>
+          <w:rFonts w:hint="default"/>
+          <w:lang w:val="en-US"/>
+        </w:rPr>
+        <w:tab/>
+        <w:t/>
+      </w:r>
+      <w:r>
+        <w:rPr>
+          <w:rFonts w:hint="default"/>
+          <w:lang w:val="en-US"/>
+        </w:rPr>
+        <w:tab/>
+        <w:t>- đương kim vô địch</w:t>
+      </w:r>
+    </w:p>
+    <w:p>
+      <w:pPr>
+        <w:numPr>
+          <w:numId w:val="0"/>
+        </w:numPr>
+        <w:pBdr>
+          <w:bottom w:val="single" w:color="auto" w:sz="4" w:space="0"/>
+        </w:pBdr>
+        <w:rPr>
+          <w:rFonts w:hint="default"/>
+          <w:lang w:val="en-US"/>
+        </w:rPr>
+      </w:pPr>
+    </w:p>
+    <w:p>
+      <w:pPr>
+        <w:numPr>
+          <w:ilvl w:val="0"/>
+          <w:numId w:val="2"/>
+        </w:numPr>
+        <w:pBdr>
+          <w:bottom w:val="single" w:color="auto" w:sz="4" w:space="0"/>
+        </w:pBdr>
+        <w:ind w:left="0" w:leftChars="0" w:firstLine="0" w:firstLineChars="0"/>
+        <w:rPr>
+          <w:rFonts w:hint="default"/>
+          <w:lang w:val="en-US"/>
+        </w:rPr>
+      </w:pPr>
+      <w:bookmarkStart w:id="0" w:name="_GoBack"/>
+      <w:bookmarkEnd w:id="0"/>
+    </w:p>
+    <w:p>
+      <w:pPr>
+        <w:numPr>
+          <w:ilvl w:val="0"/>
+          <w:numId w:val="0"/>
+        </w:numPr>
+        <w:pBdr>
+          <w:bottom w:val="single" w:color="auto" w:sz="4" w:space="0"/>
+        </w:pBdr>
+        <w:ind w:leftChars="0"/>
+      </w:pPr>
+    </w:p>
+    <w:p>
+      <w:pPr>
+        <w:numPr>
+          <w:ilvl w:val="0"/>
+          <w:numId w:val="0"/>
+        </w:numPr>
+        <w:pBdr>
+          <w:bottom w:val="single" w:color="auto" w:sz="4" w:space="0"/>
+        </w:pBdr>
+        <w:ind w:leftChars="0"/>
+      </w:pPr>
+    </w:p>
+    <w:p>
+      <w:pPr>
+        <w:numPr>
+          <w:ilvl w:val="0"/>
+          <w:numId w:val="0"/>
+        </w:numPr>
+        <w:pBdr>
+          <w:bottom w:val="single" w:color="auto" w:sz="4" w:space="0"/>
+        </w:pBdr>
+        <w:ind w:leftChars="0"/>
+      </w:pPr>
+    </w:p>
+    <w:p>
+      <w:pPr>
+        <w:numPr>
+          <w:ilvl w:val="0"/>
+          <w:numId w:val="0"/>
+        </w:numPr>
+        <w:pBdr>
+          <w:bottom w:val="single" w:color="auto" w:sz="4" w:space="0"/>
+        </w:pBdr>
+        <w:ind w:leftChars="0"/>
+      </w:pPr>
+    </w:p>
+    <w:p>
+      <w:pPr>
+        <w:numPr>
+          <w:ilvl w:val="0"/>
+          <w:numId w:val="0"/>
+        </w:numPr>
+        <w:pBdr>
+          <w:bottom w:val="single" w:color="auto" w:sz="4" w:space="0"/>
+        </w:pBdr>
+        <w:ind w:leftChars="0"/>
+      </w:pPr>
+    </w:p>
+    <w:p>
+      <w:pPr>
+        <w:numPr>
+          <w:ilvl w:val="0"/>
+          <w:numId w:val="0"/>
+        </w:numPr>
+        <w:pBdr>
+          <w:bottom w:val="single" w:color="auto" w:sz="4" w:space="0"/>
+        </w:pBdr>
+        <w:ind w:leftChars="0"/>
+      </w:pPr>
+    </w:p>
+    <w:p>
+      <w:pPr>
+        <w:numPr>
+          <w:ilvl w:val="0"/>
+          <w:numId w:val="0"/>
+        </w:numPr>
+        <w:pBdr>
+          <w:bottom w:val="single" w:color="auto" w:sz="4" w:space="0"/>
+        </w:pBdr>
+        <w:ind w:leftChars="0"/>
+      </w:pPr>
+    </w:p>
+    <w:p>
+      <w:pPr>
+        <w:numPr>
+          <w:ilvl w:val="0"/>
+          <w:numId w:val="0"/>
+        </w:numPr>
+        <w:pBdr>
+          <w:bottom w:val="single" w:color="auto" w:sz="4" w:space="0"/>
+        </w:pBdr>
+        <w:ind w:leftChars="0"/>
+      </w:pPr>
+    </w:p>
+    <w:p>
+      <w:pPr>
+        <w:numPr>
+          <w:ilvl w:val="0"/>
+          <w:numId w:val="0"/>
+        </w:numPr>
+        <w:pBdr>
+          <w:bottom w:val="single" w:color="auto" w:sz="4" w:space="0"/>
+        </w:pBdr>
+        <w:ind w:leftChars="0"/>
+      </w:pPr>
+    </w:p>
+    <w:p>
+      <w:pPr>
+        <w:numPr>
+          <w:ilvl w:val="0"/>
+          <w:numId w:val="0"/>
+        </w:numPr>
+        <w:pBdr>
+          <w:bottom w:val="single" w:color="auto" w:sz="4" w:space="0"/>
+        </w:pBdr>
+        <w:ind w:leftChars="0"/>
+      </w:pPr>
+    </w:p>
+    <w:p>
+      <w:pPr>
+        <w:numPr>
+          <w:ilvl w:val="0"/>
+          <w:numId w:val="0"/>
+        </w:numPr>
+        <w:pBdr>
+          <w:bottom w:val="single" w:color="auto" w:sz="4" w:space="0"/>
+        </w:pBdr>
+        <w:ind w:leftChars="0"/>
+      </w:pPr>
+    </w:p>
+    <w:p>
+      <w:pPr>
+        <w:numPr>
+          <w:ilvl w:val="0"/>
+          <w:numId w:val="0"/>
+        </w:numPr>
+        <w:pBdr>
+          <w:bottom w:val="single" w:color="auto" w:sz="4" w:space="0"/>
+        </w:pBdr>
+        <w:ind w:leftChars="0"/>
+      </w:pPr>
+    </w:p>
+    <w:p>
+      <w:pPr>
+        <w:numPr>
+          <w:ilvl w:val="0"/>
           <w:numId w:val="0"/>
         </w:numPr>
         <w:pBdr>
@@ -7717,20 +8139,22 @@
     <w:p>
       <w:pPr>
         <w:numPr>
-          <w:numId w:val="0"/>
-        </w:numPr>
-        <w:pBdr>
-          <w:bottom w:val="single" w:color="auto" w:sz="4" w:space="0"/>
-        </w:pBdr>
-        <w:ind w:leftChars="0"/>
-        <w:rPr>
-          <w:rFonts w:hint="default"/>
-        </w:rPr>
-      </w:pPr>
-    </w:p>
-    <w:p>
-      <w:pPr>
-        <w:numPr>
+          <w:ilvl w:val="0"/>
+          <w:numId w:val="0"/>
+        </w:numPr>
+        <w:pBdr>
+          <w:bottom w:val="single" w:color="auto" w:sz="4" w:space="0"/>
+        </w:pBdr>
+        <w:ind w:leftChars="0"/>
+        <w:rPr>
+          <w:rFonts w:hint="default"/>
+        </w:rPr>
+      </w:pPr>
+    </w:p>
+    <w:p>
+      <w:pPr>
+        <w:numPr>
+          <w:ilvl w:val="0"/>
           <w:numId w:val="0"/>
         </w:numPr>
         <w:pBdr>
@@ -7776,870 +8200,949 @@
     <w:p>
       <w:pPr>
         <w:numPr>
-          <w:numId w:val="0"/>
-        </w:numPr>
-        <w:pBdr>
-          <w:bottom w:val="single" w:color="auto" w:sz="4" w:space="0"/>
-        </w:pBdr>
-        <w:ind w:leftChars="0"/>
-        <w:rPr>
-          <w:rFonts w:hint="default"/>
-        </w:rPr>
-      </w:pPr>
-    </w:p>
-    <w:p>
-      <w:pPr>
-        <w:numPr>
-          <w:numId w:val="0"/>
-        </w:numPr>
-        <w:pBdr>
-          <w:bottom w:val="single" w:color="auto" w:sz="4" w:space="0"/>
-        </w:pBdr>
-        <w:ind w:leftChars="0"/>
-        <w:rPr>
-          <w:rFonts w:hint="default"/>
-        </w:rPr>
-      </w:pPr>
-    </w:p>
-    <w:p>
-      <w:pPr>
-        <w:numPr>
-          <w:numId w:val="0"/>
-        </w:numPr>
-        <w:pBdr>
-          <w:bottom w:val="single" w:color="auto" w:sz="4" w:space="0"/>
-        </w:pBdr>
-        <w:ind w:leftChars="0"/>
-      </w:pPr>
-    </w:p>
-    <w:p>
-      <w:pPr>
-        <w:numPr>
-          <w:numId w:val="0"/>
-        </w:numPr>
-        <w:pBdr>
-          <w:bottom w:val="single" w:color="auto" w:sz="4" w:space="0"/>
-        </w:pBdr>
-        <w:ind w:leftChars="0"/>
-      </w:pPr>
-    </w:p>
-    <w:p>
-      <w:pPr>
-        <w:numPr>
-          <w:numId w:val="0"/>
-        </w:numPr>
-        <w:pBdr>
-          <w:bottom w:val="single" w:color="auto" w:sz="4" w:space="0"/>
-        </w:pBdr>
-        <w:ind w:leftChars="0"/>
-      </w:pPr>
-    </w:p>
-    <w:p>
-      <w:pPr>
-        <w:numPr>
-          <w:numId w:val="0"/>
-        </w:numPr>
-        <w:pBdr>
-          <w:bottom w:val="single" w:color="auto" w:sz="4" w:space="0"/>
-        </w:pBdr>
-        <w:ind w:leftChars="0"/>
-      </w:pPr>
-    </w:p>
-    <w:p>
-      <w:pPr>
-        <w:numPr>
-          <w:numId w:val="0"/>
-        </w:numPr>
-        <w:pBdr>
-          <w:bottom w:val="single" w:color="auto" w:sz="4" w:space="0"/>
-        </w:pBdr>
-        <w:ind w:leftChars="0"/>
-      </w:pPr>
-    </w:p>
-    <w:p>
-      <w:pPr>
-        <w:numPr>
-          <w:numId w:val="0"/>
-        </w:numPr>
-        <w:pBdr>
-          <w:bottom w:val="single" w:color="auto" w:sz="4" w:space="0"/>
-        </w:pBdr>
-        <w:ind w:leftChars="0"/>
-      </w:pPr>
-    </w:p>
-    <w:p>
-      <w:pPr>
-        <w:numPr>
-          <w:numId w:val="0"/>
-        </w:numPr>
-        <w:pBdr>
-          <w:bottom w:val="single" w:color="auto" w:sz="4" w:space="0"/>
-        </w:pBdr>
-        <w:ind w:leftChars="0"/>
-      </w:pPr>
-    </w:p>
-    <w:p>
-      <w:pPr>
-        <w:numPr>
-          <w:numId w:val="0"/>
-        </w:numPr>
-        <w:pBdr>
-          <w:bottom w:val="single" w:color="auto" w:sz="4" w:space="0"/>
-        </w:pBdr>
-        <w:ind w:leftChars="0"/>
-      </w:pPr>
-    </w:p>
-    <w:p>
-      <w:pPr>
-        <w:numPr>
-          <w:numId w:val="0"/>
-        </w:numPr>
-        <w:pBdr>
-          <w:bottom w:val="single" w:color="auto" w:sz="4" w:space="0"/>
-        </w:pBdr>
-        <w:ind w:leftChars="0"/>
-      </w:pPr>
-    </w:p>
-    <w:p>
-      <w:pPr>
-        <w:numPr>
-          <w:numId w:val="0"/>
-        </w:numPr>
-        <w:pBdr>
-          <w:bottom w:val="single" w:color="auto" w:sz="4" w:space="0"/>
-        </w:pBdr>
-        <w:ind w:leftChars="0"/>
-      </w:pPr>
-    </w:p>
-    <w:p>
-      <w:pPr>
-        <w:numPr>
-          <w:numId w:val="0"/>
-        </w:numPr>
-        <w:pBdr>
-          <w:bottom w:val="single" w:color="auto" w:sz="4" w:space="0"/>
-        </w:pBdr>
-        <w:ind w:leftChars="0"/>
-      </w:pPr>
-    </w:p>
-    <w:p>
-      <w:pPr>
-        <w:numPr>
-          <w:numId w:val="0"/>
-        </w:numPr>
-        <w:pBdr>
-          <w:bottom w:val="single" w:color="auto" w:sz="4" w:space="0"/>
-        </w:pBdr>
-        <w:ind w:leftChars="0"/>
-      </w:pPr>
-    </w:p>
-    <w:p>
-      <w:pPr>
-        <w:numPr>
-          <w:numId w:val="0"/>
-        </w:numPr>
-        <w:pBdr>
-          <w:bottom w:val="single" w:color="auto" w:sz="4" w:space="0"/>
-        </w:pBdr>
-        <w:ind w:leftChars="0"/>
-      </w:pPr>
-    </w:p>
-    <w:p>
-      <w:pPr>
-        <w:numPr>
-          <w:numId w:val="0"/>
-        </w:numPr>
-        <w:pBdr>
-          <w:bottom w:val="single" w:color="auto" w:sz="4" w:space="0"/>
-        </w:pBdr>
-        <w:ind w:leftChars="0"/>
-      </w:pPr>
-    </w:p>
-    <w:p>
-      <w:pPr>
-        <w:numPr>
-          <w:numId w:val="0"/>
-        </w:numPr>
-        <w:pBdr>
-          <w:bottom w:val="single" w:color="auto" w:sz="4" w:space="0"/>
-        </w:pBdr>
-        <w:ind w:leftChars="0"/>
-      </w:pPr>
-    </w:p>
-    <w:p>
-      <w:pPr>
-        <w:numPr>
-          <w:numId w:val="0"/>
-        </w:numPr>
-        <w:pBdr>
-          <w:bottom w:val="single" w:color="auto" w:sz="4" w:space="0"/>
-        </w:pBdr>
-        <w:ind w:leftChars="0"/>
-      </w:pPr>
-    </w:p>
-    <w:p>
-      <w:pPr>
-        <w:numPr>
-          <w:numId w:val="0"/>
-        </w:numPr>
-        <w:pBdr>
-          <w:bottom w:val="single" w:color="auto" w:sz="4" w:space="0"/>
-        </w:pBdr>
-        <w:ind w:leftChars="0"/>
-      </w:pPr>
-    </w:p>
-    <w:p>
-      <w:pPr>
-        <w:numPr>
-          <w:numId w:val="0"/>
-        </w:numPr>
-        <w:pBdr>
-          <w:bottom w:val="single" w:color="auto" w:sz="4" w:space="0"/>
-        </w:pBdr>
-        <w:ind w:leftChars="0"/>
-      </w:pPr>
-    </w:p>
-    <w:p>
-      <w:pPr>
-        <w:numPr>
-          <w:numId w:val="0"/>
-        </w:numPr>
-        <w:pBdr>
-          <w:bottom w:val="single" w:color="auto" w:sz="4" w:space="0"/>
-        </w:pBdr>
-        <w:ind w:leftChars="0"/>
-      </w:pPr>
-    </w:p>
-    <w:p>
-      <w:pPr>
-        <w:numPr>
-          <w:numId w:val="0"/>
-        </w:numPr>
-        <w:pBdr>
-          <w:bottom w:val="single" w:color="auto" w:sz="4" w:space="0"/>
-        </w:pBdr>
-        <w:ind w:leftChars="0"/>
-      </w:pPr>
-    </w:p>
-    <w:p>
-      <w:pPr>
-        <w:numPr>
-          <w:numId w:val="0"/>
-        </w:numPr>
-        <w:pBdr>
-          <w:bottom w:val="single" w:color="auto" w:sz="4" w:space="0"/>
-        </w:pBdr>
-        <w:ind w:leftChars="0"/>
-      </w:pPr>
-    </w:p>
-    <w:p>
-      <w:pPr>
-        <w:numPr>
-          <w:numId w:val="0"/>
-        </w:numPr>
-        <w:pBdr>
-          <w:bottom w:val="single" w:color="auto" w:sz="4" w:space="0"/>
-        </w:pBdr>
-        <w:ind w:leftChars="0"/>
-      </w:pPr>
-    </w:p>
-    <w:p>
-      <w:pPr>
-        <w:numPr>
-          <w:numId w:val="0"/>
-        </w:numPr>
-        <w:pBdr>
-          <w:bottom w:val="single" w:color="auto" w:sz="4" w:space="0"/>
-        </w:pBdr>
-        <w:ind w:leftChars="0"/>
-      </w:pPr>
-    </w:p>
-    <w:p>
-      <w:pPr>
-        <w:numPr>
-          <w:numId w:val="0"/>
-        </w:numPr>
-        <w:pBdr>
-          <w:bottom w:val="single" w:color="auto" w:sz="4" w:space="0"/>
-        </w:pBdr>
-        <w:ind w:leftChars="0"/>
-      </w:pPr>
-    </w:p>
-    <w:p>
-      <w:pPr>
-        <w:numPr>
-          <w:numId w:val="0"/>
-        </w:numPr>
-        <w:pBdr>
-          <w:bottom w:val="single" w:color="auto" w:sz="4" w:space="0"/>
-        </w:pBdr>
-        <w:ind w:leftChars="0"/>
-      </w:pPr>
-    </w:p>
-    <w:p>
-      <w:pPr>
-        <w:numPr>
-          <w:numId w:val="0"/>
-        </w:numPr>
-        <w:pBdr>
-          <w:bottom w:val="single" w:color="auto" w:sz="4" w:space="0"/>
-        </w:pBdr>
-        <w:ind w:leftChars="0"/>
-      </w:pPr>
-    </w:p>
-    <w:p>
-      <w:pPr>
-        <w:numPr>
-          <w:numId w:val="0"/>
-        </w:numPr>
-        <w:pBdr>
-          <w:bottom w:val="single" w:color="auto" w:sz="4" w:space="0"/>
-        </w:pBdr>
-        <w:ind w:leftChars="0"/>
-      </w:pPr>
-    </w:p>
-    <w:p>
-      <w:pPr>
-        <w:numPr>
-          <w:numId w:val="0"/>
-        </w:numPr>
-        <w:pBdr>
-          <w:bottom w:val="single" w:color="auto" w:sz="4" w:space="0"/>
-        </w:pBdr>
-        <w:ind w:leftChars="0"/>
-      </w:pPr>
-    </w:p>
-    <w:p>
-      <w:pPr>
-        <w:numPr>
-          <w:numId w:val="0"/>
-        </w:numPr>
-        <w:pBdr>
-          <w:bottom w:val="single" w:color="auto" w:sz="4" w:space="0"/>
-        </w:pBdr>
-        <w:ind w:leftChars="0"/>
-      </w:pPr>
-    </w:p>
-    <w:p>
-      <w:pPr>
-        <w:numPr>
-          <w:numId w:val="0"/>
-        </w:numPr>
-        <w:pBdr>
-          <w:bottom w:val="single" w:color="auto" w:sz="4" w:space="0"/>
-        </w:pBdr>
-        <w:ind w:leftChars="0"/>
-      </w:pPr>
-    </w:p>
-    <w:p>
-      <w:pPr>
-        <w:numPr>
-          <w:numId w:val="0"/>
-        </w:numPr>
-        <w:pBdr>
-          <w:bottom w:val="single" w:color="auto" w:sz="4" w:space="0"/>
-        </w:pBdr>
-        <w:ind w:leftChars="0"/>
-      </w:pPr>
-    </w:p>
-    <w:p>
-      <w:pPr>
-        <w:numPr>
-          <w:numId w:val="0"/>
-        </w:numPr>
-        <w:pBdr>
-          <w:bottom w:val="single" w:color="auto" w:sz="4" w:space="0"/>
-        </w:pBdr>
-        <w:ind w:leftChars="0"/>
-      </w:pPr>
-    </w:p>
-    <w:p>
-      <w:pPr>
-        <w:numPr>
-          <w:numId w:val="0"/>
-        </w:numPr>
-        <w:pBdr>
-          <w:bottom w:val="single" w:color="auto" w:sz="4" w:space="0"/>
-        </w:pBdr>
-        <w:ind w:leftChars="0"/>
-      </w:pPr>
-    </w:p>
-    <w:p>
-      <w:pPr>
-        <w:numPr>
-          <w:numId w:val="0"/>
-        </w:numPr>
-        <w:pBdr>
-          <w:bottom w:val="single" w:color="auto" w:sz="4" w:space="0"/>
-        </w:pBdr>
-        <w:ind w:leftChars="0"/>
-      </w:pPr>
-    </w:p>
-    <w:p>
-      <w:pPr>
-        <w:numPr>
-          <w:numId w:val="0"/>
-        </w:numPr>
-        <w:pBdr>
-          <w:bottom w:val="single" w:color="auto" w:sz="4" w:space="0"/>
-        </w:pBdr>
-        <w:ind w:leftChars="0"/>
-      </w:pPr>
-    </w:p>
-    <w:p>
-      <w:pPr>
-        <w:numPr>
-          <w:numId w:val="0"/>
-        </w:numPr>
-        <w:pBdr>
-          <w:bottom w:val="single" w:color="auto" w:sz="4" w:space="0"/>
-        </w:pBdr>
-        <w:ind w:leftChars="0"/>
-      </w:pPr>
-    </w:p>
-    <w:p>
-      <w:pPr>
-        <w:numPr>
-          <w:numId w:val="0"/>
-        </w:numPr>
-        <w:pBdr>
-          <w:bottom w:val="single" w:color="auto" w:sz="4" w:space="0"/>
-        </w:pBdr>
-        <w:ind w:leftChars="0"/>
-      </w:pPr>
-    </w:p>
-    <w:p>
-      <w:pPr>
-        <w:numPr>
-          <w:numId w:val="0"/>
-        </w:numPr>
-        <w:pBdr>
-          <w:bottom w:val="single" w:color="auto" w:sz="4" w:space="0"/>
-        </w:pBdr>
-        <w:ind w:leftChars="0"/>
-      </w:pPr>
-    </w:p>
-    <w:p>
-      <w:pPr>
-        <w:numPr>
-          <w:numId w:val="0"/>
-        </w:numPr>
-        <w:pBdr>
-          <w:bottom w:val="single" w:color="auto" w:sz="4" w:space="0"/>
-        </w:pBdr>
-        <w:ind w:leftChars="0"/>
-      </w:pPr>
-    </w:p>
-    <w:p>
-      <w:pPr>
-        <w:numPr>
-          <w:numId w:val="0"/>
-        </w:numPr>
-        <w:pBdr>
-          <w:bottom w:val="single" w:color="auto" w:sz="4" w:space="0"/>
-        </w:pBdr>
-        <w:ind w:leftChars="0"/>
-      </w:pPr>
-    </w:p>
-    <w:p>
-      <w:pPr>
-        <w:numPr>
-          <w:numId w:val="0"/>
-        </w:numPr>
-        <w:pBdr>
-          <w:bottom w:val="single" w:color="auto" w:sz="4" w:space="0"/>
-        </w:pBdr>
-        <w:ind w:leftChars="0"/>
-      </w:pPr>
-    </w:p>
-    <w:p>
-      <w:pPr>
-        <w:numPr>
-          <w:numId w:val="0"/>
-        </w:numPr>
-        <w:pBdr>
-          <w:bottom w:val="single" w:color="auto" w:sz="4" w:space="0"/>
-        </w:pBdr>
-        <w:ind w:leftChars="0"/>
-      </w:pPr>
-    </w:p>
-    <w:p>
-      <w:pPr>
-        <w:numPr>
-          <w:numId w:val="0"/>
-        </w:numPr>
-        <w:pBdr>
-          <w:bottom w:val="single" w:color="auto" w:sz="4" w:space="0"/>
-        </w:pBdr>
-        <w:ind w:leftChars="0"/>
-      </w:pPr>
-    </w:p>
-    <w:p>
-      <w:pPr>
-        <w:numPr>
-          <w:numId w:val="0"/>
-        </w:numPr>
-        <w:pBdr>
-          <w:bottom w:val="single" w:color="auto" w:sz="4" w:space="0"/>
-        </w:pBdr>
-        <w:ind w:leftChars="0"/>
-      </w:pPr>
-    </w:p>
-    <w:p>
-      <w:pPr>
-        <w:numPr>
-          <w:numId w:val="0"/>
-        </w:numPr>
-        <w:pBdr>
-          <w:bottom w:val="single" w:color="auto" w:sz="4" w:space="0"/>
-        </w:pBdr>
-        <w:ind w:leftChars="0"/>
-      </w:pPr>
-    </w:p>
-    <w:p>
-      <w:pPr>
-        <w:numPr>
-          <w:numId w:val="0"/>
-        </w:numPr>
-        <w:pBdr>
-          <w:bottom w:val="single" w:color="auto" w:sz="4" w:space="0"/>
-        </w:pBdr>
-        <w:ind w:leftChars="0"/>
-      </w:pPr>
-    </w:p>
-    <w:p>
-      <w:pPr>
-        <w:numPr>
-          <w:numId w:val="0"/>
-        </w:numPr>
-        <w:pBdr>
-          <w:bottom w:val="single" w:color="auto" w:sz="4" w:space="0"/>
-        </w:pBdr>
-        <w:ind w:leftChars="0"/>
-      </w:pPr>
-    </w:p>
-    <w:p>
-      <w:pPr>
-        <w:numPr>
-          <w:numId w:val="0"/>
-        </w:numPr>
-        <w:pBdr>
-          <w:bottom w:val="single" w:color="auto" w:sz="4" w:space="0"/>
-        </w:pBdr>
-        <w:ind w:leftChars="0"/>
-      </w:pPr>
-    </w:p>
-    <w:p>
-      <w:pPr>
-        <w:numPr>
-          <w:numId w:val="0"/>
-        </w:numPr>
-        <w:pBdr>
-          <w:bottom w:val="single" w:color="auto" w:sz="4" w:space="0"/>
-        </w:pBdr>
-        <w:ind w:leftChars="0"/>
-      </w:pPr>
-    </w:p>
-    <w:p>
-      <w:pPr>
-        <w:numPr>
-          <w:numId w:val="0"/>
-        </w:numPr>
-        <w:pBdr>
-          <w:bottom w:val="single" w:color="auto" w:sz="4" w:space="0"/>
-        </w:pBdr>
-        <w:ind w:leftChars="0"/>
-      </w:pPr>
-    </w:p>
-    <w:p>
-      <w:pPr>
-        <w:numPr>
-          <w:numId w:val="0"/>
-        </w:numPr>
-        <w:pBdr>
-          <w:bottom w:val="single" w:color="auto" w:sz="4" w:space="0"/>
-        </w:pBdr>
-        <w:ind w:leftChars="0"/>
-      </w:pPr>
-    </w:p>
-    <w:p>
-      <w:pPr>
-        <w:numPr>
-          <w:numId w:val="0"/>
-        </w:numPr>
-        <w:pBdr>
-          <w:bottom w:val="single" w:color="auto" w:sz="4" w:space="0"/>
-        </w:pBdr>
-        <w:ind w:leftChars="0"/>
-      </w:pPr>
-    </w:p>
-    <w:p>
-      <w:pPr>
-        <w:numPr>
-          <w:numId w:val="0"/>
-        </w:numPr>
-        <w:pBdr>
-          <w:bottom w:val="single" w:color="auto" w:sz="4" w:space="0"/>
-        </w:pBdr>
-        <w:ind w:leftChars="0"/>
-      </w:pPr>
-    </w:p>
-    <w:p>
-      <w:pPr>
-        <w:numPr>
-          <w:numId w:val="0"/>
-        </w:numPr>
-        <w:pBdr>
-          <w:bottom w:val="single" w:color="auto" w:sz="4" w:space="0"/>
-        </w:pBdr>
-        <w:ind w:leftChars="0"/>
-      </w:pPr>
-    </w:p>
-    <w:p>
-      <w:pPr>
-        <w:numPr>
-          <w:numId w:val="0"/>
-        </w:numPr>
-        <w:pBdr>
-          <w:bottom w:val="single" w:color="auto" w:sz="4" w:space="0"/>
-        </w:pBdr>
-        <w:ind w:leftChars="0"/>
-      </w:pPr>
-    </w:p>
-    <w:p>
-      <w:pPr>
-        <w:numPr>
-          <w:numId w:val="0"/>
-        </w:numPr>
-        <w:pBdr>
-          <w:bottom w:val="single" w:color="auto" w:sz="4" w:space="0"/>
-        </w:pBdr>
-        <w:ind w:leftChars="0"/>
-      </w:pPr>
-    </w:p>
-    <w:p>
-      <w:pPr>
-        <w:numPr>
-          <w:numId w:val="0"/>
-        </w:numPr>
-        <w:pBdr>
-          <w:bottom w:val="single" w:color="auto" w:sz="4" w:space="0"/>
-        </w:pBdr>
-        <w:ind w:leftChars="0"/>
-      </w:pPr>
-    </w:p>
-    <w:p>
-      <w:pPr>
-        <w:numPr>
-          <w:numId w:val="0"/>
-        </w:numPr>
-        <w:pBdr>
-          <w:bottom w:val="single" w:color="auto" w:sz="4" w:space="0"/>
-        </w:pBdr>
-        <w:ind w:leftChars="0"/>
-      </w:pPr>
-    </w:p>
-    <w:p>
-      <w:pPr>
-        <w:numPr>
-          <w:numId w:val="0"/>
-        </w:numPr>
-        <w:pBdr>
-          <w:bottom w:val="single" w:color="auto" w:sz="4" w:space="0"/>
-        </w:pBdr>
-        <w:ind w:leftChars="0"/>
-      </w:pPr>
-    </w:p>
-    <w:p>
-      <w:pPr>
-        <w:numPr>
-          <w:numId w:val="0"/>
-        </w:numPr>
-        <w:pBdr>
-          <w:bottom w:val="single" w:color="auto" w:sz="4" w:space="0"/>
-        </w:pBdr>
-        <w:ind w:leftChars="0"/>
-      </w:pPr>
-    </w:p>
-    <w:p>
-      <w:pPr>
-        <w:numPr>
-          <w:numId w:val="0"/>
-        </w:numPr>
-        <w:pBdr>
-          <w:bottom w:val="single" w:color="auto" w:sz="4" w:space="0"/>
-        </w:pBdr>
-        <w:ind w:leftChars="0"/>
-      </w:pPr>
-    </w:p>
-    <w:p>
-      <w:pPr>
-        <w:numPr>
-          <w:numId w:val="0"/>
-        </w:numPr>
-        <w:pBdr>
-          <w:bottom w:val="single" w:color="auto" w:sz="4" w:space="0"/>
-        </w:pBdr>
-        <w:ind w:leftChars="0"/>
-      </w:pPr>
-    </w:p>
-    <w:p>
-      <w:pPr>
-        <w:numPr>
-          <w:numId w:val="0"/>
-        </w:numPr>
-        <w:pBdr>
-          <w:bottom w:val="single" w:color="auto" w:sz="4" w:space="0"/>
-        </w:pBdr>
-        <w:ind w:leftChars="0"/>
-      </w:pPr>
-    </w:p>
-    <w:p>
-      <w:pPr>
-        <w:numPr>
-          <w:numId w:val="0"/>
-        </w:numPr>
-        <w:pBdr>
-          <w:bottom w:val="single" w:color="auto" w:sz="4" w:space="0"/>
-        </w:pBdr>
-        <w:ind w:leftChars="0"/>
-      </w:pPr>
-    </w:p>
-    <w:p>
-      <w:pPr>
-        <w:numPr>
-          <w:numId w:val="0"/>
-        </w:numPr>
-        <w:pBdr>
-          <w:bottom w:val="single" w:color="auto" w:sz="4" w:space="0"/>
-        </w:pBdr>
-        <w:ind w:leftChars="0"/>
-      </w:pPr>
-    </w:p>
-    <w:p>
-      <w:pPr>
-        <w:numPr>
-          <w:numId w:val="0"/>
-        </w:numPr>
-        <w:pBdr>
-          <w:bottom w:val="single" w:color="auto" w:sz="4" w:space="0"/>
-        </w:pBdr>
-        <w:ind w:leftChars="0"/>
-      </w:pPr>
-    </w:p>
-    <w:p>
-      <w:pPr>
-        <w:numPr>
-          <w:numId w:val="0"/>
-        </w:numPr>
-        <w:pBdr>
-          <w:bottom w:val="single" w:color="auto" w:sz="4" w:space="0"/>
-        </w:pBdr>
-        <w:ind w:leftChars="0"/>
-      </w:pPr>
-    </w:p>
-    <w:p>
-      <w:pPr>
-        <w:numPr>
-          <w:numId w:val="0"/>
-        </w:numPr>
-        <w:pBdr>
-          <w:bottom w:val="single" w:color="auto" w:sz="4" w:space="0"/>
-        </w:pBdr>
-        <w:ind w:leftChars="0"/>
-      </w:pPr>
-    </w:p>
-    <w:p>
-      <w:pPr>
-        <w:numPr>
-          <w:numId w:val="0"/>
-        </w:numPr>
-        <w:pBdr>
-          <w:bottom w:val="single" w:color="auto" w:sz="4" w:space="0"/>
-        </w:pBdr>
-        <w:ind w:leftChars="0"/>
-      </w:pPr>
-    </w:p>
-    <w:p>
-      <w:pPr>
-        <w:numPr>
-          <w:numId w:val="0"/>
-        </w:numPr>
-        <w:pBdr>
-          <w:bottom w:val="single" w:color="auto" w:sz="4" w:space="0"/>
-        </w:pBdr>
-        <w:ind w:leftChars="0"/>
-      </w:pPr>
-    </w:p>
-    <w:p>
-      <w:pPr>
-        <w:numPr>
-          <w:numId w:val="0"/>
-        </w:numPr>
-        <w:pBdr>
-          <w:bottom w:val="single" w:color="auto" w:sz="4" w:space="0"/>
-        </w:pBdr>
-        <w:ind w:leftChars="0"/>
-      </w:pPr>
-    </w:p>
-    <w:p>
-      <w:pPr>
-        <w:numPr>
-          <w:numId w:val="0"/>
-        </w:numPr>
-        <w:pBdr>
-          <w:bottom w:val="single" w:color="auto" w:sz="4" w:space="0"/>
-        </w:pBdr>
-        <w:ind w:leftChars="0"/>
-      </w:pPr>
-    </w:p>
-    <w:p>
-      <w:pPr>
-        <w:numPr>
-          <w:numId w:val="0"/>
-        </w:numPr>
-        <w:pBdr>
-          <w:bottom w:val="single" w:color="auto" w:sz="4" w:space="0"/>
-        </w:pBdr>
-        <w:ind w:leftChars="0"/>
-      </w:pPr>
-    </w:p>
-    <w:p>
-      <w:pPr>
-        <w:numPr>
-          <w:numId w:val="0"/>
-        </w:numPr>
-        <w:pBdr>
-          <w:bottom w:val="single" w:color="auto" w:sz="4" w:space="0"/>
-        </w:pBdr>
-        <w:ind w:leftChars="0"/>
-      </w:pPr>
-    </w:p>
-    <w:p>
-      <w:pPr>
-        <w:numPr>
-          <w:numId w:val="0"/>
-        </w:numPr>
-        <w:pBdr>
-          <w:bottom w:val="single" w:color="auto" w:sz="4" w:space="0"/>
-        </w:pBdr>
-        <w:ind w:leftChars="0"/>
-      </w:pPr>
-    </w:p>
-    <w:p>
-      <w:pPr>
-        <w:numPr>
-          <w:numId w:val="0"/>
-        </w:numPr>
-        <w:pBdr>
-          <w:bottom w:val="single" w:color="auto" w:sz="4" w:space="0"/>
-        </w:pBdr>
-        <w:ind w:leftChars="0"/>
-      </w:pPr>
-    </w:p>
-    <w:p>
-      <w:pPr>
-        <w:numPr>
+          <w:ilvl w:val="0"/>
+          <w:numId w:val="0"/>
+        </w:numPr>
+        <w:pBdr>
+          <w:bottom w:val="single" w:color="auto" w:sz="4" w:space="0"/>
+        </w:pBdr>
+        <w:ind w:leftChars="0"/>
+        <w:rPr>
+          <w:rFonts w:hint="default"/>
+        </w:rPr>
+      </w:pPr>
+    </w:p>
+    <w:p>
+      <w:pPr>
+        <w:numPr>
+          <w:ilvl w:val="0"/>
+          <w:numId w:val="0"/>
+        </w:numPr>
+        <w:pBdr>
+          <w:bottom w:val="single" w:color="auto" w:sz="4" w:space="0"/>
+        </w:pBdr>
+        <w:ind w:leftChars="0"/>
+        <w:rPr>
+          <w:rFonts w:hint="default"/>
+        </w:rPr>
+      </w:pPr>
+    </w:p>
+    <w:p>
+      <w:pPr>
+        <w:numPr>
+          <w:ilvl w:val="0"/>
+          <w:numId w:val="0"/>
+        </w:numPr>
+        <w:pBdr>
+          <w:bottom w:val="single" w:color="auto" w:sz="4" w:space="0"/>
+        </w:pBdr>
+        <w:ind w:leftChars="0"/>
+      </w:pPr>
+    </w:p>
+    <w:p>
+      <w:pPr>
+        <w:numPr>
+          <w:ilvl w:val="0"/>
+          <w:numId w:val="0"/>
+        </w:numPr>
+        <w:pBdr>
+          <w:bottom w:val="single" w:color="auto" w:sz="4" w:space="0"/>
+        </w:pBdr>
+        <w:ind w:leftChars="0"/>
+      </w:pPr>
+    </w:p>
+    <w:p>
+      <w:pPr>
+        <w:numPr>
+          <w:ilvl w:val="0"/>
+          <w:numId w:val="0"/>
+        </w:numPr>
+        <w:pBdr>
+          <w:bottom w:val="single" w:color="auto" w:sz="4" w:space="0"/>
+        </w:pBdr>
+        <w:ind w:leftChars="0"/>
+      </w:pPr>
+    </w:p>
+    <w:p>
+      <w:pPr>
+        <w:numPr>
+          <w:ilvl w:val="0"/>
+          <w:numId w:val="0"/>
+        </w:numPr>
+        <w:pBdr>
+          <w:bottom w:val="single" w:color="auto" w:sz="4" w:space="0"/>
+        </w:pBdr>
+        <w:ind w:leftChars="0"/>
+      </w:pPr>
+    </w:p>
+    <w:p>
+      <w:pPr>
+        <w:numPr>
+          <w:ilvl w:val="0"/>
+          <w:numId w:val="0"/>
+        </w:numPr>
+        <w:pBdr>
+          <w:bottom w:val="single" w:color="auto" w:sz="4" w:space="0"/>
+        </w:pBdr>
+        <w:ind w:leftChars="0"/>
+      </w:pPr>
+    </w:p>
+    <w:p>
+      <w:pPr>
+        <w:numPr>
+          <w:ilvl w:val="0"/>
+          <w:numId w:val="0"/>
+        </w:numPr>
+        <w:pBdr>
+          <w:bottom w:val="single" w:color="auto" w:sz="4" w:space="0"/>
+        </w:pBdr>
+        <w:ind w:leftChars="0"/>
+      </w:pPr>
+    </w:p>
+    <w:p>
+      <w:pPr>
+        <w:numPr>
+          <w:ilvl w:val="0"/>
+          <w:numId w:val="0"/>
+        </w:numPr>
+        <w:pBdr>
+          <w:bottom w:val="single" w:color="auto" w:sz="4" w:space="0"/>
+        </w:pBdr>
+        <w:ind w:leftChars="0"/>
+      </w:pPr>
+    </w:p>
+    <w:p>
+      <w:pPr>
+        <w:numPr>
+          <w:ilvl w:val="0"/>
+          <w:numId w:val="0"/>
+        </w:numPr>
+        <w:pBdr>
+          <w:bottom w:val="single" w:color="auto" w:sz="4" w:space="0"/>
+        </w:pBdr>
+        <w:ind w:leftChars="0"/>
+      </w:pPr>
+    </w:p>
+    <w:p>
+      <w:pPr>
+        <w:numPr>
+          <w:ilvl w:val="0"/>
+          <w:numId w:val="0"/>
+        </w:numPr>
+        <w:pBdr>
+          <w:bottom w:val="single" w:color="auto" w:sz="4" w:space="0"/>
+        </w:pBdr>
+        <w:ind w:leftChars="0"/>
+      </w:pPr>
+    </w:p>
+    <w:p>
+      <w:pPr>
+        <w:numPr>
+          <w:ilvl w:val="0"/>
+          <w:numId w:val="0"/>
+        </w:numPr>
+        <w:pBdr>
+          <w:bottom w:val="single" w:color="auto" w:sz="4" w:space="0"/>
+        </w:pBdr>
+        <w:ind w:leftChars="0"/>
+      </w:pPr>
+    </w:p>
+    <w:p>
+      <w:pPr>
+        <w:numPr>
+          <w:ilvl w:val="0"/>
+          <w:numId w:val="0"/>
+        </w:numPr>
+        <w:pBdr>
+          <w:bottom w:val="single" w:color="auto" w:sz="4" w:space="0"/>
+        </w:pBdr>
+        <w:ind w:leftChars="0"/>
+      </w:pPr>
+    </w:p>
+    <w:p>
+      <w:pPr>
+        <w:numPr>
+          <w:ilvl w:val="0"/>
+          <w:numId w:val="0"/>
+        </w:numPr>
+        <w:pBdr>
+          <w:bottom w:val="single" w:color="auto" w:sz="4" w:space="0"/>
+        </w:pBdr>
+        <w:ind w:leftChars="0"/>
+      </w:pPr>
+    </w:p>
+    <w:p>
+      <w:pPr>
+        <w:numPr>
+          <w:ilvl w:val="0"/>
+          <w:numId w:val="0"/>
+        </w:numPr>
+        <w:pBdr>
+          <w:bottom w:val="single" w:color="auto" w:sz="4" w:space="0"/>
+        </w:pBdr>
+        <w:ind w:leftChars="0"/>
+      </w:pPr>
+    </w:p>
+    <w:p>
+      <w:pPr>
+        <w:numPr>
+          <w:ilvl w:val="0"/>
+          <w:numId w:val="0"/>
+        </w:numPr>
+        <w:pBdr>
+          <w:bottom w:val="single" w:color="auto" w:sz="4" w:space="0"/>
+        </w:pBdr>
+        <w:ind w:leftChars="0"/>
+      </w:pPr>
+    </w:p>
+    <w:p>
+      <w:pPr>
+        <w:numPr>
+          <w:ilvl w:val="0"/>
+          <w:numId w:val="0"/>
+        </w:numPr>
+        <w:pBdr>
+          <w:bottom w:val="single" w:color="auto" w:sz="4" w:space="0"/>
+        </w:pBdr>
+        <w:ind w:leftChars="0"/>
+      </w:pPr>
+    </w:p>
+    <w:p>
+      <w:pPr>
+        <w:numPr>
+          <w:ilvl w:val="0"/>
+          <w:numId w:val="0"/>
+        </w:numPr>
+        <w:pBdr>
+          <w:bottom w:val="single" w:color="auto" w:sz="4" w:space="0"/>
+        </w:pBdr>
+        <w:ind w:leftChars="0"/>
+      </w:pPr>
+    </w:p>
+    <w:p>
+      <w:pPr>
+        <w:numPr>
+          <w:ilvl w:val="0"/>
+          <w:numId w:val="0"/>
+        </w:numPr>
+        <w:pBdr>
+          <w:bottom w:val="single" w:color="auto" w:sz="4" w:space="0"/>
+        </w:pBdr>
+        <w:ind w:leftChars="0"/>
+      </w:pPr>
+    </w:p>
+    <w:p>
+      <w:pPr>
+        <w:numPr>
+          <w:ilvl w:val="0"/>
+          <w:numId w:val="0"/>
+        </w:numPr>
+        <w:pBdr>
+          <w:bottom w:val="single" w:color="auto" w:sz="4" w:space="0"/>
+        </w:pBdr>
+        <w:ind w:leftChars="0"/>
+      </w:pPr>
+    </w:p>
+    <w:p>
+      <w:pPr>
+        <w:numPr>
+          <w:ilvl w:val="0"/>
+          <w:numId w:val="0"/>
+        </w:numPr>
+        <w:pBdr>
+          <w:bottom w:val="single" w:color="auto" w:sz="4" w:space="0"/>
+        </w:pBdr>
+        <w:ind w:leftChars="0"/>
+      </w:pPr>
+    </w:p>
+    <w:p>
+      <w:pPr>
+        <w:numPr>
+          <w:ilvl w:val="0"/>
+          <w:numId w:val="0"/>
+        </w:numPr>
+        <w:pBdr>
+          <w:bottom w:val="single" w:color="auto" w:sz="4" w:space="0"/>
+        </w:pBdr>
+        <w:ind w:leftChars="0"/>
+      </w:pPr>
+    </w:p>
+    <w:p>
+      <w:pPr>
+        <w:numPr>
+          <w:ilvl w:val="0"/>
+          <w:numId w:val="0"/>
+        </w:numPr>
+        <w:pBdr>
+          <w:bottom w:val="single" w:color="auto" w:sz="4" w:space="0"/>
+        </w:pBdr>
+        <w:ind w:leftChars="0"/>
+      </w:pPr>
+    </w:p>
+    <w:p>
+      <w:pPr>
+        <w:numPr>
+          <w:ilvl w:val="0"/>
+          <w:numId w:val="0"/>
+        </w:numPr>
+        <w:pBdr>
+          <w:bottom w:val="single" w:color="auto" w:sz="4" w:space="0"/>
+        </w:pBdr>
+        <w:ind w:leftChars="0"/>
+      </w:pPr>
+    </w:p>
+    <w:p>
+      <w:pPr>
+        <w:numPr>
+          <w:ilvl w:val="0"/>
+          <w:numId w:val="0"/>
+        </w:numPr>
+        <w:pBdr>
+          <w:bottom w:val="single" w:color="auto" w:sz="4" w:space="0"/>
+        </w:pBdr>
+        <w:ind w:leftChars="0"/>
+      </w:pPr>
+    </w:p>
+    <w:p>
+      <w:pPr>
+        <w:numPr>
+          <w:ilvl w:val="0"/>
+          <w:numId w:val="0"/>
+        </w:numPr>
+        <w:pBdr>
+          <w:bottom w:val="single" w:color="auto" w:sz="4" w:space="0"/>
+        </w:pBdr>
+        <w:ind w:leftChars="0"/>
+      </w:pPr>
+    </w:p>
+    <w:p>
+      <w:pPr>
+        <w:numPr>
+          <w:ilvl w:val="0"/>
+          <w:numId w:val="0"/>
+        </w:numPr>
+        <w:pBdr>
+          <w:bottom w:val="single" w:color="auto" w:sz="4" w:space="0"/>
+        </w:pBdr>
+        <w:ind w:leftChars="0"/>
+      </w:pPr>
+    </w:p>
+    <w:p>
+      <w:pPr>
+        <w:numPr>
+          <w:ilvl w:val="0"/>
+          <w:numId w:val="0"/>
+        </w:numPr>
+        <w:pBdr>
+          <w:bottom w:val="single" w:color="auto" w:sz="4" w:space="0"/>
+        </w:pBdr>
+        <w:ind w:leftChars="0"/>
+      </w:pPr>
+    </w:p>
+    <w:p>
+      <w:pPr>
+        <w:numPr>
+          <w:ilvl w:val="0"/>
+          <w:numId w:val="0"/>
+        </w:numPr>
+        <w:pBdr>
+          <w:bottom w:val="single" w:color="auto" w:sz="4" w:space="0"/>
+        </w:pBdr>
+        <w:ind w:leftChars="0"/>
+      </w:pPr>
+    </w:p>
+    <w:p>
+      <w:pPr>
+        <w:numPr>
+          <w:ilvl w:val="0"/>
+          <w:numId w:val="0"/>
+        </w:numPr>
+        <w:pBdr>
+          <w:bottom w:val="single" w:color="auto" w:sz="4" w:space="0"/>
+        </w:pBdr>
+        <w:ind w:leftChars="0"/>
+      </w:pPr>
+    </w:p>
+    <w:p>
+      <w:pPr>
+        <w:numPr>
+          <w:ilvl w:val="0"/>
+          <w:numId w:val="0"/>
+        </w:numPr>
+        <w:pBdr>
+          <w:bottom w:val="single" w:color="auto" w:sz="4" w:space="0"/>
+        </w:pBdr>
+        <w:ind w:leftChars="0"/>
+      </w:pPr>
+    </w:p>
+    <w:p>
+      <w:pPr>
+        <w:numPr>
+          <w:ilvl w:val="0"/>
+          <w:numId w:val="0"/>
+        </w:numPr>
+        <w:pBdr>
+          <w:bottom w:val="single" w:color="auto" w:sz="4" w:space="0"/>
+        </w:pBdr>
+        <w:ind w:leftChars="0"/>
+      </w:pPr>
+    </w:p>
+    <w:p>
+      <w:pPr>
+        <w:numPr>
+          <w:ilvl w:val="0"/>
+          <w:numId w:val="0"/>
+        </w:numPr>
+        <w:pBdr>
+          <w:bottom w:val="single" w:color="auto" w:sz="4" w:space="0"/>
+        </w:pBdr>
+        <w:ind w:leftChars="0"/>
+      </w:pPr>
+    </w:p>
+    <w:p>
+      <w:pPr>
+        <w:numPr>
+          <w:ilvl w:val="0"/>
+          <w:numId w:val="0"/>
+        </w:numPr>
+        <w:pBdr>
+          <w:bottom w:val="single" w:color="auto" w:sz="4" w:space="0"/>
+        </w:pBdr>
+        <w:ind w:leftChars="0"/>
+      </w:pPr>
+    </w:p>
+    <w:p>
+      <w:pPr>
+        <w:numPr>
+          <w:ilvl w:val="0"/>
+          <w:numId w:val="0"/>
+        </w:numPr>
+        <w:pBdr>
+          <w:bottom w:val="single" w:color="auto" w:sz="4" w:space="0"/>
+        </w:pBdr>
+        <w:ind w:leftChars="0"/>
+      </w:pPr>
+    </w:p>
+    <w:p>
+      <w:pPr>
+        <w:numPr>
+          <w:ilvl w:val="0"/>
+          <w:numId w:val="0"/>
+        </w:numPr>
+        <w:pBdr>
+          <w:bottom w:val="single" w:color="auto" w:sz="4" w:space="0"/>
+        </w:pBdr>
+        <w:ind w:leftChars="0"/>
+      </w:pPr>
+    </w:p>
+    <w:p>
+      <w:pPr>
+        <w:numPr>
+          <w:ilvl w:val="0"/>
+          <w:numId w:val="0"/>
+        </w:numPr>
+        <w:pBdr>
+          <w:bottom w:val="single" w:color="auto" w:sz="4" w:space="0"/>
+        </w:pBdr>
+        <w:ind w:leftChars="0"/>
+      </w:pPr>
+    </w:p>
+    <w:p>
+      <w:pPr>
+        <w:numPr>
+          <w:ilvl w:val="0"/>
+          <w:numId w:val="0"/>
+        </w:numPr>
+        <w:pBdr>
+          <w:bottom w:val="single" w:color="auto" w:sz="4" w:space="0"/>
+        </w:pBdr>
+        <w:ind w:leftChars="0"/>
+      </w:pPr>
+    </w:p>
+    <w:p>
+      <w:pPr>
+        <w:numPr>
+          <w:ilvl w:val="0"/>
+          <w:numId w:val="0"/>
+        </w:numPr>
+        <w:pBdr>
+          <w:bottom w:val="single" w:color="auto" w:sz="4" w:space="0"/>
+        </w:pBdr>
+        <w:ind w:leftChars="0"/>
+      </w:pPr>
+    </w:p>
+    <w:p>
+      <w:pPr>
+        <w:numPr>
+          <w:ilvl w:val="0"/>
+          <w:numId w:val="0"/>
+        </w:numPr>
+        <w:pBdr>
+          <w:bottom w:val="single" w:color="auto" w:sz="4" w:space="0"/>
+        </w:pBdr>
+        <w:ind w:leftChars="0"/>
+      </w:pPr>
+    </w:p>
+    <w:p>
+      <w:pPr>
+        <w:numPr>
+          <w:ilvl w:val="0"/>
+          <w:numId w:val="0"/>
+        </w:numPr>
+        <w:pBdr>
+          <w:bottom w:val="single" w:color="auto" w:sz="4" w:space="0"/>
+        </w:pBdr>
+        <w:ind w:leftChars="0"/>
+      </w:pPr>
+    </w:p>
+    <w:p>
+      <w:pPr>
+        <w:numPr>
+          <w:ilvl w:val="0"/>
+          <w:numId w:val="0"/>
+        </w:numPr>
+        <w:pBdr>
+          <w:bottom w:val="single" w:color="auto" w:sz="4" w:space="0"/>
+        </w:pBdr>
+        <w:ind w:leftChars="0"/>
+      </w:pPr>
+    </w:p>
+    <w:p>
+      <w:pPr>
+        <w:numPr>
+          <w:ilvl w:val="0"/>
+          <w:numId w:val="0"/>
+        </w:numPr>
+        <w:pBdr>
+          <w:bottom w:val="single" w:color="auto" w:sz="4" w:space="0"/>
+        </w:pBdr>
+        <w:ind w:leftChars="0"/>
+      </w:pPr>
+    </w:p>
+    <w:p>
+      <w:pPr>
+        <w:numPr>
+          <w:ilvl w:val="0"/>
+          <w:numId w:val="0"/>
+        </w:numPr>
+        <w:pBdr>
+          <w:bottom w:val="single" w:color="auto" w:sz="4" w:space="0"/>
+        </w:pBdr>
+        <w:ind w:leftChars="0"/>
+      </w:pPr>
+    </w:p>
+    <w:p>
+      <w:pPr>
+        <w:numPr>
+          <w:ilvl w:val="0"/>
+          <w:numId w:val="0"/>
+        </w:numPr>
+        <w:pBdr>
+          <w:bottom w:val="single" w:color="auto" w:sz="4" w:space="0"/>
+        </w:pBdr>
+        <w:ind w:leftChars="0"/>
+      </w:pPr>
+    </w:p>
+    <w:p>
+      <w:pPr>
+        <w:numPr>
+          <w:ilvl w:val="0"/>
+          <w:numId w:val="0"/>
+        </w:numPr>
+        <w:pBdr>
+          <w:bottom w:val="single" w:color="auto" w:sz="4" w:space="0"/>
+        </w:pBdr>
+        <w:ind w:leftChars="0"/>
+      </w:pPr>
+    </w:p>
+    <w:p>
+      <w:pPr>
+        <w:numPr>
+          <w:ilvl w:val="0"/>
+          <w:numId w:val="0"/>
+        </w:numPr>
+        <w:pBdr>
+          <w:bottom w:val="single" w:color="auto" w:sz="4" w:space="0"/>
+        </w:pBdr>
+        <w:ind w:leftChars="0"/>
+      </w:pPr>
+    </w:p>
+    <w:p>
+      <w:pPr>
+        <w:numPr>
+          <w:ilvl w:val="0"/>
+          <w:numId w:val="0"/>
+        </w:numPr>
+        <w:pBdr>
+          <w:bottom w:val="single" w:color="auto" w:sz="4" w:space="0"/>
+        </w:pBdr>
+        <w:ind w:leftChars="0"/>
+      </w:pPr>
+    </w:p>
+    <w:p>
+      <w:pPr>
+        <w:numPr>
+          <w:ilvl w:val="0"/>
+          <w:numId w:val="0"/>
+        </w:numPr>
+        <w:pBdr>
+          <w:bottom w:val="single" w:color="auto" w:sz="4" w:space="0"/>
+        </w:pBdr>
+        <w:ind w:leftChars="0"/>
+      </w:pPr>
+    </w:p>
+    <w:p>
+      <w:pPr>
+        <w:numPr>
+          <w:ilvl w:val="0"/>
+          <w:numId w:val="0"/>
+        </w:numPr>
+        <w:pBdr>
+          <w:bottom w:val="single" w:color="auto" w:sz="4" w:space="0"/>
+        </w:pBdr>
+        <w:ind w:leftChars="0"/>
+      </w:pPr>
+    </w:p>
+    <w:p>
+      <w:pPr>
+        <w:numPr>
+          <w:ilvl w:val="0"/>
+          <w:numId w:val="0"/>
+        </w:numPr>
+        <w:pBdr>
+          <w:bottom w:val="single" w:color="auto" w:sz="4" w:space="0"/>
+        </w:pBdr>
+        <w:ind w:leftChars="0"/>
+      </w:pPr>
+    </w:p>
+    <w:p>
+      <w:pPr>
+        <w:numPr>
+          <w:ilvl w:val="0"/>
+          <w:numId w:val="0"/>
+        </w:numPr>
+        <w:pBdr>
+          <w:bottom w:val="single" w:color="auto" w:sz="4" w:space="0"/>
+        </w:pBdr>
+        <w:ind w:leftChars="0"/>
+      </w:pPr>
+    </w:p>
+    <w:p>
+      <w:pPr>
+        <w:numPr>
+          <w:ilvl w:val="0"/>
+          <w:numId w:val="0"/>
+        </w:numPr>
+        <w:pBdr>
+          <w:bottom w:val="single" w:color="auto" w:sz="4" w:space="0"/>
+        </w:pBdr>
+        <w:ind w:leftChars="0"/>
+      </w:pPr>
+    </w:p>
+    <w:p>
+      <w:pPr>
+        <w:numPr>
+          <w:ilvl w:val="0"/>
+          <w:numId w:val="0"/>
+        </w:numPr>
+        <w:pBdr>
+          <w:bottom w:val="single" w:color="auto" w:sz="4" w:space="0"/>
+        </w:pBdr>
+        <w:ind w:leftChars="0"/>
+      </w:pPr>
+    </w:p>
+    <w:p>
+      <w:pPr>
+        <w:numPr>
+          <w:ilvl w:val="0"/>
+          <w:numId w:val="0"/>
+        </w:numPr>
+        <w:pBdr>
+          <w:bottom w:val="single" w:color="auto" w:sz="4" w:space="0"/>
+        </w:pBdr>
+        <w:ind w:leftChars="0"/>
+      </w:pPr>
+    </w:p>
+    <w:p>
+      <w:pPr>
+        <w:numPr>
+          <w:ilvl w:val="0"/>
+          <w:numId w:val="0"/>
+        </w:numPr>
+        <w:pBdr>
+          <w:bottom w:val="single" w:color="auto" w:sz="4" w:space="0"/>
+        </w:pBdr>
+        <w:ind w:leftChars="0"/>
+      </w:pPr>
+    </w:p>
+    <w:p>
+      <w:pPr>
+        <w:numPr>
+          <w:ilvl w:val="0"/>
+          <w:numId w:val="0"/>
+        </w:numPr>
+        <w:pBdr>
+          <w:bottom w:val="single" w:color="auto" w:sz="4" w:space="0"/>
+        </w:pBdr>
+        <w:ind w:leftChars="0"/>
+      </w:pPr>
+    </w:p>
+    <w:p>
+      <w:pPr>
+        <w:numPr>
+          <w:ilvl w:val="0"/>
+          <w:numId w:val="0"/>
+        </w:numPr>
+        <w:pBdr>
+          <w:bottom w:val="single" w:color="auto" w:sz="4" w:space="0"/>
+        </w:pBdr>
+        <w:ind w:leftChars="0"/>
+      </w:pPr>
+    </w:p>
+    <w:p>
+      <w:pPr>
+        <w:numPr>
+          <w:ilvl w:val="0"/>
+          <w:numId w:val="0"/>
+        </w:numPr>
+        <w:pBdr>
+          <w:bottom w:val="single" w:color="auto" w:sz="4" w:space="0"/>
+        </w:pBdr>
+        <w:ind w:leftChars="0"/>
+      </w:pPr>
+    </w:p>
+    <w:p>
+      <w:pPr>
+        <w:numPr>
+          <w:ilvl w:val="0"/>
+          <w:numId w:val="0"/>
+        </w:numPr>
+        <w:pBdr>
+          <w:bottom w:val="single" w:color="auto" w:sz="4" w:space="0"/>
+        </w:pBdr>
+        <w:ind w:leftChars="0"/>
+      </w:pPr>
+    </w:p>
+    <w:p>
+      <w:pPr>
+        <w:numPr>
+          <w:ilvl w:val="0"/>
+          <w:numId w:val="0"/>
+        </w:numPr>
+        <w:pBdr>
+          <w:bottom w:val="single" w:color="auto" w:sz="4" w:space="0"/>
+        </w:pBdr>
+        <w:ind w:leftChars="0"/>
+      </w:pPr>
+    </w:p>
+    <w:p>
+      <w:pPr>
+        <w:numPr>
+          <w:ilvl w:val="0"/>
+          <w:numId w:val="0"/>
+        </w:numPr>
+        <w:pBdr>
+          <w:bottom w:val="single" w:color="auto" w:sz="4" w:space="0"/>
+        </w:pBdr>
+        <w:ind w:leftChars="0"/>
+      </w:pPr>
+    </w:p>
+    <w:p>
+      <w:pPr>
+        <w:numPr>
+          <w:ilvl w:val="0"/>
+          <w:numId w:val="0"/>
+        </w:numPr>
+        <w:pBdr>
+          <w:bottom w:val="single" w:color="auto" w:sz="4" w:space="0"/>
+        </w:pBdr>
+        <w:ind w:leftChars="0"/>
+      </w:pPr>
+    </w:p>
+    <w:p>
+      <w:pPr>
+        <w:numPr>
+          <w:ilvl w:val="0"/>
+          <w:numId w:val="0"/>
+        </w:numPr>
+        <w:pBdr>
+          <w:bottom w:val="single" w:color="auto" w:sz="4" w:space="0"/>
+        </w:pBdr>
+        <w:ind w:leftChars="0"/>
+      </w:pPr>
+    </w:p>
+    <w:p>
+      <w:pPr>
+        <w:numPr>
+          <w:ilvl w:val="0"/>
+          <w:numId w:val="0"/>
+        </w:numPr>
+        <w:pBdr>
+          <w:bottom w:val="single" w:color="auto" w:sz="4" w:space="0"/>
+        </w:pBdr>
+        <w:ind w:leftChars="0"/>
+      </w:pPr>
+    </w:p>
+    <w:p>
+      <w:pPr>
+        <w:numPr>
+          <w:ilvl w:val="0"/>
+          <w:numId w:val="0"/>
+        </w:numPr>
+        <w:pBdr>
+          <w:bottom w:val="single" w:color="auto" w:sz="4" w:space="0"/>
+        </w:pBdr>
+        <w:ind w:leftChars="0"/>
+      </w:pPr>
+    </w:p>
+    <w:p>
+      <w:pPr>
+        <w:numPr>
+          <w:ilvl w:val="0"/>
+          <w:numId w:val="0"/>
+        </w:numPr>
+        <w:pBdr>
+          <w:bottom w:val="single" w:color="auto" w:sz="4" w:space="0"/>
+        </w:pBdr>
+        <w:ind w:leftChars="0"/>
+      </w:pPr>
+    </w:p>
+    <w:p>
+      <w:pPr>
+        <w:numPr>
+          <w:ilvl w:val="0"/>
+          <w:numId w:val="0"/>
+        </w:numPr>
+        <w:pBdr>
+          <w:bottom w:val="single" w:color="auto" w:sz="4" w:space="0"/>
+        </w:pBdr>
+        <w:ind w:leftChars="0"/>
+      </w:pPr>
+    </w:p>
+    <w:p>
+      <w:pPr>
+        <w:numPr>
+          <w:ilvl w:val="0"/>
+          <w:numId w:val="0"/>
+        </w:numPr>
+        <w:pBdr>
+          <w:bottom w:val="single" w:color="auto" w:sz="4" w:space="0"/>
+        </w:pBdr>
+        <w:ind w:leftChars="0"/>
+      </w:pPr>
+    </w:p>
+    <w:p>
+      <w:pPr>
+        <w:numPr>
+          <w:ilvl w:val="0"/>
+          <w:numId w:val="0"/>
+        </w:numPr>
+        <w:pBdr>
+          <w:bottom w:val="single" w:color="auto" w:sz="4" w:space="0"/>
+        </w:pBdr>
+        <w:ind w:leftChars="0"/>
+      </w:pPr>
+    </w:p>
+    <w:p>
+      <w:pPr>
+        <w:numPr>
+          <w:ilvl w:val="0"/>
+          <w:numId w:val="0"/>
+        </w:numPr>
+        <w:pBdr>
+          <w:bottom w:val="single" w:color="auto" w:sz="4" w:space="0"/>
+        </w:pBdr>
+        <w:ind w:leftChars="0"/>
+      </w:pPr>
+    </w:p>
+    <w:p>
+      <w:pPr>
+        <w:numPr>
+          <w:ilvl w:val="0"/>
+          <w:numId w:val="0"/>
+        </w:numPr>
+        <w:pBdr>
+          <w:bottom w:val="single" w:color="auto" w:sz="4" w:space="0"/>
+        </w:pBdr>
+        <w:ind w:leftChars="0"/>
+      </w:pPr>
+    </w:p>
+    <w:p>
+      <w:pPr>
+        <w:numPr>
+          <w:ilvl w:val="0"/>
+          <w:numId w:val="0"/>
+        </w:numPr>
+        <w:pBdr>
+          <w:bottom w:val="single" w:color="auto" w:sz="4" w:space="0"/>
+        </w:pBdr>
+        <w:ind w:leftChars="0"/>
+      </w:pPr>
+    </w:p>
+    <w:p>
+      <w:pPr>
+        <w:numPr>
+          <w:ilvl w:val="0"/>
+          <w:numId w:val="0"/>
+        </w:numPr>
+        <w:pBdr>
+          <w:bottom w:val="single" w:color="auto" w:sz="4" w:space="0"/>
+        </w:pBdr>
+        <w:ind w:leftChars="0"/>
+      </w:pPr>
+    </w:p>
+    <w:p>
+      <w:pPr>
+        <w:numPr>
+          <w:ilvl w:val="0"/>
+          <w:numId w:val="0"/>
+        </w:numPr>
+        <w:pBdr>
+          <w:bottom w:val="single" w:color="auto" w:sz="4" w:space="0"/>
+        </w:pBdr>
+        <w:ind w:leftChars="0"/>
+      </w:pPr>
+    </w:p>
+    <w:p>
+      <w:pPr>
+        <w:numPr>
+          <w:ilvl w:val="0"/>
+          <w:numId w:val="0"/>
+        </w:numPr>
+        <w:pBdr>
+          <w:bottom w:val="single" w:color="auto" w:sz="4" w:space="0"/>
+        </w:pBdr>
+        <w:ind w:leftChars="0"/>
+      </w:pPr>
+    </w:p>
+    <w:p>
+      <w:pPr>
+        <w:numPr>
+          <w:ilvl w:val="0"/>
+          <w:numId w:val="0"/>
+        </w:numPr>
+        <w:pBdr>
+          <w:bottom w:val="single" w:color="auto" w:sz="4" w:space="0"/>
+        </w:pBdr>
+        <w:ind w:leftChars="0"/>
+      </w:pPr>
+    </w:p>
+    <w:p>
+      <w:pPr>
+        <w:numPr>
+          <w:ilvl w:val="0"/>
+          <w:numId w:val="0"/>
+        </w:numPr>
+        <w:pBdr>
+          <w:bottom w:val="single" w:color="auto" w:sz="4" w:space="0"/>
+        </w:pBdr>
+        <w:ind w:leftChars="0"/>
+      </w:pPr>
+    </w:p>
+    <w:p>
+      <w:pPr>
+        <w:numPr>
+          <w:ilvl w:val="0"/>
           <w:numId w:val="0"/>
         </w:numPr>
         <w:pBdr>
@@ -8662,6 +9165,7 @@
     <w:p>
       <w:pPr>
         <w:numPr>
+          <w:ilvl w:val="0"/>
           <w:numId w:val="0"/>
         </w:numPr>
         <w:pBdr>
@@ -8684,6 +9188,7 @@
     <w:p>
       <w:pPr>
         <w:numPr>
+          <w:ilvl w:val="0"/>
           <w:numId w:val="0"/>
         </w:numPr>
         <w:pBdr>
@@ -8721,7 +9226,7 @@
                     </pic:cNvPicPr>
                   </pic:nvPicPr>
                   <pic:blipFill>
-                    <a:blip r:embed="rId50"/>
+                    <a:blip r:embed="rId51"/>
                     <a:stretch>
                       <a:fillRect/>
                     </a:stretch>
@@ -8749,6 +9254,7 @@
     <w:p>
       <w:pPr>
         <w:numPr>
+          <w:ilvl w:val="0"/>
           <w:numId w:val="0"/>
         </w:numPr>
         <w:pBdr>
@@ -8765,6 +9271,7 @@
     <w:p>
       <w:pPr>
         <w:numPr>
+          <w:ilvl w:val="0"/>
           <w:numId w:val="0"/>
         </w:numPr>
         <w:pBdr>
@@ -8781,6 +9288,7 @@
     <w:p>
       <w:pPr>
         <w:numPr>
+          <w:ilvl w:val="0"/>
           <w:numId w:val="0"/>
         </w:numPr>
         <w:pBdr>
@@ -8797,595 +9305,646 @@
     <w:p>
       <w:pPr>
         <w:numPr>
-          <w:numId w:val="0"/>
-        </w:numPr>
-        <w:ind w:leftChars="0"/>
-        <w:rPr>
-          <w:rFonts w:hint="default"/>
-          <w:lang w:val="en-US"/>
-        </w:rPr>
-      </w:pPr>
-    </w:p>
-    <w:p>
-      <w:pPr>
-        <w:numPr>
-          <w:numId w:val="0"/>
-        </w:numPr>
-        <w:ind w:leftChars="0"/>
-        <w:rPr>
-          <w:rFonts w:hint="default"/>
-          <w:lang w:val="en-US"/>
-        </w:rPr>
-      </w:pPr>
-    </w:p>
-    <w:p>
-      <w:pPr>
-        <w:numPr>
-          <w:numId w:val="0"/>
-        </w:numPr>
-        <w:ind w:leftChars="0"/>
-        <w:rPr>
-          <w:rFonts w:hint="default"/>
-          <w:lang w:val="en-US"/>
-        </w:rPr>
-      </w:pPr>
-    </w:p>
-    <w:p>
-      <w:pPr>
-        <w:numPr>
-          <w:numId w:val="0"/>
-        </w:numPr>
-        <w:ind w:leftChars="0"/>
-        <w:rPr>
-          <w:rFonts w:hint="default"/>
-          <w:lang w:val="en-US"/>
-        </w:rPr>
-      </w:pPr>
-    </w:p>
-    <w:p>
-      <w:pPr>
-        <w:numPr>
-          <w:numId w:val="0"/>
-        </w:numPr>
-        <w:ind w:leftChars="0"/>
-        <w:rPr>
-          <w:rFonts w:hint="default"/>
-          <w:lang w:val="en-US"/>
-        </w:rPr>
-      </w:pPr>
-    </w:p>
-    <w:p>
-      <w:pPr>
-        <w:numPr>
-          <w:numId w:val="0"/>
-        </w:numPr>
-        <w:ind w:leftChars="0"/>
-        <w:rPr>
-          <w:rFonts w:hint="default"/>
-          <w:lang w:val="en-US"/>
-        </w:rPr>
-      </w:pPr>
-    </w:p>
-    <w:p>
-      <w:pPr>
-        <w:numPr>
-          <w:numId w:val="0"/>
-        </w:numPr>
-        <w:ind w:leftChars="0"/>
-        <w:rPr>
-          <w:rFonts w:hint="default"/>
-          <w:lang w:val="en-US"/>
-        </w:rPr>
-      </w:pPr>
-    </w:p>
-    <w:p>
-      <w:pPr>
-        <w:numPr>
-          <w:numId w:val="0"/>
-        </w:numPr>
-        <w:ind w:leftChars="0"/>
-        <w:rPr>
-          <w:rFonts w:hint="default"/>
-          <w:lang w:val="en-US"/>
-        </w:rPr>
-      </w:pPr>
-    </w:p>
-    <w:p>
-      <w:pPr>
-        <w:numPr>
-          <w:numId w:val="0"/>
-        </w:numPr>
-        <w:ind w:leftChars="0"/>
-        <w:rPr>
-          <w:rFonts w:hint="default"/>
-          <w:lang w:val="en-US"/>
-        </w:rPr>
-      </w:pPr>
-    </w:p>
-    <w:p>
-      <w:pPr>
-        <w:numPr>
-          <w:numId w:val="0"/>
-        </w:numPr>
-        <w:rPr>
-          <w:rFonts w:hint="default"/>
-          <w:lang w:val="en-US"/>
-        </w:rPr>
-      </w:pPr>
-    </w:p>
-    <w:p>
-      <w:pPr>
-        <w:numPr>
-          <w:numId w:val="0"/>
-        </w:numPr>
-        <w:rPr>
-          <w:rFonts w:hint="default"/>
-          <w:lang w:val="en-US"/>
-        </w:rPr>
-      </w:pPr>
-    </w:p>
-    <w:p>
-      <w:pPr>
-        <w:numPr>
-          <w:numId w:val="0"/>
-        </w:numPr>
-        <w:rPr>
-          <w:rFonts w:hint="default"/>
-          <w:lang w:val="en-US"/>
-        </w:rPr>
-      </w:pPr>
-    </w:p>
-    <w:p>
-      <w:pPr>
-        <w:numPr>
-          <w:numId w:val="0"/>
-        </w:numPr>
-        <w:rPr>
-          <w:rFonts w:hint="default"/>
-          <w:lang w:val="en-US"/>
-        </w:rPr>
-      </w:pPr>
-    </w:p>
-    <w:p>
-      <w:pPr>
-        <w:numPr>
-          <w:numId w:val="0"/>
-        </w:numPr>
-        <w:rPr>
-          <w:rFonts w:hint="default"/>
-          <w:lang w:val="en-US"/>
-        </w:rPr>
-      </w:pPr>
-    </w:p>
-    <w:p>
-      <w:pPr>
-        <w:numPr>
-          <w:numId w:val="0"/>
-        </w:numPr>
-        <w:rPr>
-          <w:rFonts w:hint="default"/>
-          <w:lang w:val="en-US"/>
-        </w:rPr>
-      </w:pPr>
-    </w:p>
-    <w:p>
-      <w:pPr>
-        <w:numPr>
-          <w:numId w:val="0"/>
-        </w:numPr>
-        <w:rPr>
-          <w:rFonts w:hint="default"/>
-          <w:lang w:val="en-US"/>
-        </w:rPr>
-      </w:pPr>
-    </w:p>
-    <w:p>
-      <w:pPr>
-        <w:numPr>
-          <w:numId w:val="0"/>
-        </w:numPr>
-        <w:rPr>
-          <w:rFonts w:hint="default"/>
-          <w:lang w:val="en-US"/>
-        </w:rPr>
-      </w:pPr>
-    </w:p>
-    <w:p>
-      <w:pPr>
-        <w:numPr>
-          <w:numId w:val="0"/>
-        </w:numPr>
-        <w:rPr>
-          <w:rFonts w:hint="default"/>
-          <w:lang w:val="en-US"/>
-        </w:rPr>
-      </w:pPr>
-    </w:p>
-    <w:p>
-      <w:pPr>
-        <w:numPr>
-          <w:numId w:val="0"/>
-        </w:numPr>
-        <w:rPr>
-          <w:rFonts w:hint="default"/>
-          <w:lang w:val="en-US"/>
-        </w:rPr>
-      </w:pPr>
-    </w:p>
-    <w:p>
-      <w:pPr>
-        <w:numPr>
-          <w:numId w:val="0"/>
-        </w:numPr>
-        <w:rPr>
-          <w:rFonts w:hint="default"/>
-          <w:lang w:val="en-US"/>
-        </w:rPr>
-      </w:pPr>
-    </w:p>
-    <w:p>
-      <w:pPr>
-        <w:numPr>
-          <w:numId w:val="0"/>
-        </w:numPr>
-        <w:rPr>
-          <w:rFonts w:hint="default"/>
-          <w:lang w:val="en-US"/>
-        </w:rPr>
-      </w:pPr>
-    </w:p>
-    <w:p>
-      <w:pPr>
-        <w:numPr>
-          <w:numId w:val="0"/>
-        </w:numPr>
-        <w:rPr>
-          <w:rFonts w:hint="default"/>
-          <w:lang w:val="en-US"/>
-        </w:rPr>
-      </w:pPr>
-    </w:p>
-    <w:p>
-      <w:pPr>
-        <w:numPr>
-          <w:numId w:val="0"/>
-        </w:numPr>
-        <w:rPr>
-          <w:rFonts w:hint="default"/>
-          <w:lang w:val="en-US"/>
-        </w:rPr>
-      </w:pPr>
-    </w:p>
-    <w:p>
-      <w:pPr>
-        <w:numPr>
-          <w:numId w:val="0"/>
-        </w:numPr>
-        <w:rPr>
-          <w:rFonts w:hint="default"/>
-          <w:lang w:val="en-US"/>
-        </w:rPr>
-      </w:pPr>
-    </w:p>
-    <w:p>
-      <w:pPr>
-        <w:numPr>
-          <w:numId w:val="0"/>
-        </w:numPr>
-        <w:rPr>
-          <w:rFonts w:hint="default"/>
-          <w:lang w:val="en-US"/>
-        </w:rPr>
-      </w:pPr>
-    </w:p>
-    <w:p>
-      <w:pPr>
-        <w:numPr>
-          <w:numId w:val="0"/>
-        </w:numPr>
-        <w:rPr>
-          <w:rFonts w:hint="default"/>
-          <w:lang w:val="en-US"/>
-        </w:rPr>
-      </w:pPr>
-    </w:p>
-    <w:p>
-      <w:pPr>
-        <w:numPr>
-          <w:numId w:val="0"/>
-        </w:numPr>
-        <w:rPr>
-          <w:rFonts w:hint="default"/>
-          <w:lang w:val="en-US"/>
-        </w:rPr>
-      </w:pPr>
-    </w:p>
-    <w:p>
-      <w:pPr>
-        <w:numPr>
-          <w:numId w:val="0"/>
-        </w:numPr>
-        <w:rPr>
-          <w:rFonts w:hint="default"/>
-          <w:lang w:val="en-US"/>
-        </w:rPr>
-      </w:pPr>
-    </w:p>
-    <w:p>
-      <w:pPr>
-        <w:numPr>
-          <w:numId w:val="0"/>
-        </w:numPr>
-        <w:rPr>
-          <w:rFonts w:hint="default"/>
-          <w:lang w:val="en-US"/>
-        </w:rPr>
-      </w:pPr>
-    </w:p>
-    <w:p>
-      <w:pPr>
-        <w:numPr>
-          <w:numId w:val="0"/>
-        </w:numPr>
-        <w:rPr>
-          <w:rFonts w:hint="default"/>
-          <w:lang w:val="en-US"/>
-        </w:rPr>
-      </w:pPr>
-    </w:p>
-    <w:p>
-      <w:pPr>
-        <w:numPr>
-          <w:numId w:val="0"/>
-        </w:numPr>
-        <w:rPr>
-          <w:rFonts w:hint="default"/>
-          <w:lang w:val="en-US"/>
-        </w:rPr>
-      </w:pPr>
-    </w:p>
-    <w:p>
-      <w:pPr>
-        <w:numPr>
-          <w:numId w:val="0"/>
-        </w:numPr>
-        <w:rPr>
-          <w:rFonts w:hint="default"/>
-          <w:lang w:val="en-US"/>
-        </w:rPr>
-      </w:pPr>
-    </w:p>
-    <w:p>
-      <w:pPr>
-        <w:numPr>
-          <w:numId w:val="0"/>
-        </w:numPr>
-        <w:rPr>
-          <w:rFonts w:hint="default"/>
-          <w:lang w:val="en-US"/>
-        </w:rPr>
-      </w:pPr>
-    </w:p>
-    <w:p>
-      <w:pPr>
-        <w:numPr>
-          <w:numId w:val="0"/>
-        </w:numPr>
-        <w:rPr>
-          <w:rFonts w:hint="default"/>
-          <w:lang w:val="en-US"/>
-        </w:rPr>
-      </w:pPr>
-    </w:p>
-    <w:p>
-      <w:pPr>
-        <w:numPr>
-          <w:numId w:val="0"/>
-        </w:numPr>
-        <w:rPr>
-          <w:rFonts w:hint="default"/>
-          <w:lang w:val="en-US"/>
-        </w:rPr>
-      </w:pPr>
-    </w:p>
-    <w:p>
-      <w:pPr>
-        <w:numPr>
-          <w:numId w:val="0"/>
-        </w:numPr>
-        <w:rPr>
-          <w:rFonts w:hint="default"/>
-          <w:lang w:val="en-US"/>
-        </w:rPr>
-      </w:pPr>
-    </w:p>
-    <w:p>
-      <w:pPr>
-        <w:numPr>
-          <w:numId w:val="0"/>
-        </w:numPr>
-        <w:rPr>
-          <w:rFonts w:hint="default"/>
-          <w:lang w:val="en-US"/>
-        </w:rPr>
-      </w:pPr>
-    </w:p>
-    <w:p>
-      <w:pPr>
-        <w:numPr>
-          <w:numId w:val="0"/>
-        </w:numPr>
-        <w:rPr>
-          <w:rFonts w:hint="default"/>
-          <w:lang w:val="en-US"/>
-        </w:rPr>
-      </w:pPr>
-    </w:p>
-    <w:p>
-      <w:pPr>
-        <w:numPr>
-          <w:numId w:val="0"/>
-        </w:numPr>
-        <w:rPr>
-          <w:rFonts w:hint="default"/>
-          <w:lang w:val="en-US"/>
-        </w:rPr>
-      </w:pPr>
-    </w:p>
-    <w:p>
-      <w:pPr>
-        <w:numPr>
-          <w:numId w:val="0"/>
-        </w:numPr>
-        <w:pBdr>
-          <w:bottom w:val="single" w:color="auto" w:sz="4" w:space="0"/>
-        </w:pBdr>
-        <w:rPr>
-          <w:rFonts w:hint="default"/>
-          <w:lang w:val="en-US"/>
-        </w:rPr>
-      </w:pPr>
-    </w:p>
-    <w:p>
-      <w:pPr>
-        <w:numPr>
-          <w:numId w:val="0"/>
-        </w:numPr>
-        <w:rPr>
-          <w:rFonts w:hint="default"/>
-          <w:lang w:val="en-US"/>
-        </w:rPr>
-      </w:pPr>
-    </w:p>
-    <w:p>
-      <w:pPr>
-        <w:numPr>
-          <w:numId w:val="0"/>
-        </w:numPr>
-        <w:rPr>
-          <w:rFonts w:hint="default"/>
-          <w:lang w:val="en-US"/>
-        </w:rPr>
-      </w:pPr>
-      <w:bookmarkStart w:id="0" w:name="_GoBack"/>
-      <w:bookmarkEnd w:id="0"/>
-    </w:p>
-    <w:p>
-      <w:pPr>
-        <w:numPr>
-          <w:numId w:val="0"/>
-        </w:numPr>
-        <w:rPr>
-          <w:rFonts w:hint="default"/>
-          <w:lang w:val="en-US"/>
-        </w:rPr>
-      </w:pPr>
-    </w:p>
-    <w:p>
-      <w:pPr>
-        <w:numPr>
-          <w:numId w:val="0"/>
-        </w:numPr>
-        <w:rPr>
-          <w:rFonts w:hint="default"/>
-          <w:lang w:val="en-US"/>
-        </w:rPr>
-      </w:pPr>
-    </w:p>
-    <w:p>
-      <w:pPr>
-        <w:numPr>
-          <w:numId w:val="0"/>
-        </w:numPr>
-        <w:rPr>
-          <w:rFonts w:hint="default"/>
-          <w:lang w:val="en-US"/>
-        </w:rPr>
-      </w:pPr>
-    </w:p>
-    <w:p>
-      <w:pPr>
-        <w:numPr>
-          <w:numId w:val="0"/>
-        </w:numPr>
-        <w:rPr>
-          <w:rFonts w:hint="default"/>
-          <w:lang w:val="en-US"/>
-        </w:rPr>
-      </w:pPr>
-    </w:p>
-    <w:p>
-      <w:pPr>
-        <w:numPr>
-          <w:numId w:val="0"/>
-        </w:numPr>
-        <w:rPr>
-          <w:rFonts w:hint="default"/>
-          <w:lang w:val="en-US"/>
-        </w:rPr>
-      </w:pPr>
-    </w:p>
-    <w:p>
-      <w:pPr>
-        <w:numPr>
-          <w:numId w:val="0"/>
-        </w:numPr>
-        <w:rPr>
-          <w:rFonts w:hint="default"/>
-          <w:lang w:val="en-US"/>
-        </w:rPr>
-      </w:pPr>
-    </w:p>
-    <w:p>
-      <w:pPr>
-        <w:numPr>
-          <w:numId w:val="0"/>
-        </w:numPr>
-        <w:rPr>
-          <w:rFonts w:hint="default"/>
-          <w:lang w:val="en-US"/>
-        </w:rPr>
-      </w:pPr>
-    </w:p>
-    <w:p>
-      <w:pPr>
-        <w:numPr>
-          <w:numId w:val="0"/>
-        </w:numPr>
-        <w:rPr>
-          <w:rFonts w:hint="default"/>
-          <w:lang w:val="en-US"/>
-        </w:rPr>
-      </w:pPr>
-    </w:p>
-    <w:p>
-      <w:pPr>
-        <w:numPr>
-          <w:numId w:val="0"/>
-        </w:numPr>
-        <w:pBdr>
-          <w:bottom w:val="single" w:color="auto" w:sz="4" w:space="0"/>
-        </w:pBdr>
-        <w:rPr>
-          <w:rFonts w:hint="default"/>
-          <w:lang w:val="en-US"/>
-        </w:rPr>
-      </w:pPr>
-    </w:p>
-    <w:p>
-      <w:pPr>
-        <w:numPr>
-          <w:numId w:val="0"/>
-        </w:numPr>
-        <w:rPr>
-          <w:rFonts w:hint="default"/>
-          <w:lang w:val="en-US"/>
-        </w:rPr>
-      </w:pPr>
-    </w:p>
-    <w:p>
-      <w:pPr>
-        <w:numPr>
+          <w:ilvl w:val="0"/>
+          <w:numId w:val="0"/>
+        </w:numPr>
+        <w:ind w:leftChars="0"/>
+        <w:rPr>
+          <w:rFonts w:hint="default"/>
+          <w:lang w:val="en-US"/>
+        </w:rPr>
+      </w:pPr>
+    </w:p>
+    <w:p>
+      <w:pPr>
+        <w:numPr>
+          <w:ilvl w:val="0"/>
+          <w:numId w:val="0"/>
+        </w:numPr>
+        <w:ind w:leftChars="0"/>
+        <w:rPr>
+          <w:rFonts w:hint="default"/>
+          <w:lang w:val="en-US"/>
+        </w:rPr>
+      </w:pPr>
+    </w:p>
+    <w:p>
+      <w:pPr>
+        <w:numPr>
+          <w:ilvl w:val="0"/>
+          <w:numId w:val="0"/>
+        </w:numPr>
+        <w:ind w:leftChars="0"/>
+        <w:rPr>
+          <w:rFonts w:hint="default"/>
+          <w:lang w:val="en-US"/>
+        </w:rPr>
+      </w:pPr>
+    </w:p>
+    <w:p>
+      <w:pPr>
+        <w:numPr>
+          <w:ilvl w:val="0"/>
+          <w:numId w:val="0"/>
+        </w:numPr>
+        <w:ind w:leftChars="0"/>
+        <w:rPr>
+          <w:rFonts w:hint="default"/>
+          <w:lang w:val="en-US"/>
+        </w:rPr>
+      </w:pPr>
+    </w:p>
+    <w:p>
+      <w:pPr>
+        <w:numPr>
+          <w:ilvl w:val="0"/>
+          <w:numId w:val="0"/>
+        </w:numPr>
+        <w:ind w:leftChars="0"/>
+        <w:rPr>
+          <w:rFonts w:hint="default"/>
+          <w:lang w:val="en-US"/>
+        </w:rPr>
+      </w:pPr>
+    </w:p>
+    <w:p>
+      <w:pPr>
+        <w:numPr>
+          <w:ilvl w:val="0"/>
+          <w:numId w:val="0"/>
+        </w:numPr>
+        <w:ind w:leftChars="0"/>
+        <w:rPr>
+          <w:rFonts w:hint="default"/>
+          <w:lang w:val="en-US"/>
+        </w:rPr>
+      </w:pPr>
+    </w:p>
+    <w:p>
+      <w:pPr>
+        <w:numPr>
+          <w:ilvl w:val="0"/>
+          <w:numId w:val="0"/>
+        </w:numPr>
+        <w:ind w:leftChars="0"/>
+        <w:rPr>
+          <w:rFonts w:hint="default"/>
+          <w:lang w:val="en-US"/>
+        </w:rPr>
+      </w:pPr>
+    </w:p>
+    <w:p>
+      <w:pPr>
+        <w:numPr>
+          <w:ilvl w:val="0"/>
+          <w:numId w:val="0"/>
+        </w:numPr>
+        <w:ind w:leftChars="0"/>
+        <w:rPr>
+          <w:rFonts w:hint="default"/>
+          <w:lang w:val="en-US"/>
+        </w:rPr>
+      </w:pPr>
+    </w:p>
+    <w:p>
+      <w:pPr>
+        <w:numPr>
+          <w:ilvl w:val="0"/>
+          <w:numId w:val="0"/>
+        </w:numPr>
+        <w:ind w:leftChars="0"/>
+        <w:rPr>
+          <w:rFonts w:hint="default"/>
+          <w:lang w:val="en-US"/>
+        </w:rPr>
+      </w:pPr>
+    </w:p>
+    <w:p>
+      <w:pPr>
+        <w:numPr>
+          <w:ilvl w:val="0"/>
+          <w:numId w:val="0"/>
+        </w:numPr>
+        <w:rPr>
+          <w:rFonts w:hint="default"/>
+          <w:lang w:val="en-US"/>
+        </w:rPr>
+      </w:pPr>
+    </w:p>
+    <w:p>
+      <w:pPr>
+        <w:numPr>
+          <w:ilvl w:val="0"/>
+          <w:numId w:val="0"/>
+        </w:numPr>
+        <w:rPr>
+          <w:rFonts w:hint="default"/>
+          <w:lang w:val="en-US"/>
+        </w:rPr>
+      </w:pPr>
+    </w:p>
+    <w:p>
+      <w:pPr>
+        <w:numPr>
+          <w:ilvl w:val="0"/>
+          <w:numId w:val="0"/>
+        </w:numPr>
+        <w:rPr>
+          <w:rFonts w:hint="default"/>
+          <w:lang w:val="en-US"/>
+        </w:rPr>
+      </w:pPr>
+    </w:p>
+    <w:p>
+      <w:pPr>
+        <w:numPr>
+          <w:ilvl w:val="0"/>
+          <w:numId w:val="0"/>
+        </w:numPr>
+        <w:rPr>
+          <w:rFonts w:hint="default"/>
+          <w:lang w:val="en-US"/>
+        </w:rPr>
+      </w:pPr>
+    </w:p>
+    <w:p>
+      <w:pPr>
+        <w:numPr>
+          <w:ilvl w:val="0"/>
+          <w:numId w:val="0"/>
+        </w:numPr>
+        <w:rPr>
+          <w:rFonts w:hint="default"/>
+          <w:lang w:val="en-US"/>
+        </w:rPr>
+      </w:pPr>
+    </w:p>
+    <w:p>
+      <w:pPr>
+        <w:numPr>
+          <w:ilvl w:val="0"/>
+          <w:numId w:val="0"/>
+        </w:numPr>
+        <w:rPr>
+          <w:rFonts w:hint="default"/>
+          <w:lang w:val="en-US"/>
+        </w:rPr>
+      </w:pPr>
+    </w:p>
+    <w:p>
+      <w:pPr>
+        <w:numPr>
+          <w:ilvl w:val="0"/>
+          <w:numId w:val="0"/>
+        </w:numPr>
+        <w:rPr>
+          <w:rFonts w:hint="default"/>
+          <w:lang w:val="en-US"/>
+        </w:rPr>
+      </w:pPr>
+    </w:p>
+    <w:p>
+      <w:pPr>
+        <w:numPr>
+          <w:ilvl w:val="0"/>
+          <w:numId w:val="0"/>
+        </w:numPr>
+        <w:rPr>
+          <w:rFonts w:hint="default"/>
+          <w:lang w:val="en-US"/>
+        </w:rPr>
+      </w:pPr>
+    </w:p>
+    <w:p>
+      <w:pPr>
+        <w:numPr>
+          <w:ilvl w:val="0"/>
+          <w:numId w:val="0"/>
+        </w:numPr>
+        <w:rPr>
+          <w:rFonts w:hint="default"/>
+          <w:lang w:val="en-US"/>
+        </w:rPr>
+      </w:pPr>
+    </w:p>
+    <w:p>
+      <w:pPr>
+        <w:numPr>
+          <w:ilvl w:val="0"/>
+          <w:numId w:val="0"/>
+        </w:numPr>
+        <w:rPr>
+          <w:rFonts w:hint="default"/>
+          <w:lang w:val="en-US"/>
+        </w:rPr>
+      </w:pPr>
+    </w:p>
+    <w:p>
+      <w:pPr>
+        <w:numPr>
+          <w:ilvl w:val="0"/>
+          <w:numId w:val="0"/>
+        </w:numPr>
+        <w:rPr>
+          <w:rFonts w:hint="default"/>
+          <w:lang w:val="en-US"/>
+        </w:rPr>
+      </w:pPr>
+    </w:p>
+    <w:p>
+      <w:pPr>
+        <w:numPr>
+          <w:ilvl w:val="0"/>
+          <w:numId w:val="0"/>
+        </w:numPr>
+        <w:rPr>
+          <w:rFonts w:hint="default"/>
+          <w:lang w:val="en-US"/>
+        </w:rPr>
+      </w:pPr>
+    </w:p>
+    <w:p>
+      <w:pPr>
+        <w:numPr>
+          <w:ilvl w:val="0"/>
+          <w:numId w:val="0"/>
+        </w:numPr>
+        <w:rPr>
+          <w:rFonts w:hint="default"/>
+          <w:lang w:val="en-US"/>
+        </w:rPr>
+      </w:pPr>
+    </w:p>
+    <w:p>
+      <w:pPr>
+        <w:numPr>
+          <w:ilvl w:val="0"/>
+          <w:numId w:val="0"/>
+        </w:numPr>
+        <w:rPr>
+          <w:rFonts w:hint="default"/>
+          <w:lang w:val="en-US"/>
+        </w:rPr>
+      </w:pPr>
+    </w:p>
+    <w:p>
+      <w:pPr>
+        <w:numPr>
+          <w:ilvl w:val="0"/>
+          <w:numId w:val="0"/>
+        </w:numPr>
+        <w:rPr>
+          <w:rFonts w:hint="default"/>
+          <w:lang w:val="en-US"/>
+        </w:rPr>
+      </w:pPr>
+    </w:p>
+    <w:p>
+      <w:pPr>
+        <w:numPr>
+          <w:ilvl w:val="0"/>
+          <w:numId w:val="0"/>
+        </w:numPr>
+        <w:rPr>
+          <w:rFonts w:hint="default"/>
+          <w:lang w:val="en-US"/>
+        </w:rPr>
+      </w:pPr>
+    </w:p>
+    <w:p>
+      <w:pPr>
+        <w:numPr>
+          <w:ilvl w:val="0"/>
+          <w:numId w:val="0"/>
+        </w:numPr>
+        <w:rPr>
+          <w:rFonts w:hint="default"/>
+          <w:lang w:val="en-US"/>
+        </w:rPr>
+      </w:pPr>
+    </w:p>
+    <w:p>
+      <w:pPr>
+        <w:numPr>
+          <w:ilvl w:val="0"/>
+          <w:numId w:val="0"/>
+        </w:numPr>
+        <w:rPr>
+          <w:rFonts w:hint="default"/>
+          <w:lang w:val="en-US"/>
+        </w:rPr>
+      </w:pPr>
+    </w:p>
+    <w:p>
+      <w:pPr>
+        <w:numPr>
+          <w:ilvl w:val="0"/>
+          <w:numId w:val="0"/>
+        </w:numPr>
+        <w:rPr>
+          <w:rFonts w:hint="default"/>
+          <w:lang w:val="en-US"/>
+        </w:rPr>
+      </w:pPr>
+    </w:p>
+    <w:p>
+      <w:pPr>
+        <w:numPr>
+          <w:ilvl w:val="0"/>
+          <w:numId w:val="0"/>
+        </w:numPr>
+        <w:rPr>
+          <w:rFonts w:hint="default"/>
+          <w:lang w:val="en-US"/>
+        </w:rPr>
+      </w:pPr>
+    </w:p>
+    <w:p>
+      <w:pPr>
+        <w:numPr>
+          <w:ilvl w:val="0"/>
+          <w:numId w:val="0"/>
+        </w:numPr>
+        <w:rPr>
+          <w:rFonts w:hint="default"/>
+          <w:lang w:val="en-US"/>
+        </w:rPr>
+      </w:pPr>
+    </w:p>
+    <w:p>
+      <w:pPr>
+        <w:numPr>
+          <w:ilvl w:val="0"/>
+          <w:numId w:val="0"/>
+        </w:numPr>
+        <w:rPr>
+          <w:rFonts w:hint="default"/>
+          <w:lang w:val="en-US"/>
+        </w:rPr>
+      </w:pPr>
+    </w:p>
+    <w:p>
+      <w:pPr>
+        <w:numPr>
+          <w:ilvl w:val="0"/>
+          <w:numId w:val="0"/>
+        </w:numPr>
+        <w:rPr>
+          <w:rFonts w:hint="default"/>
+          <w:lang w:val="en-US"/>
+        </w:rPr>
+      </w:pPr>
+    </w:p>
+    <w:p>
+      <w:pPr>
+        <w:numPr>
+          <w:ilvl w:val="0"/>
+          <w:numId w:val="0"/>
+        </w:numPr>
+        <w:rPr>
+          <w:rFonts w:hint="default"/>
+          <w:lang w:val="en-US"/>
+        </w:rPr>
+      </w:pPr>
+    </w:p>
+    <w:p>
+      <w:pPr>
+        <w:numPr>
+          <w:ilvl w:val="0"/>
+          <w:numId w:val="0"/>
+        </w:numPr>
+        <w:rPr>
+          <w:rFonts w:hint="default"/>
+          <w:lang w:val="en-US"/>
+        </w:rPr>
+      </w:pPr>
+    </w:p>
+    <w:p>
+      <w:pPr>
+        <w:numPr>
+          <w:ilvl w:val="0"/>
+          <w:numId w:val="0"/>
+        </w:numPr>
+        <w:rPr>
+          <w:rFonts w:hint="default"/>
+          <w:lang w:val="en-US"/>
+        </w:rPr>
+      </w:pPr>
+    </w:p>
+    <w:p>
+      <w:pPr>
+        <w:numPr>
+          <w:ilvl w:val="0"/>
+          <w:numId w:val="0"/>
+        </w:numPr>
+        <w:rPr>
+          <w:rFonts w:hint="default"/>
+          <w:lang w:val="en-US"/>
+        </w:rPr>
+      </w:pPr>
+    </w:p>
+    <w:p>
+      <w:pPr>
+        <w:numPr>
+          <w:ilvl w:val="0"/>
+          <w:numId w:val="0"/>
+        </w:numPr>
+        <w:rPr>
+          <w:rFonts w:hint="default"/>
+          <w:lang w:val="en-US"/>
+        </w:rPr>
+      </w:pPr>
+    </w:p>
+    <w:p>
+      <w:pPr>
+        <w:numPr>
+          <w:ilvl w:val="0"/>
+          <w:numId w:val="0"/>
+        </w:numPr>
+        <w:rPr>
+          <w:rFonts w:hint="default"/>
+          <w:lang w:val="en-US"/>
+        </w:rPr>
+      </w:pPr>
+    </w:p>
+    <w:p>
+      <w:pPr>
+        <w:numPr>
+          <w:ilvl w:val="0"/>
+          <w:numId w:val="0"/>
+        </w:numPr>
+        <w:rPr>
+          <w:rFonts w:hint="default"/>
+          <w:lang w:val="en-US"/>
+        </w:rPr>
+      </w:pPr>
+    </w:p>
+    <w:p>
+      <w:pPr>
+        <w:numPr>
+          <w:ilvl w:val="0"/>
+          <w:numId w:val="0"/>
+        </w:numPr>
+        <w:pBdr>
+          <w:bottom w:val="single" w:color="auto" w:sz="4" w:space="0"/>
+        </w:pBdr>
+        <w:rPr>
+          <w:rFonts w:hint="default"/>
+          <w:lang w:val="en-US"/>
+        </w:rPr>
+      </w:pPr>
+    </w:p>
+    <w:p>
+      <w:pPr>
+        <w:numPr>
+          <w:ilvl w:val="0"/>
+          <w:numId w:val="0"/>
+        </w:numPr>
+        <w:rPr>
+          <w:rFonts w:hint="default"/>
+          <w:lang w:val="en-US"/>
+        </w:rPr>
+      </w:pPr>
+    </w:p>
+    <w:p>
+      <w:pPr>
+        <w:numPr>
+          <w:ilvl w:val="0"/>
+          <w:numId w:val="0"/>
+        </w:numPr>
+        <w:rPr>
+          <w:rFonts w:hint="default"/>
+          <w:lang w:val="en-US"/>
+        </w:rPr>
+      </w:pPr>
+    </w:p>
+    <w:p>
+      <w:pPr>
+        <w:numPr>
+          <w:ilvl w:val="0"/>
+          <w:numId w:val="0"/>
+        </w:numPr>
+        <w:rPr>
+          <w:rFonts w:hint="default"/>
+          <w:lang w:val="en-US"/>
+        </w:rPr>
+      </w:pPr>
+    </w:p>
+    <w:p>
+      <w:pPr>
+        <w:numPr>
+          <w:ilvl w:val="0"/>
+          <w:numId w:val="0"/>
+        </w:numPr>
+        <w:rPr>
+          <w:rFonts w:hint="default"/>
+          <w:lang w:val="en-US"/>
+        </w:rPr>
+      </w:pPr>
+    </w:p>
+    <w:p>
+      <w:pPr>
+        <w:numPr>
+          <w:ilvl w:val="0"/>
+          <w:numId w:val="0"/>
+        </w:numPr>
+        <w:rPr>
+          <w:rFonts w:hint="default"/>
+          <w:lang w:val="en-US"/>
+        </w:rPr>
+      </w:pPr>
+    </w:p>
+    <w:p>
+      <w:pPr>
+        <w:numPr>
+          <w:ilvl w:val="0"/>
+          <w:numId w:val="0"/>
+        </w:numPr>
+        <w:rPr>
+          <w:rFonts w:hint="default"/>
+          <w:lang w:val="en-US"/>
+        </w:rPr>
+      </w:pPr>
+    </w:p>
+    <w:p>
+      <w:pPr>
+        <w:numPr>
+          <w:ilvl w:val="0"/>
+          <w:numId w:val="0"/>
+        </w:numPr>
+        <w:rPr>
+          <w:rFonts w:hint="default"/>
+          <w:lang w:val="en-US"/>
+        </w:rPr>
+      </w:pPr>
+    </w:p>
+    <w:p>
+      <w:pPr>
+        <w:numPr>
+          <w:ilvl w:val="0"/>
+          <w:numId w:val="0"/>
+        </w:numPr>
+        <w:rPr>
+          <w:rFonts w:hint="default"/>
+          <w:lang w:val="en-US"/>
+        </w:rPr>
+      </w:pPr>
+    </w:p>
+    <w:p>
+      <w:pPr>
+        <w:numPr>
+          <w:ilvl w:val="0"/>
+          <w:numId w:val="0"/>
+        </w:numPr>
+        <w:rPr>
+          <w:rFonts w:hint="default"/>
+          <w:lang w:val="en-US"/>
+        </w:rPr>
+      </w:pPr>
+    </w:p>
+    <w:p>
+      <w:pPr>
+        <w:numPr>
+          <w:ilvl w:val="0"/>
+          <w:numId w:val="0"/>
+        </w:numPr>
+        <w:rPr>
+          <w:rFonts w:hint="default"/>
+          <w:lang w:val="en-US"/>
+        </w:rPr>
+      </w:pPr>
+    </w:p>
+    <w:p>
+      <w:pPr>
+        <w:numPr>
+          <w:ilvl w:val="0"/>
+          <w:numId w:val="0"/>
+        </w:numPr>
+        <w:pBdr>
+          <w:bottom w:val="single" w:color="auto" w:sz="4" w:space="0"/>
+        </w:pBdr>
+        <w:rPr>
+          <w:rFonts w:hint="default"/>
+          <w:lang w:val="en-US"/>
+        </w:rPr>
+      </w:pPr>
+    </w:p>
+    <w:p>
+      <w:pPr>
+        <w:numPr>
+          <w:ilvl w:val="0"/>
+          <w:numId w:val="0"/>
+        </w:numPr>
+        <w:rPr>
+          <w:rFonts w:hint="default"/>
+          <w:lang w:val="en-US"/>
+        </w:rPr>
+      </w:pPr>
+    </w:p>
+    <w:p>
+      <w:pPr>
+        <w:numPr>
+          <w:ilvl w:val="0"/>
           <w:numId w:val="0"/>
         </w:numPr>
         <w:jc w:val="center"/>
@@ -9669,7 +10228,7 @@
     <w:lsdException w:unhideWhenUsed="0" w:uiPriority="0" w:semiHidden="0" w:name="Body Text Indent 2"/>
     <w:lsdException w:unhideWhenUsed="0" w:uiPriority="0" w:semiHidden="0" w:name="Body Text Indent 3"/>
     <w:lsdException w:unhideWhenUsed="0" w:uiPriority="0" w:semiHidden="0" w:name="Block Text"/>
-    <w:lsdException w:unhideWhenUsed="0" w:uiPriority="0" w:semiHidden="0" w:name="Hyperlink"/>
+    <w:lsdException w:qFormat="1" w:unhideWhenUsed="0" w:uiPriority="0" w:semiHidden="0" w:name="Hyperlink"/>
     <w:lsdException w:unhideWhenUsed="0" w:uiPriority="0" w:semiHidden="0" w:name="FollowedHyperlink"/>
     <w:lsdException w:qFormat="1" w:unhideWhenUsed="0" w:uiPriority="0" w:semiHidden="0" w:name="Strong"/>
     <w:lsdException w:qFormat="1" w:unhideWhenUsed="0" w:uiPriority="0" w:semiHidden="0" w:name="Emphasis"/>
@@ -9865,6 +10424,7 @@
   <w:style w:type="character" w:styleId="4">
     <w:name w:val="Hyperlink"/>
     <w:basedOn w:val="2"/>
+    <w:qFormat/>
     <w:uiPriority w:val="0"/>
     <w:rPr>
       <w:color w:val="0000FF"/>

--- a/Vocab_3.docx
+++ b/Vocab_3.docx
@@ -7943,140 +7943,763 @@
           <w:lang w:val="en-US"/>
         </w:rPr>
       </w:pPr>
+      <w:r>
+        <w:rPr>
+          <w:rFonts w:hint="default"/>
+          <w:lang w:val="en-US"/>
+        </w:rPr>
+        <w:t>Would rather + Vo ( + than Vo)</w:t>
+      </w:r>
+      <w:r>
+        <w:rPr>
+          <w:rFonts w:hint="default"/>
+          <w:lang w:val="en-US"/>
+        </w:rPr>
+        <w:tab/>
+        <w:t/>
+      </w:r>
+      <w:r>
+        <w:rPr>
+          <w:rFonts w:hint="default"/>
+          <w:lang w:val="en-US"/>
+        </w:rPr>
+        <w:tab/>
+        <w:t/>
+      </w:r>
+      <w:r>
+        <w:rPr>
+          <w:rFonts w:hint="default"/>
+          <w:lang w:val="en-US"/>
+        </w:rPr>
+        <w:tab/>
+        <w:t/>
+      </w:r>
+      <w:r>
+        <w:rPr>
+          <w:rFonts w:hint="default"/>
+          <w:lang w:val="en-US"/>
+        </w:rPr>
+        <w:tab/>
+        <w:t>- thích cái này hơn cái khác</w:t>
+      </w:r>
+    </w:p>
+    <w:p>
+      <w:pPr>
+        <w:numPr>
+          <w:numId w:val="0"/>
+        </w:numPr>
+        <w:pBdr>
+          <w:bottom w:val="single" w:color="auto" w:sz="4" w:space="0"/>
+        </w:pBdr>
+        <w:ind w:leftChars="0" w:firstLine="720" w:firstLineChars="0"/>
+        <w:rPr>
+          <w:rFonts w:hint="default"/>
+          <w:lang w:val="en-US"/>
+        </w:rPr>
+      </w:pPr>
+      <w:r>
+        <w:rPr>
+          <w:rFonts w:hint="default"/>
+          <w:lang w:val="en-US"/>
+        </w:rPr>
+        <w:t>-&gt; I’d rather get a taxi than take a bus</w:t>
+      </w:r>
+    </w:p>
+    <w:p>
+      <w:pPr>
+        <w:numPr>
+          <w:numId w:val="0"/>
+        </w:numPr>
+        <w:pBdr>
+          <w:bottom w:val="single" w:color="auto" w:sz="4" w:space="0"/>
+        </w:pBdr>
+        <w:ind w:leftChars="0" w:firstLine="720" w:firstLineChars="0"/>
+        <w:rPr>
+          <w:rFonts w:hint="default"/>
+          <w:lang w:val="en-US"/>
+        </w:rPr>
+      </w:pPr>
+      <w:r>
+        <w:rPr>
+          <w:rFonts w:hint="default"/>
+          <w:lang w:val="en-US"/>
+        </w:rPr>
+        <w:t>-&gt; I would rather not go out tonight</w:t>
+      </w:r>
+    </w:p>
+    <w:p>
+      <w:pPr>
+        <w:numPr>
+          <w:numId w:val="0"/>
+        </w:numPr>
+        <w:pBdr>
+          <w:bottom w:val="single" w:color="auto" w:sz="4" w:space="0"/>
+        </w:pBdr>
+        <w:ind w:leftChars="0" w:firstLine="720" w:firstLineChars="0"/>
+        <w:rPr>
+          <w:rFonts w:hint="default"/>
+          <w:lang w:val="en-US"/>
+        </w:rPr>
+      </w:pPr>
+    </w:p>
+    <w:p>
+      <w:pPr>
+        <w:numPr>
+          <w:ilvl w:val="0"/>
+          <w:numId w:val="2"/>
+        </w:numPr>
+        <w:pBdr>
+          <w:bottom w:val="single" w:color="auto" w:sz="4" w:space="0"/>
+        </w:pBdr>
+        <w:ind w:left="0" w:leftChars="0" w:firstLine="0" w:firstLineChars="0"/>
+        <w:rPr>
+          <w:rFonts w:hint="default"/>
+          <w:lang w:val="en-US"/>
+        </w:rPr>
+      </w:pPr>
+      <w:r>
+        <w:rPr>
+          <w:rFonts w:hint="default"/>
+          <w:lang w:val="en-US"/>
+        </w:rPr>
+        <w:t>It’s (high) time + Mệnh đề quá khứ đơn</w:t>
+      </w:r>
+      <w:r>
+        <w:rPr>
+          <w:rFonts w:hint="default"/>
+          <w:lang w:val="en-US"/>
+        </w:rPr>
+        <w:tab/>
+        <w:t/>
+      </w:r>
+      <w:r>
+        <w:rPr>
+          <w:rFonts w:hint="default"/>
+          <w:lang w:val="en-US"/>
+        </w:rPr>
+        <w:tab/>
+        <w:t/>
+      </w:r>
+      <w:r>
+        <w:rPr>
+          <w:rFonts w:hint="default"/>
+          <w:lang w:val="en-US"/>
+        </w:rPr>
+        <w:tab/>
+        <w:t>- đã đến lúc làm gì</w:t>
+      </w:r>
+    </w:p>
+    <w:p>
+      <w:pPr>
+        <w:numPr>
+          <w:numId w:val="0"/>
+        </w:numPr>
+        <w:pBdr>
+          <w:bottom w:val="single" w:color="auto" w:sz="4" w:space="0"/>
+        </w:pBdr>
+        <w:ind w:leftChars="0" w:firstLine="720" w:firstLineChars="0"/>
+        <w:rPr>
+          <w:rFonts w:hint="default"/>
+          <w:lang w:val="en-US"/>
+        </w:rPr>
+      </w:pPr>
+      <w:r>
+        <w:rPr>
+          <w:rFonts w:hint="default"/>
+          <w:lang w:val="en-US"/>
+        </w:rPr>
+        <w:t>-&gt; It’s high time we started work</w:t>
+      </w:r>
+    </w:p>
+    <w:p>
+      <w:pPr>
+        <w:numPr>
+          <w:numId w:val="0"/>
+        </w:numPr>
+        <w:pBdr>
+          <w:bottom w:val="single" w:color="auto" w:sz="4" w:space="0"/>
+        </w:pBdr>
+        <w:ind w:leftChars="0" w:firstLine="720" w:firstLineChars="0"/>
+        <w:rPr>
+          <w:rFonts w:hint="default"/>
+          <w:lang w:val="en-US"/>
+        </w:rPr>
+      </w:pPr>
+    </w:p>
+    <w:p>
+      <w:pPr>
+        <w:numPr>
+          <w:ilvl w:val="0"/>
+          <w:numId w:val="2"/>
+        </w:numPr>
+        <w:pBdr>
+          <w:bottom w:val="single" w:color="auto" w:sz="4" w:space="0"/>
+        </w:pBdr>
+        <w:ind w:left="0" w:leftChars="0" w:firstLine="0" w:firstLineChars="0"/>
+        <w:rPr>
+          <w:rFonts w:hint="default"/>
+          <w:lang w:val="en-US"/>
+        </w:rPr>
+      </w:pPr>
+      <w:r>
+        <w:rPr>
+          <w:rFonts w:hint="default"/>
+          <w:lang w:val="en-US"/>
+        </w:rPr>
+        <w:t>Imagine if + mệnh đề quá khứ đơn</w:t>
+      </w:r>
+      <w:r>
+        <w:rPr>
+          <w:rFonts w:hint="default"/>
+          <w:lang w:val="en-US"/>
+        </w:rPr>
+        <w:tab/>
+        <w:t>= Imagine + V-ing</w:t>
+      </w:r>
+      <w:r>
+        <w:rPr>
+          <w:rFonts w:hint="default"/>
+          <w:lang w:val="en-US"/>
+        </w:rPr>
+        <w:tab/>
+        <w:t/>
+      </w:r>
+      <w:r>
+        <w:rPr>
+          <w:rFonts w:hint="default"/>
+          <w:lang w:val="en-US"/>
+        </w:rPr>
+        <w:tab/>
+        <w:t>- hãy tưởng tượng nếu</w:t>
+      </w:r>
+    </w:p>
+    <w:p>
+      <w:pPr>
+        <w:numPr>
+          <w:numId w:val="0"/>
+        </w:numPr>
+        <w:pBdr>
+          <w:bottom w:val="single" w:color="auto" w:sz="4" w:space="0"/>
+        </w:pBdr>
+        <w:ind w:leftChars="0" w:firstLine="720" w:firstLineChars="0"/>
+        <w:rPr>
+          <w:rFonts w:hint="default"/>
+          <w:lang w:val="en-US"/>
+        </w:rPr>
+      </w:pPr>
+      <w:r>
+        <w:rPr>
+          <w:rFonts w:hint="default"/>
+          <w:lang w:val="en-US"/>
+        </w:rPr>
+        <w:t>-&gt; Imagine if we had a car = Imagine having a car</w:t>
+      </w:r>
+    </w:p>
+    <w:p>
+      <w:pPr>
+        <w:numPr>
+          <w:numId w:val="0"/>
+        </w:numPr>
+        <w:pBdr>
+          <w:bottom w:val="single" w:color="auto" w:sz="4" w:space="0"/>
+        </w:pBdr>
+        <w:ind w:leftChars="0" w:firstLine="720" w:firstLineChars="0"/>
+        <w:rPr>
+          <w:rFonts w:hint="default"/>
+          <w:lang w:val="en-US"/>
+        </w:rPr>
+      </w:pPr>
+    </w:p>
+    <w:p>
+      <w:pPr>
+        <w:numPr>
+          <w:ilvl w:val="0"/>
+          <w:numId w:val="2"/>
+        </w:numPr>
+        <w:pBdr>
+          <w:bottom w:val="single" w:color="auto" w:sz="4" w:space="0"/>
+        </w:pBdr>
+        <w:ind w:left="0" w:leftChars="0" w:firstLine="0" w:firstLineChars="0"/>
+        <w:rPr>
+          <w:rFonts w:hint="default"/>
+          <w:lang w:val="en-US"/>
+        </w:rPr>
+      </w:pPr>
+      <w:r>
+        <w:rPr>
+          <w:rFonts w:hint="default"/>
+          <w:lang w:val="en-US"/>
+        </w:rPr>
+        <w:t>Suppose + mệnh đề quá khứ đơn</w:t>
+      </w:r>
+      <w:r>
+        <w:rPr>
+          <w:rFonts w:hint="default"/>
+          <w:lang w:val="en-US"/>
+        </w:rPr>
+        <w:tab/>
+        <w:t/>
+      </w:r>
+      <w:r>
+        <w:rPr>
+          <w:rFonts w:hint="default"/>
+          <w:lang w:val="en-US"/>
+        </w:rPr>
+        <w:tab/>
+        <w:t/>
+      </w:r>
+      <w:r>
+        <w:rPr>
+          <w:rFonts w:hint="default"/>
+          <w:lang w:val="en-US"/>
+        </w:rPr>
+        <w:tab/>
+        <w:t>- giả sử.. thì sao?</w:t>
+      </w:r>
+    </w:p>
+    <w:p>
+      <w:pPr>
+        <w:numPr>
+          <w:numId w:val="0"/>
+        </w:numPr>
+        <w:pBdr>
+          <w:bottom w:val="single" w:color="auto" w:sz="4" w:space="0"/>
+        </w:pBdr>
+        <w:ind w:leftChars="0" w:firstLine="720" w:firstLineChars="0"/>
+        <w:rPr>
+          <w:rFonts w:hint="default"/>
+          <w:lang w:val="en-US"/>
+        </w:rPr>
+      </w:pPr>
+      <w:r>
+        <w:rPr>
+          <w:rFonts w:hint="default"/>
+          <w:lang w:val="en-US"/>
+        </w:rPr>
+        <w:t>-&gt; Suppose we asked Mary to baby-sit? Do you think she’d do it?</w:t>
+      </w:r>
+    </w:p>
+    <w:p>
+      <w:pPr>
+        <w:numPr>
+          <w:ilvl w:val="0"/>
+          <w:numId w:val="2"/>
+        </w:numPr>
+        <w:pBdr>
+          <w:bottom w:val="single" w:color="auto" w:sz="4" w:space="0"/>
+        </w:pBdr>
+        <w:ind w:left="0" w:leftChars="0" w:firstLine="0" w:firstLineChars="0"/>
+        <w:rPr>
+          <w:rFonts w:hint="default"/>
+          <w:lang w:val="en-US"/>
+        </w:rPr>
+      </w:pPr>
+      <w:r>
+        <w:rPr>
+          <w:rFonts w:hint="default"/>
+          <w:lang w:val="en-US"/>
+        </w:rPr>
+        <w:t>Suggest + (that) + S + (should) + Vo</w:t>
+      </w:r>
+    </w:p>
+    <w:p>
+      <w:pPr>
+        <w:numPr>
+          <w:numId w:val="0"/>
+        </w:numPr>
+        <w:pBdr>
+          <w:bottom w:val="single" w:color="auto" w:sz="4" w:space="0"/>
+        </w:pBdr>
+        <w:ind w:leftChars="0" w:firstLine="720" w:firstLineChars="0"/>
+        <w:rPr>
+          <w:rFonts w:hint="default"/>
+          <w:lang w:val="en-US"/>
+        </w:rPr>
+      </w:pPr>
+      <w:r>
+        <w:rPr>
+          <w:rFonts w:hint="default"/>
+          <w:lang w:val="en-US"/>
+        </w:rPr>
+        <w:t>-&gt; I suggest that we should wait  a while before we make any firm decisions</w:t>
+      </w:r>
+    </w:p>
+    <w:p>
+      <w:pPr>
+        <w:numPr>
+          <w:numId w:val="0"/>
+        </w:numPr>
+        <w:pBdr>
+          <w:bottom w:val="single" w:color="auto" w:sz="4" w:space="0"/>
+        </w:pBdr>
+        <w:ind w:leftChars="0" w:firstLine="720" w:firstLineChars="0"/>
+        <w:rPr>
+          <w:rFonts w:hint="default"/>
+          <w:lang w:val="en-US"/>
+        </w:rPr>
+      </w:pPr>
+    </w:p>
+    <w:p>
+      <w:pPr>
+        <w:numPr>
+          <w:ilvl w:val="0"/>
+          <w:numId w:val="2"/>
+        </w:numPr>
+        <w:pBdr>
+          <w:bottom w:val="single" w:color="auto" w:sz="4" w:space="0"/>
+        </w:pBdr>
+        <w:ind w:left="0" w:leftChars="0" w:firstLine="0" w:firstLineChars="0"/>
+        <w:rPr>
+          <w:rFonts w:hint="default"/>
+          <w:lang w:val="en-US"/>
+        </w:rPr>
+      </w:pPr>
+      <w:r>
+        <w:rPr>
+          <w:rFonts w:hint="default"/>
+          <w:lang w:val="en-US"/>
+        </w:rPr>
+        <w:t>Tốn công vô ích làm gì</w:t>
+      </w:r>
+    </w:p>
+    <w:p>
+      <w:pPr>
+        <w:numPr>
+          <w:numId w:val="0"/>
+        </w:numPr>
+        <w:pBdr>
+          <w:bottom w:val="single" w:color="auto" w:sz="4" w:space="0"/>
+        </w:pBdr>
+        <w:ind w:leftChars="0"/>
+      </w:pPr>
+      <w:r>
+        <w:drawing>
+          <wp:inline distT="0" distB="0" distL="114300" distR="114300">
+            <wp:extent cx="2585720" cy="2091690"/>
+            <wp:effectExtent l="0" t="0" r="5080" b="11430"/>
+            <wp:docPr id="49" name="Picture 2"/>
+            <wp:cNvGraphicFramePr>
+              <a:graphicFrameLocks xmlns:a="http://schemas.openxmlformats.org/drawingml/2006/main" noChangeAspect="1"/>
+            </wp:cNvGraphicFramePr>
+            <a:graphic xmlns:a="http://schemas.openxmlformats.org/drawingml/2006/main">
+              <a:graphicData uri="http://schemas.openxmlformats.org/drawingml/2006/picture">
+                <pic:pic xmlns:pic="http://schemas.openxmlformats.org/drawingml/2006/picture">
+                  <pic:nvPicPr>
+                    <pic:cNvPr id="49" name="Picture 2"/>
+                    <pic:cNvPicPr>
+                      <a:picLocks noChangeAspect="1"/>
+                    </pic:cNvPicPr>
+                  </pic:nvPicPr>
+                  <pic:blipFill>
+                    <a:blip r:embed="rId51"/>
+                    <a:stretch>
+                      <a:fillRect/>
+                    </a:stretch>
+                  </pic:blipFill>
+                  <pic:spPr>
+                    <a:xfrm>
+                      <a:off x="0" y="0"/>
+                      <a:ext cx="2585720" cy="2091690"/>
+                    </a:xfrm>
+                    <a:prstGeom prst="rect">
+                      <a:avLst/>
+                    </a:prstGeom>
+                    <a:noFill/>
+                    <a:ln>
+                      <a:noFill/>
+                    </a:ln>
+                  </pic:spPr>
+                </pic:pic>
+              </a:graphicData>
+            </a:graphic>
+          </wp:inline>
+        </w:drawing>
+      </w:r>
+    </w:p>
+    <w:p>
+      <w:pPr>
+        <w:numPr>
+          <w:numId w:val="0"/>
+        </w:numPr>
+        <w:pBdr>
+          <w:bottom w:val="single" w:color="auto" w:sz="4" w:space="0"/>
+        </w:pBdr>
+        <w:ind w:leftChars="0"/>
+      </w:pPr>
+    </w:p>
+    <w:p>
+      <w:pPr>
+        <w:numPr>
+          <w:ilvl w:val="0"/>
+          <w:numId w:val="2"/>
+        </w:numPr>
+        <w:pBdr>
+          <w:bottom w:val="single" w:color="auto" w:sz="4" w:space="0"/>
+        </w:pBdr>
+        <w:ind w:left="0" w:leftChars="0" w:firstLine="0" w:firstLineChars="0"/>
+        <w:rPr>
+          <w:rFonts w:hint="default"/>
+          <w:lang w:val="en-US"/>
+        </w:rPr>
+      </w:pPr>
+      <w:r>
+        <w:rPr>
+          <w:rFonts w:hint="default"/>
+          <w:lang w:val="en-US"/>
+        </w:rPr>
+        <w:t>Have trouble/difficulty/problems (in) + Ving</w:t>
+      </w:r>
+      <w:r>
+        <w:rPr>
+          <w:rFonts w:hint="default"/>
+          <w:lang w:val="en-US"/>
+        </w:rPr>
+        <w:tab/>
+        <w:t/>
+      </w:r>
+      <w:r>
+        <w:rPr>
+          <w:rFonts w:hint="default"/>
+          <w:lang w:val="en-US"/>
+        </w:rPr>
+        <w:tab/>
+        <w:t/>
+      </w:r>
+      <w:r>
+        <w:rPr>
+          <w:rFonts w:hint="default"/>
+          <w:lang w:val="en-US"/>
+        </w:rPr>
+        <w:tab/>
+        <w:t>-  gặp khó khăn khi làm gì</w:t>
+      </w:r>
+    </w:p>
+    <w:p>
+      <w:pPr>
+        <w:numPr>
+          <w:numId w:val="0"/>
+        </w:numPr>
+        <w:pBdr>
+          <w:bottom w:val="single" w:color="auto" w:sz="4" w:space="0"/>
+        </w:pBdr>
+        <w:ind w:leftChars="0" w:firstLine="720" w:firstLineChars="0"/>
+        <w:rPr>
+          <w:rFonts w:hint="default"/>
+          <w:lang w:val="en-US"/>
+        </w:rPr>
+      </w:pPr>
+      <w:r>
+        <w:rPr>
+          <w:rFonts w:hint="default"/>
+          <w:lang w:val="en-US"/>
+        </w:rPr>
+        <w:t>-&gt; I had no trouble in finding a place to stay</w:t>
+      </w:r>
+    </w:p>
+    <w:p>
+      <w:pPr>
+        <w:numPr>
+          <w:ilvl w:val="0"/>
+          <w:numId w:val="0"/>
+        </w:numPr>
+        <w:pBdr>
+          <w:bottom w:val="single" w:color="auto" w:sz="4" w:space="0"/>
+        </w:pBdr>
+        <w:ind w:leftChars="0"/>
+      </w:pPr>
+    </w:p>
+    <w:p>
+      <w:pPr>
+        <w:numPr>
+          <w:ilvl w:val="0"/>
+          <w:numId w:val="0"/>
+        </w:numPr>
+        <w:pBdr>
+          <w:bottom w:val="single" w:color="auto" w:sz="4" w:space="0"/>
+        </w:pBdr>
+        <w:ind w:leftChars="0"/>
+      </w:pPr>
+    </w:p>
+    <w:p>
+      <w:pPr>
+        <w:numPr>
+          <w:ilvl w:val="0"/>
+          <w:numId w:val="0"/>
+        </w:numPr>
+        <w:pBdr>
+          <w:bottom w:val="single" w:color="auto" w:sz="4" w:space="0"/>
+        </w:pBdr>
+        <w:ind w:leftChars="0"/>
+      </w:pPr>
+    </w:p>
+    <w:p>
+      <w:pPr>
+        <w:numPr>
+          <w:ilvl w:val="0"/>
+          <w:numId w:val="0"/>
+        </w:numPr>
+        <w:pBdr>
+          <w:bottom w:val="single" w:color="auto" w:sz="4" w:space="0"/>
+        </w:pBdr>
+        <w:ind w:leftChars="0"/>
+      </w:pPr>
+    </w:p>
+    <w:p>
+      <w:pPr>
+        <w:numPr>
+          <w:ilvl w:val="0"/>
+          <w:numId w:val="0"/>
+        </w:numPr>
+        <w:pBdr>
+          <w:bottom w:val="single" w:color="auto" w:sz="4" w:space="0"/>
+        </w:pBdr>
+        <w:ind w:leftChars="0"/>
+      </w:pPr>
+    </w:p>
+    <w:p>
+      <w:pPr>
+        <w:numPr>
+          <w:ilvl w:val="0"/>
+          <w:numId w:val="0"/>
+        </w:numPr>
+        <w:pBdr>
+          <w:bottom w:val="single" w:color="auto" w:sz="4" w:space="0"/>
+        </w:pBdr>
+        <w:ind w:leftChars="0"/>
+      </w:pPr>
+    </w:p>
+    <w:p>
+      <w:pPr>
+        <w:numPr>
+          <w:ilvl w:val="0"/>
+          <w:numId w:val="0"/>
+        </w:numPr>
+        <w:pBdr>
+          <w:bottom w:val="single" w:color="auto" w:sz="4" w:space="0"/>
+        </w:pBdr>
+        <w:ind w:leftChars="0"/>
+      </w:pPr>
+    </w:p>
+    <w:p>
+      <w:pPr>
+        <w:numPr>
+          <w:ilvl w:val="0"/>
+          <w:numId w:val="0"/>
+        </w:numPr>
+        <w:pBdr>
+          <w:bottom w:val="single" w:color="auto" w:sz="4" w:space="0"/>
+        </w:pBdr>
+        <w:ind w:leftChars="0"/>
+      </w:pPr>
+    </w:p>
+    <w:p>
+      <w:pPr>
+        <w:numPr>
+          <w:ilvl w:val="0"/>
+          <w:numId w:val="3"/>
+        </w:numPr>
+        <w:rPr>
+          <w:rFonts w:hint="default"/>
+          <w:lang w:val="en-US"/>
+        </w:rPr>
+      </w:pPr>
+      <w:r>
+        <w:rPr>
+          <w:rFonts w:hint="default"/>
+          <w:lang w:val="en-US"/>
+        </w:rPr>
+        <w:t>Collect an English video, listen to it once</w:t>
+      </w:r>
+    </w:p>
+    <w:p>
+      <w:pPr>
+        <w:numPr>
+          <w:ilvl w:val="0"/>
+          <w:numId w:val="3"/>
+        </w:numPr>
+        <w:rPr>
+          <w:rFonts w:hint="default"/>
+          <w:lang w:val="en-US"/>
+        </w:rPr>
+      </w:pPr>
+      <w:r>
+        <w:rPr>
+          <w:rFonts w:hint="default"/>
+          <w:lang w:val="en-US"/>
+        </w:rPr>
+        <w:t>After that, ask NotebookLM to extract all sentences from this video</w:t>
+      </w:r>
+    </w:p>
+    <w:p>
+      <w:pPr>
+        <w:numPr>
+          <w:ilvl w:val="0"/>
+          <w:numId w:val="3"/>
+        </w:numPr>
+        <w:rPr>
+          <w:rFonts w:hint="default"/>
+          <w:lang w:val="en-US"/>
+        </w:rPr>
+      </w:pPr>
+      <w:r>
+        <w:rPr>
+          <w:rFonts w:hint="default"/>
+          <w:lang w:val="en-US"/>
+        </w:rPr>
+        <w:t>Carefully read the transcript</w:t>
+      </w:r>
+    </w:p>
+    <w:p>
+      <w:pPr>
+        <w:numPr>
+          <w:ilvl w:val="0"/>
+          <w:numId w:val="3"/>
+        </w:numPr>
+        <w:rPr>
+          <w:rFonts w:hint="default"/>
+          <w:lang w:val="en-US"/>
+        </w:rPr>
+      </w:pPr>
+      <w:r>
+        <w:rPr>
+          <w:rFonts w:hint="default"/>
+          <w:lang w:val="en-US"/>
+        </w:rPr>
+        <w:t>Then, ask an AI model to analyze grammars in this transcript. And give many examples of these grammars so I can practice and remember them better</w:t>
+      </w:r>
+    </w:p>
+    <w:p>
+      <w:pPr>
+        <w:numPr>
+          <w:ilvl w:val="0"/>
+          <w:numId w:val="3"/>
+        </w:numPr>
+        <w:rPr>
+          <w:rFonts w:hint="default"/>
+          <w:lang w:val="en-US"/>
+        </w:rPr>
+      </w:pPr>
+      <w:r>
+        <w:rPr>
+          <w:rFonts w:hint="default"/>
+          <w:lang w:val="en-US"/>
+        </w:rPr>
+        <w:t>Listen the video again, about 3-4 times to be familiar with vocab and grammars</w:t>
+      </w:r>
+    </w:p>
+    <w:p>
+      <w:pPr>
+        <w:numPr>
+          <w:ilvl w:val="0"/>
+          <w:numId w:val="0"/>
+        </w:numPr>
+        <w:pBdr>
+          <w:bottom w:val="single" w:color="auto" w:sz="4" w:space="0"/>
+        </w:pBdr>
+        <w:ind w:leftChars="0"/>
+      </w:pPr>
       <w:bookmarkStart w:id="0" w:name="_GoBack"/>
       <w:bookmarkEnd w:id="0"/>
-    </w:p>
-    <w:p>
-      <w:pPr>
-        <w:numPr>
-          <w:ilvl w:val="0"/>
-          <w:numId w:val="0"/>
-        </w:numPr>
-        <w:pBdr>
-          <w:bottom w:val="single" w:color="auto" w:sz="4" w:space="0"/>
-        </w:pBdr>
-        <w:ind w:leftChars="0"/>
-      </w:pPr>
-    </w:p>
-    <w:p>
-      <w:pPr>
-        <w:numPr>
-          <w:ilvl w:val="0"/>
-          <w:numId w:val="0"/>
-        </w:numPr>
-        <w:pBdr>
-          <w:bottom w:val="single" w:color="auto" w:sz="4" w:space="0"/>
-        </w:pBdr>
-        <w:ind w:leftChars="0"/>
-      </w:pPr>
-    </w:p>
-    <w:p>
-      <w:pPr>
-        <w:numPr>
-          <w:ilvl w:val="0"/>
-          <w:numId w:val="0"/>
-        </w:numPr>
-        <w:pBdr>
-          <w:bottom w:val="single" w:color="auto" w:sz="4" w:space="0"/>
-        </w:pBdr>
-        <w:ind w:leftChars="0"/>
-      </w:pPr>
-    </w:p>
-    <w:p>
-      <w:pPr>
-        <w:numPr>
-          <w:ilvl w:val="0"/>
-          <w:numId w:val="0"/>
-        </w:numPr>
-        <w:pBdr>
-          <w:bottom w:val="single" w:color="auto" w:sz="4" w:space="0"/>
-        </w:pBdr>
-        <w:ind w:leftChars="0"/>
-      </w:pPr>
-    </w:p>
-    <w:p>
-      <w:pPr>
-        <w:numPr>
-          <w:ilvl w:val="0"/>
-          <w:numId w:val="0"/>
-        </w:numPr>
-        <w:pBdr>
-          <w:bottom w:val="single" w:color="auto" w:sz="4" w:space="0"/>
-        </w:pBdr>
-        <w:ind w:leftChars="0"/>
-      </w:pPr>
-    </w:p>
-    <w:p>
-      <w:pPr>
-        <w:numPr>
-          <w:ilvl w:val="0"/>
-          <w:numId w:val="0"/>
-        </w:numPr>
-        <w:pBdr>
-          <w:bottom w:val="single" w:color="auto" w:sz="4" w:space="0"/>
-        </w:pBdr>
-        <w:ind w:leftChars="0"/>
-      </w:pPr>
-    </w:p>
-    <w:p>
-      <w:pPr>
-        <w:numPr>
-          <w:ilvl w:val="0"/>
-          <w:numId w:val="0"/>
-        </w:numPr>
-        <w:pBdr>
-          <w:bottom w:val="single" w:color="auto" w:sz="4" w:space="0"/>
-        </w:pBdr>
-        <w:ind w:leftChars="0"/>
-      </w:pPr>
-    </w:p>
-    <w:p>
-      <w:pPr>
-        <w:numPr>
-          <w:ilvl w:val="0"/>
-          <w:numId w:val="0"/>
-        </w:numPr>
-        <w:pBdr>
-          <w:bottom w:val="single" w:color="auto" w:sz="4" w:space="0"/>
-        </w:pBdr>
-        <w:ind w:leftChars="0"/>
-      </w:pPr>
-    </w:p>
-    <w:p>
-      <w:pPr>
-        <w:numPr>
-          <w:ilvl w:val="0"/>
-          <w:numId w:val="0"/>
-        </w:numPr>
-        <w:pBdr>
-          <w:bottom w:val="single" w:color="auto" w:sz="4" w:space="0"/>
-        </w:pBdr>
-        <w:ind w:leftChars="0"/>
-      </w:pPr>
-    </w:p>
-    <w:p>
-      <w:pPr>
-        <w:numPr>
-          <w:ilvl w:val="0"/>
-          <w:numId w:val="0"/>
-        </w:numPr>
-        <w:pBdr>
-          <w:bottom w:val="single" w:color="auto" w:sz="4" w:space="0"/>
-        </w:pBdr>
-        <w:ind w:leftChars="0"/>
-      </w:pPr>
-    </w:p>
-    <w:p>
-      <w:pPr>
-        <w:numPr>
-          <w:ilvl w:val="0"/>
-          <w:numId w:val="0"/>
-        </w:numPr>
-        <w:pBdr>
-          <w:bottom w:val="single" w:color="auto" w:sz="4" w:space="0"/>
-        </w:pBdr>
-        <w:ind w:leftChars="0"/>
-      </w:pPr>
     </w:p>
     <w:p>
       <w:pPr>
@@ -9226,7 +9849,7 @@
                     </pic:cNvPicPr>
                   </pic:nvPicPr>
                   <pic:blipFill>
-                    <a:blip r:embed="rId51"/>
+                    <a:blip r:embed="rId52"/>
                     <a:stretch>
                       <a:fillRect/>
                     </a:stretch>
@@ -9971,7 +10594,7 @@
       <w:pPr>
         <w:numPr>
           <w:ilvl w:val="0"/>
-          <w:numId w:val="3"/>
+          <w:numId w:val="4"/>
         </w:numPr>
         <w:rPr>
           <w:rFonts w:hint="default"/>
@@ -9990,7 +10613,7 @@
       <w:pPr>
         <w:numPr>
           <w:ilvl w:val="0"/>
-          <w:numId w:val="3"/>
+          <w:numId w:val="4"/>
         </w:numPr>
         <w:rPr>
           <w:rFonts w:hint="default"/>
@@ -10038,7 +10661,7 @@
       <w:pPr>
         <w:numPr>
           <w:ilvl w:val="0"/>
-          <w:numId w:val="3"/>
+          <w:numId w:val="4"/>
         </w:numPr>
         <w:rPr>
           <w:rFonts w:hint="default"/>
@@ -10057,7 +10680,7 @@
       <w:pPr>
         <w:numPr>
           <w:ilvl w:val="0"/>
-          <w:numId w:val="3"/>
+          <w:numId w:val="4"/>
         </w:numPr>
         <w:rPr>
           <w:rFonts w:hint="default"/>
@@ -10085,6 +10708,18 @@
 <file path=word/numbering.xml><?xml version="1.0" encoding="utf-8"?>
 <w:numbering xmlns:wpc="http://schemas.microsoft.com/office/word/2010/wordprocessingCanvas" xmlns:mc="http://schemas.openxmlformats.org/markup-compatibility/2006" xmlns:o="urn:schemas-microsoft-com:office:office" xmlns:r="http://schemas.openxmlformats.org/officeDocument/2006/relationships" xmlns:m="http://schemas.openxmlformats.org/officeDocument/2006/math" xmlns:v="urn:schemas-microsoft-com:vml" xmlns:wp14="http://schemas.microsoft.com/office/word/2010/wordprocessingDrawing" xmlns:wp="http://schemas.openxmlformats.org/drawingml/2006/wordprocessingDrawing" xmlns:w10="urn:schemas-microsoft-com:office:word" xmlns:w="http://schemas.openxmlformats.org/wordprocessingml/2006/main" xmlns:w14="http://schemas.microsoft.com/office/word/2010/wordml" xmlns:wpg="http://schemas.microsoft.com/office/word/2010/wordprocessingGroup" xmlns:wpi="http://schemas.microsoft.com/office/word/2010/wordprocessingInk" xmlns:wne="http://schemas.microsoft.com/office/word/2006/wordml" xmlns:wps="http://schemas.microsoft.com/office/word/2010/wordprocessingShape" xmlns:wpsCustomData="http://www.wps.cn/officeDocument/2013/wpsCustomData" mc:Ignorable="w14 wp14">
   <w:abstractNum w:abstractNumId="0">
+    <w:nsid w:val="88262946"/>
+    <w:multiLevelType w:val="singleLevel"/>
+    <w:tmpl w:val="88262946"/>
+    <w:lvl w:ilvl="0" w:tentative="0">
+      <w:start w:val="1"/>
+      <w:numFmt w:val="decimal"/>
+      <w:suff w:val="space"/>
+      <w:lvlText w:val="%1."/>
+      <w:lvlJc w:val="left"/>
+    </w:lvl>
+  </w:abstractNum>
+  <w:abstractNum w:abstractNumId="1">
     <w:nsid w:val="96EEC7B4"/>
     <w:multiLevelType w:val="singleLevel"/>
     <w:tmpl w:val="96EEC7B4"/>
@@ -10096,7 +10731,7 @@
       <w:lvlJc w:val="left"/>
     </w:lvl>
   </w:abstractNum>
-  <w:abstractNum w:abstractNumId="1">
+  <w:abstractNum w:abstractNumId="2">
     <w:nsid w:val="E2CEA56A"/>
     <w:multiLevelType w:val="singleLevel"/>
     <w:tmpl w:val="E2CEA56A"/>
@@ -10108,7 +10743,7 @@
       <w:lvlJc w:val="left"/>
     </w:lvl>
   </w:abstractNum>
-  <w:abstractNum w:abstractNumId="2">
+  <w:abstractNum w:abstractNumId="3">
     <w:nsid w:val="F17C3FE2"/>
     <w:multiLevelType w:val="singleLevel"/>
     <w:tmpl w:val="F17C3FE2"/>
@@ -10121,13 +10756,16 @@
     </w:lvl>
   </w:abstractNum>
   <w:num w:numId="1">
+    <w:abstractNumId w:val="1"/>
+  </w:num>
+  <w:num w:numId="2">
+    <w:abstractNumId w:val="3"/>
+  </w:num>
+  <w:num w:numId="3">
     <w:abstractNumId w:val="0"/>
   </w:num>
-  <w:num w:numId="2">
+  <w:num w:numId="4">
     <w:abstractNumId w:val="2"/>
-  </w:num>
-  <w:num w:numId="3">
-    <w:abstractNumId w:val="1"/>
   </w:num>
 </w:numbering>
 </file>

--- a/Vocab_3.docx
+++ b/Vocab_3.docx
@@ -8499,204 +8499,409 @@
     <w:p>
       <w:pPr>
         <w:numPr>
-          <w:ilvl w:val="0"/>
-          <w:numId w:val="0"/>
-        </w:numPr>
-        <w:pBdr>
-          <w:bottom w:val="single" w:color="auto" w:sz="4" w:space="0"/>
-        </w:pBdr>
-        <w:ind w:leftChars="0"/>
-      </w:pPr>
-    </w:p>
-    <w:p>
-      <w:pPr>
-        <w:numPr>
-          <w:ilvl w:val="0"/>
-          <w:numId w:val="0"/>
-        </w:numPr>
-        <w:pBdr>
-          <w:bottom w:val="single" w:color="auto" w:sz="4" w:space="0"/>
-        </w:pBdr>
-        <w:ind w:leftChars="0"/>
-      </w:pPr>
-    </w:p>
-    <w:p>
-      <w:pPr>
-        <w:numPr>
-          <w:ilvl w:val="0"/>
-          <w:numId w:val="0"/>
-        </w:numPr>
-        <w:pBdr>
-          <w:bottom w:val="single" w:color="auto" w:sz="4" w:space="0"/>
-        </w:pBdr>
-        <w:ind w:leftChars="0"/>
-      </w:pPr>
-    </w:p>
-    <w:p>
-      <w:pPr>
-        <w:numPr>
-          <w:ilvl w:val="0"/>
-          <w:numId w:val="0"/>
-        </w:numPr>
-        <w:pBdr>
-          <w:bottom w:val="single" w:color="auto" w:sz="4" w:space="0"/>
-        </w:pBdr>
-        <w:ind w:leftChars="0"/>
-      </w:pPr>
-    </w:p>
-    <w:p>
-      <w:pPr>
-        <w:numPr>
-          <w:ilvl w:val="0"/>
-          <w:numId w:val="0"/>
-        </w:numPr>
-        <w:pBdr>
-          <w:bottom w:val="single" w:color="auto" w:sz="4" w:space="0"/>
-        </w:pBdr>
-        <w:ind w:leftChars="0"/>
-      </w:pPr>
-    </w:p>
-    <w:p>
-      <w:pPr>
-        <w:numPr>
-          <w:ilvl w:val="0"/>
-          <w:numId w:val="0"/>
-        </w:numPr>
-        <w:pBdr>
-          <w:bottom w:val="single" w:color="auto" w:sz="4" w:space="0"/>
-        </w:pBdr>
-        <w:ind w:leftChars="0"/>
-      </w:pPr>
-    </w:p>
-    <w:p>
-      <w:pPr>
-        <w:numPr>
-          <w:ilvl w:val="0"/>
-          <w:numId w:val="0"/>
-        </w:numPr>
-        <w:pBdr>
-          <w:bottom w:val="single" w:color="auto" w:sz="4" w:space="0"/>
-        </w:pBdr>
-        <w:ind w:leftChars="0"/>
-      </w:pPr>
-    </w:p>
-    <w:p>
-      <w:pPr>
-        <w:numPr>
-          <w:ilvl w:val="0"/>
-          <w:numId w:val="0"/>
-        </w:numPr>
-        <w:pBdr>
-          <w:bottom w:val="single" w:color="auto" w:sz="4" w:space="0"/>
-        </w:pBdr>
-        <w:ind w:leftChars="0"/>
-      </w:pPr>
-    </w:p>
-    <w:p>
-      <w:pPr>
-        <w:numPr>
-          <w:ilvl w:val="0"/>
-          <w:numId w:val="3"/>
-        </w:numPr>
-        <w:rPr>
-          <w:rFonts w:hint="default"/>
-          <w:lang w:val="en-US"/>
-        </w:rPr>
-      </w:pPr>
-      <w:r>
-        <w:rPr>
-          <w:rFonts w:hint="default"/>
-          <w:lang w:val="en-US"/>
-        </w:rPr>
-        <w:t>Collect an English video, listen to it once</w:t>
-      </w:r>
-    </w:p>
-    <w:p>
-      <w:pPr>
-        <w:numPr>
-          <w:ilvl w:val="0"/>
-          <w:numId w:val="3"/>
-        </w:numPr>
-        <w:rPr>
-          <w:rFonts w:hint="default"/>
-          <w:lang w:val="en-US"/>
-        </w:rPr>
-      </w:pPr>
-      <w:r>
-        <w:rPr>
-          <w:rFonts w:hint="default"/>
-          <w:lang w:val="en-US"/>
-        </w:rPr>
-        <w:t>After that, ask NotebookLM to extract all sentences from this video</w:t>
-      </w:r>
-    </w:p>
-    <w:p>
-      <w:pPr>
-        <w:numPr>
-          <w:ilvl w:val="0"/>
-          <w:numId w:val="3"/>
-        </w:numPr>
-        <w:rPr>
-          <w:rFonts w:hint="default"/>
-          <w:lang w:val="en-US"/>
-        </w:rPr>
-      </w:pPr>
-      <w:r>
-        <w:rPr>
-          <w:rFonts w:hint="default"/>
-          <w:lang w:val="en-US"/>
-        </w:rPr>
-        <w:t>Carefully read the transcript</w:t>
-      </w:r>
-    </w:p>
-    <w:p>
-      <w:pPr>
-        <w:numPr>
-          <w:ilvl w:val="0"/>
-          <w:numId w:val="3"/>
-        </w:numPr>
-        <w:rPr>
-          <w:rFonts w:hint="default"/>
-          <w:lang w:val="en-US"/>
-        </w:rPr>
-      </w:pPr>
-      <w:r>
-        <w:rPr>
-          <w:rFonts w:hint="default"/>
-          <w:lang w:val="en-US"/>
-        </w:rPr>
-        <w:t>Then, ask an AI model to analyze grammars in this transcript. And give many examples of these grammars so I can practice and remember them better</w:t>
-      </w:r>
-    </w:p>
-    <w:p>
-      <w:pPr>
-        <w:numPr>
-          <w:ilvl w:val="0"/>
-          <w:numId w:val="3"/>
-        </w:numPr>
-        <w:rPr>
-          <w:rFonts w:hint="default"/>
-          <w:lang w:val="en-US"/>
-        </w:rPr>
-      </w:pPr>
-      <w:r>
-        <w:rPr>
-          <w:rFonts w:hint="default"/>
-          <w:lang w:val="en-US"/>
-        </w:rPr>
-        <w:t>Listen the video again, about 3-4 times to be familiar with vocab and grammars</w:t>
-      </w:r>
-    </w:p>
-    <w:p>
-      <w:pPr>
-        <w:numPr>
-          <w:ilvl w:val="0"/>
-          <w:numId w:val="0"/>
-        </w:numPr>
-        <w:pBdr>
-          <w:bottom w:val="single" w:color="auto" w:sz="4" w:space="0"/>
-        </w:pBdr>
-        <w:ind w:leftChars="0"/>
+          <w:numId w:val="0"/>
+        </w:numPr>
+        <w:pBdr>
+          <w:bottom w:val="none" w:color="auto" w:sz="0" w:space="0"/>
+        </w:pBdr>
+        <w:ind w:leftChars="0" w:firstLine="720" w:firstLineChars="0"/>
+        <w:rPr>
+          <w:rFonts w:hint="default"/>
+          <w:lang w:val="en-US"/>
+        </w:rPr>
+      </w:pPr>
+    </w:p>
+    <w:p>
+      <w:pPr>
+        <w:numPr>
+          <w:ilvl w:val="0"/>
+          <w:numId w:val="2"/>
+        </w:numPr>
+        <w:pBdr>
+          <w:bottom w:val="single" w:color="auto" w:sz="4" w:space="0"/>
+        </w:pBdr>
+        <w:ind w:left="0" w:leftChars="0" w:firstLine="0" w:firstLineChars="0"/>
+        <w:rPr>
+          <w:rFonts w:hint="default"/>
+          <w:lang w:val="en-US"/>
+        </w:rPr>
+      </w:pPr>
+    </w:p>
+    <w:p>
+      <w:pPr>
+        <w:numPr>
+          <w:ilvl w:val="0"/>
+          <w:numId w:val="0"/>
+        </w:numPr>
+        <w:pBdr>
+          <w:bottom w:val="single" w:color="auto" w:sz="4" w:space="0"/>
+        </w:pBdr>
+        <w:ind w:leftChars="0"/>
+      </w:pPr>
+      <w:r>
+        <w:drawing>
+          <wp:inline distT="0" distB="0" distL="114300" distR="114300">
+            <wp:extent cx="3062605" cy="2637790"/>
+            <wp:effectExtent l="0" t="0" r="635" b="13970"/>
+            <wp:docPr id="50" name="Picture 3"/>
+            <wp:cNvGraphicFramePr>
+              <a:graphicFrameLocks xmlns:a="http://schemas.openxmlformats.org/drawingml/2006/main" noChangeAspect="1"/>
+            </wp:cNvGraphicFramePr>
+            <a:graphic xmlns:a="http://schemas.openxmlformats.org/drawingml/2006/main">
+              <a:graphicData uri="http://schemas.openxmlformats.org/drawingml/2006/picture">
+                <pic:pic xmlns:pic="http://schemas.openxmlformats.org/drawingml/2006/picture">
+                  <pic:nvPicPr>
+                    <pic:cNvPr id="50" name="Picture 3"/>
+                    <pic:cNvPicPr>
+                      <a:picLocks noChangeAspect="1"/>
+                    </pic:cNvPicPr>
+                  </pic:nvPicPr>
+                  <pic:blipFill>
+                    <a:blip r:embed="rId52"/>
+                    <a:stretch>
+                      <a:fillRect/>
+                    </a:stretch>
+                  </pic:blipFill>
+                  <pic:spPr>
+                    <a:xfrm>
+                      <a:off x="0" y="0"/>
+                      <a:ext cx="3062605" cy="2637790"/>
+                    </a:xfrm>
+                    <a:prstGeom prst="rect">
+                      <a:avLst/>
+                    </a:prstGeom>
+                    <a:noFill/>
+                    <a:ln>
+                      <a:noFill/>
+                    </a:ln>
+                  </pic:spPr>
+                </pic:pic>
+              </a:graphicData>
+            </a:graphic>
+          </wp:inline>
+        </w:drawing>
+      </w:r>
+    </w:p>
+    <w:p>
+      <w:pPr>
+        <w:numPr>
+          <w:ilvl w:val="0"/>
+          <w:numId w:val="0"/>
+        </w:numPr>
+        <w:pBdr>
+          <w:bottom w:val="single" w:color="auto" w:sz="4" w:space="0"/>
+        </w:pBdr>
+        <w:ind w:leftChars="0"/>
+      </w:pPr>
+      <w:r>
+        <w:drawing>
+          <wp:inline distT="0" distB="0" distL="114300" distR="114300">
+            <wp:extent cx="3416935" cy="2672080"/>
+            <wp:effectExtent l="0" t="0" r="12065" b="10160"/>
+            <wp:docPr id="51" name="Picture 4"/>
+            <wp:cNvGraphicFramePr>
+              <a:graphicFrameLocks xmlns:a="http://schemas.openxmlformats.org/drawingml/2006/main" noChangeAspect="1"/>
+            </wp:cNvGraphicFramePr>
+            <a:graphic xmlns:a="http://schemas.openxmlformats.org/drawingml/2006/main">
+              <a:graphicData uri="http://schemas.openxmlformats.org/drawingml/2006/picture">
+                <pic:pic xmlns:pic="http://schemas.openxmlformats.org/drawingml/2006/picture">
+                  <pic:nvPicPr>
+                    <pic:cNvPr id="51" name="Picture 4"/>
+                    <pic:cNvPicPr>
+                      <a:picLocks noChangeAspect="1"/>
+                    </pic:cNvPicPr>
+                  </pic:nvPicPr>
+                  <pic:blipFill>
+                    <a:blip r:embed="rId53"/>
+                    <a:stretch>
+                      <a:fillRect/>
+                    </a:stretch>
+                  </pic:blipFill>
+                  <pic:spPr>
+                    <a:xfrm>
+                      <a:off x="0" y="0"/>
+                      <a:ext cx="3416935" cy="2672080"/>
+                    </a:xfrm>
+                    <a:prstGeom prst="rect">
+                      <a:avLst/>
+                    </a:prstGeom>
+                    <a:noFill/>
+                    <a:ln>
+                      <a:noFill/>
+                    </a:ln>
+                  </pic:spPr>
+                </pic:pic>
+              </a:graphicData>
+            </a:graphic>
+          </wp:inline>
+        </w:drawing>
+      </w:r>
+    </w:p>
+    <w:p>
+      <w:pPr>
+        <w:numPr>
+          <w:ilvl w:val="0"/>
+          <w:numId w:val="0"/>
+        </w:numPr>
+        <w:pBdr>
+          <w:bottom w:val="single" w:color="auto" w:sz="4" w:space="0"/>
+        </w:pBdr>
+        <w:ind w:leftChars="0"/>
+      </w:pPr>
+    </w:p>
+    <w:p>
+      <w:pPr>
+        <w:numPr>
+          <w:ilvl w:val="0"/>
+          <w:numId w:val="2"/>
+        </w:numPr>
+        <w:pBdr>
+          <w:bottom w:val="single" w:color="auto" w:sz="4" w:space="0"/>
+        </w:pBdr>
+        <w:ind w:left="0" w:leftChars="0" w:firstLine="0" w:firstLineChars="0"/>
+        <w:rPr>
+          <w:rFonts w:hint="default"/>
+          <w:lang w:val="en-US"/>
+        </w:rPr>
+      </w:pPr>
+      <w:r>
+        <w:rPr>
+          <w:rFonts w:hint="default"/>
+          <w:lang w:val="en-US"/>
+        </w:rPr>
+        <w:t>The harmony of form and meaning</w:t>
+      </w:r>
+    </w:p>
+    <w:p>
+      <w:pPr>
+        <w:numPr>
+          <w:numId w:val="0"/>
+        </w:numPr>
+        <w:pBdr>
+          <w:bottom w:val="single" w:color="auto" w:sz="4" w:space="0"/>
+        </w:pBdr>
+        <w:rPr>
+          <w:rFonts w:hint="default"/>
+          <w:lang w:val="en-US"/>
+        </w:rPr>
+      </w:pPr>
+    </w:p>
+    <w:p>
+      <w:pPr>
+        <w:numPr>
+          <w:ilvl w:val="0"/>
+          <w:numId w:val="2"/>
+        </w:numPr>
+        <w:pBdr>
+          <w:bottom w:val="single" w:color="auto" w:sz="4" w:space="0"/>
+        </w:pBdr>
+        <w:ind w:left="0" w:leftChars="0" w:firstLine="0" w:firstLineChars="0"/>
+        <w:rPr>
+          <w:rFonts w:hint="default"/>
+          <w:lang w:val="en-US"/>
+        </w:rPr>
+      </w:pPr>
+      <w:r>
+        <w:rPr>
+          <w:rFonts w:hint="default"/>
+          <w:lang w:val="en-US"/>
+        </w:rPr>
+        <w:t>Emotional support = a source of emotional support = someone to lean on = emotional anchor</w:t>
+      </w:r>
+    </w:p>
+    <w:p>
+      <w:pPr>
+        <w:numPr>
+          <w:numId w:val="0"/>
+        </w:numPr>
+        <w:pBdr>
+          <w:bottom w:val="single" w:color="auto" w:sz="4" w:space="0"/>
+        </w:pBdr>
+        <w:ind w:leftChars="0"/>
+      </w:pPr>
+      <w:r>
+        <w:drawing>
+          <wp:inline distT="0" distB="0" distL="114300" distR="114300">
+            <wp:extent cx="2857500" cy="2491105"/>
+            <wp:effectExtent l="0" t="0" r="7620" b="8255"/>
+            <wp:docPr id="52" name="Picture 5"/>
+            <wp:cNvGraphicFramePr>
+              <a:graphicFrameLocks xmlns:a="http://schemas.openxmlformats.org/drawingml/2006/main" noChangeAspect="1"/>
+            </wp:cNvGraphicFramePr>
+            <a:graphic xmlns:a="http://schemas.openxmlformats.org/drawingml/2006/main">
+              <a:graphicData uri="http://schemas.openxmlformats.org/drawingml/2006/picture">
+                <pic:pic xmlns:pic="http://schemas.openxmlformats.org/drawingml/2006/picture">
+                  <pic:nvPicPr>
+                    <pic:cNvPr id="52" name="Picture 5"/>
+                    <pic:cNvPicPr>
+                      <a:picLocks noChangeAspect="1"/>
+                    </pic:cNvPicPr>
+                  </pic:nvPicPr>
+                  <pic:blipFill>
+                    <a:blip r:embed="rId54"/>
+                    <a:stretch>
+                      <a:fillRect/>
+                    </a:stretch>
+                  </pic:blipFill>
+                  <pic:spPr>
+                    <a:xfrm>
+                      <a:off x="0" y="0"/>
+                      <a:ext cx="2857500" cy="2491105"/>
+                    </a:xfrm>
+                    <a:prstGeom prst="rect">
+                      <a:avLst/>
+                    </a:prstGeom>
+                    <a:noFill/>
+                    <a:ln>
+                      <a:noFill/>
+                    </a:ln>
+                  </pic:spPr>
+                </pic:pic>
+              </a:graphicData>
+            </a:graphic>
+          </wp:inline>
+        </w:drawing>
+      </w:r>
+    </w:p>
+    <w:p>
+      <w:pPr>
+        <w:numPr>
+          <w:numId w:val="0"/>
+        </w:numPr>
+        <w:pBdr>
+          <w:bottom w:val="single" w:color="auto" w:sz="4" w:space="0"/>
+        </w:pBdr>
+        <w:ind w:leftChars="0"/>
+      </w:pPr>
+    </w:p>
+    <w:p>
+      <w:pPr>
+        <w:numPr>
+          <w:ilvl w:val="0"/>
+          <w:numId w:val="2"/>
+        </w:numPr>
+        <w:pBdr>
+          <w:bottom w:val="single" w:color="auto" w:sz="4" w:space="0"/>
+        </w:pBdr>
+        <w:ind w:left="0" w:leftChars="0" w:firstLine="0" w:firstLineChars="0"/>
+        <w:rPr>
+          <w:rFonts w:hint="default"/>
+          <w:lang w:val="en-US"/>
+        </w:rPr>
+      </w:pPr>
+      <w:r>
+        <w:rPr>
+          <w:rFonts w:hint="default"/>
+          <w:lang w:val="en-US"/>
+        </w:rPr>
+        <w:t>In such a way that</w:t>
+      </w:r>
+    </w:p>
+    <w:p>
+      <w:pPr>
+        <w:numPr>
+          <w:numId w:val="0"/>
+        </w:numPr>
+        <w:pBdr>
+          <w:bottom w:val="single" w:color="auto" w:sz="4" w:space="0"/>
+        </w:pBdr>
+        <w:ind w:leftChars="0"/>
+      </w:pPr>
+      <w:r>
+        <w:drawing>
+          <wp:inline distT="0" distB="0" distL="114300" distR="114300">
+            <wp:extent cx="2560320" cy="708660"/>
+            <wp:effectExtent l="0" t="0" r="0" b="7620"/>
+            <wp:docPr id="53" name="Picture 6"/>
+            <wp:cNvGraphicFramePr>
+              <a:graphicFrameLocks xmlns:a="http://schemas.openxmlformats.org/drawingml/2006/main" noChangeAspect="1"/>
+            </wp:cNvGraphicFramePr>
+            <a:graphic xmlns:a="http://schemas.openxmlformats.org/drawingml/2006/main">
+              <a:graphicData uri="http://schemas.openxmlformats.org/drawingml/2006/picture">
+                <pic:pic xmlns:pic="http://schemas.openxmlformats.org/drawingml/2006/picture">
+                  <pic:nvPicPr>
+                    <pic:cNvPr id="53" name="Picture 6"/>
+                    <pic:cNvPicPr>
+                      <a:picLocks noChangeAspect="1"/>
+                    </pic:cNvPicPr>
+                  </pic:nvPicPr>
+                  <pic:blipFill>
+                    <a:blip r:embed="rId55"/>
+                    <a:stretch>
+                      <a:fillRect/>
+                    </a:stretch>
+                  </pic:blipFill>
+                  <pic:spPr>
+                    <a:xfrm>
+                      <a:off x="0" y="0"/>
+                      <a:ext cx="2560320" cy="708660"/>
+                    </a:xfrm>
+                    <a:prstGeom prst="rect">
+                      <a:avLst/>
+                    </a:prstGeom>
+                    <a:noFill/>
+                    <a:ln>
+                      <a:noFill/>
+                    </a:ln>
+                  </pic:spPr>
+                </pic:pic>
+              </a:graphicData>
+            </a:graphic>
+          </wp:inline>
+        </w:drawing>
+      </w:r>
+    </w:p>
+    <w:p>
+      <w:pPr>
+        <w:numPr>
+          <w:numId w:val="0"/>
+        </w:numPr>
+        <w:pBdr>
+          <w:bottom w:val="single" w:color="auto" w:sz="4" w:space="0"/>
+        </w:pBdr>
+        <w:ind w:leftChars="0"/>
+        <w:rPr>
+          <w:rFonts w:hint="default"/>
+          <w:lang w:val="en-US"/>
+        </w:rPr>
+      </w:pPr>
+      <w:r>
+        <w:rPr>
+          <w:rFonts w:hint="default"/>
+          <w:lang w:val="en-US"/>
+        </w:rPr>
+        <w:t>-&gt;  Do your work in such a way that you never have a guilty conscience</w:t>
+      </w:r>
+    </w:p>
+    <w:p>
+      <w:pPr>
+        <w:numPr>
+          <w:numId w:val="0"/>
+        </w:numPr>
+        <w:pBdr>
+          <w:bottom w:val="single" w:color="auto" w:sz="4" w:space="0"/>
+        </w:pBdr>
+        <w:ind w:leftChars="0"/>
+        <w:rPr>
+          <w:rFonts w:hint="default"/>
+          <w:lang w:val="en-US"/>
+        </w:rPr>
+      </w:pPr>
+    </w:p>
+    <w:p>
+      <w:pPr>
+        <w:numPr>
+          <w:ilvl w:val="0"/>
+          <w:numId w:val="2"/>
+        </w:numPr>
+        <w:pBdr>
+          <w:bottom w:val="single" w:color="auto" w:sz="4" w:space="0"/>
+        </w:pBdr>
+        <w:ind w:left="0" w:leftChars="0" w:firstLine="0" w:firstLineChars="0"/>
+        <w:rPr>
+          <w:rFonts w:hint="default"/>
+          <w:lang w:val="en-US"/>
+        </w:rPr>
       </w:pPr>
       <w:bookmarkStart w:id="0" w:name="_GoBack"/>
       <w:bookmarkEnd w:id="0"/>
@@ -8723,6 +8928,197 @@
           <w:bottom w:val="single" w:color="auto" w:sz="4" w:space="0"/>
         </w:pBdr>
         <w:ind w:leftChars="0"/>
+      </w:pPr>
+    </w:p>
+    <w:p>
+      <w:pPr>
+        <w:numPr>
+          <w:ilvl w:val="0"/>
+          <w:numId w:val="0"/>
+        </w:numPr>
+        <w:pBdr>
+          <w:bottom w:val="single" w:color="auto" w:sz="4" w:space="0"/>
+        </w:pBdr>
+        <w:ind w:leftChars="0"/>
+      </w:pPr>
+    </w:p>
+    <w:p>
+      <w:pPr>
+        <w:numPr>
+          <w:ilvl w:val="0"/>
+          <w:numId w:val="0"/>
+        </w:numPr>
+        <w:pBdr>
+          <w:bottom w:val="single" w:color="auto" w:sz="4" w:space="0"/>
+        </w:pBdr>
+        <w:ind w:leftChars="0"/>
+      </w:pPr>
+    </w:p>
+    <w:p>
+      <w:pPr>
+        <w:numPr>
+          <w:ilvl w:val="0"/>
+          <w:numId w:val="0"/>
+        </w:numPr>
+        <w:pBdr>
+          <w:bottom w:val="single" w:color="auto" w:sz="4" w:space="0"/>
+        </w:pBdr>
+        <w:ind w:leftChars="0"/>
+      </w:pPr>
+    </w:p>
+    <w:p>
+      <w:pPr>
+        <w:numPr>
+          <w:ilvl w:val="0"/>
+          <w:numId w:val="0"/>
+        </w:numPr>
+        <w:pBdr>
+          <w:bottom w:val="single" w:color="auto" w:sz="4" w:space="0"/>
+        </w:pBdr>
+        <w:ind w:leftChars="0"/>
+      </w:pPr>
+    </w:p>
+    <w:p>
+      <w:pPr>
+        <w:numPr>
+          <w:ilvl w:val="0"/>
+          <w:numId w:val="0"/>
+        </w:numPr>
+        <w:pBdr>
+          <w:bottom w:val="single" w:color="auto" w:sz="4" w:space="0"/>
+        </w:pBdr>
+        <w:ind w:leftChars="0"/>
+      </w:pPr>
+    </w:p>
+    <w:p>
+      <w:pPr>
+        <w:numPr>
+          <w:ilvl w:val="0"/>
+          <w:numId w:val="3"/>
+        </w:numPr>
+        <w:rPr>
+          <w:rFonts w:hint="default"/>
+          <w:lang w:val="en-US"/>
+        </w:rPr>
+      </w:pPr>
+      <w:r>
+        <w:rPr>
+          <w:rFonts w:hint="default"/>
+          <w:lang w:val="en-US"/>
+        </w:rPr>
+        <w:t>Collect an English video, listen to it once</w:t>
+      </w:r>
+    </w:p>
+    <w:p>
+      <w:pPr>
+        <w:numPr>
+          <w:ilvl w:val="0"/>
+          <w:numId w:val="3"/>
+        </w:numPr>
+        <w:rPr>
+          <w:rFonts w:hint="default"/>
+          <w:lang w:val="en-US"/>
+        </w:rPr>
+      </w:pPr>
+      <w:r>
+        <w:rPr>
+          <w:rFonts w:hint="default"/>
+          <w:lang w:val="en-US"/>
+        </w:rPr>
+        <w:t>After that, ask NotebookLM to extract all sentences from this video</w:t>
+      </w:r>
+    </w:p>
+    <w:p>
+      <w:pPr>
+        <w:numPr>
+          <w:ilvl w:val="0"/>
+          <w:numId w:val="3"/>
+        </w:numPr>
+        <w:rPr>
+          <w:rFonts w:hint="default"/>
+          <w:lang w:val="en-US"/>
+        </w:rPr>
+      </w:pPr>
+      <w:r>
+        <w:rPr>
+          <w:rFonts w:hint="default"/>
+          <w:lang w:val="en-US"/>
+        </w:rPr>
+        <w:t>Carefully read the transcript</w:t>
+      </w:r>
+    </w:p>
+    <w:p>
+      <w:pPr>
+        <w:numPr>
+          <w:ilvl w:val="0"/>
+          <w:numId w:val="3"/>
+        </w:numPr>
+        <w:rPr>
+          <w:rFonts w:hint="default"/>
+          <w:lang w:val="en-US"/>
+        </w:rPr>
+      </w:pPr>
+      <w:r>
+        <w:rPr>
+          <w:rFonts w:hint="default"/>
+          <w:lang w:val="en-US"/>
+        </w:rPr>
+        <w:t>Then, ask an AI model to analyze grammars in this transcript. And give many examples of these grammars so I can practice and remember them better</w:t>
+      </w:r>
+    </w:p>
+    <w:p>
+      <w:pPr>
+        <w:numPr>
+          <w:ilvl w:val="0"/>
+          <w:numId w:val="3"/>
+        </w:numPr>
+        <w:rPr>
+          <w:rFonts w:hint="default"/>
+          <w:lang w:val="en-US"/>
+        </w:rPr>
+      </w:pPr>
+      <w:r>
+        <w:rPr>
+          <w:rFonts w:hint="default"/>
+          <w:lang w:val="en-US"/>
+        </w:rPr>
+        <w:t>Listen the video again, about 3-4 times to be familiar with vocab and grammars</w:t>
+      </w:r>
+    </w:p>
+    <w:p>
+      <w:pPr>
+        <w:numPr>
+          <w:ilvl w:val="0"/>
+          <w:numId w:val="0"/>
+        </w:numPr>
+        <w:pBdr>
+          <w:bottom w:val="single" w:color="auto" w:sz="4" w:space="0"/>
+        </w:pBdr>
+        <w:ind w:leftChars="0"/>
+      </w:pPr>
+    </w:p>
+    <w:p>
+      <w:pPr>
+        <w:numPr>
+          <w:ilvl w:val="0"/>
+          <w:numId w:val="0"/>
+        </w:numPr>
+        <w:pBdr>
+          <w:bottom w:val="single" w:color="auto" w:sz="4" w:space="0"/>
+        </w:pBdr>
+        <w:ind w:leftChars="0"/>
+      </w:pPr>
+    </w:p>
+    <w:p>
+      <w:pPr>
+        <w:numPr>
+          <w:ilvl w:val="0"/>
+          <w:numId w:val="0"/>
+        </w:numPr>
+        <w:pBdr>
+          <w:bottom w:val="single" w:color="auto" w:sz="4" w:space="0"/>
+        </w:pBdr>
+        <w:ind w:leftChars="0"/>
         <w:rPr>
           <w:rFonts w:hint="default"/>
         </w:rPr>
@@ -8832,6 +9228,240 @@
         <w:ind w:leftChars="0"/>
         <w:rPr>
           <w:rFonts w:hint="default"/>
+        </w:rPr>
+      </w:pPr>
+    </w:p>
+    <w:p>
+      <w:pPr>
+        <w:numPr>
+          <w:ilvl w:val="0"/>
+          <w:numId w:val="0"/>
+        </w:numPr>
+        <w:pBdr>
+          <w:bottom w:val="single" w:color="auto" w:sz="4" w:space="0"/>
+        </w:pBdr>
+        <w:ind w:leftChars="0"/>
+        <w:rPr>
+          <w:rFonts w:hint="default"/>
+        </w:rPr>
+      </w:pPr>
+    </w:p>
+    <w:p>
+      <w:pPr>
+        <w:numPr>
+          <w:ilvl w:val="0"/>
+          <w:numId w:val="0"/>
+        </w:numPr>
+        <w:pBdr>
+          <w:bottom w:val="single" w:color="auto" w:sz="4" w:space="0"/>
+        </w:pBdr>
+        <w:ind w:leftChars="0"/>
+        <w:rPr>
+          <w:rFonts w:hint="default"/>
+        </w:rPr>
+      </w:pPr>
+    </w:p>
+    <w:p>
+      <w:pPr>
+        <w:numPr>
+          <w:ilvl w:val="0"/>
+          <w:numId w:val="0"/>
+        </w:numPr>
+        <w:pBdr>
+          <w:bottom w:val="single" w:color="auto" w:sz="4" w:space="0"/>
+        </w:pBdr>
+        <w:ind w:leftChars="0"/>
+        <w:rPr>
+          <w:rFonts w:hint="default"/>
+        </w:rPr>
+      </w:pPr>
+    </w:p>
+    <w:p>
+      <w:pPr>
+        <w:numPr>
+          <w:ilvl w:val="0"/>
+          <w:numId w:val="0"/>
+        </w:numPr>
+        <w:pBdr>
+          <w:bottom w:val="single" w:color="auto" w:sz="4" w:space="0"/>
+        </w:pBdr>
+        <w:ind w:leftChars="0"/>
+        <w:rPr>
+          <w:rFonts w:hint="default"/>
+        </w:rPr>
+      </w:pPr>
+    </w:p>
+    <w:p>
+      <w:pPr>
+        <w:numPr>
+          <w:ilvl w:val="0"/>
+          <w:numId w:val="0"/>
+        </w:numPr>
+        <w:pBdr>
+          <w:bottom w:val="single" w:color="auto" w:sz="4" w:space="0"/>
+        </w:pBdr>
+        <w:ind w:leftChars="0"/>
+        <w:rPr>
+          <w:rFonts w:hint="default"/>
+        </w:rPr>
+      </w:pPr>
+    </w:p>
+    <w:p>
+      <w:pPr>
+        <w:numPr>
+          <w:ilvl w:val="0"/>
+          <w:numId w:val="0"/>
+        </w:numPr>
+        <w:pBdr>
+          <w:bottom w:val="single" w:color="auto" w:sz="4" w:space="0"/>
+        </w:pBdr>
+        <w:ind w:leftChars="0"/>
+        <w:rPr>
+          <w:rFonts w:hint="default"/>
+        </w:rPr>
+      </w:pPr>
+    </w:p>
+    <w:p>
+      <w:pPr>
+        <w:numPr>
+          <w:ilvl w:val="0"/>
+          <w:numId w:val="0"/>
+        </w:numPr>
+        <w:pBdr>
+          <w:bottom w:val="single" w:color="auto" w:sz="4" w:space="0"/>
+        </w:pBdr>
+        <w:ind w:leftChars="0"/>
+        <w:rPr>
+          <w:rFonts w:hint="default"/>
+        </w:rPr>
+      </w:pPr>
+    </w:p>
+    <w:p>
+      <w:pPr>
+        <w:numPr>
+          <w:ilvl w:val="0"/>
+          <w:numId w:val="0"/>
+        </w:numPr>
+        <w:pBdr>
+          <w:bottom w:val="single" w:color="auto" w:sz="4" w:space="0"/>
+        </w:pBdr>
+        <w:ind w:leftChars="0"/>
+        <w:rPr>
+          <w:rFonts w:hint="default"/>
+        </w:rPr>
+      </w:pPr>
+    </w:p>
+    <w:p>
+      <w:pPr>
+        <w:numPr>
+          <w:ilvl w:val="0"/>
+          <w:numId w:val="0"/>
+        </w:numPr>
+        <w:pBdr>
+          <w:bottom w:val="single" w:color="auto" w:sz="4" w:space="0"/>
+        </w:pBdr>
+        <w:ind w:leftChars="0"/>
+        <w:rPr>
+          <w:rFonts w:hint="default"/>
+        </w:rPr>
+      </w:pPr>
+    </w:p>
+    <w:p>
+      <w:pPr>
+        <w:numPr>
+          <w:ilvl w:val="0"/>
+          <w:numId w:val="0"/>
+        </w:numPr>
+        <w:pBdr>
+          <w:bottom w:val="single" w:color="auto" w:sz="4" w:space="0"/>
+        </w:pBdr>
+        <w:ind w:leftChars="0"/>
+        <w:rPr>
+          <w:rFonts w:hint="default"/>
+        </w:rPr>
+      </w:pPr>
+    </w:p>
+    <w:p>
+      <w:pPr>
+        <w:numPr>
+          <w:ilvl w:val="0"/>
+          <w:numId w:val="0"/>
+        </w:numPr>
+        <w:pBdr>
+          <w:bottom w:val="single" w:color="auto" w:sz="4" w:space="0"/>
+        </w:pBdr>
+        <w:ind w:leftChars="0"/>
+        <w:rPr>
+          <w:rFonts w:hint="default"/>
+        </w:rPr>
+      </w:pPr>
+    </w:p>
+    <w:p>
+      <w:pPr>
+        <w:numPr>
+          <w:ilvl w:val="0"/>
+          <w:numId w:val="0"/>
+        </w:numPr>
+        <w:pBdr>
+          <w:bottom w:val="single" w:color="auto" w:sz="4" w:space="0"/>
+        </w:pBdr>
+        <w:ind w:leftChars="0"/>
+        <w:rPr>
+          <w:rFonts w:hint="default"/>
+        </w:rPr>
+      </w:pPr>
+    </w:p>
+    <w:p>
+      <w:pPr>
+        <w:numPr>
+          <w:ilvl w:val="0"/>
+          <w:numId w:val="0"/>
+        </w:numPr>
+        <w:pBdr>
+          <w:bottom w:val="single" w:color="auto" w:sz="4" w:space="0"/>
+        </w:pBdr>
+        <w:ind w:leftChars="0"/>
+        <w:rPr>
+          <w:rFonts w:hint="default"/>
+        </w:rPr>
+      </w:pPr>
+    </w:p>
+    <w:p>
+      <w:pPr>
+        <w:numPr>
+          <w:ilvl w:val="0"/>
+          <w:numId w:val="4"/>
+        </w:numPr>
+        <w:pBdr>
+          <w:bottom w:val="single" w:color="auto" w:sz="4" w:space="0"/>
+        </w:pBdr>
+        <w:ind w:leftChars="0"/>
+        <w:rPr>
+          <w:rFonts w:hint="default"/>
+          <w:lang w:val="en-US"/>
+        </w:rPr>
+      </w:pPr>
+      <w:r>
+        <w:rPr>
+          <w:rFonts w:hint="default"/>
+          <w:lang w:val="en-US"/>
+        </w:rPr>
+        <w:t>Frown</w:t>
+      </w:r>
+    </w:p>
+    <w:p>
+      <w:pPr>
+        <w:numPr>
+          <w:ilvl w:val="0"/>
+          <w:numId w:val="4"/>
+        </w:numPr>
+        <w:pBdr>
+          <w:bottom w:val="single" w:color="auto" w:sz="4" w:space="0"/>
+        </w:pBdr>
+        <w:ind w:leftChars="0"/>
+        <w:rPr>
+          <w:rFonts w:hint="default"/>
+          <w:lang w:val="en-US"/>
         </w:rPr>
       </w:pPr>
     </w:p>
@@ -9849,7 +10479,7 @@
                     </pic:cNvPicPr>
                   </pic:nvPicPr>
                   <pic:blipFill>
-                    <a:blip r:embed="rId52"/>
+                    <a:blip r:embed="rId56"/>
                     <a:stretch>
                       <a:fillRect/>
                     </a:stretch>
@@ -10594,7 +11224,7 @@
       <w:pPr>
         <w:numPr>
           <w:ilvl w:val="0"/>
-          <w:numId w:val="4"/>
+          <w:numId w:val="5"/>
         </w:numPr>
         <w:rPr>
           <w:rFonts w:hint="default"/>
@@ -10613,7 +11243,7 @@
       <w:pPr>
         <w:numPr>
           <w:ilvl w:val="0"/>
-          <w:numId w:val="4"/>
+          <w:numId w:val="5"/>
         </w:numPr>
         <w:rPr>
           <w:rFonts w:hint="default"/>
@@ -10661,7 +11291,7 @@
       <w:pPr>
         <w:numPr>
           <w:ilvl w:val="0"/>
-          <w:numId w:val="4"/>
+          <w:numId w:val="5"/>
         </w:numPr>
         <w:rPr>
           <w:rFonts w:hint="default"/>
@@ -10680,7 +11310,7 @@
       <w:pPr>
         <w:numPr>
           <w:ilvl w:val="0"/>
-          <w:numId w:val="4"/>
+          <w:numId w:val="5"/>
         </w:numPr>
         <w:rPr>
           <w:rFonts w:hint="default"/>
@@ -10755,6 +11385,18 @@
       <w:lvlJc w:val="left"/>
     </w:lvl>
   </w:abstractNum>
+  <w:abstractNum w:abstractNumId="4">
+    <w:nsid w:val="22C30476"/>
+    <w:multiLevelType w:val="singleLevel"/>
+    <w:tmpl w:val="22C30476"/>
+    <w:lvl w:ilvl="0" w:tentative="0">
+      <w:start w:val="1"/>
+      <w:numFmt w:val="decimal"/>
+      <w:suff w:val="space"/>
+      <w:lvlText w:val="%1."/>
+      <w:lvlJc w:val="left"/>
+    </w:lvl>
+  </w:abstractNum>
   <w:num w:numId="1">
     <w:abstractNumId w:val="1"/>
   </w:num>
@@ -10765,6 +11407,9 @@
     <w:abstractNumId w:val="0"/>
   </w:num>
   <w:num w:numId="4">
+    <w:abstractNumId w:val="4"/>
+  </w:num>
+  <w:num w:numId="5">
     <w:abstractNumId w:val="2"/>
   </w:num>
 </w:numbering>

--- a/Vocab_3.docx
+++ b/Vocab_3.docx
@@ -8722,8 +8722,8 @@
       <w:r>
         <w:drawing>
           <wp:inline distT="0" distB="0" distL="114300" distR="114300">
-            <wp:extent cx="2857500" cy="2491105"/>
-            <wp:effectExtent l="0" t="0" r="7620" b="8255"/>
+            <wp:extent cx="2544445" cy="2218055"/>
+            <wp:effectExtent l="0" t="0" r="635" b="6985"/>
             <wp:docPr id="52" name="Picture 5"/>
             <wp:cNvGraphicFramePr>
               <a:graphicFrameLocks xmlns:a="http://schemas.openxmlformats.org/drawingml/2006/main" noChangeAspect="1"/>
@@ -8746,7 +8746,7 @@
                   <pic:spPr>
                     <a:xfrm>
                       <a:off x="0" y="0"/>
-                      <a:ext cx="2857500" cy="2491105"/>
+                      <a:ext cx="2544445" cy="2218055"/>
                     </a:xfrm>
                     <a:prstGeom prst="rect">
                       <a:avLst/>
@@ -8903,20 +8903,413 @@
           <w:lang w:val="en-US"/>
         </w:rPr>
       </w:pPr>
+      <w:r>
+        <w:rPr>
+          <w:rFonts w:hint="default"/>
+          <w:lang w:val="en-US"/>
+        </w:rPr>
+        <w:t>Late</w:t>
+      </w:r>
+    </w:p>
+    <w:p>
+      <w:pPr>
+        <w:numPr>
+          <w:numId w:val="0"/>
+        </w:numPr>
+        <w:pBdr>
+          <w:bottom w:val="single" w:color="auto" w:sz="4" w:space="0"/>
+        </w:pBdr>
+        <w:ind w:leftChars="0"/>
+      </w:pPr>
+      <w:r>
+        <w:drawing>
+          <wp:inline distT="0" distB="0" distL="114300" distR="114300">
+            <wp:extent cx="2605405" cy="1568450"/>
+            <wp:effectExtent l="0" t="0" r="635" b="1270"/>
+            <wp:docPr id="54" name="Picture 7"/>
+            <wp:cNvGraphicFramePr>
+              <a:graphicFrameLocks xmlns:a="http://schemas.openxmlformats.org/drawingml/2006/main" noChangeAspect="1"/>
+            </wp:cNvGraphicFramePr>
+            <a:graphic xmlns:a="http://schemas.openxmlformats.org/drawingml/2006/main">
+              <a:graphicData uri="http://schemas.openxmlformats.org/drawingml/2006/picture">
+                <pic:pic xmlns:pic="http://schemas.openxmlformats.org/drawingml/2006/picture">
+                  <pic:nvPicPr>
+                    <pic:cNvPr id="54" name="Picture 7"/>
+                    <pic:cNvPicPr>
+                      <a:picLocks noChangeAspect="1"/>
+                    </pic:cNvPicPr>
+                  </pic:nvPicPr>
+                  <pic:blipFill>
+                    <a:blip r:embed="rId56"/>
+                    <a:stretch>
+                      <a:fillRect/>
+                    </a:stretch>
+                  </pic:blipFill>
+                  <pic:spPr>
+                    <a:xfrm>
+                      <a:off x="0" y="0"/>
+                      <a:ext cx="2605405" cy="1568450"/>
+                    </a:xfrm>
+                    <a:prstGeom prst="rect">
+                      <a:avLst/>
+                    </a:prstGeom>
+                    <a:noFill/>
+                    <a:ln>
+                      <a:noFill/>
+                    </a:ln>
+                  </pic:spPr>
+                </pic:pic>
+              </a:graphicData>
+            </a:graphic>
+          </wp:inline>
+        </w:drawing>
+      </w:r>
+    </w:p>
+    <w:p>
+      <w:pPr>
+        <w:numPr>
+          <w:numId w:val="0"/>
+        </w:numPr>
+        <w:pBdr>
+          <w:bottom w:val="single" w:color="auto" w:sz="4" w:space="0"/>
+        </w:pBdr>
+        <w:ind w:leftChars="0"/>
+      </w:pPr>
+    </w:p>
+    <w:p>
+      <w:pPr>
+        <w:numPr>
+          <w:ilvl w:val="0"/>
+          <w:numId w:val="2"/>
+        </w:numPr>
+        <w:pBdr>
+          <w:bottom w:val="single" w:color="auto" w:sz="4" w:space="0"/>
+        </w:pBdr>
+        <w:ind w:left="0" w:leftChars="0" w:firstLine="0" w:firstLineChars="0"/>
+        <w:rPr>
+          <w:rFonts w:hint="default"/>
+          <w:lang w:val="en-US"/>
+        </w:rPr>
+      </w:pPr>
+      <w:r>
+        <w:rPr>
+          <w:rFonts w:hint="default"/>
+          <w:lang w:val="en-US"/>
+        </w:rPr>
+        <w:t>Venture capitalist</w:t>
+      </w:r>
+      <w:r>
+        <w:rPr>
+          <w:rFonts w:hint="default"/>
+          <w:lang w:val="en-US"/>
+        </w:rPr>
+        <w:tab/>
+        <w:t/>
+      </w:r>
+      <w:r>
+        <w:rPr>
+          <w:rFonts w:hint="default"/>
+          <w:lang w:val="en-US"/>
+        </w:rPr>
+        <w:tab/>
+        <w:t/>
+      </w:r>
+      <w:r>
+        <w:rPr>
+          <w:rFonts w:hint="default"/>
+          <w:lang w:val="en-US"/>
+        </w:rPr>
+        <w:tab/>
+        <w:t/>
+      </w:r>
+      <w:r>
+        <w:rPr>
+          <w:rFonts w:hint="default"/>
+          <w:lang w:val="en-US"/>
+        </w:rPr>
+        <w:tab/>
+        <w:t>- nhà đầu tư mạo hiểm</w:t>
+      </w:r>
+    </w:p>
+    <w:p>
+      <w:pPr>
+        <w:numPr>
+          <w:numId w:val="0"/>
+        </w:numPr>
+        <w:pBdr>
+          <w:bottom w:val="single" w:color="auto" w:sz="4" w:space="0"/>
+        </w:pBdr>
+        <w:rPr>
+          <w:rFonts w:hint="default"/>
+          <w:lang w:val="en-US"/>
+        </w:rPr>
+      </w:pPr>
+    </w:p>
+    <w:p>
+      <w:pPr>
+        <w:numPr>
+          <w:ilvl w:val="0"/>
+          <w:numId w:val="2"/>
+        </w:numPr>
+        <w:pBdr>
+          <w:bottom w:val="single" w:color="auto" w:sz="4" w:space="0"/>
+        </w:pBdr>
+        <w:ind w:left="0" w:leftChars="0" w:firstLine="0" w:firstLineChars="0"/>
+        <w:rPr>
+          <w:rFonts w:hint="default"/>
+          <w:lang w:val="en-US"/>
+        </w:rPr>
+      </w:pPr>
+      <w:r>
+        <w:rPr>
+          <w:rFonts w:hint="default"/>
+          <w:lang w:val="en-US"/>
+        </w:rPr>
+        <w:t>Blame oneself for something = Beat oneself up about something = reproach oneself for something</w:t>
+      </w:r>
+    </w:p>
+    <w:p>
+      <w:pPr>
+        <w:numPr>
+          <w:numId w:val="0"/>
+        </w:numPr>
+        <w:pBdr>
+          <w:bottom w:val="single" w:color="auto" w:sz="4" w:space="0"/>
+        </w:pBdr>
+        <w:ind w:leftChars="0"/>
+      </w:pPr>
+      <w:r>
+        <w:drawing>
+          <wp:inline distT="0" distB="0" distL="114300" distR="114300">
+            <wp:extent cx="2434590" cy="2268220"/>
+            <wp:effectExtent l="0" t="0" r="3810" b="2540"/>
+            <wp:docPr id="55" name="Picture 8"/>
+            <wp:cNvGraphicFramePr>
+              <a:graphicFrameLocks xmlns:a="http://schemas.openxmlformats.org/drawingml/2006/main" noChangeAspect="1"/>
+            </wp:cNvGraphicFramePr>
+            <a:graphic xmlns:a="http://schemas.openxmlformats.org/drawingml/2006/main">
+              <a:graphicData uri="http://schemas.openxmlformats.org/drawingml/2006/picture">
+                <pic:pic xmlns:pic="http://schemas.openxmlformats.org/drawingml/2006/picture">
+                  <pic:nvPicPr>
+                    <pic:cNvPr id="55" name="Picture 8"/>
+                    <pic:cNvPicPr>
+                      <a:picLocks noChangeAspect="1"/>
+                    </pic:cNvPicPr>
+                  </pic:nvPicPr>
+                  <pic:blipFill>
+                    <a:blip r:embed="rId57"/>
+                    <a:stretch>
+                      <a:fillRect/>
+                    </a:stretch>
+                  </pic:blipFill>
+                  <pic:spPr>
+                    <a:xfrm>
+                      <a:off x="0" y="0"/>
+                      <a:ext cx="2434590" cy="2268220"/>
+                    </a:xfrm>
+                    <a:prstGeom prst="rect">
+                      <a:avLst/>
+                    </a:prstGeom>
+                    <a:noFill/>
+                    <a:ln>
+                      <a:noFill/>
+                    </a:ln>
+                  </pic:spPr>
+                </pic:pic>
+              </a:graphicData>
+            </a:graphic>
+          </wp:inline>
+        </w:drawing>
+      </w:r>
+    </w:p>
+    <w:p>
+      <w:pPr>
+        <w:numPr>
+          <w:ilvl w:val="0"/>
+          <w:numId w:val="2"/>
+        </w:numPr>
+        <w:pBdr>
+          <w:bottom w:val="single" w:color="auto" w:sz="4" w:space="0"/>
+        </w:pBdr>
+        <w:ind w:left="0" w:leftChars="0" w:firstLine="0" w:firstLineChars="0"/>
+        <w:rPr>
+          <w:rFonts w:hint="default"/>
+          <w:lang w:val="en-US"/>
+        </w:rPr>
+      </w:pPr>
+      <w:r>
+        <w:rPr>
+          <w:rFonts w:hint="default"/>
+          <w:lang w:val="en-US"/>
+        </w:rPr>
+        <w:t>Up to = a maximum of = at most</w:t>
+      </w:r>
+    </w:p>
+    <w:p>
+      <w:pPr>
+        <w:numPr>
+          <w:numId w:val="0"/>
+        </w:numPr>
+        <w:pBdr>
+          <w:bottom w:val="single" w:color="auto" w:sz="4" w:space="0"/>
+        </w:pBdr>
+        <w:ind w:leftChars="0"/>
+      </w:pPr>
+      <w:r>
+        <w:drawing>
+          <wp:inline distT="0" distB="0" distL="114300" distR="114300">
+            <wp:extent cx="2689860" cy="769620"/>
+            <wp:effectExtent l="0" t="0" r="7620" b="7620"/>
+            <wp:docPr id="56" name="Picture 9"/>
+            <wp:cNvGraphicFramePr>
+              <a:graphicFrameLocks xmlns:a="http://schemas.openxmlformats.org/drawingml/2006/main" noChangeAspect="1"/>
+            </wp:cNvGraphicFramePr>
+            <a:graphic xmlns:a="http://schemas.openxmlformats.org/drawingml/2006/main">
+              <a:graphicData uri="http://schemas.openxmlformats.org/drawingml/2006/picture">
+                <pic:pic xmlns:pic="http://schemas.openxmlformats.org/drawingml/2006/picture">
+                  <pic:nvPicPr>
+                    <pic:cNvPr id="56" name="Picture 9"/>
+                    <pic:cNvPicPr>
+                      <a:picLocks noChangeAspect="1"/>
+                    </pic:cNvPicPr>
+                  </pic:nvPicPr>
+                  <pic:blipFill>
+                    <a:blip r:embed="rId58"/>
+                    <a:stretch>
+                      <a:fillRect/>
+                    </a:stretch>
+                  </pic:blipFill>
+                  <pic:spPr>
+                    <a:xfrm>
+                      <a:off x="0" y="0"/>
+                      <a:ext cx="2689860" cy="769620"/>
+                    </a:xfrm>
+                    <a:prstGeom prst="rect">
+                      <a:avLst/>
+                    </a:prstGeom>
+                    <a:noFill/>
+                    <a:ln>
+                      <a:noFill/>
+                    </a:ln>
+                  </pic:spPr>
+                </pic:pic>
+              </a:graphicData>
+            </a:graphic>
+          </wp:inline>
+        </w:drawing>
+      </w:r>
+    </w:p>
+    <w:p>
+      <w:pPr>
+        <w:numPr>
+          <w:numId w:val="0"/>
+        </w:numPr>
+        <w:pBdr>
+          <w:bottom w:val="single" w:color="auto" w:sz="4" w:space="0"/>
+        </w:pBdr>
+        <w:ind w:leftChars="0"/>
+      </w:pPr>
+    </w:p>
+    <w:p>
+      <w:pPr>
+        <w:numPr>
+          <w:ilvl w:val="0"/>
+          <w:numId w:val="2"/>
+        </w:numPr>
+        <w:pBdr>
+          <w:bottom w:val="single" w:color="auto" w:sz="4" w:space="0"/>
+        </w:pBdr>
+        <w:ind w:left="0" w:leftChars="0" w:firstLine="0" w:firstLineChars="0"/>
+        <w:rPr>
+          <w:rFonts w:hint="default"/>
+          <w:lang w:val="en-US"/>
+        </w:rPr>
+      </w:pPr>
+    </w:p>
+    <w:p>
+      <w:pPr>
+        <w:numPr>
+          <w:ilvl w:val="0"/>
+          <w:numId w:val="0"/>
+        </w:numPr>
+        <w:pBdr>
+          <w:bottom w:val="single" w:color="auto" w:sz="4" w:space="0"/>
+        </w:pBdr>
+        <w:ind w:leftChars="0"/>
+      </w:pPr>
+      <w:r>
+        <w:drawing>
+          <wp:inline distT="0" distB="0" distL="114300" distR="114300">
+            <wp:extent cx="2734310" cy="837565"/>
+            <wp:effectExtent l="0" t="0" r="8890" b="635"/>
+            <wp:docPr id="57" name="Picture 10"/>
+            <wp:cNvGraphicFramePr>
+              <a:graphicFrameLocks xmlns:a="http://schemas.openxmlformats.org/drawingml/2006/main" noChangeAspect="1"/>
+            </wp:cNvGraphicFramePr>
+            <a:graphic xmlns:a="http://schemas.openxmlformats.org/drawingml/2006/main">
+              <a:graphicData uri="http://schemas.openxmlformats.org/drawingml/2006/picture">
+                <pic:pic xmlns:pic="http://schemas.openxmlformats.org/drawingml/2006/picture">
+                  <pic:nvPicPr>
+                    <pic:cNvPr id="57" name="Picture 10"/>
+                    <pic:cNvPicPr>
+                      <a:picLocks noChangeAspect="1"/>
+                    </pic:cNvPicPr>
+                  </pic:nvPicPr>
+                  <pic:blipFill>
+                    <a:blip r:embed="rId59"/>
+                    <a:stretch>
+                      <a:fillRect/>
+                    </a:stretch>
+                  </pic:blipFill>
+                  <pic:spPr>
+                    <a:xfrm>
+                      <a:off x="0" y="0"/>
+                      <a:ext cx="2734310" cy="837565"/>
+                    </a:xfrm>
+                    <a:prstGeom prst="rect">
+                      <a:avLst/>
+                    </a:prstGeom>
+                    <a:noFill/>
+                    <a:ln>
+                      <a:noFill/>
+                    </a:ln>
+                  </pic:spPr>
+                </pic:pic>
+              </a:graphicData>
+            </a:graphic>
+          </wp:inline>
+        </w:drawing>
+      </w:r>
+    </w:p>
+    <w:p>
+      <w:pPr>
+        <w:numPr>
+          <w:ilvl w:val="0"/>
+          <w:numId w:val="0"/>
+        </w:numPr>
+        <w:pBdr>
+          <w:bottom w:val="single" w:color="auto" w:sz="4" w:space="0"/>
+        </w:pBdr>
+        <w:ind w:leftChars="0"/>
+      </w:pPr>
+    </w:p>
+    <w:p>
+      <w:pPr>
+        <w:numPr>
+          <w:ilvl w:val="0"/>
+          <w:numId w:val="2"/>
+        </w:numPr>
+        <w:pBdr>
+          <w:bottom w:val="single" w:color="auto" w:sz="4" w:space="0"/>
+        </w:pBdr>
+        <w:ind w:left="0" w:leftChars="0" w:firstLine="0" w:firstLineChars="0"/>
+        <w:rPr>
+          <w:rFonts w:hint="default"/>
+          <w:lang w:val="en-US"/>
+        </w:rPr>
+      </w:pPr>
       <w:bookmarkStart w:id="0" w:name="_GoBack"/>
       <w:bookmarkEnd w:id="0"/>
-    </w:p>
-    <w:p>
-      <w:pPr>
-        <w:numPr>
-          <w:ilvl w:val="0"/>
-          <w:numId w:val="0"/>
-        </w:numPr>
-        <w:pBdr>
-          <w:bottom w:val="single" w:color="auto" w:sz="4" w:space="0"/>
-        </w:pBdr>
-        <w:ind w:leftChars="0"/>
-      </w:pPr>
     </w:p>
     <w:p>
       <w:pPr>
@@ -10479,7 +10872,7 @@
                     </pic:cNvPicPr>
                   </pic:nvPicPr>
                   <pic:blipFill>
-                    <a:blip r:embed="rId56"/>
+                    <a:blip r:embed="rId60"/>
                     <a:stretch>
                       <a:fillRect/>
                     </a:stretch>

--- a/Vocab_3.docx
+++ b/Vocab_3.docx
@@ -9308,44 +9308,1442 @@
           <w:lang w:val="en-US"/>
         </w:rPr>
       </w:pPr>
+      <w:r>
+        <w:rPr>
+          <w:rFonts w:hint="default"/>
+          <w:lang w:val="en-US"/>
+        </w:rPr>
+        <w:t>Nới lỏng hạn chế</w:t>
+      </w:r>
+      <w:r>
+        <w:rPr>
+          <w:rFonts w:hint="default"/>
+          <w:lang w:val="en-US"/>
+        </w:rPr>
+        <w:tab/>
+        <w:t/>
+      </w:r>
+      <w:r>
+        <w:rPr>
+          <w:rFonts w:hint="default"/>
+          <w:lang w:val="en-US"/>
+        </w:rPr>
+        <w:tab/>
+        <w:t/>
+      </w:r>
+      <w:r>
+        <w:rPr>
+          <w:rFonts w:hint="default"/>
+          <w:lang w:val="en-US"/>
+        </w:rPr>
+        <w:tab/>
+        <w:t/>
+      </w:r>
+      <w:r>
+        <w:rPr>
+          <w:rFonts w:hint="default"/>
+          <w:lang w:val="en-US"/>
+        </w:rPr>
+        <w:tab/>
+        <w:t>- ease restrictions</w:t>
+      </w:r>
+    </w:p>
+    <w:p>
+      <w:pPr>
+        <w:numPr>
+          <w:numId w:val="0"/>
+        </w:numPr>
+        <w:pBdr>
+          <w:bottom w:val="single" w:color="auto" w:sz="4" w:space="0"/>
+        </w:pBdr>
+        <w:rPr>
+          <w:rFonts w:hint="default"/>
+          <w:lang w:val="en-US"/>
+        </w:rPr>
+      </w:pPr>
+    </w:p>
+    <w:p>
+      <w:pPr>
+        <w:numPr>
+          <w:ilvl w:val="0"/>
+          <w:numId w:val="2"/>
+        </w:numPr>
+        <w:pBdr>
+          <w:bottom w:val="single" w:color="auto" w:sz="4" w:space="0"/>
+        </w:pBdr>
+        <w:ind w:left="0" w:leftChars="0" w:firstLine="0" w:firstLineChars="0"/>
+        <w:rPr>
+          <w:rFonts w:hint="default"/>
+          <w:lang w:val="en-US"/>
+        </w:rPr>
+      </w:pPr>
+      <w:r>
+        <w:rPr>
+          <w:rFonts w:hint="default"/>
+          <w:lang w:val="en-US"/>
+        </w:rPr>
+        <w:t>Lose - loss - lost</w:t>
+      </w:r>
+    </w:p>
+    <w:p>
+      <w:pPr>
+        <w:numPr>
+          <w:numId w:val="0"/>
+        </w:numPr>
+        <w:pBdr>
+          <w:bottom w:val="single" w:color="auto" w:sz="4" w:space="0"/>
+        </w:pBdr>
+        <w:ind w:leftChars="0"/>
+      </w:pPr>
+      <w:r>
+        <w:drawing>
+          <wp:inline distT="0" distB="0" distL="114300" distR="114300">
+            <wp:extent cx="2722245" cy="1433195"/>
+            <wp:effectExtent l="0" t="0" r="5715" b="14605"/>
+            <wp:docPr id="58" name="Picture 11"/>
+            <wp:cNvGraphicFramePr>
+              <a:graphicFrameLocks xmlns:a="http://schemas.openxmlformats.org/drawingml/2006/main" noChangeAspect="1"/>
+            </wp:cNvGraphicFramePr>
+            <a:graphic xmlns:a="http://schemas.openxmlformats.org/drawingml/2006/main">
+              <a:graphicData uri="http://schemas.openxmlformats.org/drawingml/2006/picture">
+                <pic:pic xmlns:pic="http://schemas.openxmlformats.org/drawingml/2006/picture">
+                  <pic:nvPicPr>
+                    <pic:cNvPr id="58" name="Picture 11"/>
+                    <pic:cNvPicPr>
+                      <a:picLocks noChangeAspect="1"/>
+                    </pic:cNvPicPr>
+                  </pic:nvPicPr>
+                  <pic:blipFill>
+                    <a:blip r:embed="rId60"/>
+                    <a:stretch>
+                      <a:fillRect/>
+                    </a:stretch>
+                  </pic:blipFill>
+                  <pic:spPr>
+                    <a:xfrm>
+                      <a:off x="0" y="0"/>
+                      <a:ext cx="2722245" cy="1433195"/>
+                    </a:xfrm>
+                    <a:prstGeom prst="rect">
+                      <a:avLst/>
+                    </a:prstGeom>
+                    <a:noFill/>
+                    <a:ln>
+                      <a:noFill/>
+                    </a:ln>
+                  </pic:spPr>
+                </pic:pic>
+              </a:graphicData>
+            </a:graphic>
+          </wp:inline>
+        </w:drawing>
+      </w:r>
+    </w:p>
+    <w:p>
+      <w:pPr>
+        <w:numPr>
+          <w:numId w:val="0"/>
+        </w:numPr>
+        <w:pBdr>
+          <w:bottom w:val="single" w:color="auto" w:sz="4" w:space="0"/>
+        </w:pBdr>
+        <w:ind w:leftChars="0"/>
+      </w:pPr>
+    </w:p>
+    <w:p>
+      <w:pPr>
+        <w:numPr>
+          <w:ilvl w:val="0"/>
+          <w:numId w:val="2"/>
+        </w:numPr>
+        <w:pBdr>
+          <w:bottom w:val="single" w:color="auto" w:sz="4" w:space="0"/>
+        </w:pBdr>
+        <w:ind w:left="0" w:leftChars="0" w:firstLine="0" w:firstLineChars="0"/>
+        <w:rPr>
+          <w:rFonts w:hint="default"/>
+          <w:lang w:val="en-US"/>
+        </w:rPr>
+      </w:pPr>
+      <w:r>
+        <w:rPr>
+          <w:rFonts w:hint="default"/>
+          <w:lang w:val="en-US"/>
+        </w:rPr>
+        <w:t>Package = Packaging</w:t>
+      </w:r>
+    </w:p>
+    <w:p>
+      <w:pPr>
+        <w:numPr>
+          <w:numId w:val="0"/>
+        </w:numPr>
+        <w:pBdr>
+          <w:bottom w:val="single" w:color="auto" w:sz="4" w:space="0"/>
+        </w:pBdr>
+        <w:ind w:leftChars="0"/>
+      </w:pPr>
+      <w:r>
+        <w:drawing>
+          <wp:inline distT="0" distB="0" distL="114300" distR="114300">
+            <wp:extent cx="2720975" cy="1621790"/>
+            <wp:effectExtent l="0" t="0" r="6985" b="8890"/>
+            <wp:docPr id="59" name="Picture 12"/>
+            <wp:cNvGraphicFramePr>
+              <a:graphicFrameLocks xmlns:a="http://schemas.openxmlformats.org/drawingml/2006/main" noChangeAspect="1"/>
+            </wp:cNvGraphicFramePr>
+            <a:graphic xmlns:a="http://schemas.openxmlformats.org/drawingml/2006/main">
+              <a:graphicData uri="http://schemas.openxmlformats.org/drawingml/2006/picture">
+                <pic:pic xmlns:pic="http://schemas.openxmlformats.org/drawingml/2006/picture">
+                  <pic:nvPicPr>
+                    <pic:cNvPr id="59" name="Picture 12"/>
+                    <pic:cNvPicPr>
+                      <a:picLocks noChangeAspect="1"/>
+                    </pic:cNvPicPr>
+                  </pic:nvPicPr>
+                  <pic:blipFill>
+                    <a:blip r:embed="rId61"/>
+                    <a:stretch>
+                      <a:fillRect/>
+                    </a:stretch>
+                  </pic:blipFill>
+                  <pic:spPr>
+                    <a:xfrm>
+                      <a:off x="0" y="0"/>
+                      <a:ext cx="2720975" cy="1621790"/>
+                    </a:xfrm>
+                    <a:prstGeom prst="rect">
+                      <a:avLst/>
+                    </a:prstGeom>
+                    <a:noFill/>
+                    <a:ln>
+                      <a:noFill/>
+                    </a:ln>
+                  </pic:spPr>
+                </pic:pic>
+              </a:graphicData>
+            </a:graphic>
+          </wp:inline>
+        </w:drawing>
+      </w:r>
+    </w:p>
+    <w:p>
+      <w:pPr>
+        <w:numPr>
+          <w:numId w:val="0"/>
+        </w:numPr>
+        <w:pBdr>
+          <w:bottom w:val="single" w:color="auto" w:sz="4" w:space="0"/>
+        </w:pBdr>
+        <w:ind w:leftChars="0"/>
+      </w:pPr>
+    </w:p>
+    <w:p>
+      <w:pPr>
+        <w:numPr>
+          <w:ilvl w:val="0"/>
+          <w:numId w:val="2"/>
+        </w:numPr>
+        <w:pBdr>
+          <w:bottom w:val="single" w:color="auto" w:sz="4" w:space="0"/>
+        </w:pBdr>
+        <w:ind w:left="0" w:leftChars="0" w:firstLine="0" w:firstLineChars="0"/>
+        <w:rPr>
+          <w:rFonts w:hint="default"/>
+          <w:lang w:val="en-US"/>
+        </w:rPr>
+      </w:pPr>
+    </w:p>
+    <w:p>
+      <w:pPr>
+        <w:numPr>
+          <w:ilvl w:val="0"/>
+          <w:numId w:val="0"/>
+        </w:numPr>
+        <w:pBdr>
+          <w:bottom w:val="single" w:color="auto" w:sz="4" w:space="0"/>
+        </w:pBdr>
+        <w:ind w:leftChars="0"/>
+      </w:pPr>
+      <w:r>
+        <w:drawing>
+          <wp:inline distT="0" distB="0" distL="114300" distR="114300">
+            <wp:extent cx="2752725" cy="1304925"/>
+            <wp:effectExtent l="0" t="0" r="5715" b="5715"/>
+            <wp:docPr id="60" name="Picture 13"/>
+            <wp:cNvGraphicFramePr>
+              <a:graphicFrameLocks xmlns:a="http://schemas.openxmlformats.org/drawingml/2006/main" noChangeAspect="1"/>
+            </wp:cNvGraphicFramePr>
+            <a:graphic xmlns:a="http://schemas.openxmlformats.org/drawingml/2006/main">
+              <a:graphicData uri="http://schemas.openxmlformats.org/drawingml/2006/picture">
+                <pic:pic xmlns:pic="http://schemas.openxmlformats.org/drawingml/2006/picture">
+                  <pic:nvPicPr>
+                    <pic:cNvPr id="60" name="Picture 13"/>
+                    <pic:cNvPicPr>
+                      <a:picLocks noChangeAspect="1"/>
+                    </pic:cNvPicPr>
+                  </pic:nvPicPr>
+                  <pic:blipFill>
+                    <a:blip r:embed="rId62"/>
+                    <a:stretch>
+                      <a:fillRect/>
+                    </a:stretch>
+                  </pic:blipFill>
+                  <pic:spPr>
+                    <a:xfrm>
+                      <a:off x="0" y="0"/>
+                      <a:ext cx="2752725" cy="1304925"/>
+                    </a:xfrm>
+                    <a:prstGeom prst="rect">
+                      <a:avLst/>
+                    </a:prstGeom>
+                    <a:noFill/>
+                    <a:ln>
+                      <a:noFill/>
+                    </a:ln>
+                  </pic:spPr>
+                </pic:pic>
+              </a:graphicData>
+            </a:graphic>
+          </wp:inline>
+        </w:drawing>
+      </w:r>
+    </w:p>
+    <w:p>
+      <w:pPr>
+        <w:numPr>
+          <w:ilvl w:val="0"/>
+          <w:numId w:val="0"/>
+        </w:numPr>
+        <w:pBdr>
+          <w:bottom w:val="single" w:color="auto" w:sz="4" w:space="0"/>
+        </w:pBdr>
+        <w:ind w:leftChars="0"/>
+      </w:pPr>
+    </w:p>
+    <w:p>
+      <w:pPr>
+        <w:numPr>
+          <w:ilvl w:val="0"/>
+          <w:numId w:val="0"/>
+        </w:numPr>
+        <w:pBdr>
+          <w:bottom w:val="single" w:color="auto" w:sz="4" w:space="0"/>
+        </w:pBdr>
+        <w:ind w:leftChars="0"/>
+      </w:pPr>
+    </w:p>
+    <w:p>
+      <w:pPr>
+        <w:numPr>
+          <w:ilvl w:val="0"/>
+          <w:numId w:val="0"/>
+        </w:numPr>
+        <w:pBdr>
+          <w:bottom w:val="single" w:color="auto" w:sz="4" w:space="0"/>
+        </w:pBdr>
+        <w:ind w:leftChars="0"/>
+      </w:pPr>
+    </w:p>
+    <w:p>
+      <w:pPr>
+        <w:numPr>
+          <w:ilvl w:val="0"/>
+          <w:numId w:val="0"/>
+        </w:numPr>
+        <w:pBdr>
+          <w:bottom w:val="single" w:color="auto" w:sz="4" w:space="0"/>
+        </w:pBdr>
+        <w:ind w:leftChars="0"/>
+      </w:pPr>
+    </w:p>
+    <w:p>
+      <w:pPr>
+        <w:numPr>
+          <w:ilvl w:val="0"/>
+          <w:numId w:val="0"/>
+        </w:numPr>
+        <w:pBdr>
+          <w:bottom w:val="single" w:color="auto" w:sz="4" w:space="0"/>
+        </w:pBdr>
+        <w:ind w:leftChars="0"/>
+      </w:pPr>
+    </w:p>
+    <w:p>
+      <w:pPr>
+        <w:numPr>
+          <w:ilvl w:val="0"/>
+          <w:numId w:val="0"/>
+        </w:numPr>
+        <w:pBdr>
+          <w:bottom w:val="single" w:color="auto" w:sz="4" w:space="0"/>
+        </w:pBdr>
+        <w:ind w:leftChars="0"/>
+      </w:pPr>
+    </w:p>
+    <w:p>
+      <w:pPr>
+        <w:numPr>
+          <w:ilvl w:val="0"/>
+          <w:numId w:val="0"/>
+        </w:numPr>
+        <w:pBdr>
+          <w:bottom w:val="single" w:color="auto" w:sz="4" w:space="0"/>
+        </w:pBdr>
+        <w:ind w:leftChars="0"/>
+      </w:pPr>
+    </w:p>
+    <w:p>
+      <w:pPr>
+        <w:numPr>
+          <w:ilvl w:val="0"/>
+          <w:numId w:val="2"/>
+        </w:numPr>
+        <w:pBdr>
+          <w:bottom w:val="single" w:color="auto" w:sz="4" w:space="0"/>
+        </w:pBdr>
+        <w:ind w:left="0" w:leftChars="0" w:firstLine="0" w:firstLineChars="0"/>
+        <w:rPr>
+          <w:rFonts w:hint="default"/>
+          <w:lang w:val="en-US"/>
+        </w:rPr>
+      </w:pPr>
+      <w:r>
+        <w:rPr>
+          <w:rFonts w:hint="default"/>
+          <w:lang w:val="en-US"/>
+        </w:rPr>
+        <w:t>Youth</w:t>
+      </w:r>
+    </w:p>
+    <w:p>
+      <w:pPr>
+        <w:numPr>
+          <w:numId w:val="0"/>
+        </w:numPr>
+        <w:pBdr>
+          <w:bottom w:val="single" w:color="auto" w:sz="4" w:space="0"/>
+        </w:pBdr>
+        <w:ind w:leftChars="0"/>
+      </w:pPr>
+      <w:r>
+        <w:drawing>
+          <wp:inline distT="0" distB="0" distL="114300" distR="114300">
+            <wp:extent cx="3199130" cy="1634490"/>
+            <wp:effectExtent l="0" t="0" r="1270" b="11430"/>
+            <wp:docPr id="61" name="Picture 14"/>
+            <wp:cNvGraphicFramePr>
+              <a:graphicFrameLocks xmlns:a="http://schemas.openxmlformats.org/drawingml/2006/main" noChangeAspect="1"/>
+            </wp:cNvGraphicFramePr>
+            <a:graphic xmlns:a="http://schemas.openxmlformats.org/drawingml/2006/main">
+              <a:graphicData uri="http://schemas.openxmlformats.org/drawingml/2006/picture">
+                <pic:pic xmlns:pic="http://schemas.openxmlformats.org/drawingml/2006/picture">
+                  <pic:nvPicPr>
+                    <pic:cNvPr id="61" name="Picture 14"/>
+                    <pic:cNvPicPr>
+                      <a:picLocks noChangeAspect="1"/>
+                    </pic:cNvPicPr>
+                  </pic:nvPicPr>
+                  <pic:blipFill>
+                    <a:blip r:embed="rId63"/>
+                    <a:stretch>
+                      <a:fillRect/>
+                    </a:stretch>
+                  </pic:blipFill>
+                  <pic:spPr>
+                    <a:xfrm>
+                      <a:off x="0" y="0"/>
+                      <a:ext cx="3199130" cy="1634490"/>
+                    </a:xfrm>
+                    <a:prstGeom prst="rect">
+                      <a:avLst/>
+                    </a:prstGeom>
+                    <a:noFill/>
+                    <a:ln>
+                      <a:noFill/>
+                    </a:ln>
+                  </pic:spPr>
+                </pic:pic>
+              </a:graphicData>
+            </a:graphic>
+          </wp:inline>
+        </w:drawing>
+      </w:r>
+    </w:p>
+    <w:p>
+      <w:pPr>
+        <w:numPr>
+          <w:numId w:val="0"/>
+        </w:numPr>
+        <w:pBdr>
+          <w:bottom w:val="single" w:color="auto" w:sz="4" w:space="0"/>
+        </w:pBdr>
+        <w:ind w:leftChars="0"/>
+      </w:pPr>
+    </w:p>
+    <w:p>
+      <w:pPr>
+        <w:numPr>
+          <w:ilvl w:val="0"/>
+          <w:numId w:val="2"/>
+        </w:numPr>
+        <w:pBdr>
+          <w:bottom w:val="single" w:color="auto" w:sz="4" w:space="0"/>
+        </w:pBdr>
+        <w:ind w:left="0" w:leftChars="0" w:firstLine="0" w:firstLineChars="0"/>
+        <w:rPr>
+          <w:rFonts w:hint="default"/>
+          <w:lang w:val="en-US"/>
+        </w:rPr>
+      </w:pPr>
+      <w:r>
+        <w:rPr>
+          <w:rFonts w:hint="default"/>
+          <w:lang w:val="en-US"/>
+        </w:rPr>
+        <w:t>Class size</w:t>
+      </w:r>
+      <w:r>
+        <w:rPr>
+          <w:rFonts w:hint="default"/>
+          <w:lang w:val="en-US"/>
+        </w:rPr>
+        <w:tab/>
+        <w:t/>
+      </w:r>
+      <w:r>
+        <w:rPr>
+          <w:rFonts w:hint="default"/>
+          <w:lang w:val="en-US"/>
+        </w:rPr>
+        <w:tab/>
+        <w:t/>
+      </w:r>
+      <w:r>
+        <w:rPr>
+          <w:rFonts w:hint="default"/>
+          <w:lang w:val="en-US"/>
+        </w:rPr>
+        <w:tab/>
+        <w:t/>
+      </w:r>
+      <w:r>
+        <w:rPr>
+          <w:rFonts w:hint="default"/>
+          <w:lang w:val="en-US"/>
+        </w:rPr>
+        <w:tab/>
+        <w:t/>
+      </w:r>
+      <w:r>
+        <w:rPr>
+          <w:rFonts w:hint="default"/>
+          <w:lang w:val="en-US"/>
+        </w:rPr>
+        <w:tab/>
+        <w:t>- sỉ số lớp</w:t>
+      </w:r>
+    </w:p>
+    <w:p>
+      <w:pPr>
+        <w:numPr>
+          <w:numId w:val="0"/>
+        </w:numPr>
+        <w:pBdr>
+          <w:bottom w:val="single" w:color="auto" w:sz="4" w:space="0"/>
+        </w:pBdr>
+        <w:rPr>
+          <w:rFonts w:hint="default"/>
+          <w:lang w:val="en-US"/>
+        </w:rPr>
+      </w:pPr>
+    </w:p>
+    <w:p>
+      <w:pPr>
+        <w:numPr>
+          <w:ilvl w:val="0"/>
+          <w:numId w:val="2"/>
+        </w:numPr>
+        <w:pBdr>
+          <w:bottom w:val="single" w:color="auto" w:sz="4" w:space="0"/>
+        </w:pBdr>
+        <w:ind w:left="0" w:leftChars="0" w:firstLine="0" w:firstLineChars="0"/>
+        <w:rPr>
+          <w:rFonts w:hint="default"/>
+          <w:lang w:val="en-US"/>
+        </w:rPr>
+      </w:pPr>
+    </w:p>
+    <w:p>
+      <w:pPr>
+        <w:numPr>
+          <w:ilvl w:val="0"/>
+          <w:numId w:val="0"/>
+        </w:numPr>
+        <w:pBdr>
+          <w:bottom w:val="single" w:color="auto" w:sz="4" w:space="0"/>
+        </w:pBdr>
+        <w:ind w:leftChars="0"/>
+      </w:pPr>
+      <w:r>
+        <w:drawing>
+          <wp:inline distT="0" distB="0" distL="114300" distR="114300">
+            <wp:extent cx="2788920" cy="876300"/>
+            <wp:effectExtent l="0" t="0" r="0" b="7620"/>
+            <wp:docPr id="62" name="Picture 15"/>
+            <wp:cNvGraphicFramePr>
+              <a:graphicFrameLocks xmlns:a="http://schemas.openxmlformats.org/drawingml/2006/main" noChangeAspect="1"/>
+            </wp:cNvGraphicFramePr>
+            <a:graphic xmlns:a="http://schemas.openxmlformats.org/drawingml/2006/main">
+              <a:graphicData uri="http://schemas.openxmlformats.org/drawingml/2006/picture">
+                <pic:pic xmlns:pic="http://schemas.openxmlformats.org/drawingml/2006/picture">
+                  <pic:nvPicPr>
+                    <pic:cNvPr id="62" name="Picture 15"/>
+                    <pic:cNvPicPr>
+                      <a:picLocks noChangeAspect="1"/>
+                    </pic:cNvPicPr>
+                  </pic:nvPicPr>
+                  <pic:blipFill>
+                    <a:blip r:embed="rId64"/>
+                    <a:stretch>
+                      <a:fillRect/>
+                    </a:stretch>
+                  </pic:blipFill>
+                  <pic:spPr>
+                    <a:xfrm>
+                      <a:off x="0" y="0"/>
+                      <a:ext cx="2788920" cy="876300"/>
+                    </a:xfrm>
+                    <a:prstGeom prst="rect">
+                      <a:avLst/>
+                    </a:prstGeom>
+                    <a:noFill/>
+                    <a:ln>
+                      <a:noFill/>
+                    </a:ln>
+                  </pic:spPr>
+                </pic:pic>
+              </a:graphicData>
+            </a:graphic>
+          </wp:inline>
+        </w:drawing>
+      </w:r>
+    </w:p>
+    <w:p>
+      <w:pPr>
+        <w:numPr>
+          <w:ilvl w:val="0"/>
+          <w:numId w:val="0"/>
+        </w:numPr>
+        <w:pBdr>
+          <w:bottom w:val="single" w:color="auto" w:sz="4" w:space="0"/>
+        </w:pBdr>
+        <w:ind w:leftChars="0"/>
+      </w:pPr>
+    </w:p>
+    <w:p>
+      <w:pPr>
+        <w:numPr>
+          <w:ilvl w:val="0"/>
+          <w:numId w:val="2"/>
+        </w:numPr>
+        <w:pBdr>
+          <w:bottom w:val="single" w:color="auto" w:sz="4" w:space="0"/>
+        </w:pBdr>
+        <w:ind w:left="0" w:leftChars="0" w:firstLine="0" w:firstLineChars="0"/>
+        <w:rPr>
+          <w:rFonts w:hint="default"/>
+          <w:lang w:val="en-US"/>
+        </w:rPr>
+      </w:pPr>
+      <w:r>
+        <w:rPr>
+          <w:rFonts w:hint="default"/>
+          <w:lang w:val="en-US"/>
+        </w:rPr>
+        <w:t>PhD student</w:t>
+      </w:r>
+      <w:r>
+        <w:rPr>
+          <w:rFonts w:hint="default"/>
+          <w:lang w:val="en-US"/>
+        </w:rPr>
+        <w:tab/>
+        <w:t/>
+      </w:r>
+      <w:r>
+        <w:rPr>
+          <w:rFonts w:hint="default"/>
+          <w:lang w:val="en-US"/>
+        </w:rPr>
+        <w:tab/>
+        <w:t/>
+      </w:r>
+      <w:r>
+        <w:rPr>
+          <w:rFonts w:hint="default"/>
+          <w:lang w:val="en-US"/>
+        </w:rPr>
+        <w:tab/>
+        <w:t/>
+      </w:r>
+      <w:r>
+        <w:rPr>
+          <w:rFonts w:hint="default"/>
+          <w:lang w:val="en-US"/>
+        </w:rPr>
+        <w:tab/>
+        <w:t/>
+      </w:r>
+      <w:r>
+        <w:rPr>
+          <w:rFonts w:hint="default"/>
+          <w:lang w:val="en-US"/>
+        </w:rPr>
+        <w:tab/>
+        <w:t/>
+      </w:r>
+      <w:r>
+        <w:rPr>
+          <w:rFonts w:hint="default"/>
+          <w:lang w:val="en-US"/>
+        </w:rPr>
+        <w:tab/>
+        <w:t>- nghiên cứu sinh</w:t>
+      </w:r>
+    </w:p>
+    <w:p>
+      <w:pPr>
+        <w:numPr>
+          <w:numId w:val="0"/>
+        </w:numPr>
+        <w:pBdr>
+          <w:bottom w:val="single" w:color="auto" w:sz="4" w:space="0"/>
+        </w:pBdr>
+        <w:rPr>
+          <w:rFonts w:hint="default"/>
+          <w:lang w:val="en-US"/>
+        </w:rPr>
+      </w:pPr>
+    </w:p>
+    <w:p>
+      <w:pPr>
+        <w:numPr>
+          <w:ilvl w:val="0"/>
+          <w:numId w:val="2"/>
+        </w:numPr>
+        <w:pBdr>
+          <w:bottom w:val="single" w:color="auto" w:sz="4" w:space="0"/>
+        </w:pBdr>
+        <w:ind w:left="0" w:leftChars="0" w:firstLine="0" w:firstLineChars="0"/>
+        <w:rPr>
+          <w:rFonts w:hint="default"/>
+          <w:lang w:val="en-US"/>
+        </w:rPr>
+      </w:pPr>
+      <w:r>
+        <w:rPr>
+          <w:rFonts w:hint="default"/>
+          <w:lang w:val="en-US"/>
+        </w:rPr>
+        <w:t>Intern</w:t>
+      </w:r>
+    </w:p>
+    <w:p>
+      <w:pPr>
+        <w:numPr>
+          <w:numId w:val="0"/>
+        </w:numPr>
+        <w:pBdr>
+          <w:bottom w:val="single" w:color="auto" w:sz="4" w:space="0"/>
+        </w:pBdr>
+        <w:ind w:leftChars="0"/>
+      </w:pPr>
+      <w:r>
+        <w:drawing>
+          <wp:inline distT="0" distB="0" distL="114300" distR="114300">
+            <wp:extent cx="3084195" cy="1234440"/>
+            <wp:effectExtent l="0" t="0" r="9525" b="0"/>
+            <wp:docPr id="63" name="Picture 16"/>
+            <wp:cNvGraphicFramePr>
+              <a:graphicFrameLocks xmlns:a="http://schemas.openxmlformats.org/drawingml/2006/main" noChangeAspect="1"/>
+            </wp:cNvGraphicFramePr>
+            <a:graphic xmlns:a="http://schemas.openxmlformats.org/drawingml/2006/main">
+              <a:graphicData uri="http://schemas.openxmlformats.org/drawingml/2006/picture">
+                <pic:pic xmlns:pic="http://schemas.openxmlformats.org/drawingml/2006/picture">
+                  <pic:nvPicPr>
+                    <pic:cNvPr id="63" name="Picture 16"/>
+                    <pic:cNvPicPr>
+                      <a:picLocks noChangeAspect="1"/>
+                    </pic:cNvPicPr>
+                  </pic:nvPicPr>
+                  <pic:blipFill>
+                    <a:blip r:embed="rId65"/>
+                    <a:stretch>
+                      <a:fillRect/>
+                    </a:stretch>
+                  </pic:blipFill>
+                  <pic:spPr>
+                    <a:xfrm>
+                      <a:off x="0" y="0"/>
+                      <a:ext cx="3084195" cy="1234440"/>
+                    </a:xfrm>
+                    <a:prstGeom prst="rect">
+                      <a:avLst/>
+                    </a:prstGeom>
+                    <a:noFill/>
+                    <a:ln>
+                      <a:noFill/>
+                    </a:ln>
+                  </pic:spPr>
+                </pic:pic>
+              </a:graphicData>
+            </a:graphic>
+          </wp:inline>
+        </w:drawing>
+      </w:r>
+    </w:p>
+    <w:p>
+      <w:pPr>
+        <w:numPr>
+          <w:numId w:val="0"/>
+        </w:numPr>
+        <w:pBdr>
+          <w:bottom w:val="single" w:color="auto" w:sz="4" w:space="0"/>
+        </w:pBdr>
+        <w:ind w:leftChars="0"/>
+      </w:pPr>
+    </w:p>
+    <w:p>
+      <w:pPr>
+        <w:numPr>
+          <w:ilvl w:val="0"/>
+          <w:numId w:val="2"/>
+        </w:numPr>
+        <w:pBdr>
+          <w:bottom w:val="single" w:color="auto" w:sz="4" w:space="0"/>
+        </w:pBdr>
+        <w:ind w:left="0" w:leftChars="0" w:firstLine="0" w:firstLineChars="0"/>
+        <w:rPr>
+          <w:rFonts w:hint="default"/>
+          <w:lang w:val="en-US"/>
+        </w:rPr>
+      </w:pPr>
+      <w:r>
+        <w:rPr>
+          <w:rFonts w:hint="default"/>
+          <w:lang w:val="en-US"/>
+        </w:rPr>
+        <w:t>Compete</w:t>
+      </w:r>
+    </w:p>
+    <w:p>
+      <w:pPr>
+        <w:numPr>
+          <w:numId w:val="0"/>
+        </w:numPr>
+        <w:pBdr>
+          <w:bottom w:val="single" w:color="auto" w:sz="4" w:space="0"/>
+        </w:pBdr>
+        <w:ind w:leftChars="0"/>
+      </w:pPr>
+      <w:r>
+        <w:drawing>
+          <wp:inline distT="0" distB="0" distL="114300" distR="114300">
+            <wp:extent cx="3072765" cy="2115820"/>
+            <wp:effectExtent l="0" t="0" r="5715" b="2540"/>
+            <wp:docPr id="64" name="Picture 17"/>
+            <wp:cNvGraphicFramePr>
+              <a:graphicFrameLocks xmlns:a="http://schemas.openxmlformats.org/drawingml/2006/main" noChangeAspect="1"/>
+            </wp:cNvGraphicFramePr>
+            <a:graphic xmlns:a="http://schemas.openxmlformats.org/drawingml/2006/main">
+              <a:graphicData uri="http://schemas.openxmlformats.org/drawingml/2006/picture">
+                <pic:pic xmlns:pic="http://schemas.openxmlformats.org/drawingml/2006/picture">
+                  <pic:nvPicPr>
+                    <pic:cNvPr id="64" name="Picture 17"/>
+                    <pic:cNvPicPr>
+                      <a:picLocks noChangeAspect="1"/>
+                    </pic:cNvPicPr>
+                  </pic:nvPicPr>
+                  <pic:blipFill>
+                    <a:blip r:embed="rId66"/>
+                    <a:stretch>
+                      <a:fillRect/>
+                    </a:stretch>
+                  </pic:blipFill>
+                  <pic:spPr>
+                    <a:xfrm>
+                      <a:off x="0" y="0"/>
+                      <a:ext cx="3072765" cy="2115820"/>
+                    </a:xfrm>
+                    <a:prstGeom prst="rect">
+                      <a:avLst/>
+                    </a:prstGeom>
+                    <a:noFill/>
+                    <a:ln>
+                      <a:noFill/>
+                    </a:ln>
+                  </pic:spPr>
+                </pic:pic>
+              </a:graphicData>
+            </a:graphic>
+          </wp:inline>
+        </w:drawing>
+      </w:r>
+    </w:p>
+    <w:p>
+      <w:pPr>
+        <w:numPr>
+          <w:numId w:val="0"/>
+        </w:numPr>
+        <w:pBdr>
+          <w:bottom w:val="single" w:color="auto" w:sz="4" w:space="0"/>
+        </w:pBdr>
+        <w:ind w:leftChars="0"/>
+      </w:pPr>
+    </w:p>
+    <w:p>
+      <w:pPr>
+        <w:numPr>
+          <w:numId w:val="0"/>
+        </w:numPr>
+        <w:pBdr>
+          <w:bottom w:val="single" w:color="auto" w:sz="4" w:space="0"/>
+        </w:pBdr>
+        <w:ind w:leftChars="0"/>
+      </w:pPr>
+    </w:p>
+    <w:p>
+      <w:pPr>
+        <w:numPr>
+          <w:numId w:val="0"/>
+        </w:numPr>
+        <w:pBdr>
+          <w:bottom w:val="single" w:color="auto" w:sz="4" w:space="0"/>
+        </w:pBdr>
+        <w:ind w:leftChars="0"/>
+      </w:pPr>
+    </w:p>
+    <w:p>
+      <w:pPr>
+        <w:numPr>
+          <w:numId w:val="0"/>
+        </w:numPr>
+        <w:pBdr>
+          <w:bottom w:val="single" w:color="auto" w:sz="4" w:space="0"/>
+        </w:pBdr>
+        <w:ind w:leftChars="0"/>
+      </w:pPr>
+    </w:p>
+    <w:p>
+      <w:pPr>
+        <w:numPr>
+          <w:numId w:val="0"/>
+        </w:numPr>
+        <w:pBdr>
+          <w:bottom w:val="single" w:color="auto" w:sz="4" w:space="0"/>
+        </w:pBdr>
+        <w:ind w:leftChars="0"/>
+      </w:pPr>
+    </w:p>
+    <w:p>
+      <w:pPr>
+        <w:numPr>
+          <w:numId w:val="0"/>
+        </w:numPr>
+        <w:pBdr>
+          <w:bottom w:val="single" w:color="auto" w:sz="4" w:space="0"/>
+        </w:pBdr>
+        <w:ind w:leftChars="0"/>
+      </w:pPr>
+    </w:p>
+    <w:p>
+      <w:pPr>
+        <w:numPr>
+          <w:numId w:val="0"/>
+        </w:numPr>
+        <w:pBdr>
+          <w:bottom w:val="single" w:color="auto" w:sz="4" w:space="0"/>
+        </w:pBdr>
+        <w:ind w:leftChars="0"/>
+      </w:pPr>
+    </w:p>
+    <w:p>
+      <w:pPr>
+        <w:numPr>
+          <w:numId w:val="0"/>
+        </w:numPr>
+        <w:pBdr>
+          <w:bottom w:val="single" w:color="auto" w:sz="4" w:space="0"/>
+        </w:pBdr>
+        <w:ind w:leftChars="0"/>
+      </w:pPr>
+    </w:p>
+    <w:p>
+      <w:pPr>
+        <w:numPr>
+          <w:ilvl w:val="0"/>
+          <w:numId w:val="2"/>
+        </w:numPr>
+        <w:pBdr>
+          <w:bottom w:val="single" w:color="auto" w:sz="4" w:space="0"/>
+        </w:pBdr>
+        <w:ind w:left="0" w:leftChars="0" w:firstLine="0" w:firstLineChars="0"/>
+        <w:rPr>
+          <w:rFonts w:hint="default"/>
+          <w:lang w:val="en-US"/>
+        </w:rPr>
+      </w:pPr>
+      <w:r>
+        <w:rPr>
+          <w:rFonts w:hint="default"/>
+          <w:lang w:val="en-US"/>
+        </w:rPr>
+        <w:t>Apply vs adopt</w:t>
+      </w:r>
+    </w:p>
+    <w:p>
+      <w:pPr>
+        <w:numPr>
+          <w:numId w:val="0"/>
+        </w:numPr>
+        <w:pBdr>
+          <w:bottom w:val="single" w:color="auto" w:sz="4" w:space="0"/>
+        </w:pBdr>
+        <w:ind w:leftChars="0"/>
+      </w:pPr>
+      <w:r>
+        <w:drawing>
+          <wp:inline distT="0" distB="0" distL="114300" distR="114300">
+            <wp:extent cx="2425065" cy="1677035"/>
+            <wp:effectExtent l="0" t="0" r="13335" b="14605"/>
+            <wp:docPr id="65" name="Picture 18"/>
+            <wp:cNvGraphicFramePr>
+              <a:graphicFrameLocks xmlns:a="http://schemas.openxmlformats.org/drawingml/2006/main" noChangeAspect="1"/>
+            </wp:cNvGraphicFramePr>
+            <a:graphic xmlns:a="http://schemas.openxmlformats.org/drawingml/2006/main">
+              <a:graphicData uri="http://schemas.openxmlformats.org/drawingml/2006/picture">
+                <pic:pic xmlns:pic="http://schemas.openxmlformats.org/drawingml/2006/picture">
+                  <pic:nvPicPr>
+                    <pic:cNvPr id="65" name="Picture 18"/>
+                    <pic:cNvPicPr>
+                      <a:picLocks noChangeAspect="1"/>
+                    </pic:cNvPicPr>
+                  </pic:nvPicPr>
+                  <pic:blipFill>
+                    <a:blip r:embed="rId67"/>
+                    <a:stretch>
+                      <a:fillRect/>
+                    </a:stretch>
+                  </pic:blipFill>
+                  <pic:spPr>
+                    <a:xfrm>
+                      <a:off x="0" y="0"/>
+                      <a:ext cx="2425065" cy="1677035"/>
+                    </a:xfrm>
+                    <a:prstGeom prst="rect">
+                      <a:avLst/>
+                    </a:prstGeom>
+                    <a:noFill/>
+                    <a:ln>
+                      <a:noFill/>
+                    </a:ln>
+                  </pic:spPr>
+                </pic:pic>
+              </a:graphicData>
+            </a:graphic>
+          </wp:inline>
+        </w:drawing>
+      </w:r>
+    </w:p>
+    <w:p>
+      <w:pPr>
+        <w:numPr>
+          <w:numId w:val="0"/>
+        </w:numPr>
+        <w:pBdr>
+          <w:bottom w:val="single" w:color="auto" w:sz="4" w:space="0"/>
+        </w:pBdr>
+        <w:ind w:leftChars="0"/>
+      </w:pPr>
+    </w:p>
+    <w:p>
+      <w:pPr>
+        <w:numPr>
+          <w:ilvl w:val="0"/>
+          <w:numId w:val="2"/>
+        </w:numPr>
+        <w:pBdr>
+          <w:bottom w:val="single" w:color="auto" w:sz="4" w:space="0"/>
+        </w:pBdr>
+        <w:ind w:left="0" w:leftChars="0" w:firstLine="0" w:firstLineChars="0"/>
+        <w:rPr>
+          <w:rFonts w:hint="default"/>
+          <w:lang w:val="en-US"/>
+        </w:rPr>
+      </w:pPr>
+      <w:r>
+        <w:rPr>
+          <w:rFonts w:hint="default"/>
+          <w:lang w:val="en-US"/>
+        </w:rPr>
+        <w:t>Chỉ … thôi</w:t>
+      </w:r>
+    </w:p>
+    <w:p>
+      <w:pPr>
+        <w:numPr>
+          <w:numId w:val="0"/>
+        </w:numPr>
+        <w:pBdr>
+          <w:bottom w:val="single" w:color="auto" w:sz="4" w:space="0"/>
+        </w:pBdr>
+        <w:ind w:leftChars="0"/>
+      </w:pPr>
+      <w:r>
+        <w:drawing>
+          <wp:inline distT="0" distB="0" distL="114300" distR="114300">
+            <wp:extent cx="2395855" cy="2355850"/>
+            <wp:effectExtent l="0" t="0" r="12065" b="6350"/>
+            <wp:docPr id="66" name="Picture 19"/>
+            <wp:cNvGraphicFramePr>
+              <a:graphicFrameLocks xmlns:a="http://schemas.openxmlformats.org/drawingml/2006/main" noChangeAspect="1"/>
+            </wp:cNvGraphicFramePr>
+            <a:graphic xmlns:a="http://schemas.openxmlformats.org/drawingml/2006/main">
+              <a:graphicData uri="http://schemas.openxmlformats.org/drawingml/2006/picture">
+                <pic:pic xmlns:pic="http://schemas.openxmlformats.org/drawingml/2006/picture">
+                  <pic:nvPicPr>
+                    <pic:cNvPr id="66" name="Picture 19"/>
+                    <pic:cNvPicPr>
+                      <a:picLocks noChangeAspect="1"/>
+                    </pic:cNvPicPr>
+                  </pic:nvPicPr>
+                  <pic:blipFill>
+                    <a:blip r:embed="rId68"/>
+                    <a:stretch>
+                      <a:fillRect/>
+                    </a:stretch>
+                  </pic:blipFill>
+                  <pic:spPr>
+                    <a:xfrm>
+                      <a:off x="0" y="0"/>
+                      <a:ext cx="2395855" cy="2355850"/>
+                    </a:xfrm>
+                    <a:prstGeom prst="rect">
+                      <a:avLst/>
+                    </a:prstGeom>
+                    <a:noFill/>
+                    <a:ln>
+                      <a:noFill/>
+                    </a:ln>
+                  </pic:spPr>
+                </pic:pic>
+              </a:graphicData>
+            </a:graphic>
+          </wp:inline>
+        </w:drawing>
+      </w:r>
+    </w:p>
+    <w:p>
+      <w:pPr>
+        <w:numPr>
+          <w:numId w:val="0"/>
+        </w:numPr>
+        <w:pBdr>
+          <w:bottom w:val="single" w:color="auto" w:sz="4" w:space="0"/>
+        </w:pBdr>
+        <w:ind w:leftChars="0"/>
+      </w:pPr>
+    </w:p>
+    <w:p>
+      <w:pPr>
+        <w:numPr>
+          <w:ilvl w:val="0"/>
+          <w:numId w:val="2"/>
+        </w:numPr>
+        <w:pBdr>
+          <w:bottom w:val="single" w:color="auto" w:sz="4" w:space="0"/>
+        </w:pBdr>
+        <w:ind w:left="0" w:leftChars="0" w:firstLine="0" w:firstLineChars="0"/>
+        <w:rPr>
+          <w:rFonts w:hint="default"/>
+          <w:lang w:val="en-US"/>
+        </w:rPr>
+      </w:pPr>
+      <w:r>
+        <w:rPr>
+          <w:rFonts w:hint="default"/>
+          <w:lang w:val="en-US"/>
+        </w:rPr>
+        <w:t>If</w:t>
+      </w:r>
+    </w:p>
+    <w:p>
+      <w:pPr>
+        <w:numPr>
+          <w:numId w:val="0"/>
+        </w:numPr>
+        <w:pBdr>
+          <w:bottom w:val="single" w:color="auto" w:sz="4" w:space="0"/>
+        </w:pBdr>
+        <w:ind w:leftChars="0"/>
+        <w:rPr>
+          <w:rFonts w:hint="default"/>
+          <w:lang w:val="en-US"/>
+        </w:rPr>
+      </w:pPr>
+      <w:r>
+        <w:drawing>
+          <wp:inline distT="0" distB="0" distL="114300" distR="114300">
+            <wp:extent cx="3023235" cy="2559050"/>
+            <wp:effectExtent l="0" t="0" r="9525" b="1270"/>
+            <wp:docPr id="67" name="Picture 20"/>
+            <wp:cNvGraphicFramePr>
+              <a:graphicFrameLocks xmlns:a="http://schemas.openxmlformats.org/drawingml/2006/main" noChangeAspect="1"/>
+            </wp:cNvGraphicFramePr>
+            <a:graphic xmlns:a="http://schemas.openxmlformats.org/drawingml/2006/main">
+              <a:graphicData uri="http://schemas.openxmlformats.org/drawingml/2006/picture">
+                <pic:pic xmlns:pic="http://schemas.openxmlformats.org/drawingml/2006/picture">
+                  <pic:nvPicPr>
+                    <pic:cNvPr id="67" name="Picture 20"/>
+                    <pic:cNvPicPr>
+                      <a:picLocks noChangeAspect="1"/>
+                    </pic:cNvPicPr>
+                  </pic:nvPicPr>
+                  <pic:blipFill>
+                    <a:blip r:embed="rId69"/>
+                    <a:stretch>
+                      <a:fillRect/>
+                    </a:stretch>
+                  </pic:blipFill>
+                  <pic:spPr>
+                    <a:xfrm>
+                      <a:off x="0" y="0"/>
+                      <a:ext cx="3023235" cy="2559050"/>
+                    </a:xfrm>
+                    <a:prstGeom prst="rect">
+                      <a:avLst/>
+                    </a:prstGeom>
+                    <a:noFill/>
+                    <a:ln>
+                      <a:noFill/>
+                    </a:ln>
+                  </pic:spPr>
+                </pic:pic>
+              </a:graphicData>
+            </a:graphic>
+          </wp:inline>
+        </w:drawing>
+      </w:r>
+    </w:p>
+    <w:p>
+      <w:pPr>
+        <w:numPr>
+          <w:numId w:val="0"/>
+        </w:numPr>
+        <w:pBdr>
+          <w:bottom w:val="single" w:color="auto" w:sz="4" w:space="0"/>
+        </w:pBdr>
+        <w:ind w:leftChars="0"/>
+      </w:pPr>
+    </w:p>
+    <w:p>
+      <w:pPr>
+        <w:numPr>
+          <w:numId w:val="0"/>
+        </w:numPr>
+        <w:pBdr>
+          <w:bottom w:val="single" w:color="auto" w:sz="4" w:space="0"/>
+        </w:pBdr>
+        <w:ind w:leftChars="0"/>
+        <w:rPr>
+          <w:rFonts w:hint="default"/>
+          <w:lang w:val="en-US"/>
+        </w:rPr>
+      </w:pPr>
+    </w:p>
+    <w:p>
+      <w:pPr>
+        <w:numPr>
+          <w:numId w:val="0"/>
+        </w:numPr>
+        <w:pBdr>
+          <w:bottom w:val="single" w:color="auto" w:sz="4" w:space="0"/>
+        </w:pBdr>
+        <w:ind w:leftChars="0"/>
+      </w:pPr>
+    </w:p>
+    <w:p>
+      <w:pPr>
+        <w:numPr>
+          <w:numId w:val="0"/>
+        </w:numPr>
+        <w:pBdr>
+          <w:bottom w:val="single" w:color="auto" w:sz="4" w:space="0"/>
+        </w:pBdr>
+        <w:ind w:leftChars="0"/>
+      </w:pPr>
+    </w:p>
+    <w:p>
+      <w:pPr>
+        <w:numPr>
+          <w:numId w:val="0"/>
+        </w:numPr>
+        <w:pBdr>
+          <w:bottom w:val="single" w:color="auto" w:sz="4" w:space="0"/>
+        </w:pBdr>
+        <w:ind w:leftChars="0"/>
+      </w:pPr>
+    </w:p>
+    <w:p>
+      <w:pPr>
+        <w:numPr>
+          <w:numId w:val="0"/>
+        </w:numPr>
+        <w:pBdr>
+          <w:bottom w:val="single" w:color="auto" w:sz="4" w:space="0"/>
+        </w:pBdr>
+        <w:ind w:leftChars="0"/>
+      </w:pPr>
+    </w:p>
+    <w:p>
+      <w:pPr>
+        <w:numPr>
+          <w:numId w:val="0"/>
+        </w:numPr>
+        <w:pBdr>
+          <w:bottom w:val="single" w:color="auto" w:sz="4" w:space="0"/>
+        </w:pBdr>
+        <w:ind w:leftChars="0"/>
+      </w:pPr>
+    </w:p>
+    <w:p>
+      <w:pPr>
+        <w:numPr>
+          <w:numId w:val="0"/>
+        </w:numPr>
+        <w:pBdr>
+          <w:bottom w:val="single" w:color="auto" w:sz="4" w:space="0"/>
+        </w:pBdr>
+        <w:ind w:leftChars="0"/>
+      </w:pPr>
+    </w:p>
+    <w:p>
+      <w:pPr>
+        <w:numPr>
+          <w:numId w:val="0"/>
+        </w:numPr>
+        <w:pBdr>
+          <w:bottom w:val="single" w:color="auto" w:sz="4" w:space="0"/>
+        </w:pBdr>
+        <w:ind w:leftChars="0"/>
+      </w:pPr>
+    </w:p>
+    <w:p>
+      <w:pPr>
+        <w:numPr>
+          <w:ilvl w:val="0"/>
+          <w:numId w:val="2"/>
+        </w:numPr>
+        <w:pBdr>
+          <w:bottom w:val="single" w:color="auto" w:sz="4" w:space="0"/>
+        </w:pBdr>
+        <w:ind w:left="0" w:leftChars="0" w:firstLine="0" w:firstLineChars="0"/>
+        <w:rPr>
+          <w:rFonts w:hint="default"/>
+          <w:lang w:val="en-US"/>
+        </w:rPr>
+      </w:pPr>
+      <w:r>
+        <w:rPr>
+          <w:rFonts w:hint="default"/>
+          <w:lang w:val="en-US"/>
+        </w:rPr>
+        <w:t>Nghe lời khuyên</w:t>
+      </w:r>
+    </w:p>
+    <w:p>
+      <w:pPr>
+        <w:numPr>
+          <w:numId w:val="0"/>
+        </w:numPr>
+        <w:pBdr>
+          <w:bottom w:val="single" w:color="auto" w:sz="4" w:space="0"/>
+        </w:pBdr>
+        <w:ind w:leftChars="0"/>
+      </w:pPr>
+      <w:r>
+        <w:drawing>
+          <wp:inline distT="0" distB="0" distL="114300" distR="114300">
+            <wp:extent cx="5269865" cy="492125"/>
+            <wp:effectExtent l="0" t="0" r="3175" b="10795"/>
+            <wp:docPr id="68" name="Picture 21"/>
+            <wp:cNvGraphicFramePr>
+              <a:graphicFrameLocks xmlns:a="http://schemas.openxmlformats.org/drawingml/2006/main" noChangeAspect="1"/>
+            </wp:cNvGraphicFramePr>
+            <a:graphic xmlns:a="http://schemas.openxmlformats.org/drawingml/2006/main">
+              <a:graphicData uri="http://schemas.openxmlformats.org/drawingml/2006/picture">
+                <pic:pic xmlns:pic="http://schemas.openxmlformats.org/drawingml/2006/picture">
+                  <pic:nvPicPr>
+                    <pic:cNvPr id="68" name="Picture 21"/>
+                    <pic:cNvPicPr>
+                      <a:picLocks noChangeAspect="1"/>
+                    </pic:cNvPicPr>
+                  </pic:nvPicPr>
+                  <pic:blipFill>
+                    <a:blip r:embed="rId70"/>
+                    <a:stretch>
+                      <a:fillRect/>
+                    </a:stretch>
+                  </pic:blipFill>
+                  <pic:spPr>
+                    <a:xfrm>
+                      <a:off x="0" y="0"/>
+                      <a:ext cx="5269865" cy="492125"/>
+                    </a:xfrm>
+                    <a:prstGeom prst="rect">
+                      <a:avLst/>
+                    </a:prstGeom>
+                    <a:noFill/>
+                    <a:ln>
+                      <a:noFill/>
+                    </a:ln>
+                  </pic:spPr>
+                </pic:pic>
+              </a:graphicData>
+            </a:graphic>
+          </wp:inline>
+        </w:drawing>
+      </w:r>
+    </w:p>
+    <w:p>
+      <w:pPr>
+        <w:numPr>
+          <w:numId w:val="0"/>
+        </w:numPr>
+        <w:pBdr>
+          <w:bottom w:val="single" w:color="auto" w:sz="4" w:space="0"/>
+        </w:pBdr>
+        <w:ind w:leftChars="0"/>
+      </w:pPr>
+    </w:p>
+    <w:p>
+      <w:pPr>
+        <w:numPr>
+          <w:ilvl w:val="0"/>
+          <w:numId w:val="2"/>
+        </w:numPr>
+        <w:pBdr>
+          <w:bottom w:val="single" w:color="auto" w:sz="4" w:space="0"/>
+        </w:pBdr>
+        <w:ind w:left="0" w:leftChars="0" w:firstLine="0" w:firstLineChars="0"/>
+        <w:rPr>
+          <w:rFonts w:hint="default"/>
+          <w:lang w:val="en-US"/>
+        </w:rPr>
+      </w:pPr>
       <w:bookmarkStart w:id="0" w:name="_GoBack"/>
       <w:bookmarkEnd w:id="0"/>
-    </w:p>
-    <w:p>
-      <w:pPr>
-        <w:numPr>
-          <w:ilvl w:val="0"/>
-          <w:numId w:val="0"/>
-        </w:numPr>
-        <w:pBdr>
-          <w:bottom w:val="single" w:color="auto" w:sz="4" w:space="0"/>
-        </w:pBdr>
-        <w:ind w:leftChars="0"/>
-      </w:pPr>
-    </w:p>
-    <w:p>
-      <w:pPr>
-        <w:numPr>
-          <w:ilvl w:val="0"/>
-          <w:numId w:val="0"/>
-        </w:numPr>
-        <w:pBdr>
-          <w:bottom w:val="single" w:color="auto" w:sz="4" w:space="0"/>
-        </w:pBdr>
-        <w:ind w:leftChars="0"/>
-      </w:pPr>
-    </w:p>
-    <w:p>
-      <w:pPr>
-        <w:numPr>
-          <w:ilvl w:val="0"/>
-          <w:numId w:val="0"/>
-        </w:numPr>
-        <w:pBdr>
-          <w:bottom w:val="single" w:color="auto" w:sz="4" w:space="0"/>
-        </w:pBdr>
-        <w:ind w:leftChars="0"/>
-      </w:pPr>
     </w:p>
     <w:p>
       <w:pPr>
@@ -10872,7 +12270,7 @@
                     </pic:cNvPicPr>
                   </pic:nvPicPr>
                   <pic:blipFill>
-                    <a:blip r:embed="rId60"/>
+                    <a:blip r:embed="rId71"/>
                     <a:stretch>
                       <a:fillRect/>
                     </a:stretch>

--- a/Vocab_3.docx
+++ b/Vocab_3.docx
@@ -10742,8 +10742,983 @@
           <w:lang w:val="en-US"/>
         </w:rPr>
       </w:pPr>
+      <w:r>
+        <w:rPr>
+          <w:rFonts w:hint="default"/>
+          <w:lang w:val="en-US"/>
+        </w:rPr>
+        <w:t>Usual - Casual</w:t>
+      </w:r>
+    </w:p>
+    <w:p>
+      <w:pPr>
+        <w:numPr>
+          <w:numId w:val="0"/>
+        </w:numPr>
+        <w:pBdr>
+          <w:bottom w:val="single" w:color="auto" w:sz="4" w:space="0"/>
+        </w:pBdr>
+        <w:ind w:leftChars="0"/>
+      </w:pPr>
+      <w:r>
+        <w:drawing>
+          <wp:inline distT="0" distB="0" distL="114300" distR="114300">
+            <wp:extent cx="2630805" cy="2616835"/>
+            <wp:effectExtent l="0" t="0" r="5715" b="4445"/>
+            <wp:docPr id="69" name="Picture 22"/>
+            <wp:cNvGraphicFramePr>
+              <a:graphicFrameLocks xmlns:a="http://schemas.openxmlformats.org/drawingml/2006/main" noChangeAspect="1"/>
+            </wp:cNvGraphicFramePr>
+            <a:graphic xmlns:a="http://schemas.openxmlformats.org/drawingml/2006/main">
+              <a:graphicData uri="http://schemas.openxmlformats.org/drawingml/2006/picture">
+                <pic:pic xmlns:pic="http://schemas.openxmlformats.org/drawingml/2006/picture">
+                  <pic:nvPicPr>
+                    <pic:cNvPr id="69" name="Picture 22"/>
+                    <pic:cNvPicPr>
+                      <a:picLocks noChangeAspect="1"/>
+                    </pic:cNvPicPr>
+                  </pic:nvPicPr>
+                  <pic:blipFill>
+                    <a:blip r:embed="rId71"/>
+                    <a:stretch>
+                      <a:fillRect/>
+                    </a:stretch>
+                  </pic:blipFill>
+                  <pic:spPr>
+                    <a:xfrm>
+                      <a:off x="0" y="0"/>
+                      <a:ext cx="2630805" cy="2616835"/>
+                    </a:xfrm>
+                    <a:prstGeom prst="rect">
+                      <a:avLst/>
+                    </a:prstGeom>
+                    <a:noFill/>
+                    <a:ln>
+                      <a:noFill/>
+                    </a:ln>
+                  </pic:spPr>
+                </pic:pic>
+              </a:graphicData>
+            </a:graphic>
+          </wp:inline>
+        </w:drawing>
+      </w:r>
+    </w:p>
+    <w:p>
+      <w:pPr>
+        <w:numPr>
+          <w:numId w:val="0"/>
+        </w:numPr>
+        <w:pBdr>
+          <w:bottom w:val="single" w:color="auto" w:sz="4" w:space="0"/>
+        </w:pBdr>
+        <w:ind w:leftChars="0"/>
+      </w:pPr>
+    </w:p>
+    <w:p>
+      <w:pPr>
+        <w:numPr>
+          <w:ilvl w:val="0"/>
+          <w:numId w:val="2"/>
+        </w:numPr>
+        <w:pBdr>
+          <w:bottom w:val="single" w:color="auto" w:sz="4" w:space="0"/>
+        </w:pBdr>
+        <w:ind w:left="0" w:leftChars="0" w:firstLine="0" w:firstLineChars="0"/>
+        <w:rPr>
+          <w:rFonts w:hint="default"/>
+          <w:lang w:val="en-US"/>
+        </w:rPr>
+      </w:pPr>
+      <w:r>
+        <w:rPr>
+          <w:rFonts w:hint="default"/>
+          <w:lang w:val="en-US"/>
+        </w:rPr>
+        <w:t xml:space="preserve">Hard-working , diligent , industrious </w:t>
+      </w:r>
+    </w:p>
+    <w:p>
+      <w:pPr>
+        <w:numPr>
+          <w:numId w:val="0"/>
+        </w:numPr>
+        <w:pBdr>
+          <w:bottom w:val="single" w:color="auto" w:sz="4" w:space="0"/>
+        </w:pBdr>
+        <w:rPr>
+          <w:rFonts w:hint="default"/>
+          <w:lang w:val="en-US"/>
+        </w:rPr>
+      </w:pPr>
+    </w:p>
+    <w:p>
+      <w:pPr>
+        <w:numPr>
+          <w:ilvl w:val="0"/>
+          <w:numId w:val="2"/>
+        </w:numPr>
+        <w:pBdr>
+          <w:bottom w:val="single" w:color="auto" w:sz="4" w:space="0"/>
+        </w:pBdr>
+        <w:ind w:left="0" w:leftChars="0" w:firstLine="0" w:firstLineChars="0"/>
+        <w:rPr>
+          <w:rFonts w:hint="default"/>
+          <w:lang w:val="en-US"/>
+        </w:rPr>
+      </w:pPr>
+    </w:p>
+    <w:p>
+      <w:pPr>
+        <w:numPr>
+          <w:ilvl w:val="0"/>
+          <w:numId w:val="0"/>
+        </w:numPr>
+        <w:pBdr>
+          <w:bottom w:val="single" w:color="auto" w:sz="4" w:space="0"/>
+        </w:pBdr>
+        <w:ind w:leftChars="0"/>
+      </w:pPr>
+      <w:r>
+        <w:drawing>
+          <wp:inline distT="0" distB="0" distL="114300" distR="114300">
+            <wp:extent cx="3554730" cy="387350"/>
+            <wp:effectExtent l="0" t="0" r="11430" b="8890"/>
+            <wp:docPr id="70" name="Picture 23"/>
+            <wp:cNvGraphicFramePr>
+              <a:graphicFrameLocks xmlns:a="http://schemas.openxmlformats.org/drawingml/2006/main" noChangeAspect="1"/>
+            </wp:cNvGraphicFramePr>
+            <a:graphic xmlns:a="http://schemas.openxmlformats.org/drawingml/2006/main">
+              <a:graphicData uri="http://schemas.openxmlformats.org/drawingml/2006/picture">
+                <pic:pic xmlns:pic="http://schemas.openxmlformats.org/drawingml/2006/picture">
+                  <pic:nvPicPr>
+                    <pic:cNvPr id="70" name="Picture 23"/>
+                    <pic:cNvPicPr>
+                      <a:picLocks noChangeAspect="1"/>
+                    </pic:cNvPicPr>
+                  </pic:nvPicPr>
+                  <pic:blipFill>
+                    <a:blip r:embed="rId72"/>
+                    <a:stretch>
+                      <a:fillRect/>
+                    </a:stretch>
+                  </pic:blipFill>
+                  <pic:spPr>
+                    <a:xfrm>
+                      <a:off x="0" y="0"/>
+                      <a:ext cx="3554730" cy="387350"/>
+                    </a:xfrm>
+                    <a:prstGeom prst="rect">
+                      <a:avLst/>
+                    </a:prstGeom>
+                    <a:noFill/>
+                    <a:ln>
+                      <a:noFill/>
+                    </a:ln>
+                  </pic:spPr>
+                </pic:pic>
+              </a:graphicData>
+            </a:graphic>
+          </wp:inline>
+        </w:drawing>
+      </w:r>
+    </w:p>
+    <w:p>
+      <w:pPr>
+        <w:numPr>
+          <w:ilvl w:val="0"/>
+          <w:numId w:val="0"/>
+        </w:numPr>
+        <w:pBdr>
+          <w:bottom w:val="single" w:color="auto" w:sz="4" w:space="0"/>
+        </w:pBdr>
+        <w:ind w:leftChars="0"/>
+        <w:rPr>
+          <w:rFonts w:hint="default"/>
+          <w:lang w:val="en-US"/>
+        </w:rPr>
+      </w:pPr>
+      <w:r>
+        <w:rPr>
+          <w:rFonts w:hint="default"/>
+          <w:lang w:val="en-US"/>
+        </w:rPr>
+        <w:t>-&gt; There will be a total of 100 sentences / There will be 100 sentences in total</w:t>
+      </w:r>
+    </w:p>
+    <w:p>
+      <w:pPr>
+        <w:numPr>
+          <w:ilvl w:val="0"/>
+          <w:numId w:val="0"/>
+        </w:numPr>
+        <w:pBdr>
+          <w:bottom w:val="single" w:color="auto" w:sz="4" w:space="0"/>
+        </w:pBdr>
+        <w:ind w:leftChars="0"/>
+        <w:rPr>
+          <w:rFonts w:hint="default"/>
+          <w:lang w:val="en-US"/>
+        </w:rPr>
+      </w:pPr>
+      <w:r>
+        <w:rPr>
+          <w:rFonts w:hint="default"/>
+          <w:lang w:val="en-US"/>
+        </w:rPr>
+        <w:t>-&gt; I wrote all of my translations in the file</w:t>
+      </w:r>
+    </w:p>
+    <w:p>
+      <w:pPr>
+        <w:numPr>
+          <w:ilvl w:val="0"/>
+          <w:numId w:val="0"/>
+        </w:numPr>
+        <w:pBdr>
+          <w:bottom w:val="single" w:color="auto" w:sz="4" w:space="0"/>
+        </w:pBdr>
+        <w:ind w:leftChars="0"/>
+        <w:rPr>
+          <w:rFonts w:hint="default"/>
+          <w:lang w:val="en-US"/>
+        </w:rPr>
+      </w:pPr>
+    </w:p>
+    <w:p>
+      <w:pPr>
+        <w:numPr>
+          <w:ilvl w:val="0"/>
+          <w:numId w:val="2"/>
+        </w:numPr>
+        <w:pBdr>
+          <w:bottom w:val="single" w:color="auto" w:sz="4" w:space="0"/>
+        </w:pBdr>
+        <w:ind w:left="0" w:leftChars="0" w:firstLine="0" w:firstLineChars="0"/>
+        <w:rPr>
+          <w:rFonts w:hint="default"/>
+          <w:lang w:val="en-US"/>
+        </w:rPr>
+      </w:pPr>
+      <w:r>
+        <w:rPr>
+          <w:rFonts w:hint="default"/>
+          <w:lang w:val="en-US"/>
+        </w:rPr>
+        <w:t>The results are slow to come</w:t>
+      </w:r>
+    </w:p>
+    <w:p>
+      <w:pPr>
+        <w:numPr>
+          <w:numId w:val="0"/>
+        </w:numPr>
+        <w:pBdr>
+          <w:bottom w:val="single" w:color="auto" w:sz="4" w:space="0"/>
+        </w:pBdr>
+        <w:rPr>
+          <w:rFonts w:hint="default"/>
+          <w:lang w:val="en-US"/>
+        </w:rPr>
+      </w:pPr>
+    </w:p>
+    <w:p>
+      <w:pPr>
+        <w:numPr>
+          <w:ilvl w:val="0"/>
+          <w:numId w:val="2"/>
+        </w:numPr>
+        <w:pBdr>
+          <w:bottom w:val="single" w:color="auto" w:sz="4" w:space="0"/>
+        </w:pBdr>
+        <w:ind w:left="0" w:leftChars="0" w:firstLine="0" w:firstLineChars="0"/>
+        <w:rPr>
+          <w:rFonts w:hint="default"/>
+          <w:lang w:val="en-US"/>
+        </w:rPr>
+      </w:pPr>
+    </w:p>
+    <w:p>
+      <w:pPr>
+        <w:numPr>
+          <w:ilvl w:val="0"/>
+          <w:numId w:val="0"/>
+        </w:numPr>
+        <w:pBdr>
+          <w:bottom w:val="single" w:color="auto" w:sz="4" w:space="0"/>
+        </w:pBdr>
+        <w:ind w:leftChars="0"/>
+      </w:pPr>
+      <w:r>
+        <w:drawing>
+          <wp:inline distT="0" distB="0" distL="114300" distR="114300">
+            <wp:extent cx="5271135" cy="248285"/>
+            <wp:effectExtent l="0" t="0" r="1905" b="10795"/>
+            <wp:docPr id="71" name="Picture 24"/>
+            <wp:cNvGraphicFramePr>
+              <a:graphicFrameLocks xmlns:a="http://schemas.openxmlformats.org/drawingml/2006/main" noChangeAspect="1"/>
+            </wp:cNvGraphicFramePr>
+            <a:graphic xmlns:a="http://schemas.openxmlformats.org/drawingml/2006/main">
+              <a:graphicData uri="http://schemas.openxmlformats.org/drawingml/2006/picture">
+                <pic:pic xmlns:pic="http://schemas.openxmlformats.org/drawingml/2006/picture">
+                  <pic:nvPicPr>
+                    <pic:cNvPr id="71" name="Picture 24"/>
+                    <pic:cNvPicPr>
+                      <a:picLocks noChangeAspect="1"/>
+                    </pic:cNvPicPr>
+                  </pic:nvPicPr>
+                  <pic:blipFill>
+                    <a:blip r:embed="rId73"/>
+                    <a:stretch>
+                      <a:fillRect/>
+                    </a:stretch>
+                  </pic:blipFill>
+                  <pic:spPr>
+                    <a:xfrm>
+                      <a:off x="0" y="0"/>
+                      <a:ext cx="5271135" cy="248285"/>
+                    </a:xfrm>
+                    <a:prstGeom prst="rect">
+                      <a:avLst/>
+                    </a:prstGeom>
+                    <a:noFill/>
+                    <a:ln>
+                      <a:noFill/>
+                    </a:ln>
+                  </pic:spPr>
+                </pic:pic>
+              </a:graphicData>
+            </a:graphic>
+          </wp:inline>
+        </w:drawing>
+      </w:r>
+    </w:p>
+    <w:p>
+      <w:pPr>
+        <w:numPr>
+          <w:ilvl w:val="0"/>
+          <w:numId w:val="0"/>
+        </w:numPr>
+        <w:pBdr>
+          <w:bottom w:val="single" w:color="auto" w:sz="4" w:space="0"/>
+        </w:pBdr>
+        <w:ind w:leftChars="0"/>
+      </w:pPr>
+    </w:p>
+    <w:p>
+      <w:pPr>
+        <w:numPr>
+          <w:ilvl w:val="0"/>
+          <w:numId w:val="2"/>
+        </w:numPr>
+        <w:pBdr>
+          <w:bottom w:val="single" w:color="auto" w:sz="4" w:space="0"/>
+        </w:pBdr>
+        <w:ind w:left="0" w:leftChars="0" w:firstLine="0" w:firstLineChars="0"/>
+        <w:rPr>
+          <w:rFonts w:hint="default"/>
+          <w:lang w:val="en-US"/>
+        </w:rPr>
+      </w:pPr>
+    </w:p>
+    <w:p>
+      <w:pPr>
+        <w:numPr>
+          <w:ilvl w:val="0"/>
+          <w:numId w:val="0"/>
+        </w:numPr>
+        <w:pBdr>
+          <w:bottom w:val="single" w:color="auto" w:sz="4" w:space="0"/>
+        </w:pBdr>
+        <w:ind w:leftChars="0"/>
+      </w:pPr>
+      <w:r>
+        <w:drawing>
+          <wp:inline distT="0" distB="0" distL="114300" distR="114300">
+            <wp:extent cx="5257800" cy="312420"/>
+            <wp:effectExtent l="0" t="0" r="0" b="7620"/>
+            <wp:docPr id="72" name="Picture 25"/>
+            <wp:cNvGraphicFramePr>
+              <a:graphicFrameLocks xmlns:a="http://schemas.openxmlformats.org/drawingml/2006/main" noChangeAspect="1"/>
+            </wp:cNvGraphicFramePr>
+            <a:graphic xmlns:a="http://schemas.openxmlformats.org/drawingml/2006/main">
+              <a:graphicData uri="http://schemas.openxmlformats.org/drawingml/2006/picture">
+                <pic:pic xmlns:pic="http://schemas.openxmlformats.org/drawingml/2006/picture">
+                  <pic:nvPicPr>
+                    <pic:cNvPr id="72" name="Picture 25"/>
+                    <pic:cNvPicPr>
+                      <a:picLocks noChangeAspect="1"/>
+                    </pic:cNvPicPr>
+                  </pic:nvPicPr>
+                  <pic:blipFill>
+                    <a:blip r:embed="rId74"/>
+                    <a:stretch>
+                      <a:fillRect/>
+                    </a:stretch>
+                  </pic:blipFill>
+                  <pic:spPr>
+                    <a:xfrm>
+                      <a:off x="0" y="0"/>
+                      <a:ext cx="5257800" cy="312420"/>
+                    </a:xfrm>
+                    <a:prstGeom prst="rect">
+                      <a:avLst/>
+                    </a:prstGeom>
+                    <a:noFill/>
+                    <a:ln>
+                      <a:noFill/>
+                    </a:ln>
+                  </pic:spPr>
+                </pic:pic>
+              </a:graphicData>
+            </a:graphic>
+          </wp:inline>
+        </w:drawing>
+      </w:r>
+    </w:p>
+    <w:p>
+      <w:pPr>
+        <w:numPr>
+          <w:ilvl w:val="0"/>
+          <w:numId w:val="0"/>
+        </w:numPr>
+        <w:pBdr>
+          <w:bottom w:val="single" w:color="auto" w:sz="4" w:space="0"/>
+        </w:pBdr>
+        <w:ind w:leftChars="0"/>
+      </w:pPr>
+    </w:p>
+    <w:p>
+      <w:pPr>
+        <w:numPr>
+          <w:ilvl w:val="0"/>
+          <w:numId w:val="2"/>
+        </w:numPr>
+        <w:pBdr>
+          <w:bottom w:val="single" w:color="auto" w:sz="4" w:space="0"/>
+        </w:pBdr>
+        <w:ind w:left="0" w:leftChars="0" w:firstLine="0" w:firstLineChars="0"/>
+        <w:rPr>
+          <w:rFonts w:hint="default"/>
+          <w:lang w:val="en-US"/>
+        </w:rPr>
+      </w:pPr>
+      <w:r>
+        <w:rPr>
+          <w:rFonts w:hint="default"/>
+          <w:lang w:val="en-US"/>
+        </w:rPr>
+        <w:t>Break down</w:t>
+      </w:r>
+    </w:p>
+    <w:p>
+      <w:pPr>
+        <w:numPr>
+          <w:ilvl w:val="0"/>
+          <w:numId w:val="0"/>
+        </w:numPr>
+        <w:pBdr>
+          <w:bottom w:val="single" w:color="auto" w:sz="4" w:space="0"/>
+        </w:pBdr>
+        <w:ind w:leftChars="0"/>
+      </w:pPr>
+      <w:r>
+        <w:drawing>
+          <wp:inline distT="0" distB="0" distL="114300" distR="114300">
+            <wp:extent cx="5273040" cy="200025"/>
+            <wp:effectExtent l="0" t="0" r="0" b="13335"/>
+            <wp:docPr id="73" name="Picture 26"/>
+            <wp:cNvGraphicFramePr>
+              <a:graphicFrameLocks xmlns:a="http://schemas.openxmlformats.org/drawingml/2006/main" noChangeAspect="1"/>
+            </wp:cNvGraphicFramePr>
+            <a:graphic xmlns:a="http://schemas.openxmlformats.org/drawingml/2006/main">
+              <a:graphicData uri="http://schemas.openxmlformats.org/drawingml/2006/picture">
+                <pic:pic xmlns:pic="http://schemas.openxmlformats.org/drawingml/2006/picture">
+                  <pic:nvPicPr>
+                    <pic:cNvPr id="73" name="Picture 26"/>
+                    <pic:cNvPicPr>
+                      <a:picLocks noChangeAspect="1"/>
+                    </pic:cNvPicPr>
+                  </pic:nvPicPr>
+                  <pic:blipFill>
+                    <a:blip r:embed="rId75"/>
+                    <a:stretch>
+                      <a:fillRect/>
+                    </a:stretch>
+                  </pic:blipFill>
+                  <pic:spPr>
+                    <a:xfrm>
+                      <a:off x="0" y="0"/>
+                      <a:ext cx="5273040" cy="200025"/>
+                    </a:xfrm>
+                    <a:prstGeom prst="rect">
+                      <a:avLst/>
+                    </a:prstGeom>
+                    <a:noFill/>
+                    <a:ln>
+                      <a:noFill/>
+                    </a:ln>
+                  </pic:spPr>
+                </pic:pic>
+              </a:graphicData>
+            </a:graphic>
+          </wp:inline>
+        </w:drawing>
+      </w:r>
+    </w:p>
+    <w:p>
+      <w:pPr>
+        <w:numPr>
+          <w:ilvl w:val="0"/>
+          <w:numId w:val="0"/>
+        </w:numPr>
+        <w:pBdr>
+          <w:bottom w:val="single" w:color="auto" w:sz="4" w:space="0"/>
+        </w:pBdr>
+        <w:ind w:leftChars="0"/>
+      </w:pPr>
+    </w:p>
+    <w:p>
+      <w:pPr>
+        <w:numPr>
+          <w:ilvl w:val="0"/>
+          <w:numId w:val="0"/>
+        </w:numPr>
+        <w:pBdr>
+          <w:bottom w:val="single" w:color="auto" w:sz="4" w:space="0"/>
+        </w:pBdr>
+        <w:ind w:leftChars="0"/>
+      </w:pPr>
+    </w:p>
+    <w:p>
+      <w:pPr>
+        <w:numPr>
+          <w:ilvl w:val="0"/>
+          <w:numId w:val="0"/>
+        </w:numPr>
+        <w:pBdr>
+          <w:bottom w:val="single" w:color="auto" w:sz="4" w:space="0"/>
+        </w:pBdr>
+        <w:ind w:leftChars="0"/>
+      </w:pPr>
+    </w:p>
+    <w:p>
+      <w:pPr>
+        <w:numPr>
+          <w:ilvl w:val="0"/>
+          <w:numId w:val="0"/>
+        </w:numPr>
+        <w:pBdr>
+          <w:bottom w:val="single" w:color="auto" w:sz="4" w:space="0"/>
+        </w:pBdr>
+        <w:ind w:leftChars="0"/>
+      </w:pPr>
+    </w:p>
+    <w:p>
+      <w:pPr>
+        <w:numPr>
+          <w:ilvl w:val="0"/>
+          <w:numId w:val="0"/>
+        </w:numPr>
+        <w:pBdr>
+          <w:bottom w:val="single" w:color="auto" w:sz="4" w:space="0"/>
+        </w:pBdr>
+        <w:ind w:leftChars="0"/>
+      </w:pPr>
+    </w:p>
+    <w:p>
+      <w:pPr>
+        <w:numPr>
+          <w:ilvl w:val="0"/>
+          <w:numId w:val="0"/>
+        </w:numPr>
+        <w:pBdr>
+          <w:bottom w:val="single" w:color="auto" w:sz="4" w:space="0"/>
+        </w:pBdr>
+        <w:ind w:leftChars="0"/>
+      </w:pPr>
+    </w:p>
+    <w:p>
+      <w:pPr>
+        <w:numPr>
+          <w:ilvl w:val="0"/>
+          <w:numId w:val="0"/>
+        </w:numPr>
+        <w:pBdr>
+          <w:bottom w:val="single" w:color="auto" w:sz="4" w:space="0"/>
+        </w:pBdr>
+        <w:ind w:leftChars="0"/>
+      </w:pPr>
+    </w:p>
+    <w:p>
+      <w:pPr>
+        <w:numPr>
+          <w:ilvl w:val="0"/>
+          <w:numId w:val="0"/>
+        </w:numPr>
+        <w:pBdr>
+          <w:bottom w:val="single" w:color="auto" w:sz="4" w:space="0"/>
+        </w:pBdr>
+        <w:ind w:leftChars="0"/>
+      </w:pPr>
+    </w:p>
+    <w:p>
+      <w:pPr>
+        <w:numPr>
+          <w:ilvl w:val="0"/>
+          <w:numId w:val="0"/>
+        </w:numPr>
+        <w:pBdr>
+          <w:bottom w:val="single" w:color="auto" w:sz="4" w:space="0"/>
+        </w:pBdr>
+        <w:ind w:leftChars="0"/>
+      </w:pPr>
+    </w:p>
+    <w:p>
+      <w:pPr>
+        <w:numPr>
+          <w:ilvl w:val="0"/>
+          <w:numId w:val="0"/>
+        </w:numPr>
+        <w:pBdr>
+          <w:bottom w:val="single" w:color="auto" w:sz="4" w:space="0"/>
+        </w:pBdr>
+        <w:ind w:leftChars="0"/>
+      </w:pPr>
+    </w:p>
+    <w:p>
+      <w:pPr>
+        <w:numPr>
+          <w:ilvl w:val="0"/>
+          <w:numId w:val="0"/>
+        </w:numPr>
+        <w:pBdr>
+          <w:bottom w:val="single" w:color="auto" w:sz="4" w:space="0"/>
+        </w:pBdr>
+        <w:ind w:leftChars="0"/>
+      </w:pPr>
+    </w:p>
+    <w:p>
+      <w:pPr>
+        <w:numPr>
+          <w:ilvl w:val="0"/>
+          <w:numId w:val="0"/>
+        </w:numPr>
+        <w:pBdr>
+          <w:bottom w:val="single" w:color="auto" w:sz="4" w:space="0"/>
+        </w:pBdr>
+        <w:ind w:leftChars="0"/>
+      </w:pPr>
+    </w:p>
+    <w:p>
+      <w:pPr>
+        <w:numPr>
+          <w:ilvl w:val="0"/>
+          <w:numId w:val="2"/>
+        </w:numPr>
+        <w:pBdr>
+          <w:bottom w:val="single" w:color="auto" w:sz="4" w:space="0"/>
+        </w:pBdr>
+        <w:ind w:left="0" w:leftChars="0" w:firstLine="0" w:firstLineChars="0"/>
+        <w:rPr>
+          <w:rFonts w:hint="default"/>
+          <w:lang w:val="en-US"/>
+        </w:rPr>
+      </w:pPr>
+      <w:r>
+        <w:rPr>
+          <w:rFonts w:hint="default"/>
+          <w:lang w:val="en-US"/>
+        </w:rPr>
+        <w:t>Only = Just</w:t>
+      </w:r>
+    </w:p>
+    <w:p>
+      <w:pPr>
+        <w:numPr>
+          <w:numId w:val="0"/>
+        </w:numPr>
+        <w:pBdr>
+          <w:bottom w:val="single" w:color="auto" w:sz="4" w:space="0"/>
+        </w:pBdr>
+        <w:ind w:leftChars="0"/>
+      </w:pPr>
+      <w:r>
+        <w:drawing>
+          <wp:inline distT="0" distB="0" distL="114300" distR="114300">
+            <wp:extent cx="2633980" cy="2451100"/>
+            <wp:effectExtent l="0" t="0" r="2540" b="2540"/>
+            <wp:docPr id="74" name="Picture 27"/>
+            <wp:cNvGraphicFramePr>
+              <a:graphicFrameLocks xmlns:a="http://schemas.openxmlformats.org/drawingml/2006/main" noChangeAspect="1"/>
+            </wp:cNvGraphicFramePr>
+            <a:graphic xmlns:a="http://schemas.openxmlformats.org/drawingml/2006/main">
+              <a:graphicData uri="http://schemas.openxmlformats.org/drawingml/2006/picture">
+                <pic:pic xmlns:pic="http://schemas.openxmlformats.org/drawingml/2006/picture">
+                  <pic:nvPicPr>
+                    <pic:cNvPr id="74" name="Picture 27"/>
+                    <pic:cNvPicPr>
+                      <a:picLocks noChangeAspect="1"/>
+                    </pic:cNvPicPr>
+                  </pic:nvPicPr>
+                  <pic:blipFill>
+                    <a:blip r:embed="rId76"/>
+                    <a:stretch>
+                      <a:fillRect/>
+                    </a:stretch>
+                  </pic:blipFill>
+                  <pic:spPr>
+                    <a:xfrm>
+                      <a:off x="0" y="0"/>
+                      <a:ext cx="2633980" cy="2451100"/>
+                    </a:xfrm>
+                    <a:prstGeom prst="rect">
+                      <a:avLst/>
+                    </a:prstGeom>
+                    <a:noFill/>
+                    <a:ln>
+                      <a:noFill/>
+                    </a:ln>
+                  </pic:spPr>
+                </pic:pic>
+              </a:graphicData>
+            </a:graphic>
+          </wp:inline>
+        </w:drawing>
+      </w:r>
+    </w:p>
+    <w:p>
+      <w:pPr>
+        <w:numPr>
+          <w:numId w:val="0"/>
+        </w:numPr>
+        <w:pBdr>
+          <w:bottom w:val="single" w:color="auto" w:sz="4" w:space="0"/>
+        </w:pBdr>
+        <w:ind w:leftChars="0"/>
+      </w:pPr>
+    </w:p>
+    <w:p>
+      <w:pPr>
+        <w:numPr>
+          <w:ilvl w:val="0"/>
+          <w:numId w:val="2"/>
+        </w:numPr>
+        <w:pBdr>
+          <w:bottom w:val="single" w:color="auto" w:sz="4" w:space="0"/>
+        </w:pBdr>
+        <w:ind w:left="0" w:leftChars="0" w:firstLine="0" w:firstLineChars="0"/>
+        <w:rPr>
+          <w:rFonts w:hint="default"/>
+          <w:lang w:val="en-US"/>
+        </w:rPr>
+      </w:pPr>
       <w:bookmarkStart w:id="0" w:name="_GoBack"/>
       <w:bookmarkEnd w:id="0"/>
+    </w:p>
+    <w:p>
+      <w:pPr>
+        <w:numPr>
+          <w:ilvl w:val="0"/>
+          <w:numId w:val="0"/>
+        </w:numPr>
+        <w:pBdr>
+          <w:bottom w:val="single" w:color="auto" w:sz="4" w:space="0"/>
+        </w:pBdr>
+        <w:ind w:leftChars="0"/>
+      </w:pPr>
+    </w:p>
+    <w:p>
+      <w:pPr>
+        <w:numPr>
+          <w:ilvl w:val="0"/>
+          <w:numId w:val="0"/>
+        </w:numPr>
+        <w:pBdr>
+          <w:bottom w:val="single" w:color="auto" w:sz="4" w:space="0"/>
+        </w:pBdr>
+        <w:ind w:leftChars="0"/>
+      </w:pPr>
+    </w:p>
+    <w:p>
+      <w:pPr>
+        <w:numPr>
+          <w:ilvl w:val="0"/>
+          <w:numId w:val="0"/>
+        </w:numPr>
+        <w:pBdr>
+          <w:bottom w:val="single" w:color="auto" w:sz="4" w:space="0"/>
+        </w:pBdr>
+        <w:ind w:leftChars="0"/>
+      </w:pPr>
+    </w:p>
+    <w:p>
+      <w:pPr>
+        <w:numPr>
+          <w:ilvl w:val="0"/>
+          <w:numId w:val="0"/>
+        </w:numPr>
+        <w:pBdr>
+          <w:bottom w:val="single" w:color="auto" w:sz="4" w:space="0"/>
+        </w:pBdr>
+        <w:ind w:leftChars="0"/>
+      </w:pPr>
+    </w:p>
+    <w:p>
+      <w:pPr>
+        <w:numPr>
+          <w:ilvl w:val="0"/>
+          <w:numId w:val="0"/>
+        </w:numPr>
+        <w:pBdr>
+          <w:bottom w:val="single" w:color="auto" w:sz="4" w:space="0"/>
+        </w:pBdr>
+        <w:ind w:leftChars="0"/>
+      </w:pPr>
+    </w:p>
+    <w:p>
+      <w:pPr>
+        <w:numPr>
+          <w:ilvl w:val="0"/>
+          <w:numId w:val="0"/>
+        </w:numPr>
+        <w:pBdr>
+          <w:bottom w:val="single" w:color="auto" w:sz="4" w:space="0"/>
+        </w:pBdr>
+        <w:ind w:leftChars="0"/>
+      </w:pPr>
+    </w:p>
+    <w:p>
+      <w:pPr>
+        <w:numPr>
+          <w:ilvl w:val="0"/>
+          <w:numId w:val="0"/>
+        </w:numPr>
+        <w:pBdr>
+          <w:bottom w:val="single" w:color="auto" w:sz="4" w:space="0"/>
+        </w:pBdr>
+        <w:ind w:leftChars="0"/>
+      </w:pPr>
+    </w:p>
+    <w:p>
+      <w:pPr>
+        <w:numPr>
+          <w:ilvl w:val="0"/>
+          <w:numId w:val="0"/>
+        </w:numPr>
+        <w:pBdr>
+          <w:bottom w:val="single" w:color="auto" w:sz="4" w:space="0"/>
+        </w:pBdr>
+        <w:ind w:leftChars="0"/>
+      </w:pPr>
+    </w:p>
+    <w:p>
+      <w:pPr>
+        <w:numPr>
+          <w:ilvl w:val="0"/>
+          <w:numId w:val="0"/>
+        </w:numPr>
+        <w:pBdr>
+          <w:bottom w:val="single" w:color="auto" w:sz="4" w:space="0"/>
+        </w:pBdr>
+        <w:ind w:leftChars="0"/>
+      </w:pPr>
+    </w:p>
+    <w:p>
+      <w:pPr>
+        <w:numPr>
+          <w:ilvl w:val="0"/>
+          <w:numId w:val="0"/>
+        </w:numPr>
+        <w:pBdr>
+          <w:bottom w:val="single" w:color="auto" w:sz="4" w:space="0"/>
+        </w:pBdr>
+        <w:ind w:leftChars="0"/>
+      </w:pPr>
+    </w:p>
+    <w:p>
+      <w:pPr>
+        <w:numPr>
+          <w:ilvl w:val="0"/>
+          <w:numId w:val="0"/>
+        </w:numPr>
+        <w:pBdr>
+          <w:bottom w:val="single" w:color="auto" w:sz="4" w:space="0"/>
+        </w:pBdr>
+        <w:ind w:leftChars="0"/>
+      </w:pPr>
+    </w:p>
+    <w:p>
+      <w:pPr>
+        <w:numPr>
+          <w:ilvl w:val="0"/>
+          <w:numId w:val="0"/>
+        </w:numPr>
+        <w:pBdr>
+          <w:bottom w:val="single" w:color="auto" w:sz="4" w:space="0"/>
+        </w:pBdr>
+        <w:ind w:leftChars="0"/>
+      </w:pPr>
+    </w:p>
+    <w:p>
+      <w:pPr>
+        <w:numPr>
+          <w:ilvl w:val="0"/>
+          <w:numId w:val="0"/>
+        </w:numPr>
+        <w:pBdr>
+          <w:bottom w:val="single" w:color="auto" w:sz="4" w:space="0"/>
+        </w:pBdr>
+        <w:ind w:leftChars="0"/>
+      </w:pPr>
+    </w:p>
+    <w:p>
+      <w:pPr>
+        <w:numPr>
+          <w:ilvl w:val="0"/>
+          <w:numId w:val="0"/>
+        </w:numPr>
+        <w:pBdr>
+          <w:bottom w:val="single" w:color="auto" w:sz="4" w:space="0"/>
+        </w:pBdr>
+        <w:ind w:leftChars="0"/>
+      </w:pPr>
+    </w:p>
+    <w:p>
+      <w:pPr>
+        <w:numPr>
+          <w:ilvl w:val="0"/>
+          <w:numId w:val="0"/>
+        </w:numPr>
+        <w:pBdr>
+          <w:bottom w:val="single" w:color="auto" w:sz="4" w:space="0"/>
+        </w:pBdr>
+        <w:ind w:leftChars="0"/>
+      </w:pPr>
+    </w:p>
+    <w:p>
+      <w:pPr>
+        <w:numPr>
+          <w:ilvl w:val="0"/>
+          <w:numId w:val="0"/>
+        </w:numPr>
+        <w:pBdr>
+          <w:bottom w:val="single" w:color="auto" w:sz="4" w:space="0"/>
+        </w:pBdr>
+        <w:ind w:leftChars="0"/>
+      </w:pPr>
+    </w:p>
+    <w:p>
+      <w:pPr>
+        <w:numPr>
+          <w:ilvl w:val="0"/>
+          <w:numId w:val="0"/>
+        </w:numPr>
+        <w:pBdr>
+          <w:bottom w:val="single" w:color="auto" w:sz="4" w:space="0"/>
+        </w:pBdr>
+        <w:ind w:leftChars="0"/>
+      </w:pPr>
     </w:p>
     <w:p>
       <w:pPr>
@@ -12270,7 +13245,7 @@
                     </pic:cNvPicPr>
                   </pic:nvPicPr>
                   <pic:blipFill>
-                    <a:blip r:embed="rId71"/>
+                    <a:blip r:embed="rId77"/>
                     <a:stretch>
                       <a:fillRect/>
                     </a:stretch>

--- a/Vocab_3.docx
+++ b/Vocab_3.docx
@@ -7784,6 +7784,7 @@
     <w:p>
       <w:pPr>
         <w:numPr>
+          <w:ilvl w:val="0"/>
           <w:numId w:val="0"/>
         </w:numPr>
         <w:pBdr>
@@ -7879,7 +7880,6 @@
           <w:lang w:val="en-US"/>
         </w:rPr>
         <w:tab/>
-        <w:t/>
       </w:r>
       <w:r>
         <w:rPr>
@@ -7887,7 +7887,6 @@
           <w:lang w:val="en-US"/>
         </w:rPr>
         <w:tab/>
-        <w:t/>
       </w:r>
       <w:r>
         <w:rPr>
@@ -7895,7 +7894,6 @@
           <w:lang w:val="en-US"/>
         </w:rPr>
         <w:tab/>
-        <w:t/>
       </w:r>
       <w:r>
         <w:rPr>
@@ -7903,7 +7901,6 @@
           <w:lang w:val="en-US"/>
         </w:rPr>
         <w:tab/>
-        <w:t/>
       </w:r>
       <w:r>
         <w:rPr>
@@ -7911,12 +7908,19 @@
           <w:lang w:val="en-US"/>
         </w:rPr>
         <w:tab/>
+      </w:r>
+      <w:r>
+        <w:rPr>
+          <w:rFonts w:hint="default"/>
+          <w:lang w:val="en-US"/>
+        </w:rPr>
         <w:t>- đương kim vô địch</w:t>
       </w:r>
     </w:p>
     <w:p>
       <w:pPr>
         <w:numPr>
+          <w:ilvl w:val="0"/>
           <w:numId w:val="0"/>
         </w:numPr>
         <w:pBdr>
@@ -7956,7 +7960,6 @@
           <w:lang w:val="en-US"/>
         </w:rPr>
         <w:tab/>
-        <w:t/>
       </w:r>
       <w:r>
         <w:rPr>
@@ -7964,7 +7967,6 @@
           <w:lang w:val="en-US"/>
         </w:rPr>
         <w:tab/>
-        <w:t/>
       </w:r>
       <w:r>
         <w:rPr>
@@ -7972,7 +7974,6 @@
           <w:lang w:val="en-US"/>
         </w:rPr>
         <w:tab/>
-        <w:t/>
       </w:r>
       <w:r>
         <w:rPr>
@@ -7980,12 +7981,19 @@
           <w:lang w:val="en-US"/>
         </w:rPr>
         <w:tab/>
+      </w:r>
+      <w:r>
+        <w:rPr>
+          <w:rFonts w:hint="default"/>
+          <w:lang w:val="en-US"/>
+        </w:rPr>
         <w:t>- thích cái này hơn cái khác</w:t>
       </w:r>
     </w:p>
     <w:p>
       <w:pPr>
         <w:numPr>
+          <w:ilvl w:val="0"/>
           <w:numId w:val="0"/>
         </w:numPr>
         <w:pBdr>
@@ -8008,6 +8016,7 @@
     <w:p>
       <w:pPr>
         <w:numPr>
+          <w:ilvl w:val="0"/>
           <w:numId w:val="0"/>
         </w:numPr>
         <w:pBdr>
@@ -8030,6 +8039,7 @@
     <w:p>
       <w:pPr>
         <w:numPr>
+          <w:ilvl w:val="0"/>
           <w:numId w:val="0"/>
         </w:numPr>
         <w:pBdr>
@@ -8070,7 +8080,6 @@
           <w:lang w:val="en-US"/>
         </w:rPr>
         <w:tab/>
-        <w:t/>
       </w:r>
       <w:r>
         <w:rPr>
@@ -8078,7 +8087,6 @@
           <w:lang w:val="en-US"/>
         </w:rPr>
         <w:tab/>
-        <w:t/>
       </w:r>
       <w:r>
         <w:rPr>
@@ -8086,12 +8094,19 @@
           <w:lang w:val="en-US"/>
         </w:rPr>
         <w:tab/>
+      </w:r>
+      <w:r>
+        <w:rPr>
+          <w:rFonts w:hint="default"/>
+          <w:lang w:val="en-US"/>
+        </w:rPr>
         <w:t>- đã đến lúc làm gì</w:t>
       </w:r>
     </w:p>
     <w:p>
       <w:pPr>
         <w:numPr>
+          <w:ilvl w:val="0"/>
           <w:numId w:val="0"/>
         </w:numPr>
         <w:pBdr>
@@ -8114,6 +8129,7 @@
     <w:p>
       <w:pPr>
         <w:numPr>
+          <w:ilvl w:val="0"/>
           <w:numId w:val="0"/>
         </w:numPr>
         <w:pBdr>
@@ -8154,6 +8170,12 @@
           <w:lang w:val="en-US"/>
         </w:rPr>
         <w:tab/>
+      </w:r>
+      <w:r>
+        <w:rPr>
+          <w:rFonts w:hint="default"/>
+          <w:lang w:val="en-US"/>
+        </w:rPr>
         <w:t>= Imagine + V-ing</w:t>
       </w:r>
       <w:r>
@@ -8162,7 +8184,6 @@
           <w:lang w:val="en-US"/>
         </w:rPr>
         <w:tab/>
-        <w:t/>
       </w:r>
       <w:r>
         <w:rPr>
@@ -8170,12 +8191,19 @@
           <w:lang w:val="en-US"/>
         </w:rPr>
         <w:tab/>
+      </w:r>
+      <w:r>
+        <w:rPr>
+          <w:rFonts w:hint="default"/>
+          <w:lang w:val="en-US"/>
+        </w:rPr>
         <w:t>- hãy tưởng tượng nếu</w:t>
       </w:r>
     </w:p>
     <w:p>
       <w:pPr>
         <w:numPr>
+          <w:ilvl w:val="0"/>
           <w:numId w:val="0"/>
         </w:numPr>
         <w:pBdr>
@@ -8198,6 +8226,7 @@
     <w:p>
       <w:pPr>
         <w:numPr>
+          <w:ilvl w:val="0"/>
           <w:numId w:val="0"/>
         </w:numPr>
         <w:pBdr>
@@ -8238,7 +8267,6 @@
           <w:lang w:val="en-US"/>
         </w:rPr>
         <w:tab/>
-        <w:t/>
       </w:r>
       <w:r>
         <w:rPr>
@@ -8246,7 +8274,6 @@
           <w:lang w:val="en-US"/>
         </w:rPr>
         <w:tab/>
-        <w:t/>
       </w:r>
       <w:r>
         <w:rPr>
@@ -8254,12 +8281,19 @@
           <w:lang w:val="en-US"/>
         </w:rPr>
         <w:tab/>
+      </w:r>
+      <w:r>
+        <w:rPr>
+          <w:rFonts w:hint="default"/>
+          <w:lang w:val="en-US"/>
+        </w:rPr>
         <w:t>- giả sử.. thì sao?</w:t>
       </w:r>
     </w:p>
     <w:p>
       <w:pPr>
         <w:numPr>
+          <w:ilvl w:val="0"/>
           <w:numId w:val="0"/>
         </w:numPr>
         <w:pBdr>
@@ -8305,6 +8339,7 @@
     <w:p>
       <w:pPr>
         <w:numPr>
+          <w:ilvl w:val="0"/>
           <w:numId w:val="0"/>
         </w:numPr>
         <w:pBdr>
@@ -8327,6 +8362,7 @@
     <w:p>
       <w:pPr>
         <w:numPr>
+          <w:ilvl w:val="0"/>
           <w:numId w:val="0"/>
         </w:numPr>
         <w:pBdr>
@@ -8365,6 +8401,7 @@
     <w:p>
       <w:pPr>
         <w:numPr>
+          <w:ilvl w:val="0"/>
           <w:numId w:val="0"/>
         </w:numPr>
         <w:pBdr>
@@ -8419,6 +8456,7 @@
     <w:p>
       <w:pPr>
         <w:numPr>
+          <w:ilvl w:val="0"/>
           <w:numId w:val="0"/>
         </w:numPr>
         <w:pBdr>
@@ -8455,7 +8493,6 @@
           <w:lang w:val="en-US"/>
         </w:rPr>
         <w:tab/>
-        <w:t/>
       </w:r>
       <w:r>
         <w:rPr>
@@ -8463,7 +8500,6 @@
           <w:lang w:val="en-US"/>
         </w:rPr>
         <w:tab/>
-        <w:t/>
       </w:r>
       <w:r>
         <w:rPr>
@@ -8471,12 +8507,19 @@
           <w:lang w:val="en-US"/>
         </w:rPr>
         <w:tab/>
+      </w:r>
+      <w:r>
+        <w:rPr>
+          <w:rFonts w:hint="default"/>
+          <w:lang w:val="en-US"/>
+        </w:rPr>
         <w:t>-  gặp khó khăn khi làm gì</w:t>
       </w:r>
     </w:p>
     <w:p>
       <w:pPr>
         <w:numPr>
+          <w:ilvl w:val="0"/>
           <w:numId w:val="0"/>
         </w:numPr>
         <w:pBdr>
@@ -8499,6 +8542,7 @@
     <w:p>
       <w:pPr>
         <w:numPr>
+          <w:ilvl w:val="0"/>
           <w:numId w:val="0"/>
         </w:numPr>
         <w:pBdr>
@@ -8675,6 +8719,7 @@
     <w:p>
       <w:pPr>
         <w:numPr>
+          <w:ilvl w:val="0"/>
           <w:numId w:val="0"/>
         </w:numPr>
         <w:pBdr>
@@ -8712,6 +8757,7 @@
     <w:p>
       <w:pPr>
         <w:numPr>
+          <w:ilvl w:val="0"/>
           <w:numId w:val="0"/>
         </w:numPr>
         <w:pBdr>
@@ -8766,6 +8812,7 @@
     <w:p>
       <w:pPr>
         <w:numPr>
+          <w:ilvl w:val="0"/>
           <w:numId w:val="0"/>
         </w:numPr>
         <w:pBdr>
@@ -8800,6 +8847,7 @@
     <w:p>
       <w:pPr>
         <w:numPr>
+          <w:ilvl w:val="0"/>
           <w:numId w:val="0"/>
         </w:numPr>
         <w:pBdr>
@@ -8854,6 +8902,7 @@
     <w:p>
       <w:pPr>
         <w:numPr>
+          <w:ilvl w:val="0"/>
           <w:numId w:val="0"/>
         </w:numPr>
         <w:pBdr>
@@ -8876,6 +8925,7 @@
     <w:p>
       <w:pPr>
         <w:numPr>
+          <w:ilvl w:val="0"/>
           <w:numId w:val="0"/>
         </w:numPr>
         <w:pBdr>
@@ -8914,6 +8964,7 @@
     <w:p>
       <w:pPr>
         <w:numPr>
+          <w:ilvl w:val="0"/>
           <w:numId w:val="0"/>
         </w:numPr>
         <w:pBdr>
@@ -8968,6 +9019,7 @@
     <w:p>
       <w:pPr>
         <w:numPr>
+          <w:ilvl w:val="0"/>
           <w:numId w:val="0"/>
         </w:numPr>
         <w:pBdr>
@@ -9004,7 +9056,6 @@
           <w:lang w:val="en-US"/>
         </w:rPr>
         <w:tab/>
-        <w:t/>
       </w:r>
       <w:r>
         <w:rPr>
@@ -9012,7 +9063,6 @@
           <w:lang w:val="en-US"/>
         </w:rPr>
         <w:tab/>
-        <w:t/>
       </w:r>
       <w:r>
         <w:rPr>
@@ -9020,7 +9070,6 @@
           <w:lang w:val="en-US"/>
         </w:rPr>
         <w:tab/>
-        <w:t/>
       </w:r>
       <w:r>
         <w:rPr>
@@ -9028,12 +9077,19 @@
           <w:lang w:val="en-US"/>
         </w:rPr>
         <w:tab/>
+      </w:r>
+      <w:r>
+        <w:rPr>
+          <w:rFonts w:hint="default"/>
+          <w:lang w:val="en-US"/>
+        </w:rPr>
         <w:t>- nhà đầu tư mạo hiểm</w:t>
       </w:r>
     </w:p>
     <w:p>
       <w:pPr>
         <w:numPr>
+          <w:ilvl w:val="0"/>
           <w:numId w:val="0"/>
         </w:numPr>
         <w:pBdr>
@@ -9071,6 +9127,7 @@
     <w:p>
       <w:pPr>
         <w:numPr>
+          <w:ilvl w:val="0"/>
           <w:numId w:val="0"/>
         </w:numPr>
         <w:pBdr>
@@ -9148,6 +9205,7 @@
     <w:p>
       <w:pPr>
         <w:numPr>
+          <w:ilvl w:val="0"/>
           <w:numId w:val="0"/>
         </w:numPr>
         <w:pBdr>
@@ -9202,6 +9260,7 @@
     <w:p>
       <w:pPr>
         <w:numPr>
+          <w:ilvl w:val="0"/>
           <w:numId w:val="0"/>
         </w:numPr>
         <w:pBdr>
@@ -9321,7 +9380,6 @@
           <w:lang w:val="en-US"/>
         </w:rPr>
         <w:tab/>
-        <w:t/>
       </w:r>
       <w:r>
         <w:rPr>
@@ -9329,7 +9387,6 @@
           <w:lang w:val="en-US"/>
         </w:rPr>
         <w:tab/>
-        <w:t/>
       </w:r>
       <w:r>
         <w:rPr>
@@ -9337,7 +9394,6 @@
           <w:lang w:val="en-US"/>
         </w:rPr>
         <w:tab/>
-        <w:t/>
       </w:r>
       <w:r>
         <w:rPr>
@@ -9345,12 +9401,19 @@
           <w:lang w:val="en-US"/>
         </w:rPr>
         <w:tab/>
+      </w:r>
+      <w:r>
+        <w:rPr>
+          <w:rFonts w:hint="default"/>
+          <w:lang w:val="en-US"/>
+        </w:rPr>
         <w:t>- ease restrictions</w:t>
       </w:r>
     </w:p>
     <w:p>
       <w:pPr>
         <w:numPr>
+          <w:ilvl w:val="0"/>
           <w:numId w:val="0"/>
         </w:numPr>
         <w:pBdr>
@@ -9388,6 +9451,7 @@
     <w:p>
       <w:pPr>
         <w:numPr>
+          <w:ilvl w:val="0"/>
           <w:numId w:val="0"/>
         </w:numPr>
         <w:pBdr>
@@ -9442,6 +9506,7 @@
     <w:p>
       <w:pPr>
         <w:numPr>
+          <w:ilvl w:val="0"/>
           <w:numId w:val="0"/>
         </w:numPr>
         <w:pBdr>
@@ -9476,6 +9541,7 @@
     <w:p>
       <w:pPr>
         <w:numPr>
+          <w:ilvl w:val="0"/>
           <w:numId w:val="0"/>
         </w:numPr>
         <w:pBdr>
@@ -9530,6 +9596,7 @@
     <w:p>
       <w:pPr>
         <w:numPr>
+          <w:ilvl w:val="0"/>
           <w:numId w:val="0"/>
         </w:numPr>
         <w:pBdr>
@@ -9719,6 +9786,7 @@
     <w:p>
       <w:pPr>
         <w:numPr>
+          <w:ilvl w:val="0"/>
           <w:numId w:val="0"/>
         </w:numPr>
         <w:pBdr>
@@ -9773,6 +9841,7 @@
     <w:p>
       <w:pPr>
         <w:numPr>
+          <w:ilvl w:val="0"/>
           <w:numId w:val="0"/>
         </w:numPr>
         <w:pBdr>
@@ -9809,7 +9878,6 @@
           <w:lang w:val="en-US"/>
         </w:rPr>
         <w:tab/>
-        <w:t/>
       </w:r>
       <w:r>
         <w:rPr>
@@ -9817,7 +9885,6 @@
           <w:lang w:val="en-US"/>
         </w:rPr>
         <w:tab/>
-        <w:t/>
       </w:r>
       <w:r>
         <w:rPr>
@@ -9825,7 +9892,6 @@
           <w:lang w:val="en-US"/>
         </w:rPr>
         <w:tab/>
-        <w:t/>
       </w:r>
       <w:r>
         <w:rPr>
@@ -9833,7 +9899,6 @@
           <w:lang w:val="en-US"/>
         </w:rPr>
         <w:tab/>
-        <w:t/>
       </w:r>
       <w:r>
         <w:rPr>
@@ -9841,12 +9906,19 @@
           <w:lang w:val="en-US"/>
         </w:rPr>
         <w:tab/>
+      </w:r>
+      <w:r>
+        <w:rPr>
+          <w:rFonts w:hint="default"/>
+          <w:lang w:val="en-US"/>
+        </w:rPr>
         <w:t>- sỉ số lớp</w:t>
       </w:r>
     </w:p>
     <w:p>
       <w:pPr>
         <w:numPr>
+          <w:ilvl w:val="0"/>
           <w:numId w:val="0"/>
         </w:numPr>
         <w:pBdr>
@@ -9969,7 +10041,6 @@
           <w:lang w:val="en-US"/>
         </w:rPr>
         <w:tab/>
-        <w:t/>
       </w:r>
       <w:r>
         <w:rPr>
@@ -9977,7 +10048,6 @@
           <w:lang w:val="en-US"/>
         </w:rPr>
         <w:tab/>
-        <w:t/>
       </w:r>
       <w:r>
         <w:rPr>
@@ -9985,7 +10055,6 @@
           <w:lang w:val="en-US"/>
         </w:rPr>
         <w:tab/>
-        <w:t/>
       </w:r>
       <w:r>
         <w:rPr>
@@ -9993,7 +10062,6 @@
           <w:lang w:val="en-US"/>
         </w:rPr>
         <w:tab/>
-        <w:t/>
       </w:r>
       <w:r>
         <w:rPr>
@@ -10001,7 +10069,6 @@
           <w:lang w:val="en-US"/>
         </w:rPr>
         <w:tab/>
-        <w:t/>
       </w:r>
       <w:r>
         <w:rPr>
@@ -10009,12 +10076,19 @@
           <w:lang w:val="en-US"/>
         </w:rPr>
         <w:tab/>
+      </w:r>
+      <w:r>
+        <w:rPr>
+          <w:rFonts w:hint="default"/>
+          <w:lang w:val="en-US"/>
+        </w:rPr>
         <w:t>- nghiên cứu sinh</w:t>
       </w:r>
     </w:p>
     <w:p>
       <w:pPr>
         <w:numPr>
+          <w:ilvl w:val="0"/>
           <w:numId w:val="0"/>
         </w:numPr>
         <w:pBdr>
@@ -10052,6 +10126,7 @@
     <w:p>
       <w:pPr>
         <w:numPr>
+          <w:ilvl w:val="0"/>
           <w:numId w:val="0"/>
         </w:numPr>
         <w:pBdr>
@@ -10106,6 +10181,7 @@
     <w:p>
       <w:pPr>
         <w:numPr>
+          <w:ilvl w:val="0"/>
           <w:numId w:val="0"/>
         </w:numPr>
         <w:pBdr>
@@ -10140,6 +10216,7 @@
     <w:p>
       <w:pPr>
         <w:numPr>
+          <w:ilvl w:val="0"/>
           <w:numId w:val="0"/>
         </w:numPr>
         <w:pBdr>
@@ -10194,83 +10271,91 @@
     <w:p>
       <w:pPr>
         <w:numPr>
-          <w:numId w:val="0"/>
-        </w:numPr>
-        <w:pBdr>
-          <w:bottom w:val="single" w:color="auto" w:sz="4" w:space="0"/>
-        </w:pBdr>
-        <w:ind w:leftChars="0"/>
-      </w:pPr>
-    </w:p>
-    <w:p>
-      <w:pPr>
-        <w:numPr>
-          <w:numId w:val="0"/>
-        </w:numPr>
-        <w:pBdr>
-          <w:bottom w:val="single" w:color="auto" w:sz="4" w:space="0"/>
-        </w:pBdr>
-        <w:ind w:leftChars="0"/>
-      </w:pPr>
-    </w:p>
-    <w:p>
-      <w:pPr>
-        <w:numPr>
-          <w:numId w:val="0"/>
-        </w:numPr>
-        <w:pBdr>
-          <w:bottom w:val="single" w:color="auto" w:sz="4" w:space="0"/>
-        </w:pBdr>
-        <w:ind w:leftChars="0"/>
-      </w:pPr>
-    </w:p>
-    <w:p>
-      <w:pPr>
-        <w:numPr>
-          <w:numId w:val="0"/>
-        </w:numPr>
-        <w:pBdr>
-          <w:bottom w:val="single" w:color="auto" w:sz="4" w:space="0"/>
-        </w:pBdr>
-        <w:ind w:leftChars="0"/>
-      </w:pPr>
-    </w:p>
-    <w:p>
-      <w:pPr>
-        <w:numPr>
-          <w:numId w:val="0"/>
-        </w:numPr>
-        <w:pBdr>
-          <w:bottom w:val="single" w:color="auto" w:sz="4" w:space="0"/>
-        </w:pBdr>
-        <w:ind w:leftChars="0"/>
-      </w:pPr>
-    </w:p>
-    <w:p>
-      <w:pPr>
-        <w:numPr>
-          <w:numId w:val="0"/>
-        </w:numPr>
-        <w:pBdr>
-          <w:bottom w:val="single" w:color="auto" w:sz="4" w:space="0"/>
-        </w:pBdr>
-        <w:ind w:leftChars="0"/>
-      </w:pPr>
-    </w:p>
-    <w:p>
-      <w:pPr>
-        <w:numPr>
-          <w:numId w:val="0"/>
-        </w:numPr>
-        <w:pBdr>
-          <w:bottom w:val="single" w:color="auto" w:sz="4" w:space="0"/>
-        </w:pBdr>
-        <w:ind w:leftChars="0"/>
-      </w:pPr>
-    </w:p>
-    <w:p>
-      <w:pPr>
-        <w:numPr>
+          <w:ilvl w:val="0"/>
+          <w:numId w:val="0"/>
+        </w:numPr>
+        <w:pBdr>
+          <w:bottom w:val="single" w:color="auto" w:sz="4" w:space="0"/>
+        </w:pBdr>
+        <w:ind w:leftChars="0"/>
+      </w:pPr>
+    </w:p>
+    <w:p>
+      <w:pPr>
+        <w:numPr>
+          <w:ilvl w:val="0"/>
+          <w:numId w:val="0"/>
+        </w:numPr>
+        <w:pBdr>
+          <w:bottom w:val="single" w:color="auto" w:sz="4" w:space="0"/>
+        </w:pBdr>
+        <w:ind w:leftChars="0"/>
+      </w:pPr>
+    </w:p>
+    <w:p>
+      <w:pPr>
+        <w:numPr>
+          <w:ilvl w:val="0"/>
+          <w:numId w:val="0"/>
+        </w:numPr>
+        <w:pBdr>
+          <w:bottom w:val="single" w:color="auto" w:sz="4" w:space="0"/>
+        </w:pBdr>
+        <w:ind w:leftChars="0"/>
+      </w:pPr>
+    </w:p>
+    <w:p>
+      <w:pPr>
+        <w:numPr>
+          <w:ilvl w:val="0"/>
+          <w:numId w:val="0"/>
+        </w:numPr>
+        <w:pBdr>
+          <w:bottom w:val="single" w:color="auto" w:sz="4" w:space="0"/>
+        </w:pBdr>
+        <w:ind w:leftChars="0"/>
+      </w:pPr>
+    </w:p>
+    <w:p>
+      <w:pPr>
+        <w:numPr>
+          <w:ilvl w:val="0"/>
+          <w:numId w:val="0"/>
+        </w:numPr>
+        <w:pBdr>
+          <w:bottom w:val="single" w:color="auto" w:sz="4" w:space="0"/>
+        </w:pBdr>
+        <w:ind w:leftChars="0"/>
+      </w:pPr>
+    </w:p>
+    <w:p>
+      <w:pPr>
+        <w:numPr>
+          <w:ilvl w:val="0"/>
+          <w:numId w:val="0"/>
+        </w:numPr>
+        <w:pBdr>
+          <w:bottom w:val="single" w:color="auto" w:sz="4" w:space="0"/>
+        </w:pBdr>
+        <w:ind w:leftChars="0"/>
+      </w:pPr>
+    </w:p>
+    <w:p>
+      <w:pPr>
+        <w:numPr>
+          <w:ilvl w:val="0"/>
+          <w:numId w:val="0"/>
+        </w:numPr>
+        <w:pBdr>
+          <w:bottom w:val="single" w:color="auto" w:sz="4" w:space="0"/>
+        </w:pBdr>
+        <w:ind w:leftChars="0"/>
+      </w:pPr>
+    </w:p>
+    <w:p>
+      <w:pPr>
+        <w:numPr>
+          <w:ilvl w:val="0"/>
           <w:numId w:val="0"/>
         </w:numPr>
         <w:pBdr>
@@ -10305,6 +10390,7 @@
     <w:p>
       <w:pPr>
         <w:numPr>
+          <w:ilvl w:val="0"/>
           <w:numId w:val="0"/>
         </w:numPr>
         <w:pBdr>
@@ -10359,6 +10445,7 @@
     <w:p>
       <w:pPr>
         <w:numPr>
+          <w:ilvl w:val="0"/>
           <w:numId w:val="0"/>
         </w:numPr>
         <w:pBdr>
@@ -10393,6 +10480,7 @@
     <w:p>
       <w:pPr>
         <w:numPr>
+          <w:ilvl w:val="0"/>
           <w:numId w:val="0"/>
         </w:numPr>
         <w:pBdr>
@@ -10447,6 +10535,7 @@
     <w:p>
       <w:pPr>
         <w:numPr>
+          <w:ilvl w:val="0"/>
           <w:numId w:val="0"/>
         </w:numPr>
         <w:pBdr>
@@ -10481,6 +10570,7 @@
     <w:p>
       <w:pPr>
         <w:numPr>
+          <w:ilvl w:val="0"/>
           <w:numId w:val="0"/>
         </w:numPr>
         <w:pBdr>
@@ -10539,98 +10629,107 @@
     <w:p>
       <w:pPr>
         <w:numPr>
-          <w:numId w:val="0"/>
-        </w:numPr>
-        <w:pBdr>
-          <w:bottom w:val="single" w:color="auto" w:sz="4" w:space="0"/>
-        </w:pBdr>
-        <w:ind w:leftChars="0"/>
-      </w:pPr>
-    </w:p>
-    <w:p>
-      <w:pPr>
-        <w:numPr>
-          <w:numId w:val="0"/>
-        </w:numPr>
-        <w:pBdr>
-          <w:bottom w:val="single" w:color="auto" w:sz="4" w:space="0"/>
-        </w:pBdr>
-        <w:ind w:leftChars="0"/>
-        <w:rPr>
-          <w:rFonts w:hint="default"/>
-          <w:lang w:val="en-US"/>
-        </w:rPr>
-      </w:pPr>
-    </w:p>
-    <w:p>
-      <w:pPr>
-        <w:numPr>
-          <w:numId w:val="0"/>
-        </w:numPr>
-        <w:pBdr>
-          <w:bottom w:val="single" w:color="auto" w:sz="4" w:space="0"/>
-        </w:pBdr>
-        <w:ind w:leftChars="0"/>
-      </w:pPr>
-    </w:p>
-    <w:p>
-      <w:pPr>
-        <w:numPr>
-          <w:numId w:val="0"/>
-        </w:numPr>
-        <w:pBdr>
-          <w:bottom w:val="single" w:color="auto" w:sz="4" w:space="0"/>
-        </w:pBdr>
-        <w:ind w:leftChars="0"/>
-      </w:pPr>
-    </w:p>
-    <w:p>
-      <w:pPr>
-        <w:numPr>
-          <w:numId w:val="0"/>
-        </w:numPr>
-        <w:pBdr>
-          <w:bottom w:val="single" w:color="auto" w:sz="4" w:space="0"/>
-        </w:pBdr>
-        <w:ind w:leftChars="0"/>
-      </w:pPr>
-    </w:p>
-    <w:p>
-      <w:pPr>
-        <w:numPr>
-          <w:numId w:val="0"/>
-        </w:numPr>
-        <w:pBdr>
-          <w:bottom w:val="single" w:color="auto" w:sz="4" w:space="0"/>
-        </w:pBdr>
-        <w:ind w:leftChars="0"/>
-      </w:pPr>
-    </w:p>
-    <w:p>
-      <w:pPr>
-        <w:numPr>
-          <w:numId w:val="0"/>
-        </w:numPr>
-        <w:pBdr>
-          <w:bottom w:val="single" w:color="auto" w:sz="4" w:space="0"/>
-        </w:pBdr>
-        <w:ind w:leftChars="0"/>
-      </w:pPr>
-    </w:p>
-    <w:p>
-      <w:pPr>
-        <w:numPr>
-          <w:numId w:val="0"/>
-        </w:numPr>
-        <w:pBdr>
-          <w:bottom w:val="single" w:color="auto" w:sz="4" w:space="0"/>
-        </w:pBdr>
-        <w:ind w:leftChars="0"/>
-      </w:pPr>
-    </w:p>
-    <w:p>
-      <w:pPr>
-        <w:numPr>
+          <w:ilvl w:val="0"/>
+          <w:numId w:val="0"/>
+        </w:numPr>
+        <w:pBdr>
+          <w:bottom w:val="single" w:color="auto" w:sz="4" w:space="0"/>
+        </w:pBdr>
+        <w:ind w:leftChars="0"/>
+      </w:pPr>
+    </w:p>
+    <w:p>
+      <w:pPr>
+        <w:numPr>
+          <w:ilvl w:val="0"/>
+          <w:numId w:val="0"/>
+        </w:numPr>
+        <w:pBdr>
+          <w:bottom w:val="single" w:color="auto" w:sz="4" w:space="0"/>
+        </w:pBdr>
+        <w:ind w:leftChars="0"/>
+        <w:rPr>
+          <w:rFonts w:hint="default"/>
+          <w:lang w:val="en-US"/>
+        </w:rPr>
+      </w:pPr>
+    </w:p>
+    <w:p>
+      <w:pPr>
+        <w:numPr>
+          <w:ilvl w:val="0"/>
+          <w:numId w:val="0"/>
+        </w:numPr>
+        <w:pBdr>
+          <w:bottom w:val="single" w:color="auto" w:sz="4" w:space="0"/>
+        </w:pBdr>
+        <w:ind w:leftChars="0"/>
+      </w:pPr>
+    </w:p>
+    <w:p>
+      <w:pPr>
+        <w:numPr>
+          <w:ilvl w:val="0"/>
+          <w:numId w:val="0"/>
+        </w:numPr>
+        <w:pBdr>
+          <w:bottom w:val="single" w:color="auto" w:sz="4" w:space="0"/>
+        </w:pBdr>
+        <w:ind w:leftChars="0"/>
+      </w:pPr>
+    </w:p>
+    <w:p>
+      <w:pPr>
+        <w:numPr>
+          <w:ilvl w:val="0"/>
+          <w:numId w:val="0"/>
+        </w:numPr>
+        <w:pBdr>
+          <w:bottom w:val="single" w:color="auto" w:sz="4" w:space="0"/>
+        </w:pBdr>
+        <w:ind w:leftChars="0"/>
+      </w:pPr>
+    </w:p>
+    <w:p>
+      <w:pPr>
+        <w:numPr>
+          <w:ilvl w:val="0"/>
+          <w:numId w:val="0"/>
+        </w:numPr>
+        <w:pBdr>
+          <w:bottom w:val="single" w:color="auto" w:sz="4" w:space="0"/>
+        </w:pBdr>
+        <w:ind w:leftChars="0"/>
+      </w:pPr>
+    </w:p>
+    <w:p>
+      <w:pPr>
+        <w:numPr>
+          <w:ilvl w:val="0"/>
+          <w:numId w:val="0"/>
+        </w:numPr>
+        <w:pBdr>
+          <w:bottom w:val="single" w:color="auto" w:sz="4" w:space="0"/>
+        </w:pBdr>
+        <w:ind w:leftChars="0"/>
+      </w:pPr>
+    </w:p>
+    <w:p>
+      <w:pPr>
+        <w:numPr>
+          <w:ilvl w:val="0"/>
+          <w:numId w:val="0"/>
+        </w:numPr>
+        <w:pBdr>
+          <w:bottom w:val="single" w:color="auto" w:sz="4" w:space="0"/>
+        </w:pBdr>
+        <w:ind w:leftChars="0"/>
+      </w:pPr>
+    </w:p>
+    <w:p>
+      <w:pPr>
+        <w:numPr>
+          <w:ilvl w:val="0"/>
           <w:numId w:val="0"/>
         </w:numPr>
         <w:pBdr>
@@ -10665,6 +10764,7 @@
     <w:p>
       <w:pPr>
         <w:numPr>
+          <w:ilvl w:val="0"/>
           <w:numId w:val="0"/>
         </w:numPr>
         <w:pBdr>
@@ -10719,6 +10819,7 @@
     <w:p>
       <w:pPr>
         <w:numPr>
+          <w:ilvl w:val="0"/>
           <w:numId w:val="0"/>
         </w:numPr>
         <w:pBdr>
@@ -10753,6 +10854,7 @@
     <w:p>
       <w:pPr>
         <w:numPr>
+          <w:ilvl w:val="0"/>
           <w:numId w:val="0"/>
         </w:numPr>
         <w:pBdr>
@@ -10807,6 +10909,7 @@
     <w:p>
       <w:pPr>
         <w:numPr>
+          <w:ilvl w:val="0"/>
           <w:numId w:val="0"/>
         </w:numPr>
         <w:pBdr>
@@ -10841,6 +10944,7 @@
     <w:p>
       <w:pPr>
         <w:numPr>
+          <w:ilvl w:val="0"/>
           <w:numId w:val="0"/>
         </w:numPr>
         <w:pBdr>
@@ -11011,6 +11115,7 @@
     <w:p>
       <w:pPr>
         <w:numPr>
+          <w:ilvl w:val="0"/>
           <w:numId w:val="0"/>
         </w:numPr>
         <w:pBdr>
@@ -11103,6 +11208,33 @@
           <w:bottom w:val="single" w:color="auto" w:sz="4" w:space="0"/>
         </w:pBdr>
         <w:ind w:leftChars="0"/>
+        <w:rPr>
+          <w:rFonts w:hint="default"/>
+          <w:lang w:val="en-US"/>
+        </w:rPr>
+      </w:pPr>
+      <w:r>
+        <w:rPr>
+          <w:rFonts w:hint="default"/>
+          <w:lang w:val="en-US"/>
+        </w:rPr>
+        <w:t>Model V + Adv + be</w:t>
+      </w:r>
+    </w:p>
+    <w:p>
+      <w:pPr>
+        <w:numPr>
+          <w:ilvl w:val="0"/>
+          <w:numId w:val="0"/>
+        </w:numPr>
+        <w:pBdr>
+          <w:bottom w:val="single" w:color="auto" w:sz="4" w:space="0"/>
+        </w:pBdr>
+        <w:ind w:leftChars="0"/>
+        <w:rPr>
+          <w:rFonts w:hint="default"/>
+          <w:lang w:val="en-US"/>
+        </w:rPr>
       </w:pPr>
     </w:p>
     <w:p>
@@ -11436,6 +11568,7 @@
     <w:p>
       <w:pPr>
         <w:numPr>
+          <w:ilvl w:val="0"/>
           <w:numId w:val="0"/>
         </w:numPr>
         <w:pBdr>
@@ -11490,12 +11623,699 @@
     <w:p>
       <w:pPr>
         <w:numPr>
-          <w:numId w:val="0"/>
-        </w:numPr>
-        <w:pBdr>
-          <w:bottom w:val="single" w:color="auto" w:sz="4" w:space="0"/>
-        </w:pBdr>
-        <w:ind w:leftChars="0"/>
+          <w:ilvl w:val="0"/>
+          <w:numId w:val="0"/>
+        </w:numPr>
+        <w:pBdr>
+          <w:bottom w:val="single" w:color="auto" w:sz="4" w:space="0"/>
+        </w:pBdr>
+        <w:ind w:leftChars="0"/>
+      </w:pPr>
+    </w:p>
+    <w:p>
+      <w:pPr>
+        <w:numPr>
+          <w:ilvl w:val="0"/>
+          <w:numId w:val="0"/>
+        </w:numPr>
+        <w:pBdr>
+          <w:bottom w:val="single" w:color="auto" w:sz="4" w:space="0"/>
+        </w:pBdr>
+        <w:ind w:leftChars="0"/>
+        <w:rPr>
+          <w:rFonts w:hint="default"/>
+          <w:lang w:val="en-US"/>
+        </w:rPr>
+      </w:pPr>
+      <w:r>
+        <w:rPr>
+          <w:rFonts w:hint="default"/>
+          <w:lang w:val="en-US"/>
+        </w:rPr>
+        <w:t>xxxxxxxxxxxxxxxxxxxxxx</w:t>
+      </w:r>
+    </w:p>
+    <w:p>
+      <w:pPr>
+        <w:numPr>
+          <w:ilvl w:val="0"/>
+          <w:numId w:val="0"/>
+        </w:numPr>
+        <w:pBdr>
+          <w:bottom w:val="single" w:color="auto" w:sz="4" w:space="0"/>
+        </w:pBdr>
+        <w:ind w:leftChars="0"/>
+      </w:pPr>
+    </w:p>
+    <w:p>
+      <w:pPr>
+        <w:numPr>
+          <w:ilvl w:val="0"/>
+          <w:numId w:val="2"/>
+        </w:numPr>
+        <w:pBdr>
+          <w:bottom w:val="single" w:color="auto" w:sz="4" w:space="0"/>
+        </w:pBdr>
+        <w:ind w:left="0" w:leftChars="0" w:firstLine="0" w:firstLineChars="0"/>
+        <w:rPr>
+          <w:rFonts w:hint="default"/>
+          <w:lang w:val="en-US"/>
+        </w:rPr>
+      </w:pPr>
+      <w:r>
+        <w:rPr>
+          <w:rFonts w:hint="default"/>
+          <w:lang w:val="en-US"/>
+        </w:rPr>
+        <w:t>Enter</w:t>
+      </w:r>
+    </w:p>
+    <w:p>
+      <w:pPr>
+        <w:numPr>
+          <w:numId w:val="0"/>
+        </w:numPr>
+        <w:pBdr>
+          <w:bottom w:val="single" w:color="auto" w:sz="4" w:space="0"/>
+        </w:pBdr>
+        <w:ind w:leftChars="0"/>
+      </w:pPr>
+      <w:r>
+        <w:drawing>
+          <wp:inline distT="0" distB="0" distL="114300" distR="114300">
+            <wp:extent cx="1463040" cy="956945"/>
+            <wp:effectExtent l="0" t="0" r="0" b="3175"/>
+            <wp:docPr id="75" name="Picture 1"/>
+            <wp:cNvGraphicFramePr>
+              <a:graphicFrameLocks xmlns:a="http://schemas.openxmlformats.org/drawingml/2006/main" noChangeAspect="1"/>
+            </wp:cNvGraphicFramePr>
+            <a:graphic xmlns:a="http://schemas.openxmlformats.org/drawingml/2006/main">
+              <a:graphicData uri="http://schemas.openxmlformats.org/drawingml/2006/picture">
+                <pic:pic xmlns:pic="http://schemas.openxmlformats.org/drawingml/2006/picture">
+                  <pic:nvPicPr>
+                    <pic:cNvPr id="75" name="Picture 1"/>
+                    <pic:cNvPicPr>
+                      <a:picLocks noChangeAspect="1"/>
+                    </pic:cNvPicPr>
+                  </pic:nvPicPr>
+                  <pic:blipFill>
+                    <a:blip r:embed="rId77"/>
+                    <a:stretch>
+                      <a:fillRect/>
+                    </a:stretch>
+                  </pic:blipFill>
+                  <pic:spPr>
+                    <a:xfrm>
+                      <a:off x="0" y="0"/>
+                      <a:ext cx="1463040" cy="956945"/>
+                    </a:xfrm>
+                    <a:prstGeom prst="rect">
+                      <a:avLst/>
+                    </a:prstGeom>
+                    <a:noFill/>
+                    <a:ln>
+                      <a:noFill/>
+                    </a:ln>
+                  </pic:spPr>
+                </pic:pic>
+              </a:graphicData>
+            </a:graphic>
+          </wp:inline>
+        </w:drawing>
+      </w:r>
+    </w:p>
+    <w:p>
+      <w:pPr>
+        <w:numPr>
+          <w:numId w:val="0"/>
+        </w:numPr>
+        <w:pBdr>
+          <w:bottom w:val="single" w:color="auto" w:sz="4" w:space="0"/>
+        </w:pBdr>
+        <w:ind w:leftChars="0"/>
+        <w:rPr>
+          <w:rFonts w:hint="default" w:ascii="Calibri" w:hAnsi="Calibri" w:cs="Calibri"/>
+        </w:rPr>
+      </w:pPr>
+    </w:p>
+    <w:p>
+      <w:pPr>
+        <w:numPr>
+          <w:ilvl w:val="0"/>
+          <w:numId w:val="2"/>
+        </w:numPr>
+        <w:pBdr>
+          <w:bottom w:val="single" w:color="auto" w:sz="4" w:space="0"/>
+        </w:pBdr>
+        <w:ind w:left="0" w:leftChars="0" w:firstLine="0" w:firstLineChars="0"/>
+        <w:rPr>
+          <w:rFonts w:hint="default" w:ascii="Calibri" w:hAnsi="Calibri" w:cs="Calibri"/>
+          <w:sz w:val="20"/>
+          <w:szCs w:val="20"/>
+          <w:lang w:val="en-US"/>
+        </w:rPr>
+      </w:pPr>
+      <w:r>
+        <w:rPr>
+          <w:rFonts w:hint="default" w:ascii="Calibri" w:hAnsi="Calibri" w:eastAsia="SimSun" w:cs="Calibri"/>
+          <w:sz w:val="20"/>
+          <w:szCs w:val="20"/>
+        </w:rPr>
+        <w:t>defeated soldiers</w:t>
+      </w:r>
+    </w:p>
+    <w:p>
+      <w:pPr>
+        <w:numPr>
+          <w:numId w:val="0"/>
+        </w:numPr>
+        <w:pBdr>
+          <w:bottom w:val="single" w:color="auto" w:sz="4" w:space="0"/>
+        </w:pBdr>
+        <w:rPr>
+          <w:rFonts w:hint="default" w:ascii="Calibri" w:hAnsi="Calibri" w:eastAsia="SimSun" w:cs="Calibri"/>
+          <w:sz w:val="20"/>
+          <w:szCs w:val="20"/>
+        </w:rPr>
+      </w:pPr>
+    </w:p>
+    <w:p>
+      <w:pPr>
+        <w:numPr>
+          <w:ilvl w:val="0"/>
+          <w:numId w:val="2"/>
+        </w:numPr>
+        <w:pBdr>
+          <w:bottom w:val="single" w:color="auto" w:sz="4" w:space="0"/>
+        </w:pBdr>
+        <w:ind w:left="0" w:leftChars="0" w:firstLine="0" w:firstLineChars="0"/>
+        <w:rPr>
+          <w:rFonts w:hint="default" w:ascii="Calibri" w:hAnsi="Calibri" w:eastAsia="SimSun" w:cs="Calibri"/>
+          <w:sz w:val="20"/>
+          <w:szCs w:val="20"/>
+          <w:lang w:val="en-US"/>
+        </w:rPr>
+      </w:pPr>
+    </w:p>
+    <w:p>
+      <w:pPr>
+        <w:numPr>
+          <w:ilvl w:val="0"/>
+          <w:numId w:val="0"/>
+        </w:numPr>
+        <w:pBdr>
+          <w:bottom w:val="single" w:color="auto" w:sz="4" w:space="0"/>
+        </w:pBdr>
+        <w:ind w:leftChars="0"/>
+      </w:pPr>
+      <w:r>
+        <w:drawing>
+          <wp:inline distT="0" distB="0" distL="114300" distR="114300">
+            <wp:extent cx="2717165" cy="692150"/>
+            <wp:effectExtent l="0" t="0" r="10795" b="8890"/>
+            <wp:docPr id="76" name="Picture 2"/>
+            <wp:cNvGraphicFramePr>
+              <a:graphicFrameLocks xmlns:a="http://schemas.openxmlformats.org/drawingml/2006/main" noChangeAspect="1"/>
+            </wp:cNvGraphicFramePr>
+            <a:graphic xmlns:a="http://schemas.openxmlformats.org/drawingml/2006/main">
+              <a:graphicData uri="http://schemas.openxmlformats.org/drawingml/2006/picture">
+                <pic:pic xmlns:pic="http://schemas.openxmlformats.org/drawingml/2006/picture">
+                  <pic:nvPicPr>
+                    <pic:cNvPr id="76" name="Picture 2"/>
+                    <pic:cNvPicPr>
+                      <a:picLocks noChangeAspect="1"/>
+                    </pic:cNvPicPr>
+                  </pic:nvPicPr>
+                  <pic:blipFill>
+                    <a:blip r:embed="rId78"/>
+                    <a:stretch>
+                      <a:fillRect/>
+                    </a:stretch>
+                  </pic:blipFill>
+                  <pic:spPr>
+                    <a:xfrm>
+                      <a:off x="0" y="0"/>
+                      <a:ext cx="2717165" cy="692150"/>
+                    </a:xfrm>
+                    <a:prstGeom prst="rect">
+                      <a:avLst/>
+                    </a:prstGeom>
+                    <a:noFill/>
+                    <a:ln>
+                      <a:noFill/>
+                    </a:ln>
+                  </pic:spPr>
+                </pic:pic>
+              </a:graphicData>
+            </a:graphic>
+          </wp:inline>
+        </w:drawing>
+      </w:r>
+    </w:p>
+    <w:p>
+      <w:pPr>
+        <w:numPr>
+          <w:ilvl w:val="0"/>
+          <w:numId w:val="0"/>
+        </w:numPr>
+        <w:pBdr>
+          <w:bottom w:val="single" w:color="auto" w:sz="4" w:space="0"/>
+        </w:pBdr>
+        <w:ind w:leftChars="0"/>
+      </w:pPr>
+    </w:p>
+    <w:p>
+      <w:pPr>
+        <w:numPr>
+          <w:ilvl w:val="0"/>
+          <w:numId w:val="2"/>
+        </w:numPr>
+        <w:pBdr>
+          <w:bottom w:val="single" w:color="auto" w:sz="4" w:space="0"/>
+        </w:pBdr>
+        <w:ind w:left="0" w:leftChars="0" w:firstLine="0" w:firstLineChars="0"/>
+        <w:rPr>
+          <w:rFonts w:hint="default"/>
+          <w:lang w:val="en-US"/>
+        </w:rPr>
+      </w:pPr>
+    </w:p>
+    <w:p>
+      <w:pPr>
+        <w:numPr>
+          <w:ilvl w:val="0"/>
+          <w:numId w:val="0"/>
+        </w:numPr>
+        <w:pBdr>
+          <w:bottom w:val="single" w:color="auto" w:sz="4" w:space="0"/>
+        </w:pBdr>
+        <w:ind w:leftChars="0"/>
+      </w:pPr>
+      <w:r>
+        <w:drawing>
+          <wp:inline distT="0" distB="0" distL="114300" distR="114300">
+            <wp:extent cx="3119120" cy="1870710"/>
+            <wp:effectExtent l="0" t="0" r="5080" b="3810"/>
+            <wp:docPr id="77" name="Picture 3"/>
+            <wp:cNvGraphicFramePr>
+              <a:graphicFrameLocks xmlns:a="http://schemas.openxmlformats.org/drawingml/2006/main" noChangeAspect="1"/>
+            </wp:cNvGraphicFramePr>
+            <a:graphic xmlns:a="http://schemas.openxmlformats.org/drawingml/2006/main">
+              <a:graphicData uri="http://schemas.openxmlformats.org/drawingml/2006/picture">
+                <pic:pic xmlns:pic="http://schemas.openxmlformats.org/drawingml/2006/picture">
+                  <pic:nvPicPr>
+                    <pic:cNvPr id="77" name="Picture 3"/>
+                    <pic:cNvPicPr>
+                      <a:picLocks noChangeAspect="1"/>
+                    </pic:cNvPicPr>
+                  </pic:nvPicPr>
+                  <pic:blipFill>
+                    <a:blip r:embed="rId79"/>
+                    <a:stretch>
+                      <a:fillRect/>
+                    </a:stretch>
+                  </pic:blipFill>
+                  <pic:spPr>
+                    <a:xfrm>
+                      <a:off x="0" y="0"/>
+                      <a:ext cx="3119120" cy="1870710"/>
+                    </a:xfrm>
+                    <a:prstGeom prst="rect">
+                      <a:avLst/>
+                    </a:prstGeom>
+                    <a:noFill/>
+                    <a:ln>
+                      <a:noFill/>
+                    </a:ln>
+                  </pic:spPr>
+                </pic:pic>
+              </a:graphicData>
+            </a:graphic>
+          </wp:inline>
+        </w:drawing>
+      </w:r>
+    </w:p>
+    <w:p>
+      <w:pPr>
+        <w:numPr>
+          <w:ilvl w:val="0"/>
+          <w:numId w:val="0"/>
+        </w:numPr>
+        <w:pBdr>
+          <w:bottom w:val="single" w:color="auto" w:sz="4" w:space="0"/>
+        </w:pBdr>
+        <w:ind w:leftChars="0"/>
+      </w:pPr>
+    </w:p>
+    <w:p>
+      <w:pPr>
+        <w:numPr>
+          <w:ilvl w:val="0"/>
+          <w:numId w:val="0"/>
+        </w:numPr>
+        <w:pBdr>
+          <w:bottom w:val="single" w:color="auto" w:sz="4" w:space="0"/>
+        </w:pBdr>
+        <w:ind w:leftChars="0"/>
+      </w:pPr>
+    </w:p>
+    <w:p>
+      <w:pPr>
+        <w:numPr>
+          <w:ilvl w:val="0"/>
+          <w:numId w:val="0"/>
+        </w:numPr>
+        <w:pBdr>
+          <w:bottom w:val="single" w:color="auto" w:sz="4" w:space="0"/>
+        </w:pBdr>
+        <w:ind w:leftChars="0"/>
+      </w:pPr>
+    </w:p>
+    <w:p>
+      <w:pPr>
+        <w:numPr>
+          <w:ilvl w:val="0"/>
+          <w:numId w:val="0"/>
+        </w:numPr>
+        <w:pBdr>
+          <w:bottom w:val="single" w:color="auto" w:sz="4" w:space="0"/>
+        </w:pBdr>
+        <w:ind w:leftChars="0"/>
+      </w:pPr>
+    </w:p>
+    <w:p>
+      <w:pPr>
+        <w:numPr>
+          <w:ilvl w:val="0"/>
+          <w:numId w:val="0"/>
+        </w:numPr>
+        <w:pBdr>
+          <w:bottom w:val="single" w:color="auto" w:sz="4" w:space="0"/>
+        </w:pBdr>
+        <w:ind w:leftChars="0"/>
+      </w:pPr>
+    </w:p>
+    <w:p>
+      <w:pPr>
+        <w:numPr>
+          <w:ilvl w:val="0"/>
+          <w:numId w:val="0"/>
+        </w:numPr>
+        <w:pBdr>
+          <w:bottom w:val="single" w:color="auto" w:sz="4" w:space="0"/>
+        </w:pBdr>
+        <w:ind w:leftChars="0"/>
+      </w:pPr>
+    </w:p>
+    <w:p>
+      <w:pPr>
+        <w:numPr>
+          <w:ilvl w:val="0"/>
+          <w:numId w:val="2"/>
+        </w:numPr>
+        <w:pBdr>
+          <w:bottom w:val="single" w:color="auto" w:sz="4" w:space="0"/>
+        </w:pBdr>
+        <w:ind w:left="0" w:leftChars="0" w:firstLine="0" w:firstLineChars="0"/>
+        <w:rPr>
+          <w:rFonts w:hint="default"/>
+          <w:lang w:val="en-US"/>
+        </w:rPr>
+      </w:pPr>
+    </w:p>
+    <w:p>
+      <w:pPr>
+        <w:numPr>
+          <w:ilvl w:val="0"/>
+          <w:numId w:val="0"/>
+        </w:numPr>
+        <w:pBdr>
+          <w:bottom w:val="single" w:color="auto" w:sz="4" w:space="0"/>
+        </w:pBdr>
+        <w:ind w:leftChars="0"/>
+      </w:pPr>
+      <w:r>
+        <w:drawing>
+          <wp:inline distT="0" distB="0" distL="114300" distR="114300">
+            <wp:extent cx="2115185" cy="1664335"/>
+            <wp:effectExtent l="0" t="0" r="3175" b="12065"/>
+            <wp:docPr id="78" name="Picture 4"/>
+            <wp:cNvGraphicFramePr>
+              <a:graphicFrameLocks xmlns:a="http://schemas.openxmlformats.org/drawingml/2006/main" noChangeAspect="1"/>
+            </wp:cNvGraphicFramePr>
+            <a:graphic xmlns:a="http://schemas.openxmlformats.org/drawingml/2006/main">
+              <a:graphicData uri="http://schemas.openxmlformats.org/drawingml/2006/picture">
+                <pic:pic xmlns:pic="http://schemas.openxmlformats.org/drawingml/2006/picture">
+                  <pic:nvPicPr>
+                    <pic:cNvPr id="78" name="Picture 4"/>
+                    <pic:cNvPicPr>
+                      <a:picLocks noChangeAspect="1"/>
+                    </pic:cNvPicPr>
+                  </pic:nvPicPr>
+                  <pic:blipFill>
+                    <a:blip r:embed="rId80"/>
+                    <a:stretch>
+                      <a:fillRect/>
+                    </a:stretch>
+                  </pic:blipFill>
+                  <pic:spPr>
+                    <a:xfrm>
+                      <a:off x="0" y="0"/>
+                      <a:ext cx="2115185" cy="1664335"/>
+                    </a:xfrm>
+                    <a:prstGeom prst="rect">
+                      <a:avLst/>
+                    </a:prstGeom>
+                    <a:noFill/>
+                    <a:ln>
+                      <a:noFill/>
+                    </a:ln>
+                  </pic:spPr>
+                </pic:pic>
+              </a:graphicData>
+            </a:graphic>
+          </wp:inline>
+        </w:drawing>
+      </w:r>
+    </w:p>
+    <w:p>
+      <w:pPr>
+        <w:numPr>
+          <w:ilvl w:val="0"/>
+          <w:numId w:val="0"/>
+        </w:numPr>
+        <w:pBdr>
+          <w:bottom w:val="single" w:color="auto" w:sz="4" w:space="0"/>
+        </w:pBdr>
+        <w:ind w:leftChars="0"/>
+      </w:pPr>
+    </w:p>
+    <w:p>
+      <w:pPr>
+        <w:numPr>
+          <w:ilvl w:val="0"/>
+          <w:numId w:val="2"/>
+        </w:numPr>
+        <w:pBdr>
+          <w:bottom w:val="single" w:color="auto" w:sz="4" w:space="0"/>
+        </w:pBdr>
+        <w:ind w:left="0" w:leftChars="0" w:firstLine="0" w:firstLineChars="0"/>
+        <w:rPr>
+          <w:rFonts w:hint="default"/>
+          <w:lang w:val="en-US"/>
+        </w:rPr>
+      </w:pPr>
+      <w:r>
+        <w:rPr>
+          <w:rFonts w:hint="default"/>
+          <w:lang w:val="en-US"/>
+        </w:rPr>
+        <w:t xml:space="preserve">Experience failure = Experience a setback = encounter a setback </w:t>
+      </w:r>
+    </w:p>
+    <w:p>
+      <w:pPr>
+        <w:numPr>
+          <w:numId w:val="0"/>
+        </w:numPr>
+        <w:pBdr>
+          <w:bottom w:val="single" w:color="auto" w:sz="4" w:space="0"/>
+        </w:pBdr>
+        <w:ind w:leftChars="0"/>
+      </w:pPr>
+      <w:r>
+        <w:drawing>
+          <wp:inline distT="0" distB="0" distL="114300" distR="114300">
+            <wp:extent cx="2133600" cy="2442845"/>
+            <wp:effectExtent l="0" t="0" r="0" b="10795"/>
+            <wp:docPr id="79" name="Picture 5"/>
+            <wp:cNvGraphicFramePr>
+              <a:graphicFrameLocks xmlns:a="http://schemas.openxmlformats.org/drawingml/2006/main" noChangeAspect="1"/>
+            </wp:cNvGraphicFramePr>
+            <a:graphic xmlns:a="http://schemas.openxmlformats.org/drawingml/2006/main">
+              <a:graphicData uri="http://schemas.openxmlformats.org/drawingml/2006/picture">
+                <pic:pic xmlns:pic="http://schemas.openxmlformats.org/drawingml/2006/picture">
+                  <pic:nvPicPr>
+                    <pic:cNvPr id="79" name="Picture 5"/>
+                    <pic:cNvPicPr>
+                      <a:picLocks noChangeAspect="1"/>
+                    </pic:cNvPicPr>
+                  </pic:nvPicPr>
+                  <pic:blipFill>
+                    <a:blip r:embed="rId81"/>
+                    <a:stretch>
+                      <a:fillRect/>
+                    </a:stretch>
+                  </pic:blipFill>
+                  <pic:spPr>
+                    <a:xfrm>
+                      <a:off x="0" y="0"/>
+                      <a:ext cx="2133600" cy="2442845"/>
+                    </a:xfrm>
+                    <a:prstGeom prst="rect">
+                      <a:avLst/>
+                    </a:prstGeom>
+                    <a:noFill/>
+                    <a:ln>
+                      <a:noFill/>
+                    </a:ln>
+                  </pic:spPr>
+                </pic:pic>
+              </a:graphicData>
+            </a:graphic>
+          </wp:inline>
+        </w:drawing>
+      </w:r>
+    </w:p>
+    <w:p>
+      <w:pPr>
+        <w:numPr>
+          <w:numId w:val="0"/>
+        </w:numPr>
+        <w:pBdr>
+          <w:bottom w:val="single" w:color="auto" w:sz="4" w:space="0"/>
+        </w:pBdr>
+        <w:ind w:leftChars="0"/>
+      </w:pPr>
+    </w:p>
+    <w:p>
+      <w:pPr>
+        <w:numPr>
+          <w:ilvl w:val="0"/>
+          <w:numId w:val="2"/>
+        </w:numPr>
+        <w:pBdr>
+          <w:bottom w:val="single" w:color="auto" w:sz="4" w:space="0"/>
+        </w:pBdr>
+        <w:ind w:left="0" w:leftChars="0" w:firstLine="0" w:firstLineChars="0"/>
+        <w:rPr>
+          <w:rFonts w:hint="default"/>
+          <w:lang w:val="en-US"/>
+        </w:rPr>
+      </w:pPr>
+    </w:p>
+    <w:p>
+      <w:pPr>
+        <w:numPr>
+          <w:ilvl w:val="0"/>
+          <w:numId w:val="0"/>
+        </w:numPr>
+        <w:pBdr>
+          <w:bottom w:val="single" w:color="auto" w:sz="4" w:space="0"/>
+        </w:pBdr>
+        <w:ind w:leftChars="0"/>
+      </w:pPr>
+      <w:r>
+        <w:drawing>
+          <wp:inline distT="0" distB="0" distL="114300" distR="114300">
+            <wp:extent cx="3761105" cy="1016635"/>
+            <wp:effectExtent l="0" t="0" r="3175" b="4445"/>
+            <wp:docPr id="80" name="Picture 6"/>
+            <wp:cNvGraphicFramePr>
+              <a:graphicFrameLocks xmlns:a="http://schemas.openxmlformats.org/drawingml/2006/main" noChangeAspect="1"/>
+            </wp:cNvGraphicFramePr>
+            <a:graphic xmlns:a="http://schemas.openxmlformats.org/drawingml/2006/main">
+              <a:graphicData uri="http://schemas.openxmlformats.org/drawingml/2006/picture">
+                <pic:pic xmlns:pic="http://schemas.openxmlformats.org/drawingml/2006/picture">
+                  <pic:nvPicPr>
+                    <pic:cNvPr id="80" name="Picture 6"/>
+                    <pic:cNvPicPr>
+                      <a:picLocks noChangeAspect="1"/>
+                    </pic:cNvPicPr>
+                  </pic:nvPicPr>
+                  <pic:blipFill>
+                    <a:blip r:embed="rId82"/>
+                    <a:stretch>
+                      <a:fillRect/>
+                    </a:stretch>
+                  </pic:blipFill>
+                  <pic:spPr>
+                    <a:xfrm>
+                      <a:off x="0" y="0"/>
+                      <a:ext cx="3761105" cy="1016635"/>
+                    </a:xfrm>
+                    <a:prstGeom prst="rect">
+                      <a:avLst/>
+                    </a:prstGeom>
+                    <a:noFill/>
+                    <a:ln>
+                      <a:noFill/>
+                    </a:ln>
+                  </pic:spPr>
+                </pic:pic>
+              </a:graphicData>
+            </a:graphic>
+          </wp:inline>
+        </w:drawing>
+      </w:r>
+    </w:p>
+    <w:p>
+      <w:pPr>
+        <w:numPr>
+          <w:ilvl w:val="0"/>
+          <w:numId w:val="0"/>
+        </w:numPr>
+        <w:pBdr>
+          <w:bottom w:val="single" w:color="auto" w:sz="4" w:space="0"/>
+        </w:pBdr>
+        <w:ind w:leftChars="0"/>
+      </w:pPr>
+    </w:p>
+    <w:p>
+      <w:pPr>
+        <w:numPr>
+          <w:ilvl w:val="0"/>
+          <w:numId w:val="2"/>
+        </w:numPr>
+        <w:pBdr>
+          <w:bottom w:val="single" w:color="auto" w:sz="4" w:space="0"/>
+        </w:pBdr>
+        <w:ind w:left="0" w:leftChars="0" w:firstLine="0" w:firstLineChars="0"/>
+        <w:rPr>
+          <w:rFonts w:hint="default"/>
+          <w:lang w:val="en-US"/>
+        </w:rPr>
+      </w:pPr>
+      <w:r>
+        <w:rPr>
+          <w:rFonts w:hint="default"/>
+          <w:lang w:val="en-US"/>
+        </w:rPr>
+        <w:t>Let me know in advance</w:t>
+      </w:r>
+    </w:p>
+    <w:p>
+      <w:pPr>
+        <w:numPr>
+          <w:numId w:val="0"/>
+        </w:numPr>
+        <w:pBdr>
+          <w:bottom w:val="single" w:color="auto" w:sz="4" w:space="0"/>
+        </w:pBdr>
+        <w:rPr>
+          <w:rFonts w:hint="default"/>
+          <w:lang w:val="en-US"/>
+        </w:rPr>
       </w:pPr>
     </w:p>
     <w:p>
@@ -11515,30 +12335,6 @@
       </w:pPr>
       <w:bookmarkStart w:id="0" w:name="_GoBack"/>
       <w:bookmarkEnd w:id="0"/>
-    </w:p>
-    <w:p>
-      <w:pPr>
-        <w:numPr>
-          <w:ilvl w:val="0"/>
-          <w:numId w:val="0"/>
-        </w:numPr>
-        <w:pBdr>
-          <w:bottom w:val="single" w:color="auto" w:sz="4" w:space="0"/>
-        </w:pBdr>
-        <w:ind w:leftChars="0"/>
-      </w:pPr>
-    </w:p>
-    <w:p>
-      <w:pPr>
-        <w:numPr>
-          <w:ilvl w:val="0"/>
-          <w:numId w:val="0"/>
-        </w:numPr>
-        <w:pBdr>
-          <w:bottom w:val="single" w:color="auto" w:sz="4" w:space="0"/>
-        </w:pBdr>
-        <w:ind w:leftChars="0"/>
-      </w:pPr>
     </w:p>
     <w:p>
       <w:pPr>
@@ -13245,7 +14041,7 @@
                     </pic:cNvPicPr>
                   </pic:nvPicPr>
                   <pic:blipFill>
-                    <a:blip r:embed="rId77"/>
+                    <a:blip r:embed="rId83"/>
                     <a:stretch>
                       <a:fillRect/>
                     </a:stretch>

--- a/Vocab_3.docx
+++ b/Vocab_3.docx
@@ -12302,6 +12302,66 @@
           <w:lang w:val="en-US"/>
         </w:rPr>
         <w:t>Let me know in advance</w:t>
+      </w:r>
+    </w:p>
+    <w:p>
+      <w:pPr>
+        <w:numPr>
+          <w:numId w:val="0"/>
+        </w:numPr>
+        <w:pBdr>
+          <w:bottom w:val="single" w:color="auto" w:sz="4" w:space="0"/>
+        </w:pBdr>
+        <w:rPr>
+          <w:rFonts w:hint="default"/>
+          <w:lang w:val="en-US"/>
+        </w:rPr>
+      </w:pPr>
+    </w:p>
+    <w:p>
+      <w:pPr>
+        <w:numPr>
+          <w:ilvl w:val="0"/>
+          <w:numId w:val="2"/>
+        </w:numPr>
+        <w:pBdr>
+          <w:bottom w:val="single" w:color="auto" w:sz="4" w:space="0"/>
+        </w:pBdr>
+        <w:ind w:left="0" w:leftChars="0" w:firstLine="0" w:firstLineChars="0"/>
+        <w:rPr>
+          <w:rFonts w:hint="default"/>
+          <w:lang w:val="en-US"/>
+        </w:rPr>
+      </w:pPr>
+      <w:r>
+        <w:rPr>
+          <w:rFonts w:hint="default"/>
+          <w:color w:val="FF0000"/>
+          <w:lang w:val="en-US"/>
+        </w:rPr>
+        <w:t xml:space="preserve">Guide </w:t>
+      </w:r>
+      <w:r>
+        <w:rPr>
+          <w:rFonts w:hint="default"/>
+          <w:lang w:val="en-US"/>
+        </w:rPr>
+        <w:t xml:space="preserve">me </w:t>
+      </w:r>
+      <w:r>
+        <w:rPr>
+          <w:rFonts w:hint="default"/>
+          <w:color w:val="FF0000"/>
+          <w:lang w:val="en-US"/>
+        </w:rPr>
+        <w:t xml:space="preserve">on </w:t>
+      </w:r>
+      <w:r>
+        <w:rPr>
+          <w:rFonts w:hint="default"/>
+          <w:lang w:val="en-US"/>
+        </w:rPr>
+        <w:t>how to ..</w:t>
       </w:r>
     </w:p>
     <w:p>

--- a/Vocab_3.docx
+++ b/Vocab_3.docx
@@ -11693,6 +11693,7 @@
     <w:p>
       <w:pPr>
         <w:numPr>
+          <w:ilvl w:val="0"/>
           <w:numId w:val="0"/>
         </w:numPr>
         <w:pBdr>
@@ -11747,6 +11748,7 @@
     <w:p>
       <w:pPr>
         <w:numPr>
+          <w:ilvl w:val="0"/>
           <w:numId w:val="0"/>
         </w:numPr>
         <w:pBdr>
@@ -11787,6 +11789,7 @@
     <w:p>
       <w:pPr>
         <w:numPr>
+          <w:ilvl w:val="0"/>
           <w:numId w:val="0"/>
         </w:numPr>
         <w:pBdr>
@@ -12136,6 +12139,7 @@
     <w:p>
       <w:pPr>
         <w:numPr>
+          <w:ilvl w:val="0"/>
           <w:numId w:val="0"/>
         </w:numPr>
         <w:pBdr>
@@ -12190,6 +12194,7 @@
     <w:p>
       <w:pPr>
         <w:numPr>
+          <w:ilvl w:val="0"/>
           <w:numId w:val="0"/>
         </w:numPr>
         <w:pBdr>
@@ -12307,6 +12312,7 @@
     <w:p>
       <w:pPr>
         <w:numPr>
+          <w:ilvl w:val="0"/>
           <w:numId w:val="0"/>
         </w:numPr>
         <w:pBdr>
@@ -12367,6 +12373,44 @@
     <w:p>
       <w:pPr>
         <w:numPr>
+          <w:ilvl w:val="0"/>
+          <w:numId w:val="0"/>
+        </w:numPr>
+        <w:pBdr>
+          <w:bottom w:val="single" w:color="auto" w:sz="4" w:space="0"/>
+        </w:pBdr>
+        <w:rPr>
+          <w:rFonts w:hint="default"/>
+          <w:lang w:val="en-US"/>
+        </w:rPr>
+      </w:pPr>
+    </w:p>
+    <w:p>
+      <w:pPr>
+        <w:numPr>
+          <w:ilvl w:val="0"/>
+          <w:numId w:val="0"/>
+        </w:numPr>
+        <w:pBdr>
+          <w:bottom w:val="single" w:color="auto" w:sz="4" w:space="0"/>
+        </w:pBdr>
+        <w:rPr>
+          <w:rFonts w:hint="default"/>
+          <w:lang w:val="en-US"/>
+        </w:rPr>
+      </w:pPr>
+      <w:r>
+        <w:rPr>
+          <w:rFonts w:hint="default"/>
+          <w:lang w:val="en-US"/>
+        </w:rPr>
+        <w:t>Xxx</w:t>
+      </w:r>
+    </w:p>
+    <w:p>
+      <w:pPr>
+        <w:numPr>
+          <w:ilvl w:val="0"/>
           <w:numId w:val="0"/>
         </w:numPr>
         <w:pBdr>
@@ -12393,6 +12437,421 @@
           <w:lang w:val="en-US"/>
         </w:rPr>
       </w:pPr>
+      <w:r>
+        <w:rPr>
+          <w:rFonts w:hint="default"/>
+          <w:lang w:val="en-US"/>
+        </w:rPr>
+        <w:t xml:space="preserve">An </w:t>
+      </w:r>
+      <w:r>
+        <w:rPr>
+          <w:rFonts w:hint="default"/>
+          <w:color w:val="FF0000"/>
+          <w:lang w:val="en-US"/>
+        </w:rPr>
+        <w:t xml:space="preserve">exercise </w:t>
+      </w:r>
+      <w:r>
+        <w:rPr>
+          <w:rFonts w:hint="default"/>
+          <w:lang w:val="en-US"/>
+        </w:rPr>
+        <w:t xml:space="preserve">+ </w:t>
+      </w:r>
+      <w:r>
+        <w:rPr>
+          <w:rFonts w:hint="default"/>
+          <w:color w:val="FF0000"/>
+          <w:lang w:val="en-US"/>
+        </w:rPr>
+        <w:t xml:space="preserve">on </w:t>
+      </w:r>
+      <w:r>
+        <w:rPr>
+          <w:rFonts w:hint="default"/>
+          <w:lang w:val="en-US"/>
+        </w:rPr>
+        <w:t>+ java..</w:t>
+      </w:r>
+    </w:p>
+    <w:p>
+      <w:pPr>
+        <w:numPr>
+          <w:numId w:val="0"/>
+        </w:numPr>
+        <w:pBdr>
+          <w:bottom w:val="single" w:color="auto" w:sz="4" w:space="0"/>
+        </w:pBdr>
+        <w:rPr>
+          <w:rFonts w:hint="default"/>
+          <w:lang w:val="en-US"/>
+        </w:rPr>
+      </w:pPr>
+    </w:p>
+    <w:p>
+      <w:pPr>
+        <w:numPr>
+          <w:ilvl w:val="0"/>
+          <w:numId w:val="2"/>
+        </w:numPr>
+        <w:pBdr>
+          <w:bottom w:val="single" w:color="auto" w:sz="4" w:space="0"/>
+        </w:pBdr>
+        <w:ind w:left="0" w:leftChars="0" w:firstLine="0" w:firstLineChars="0"/>
+        <w:rPr>
+          <w:rFonts w:hint="default"/>
+          <w:lang w:val="en-US"/>
+        </w:rPr>
+      </w:pPr>
+      <w:r>
+        <w:rPr>
+          <w:rFonts w:hint="default"/>
+          <w:lang w:val="en-US"/>
+        </w:rPr>
+        <w:t>I am torn between A and B</w:t>
+      </w:r>
+      <w:r>
+        <w:rPr>
+          <w:rFonts w:hint="default"/>
+          <w:lang w:val="en-US"/>
+        </w:rPr>
+        <w:tab/>
+        <w:t/>
+      </w:r>
+      <w:r>
+        <w:rPr>
+          <w:rFonts w:hint="default"/>
+          <w:lang w:val="en-US"/>
+        </w:rPr>
+        <w:tab/>
+        <w:t/>
+      </w:r>
+      <w:r>
+        <w:rPr>
+          <w:rFonts w:hint="default"/>
+          <w:lang w:val="en-US"/>
+        </w:rPr>
+        <w:tab/>
+        <w:t/>
+      </w:r>
+      <w:r>
+        <w:rPr>
+          <w:rFonts w:hint="default"/>
+          <w:lang w:val="en-US"/>
+        </w:rPr>
+        <w:tab/>
+        <w:t>- đang vân vân giữa A và B</w:t>
+      </w:r>
+    </w:p>
+    <w:p>
+      <w:pPr>
+        <w:numPr>
+          <w:numId w:val="0"/>
+        </w:numPr>
+        <w:pBdr>
+          <w:bottom w:val="single" w:color="auto" w:sz="4" w:space="0"/>
+        </w:pBdr>
+        <w:rPr>
+          <w:rFonts w:hint="default"/>
+          <w:lang w:val="en-US"/>
+        </w:rPr>
+      </w:pPr>
+    </w:p>
+    <w:p>
+      <w:pPr>
+        <w:numPr>
+          <w:ilvl w:val="0"/>
+          <w:numId w:val="2"/>
+        </w:numPr>
+        <w:pBdr>
+          <w:bottom w:val="single" w:color="auto" w:sz="4" w:space="0"/>
+        </w:pBdr>
+        <w:ind w:left="0" w:leftChars="0" w:firstLine="0" w:firstLineChars="0"/>
+        <w:rPr>
+          <w:rFonts w:hint="default"/>
+          <w:lang w:val="en-US"/>
+        </w:rPr>
+      </w:pPr>
+    </w:p>
+    <w:p>
+      <w:pPr>
+        <w:numPr>
+          <w:ilvl w:val="0"/>
+          <w:numId w:val="0"/>
+        </w:numPr>
+        <w:pBdr>
+          <w:bottom w:val="single" w:color="auto" w:sz="4" w:space="0"/>
+        </w:pBdr>
+        <w:ind w:leftChars="0"/>
+      </w:pPr>
+    </w:p>
+    <w:p>
+      <w:pPr>
+        <w:numPr>
+          <w:ilvl w:val="0"/>
+          <w:numId w:val="0"/>
+        </w:numPr>
+        <w:pBdr>
+          <w:bottom w:val="single" w:color="auto" w:sz="4" w:space="0"/>
+        </w:pBdr>
+        <w:ind w:leftChars="0"/>
+      </w:pPr>
+    </w:p>
+    <w:p>
+      <w:pPr>
+        <w:numPr>
+          <w:ilvl w:val="0"/>
+          <w:numId w:val="0"/>
+        </w:numPr>
+        <w:pBdr>
+          <w:bottom w:val="single" w:color="auto" w:sz="4" w:space="0"/>
+        </w:pBdr>
+        <w:ind w:leftChars="0"/>
+      </w:pPr>
+    </w:p>
+    <w:p>
+      <w:pPr>
+        <w:numPr>
+          <w:ilvl w:val="0"/>
+          <w:numId w:val="0"/>
+        </w:numPr>
+        <w:pBdr>
+          <w:bottom w:val="single" w:color="auto" w:sz="4" w:space="0"/>
+        </w:pBdr>
+        <w:ind w:leftChars="0"/>
+      </w:pPr>
+    </w:p>
+    <w:p>
+      <w:pPr>
+        <w:numPr>
+          <w:ilvl w:val="0"/>
+          <w:numId w:val="0"/>
+        </w:numPr>
+        <w:pBdr>
+          <w:bottom w:val="single" w:color="auto" w:sz="4" w:space="0"/>
+        </w:pBdr>
+        <w:ind w:leftChars="0"/>
+      </w:pPr>
+    </w:p>
+    <w:p>
+      <w:pPr>
+        <w:numPr>
+          <w:ilvl w:val="0"/>
+          <w:numId w:val="0"/>
+        </w:numPr>
+        <w:pBdr>
+          <w:bottom w:val="single" w:color="auto" w:sz="4" w:space="0"/>
+        </w:pBdr>
+        <w:ind w:leftChars="0"/>
+      </w:pPr>
+    </w:p>
+    <w:p>
+      <w:pPr>
+        <w:numPr>
+          <w:ilvl w:val="0"/>
+          <w:numId w:val="0"/>
+        </w:numPr>
+        <w:pBdr>
+          <w:bottom w:val="single" w:color="auto" w:sz="4" w:space="0"/>
+        </w:pBdr>
+        <w:ind w:leftChars="0"/>
+      </w:pPr>
+    </w:p>
+    <w:p>
+      <w:pPr>
+        <w:numPr>
+          <w:ilvl w:val="0"/>
+          <w:numId w:val="0"/>
+        </w:numPr>
+        <w:pBdr>
+          <w:bottom w:val="single" w:color="auto" w:sz="4" w:space="0"/>
+        </w:pBdr>
+        <w:ind w:leftChars="0"/>
+      </w:pPr>
+    </w:p>
+    <w:p>
+      <w:pPr>
+        <w:numPr>
+          <w:ilvl w:val="0"/>
+          <w:numId w:val="0"/>
+        </w:numPr>
+        <w:pBdr>
+          <w:bottom w:val="single" w:color="auto" w:sz="4" w:space="0"/>
+        </w:pBdr>
+        <w:ind w:leftChars="0"/>
+      </w:pPr>
+      <w:r>
+        <w:drawing>
+          <wp:inline distT="0" distB="0" distL="114300" distR="114300">
+            <wp:extent cx="5269230" cy="173990"/>
+            <wp:effectExtent l="0" t="0" r="3810" b="8890"/>
+            <wp:docPr id="81" name="Picture 1"/>
+            <wp:cNvGraphicFramePr>
+              <a:graphicFrameLocks xmlns:a="http://schemas.openxmlformats.org/drawingml/2006/main" noChangeAspect="1"/>
+            </wp:cNvGraphicFramePr>
+            <a:graphic xmlns:a="http://schemas.openxmlformats.org/drawingml/2006/main">
+              <a:graphicData uri="http://schemas.openxmlformats.org/drawingml/2006/picture">
+                <pic:pic xmlns:pic="http://schemas.openxmlformats.org/drawingml/2006/picture">
+                  <pic:nvPicPr>
+                    <pic:cNvPr id="81" name="Picture 1"/>
+                    <pic:cNvPicPr>
+                      <a:picLocks noChangeAspect="1"/>
+                    </pic:cNvPicPr>
+                  </pic:nvPicPr>
+                  <pic:blipFill>
+                    <a:blip r:embed="rId83"/>
+                    <a:stretch>
+                      <a:fillRect/>
+                    </a:stretch>
+                  </pic:blipFill>
+                  <pic:spPr>
+                    <a:xfrm>
+                      <a:off x="0" y="0"/>
+                      <a:ext cx="5269230" cy="173990"/>
+                    </a:xfrm>
+                    <a:prstGeom prst="rect">
+                      <a:avLst/>
+                    </a:prstGeom>
+                    <a:noFill/>
+                    <a:ln>
+                      <a:noFill/>
+                    </a:ln>
+                  </pic:spPr>
+                </pic:pic>
+              </a:graphicData>
+            </a:graphic>
+          </wp:inline>
+        </w:drawing>
+      </w:r>
+    </w:p>
+    <w:p>
+      <w:pPr>
+        <w:numPr>
+          <w:ilvl w:val="0"/>
+          <w:numId w:val="0"/>
+        </w:numPr>
+        <w:pBdr>
+          <w:bottom w:val="single" w:color="auto" w:sz="4" w:space="0"/>
+        </w:pBdr>
+        <w:ind w:leftChars="0"/>
+      </w:pPr>
+    </w:p>
+    <w:p>
+      <w:pPr>
+        <w:numPr>
+          <w:ilvl w:val="0"/>
+          <w:numId w:val="0"/>
+        </w:numPr>
+        <w:pBdr>
+          <w:bottom w:val="single" w:color="auto" w:sz="4" w:space="0"/>
+        </w:pBdr>
+        <w:ind w:leftChars="0"/>
+      </w:pPr>
+    </w:p>
+    <w:p>
+      <w:pPr>
+        <w:numPr>
+          <w:ilvl w:val="0"/>
+          <w:numId w:val="0"/>
+        </w:numPr>
+        <w:pBdr>
+          <w:bottom w:val="single" w:color="auto" w:sz="4" w:space="0"/>
+        </w:pBdr>
+        <w:ind w:leftChars="0"/>
+      </w:pPr>
+    </w:p>
+    <w:p>
+      <w:pPr>
+        <w:numPr>
+          <w:ilvl w:val="0"/>
+          <w:numId w:val="3"/>
+        </w:numPr>
+        <w:pBdr>
+          <w:bottom w:val="single" w:color="auto" w:sz="4" w:space="0"/>
+        </w:pBdr>
+        <w:ind w:leftChars="0"/>
+        <w:rPr>
+          <w:rFonts w:hint="default"/>
+          <w:lang w:val="en-US"/>
+        </w:rPr>
+      </w:pPr>
+      <w:r>
+        <w:rPr>
+          <w:rFonts w:hint="default"/>
+          <w:lang w:val="en-US"/>
+        </w:rPr>
+        <w:t>DA2 - 3</w:t>
+      </w:r>
+    </w:p>
+    <w:p>
+      <w:pPr>
+        <w:numPr>
+          <w:ilvl w:val="0"/>
+          <w:numId w:val="3"/>
+        </w:numPr>
+        <w:pBdr>
+          <w:bottom w:val="single" w:color="auto" w:sz="4" w:space="0"/>
+        </w:pBdr>
+        <w:ind w:leftChars="0"/>
+        <w:rPr>
+          <w:rFonts w:hint="default"/>
+          <w:lang w:val="en-US"/>
+        </w:rPr>
+      </w:pPr>
+      <w:r>
+        <w:rPr>
+          <w:rFonts w:hint="default"/>
+          <w:lang w:val="en-US"/>
+        </w:rPr>
+        <w:t>Design pattern - 3 (Hỏi thăm là phải học 23 design pattern kh)</w:t>
+      </w:r>
+    </w:p>
+    <w:p>
+      <w:pPr>
+        <w:numPr>
+          <w:ilvl w:val="0"/>
+          <w:numId w:val="3"/>
+        </w:numPr>
+        <w:pBdr>
+          <w:bottom w:val="single" w:color="auto" w:sz="4" w:space="0"/>
+        </w:pBdr>
+        <w:ind w:leftChars="0"/>
+        <w:rPr>
+          <w:rFonts w:hint="default"/>
+          <w:lang w:val="en-US"/>
+        </w:rPr>
+      </w:pPr>
+      <w:r>
+        <w:rPr>
+          <w:rFonts w:hint="default"/>
+          <w:lang w:val="en-US"/>
+        </w:rPr>
+        <w:t>PTYC - 2</w:t>
+      </w:r>
+    </w:p>
+    <w:p>
+      <w:pPr>
+        <w:numPr>
+          <w:ilvl w:val="0"/>
+          <w:numId w:val="3"/>
+        </w:numPr>
+        <w:pBdr>
+          <w:bottom w:val="single" w:color="auto" w:sz="4" w:space="0"/>
+        </w:pBdr>
+        <w:ind w:leftChars="0"/>
+        <w:rPr>
+          <w:rFonts w:hint="default"/>
+          <w:lang w:val="en-US"/>
+        </w:rPr>
+      </w:pPr>
+      <w:r>
+        <w:rPr>
+          <w:rFonts w:hint="default"/>
+          <w:lang w:val="en-US"/>
+        </w:rPr>
+        <w:t>Testing - 3</w:t>
+      </w:r>
       <w:bookmarkStart w:id="0" w:name="_GoBack"/>
       <w:bookmarkEnd w:id="0"/>
     </w:p>
@@ -12400,224 +12859,91 @@
       <w:pPr>
         <w:numPr>
           <w:ilvl w:val="0"/>
-          <w:numId w:val="0"/>
-        </w:numPr>
-        <w:pBdr>
-          <w:bottom w:val="single" w:color="auto" w:sz="4" w:space="0"/>
-        </w:pBdr>
-        <w:ind w:leftChars="0"/>
-      </w:pPr>
-    </w:p>
-    <w:p>
-      <w:pPr>
-        <w:numPr>
-          <w:ilvl w:val="0"/>
-          <w:numId w:val="0"/>
-        </w:numPr>
-        <w:pBdr>
-          <w:bottom w:val="single" w:color="auto" w:sz="4" w:space="0"/>
-        </w:pBdr>
-        <w:ind w:leftChars="0"/>
-      </w:pPr>
-    </w:p>
-    <w:p>
-      <w:pPr>
-        <w:numPr>
-          <w:ilvl w:val="0"/>
-          <w:numId w:val="0"/>
-        </w:numPr>
-        <w:pBdr>
-          <w:bottom w:val="single" w:color="auto" w:sz="4" w:space="0"/>
-        </w:pBdr>
-        <w:ind w:leftChars="0"/>
-      </w:pPr>
-    </w:p>
-    <w:p>
-      <w:pPr>
-        <w:numPr>
-          <w:ilvl w:val="0"/>
-          <w:numId w:val="0"/>
-        </w:numPr>
-        <w:pBdr>
-          <w:bottom w:val="single" w:color="auto" w:sz="4" w:space="0"/>
-        </w:pBdr>
-        <w:ind w:leftChars="0"/>
-      </w:pPr>
-    </w:p>
-    <w:p>
-      <w:pPr>
-        <w:numPr>
-          <w:ilvl w:val="0"/>
-          <w:numId w:val="0"/>
-        </w:numPr>
-        <w:pBdr>
-          <w:bottom w:val="single" w:color="auto" w:sz="4" w:space="0"/>
-        </w:pBdr>
-        <w:ind w:leftChars="0"/>
-      </w:pPr>
-    </w:p>
-    <w:p>
-      <w:pPr>
-        <w:numPr>
-          <w:ilvl w:val="0"/>
-          <w:numId w:val="0"/>
-        </w:numPr>
-        <w:pBdr>
-          <w:bottom w:val="single" w:color="auto" w:sz="4" w:space="0"/>
-        </w:pBdr>
-        <w:ind w:leftChars="0"/>
-      </w:pPr>
-    </w:p>
-    <w:p>
-      <w:pPr>
-        <w:numPr>
-          <w:ilvl w:val="0"/>
-          <w:numId w:val="0"/>
-        </w:numPr>
-        <w:pBdr>
-          <w:bottom w:val="single" w:color="auto" w:sz="4" w:space="0"/>
-        </w:pBdr>
-        <w:ind w:leftChars="0"/>
-      </w:pPr>
-    </w:p>
-    <w:p>
-      <w:pPr>
-        <w:numPr>
-          <w:ilvl w:val="0"/>
-          <w:numId w:val="0"/>
-        </w:numPr>
-        <w:pBdr>
-          <w:bottom w:val="single" w:color="auto" w:sz="4" w:space="0"/>
-        </w:pBdr>
-        <w:ind w:leftChars="0"/>
-      </w:pPr>
-    </w:p>
-    <w:p>
-      <w:pPr>
-        <w:numPr>
-          <w:ilvl w:val="0"/>
-          <w:numId w:val="0"/>
-        </w:numPr>
-        <w:pBdr>
-          <w:bottom w:val="single" w:color="auto" w:sz="4" w:space="0"/>
-        </w:pBdr>
-        <w:ind w:leftChars="0"/>
-      </w:pPr>
-    </w:p>
-    <w:p>
-      <w:pPr>
-        <w:numPr>
-          <w:ilvl w:val="0"/>
-          <w:numId w:val="0"/>
-        </w:numPr>
-        <w:pBdr>
-          <w:bottom w:val="single" w:color="auto" w:sz="4" w:space="0"/>
-        </w:pBdr>
-        <w:ind w:leftChars="0"/>
-      </w:pPr>
-    </w:p>
-    <w:p>
-      <w:pPr>
-        <w:numPr>
-          <w:ilvl w:val="0"/>
-          <w:numId w:val="0"/>
-        </w:numPr>
-        <w:pBdr>
-          <w:bottom w:val="single" w:color="auto" w:sz="4" w:space="0"/>
-        </w:pBdr>
-        <w:ind w:leftChars="0"/>
-      </w:pPr>
-    </w:p>
-    <w:p>
-      <w:pPr>
-        <w:numPr>
-          <w:ilvl w:val="0"/>
-          <w:numId w:val="0"/>
-        </w:numPr>
-        <w:pBdr>
-          <w:bottom w:val="single" w:color="auto" w:sz="4" w:space="0"/>
-        </w:pBdr>
-        <w:ind w:leftChars="0"/>
-      </w:pPr>
-    </w:p>
-    <w:p>
-      <w:pPr>
-        <w:numPr>
-          <w:ilvl w:val="0"/>
-          <w:numId w:val="0"/>
-        </w:numPr>
-        <w:pBdr>
-          <w:bottom w:val="single" w:color="auto" w:sz="4" w:space="0"/>
-        </w:pBdr>
-        <w:ind w:leftChars="0"/>
-      </w:pPr>
-    </w:p>
-    <w:p>
-      <w:pPr>
-        <w:numPr>
-          <w:ilvl w:val="0"/>
-          <w:numId w:val="0"/>
-        </w:numPr>
-        <w:pBdr>
-          <w:bottom w:val="single" w:color="auto" w:sz="4" w:space="0"/>
-        </w:pBdr>
-        <w:ind w:leftChars="0"/>
-      </w:pPr>
-    </w:p>
-    <w:p>
-      <w:pPr>
-        <w:numPr>
-          <w:ilvl w:val="0"/>
-          <w:numId w:val="0"/>
-        </w:numPr>
-        <w:pBdr>
-          <w:bottom w:val="single" w:color="auto" w:sz="4" w:space="0"/>
-        </w:pBdr>
-        <w:ind w:leftChars="0"/>
-      </w:pPr>
-    </w:p>
-    <w:p>
-      <w:pPr>
-        <w:numPr>
-          <w:ilvl w:val="0"/>
-          <w:numId w:val="0"/>
-        </w:numPr>
-        <w:pBdr>
-          <w:bottom w:val="single" w:color="auto" w:sz="4" w:space="0"/>
-        </w:pBdr>
-        <w:ind w:leftChars="0"/>
-      </w:pPr>
-    </w:p>
-    <w:p>
-      <w:pPr>
-        <w:numPr>
-          <w:ilvl w:val="0"/>
-          <w:numId w:val="0"/>
-        </w:numPr>
-        <w:pBdr>
-          <w:bottom w:val="single" w:color="auto" w:sz="4" w:space="0"/>
-        </w:pBdr>
-        <w:ind w:leftChars="0"/>
-      </w:pPr>
-    </w:p>
-    <w:p>
-      <w:pPr>
-        <w:numPr>
-          <w:ilvl w:val="0"/>
-          <w:numId w:val="0"/>
-        </w:numPr>
-        <w:pBdr>
-          <w:bottom w:val="single" w:color="auto" w:sz="4" w:space="0"/>
-        </w:pBdr>
-        <w:ind w:leftChars="0"/>
-      </w:pPr>
-    </w:p>
-    <w:p>
-      <w:pPr>
-        <w:numPr>
-          <w:ilvl w:val="0"/>
           <w:numId w:val="3"/>
         </w:numPr>
+        <w:pBdr>
+          <w:bottom w:val="single" w:color="auto" w:sz="4" w:space="0"/>
+        </w:pBdr>
+        <w:ind w:leftChars="0"/>
+        <w:rPr>
+          <w:rFonts w:hint="default"/>
+          <w:lang w:val="en-US"/>
+        </w:rPr>
+      </w:pPr>
+      <w:r>
+        <w:rPr>
+          <w:rFonts w:hint="default"/>
+          <w:lang w:val="en-US"/>
+        </w:rPr>
+        <w:t>DevOps - 3</w:t>
+      </w:r>
+    </w:p>
+    <w:p>
+      <w:pPr>
+        <w:numPr>
+          <w:ilvl w:val="0"/>
+          <w:numId w:val="0"/>
+        </w:numPr>
+        <w:pBdr>
+          <w:bottom w:val="single" w:color="auto" w:sz="4" w:space="0"/>
+        </w:pBdr>
+        <w:ind w:leftChars="0"/>
+      </w:pPr>
+    </w:p>
+    <w:p>
+      <w:pPr>
+        <w:numPr>
+          <w:ilvl w:val="0"/>
+          <w:numId w:val="0"/>
+        </w:numPr>
+        <w:pBdr>
+          <w:bottom w:val="single" w:color="auto" w:sz="4" w:space="0"/>
+        </w:pBdr>
+        <w:ind w:leftChars="0"/>
+      </w:pPr>
+    </w:p>
+    <w:p>
+      <w:pPr>
+        <w:numPr>
+          <w:ilvl w:val="0"/>
+          <w:numId w:val="0"/>
+        </w:numPr>
+        <w:pBdr>
+          <w:bottom w:val="single" w:color="auto" w:sz="4" w:space="0"/>
+        </w:pBdr>
+        <w:ind w:leftChars="0"/>
+      </w:pPr>
+    </w:p>
+    <w:p>
+      <w:pPr>
+        <w:numPr>
+          <w:ilvl w:val="0"/>
+          <w:numId w:val="0"/>
+        </w:numPr>
+        <w:pBdr>
+          <w:bottom w:val="single" w:color="auto" w:sz="4" w:space="0"/>
+        </w:pBdr>
+        <w:ind w:leftChars="0"/>
+      </w:pPr>
+    </w:p>
+    <w:p>
+      <w:pPr>
+        <w:numPr>
+          <w:ilvl w:val="0"/>
+          <w:numId w:val="0"/>
+        </w:numPr>
+        <w:pBdr>
+          <w:bottom w:val="single" w:color="auto" w:sz="4" w:space="0"/>
+        </w:pBdr>
+        <w:ind w:leftChars="0"/>
+      </w:pPr>
+    </w:p>
+    <w:p>
+      <w:pPr>
+        <w:numPr>
+          <w:ilvl w:val="0"/>
+          <w:numId w:val="4"/>
+        </w:numPr>
         <w:rPr>
           <w:rFonts w:hint="default"/>
           <w:lang w:val="en-US"/>
@@ -12635,7 +12961,7 @@
       <w:pPr>
         <w:numPr>
           <w:ilvl w:val="0"/>
-          <w:numId w:val="3"/>
+          <w:numId w:val="4"/>
         </w:numPr>
         <w:rPr>
           <w:rFonts w:hint="default"/>
@@ -12654,7 +12980,7 @@
       <w:pPr>
         <w:numPr>
           <w:ilvl w:val="0"/>
-          <w:numId w:val="3"/>
+          <w:numId w:val="4"/>
         </w:numPr>
         <w:rPr>
           <w:rFonts w:hint="default"/>
@@ -12673,7 +12999,7 @@
       <w:pPr>
         <w:numPr>
           <w:ilvl w:val="0"/>
-          <w:numId w:val="3"/>
+          <w:numId w:val="4"/>
         </w:numPr>
         <w:rPr>
           <w:rFonts w:hint="default"/>
@@ -12692,7 +13018,7 @@
       <w:pPr>
         <w:numPr>
           <w:ilvl w:val="0"/>
-          <w:numId w:val="3"/>
+          <w:numId w:val="4"/>
         </w:numPr>
         <w:rPr>
           <w:rFonts w:hint="default"/>
@@ -13052,7 +13378,7 @@
       <w:pPr>
         <w:numPr>
           <w:ilvl w:val="0"/>
-          <w:numId w:val="4"/>
+          <w:numId w:val="5"/>
         </w:numPr>
         <w:pBdr>
           <w:bottom w:val="single" w:color="auto" w:sz="4" w:space="0"/>
@@ -13075,7 +13401,7 @@
       <w:pPr>
         <w:numPr>
           <w:ilvl w:val="0"/>
-          <w:numId w:val="4"/>
+          <w:numId w:val="5"/>
         </w:numPr>
         <w:pBdr>
           <w:bottom w:val="single" w:color="auto" w:sz="4" w:space="0"/>
@@ -14101,7 +14427,7 @@
                     </pic:cNvPicPr>
                   </pic:nvPicPr>
                   <pic:blipFill>
-                    <a:blip r:embed="rId83"/>
+                    <a:blip r:embed="rId84"/>
                     <a:stretch>
                       <a:fillRect/>
                     </a:stretch>
@@ -14846,7 +15172,7 @@
       <w:pPr>
         <w:numPr>
           <w:ilvl w:val="0"/>
-          <w:numId w:val="5"/>
+          <w:numId w:val="6"/>
         </w:numPr>
         <w:rPr>
           <w:rFonts w:hint="default"/>
@@ -14865,7 +15191,7 @@
       <w:pPr>
         <w:numPr>
           <w:ilvl w:val="0"/>
-          <w:numId w:val="5"/>
+          <w:numId w:val="6"/>
         </w:numPr>
         <w:rPr>
           <w:rFonts w:hint="default"/>
@@ -14913,7 +15239,7 @@
       <w:pPr>
         <w:numPr>
           <w:ilvl w:val="0"/>
-          <w:numId w:val="5"/>
+          <w:numId w:val="6"/>
         </w:numPr>
         <w:rPr>
           <w:rFonts w:hint="default"/>
@@ -14932,7 +15258,7 @@
       <w:pPr>
         <w:numPr>
           <w:ilvl w:val="0"/>
-          <w:numId w:val="5"/>
+          <w:numId w:val="6"/>
         </w:numPr>
         <w:rPr>
           <w:rFonts w:hint="default"/>
@@ -15019,6 +15345,18 @@
       <w:lvlJc w:val="left"/>
     </w:lvl>
   </w:abstractNum>
+  <w:abstractNum w:abstractNumId="5">
+    <w:nsid w:val="62496907"/>
+    <w:multiLevelType w:val="singleLevel"/>
+    <w:tmpl w:val="62496907"/>
+    <w:lvl w:ilvl="0" w:tentative="0">
+      <w:start w:val="1"/>
+      <w:numFmt w:val="decimal"/>
+      <w:suff w:val="space"/>
+      <w:lvlText w:val="%1."/>
+      <w:lvlJc w:val="left"/>
+    </w:lvl>
+  </w:abstractNum>
   <w:num w:numId="1">
     <w:abstractNumId w:val="1"/>
   </w:num>
@@ -15026,12 +15364,15 @@
     <w:abstractNumId w:val="3"/>
   </w:num>
   <w:num w:numId="3">
+    <w:abstractNumId w:val="5"/>
+  </w:num>
+  <w:num w:numId="4">
     <w:abstractNumId w:val="0"/>
   </w:num>
-  <w:num w:numId="4">
+  <w:num w:numId="5">
     <w:abstractNumId w:val="4"/>
   </w:num>
-  <w:num w:numId="5">
+  <w:num w:numId="6">
     <w:abstractNumId w:val="2"/>
   </w:num>
 </w:numbering>

--- a/Vocab_3.docx
+++ b/Vocab_3.docx
@@ -12478,6 +12478,7 @@
     <w:p>
       <w:pPr>
         <w:numPr>
+          <w:ilvl w:val="0"/>
           <w:numId w:val="0"/>
         </w:numPr>
         <w:pBdr>
@@ -12517,7 +12518,6 @@
           <w:lang w:val="en-US"/>
         </w:rPr>
         <w:tab/>
-        <w:t/>
       </w:r>
       <w:r>
         <w:rPr>
@@ -12525,7 +12525,6 @@
           <w:lang w:val="en-US"/>
         </w:rPr>
         <w:tab/>
-        <w:t/>
       </w:r>
       <w:r>
         <w:rPr>
@@ -12533,7 +12532,6 @@
           <w:lang w:val="en-US"/>
         </w:rPr>
         <w:tab/>
-        <w:t/>
       </w:r>
       <w:r>
         <w:rPr>
@@ -12541,21 +12539,221 @@
           <w:lang w:val="en-US"/>
         </w:rPr>
         <w:tab/>
+      </w:r>
+      <w:r>
+        <w:rPr>
+          <w:rFonts w:hint="default"/>
+          <w:lang w:val="en-US"/>
+        </w:rPr>
         <w:t>- đang vân vân giữa A và B</w:t>
       </w:r>
     </w:p>
     <w:p>
       <w:pPr>
         <w:numPr>
-          <w:numId w:val="0"/>
-        </w:numPr>
-        <w:pBdr>
-          <w:bottom w:val="single" w:color="auto" w:sz="4" w:space="0"/>
-        </w:pBdr>
-        <w:rPr>
-          <w:rFonts w:hint="default"/>
-          <w:lang w:val="en-US"/>
-        </w:rPr>
+          <w:ilvl w:val="0"/>
+          <w:numId w:val="0"/>
+        </w:numPr>
+        <w:pBdr>
+          <w:bottom w:val="single" w:color="auto" w:sz="4" w:space="0"/>
+        </w:pBdr>
+        <w:rPr>
+          <w:rFonts w:hint="default"/>
+          <w:lang w:val="en-US"/>
+        </w:rPr>
+      </w:pPr>
+    </w:p>
+    <w:p>
+      <w:pPr>
+        <w:numPr>
+          <w:ilvl w:val="0"/>
+          <w:numId w:val="0"/>
+        </w:numPr>
+        <w:pBdr>
+          <w:bottom w:val="single" w:color="auto" w:sz="4" w:space="0"/>
+        </w:pBdr>
+        <w:rPr>
+          <w:rFonts w:hint="default"/>
+          <w:lang w:val="en-US"/>
+        </w:rPr>
+      </w:pPr>
+    </w:p>
+    <w:p>
+      <w:pPr>
+        <w:numPr>
+          <w:ilvl w:val="0"/>
+          <w:numId w:val="0"/>
+        </w:numPr>
+        <w:pBdr>
+          <w:bottom w:val="single" w:color="auto" w:sz="4" w:space="0"/>
+        </w:pBdr>
+        <w:rPr>
+          <w:rFonts w:hint="default"/>
+          <w:lang w:val="en-US"/>
+        </w:rPr>
+      </w:pPr>
+    </w:p>
+    <w:p>
+      <w:pPr>
+        <w:numPr>
+          <w:ilvl w:val="0"/>
+          <w:numId w:val="0"/>
+        </w:numPr>
+        <w:pBdr>
+          <w:bottom w:val="single" w:color="auto" w:sz="4" w:space="0"/>
+        </w:pBdr>
+        <w:rPr>
+          <w:rFonts w:hint="default"/>
+          <w:lang w:val="en-US"/>
+        </w:rPr>
+      </w:pPr>
+    </w:p>
+    <w:p>
+      <w:pPr>
+        <w:numPr>
+          <w:ilvl w:val="0"/>
+          <w:numId w:val="0"/>
+        </w:numPr>
+        <w:pBdr>
+          <w:bottom w:val="single" w:color="auto" w:sz="4" w:space="0"/>
+        </w:pBdr>
+        <w:rPr>
+          <w:rFonts w:hint="default"/>
+          <w:lang w:val="en-US"/>
+        </w:rPr>
+      </w:pPr>
+    </w:p>
+    <w:p>
+      <w:pPr>
+        <w:numPr>
+          <w:ilvl w:val="0"/>
+          <w:numId w:val="0"/>
+        </w:numPr>
+        <w:pBdr>
+          <w:bottom w:val="single" w:color="auto" w:sz="4" w:space="0"/>
+        </w:pBdr>
+        <w:rPr>
+          <w:rFonts w:hint="default"/>
+          <w:lang w:val="en-US"/>
+        </w:rPr>
+      </w:pPr>
+    </w:p>
+    <w:p>
+      <w:pPr>
+        <w:numPr>
+          <w:ilvl w:val="0"/>
+          <w:numId w:val="0"/>
+        </w:numPr>
+        <w:pBdr>
+          <w:bottom w:val="single" w:color="auto" w:sz="4" w:space="0"/>
+        </w:pBdr>
+        <w:rPr>
+          <w:rFonts w:hint="default"/>
+          <w:lang w:val="en-US"/>
+        </w:rPr>
+      </w:pPr>
+    </w:p>
+    <w:p>
+      <w:pPr>
+        <w:numPr>
+          <w:ilvl w:val="0"/>
+          <w:numId w:val="0"/>
+        </w:numPr>
+        <w:pBdr>
+          <w:bottom w:val="single" w:color="auto" w:sz="4" w:space="0"/>
+        </w:pBdr>
+        <w:rPr>
+          <w:rFonts w:hint="default"/>
+          <w:lang w:val="en-US"/>
+        </w:rPr>
+      </w:pPr>
+    </w:p>
+    <w:p>
+      <w:pPr>
+        <w:numPr>
+          <w:ilvl w:val="0"/>
+          <w:numId w:val="2"/>
+        </w:numPr>
+        <w:pBdr>
+          <w:bottom w:val="single" w:color="auto" w:sz="4" w:space="0"/>
+        </w:pBdr>
+        <w:ind w:left="0" w:leftChars="0" w:firstLine="0" w:firstLineChars="0"/>
+        <w:rPr>
+          <w:rFonts w:hint="default"/>
+          <w:lang w:val="en-US"/>
+        </w:rPr>
+      </w:pPr>
+      <w:r>
+        <w:rPr>
+          <w:rFonts w:hint="default"/>
+          <w:lang w:val="en-US"/>
+        </w:rPr>
+        <w:t>Media organization = Media outlet = News organization</w:t>
+      </w:r>
+    </w:p>
+    <w:p>
+      <w:pPr>
+        <w:numPr>
+          <w:numId w:val="0"/>
+        </w:numPr>
+        <w:pBdr>
+          <w:bottom w:val="single" w:color="auto" w:sz="4" w:space="0"/>
+        </w:pBdr>
+        <w:ind w:leftChars="0"/>
+      </w:pPr>
+      <w:r>
+        <w:drawing>
+          <wp:inline distT="0" distB="0" distL="114300" distR="114300">
+            <wp:extent cx="2693670" cy="2185035"/>
+            <wp:effectExtent l="0" t="0" r="3810" b="9525"/>
+            <wp:docPr id="82" name="Picture 1"/>
+            <wp:cNvGraphicFramePr>
+              <a:graphicFrameLocks xmlns:a="http://schemas.openxmlformats.org/drawingml/2006/main" noChangeAspect="1"/>
+            </wp:cNvGraphicFramePr>
+            <a:graphic xmlns:a="http://schemas.openxmlformats.org/drawingml/2006/main">
+              <a:graphicData uri="http://schemas.openxmlformats.org/drawingml/2006/picture">
+                <pic:pic xmlns:pic="http://schemas.openxmlformats.org/drawingml/2006/picture">
+                  <pic:nvPicPr>
+                    <pic:cNvPr id="82" name="Picture 1"/>
+                    <pic:cNvPicPr>
+                      <a:picLocks noChangeAspect="1"/>
+                    </pic:cNvPicPr>
+                  </pic:nvPicPr>
+                  <pic:blipFill>
+                    <a:blip r:embed="rId83"/>
+                    <a:stretch>
+                      <a:fillRect/>
+                    </a:stretch>
+                  </pic:blipFill>
+                  <pic:spPr>
+                    <a:xfrm>
+                      <a:off x="0" y="0"/>
+                      <a:ext cx="2693670" cy="2185035"/>
+                    </a:xfrm>
+                    <a:prstGeom prst="rect">
+                      <a:avLst/>
+                    </a:prstGeom>
+                    <a:noFill/>
+                    <a:ln>
+                      <a:noFill/>
+                    </a:ln>
+                  </pic:spPr>
+                </pic:pic>
+              </a:graphicData>
+            </a:graphic>
+          </wp:inline>
+        </w:drawing>
+      </w:r>
+    </w:p>
+    <w:p>
+      <w:pPr>
+        <w:numPr>
+          <w:numId w:val="0"/>
+        </w:numPr>
+        <w:pBdr>
+          <w:bottom w:val="single" w:color="auto" w:sz="4" w:space="0"/>
+        </w:pBdr>
+        <w:ind w:leftChars="0"/>
       </w:pPr>
     </w:p>
     <w:p>
@@ -12700,7 +12898,7 @@
                     </pic:cNvPicPr>
                   </pic:nvPicPr>
                   <pic:blipFill>
-                    <a:blip r:embed="rId83"/>
+                    <a:blip r:embed="rId84"/>
                     <a:stretch>
                       <a:fillRect/>
                     </a:stretch>
@@ -12781,79 +12979,17 @@
           <w:rFonts w:hint="default"/>
           <w:lang w:val="en-US"/>
         </w:rPr>
-        <w:t>DA2 - 3</w:t>
-      </w:r>
-    </w:p>
-    <w:p>
-      <w:pPr>
-        <w:numPr>
-          <w:ilvl w:val="0"/>
-          <w:numId w:val="3"/>
-        </w:numPr>
-        <w:pBdr>
-          <w:bottom w:val="single" w:color="auto" w:sz="4" w:space="0"/>
-        </w:pBdr>
-        <w:ind w:leftChars="0"/>
-        <w:rPr>
-          <w:rFonts w:hint="default"/>
-          <w:lang w:val="en-US"/>
-        </w:rPr>
-      </w:pPr>
-      <w:r>
-        <w:rPr>
-          <w:rFonts w:hint="default"/>
-          <w:lang w:val="en-US"/>
-        </w:rPr>
-        <w:t>Design pattern - 3 (Hỏi thăm là phải học 23 design pattern kh)</w:t>
-      </w:r>
-    </w:p>
-    <w:p>
-      <w:pPr>
-        <w:numPr>
-          <w:ilvl w:val="0"/>
-          <w:numId w:val="3"/>
-        </w:numPr>
-        <w:pBdr>
-          <w:bottom w:val="single" w:color="auto" w:sz="4" w:space="0"/>
-        </w:pBdr>
-        <w:ind w:leftChars="0"/>
-        <w:rPr>
-          <w:rFonts w:hint="default"/>
-          <w:lang w:val="en-US"/>
-        </w:rPr>
-      </w:pPr>
-      <w:r>
-        <w:rPr>
-          <w:rFonts w:hint="default"/>
-          <w:lang w:val="en-US"/>
-        </w:rPr>
-        <w:t>PTYC - 2</w:t>
-      </w:r>
-    </w:p>
-    <w:p>
-      <w:pPr>
-        <w:numPr>
-          <w:ilvl w:val="0"/>
-          <w:numId w:val="3"/>
-        </w:numPr>
-        <w:pBdr>
-          <w:bottom w:val="single" w:color="auto" w:sz="4" w:space="0"/>
-        </w:pBdr>
-        <w:ind w:leftChars="0"/>
-        <w:rPr>
-          <w:rFonts w:hint="default"/>
-          <w:lang w:val="en-US"/>
-        </w:rPr>
-      </w:pPr>
-      <w:r>
-        <w:rPr>
-          <w:rFonts w:hint="default"/>
-          <w:lang w:val="en-US"/>
-        </w:rPr>
-        <w:t>Testing - 3</w:t>
+        <w:t>DA2 - 3 (SE12</w:t>
       </w:r>
       <w:bookmarkStart w:id="0" w:name="_GoBack"/>
       <w:bookmarkEnd w:id="0"/>
+      <w:r>
+        <w:rPr>
+          <w:rFonts w:hint="default"/>
+          <w:lang w:val="en-US"/>
+        </w:rPr>
+        <w:t>2)</w:t>
+      </w:r>
     </w:p>
     <w:p>
       <w:pPr>
@@ -12875,44 +13011,853 @@
           <w:rFonts w:hint="default"/>
           <w:lang w:val="en-US"/>
         </w:rPr>
-        <w:t>DevOps - 3</w:t>
-      </w:r>
-    </w:p>
-    <w:p>
-      <w:pPr>
-        <w:numPr>
-          <w:ilvl w:val="0"/>
-          <w:numId w:val="0"/>
-        </w:numPr>
-        <w:pBdr>
-          <w:bottom w:val="single" w:color="auto" w:sz="4" w:space="0"/>
-        </w:pBdr>
-        <w:ind w:leftChars="0"/>
-      </w:pPr>
-    </w:p>
-    <w:p>
-      <w:pPr>
-        <w:numPr>
-          <w:ilvl w:val="0"/>
-          <w:numId w:val="0"/>
-        </w:numPr>
-        <w:pBdr>
-          <w:bottom w:val="single" w:color="auto" w:sz="4" w:space="0"/>
-        </w:pBdr>
-        <w:ind w:leftChars="0"/>
-      </w:pPr>
-    </w:p>
-    <w:p>
-      <w:pPr>
-        <w:numPr>
-          <w:ilvl w:val="0"/>
-          <w:numId w:val="0"/>
-        </w:numPr>
-        <w:pBdr>
-          <w:bottom w:val="single" w:color="auto" w:sz="4" w:space="0"/>
-        </w:pBdr>
-        <w:ind w:leftChars="0"/>
-      </w:pPr>
+        <w:t>PTYC - 2 + 1 (SE357)</w:t>
+      </w:r>
+    </w:p>
+    <w:p>
+      <w:pPr>
+        <w:numPr>
+          <w:ilvl w:val="0"/>
+          <w:numId w:val="3"/>
+        </w:numPr>
+        <w:pBdr>
+          <w:bottom w:val="single" w:color="auto" w:sz="4" w:space="0"/>
+        </w:pBdr>
+        <w:ind w:leftChars="0"/>
+        <w:rPr>
+          <w:rFonts w:hint="default"/>
+          <w:lang w:val="en-US"/>
+        </w:rPr>
+      </w:pPr>
+      <w:r>
+        <w:rPr>
+          <w:rFonts w:hint="default"/>
+          <w:lang w:val="en-US"/>
+        </w:rPr>
+        <w:t>Testing - 3 + 1 (SE113)</w:t>
+      </w:r>
+    </w:p>
+    <w:p>
+      <w:pPr>
+        <w:numPr>
+          <w:ilvl w:val="0"/>
+          <w:numId w:val="3"/>
+        </w:numPr>
+        <w:pBdr>
+          <w:bottom w:val="single" w:color="auto" w:sz="4" w:space="0"/>
+        </w:pBdr>
+        <w:ind w:leftChars="0"/>
+        <w:rPr>
+          <w:rFonts w:hint="default"/>
+          <w:lang w:val="en-US"/>
+        </w:rPr>
+      </w:pPr>
+      <w:r>
+        <w:rPr>
+          <w:rFonts w:hint="default"/>
+          <w:lang w:val="en-US"/>
+        </w:rPr>
+        <w:t>DevOps - 3 + 1 (NT548)</w:t>
+      </w:r>
+    </w:p>
+    <w:p>
+      <w:pPr>
+        <w:numPr>
+          <w:ilvl w:val="0"/>
+          <w:numId w:val="0"/>
+        </w:numPr>
+        <w:pBdr>
+          <w:bottom w:val="single" w:color="auto" w:sz="4" w:space="0"/>
+        </w:pBdr>
+        <w:ind w:leftChars="0"/>
+      </w:pPr>
+    </w:p>
+    <w:p>
+      <w:pPr>
+        <w:numPr>
+          <w:ilvl w:val="0"/>
+          <w:numId w:val="0"/>
+        </w:numPr>
+        <w:pBdr>
+          <w:bottom w:val="none" w:color="auto" w:sz="0" w:space="0"/>
+        </w:pBdr>
+        <w:ind w:leftChars="0"/>
+      </w:pPr>
+    </w:p>
+    <w:p>
+      <w:pPr>
+        <w:numPr>
+          <w:ilvl w:val="0"/>
+          <w:numId w:val="0"/>
+        </w:numPr>
+        <w:pBdr>
+          <w:bottom w:val="single" w:color="auto" w:sz="4" w:space="0"/>
+        </w:pBdr>
+        <w:ind w:leftChars="0"/>
+        <w:rPr>
+          <w:rFonts w:hint="default"/>
+          <w:lang w:val="en-US"/>
+        </w:rPr>
+      </w:pPr>
+      <w:r>
+        <w:rPr>
+          <w:rFonts w:hint="default"/>
+          <w:lang w:val="en-US"/>
+        </w:rPr>
+        <w:t>Core Java</w:t>
+      </w:r>
+    </w:p>
+    <w:p>
+      <w:pPr>
+        <w:numPr>
+          <w:ilvl w:val="0"/>
+          <w:numId w:val="0"/>
+        </w:numPr>
+        <w:pBdr>
+          <w:bottom w:val="single" w:color="auto" w:sz="4" w:space="0"/>
+        </w:pBdr>
+        <w:ind w:leftChars="0"/>
+        <w:rPr>
+          <w:rFonts w:hint="default"/>
+          <w:lang w:val="en-US"/>
+        </w:rPr>
+      </w:pPr>
+      <w:r>
+        <w:rPr>
+          <w:rFonts w:hint="default"/>
+          <w:lang w:val="en-US"/>
+        </w:rPr>
+        <w:t xml:space="preserve">   ↓</w:t>
+      </w:r>
+    </w:p>
+    <w:p>
+      <w:pPr>
+        <w:numPr>
+          <w:ilvl w:val="0"/>
+          <w:numId w:val="0"/>
+        </w:numPr>
+        <w:pBdr>
+          <w:bottom w:val="single" w:color="auto" w:sz="4" w:space="0"/>
+        </w:pBdr>
+        <w:ind w:leftChars="0"/>
+        <w:rPr>
+          <w:rFonts w:hint="default"/>
+          <w:lang w:val="en-US"/>
+        </w:rPr>
+      </w:pPr>
+      <w:r>
+        <w:rPr>
+          <w:rFonts w:hint="default"/>
+          <w:lang w:val="en-US"/>
+        </w:rPr>
+        <w:t>OOP</w:t>
+      </w:r>
+    </w:p>
+    <w:p>
+      <w:pPr>
+        <w:numPr>
+          <w:ilvl w:val="0"/>
+          <w:numId w:val="0"/>
+        </w:numPr>
+        <w:pBdr>
+          <w:bottom w:val="single" w:color="auto" w:sz="4" w:space="0"/>
+        </w:pBdr>
+        <w:ind w:leftChars="0"/>
+        <w:rPr>
+          <w:rFonts w:hint="default"/>
+          <w:lang w:val="en-US"/>
+        </w:rPr>
+      </w:pPr>
+      <w:r>
+        <w:rPr>
+          <w:rFonts w:hint="default"/>
+          <w:lang w:val="en-US"/>
+        </w:rPr>
+        <w:t xml:space="preserve">   ↓</w:t>
+      </w:r>
+    </w:p>
+    <w:p>
+      <w:pPr>
+        <w:numPr>
+          <w:ilvl w:val="0"/>
+          <w:numId w:val="0"/>
+        </w:numPr>
+        <w:pBdr>
+          <w:bottom w:val="single" w:color="auto" w:sz="4" w:space="0"/>
+        </w:pBdr>
+        <w:ind w:leftChars="0"/>
+        <w:rPr>
+          <w:rFonts w:hint="default"/>
+          <w:lang w:val="en-US"/>
+        </w:rPr>
+      </w:pPr>
+      <w:r>
+        <w:rPr>
+          <w:rFonts w:hint="default"/>
+          <w:lang w:val="en-US"/>
+        </w:rPr>
+        <w:t>Collections + Generics</w:t>
+      </w:r>
+    </w:p>
+    <w:p>
+      <w:pPr>
+        <w:numPr>
+          <w:ilvl w:val="0"/>
+          <w:numId w:val="0"/>
+        </w:numPr>
+        <w:pBdr>
+          <w:bottom w:val="single" w:color="auto" w:sz="4" w:space="0"/>
+        </w:pBdr>
+        <w:ind w:leftChars="0"/>
+        <w:rPr>
+          <w:rFonts w:hint="default"/>
+          <w:lang w:val="en-US"/>
+        </w:rPr>
+      </w:pPr>
+      <w:r>
+        <w:rPr>
+          <w:rFonts w:hint="default"/>
+          <w:lang w:val="en-US"/>
+        </w:rPr>
+        <w:t xml:space="preserve">   ↓</w:t>
+      </w:r>
+    </w:p>
+    <w:p>
+      <w:pPr>
+        <w:numPr>
+          <w:ilvl w:val="0"/>
+          <w:numId w:val="0"/>
+        </w:numPr>
+        <w:pBdr>
+          <w:bottom w:val="single" w:color="auto" w:sz="4" w:space="0"/>
+        </w:pBdr>
+        <w:ind w:leftChars="0"/>
+        <w:rPr>
+          <w:rFonts w:hint="default"/>
+          <w:lang w:val="en-US"/>
+        </w:rPr>
+      </w:pPr>
+      <w:r>
+        <w:rPr>
+          <w:rFonts w:hint="default"/>
+          <w:lang w:val="en-US"/>
+        </w:rPr>
+        <w:t>Exceptions</w:t>
+      </w:r>
+    </w:p>
+    <w:p>
+      <w:pPr>
+        <w:numPr>
+          <w:ilvl w:val="0"/>
+          <w:numId w:val="0"/>
+        </w:numPr>
+        <w:pBdr>
+          <w:bottom w:val="single" w:color="auto" w:sz="4" w:space="0"/>
+        </w:pBdr>
+        <w:ind w:leftChars="0"/>
+        <w:rPr>
+          <w:rFonts w:hint="default"/>
+          <w:lang w:val="en-US"/>
+        </w:rPr>
+      </w:pPr>
+      <w:r>
+        <w:rPr>
+          <w:rFonts w:hint="default"/>
+          <w:lang w:val="en-US"/>
+        </w:rPr>
+        <w:t xml:space="preserve">   ↓</w:t>
+      </w:r>
+    </w:p>
+    <w:p>
+      <w:pPr>
+        <w:numPr>
+          <w:ilvl w:val="0"/>
+          <w:numId w:val="0"/>
+        </w:numPr>
+        <w:pBdr>
+          <w:bottom w:val="single" w:color="auto" w:sz="4" w:space="0"/>
+        </w:pBdr>
+        <w:ind w:leftChars="0"/>
+        <w:rPr>
+          <w:rFonts w:hint="default"/>
+          <w:lang w:val="en-US"/>
+        </w:rPr>
+      </w:pPr>
+      <w:r>
+        <w:rPr>
+          <w:rFonts w:hint="default"/>
+          <w:lang w:val="en-US"/>
+        </w:rPr>
+        <w:t>Java I/O</w:t>
+      </w:r>
+    </w:p>
+    <w:p>
+      <w:pPr>
+        <w:numPr>
+          <w:ilvl w:val="0"/>
+          <w:numId w:val="0"/>
+        </w:numPr>
+        <w:pBdr>
+          <w:bottom w:val="single" w:color="auto" w:sz="4" w:space="0"/>
+        </w:pBdr>
+        <w:ind w:leftChars="0"/>
+        <w:rPr>
+          <w:rFonts w:hint="default"/>
+          <w:lang w:val="en-US"/>
+        </w:rPr>
+      </w:pPr>
+      <w:r>
+        <w:rPr>
+          <w:rFonts w:hint="default"/>
+          <w:lang w:val="en-US"/>
+        </w:rPr>
+        <w:t xml:space="preserve">   ↓</w:t>
+      </w:r>
+    </w:p>
+    <w:p>
+      <w:pPr>
+        <w:numPr>
+          <w:ilvl w:val="0"/>
+          <w:numId w:val="0"/>
+        </w:numPr>
+        <w:pBdr>
+          <w:bottom w:val="single" w:color="auto" w:sz="4" w:space="0"/>
+        </w:pBdr>
+        <w:ind w:leftChars="0"/>
+        <w:rPr>
+          <w:rFonts w:hint="default"/>
+          <w:lang w:val="en-US"/>
+        </w:rPr>
+      </w:pPr>
+      <w:r>
+        <w:rPr>
+          <w:rFonts w:hint="default"/>
+          <w:lang w:val="en-US"/>
+        </w:rPr>
+        <w:t>Threads / Concurrency basics</w:t>
+      </w:r>
+    </w:p>
+    <w:p>
+      <w:pPr>
+        <w:numPr>
+          <w:ilvl w:val="0"/>
+          <w:numId w:val="0"/>
+        </w:numPr>
+        <w:pBdr>
+          <w:bottom w:val="single" w:color="auto" w:sz="4" w:space="0"/>
+        </w:pBdr>
+        <w:ind w:leftChars="0"/>
+        <w:rPr>
+          <w:rFonts w:hint="default"/>
+          <w:lang w:val="en-US"/>
+        </w:rPr>
+      </w:pPr>
+      <w:r>
+        <w:rPr>
+          <w:rFonts w:hint="default"/>
+          <w:lang w:val="en-US"/>
+        </w:rPr>
+        <w:t xml:space="preserve">   ↓</w:t>
+      </w:r>
+    </w:p>
+    <w:p>
+      <w:pPr>
+        <w:numPr>
+          <w:ilvl w:val="0"/>
+          <w:numId w:val="0"/>
+        </w:numPr>
+        <w:pBdr>
+          <w:bottom w:val="single" w:color="auto" w:sz="4" w:space="0"/>
+        </w:pBdr>
+        <w:ind w:leftChars="0"/>
+        <w:rPr>
+          <w:rFonts w:hint="default"/>
+          <w:color w:val="FF0000"/>
+          <w:lang w:val="en-US"/>
+        </w:rPr>
+      </w:pPr>
+      <w:r>
+        <w:rPr>
+          <w:rFonts w:hint="default"/>
+          <w:color w:val="FF0000"/>
+          <w:lang w:val="en-US"/>
+        </w:rPr>
+        <w:t>Maven / Gradle</w:t>
+      </w:r>
+    </w:p>
+    <w:p>
+      <w:pPr>
+        <w:numPr>
+          <w:ilvl w:val="0"/>
+          <w:numId w:val="0"/>
+        </w:numPr>
+        <w:pBdr>
+          <w:bottom w:val="single" w:color="auto" w:sz="4" w:space="0"/>
+        </w:pBdr>
+        <w:ind w:leftChars="0"/>
+        <w:rPr>
+          <w:rFonts w:hint="default"/>
+          <w:lang w:val="en-US"/>
+        </w:rPr>
+      </w:pPr>
+      <w:r>
+        <w:rPr>
+          <w:rFonts w:hint="default"/>
+          <w:lang w:val="en-US"/>
+        </w:rPr>
+        <w:t xml:space="preserve">   ↓</w:t>
+      </w:r>
+    </w:p>
+    <w:p>
+      <w:pPr>
+        <w:numPr>
+          <w:ilvl w:val="0"/>
+          <w:numId w:val="0"/>
+        </w:numPr>
+        <w:pBdr>
+          <w:bottom w:val="single" w:color="auto" w:sz="4" w:space="0"/>
+        </w:pBdr>
+        <w:ind w:leftChars="0"/>
+        <w:rPr>
+          <w:rFonts w:hint="default"/>
+          <w:lang w:val="en-US"/>
+        </w:rPr>
+      </w:pPr>
+      <w:r>
+        <w:rPr>
+          <w:rFonts w:hint="default"/>
+          <w:lang w:val="en-US"/>
+        </w:rPr>
+        <w:t>SQL + PostgreSQL/MySQL</w:t>
+      </w:r>
+    </w:p>
+    <w:p>
+      <w:pPr>
+        <w:numPr>
+          <w:ilvl w:val="0"/>
+          <w:numId w:val="0"/>
+        </w:numPr>
+        <w:pBdr>
+          <w:bottom w:val="single" w:color="auto" w:sz="4" w:space="0"/>
+        </w:pBdr>
+        <w:ind w:leftChars="0"/>
+        <w:rPr>
+          <w:rFonts w:hint="default"/>
+          <w:lang w:val="en-US"/>
+        </w:rPr>
+      </w:pPr>
+      <w:r>
+        <w:rPr>
+          <w:rFonts w:hint="default"/>
+          <w:lang w:val="en-US"/>
+        </w:rPr>
+        <w:t xml:space="preserve">   ↓</w:t>
+      </w:r>
+    </w:p>
+    <w:p>
+      <w:pPr>
+        <w:numPr>
+          <w:ilvl w:val="0"/>
+          <w:numId w:val="0"/>
+        </w:numPr>
+        <w:pBdr>
+          <w:bottom w:val="single" w:color="auto" w:sz="4" w:space="0"/>
+        </w:pBdr>
+        <w:ind w:leftChars="0"/>
+        <w:rPr>
+          <w:rFonts w:hint="default"/>
+          <w:color w:val="FF0000"/>
+          <w:lang w:val="en-US"/>
+        </w:rPr>
+      </w:pPr>
+      <w:r>
+        <w:rPr>
+          <w:rFonts w:hint="default"/>
+          <w:color w:val="FF0000"/>
+          <w:lang w:val="en-US"/>
+        </w:rPr>
+        <w:t>JDBC basic</w:t>
+      </w:r>
+    </w:p>
+    <w:p>
+      <w:pPr>
+        <w:numPr>
+          <w:ilvl w:val="0"/>
+          <w:numId w:val="0"/>
+        </w:numPr>
+        <w:pBdr>
+          <w:bottom w:val="single" w:color="auto" w:sz="4" w:space="0"/>
+        </w:pBdr>
+        <w:ind w:leftChars="0"/>
+        <w:rPr>
+          <w:rFonts w:hint="default"/>
+          <w:lang w:val="en-US"/>
+        </w:rPr>
+      </w:pPr>
+      <w:r>
+        <w:rPr>
+          <w:rFonts w:hint="default"/>
+          <w:lang w:val="en-US"/>
+        </w:rPr>
+        <w:t xml:space="preserve">   ↓</w:t>
+      </w:r>
+    </w:p>
+    <w:p>
+      <w:pPr>
+        <w:numPr>
+          <w:ilvl w:val="0"/>
+          <w:numId w:val="0"/>
+        </w:numPr>
+        <w:pBdr>
+          <w:bottom w:val="single" w:color="auto" w:sz="4" w:space="0"/>
+        </w:pBdr>
+        <w:ind w:leftChars="0"/>
+        <w:rPr>
+          <w:rFonts w:hint="default"/>
+          <w:lang w:val="en-US"/>
+        </w:rPr>
+      </w:pPr>
+      <w:r>
+        <w:rPr>
+          <w:rFonts w:hint="default"/>
+          <w:color w:val="FF0000"/>
+          <w:lang w:val="en-US"/>
+        </w:rPr>
+        <w:t>Spring</w:t>
+      </w:r>
+    </w:p>
+    <w:p>
+      <w:pPr>
+        <w:numPr>
+          <w:ilvl w:val="0"/>
+          <w:numId w:val="0"/>
+        </w:numPr>
+        <w:pBdr>
+          <w:bottom w:val="single" w:color="auto" w:sz="4" w:space="0"/>
+        </w:pBdr>
+        <w:ind w:leftChars="0"/>
+        <w:rPr>
+          <w:rFonts w:hint="default"/>
+          <w:lang w:val="en-US"/>
+        </w:rPr>
+      </w:pPr>
+      <w:r>
+        <w:rPr>
+          <w:rFonts w:hint="default"/>
+          <w:lang w:val="en-US"/>
+        </w:rPr>
+        <w:t xml:space="preserve">   ↓</w:t>
+      </w:r>
+    </w:p>
+    <w:p>
+      <w:pPr>
+        <w:numPr>
+          <w:ilvl w:val="0"/>
+          <w:numId w:val="0"/>
+        </w:numPr>
+        <w:pBdr>
+          <w:bottom w:val="single" w:color="auto" w:sz="4" w:space="0"/>
+        </w:pBdr>
+        <w:ind w:leftChars="0"/>
+        <w:rPr>
+          <w:rFonts w:hint="default"/>
+          <w:color w:val="FF0000"/>
+          <w:lang w:val="en-US"/>
+        </w:rPr>
+      </w:pPr>
+      <w:r>
+        <w:rPr>
+          <w:rFonts w:hint="default"/>
+          <w:color w:val="FF0000"/>
+          <w:lang w:val="en-US"/>
+        </w:rPr>
+        <w:t>Spring Boot</w:t>
+      </w:r>
+    </w:p>
+    <w:p>
+      <w:pPr>
+        <w:numPr>
+          <w:ilvl w:val="0"/>
+          <w:numId w:val="0"/>
+        </w:numPr>
+        <w:pBdr>
+          <w:bottom w:val="single" w:color="auto" w:sz="4" w:space="0"/>
+        </w:pBdr>
+        <w:ind w:leftChars="0"/>
+        <w:rPr>
+          <w:rFonts w:hint="default"/>
+          <w:lang w:val="en-US"/>
+        </w:rPr>
+      </w:pPr>
+      <w:r>
+        <w:rPr>
+          <w:rFonts w:hint="default"/>
+          <w:lang w:val="en-US"/>
+        </w:rPr>
+        <w:t xml:space="preserve">   ↓</w:t>
+      </w:r>
+    </w:p>
+    <w:p>
+      <w:pPr>
+        <w:numPr>
+          <w:ilvl w:val="0"/>
+          <w:numId w:val="0"/>
+        </w:numPr>
+        <w:pBdr>
+          <w:bottom w:val="single" w:color="auto" w:sz="4" w:space="0"/>
+        </w:pBdr>
+        <w:ind w:leftChars="0"/>
+        <w:rPr>
+          <w:rFonts w:hint="default"/>
+          <w:lang w:val="en-US"/>
+        </w:rPr>
+      </w:pPr>
+      <w:r>
+        <w:rPr>
+          <w:rFonts w:hint="default"/>
+          <w:lang w:val="en-US"/>
+        </w:rPr>
+        <w:t>REST API</w:t>
+      </w:r>
+    </w:p>
+    <w:p>
+      <w:pPr>
+        <w:numPr>
+          <w:ilvl w:val="0"/>
+          <w:numId w:val="0"/>
+        </w:numPr>
+        <w:pBdr>
+          <w:bottom w:val="single" w:color="auto" w:sz="4" w:space="0"/>
+        </w:pBdr>
+        <w:ind w:leftChars="0"/>
+        <w:rPr>
+          <w:rFonts w:hint="default"/>
+          <w:lang w:val="en-US"/>
+        </w:rPr>
+      </w:pPr>
+      <w:r>
+        <w:rPr>
+          <w:rFonts w:hint="default"/>
+          <w:lang w:val="en-US"/>
+        </w:rPr>
+        <w:t xml:space="preserve">   ↓</w:t>
+      </w:r>
+    </w:p>
+    <w:p>
+      <w:pPr>
+        <w:numPr>
+          <w:ilvl w:val="0"/>
+          <w:numId w:val="0"/>
+        </w:numPr>
+        <w:pBdr>
+          <w:bottom w:val="single" w:color="auto" w:sz="4" w:space="0"/>
+        </w:pBdr>
+        <w:ind w:leftChars="0"/>
+        <w:rPr>
+          <w:rFonts w:hint="default"/>
+          <w:color w:val="FF0000"/>
+          <w:lang w:val="en-US"/>
+        </w:rPr>
+      </w:pPr>
+      <w:r>
+        <w:rPr>
+          <w:rFonts w:hint="default"/>
+          <w:color w:val="FF0000"/>
+          <w:lang w:val="en-US"/>
+        </w:rPr>
+        <w:t>Spring Data JPA / Hibernate</w:t>
+      </w:r>
+    </w:p>
+    <w:p>
+      <w:pPr>
+        <w:numPr>
+          <w:ilvl w:val="0"/>
+          <w:numId w:val="0"/>
+        </w:numPr>
+        <w:pBdr>
+          <w:bottom w:val="single" w:color="auto" w:sz="4" w:space="0"/>
+        </w:pBdr>
+        <w:ind w:leftChars="0"/>
+        <w:rPr>
+          <w:rFonts w:hint="default"/>
+          <w:lang w:val="en-US"/>
+        </w:rPr>
+      </w:pPr>
+      <w:r>
+        <w:rPr>
+          <w:rFonts w:hint="default"/>
+          <w:lang w:val="en-US"/>
+        </w:rPr>
+        <w:t xml:space="preserve">   ↓</w:t>
+      </w:r>
+    </w:p>
+    <w:p>
+      <w:pPr>
+        <w:numPr>
+          <w:ilvl w:val="0"/>
+          <w:numId w:val="0"/>
+        </w:numPr>
+        <w:pBdr>
+          <w:bottom w:val="single" w:color="auto" w:sz="4" w:space="0"/>
+        </w:pBdr>
+        <w:ind w:leftChars="0"/>
+        <w:rPr>
+          <w:rFonts w:hint="default"/>
+          <w:color w:val="FF0000"/>
+          <w:lang w:val="en-US"/>
+        </w:rPr>
+      </w:pPr>
+      <w:r>
+        <w:rPr>
+          <w:rFonts w:hint="default"/>
+          <w:color w:val="FF0000"/>
+          <w:lang w:val="en-US"/>
+        </w:rPr>
+        <w:t>Validation + Exception Handling</w:t>
+      </w:r>
+    </w:p>
+    <w:p>
+      <w:pPr>
+        <w:numPr>
+          <w:ilvl w:val="0"/>
+          <w:numId w:val="0"/>
+        </w:numPr>
+        <w:pBdr>
+          <w:bottom w:val="single" w:color="auto" w:sz="4" w:space="0"/>
+        </w:pBdr>
+        <w:ind w:leftChars="0"/>
+        <w:rPr>
+          <w:rFonts w:hint="default"/>
+          <w:lang w:val="en-US"/>
+        </w:rPr>
+      </w:pPr>
+      <w:r>
+        <w:rPr>
+          <w:rFonts w:hint="default"/>
+          <w:lang w:val="en-US"/>
+        </w:rPr>
+        <w:t xml:space="preserve">   ↓</w:t>
+      </w:r>
+    </w:p>
+    <w:p>
+      <w:pPr>
+        <w:numPr>
+          <w:ilvl w:val="0"/>
+          <w:numId w:val="0"/>
+        </w:numPr>
+        <w:pBdr>
+          <w:bottom w:val="single" w:color="auto" w:sz="4" w:space="0"/>
+        </w:pBdr>
+        <w:ind w:leftChars="0"/>
+        <w:rPr>
+          <w:rFonts w:hint="default"/>
+          <w:color w:val="FF0000"/>
+          <w:lang w:val="en-US"/>
+        </w:rPr>
+      </w:pPr>
+      <w:r>
+        <w:rPr>
+          <w:rFonts w:hint="default"/>
+          <w:color w:val="FF0000"/>
+          <w:lang w:val="en-US"/>
+        </w:rPr>
+        <w:t>Spring Security</w:t>
+      </w:r>
+    </w:p>
+    <w:p>
+      <w:pPr>
+        <w:numPr>
+          <w:ilvl w:val="0"/>
+          <w:numId w:val="0"/>
+        </w:numPr>
+        <w:pBdr>
+          <w:bottom w:val="single" w:color="auto" w:sz="4" w:space="0"/>
+        </w:pBdr>
+        <w:ind w:leftChars="0"/>
+        <w:rPr>
+          <w:rFonts w:hint="default"/>
+          <w:lang w:val="en-US"/>
+        </w:rPr>
+      </w:pPr>
+      <w:r>
+        <w:rPr>
+          <w:rFonts w:hint="default"/>
+          <w:lang w:val="en-US"/>
+        </w:rPr>
+        <w:t xml:space="preserve">   ↓</w:t>
+      </w:r>
+    </w:p>
+    <w:p>
+      <w:pPr>
+        <w:numPr>
+          <w:ilvl w:val="0"/>
+          <w:numId w:val="0"/>
+        </w:numPr>
+        <w:pBdr>
+          <w:bottom w:val="single" w:color="auto" w:sz="4" w:space="0"/>
+        </w:pBdr>
+        <w:ind w:leftChars="0"/>
+        <w:rPr>
+          <w:rFonts w:hint="default"/>
+          <w:lang w:val="en-US"/>
+        </w:rPr>
+      </w:pPr>
+      <w:r>
+        <w:rPr>
+          <w:rFonts w:hint="default"/>
+          <w:color w:val="FF0000"/>
+          <w:lang w:val="en-US"/>
+        </w:rPr>
+        <w:t>Testing</w:t>
+      </w:r>
+    </w:p>
+    <w:p>
+      <w:pPr>
+        <w:numPr>
+          <w:ilvl w:val="0"/>
+          <w:numId w:val="0"/>
+        </w:numPr>
+        <w:pBdr>
+          <w:bottom w:val="single" w:color="auto" w:sz="4" w:space="0"/>
+        </w:pBdr>
+        <w:ind w:leftChars="0"/>
+        <w:rPr>
+          <w:rFonts w:hint="default"/>
+          <w:lang w:val="en-US"/>
+        </w:rPr>
+      </w:pPr>
+      <w:r>
+        <w:rPr>
+          <w:rFonts w:hint="default"/>
+          <w:lang w:val="en-US"/>
+        </w:rPr>
+        <w:t xml:space="preserve">   ↓</w:t>
+      </w:r>
+    </w:p>
+    <w:p>
+      <w:pPr>
+        <w:numPr>
+          <w:ilvl w:val="0"/>
+          <w:numId w:val="0"/>
+        </w:numPr>
+        <w:pBdr>
+          <w:bottom w:val="single" w:color="auto" w:sz="4" w:space="0"/>
+        </w:pBdr>
+        <w:ind w:leftChars="0"/>
+        <w:rPr>
+          <w:rFonts w:hint="default"/>
+          <w:color w:val="FF0000"/>
+          <w:lang w:val="en-US"/>
+        </w:rPr>
+      </w:pPr>
+      <w:r>
+        <w:rPr>
+          <w:rFonts w:hint="default"/>
+          <w:color w:val="FF0000"/>
+          <w:lang w:val="en-US"/>
+        </w:rPr>
+        <w:t>Docker / deployment</w:t>
+      </w:r>
     </w:p>
     <w:p>
       <w:pPr>
@@ -14427,7 +15372,7 @@
                     </pic:cNvPicPr>
                   </pic:nvPicPr>
                   <pic:blipFill>
-                    <a:blip r:embed="rId84"/>
+                    <a:blip r:embed="rId85"/>
                     <a:stretch>
                       <a:fillRect/>
                     </a:stretch>
@@ -14546,7 +15491,27 @@
       <w:pPr>
         <w:numPr>
           <w:ilvl w:val="0"/>
-          <w:numId w:val="0"/>
+          <w:numId w:val="6"/>
+        </w:numPr>
+        <w:ind w:leftChars="0"/>
+        <w:rPr>
+          <w:rFonts w:hint="default"/>
+          <w:lang w:val="en-US"/>
+        </w:rPr>
+      </w:pPr>
+      <w:r>
+        <w:rPr>
+          <w:rFonts w:hint="default"/>
+          <w:lang w:val="en-US"/>
+        </w:rPr>
+        <w:t>Interleave</w:t>
+      </w:r>
+    </w:p>
+    <w:p>
+      <w:pPr>
+        <w:numPr>
+          <w:ilvl w:val="0"/>
+          <w:numId w:val="6"/>
         </w:numPr>
         <w:ind w:leftChars="0"/>
         <w:rPr>
@@ -15172,7 +16137,7 @@
       <w:pPr>
         <w:numPr>
           <w:ilvl w:val="0"/>
-          <w:numId w:val="6"/>
+          <w:numId w:val="7"/>
         </w:numPr>
         <w:rPr>
           <w:rFonts w:hint="default"/>
@@ -15191,7 +16156,7 @@
       <w:pPr>
         <w:numPr>
           <w:ilvl w:val="0"/>
-          <w:numId w:val="6"/>
+          <w:numId w:val="7"/>
         </w:numPr>
         <w:rPr>
           <w:rFonts w:hint="default"/>
@@ -15239,7 +16204,7 @@
       <w:pPr>
         <w:numPr>
           <w:ilvl w:val="0"/>
-          <w:numId w:val="6"/>
+          <w:numId w:val="7"/>
         </w:numPr>
         <w:rPr>
           <w:rFonts w:hint="default"/>
@@ -15258,7 +16223,7 @@
       <w:pPr>
         <w:numPr>
           <w:ilvl w:val="0"/>
-          <w:numId w:val="6"/>
+          <w:numId w:val="7"/>
         </w:numPr>
         <w:rPr>
           <w:rFonts w:hint="default"/>
@@ -15272,6 +16237,45 @@
         </w:rPr>
         <w:t>Dictate: Listen and write</w:t>
       </w:r>
+    </w:p>
+    <w:p>
+      <w:pPr>
+        <w:numPr>
+          <w:ilvl w:val="0"/>
+          <w:numId w:val="0"/>
+        </w:numPr>
+        <w:pBdr>
+          <w:bottom w:val="single" w:color="auto" w:sz="4" w:space="0"/>
+        </w:pBdr>
+        <w:rPr>
+          <w:rFonts w:hint="default"/>
+          <w:lang w:val="en-US"/>
+        </w:rPr>
+      </w:pPr>
+    </w:p>
+    <w:p>
+      <w:pPr>
+        <w:numPr>
+          <w:ilvl w:val="0"/>
+          <w:numId w:val="0"/>
+        </w:numPr>
+        <w:rPr>
+          <w:rFonts w:hint="default"/>
+          <w:lang w:val="en-US"/>
+        </w:rPr>
+      </w:pPr>
+    </w:p>
+    <w:p>
+      <w:pPr>
+        <w:numPr>
+          <w:ilvl w:val="0"/>
+          <w:numId w:val="0"/>
+        </w:numPr>
+        <w:rPr>
+          <w:rFonts w:hint="default"/>
+          <w:lang w:val="en-US"/>
+        </w:rPr>
+      </w:pPr>
     </w:p>
     <w:sectPr>
       <w:pgSz w:w="11906" w:h="16838"/>
@@ -15346,6 +16350,18 @@
     </w:lvl>
   </w:abstractNum>
   <w:abstractNum w:abstractNumId="5">
+    <w:nsid w:val="27842030"/>
+    <w:multiLevelType w:val="singleLevel"/>
+    <w:tmpl w:val="27842030"/>
+    <w:lvl w:ilvl="0" w:tentative="0">
+      <w:start w:val="1"/>
+      <w:numFmt w:val="decimal"/>
+      <w:suff w:val="space"/>
+      <w:lvlText w:val="%1."/>
+      <w:lvlJc w:val="left"/>
+    </w:lvl>
+  </w:abstractNum>
+  <w:abstractNum w:abstractNumId="6">
     <w:nsid w:val="62496907"/>
     <w:multiLevelType w:val="singleLevel"/>
     <w:tmpl w:val="62496907"/>
@@ -15364,7 +16380,7 @@
     <w:abstractNumId w:val="3"/>
   </w:num>
   <w:num w:numId="3">
-    <w:abstractNumId w:val="5"/>
+    <w:abstractNumId w:val="6"/>
   </w:num>
   <w:num w:numId="4">
     <w:abstractNumId w:val="0"/>
@@ -15373,6 +16389,9 @@
     <w:abstractNumId w:val="4"/>
   </w:num>
   <w:num w:numId="6">
+    <w:abstractNumId w:val="5"/>
+  </w:num>
+  <w:num w:numId="7">
     <w:abstractNumId w:val="2"/>
   </w:num>
 </w:numbering>

--- a/Vocab_3.docx
+++ b/Vocab_3.docx
@@ -12771,225 +12771,189 @@
           <w:lang w:val="en-US"/>
         </w:rPr>
       </w:pPr>
-    </w:p>
-    <w:p>
-      <w:pPr>
-        <w:numPr>
-          <w:ilvl w:val="0"/>
-          <w:numId w:val="0"/>
-        </w:numPr>
-        <w:pBdr>
-          <w:bottom w:val="single" w:color="auto" w:sz="4" w:space="0"/>
-        </w:pBdr>
-        <w:ind w:leftChars="0"/>
-      </w:pPr>
-    </w:p>
-    <w:p>
-      <w:pPr>
-        <w:numPr>
-          <w:ilvl w:val="0"/>
-          <w:numId w:val="0"/>
-        </w:numPr>
-        <w:pBdr>
-          <w:bottom w:val="single" w:color="auto" w:sz="4" w:space="0"/>
-        </w:pBdr>
-        <w:ind w:leftChars="0"/>
-      </w:pPr>
-    </w:p>
-    <w:p>
-      <w:pPr>
-        <w:numPr>
-          <w:ilvl w:val="0"/>
-          <w:numId w:val="0"/>
-        </w:numPr>
-        <w:pBdr>
-          <w:bottom w:val="single" w:color="auto" w:sz="4" w:space="0"/>
-        </w:pBdr>
-        <w:ind w:leftChars="0"/>
-      </w:pPr>
-    </w:p>
-    <w:p>
-      <w:pPr>
-        <w:numPr>
-          <w:ilvl w:val="0"/>
-          <w:numId w:val="0"/>
-        </w:numPr>
-        <w:pBdr>
-          <w:bottom w:val="single" w:color="auto" w:sz="4" w:space="0"/>
-        </w:pBdr>
-        <w:ind w:leftChars="0"/>
-      </w:pPr>
-    </w:p>
-    <w:p>
-      <w:pPr>
-        <w:numPr>
-          <w:ilvl w:val="0"/>
-          <w:numId w:val="0"/>
-        </w:numPr>
-        <w:pBdr>
-          <w:bottom w:val="single" w:color="auto" w:sz="4" w:space="0"/>
-        </w:pBdr>
-        <w:ind w:leftChars="0"/>
-      </w:pPr>
-    </w:p>
-    <w:p>
-      <w:pPr>
-        <w:numPr>
-          <w:ilvl w:val="0"/>
-          <w:numId w:val="0"/>
-        </w:numPr>
-        <w:pBdr>
-          <w:bottom w:val="single" w:color="auto" w:sz="4" w:space="0"/>
-        </w:pBdr>
-        <w:ind w:leftChars="0"/>
-      </w:pPr>
-    </w:p>
-    <w:p>
-      <w:pPr>
-        <w:numPr>
-          <w:ilvl w:val="0"/>
-          <w:numId w:val="0"/>
-        </w:numPr>
-        <w:pBdr>
-          <w:bottom w:val="single" w:color="auto" w:sz="4" w:space="0"/>
-        </w:pBdr>
-        <w:ind w:leftChars="0"/>
-      </w:pPr>
-    </w:p>
-    <w:p>
-      <w:pPr>
-        <w:numPr>
-          <w:ilvl w:val="0"/>
-          <w:numId w:val="0"/>
-        </w:numPr>
-        <w:pBdr>
-          <w:bottom w:val="single" w:color="auto" w:sz="4" w:space="0"/>
-        </w:pBdr>
-        <w:ind w:leftChars="0"/>
-      </w:pPr>
-    </w:p>
-    <w:p>
-      <w:pPr>
-        <w:numPr>
-          <w:ilvl w:val="0"/>
-          <w:numId w:val="0"/>
-        </w:numPr>
-        <w:pBdr>
-          <w:bottom w:val="single" w:color="auto" w:sz="4" w:space="0"/>
-        </w:pBdr>
-        <w:ind w:leftChars="0"/>
-      </w:pPr>
-      <w:r>
-        <w:drawing>
-          <wp:inline distT="0" distB="0" distL="114300" distR="114300">
-            <wp:extent cx="5269230" cy="173990"/>
-            <wp:effectExtent l="0" t="0" r="3810" b="8890"/>
-            <wp:docPr id="81" name="Picture 1"/>
-            <wp:cNvGraphicFramePr>
-              <a:graphicFrameLocks xmlns:a="http://schemas.openxmlformats.org/drawingml/2006/main" noChangeAspect="1"/>
-            </wp:cNvGraphicFramePr>
-            <a:graphic xmlns:a="http://schemas.openxmlformats.org/drawingml/2006/main">
-              <a:graphicData uri="http://schemas.openxmlformats.org/drawingml/2006/picture">
-                <pic:pic xmlns:pic="http://schemas.openxmlformats.org/drawingml/2006/picture">
-                  <pic:nvPicPr>
-                    <pic:cNvPr id="81" name="Picture 1"/>
-                    <pic:cNvPicPr>
-                      <a:picLocks noChangeAspect="1"/>
-                    </pic:cNvPicPr>
-                  </pic:nvPicPr>
-                  <pic:blipFill>
-                    <a:blip r:embed="rId84"/>
-                    <a:stretch>
-                      <a:fillRect/>
-                    </a:stretch>
-                  </pic:blipFill>
-                  <pic:spPr>
-                    <a:xfrm>
-                      <a:off x="0" y="0"/>
-                      <a:ext cx="5269230" cy="173990"/>
-                    </a:xfrm>
-                    <a:prstGeom prst="rect">
-                      <a:avLst/>
-                    </a:prstGeom>
-                    <a:noFill/>
-                    <a:ln>
-                      <a:noFill/>
-                    </a:ln>
-                  </pic:spPr>
-                </pic:pic>
-              </a:graphicData>
-            </a:graphic>
-          </wp:inline>
-        </w:drawing>
-      </w:r>
-    </w:p>
-    <w:p>
-      <w:pPr>
-        <w:numPr>
-          <w:ilvl w:val="0"/>
-          <w:numId w:val="0"/>
-        </w:numPr>
-        <w:pBdr>
-          <w:bottom w:val="single" w:color="auto" w:sz="4" w:space="0"/>
-        </w:pBdr>
-        <w:ind w:leftChars="0"/>
-      </w:pPr>
-    </w:p>
-    <w:p>
-      <w:pPr>
-        <w:numPr>
-          <w:ilvl w:val="0"/>
-          <w:numId w:val="0"/>
-        </w:numPr>
-        <w:pBdr>
-          <w:bottom w:val="single" w:color="auto" w:sz="4" w:space="0"/>
-        </w:pBdr>
-        <w:ind w:leftChars="0"/>
-      </w:pPr>
-    </w:p>
-    <w:p>
-      <w:pPr>
-        <w:numPr>
-          <w:ilvl w:val="0"/>
-          <w:numId w:val="0"/>
-        </w:numPr>
-        <w:pBdr>
-          <w:bottom w:val="single" w:color="auto" w:sz="4" w:space="0"/>
-        </w:pBdr>
-        <w:ind w:leftChars="0"/>
-      </w:pPr>
-    </w:p>
-    <w:p>
-      <w:pPr>
-        <w:numPr>
-          <w:ilvl w:val="0"/>
-          <w:numId w:val="3"/>
-        </w:numPr>
-        <w:pBdr>
-          <w:bottom w:val="single" w:color="auto" w:sz="4" w:space="0"/>
-        </w:pBdr>
-        <w:ind w:leftChars="0"/>
-        <w:rPr>
-          <w:rFonts w:hint="default"/>
-          <w:lang w:val="en-US"/>
-        </w:rPr>
-      </w:pPr>
-      <w:r>
-        <w:rPr>
-          <w:rFonts w:hint="default"/>
-          <w:lang w:val="en-US"/>
-        </w:rPr>
-        <w:t>DA2 - 3 (SE12</w:t>
-      </w:r>
+      <w:r>
+        <w:rPr>
+          <w:rFonts w:hint="default"/>
+          <w:lang w:val="en-US"/>
+        </w:rPr>
+        <w:t>Real-world project</w:t>
+      </w:r>
+    </w:p>
+    <w:p>
+      <w:pPr>
+        <w:numPr>
+          <w:numId w:val="0"/>
+        </w:numPr>
+        <w:pBdr>
+          <w:bottom w:val="single" w:color="auto" w:sz="4" w:space="0"/>
+        </w:pBdr>
+        <w:rPr>
+          <w:rFonts w:hint="default"/>
+          <w:lang w:val="en-US"/>
+        </w:rPr>
+      </w:pPr>
+    </w:p>
+    <w:p>
+      <w:pPr>
+        <w:numPr>
+          <w:ilvl w:val="0"/>
+          <w:numId w:val="2"/>
+        </w:numPr>
+        <w:pBdr>
+          <w:bottom w:val="single" w:color="auto" w:sz="4" w:space="0"/>
+        </w:pBdr>
+        <w:ind w:left="0" w:leftChars="0" w:firstLine="0" w:firstLineChars="0"/>
+        <w:rPr>
+          <w:rFonts w:hint="default"/>
+          <w:lang w:val="en-US"/>
+        </w:rPr>
+      </w:pPr>
       <w:bookmarkStart w:id="0" w:name="_GoBack"/>
       <w:bookmarkEnd w:id="0"/>
-      <w:r>
-        <w:rPr>
-          <w:rFonts w:hint="default"/>
-          <w:lang w:val="en-US"/>
-        </w:rPr>
-        <w:t>2)</w:t>
-      </w:r>
+    </w:p>
+    <w:p>
+      <w:pPr>
+        <w:numPr>
+          <w:ilvl w:val="0"/>
+          <w:numId w:val="0"/>
+        </w:numPr>
+        <w:pBdr>
+          <w:bottom w:val="single" w:color="auto" w:sz="4" w:space="0"/>
+        </w:pBdr>
+        <w:ind w:leftChars="0"/>
+      </w:pPr>
+    </w:p>
+    <w:p>
+      <w:pPr>
+        <w:numPr>
+          <w:ilvl w:val="0"/>
+          <w:numId w:val="0"/>
+        </w:numPr>
+        <w:pBdr>
+          <w:bottom w:val="single" w:color="auto" w:sz="4" w:space="0"/>
+        </w:pBdr>
+        <w:ind w:leftChars="0"/>
+      </w:pPr>
+    </w:p>
+    <w:p>
+      <w:pPr>
+        <w:numPr>
+          <w:ilvl w:val="0"/>
+          <w:numId w:val="0"/>
+        </w:numPr>
+        <w:pBdr>
+          <w:bottom w:val="single" w:color="auto" w:sz="4" w:space="0"/>
+        </w:pBdr>
+        <w:ind w:leftChars="0"/>
+      </w:pPr>
+    </w:p>
+    <w:p>
+      <w:pPr>
+        <w:numPr>
+          <w:ilvl w:val="0"/>
+          <w:numId w:val="0"/>
+        </w:numPr>
+        <w:pBdr>
+          <w:bottom w:val="single" w:color="auto" w:sz="4" w:space="0"/>
+        </w:pBdr>
+        <w:ind w:leftChars="0"/>
+      </w:pPr>
+    </w:p>
+    <w:p>
+      <w:pPr>
+        <w:numPr>
+          <w:ilvl w:val="0"/>
+          <w:numId w:val="0"/>
+        </w:numPr>
+        <w:pBdr>
+          <w:bottom w:val="single" w:color="auto" w:sz="4" w:space="0"/>
+        </w:pBdr>
+        <w:ind w:leftChars="0"/>
+      </w:pPr>
+    </w:p>
+    <w:p>
+      <w:pPr>
+        <w:numPr>
+          <w:ilvl w:val="0"/>
+          <w:numId w:val="0"/>
+        </w:numPr>
+        <w:pBdr>
+          <w:bottom w:val="single" w:color="auto" w:sz="4" w:space="0"/>
+        </w:pBdr>
+        <w:ind w:leftChars="0"/>
+      </w:pPr>
+    </w:p>
+    <w:p>
+      <w:pPr>
+        <w:numPr>
+          <w:ilvl w:val="0"/>
+          <w:numId w:val="0"/>
+        </w:numPr>
+        <w:pBdr>
+          <w:bottom w:val="single" w:color="auto" w:sz="4" w:space="0"/>
+        </w:pBdr>
+        <w:ind w:leftChars="0"/>
+      </w:pPr>
+    </w:p>
+    <w:p>
+      <w:pPr>
+        <w:numPr>
+          <w:ilvl w:val="0"/>
+          <w:numId w:val="0"/>
+        </w:numPr>
+        <w:pBdr>
+          <w:bottom w:val="single" w:color="auto" w:sz="4" w:space="0"/>
+        </w:pBdr>
+        <w:ind w:leftChars="0"/>
+      </w:pPr>
+    </w:p>
+    <w:p>
+      <w:pPr>
+        <w:numPr>
+          <w:ilvl w:val="0"/>
+          <w:numId w:val="0"/>
+        </w:numPr>
+        <w:pBdr>
+          <w:bottom w:val="single" w:color="auto" w:sz="4" w:space="0"/>
+        </w:pBdr>
+        <w:ind w:leftChars="0"/>
+      </w:pPr>
+    </w:p>
+    <w:p>
+      <w:pPr>
+        <w:numPr>
+          <w:ilvl w:val="0"/>
+          <w:numId w:val="0"/>
+        </w:numPr>
+        <w:pBdr>
+          <w:bottom w:val="single" w:color="auto" w:sz="4" w:space="0"/>
+        </w:pBdr>
+        <w:ind w:leftChars="0"/>
+      </w:pPr>
+    </w:p>
+    <w:p>
+      <w:pPr>
+        <w:numPr>
+          <w:ilvl w:val="0"/>
+          <w:numId w:val="0"/>
+        </w:numPr>
+        <w:pBdr>
+          <w:bottom w:val="single" w:color="auto" w:sz="4" w:space="0"/>
+        </w:pBdr>
+        <w:ind w:leftChars="0"/>
+      </w:pPr>
+    </w:p>
+    <w:p>
+      <w:pPr>
+        <w:numPr>
+          <w:ilvl w:val="0"/>
+          <w:numId w:val="0"/>
+        </w:numPr>
+        <w:pBdr>
+          <w:bottom w:val="single" w:color="auto" w:sz="4" w:space="0"/>
+        </w:pBdr>
+        <w:ind w:leftChars="0"/>
+      </w:pPr>
     </w:p>
     <w:p>
       <w:pPr>
@@ -13011,6 +12975,29 @@
           <w:rFonts w:hint="default"/>
           <w:lang w:val="en-US"/>
         </w:rPr>
+        <w:t>DA2 - 3 (SE122)</w:t>
+      </w:r>
+    </w:p>
+    <w:p>
+      <w:pPr>
+        <w:numPr>
+          <w:ilvl w:val="0"/>
+          <w:numId w:val="3"/>
+        </w:numPr>
+        <w:pBdr>
+          <w:bottom w:val="single" w:color="auto" w:sz="4" w:space="0"/>
+        </w:pBdr>
+        <w:ind w:leftChars="0"/>
+        <w:rPr>
+          <w:rFonts w:hint="default"/>
+          <w:lang w:val="en-US"/>
+        </w:rPr>
+      </w:pPr>
+      <w:r>
+        <w:rPr>
+          <w:rFonts w:hint="default"/>
+          <w:lang w:val="en-US"/>
+        </w:rPr>
         <w:t>PTYC - 2 + 1 (SE357)</w:t>
       </w:r>
     </w:p>
@@ -13079,6 +13066,18 @@
           <w:numId w:val="0"/>
         </w:numPr>
         <w:pBdr>
+          <w:bottom w:val="single" w:color="auto" w:sz="4" w:space="0"/>
+        </w:pBdr>
+        <w:ind w:leftChars="0"/>
+      </w:pPr>
+    </w:p>
+    <w:p>
+      <w:pPr>
+        <w:numPr>
+          <w:ilvl w:val="0"/>
+          <w:numId w:val="0"/>
+        </w:numPr>
+        <w:pBdr>
           <w:bottom w:val="none" w:color="auto" w:sz="0" w:space="0"/>
         </w:pBdr>
         <w:ind w:leftChars="0"/>
@@ -13379,10 +13378,18 @@
       <w:r>
         <w:rPr>
           <w:rFonts w:hint="default"/>
+          <w:color w:val="00B050"/>
+          <w:lang w:val="en-US"/>
+        </w:rPr>
+        <w:t xml:space="preserve">Maven </w:t>
+      </w:r>
+      <w:r>
+        <w:rPr>
+          <w:rFonts w:hint="default"/>
           <w:color w:val="FF0000"/>
           <w:lang w:val="en-US"/>
         </w:rPr>
-        <w:t>Maven / Gradle</w:t>
+        <w:t>/ Gradle</w:t>
       </w:r>
     </w:p>
     <w:p>
@@ -15372,7 +15379,7 @@
                     </pic:cNvPicPr>
                   </pic:nvPicPr>
                   <pic:blipFill>
-                    <a:blip r:embed="rId85"/>
+                    <a:blip r:embed="rId84"/>
                     <a:stretch>
                       <a:fillRect/>
                     </a:stretch>

--- a/Vocab_3.docx
+++ b/Vocab_3.docx
@@ -12694,6 +12694,7 @@
     <w:p>
       <w:pPr>
         <w:numPr>
+          <w:ilvl w:val="0"/>
           <w:numId w:val="0"/>
         </w:numPr>
         <w:pBdr>
@@ -12748,6 +12749,7 @@
     <w:p>
       <w:pPr>
         <w:numPr>
+          <w:ilvl w:val="0"/>
           <w:numId w:val="0"/>
         </w:numPr>
         <w:pBdr>
@@ -12777,6 +12779,83 @@
           <w:lang w:val="en-US"/>
         </w:rPr>
         <w:t>Real-world project</w:t>
+      </w:r>
+    </w:p>
+    <w:p>
+      <w:pPr>
+        <w:numPr>
+          <w:ilvl w:val="0"/>
+          <w:numId w:val="0"/>
+        </w:numPr>
+        <w:pBdr>
+          <w:bottom w:val="none" w:color="auto" w:sz="0" w:space="0"/>
+        </w:pBdr>
+        <w:rPr>
+          <w:rFonts w:hint="default"/>
+          <w:lang w:val="en-US"/>
+        </w:rPr>
+      </w:pPr>
+    </w:p>
+    <w:p>
+      <w:pPr>
+        <w:numPr>
+          <w:ilvl w:val="0"/>
+          <w:numId w:val="0"/>
+        </w:numPr>
+        <w:pBdr>
+          <w:bottom w:val="single" w:color="auto" w:sz="4" w:space="0"/>
+        </w:pBdr>
+        <w:rPr>
+          <w:rFonts w:hint="default"/>
+          <w:lang w:val="en-US"/>
+        </w:rPr>
+      </w:pPr>
+    </w:p>
+    <w:p>
+      <w:pPr>
+        <w:numPr>
+          <w:ilvl w:val="0"/>
+          <w:numId w:val="2"/>
+        </w:numPr>
+        <w:pBdr>
+          <w:bottom w:val="single" w:color="auto" w:sz="4" w:space="0"/>
+        </w:pBdr>
+        <w:ind w:left="0" w:leftChars="0" w:firstLine="0" w:firstLineChars="0"/>
+        <w:rPr>
+          <w:rFonts w:hint="default"/>
+          <w:lang w:val="en-US"/>
+        </w:rPr>
+      </w:pPr>
+      <w:r>
+        <w:rPr>
+          <w:rFonts w:hint="default"/>
+          <w:lang w:val="en-US"/>
+        </w:rPr>
+        <w:t>Nó không nhất thiết phải..</w:t>
+      </w:r>
+      <w:r>
+        <w:rPr>
+          <w:rFonts w:hint="default"/>
+          <w:lang w:val="en-US"/>
+        </w:rPr>
+        <w:tab/>
+        <w:t/>
+      </w:r>
+      <w:r>
+        <w:rPr>
+          <w:rFonts w:hint="default"/>
+          <w:lang w:val="en-US"/>
+        </w:rPr>
+        <w:tab/>
+        <w:t/>
+      </w:r>
+      <w:r>
+        <w:rPr>
+          <w:rFonts w:hint="default"/>
+          <w:lang w:val="en-US"/>
+        </w:rPr>
+        <w:tab/>
+        <w:t>- it is not necessarily the classic Singleton design pattern</w:t>
       </w:r>
     </w:p>
     <w:p>
@@ -13885,9 +13964,938 @@
           <w:numId w:val="0"/>
         </w:numPr>
         <w:pBdr>
-          <w:bottom w:val="single" w:color="auto" w:sz="4" w:space="0"/>
-        </w:pBdr>
-        <w:ind w:leftChars="0"/>
+          <w:bottom w:val="none" w:color="auto" w:sz="0" w:space="0"/>
+        </w:pBdr>
+        <w:ind w:leftChars="0"/>
+      </w:pPr>
+    </w:p>
+    <w:p>
+      <w:pPr>
+        <w:numPr>
+          <w:ilvl w:val="0"/>
+          <w:numId w:val="0"/>
+        </w:numPr>
+        <w:pBdr>
+          <w:bottom w:val="single" w:color="auto" w:sz="4" w:space="0"/>
+        </w:pBdr>
+        <w:ind w:leftChars="0"/>
+        <w:rPr>
+          <w:rFonts w:hint="default"/>
+          <w:lang w:val="en-US"/>
+        </w:rPr>
+      </w:pPr>
+      <w:r>
+        <w:rPr>
+          <w:rFonts w:hint="default"/>
+          <w:lang w:val="en-US"/>
+        </w:rPr>
+        <w:t>Core Java ✅</w:t>
+      </w:r>
+    </w:p>
+    <w:p>
+      <w:pPr>
+        <w:numPr>
+          <w:ilvl w:val="0"/>
+          <w:numId w:val="0"/>
+        </w:numPr>
+        <w:pBdr>
+          <w:bottom w:val="single" w:color="auto" w:sz="4" w:space="0"/>
+        </w:pBdr>
+        <w:ind w:leftChars="0"/>
+        <w:rPr>
+          <w:rFonts w:hint="default"/>
+          <w:lang w:val="en-US"/>
+        </w:rPr>
+      </w:pPr>
+      <w:r>
+        <w:rPr>
+          <w:rFonts w:hint="default"/>
+          <w:lang w:val="en-US"/>
+        </w:rPr>
+        <w:t xml:space="preserve">    ↓</w:t>
+      </w:r>
+    </w:p>
+    <w:p>
+      <w:pPr>
+        <w:numPr>
+          <w:ilvl w:val="0"/>
+          <w:numId w:val="0"/>
+        </w:numPr>
+        <w:pBdr>
+          <w:bottom w:val="single" w:color="auto" w:sz="4" w:space="0"/>
+        </w:pBdr>
+        <w:ind w:leftChars="0"/>
+        <w:rPr>
+          <w:rFonts w:hint="default"/>
+          <w:lang w:val="en-US"/>
+        </w:rPr>
+      </w:pPr>
+      <w:r>
+        <w:rPr>
+          <w:rFonts w:hint="default"/>
+          <w:lang w:val="en-US"/>
+        </w:rPr>
+        <w:t>OOP ✅</w:t>
+      </w:r>
+    </w:p>
+    <w:p>
+      <w:pPr>
+        <w:numPr>
+          <w:ilvl w:val="0"/>
+          <w:numId w:val="0"/>
+        </w:numPr>
+        <w:pBdr>
+          <w:bottom w:val="single" w:color="auto" w:sz="4" w:space="0"/>
+        </w:pBdr>
+        <w:ind w:leftChars="0"/>
+        <w:rPr>
+          <w:rFonts w:hint="default"/>
+          <w:lang w:val="en-US"/>
+        </w:rPr>
+      </w:pPr>
+      <w:r>
+        <w:rPr>
+          <w:rFonts w:hint="default"/>
+          <w:lang w:val="en-US"/>
+        </w:rPr>
+        <w:t xml:space="preserve">    ↓</w:t>
+      </w:r>
+    </w:p>
+    <w:p>
+      <w:pPr>
+        <w:numPr>
+          <w:ilvl w:val="0"/>
+          <w:numId w:val="0"/>
+        </w:numPr>
+        <w:pBdr>
+          <w:bottom w:val="single" w:color="auto" w:sz="4" w:space="0"/>
+        </w:pBdr>
+        <w:ind w:leftChars="0"/>
+        <w:rPr>
+          <w:rFonts w:hint="default"/>
+          <w:lang w:val="en-US"/>
+        </w:rPr>
+      </w:pPr>
+      <w:r>
+        <w:rPr>
+          <w:rFonts w:hint="default"/>
+          <w:lang w:val="en-US"/>
+        </w:rPr>
+        <w:t>Collections + Generics ✅</w:t>
+      </w:r>
+    </w:p>
+    <w:p>
+      <w:pPr>
+        <w:numPr>
+          <w:ilvl w:val="0"/>
+          <w:numId w:val="0"/>
+        </w:numPr>
+        <w:pBdr>
+          <w:bottom w:val="single" w:color="auto" w:sz="4" w:space="0"/>
+        </w:pBdr>
+        <w:ind w:leftChars="0"/>
+        <w:rPr>
+          <w:rFonts w:hint="default"/>
+          <w:lang w:val="en-US"/>
+        </w:rPr>
+      </w:pPr>
+      <w:r>
+        <w:rPr>
+          <w:rFonts w:hint="default"/>
+          <w:lang w:val="en-US"/>
+        </w:rPr>
+        <w:t xml:space="preserve">    ↓</w:t>
+      </w:r>
+    </w:p>
+    <w:p>
+      <w:pPr>
+        <w:numPr>
+          <w:ilvl w:val="0"/>
+          <w:numId w:val="0"/>
+        </w:numPr>
+        <w:pBdr>
+          <w:bottom w:val="single" w:color="auto" w:sz="4" w:space="0"/>
+        </w:pBdr>
+        <w:ind w:leftChars="0"/>
+        <w:rPr>
+          <w:rFonts w:hint="default"/>
+          <w:lang w:val="en-US"/>
+        </w:rPr>
+      </w:pPr>
+      <w:r>
+        <w:rPr>
+          <w:rFonts w:hint="default"/>
+          <w:lang w:val="en-US"/>
+        </w:rPr>
+        <w:t>Exceptions ✅</w:t>
+      </w:r>
+    </w:p>
+    <w:p>
+      <w:pPr>
+        <w:numPr>
+          <w:ilvl w:val="0"/>
+          <w:numId w:val="0"/>
+        </w:numPr>
+        <w:pBdr>
+          <w:bottom w:val="single" w:color="auto" w:sz="4" w:space="0"/>
+        </w:pBdr>
+        <w:ind w:leftChars="0"/>
+        <w:rPr>
+          <w:rFonts w:hint="default"/>
+          <w:lang w:val="en-US"/>
+        </w:rPr>
+      </w:pPr>
+      <w:r>
+        <w:rPr>
+          <w:rFonts w:hint="default"/>
+          <w:lang w:val="en-US"/>
+        </w:rPr>
+        <w:t xml:space="preserve">    ↓</w:t>
+      </w:r>
+    </w:p>
+    <w:p>
+      <w:pPr>
+        <w:numPr>
+          <w:ilvl w:val="0"/>
+          <w:numId w:val="0"/>
+        </w:numPr>
+        <w:pBdr>
+          <w:bottom w:val="single" w:color="auto" w:sz="4" w:space="0"/>
+        </w:pBdr>
+        <w:ind w:leftChars="0"/>
+        <w:rPr>
+          <w:rFonts w:hint="default"/>
+          <w:lang w:val="en-US"/>
+        </w:rPr>
+      </w:pPr>
+      <w:r>
+        <w:rPr>
+          <w:rFonts w:hint="default"/>
+          <w:lang w:val="en-US"/>
+        </w:rPr>
+        <w:t>Java I/O ✅</w:t>
+      </w:r>
+    </w:p>
+    <w:p>
+      <w:pPr>
+        <w:numPr>
+          <w:ilvl w:val="0"/>
+          <w:numId w:val="0"/>
+        </w:numPr>
+        <w:pBdr>
+          <w:bottom w:val="single" w:color="auto" w:sz="4" w:space="0"/>
+        </w:pBdr>
+        <w:ind w:leftChars="0"/>
+        <w:rPr>
+          <w:rFonts w:hint="default"/>
+          <w:lang w:val="en-US"/>
+        </w:rPr>
+      </w:pPr>
+      <w:r>
+        <w:rPr>
+          <w:rFonts w:hint="default"/>
+          <w:lang w:val="en-US"/>
+        </w:rPr>
+        <w:t xml:space="preserve">    ↓</w:t>
+      </w:r>
+    </w:p>
+    <w:p>
+      <w:pPr>
+        <w:numPr>
+          <w:ilvl w:val="0"/>
+          <w:numId w:val="0"/>
+        </w:numPr>
+        <w:pBdr>
+          <w:bottom w:val="single" w:color="auto" w:sz="4" w:space="0"/>
+        </w:pBdr>
+        <w:ind w:leftChars="0"/>
+        <w:rPr>
+          <w:rFonts w:hint="default"/>
+          <w:lang w:val="en-US"/>
+        </w:rPr>
+      </w:pPr>
+      <w:r>
+        <w:rPr>
+          <w:rFonts w:hint="default"/>
+          <w:lang w:val="en-US"/>
+        </w:rPr>
+        <w:t>Concurrency basics ✅</w:t>
+      </w:r>
+    </w:p>
+    <w:p>
+      <w:pPr>
+        <w:numPr>
+          <w:ilvl w:val="0"/>
+          <w:numId w:val="0"/>
+        </w:numPr>
+        <w:pBdr>
+          <w:bottom w:val="single" w:color="auto" w:sz="4" w:space="0"/>
+        </w:pBdr>
+        <w:ind w:leftChars="0"/>
+        <w:rPr>
+          <w:rFonts w:hint="default"/>
+          <w:lang w:val="en-US"/>
+        </w:rPr>
+      </w:pPr>
+      <w:r>
+        <w:rPr>
+          <w:rFonts w:hint="default"/>
+          <w:lang w:val="en-US"/>
+        </w:rPr>
+        <w:t xml:space="preserve">    ↓</w:t>
+      </w:r>
+    </w:p>
+    <w:p>
+      <w:pPr>
+        <w:numPr>
+          <w:ilvl w:val="0"/>
+          <w:numId w:val="0"/>
+        </w:numPr>
+        <w:pBdr>
+          <w:bottom w:val="single" w:color="auto" w:sz="4" w:space="0"/>
+        </w:pBdr>
+        <w:ind w:leftChars="0"/>
+        <w:rPr>
+          <w:rFonts w:hint="default"/>
+          <w:lang w:val="en-US"/>
+        </w:rPr>
+      </w:pPr>
+      <w:r>
+        <w:rPr>
+          <w:rFonts w:hint="default"/>
+          <w:lang w:val="en-US"/>
+        </w:rPr>
+        <w:t>Maven ✅</w:t>
+      </w:r>
+    </w:p>
+    <w:p>
+      <w:pPr>
+        <w:numPr>
+          <w:ilvl w:val="0"/>
+          <w:numId w:val="0"/>
+        </w:numPr>
+        <w:pBdr>
+          <w:bottom w:val="single" w:color="auto" w:sz="4" w:space="0"/>
+        </w:pBdr>
+        <w:ind w:leftChars="0"/>
+        <w:rPr>
+          <w:rFonts w:hint="default"/>
+          <w:lang w:val="en-US"/>
+        </w:rPr>
+      </w:pPr>
+      <w:r>
+        <w:rPr>
+          <w:rFonts w:hint="default"/>
+          <w:lang w:val="en-US"/>
+        </w:rPr>
+        <w:t xml:space="preserve">    ↓</w:t>
+      </w:r>
+    </w:p>
+    <w:p>
+      <w:pPr>
+        <w:numPr>
+          <w:ilvl w:val="0"/>
+          <w:numId w:val="0"/>
+        </w:numPr>
+        <w:pBdr>
+          <w:bottom w:val="single" w:color="auto" w:sz="4" w:space="0"/>
+        </w:pBdr>
+        <w:ind w:leftChars="0"/>
+        <w:rPr>
+          <w:rFonts w:hint="default"/>
+          <w:lang w:val="en-US"/>
+        </w:rPr>
+      </w:pPr>
+      <w:r>
+        <w:rPr>
+          <w:rFonts w:hint="default"/>
+          <w:lang w:val="en-US"/>
+        </w:rPr>
+        <w:t>SQL + PostgreSQL ✅</w:t>
+      </w:r>
+    </w:p>
+    <w:p>
+      <w:pPr>
+        <w:numPr>
+          <w:ilvl w:val="0"/>
+          <w:numId w:val="0"/>
+        </w:numPr>
+        <w:pBdr>
+          <w:bottom w:val="single" w:color="auto" w:sz="4" w:space="0"/>
+        </w:pBdr>
+        <w:ind w:leftChars="0"/>
+        <w:rPr>
+          <w:rFonts w:hint="default"/>
+          <w:lang w:val="en-US"/>
+        </w:rPr>
+      </w:pPr>
+      <w:r>
+        <w:rPr>
+          <w:rFonts w:hint="default"/>
+          <w:lang w:val="en-US"/>
+        </w:rPr>
+        <w:t xml:space="preserve">    ↓</w:t>
+      </w:r>
+    </w:p>
+    <w:p>
+      <w:pPr>
+        <w:numPr>
+          <w:ilvl w:val="0"/>
+          <w:numId w:val="0"/>
+        </w:numPr>
+        <w:pBdr>
+          <w:bottom w:val="single" w:color="auto" w:sz="4" w:space="0"/>
+        </w:pBdr>
+        <w:ind w:leftChars="0"/>
+        <w:rPr>
+          <w:rFonts w:hint="default"/>
+          <w:lang w:val="en-US"/>
+        </w:rPr>
+      </w:pPr>
+      <w:r>
+        <w:rPr>
+          <w:rFonts w:hint="default"/>
+          <w:lang w:val="en-US"/>
+        </w:rPr>
+        <w:t>JDBC ✅</w:t>
+      </w:r>
+    </w:p>
+    <w:p>
+      <w:pPr>
+        <w:numPr>
+          <w:ilvl w:val="0"/>
+          <w:numId w:val="0"/>
+        </w:numPr>
+        <w:pBdr>
+          <w:bottom w:val="single" w:color="auto" w:sz="4" w:space="0"/>
+        </w:pBdr>
+        <w:ind w:leftChars="0"/>
+        <w:rPr>
+          <w:rFonts w:hint="default"/>
+          <w:lang w:val="en-US"/>
+        </w:rPr>
+      </w:pPr>
+      <w:r>
+        <w:rPr>
+          <w:rFonts w:hint="default"/>
+          <w:lang w:val="en-US"/>
+        </w:rPr>
+        <w:t xml:space="preserve">    ↓</w:t>
+      </w:r>
+    </w:p>
+    <w:p>
+      <w:pPr>
+        <w:numPr>
+          <w:ilvl w:val="0"/>
+          <w:numId w:val="0"/>
+        </w:numPr>
+        <w:pBdr>
+          <w:bottom w:val="single" w:color="auto" w:sz="4" w:space="0"/>
+        </w:pBdr>
+        <w:ind w:leftChars="0"/>
+        <w:rPr>
+          <w:rFonts w:hint="default"/>
+          <w:lang w:val="en-US"/>
+        </w:rPr>
+      </w:pPr>
+      <w:r>
+        <w:rPr>
+          <w:rFonts w:hint="default"/>
+          <w:lang w:val="en-US"/>
+        </w:rPr>
+        <w:t>DataSource + Connection Pool concept</w:t>
+      </w:r>
+    </w:p>
+    <w:p>
+      <w:pPr>
+        <w:numPr>
+          <w:ilvl w:val="0"/>
+          <w:numId w:val="0"/>
+        </w:numPr>
+        <w:pBdr>
+          <w:bottom w:val="single" w:color="auto" w:sz="4" w:space="0"/>
+        </w:pBdr>
+        <w:ind w:leftChars="0"/>
+        <w:rPr>
+          <w:rFonts w:hint="default"/>
+          <w:lang w:val="en-US"/>
+        </w:rPr>
+      </w:pPr>
+      <w:r>
+        <w:rPr>
+          <w:rFonts w:hint="default"/>
+          <w:lang w:val="en-US"/>
+        </w:rPr>
+        <w:t xml:space="preserve">    ↓</w:t>
+      </w:r>
+    </w:p>
+    <w:p>
+      <w:pPr>
+        <w:numPr>
+          <w:ilvl w:val="0"/>
+          <w:numId w:val="0"/>
+        </w:numPr>
+        <w:pBdr>
+          <w:bottom w:val="single" w:color="auto" w:sz="4" w:space="0"/>
+        </w:pBdr>
+        <w:ind w:leftChars="0"/>
+        <w:rPr>
+          <w:rFonts w:hint="default"/>
+          <w:lang w:val="en-US"/>
+        </w:rPr>
+      </w:pPr>
+      <w:r>
+        <w:rPr>
+          <w:rFonts w:hint="default"/>
+          <w:lang w:val="en-US"/>
+        </w:rPr>
+        <w:t>🔥 Spring Core</w:t>
+      </w:r>
+    </w:p>
+    <w:p>
+      <w:pPr>
+        <w:numPr>
+          <w:ilvl w:val="0"/>
+          <w:numId w:val="0"/>
+        </w:numPr>
+        <w:pBdr>
+          <w:bottom w:val="single" w:color="auto" w:sz="4" w:space="0"/>
+        </w:pBdr>
+        <w:ind w:leftChars="0"/>
+        <w:rPr>
+          <w:rFonts w:hint="default"/>
+          <w:lang w:val="en-US"/>
+        </w:rPr>
+      </w:pPr>
+      <w:r>
+        <w:rPr>
+          <w:rFonts w:hint="default"/>
+          <w:lang w:val="en-US"/>
+        </w:rPr>
+        <w:t xml:space="preserve">    ↓</w:t>
+      </w:r>
+    </w:p>
+    <w:p>
+      <w:pPr>
+        <w:numPr>
+          <w:ilvl w:val="0"/>
+          <w:numId w:val="0"/>
+        </w:numPr>
+        <w:pBdr>
+          <w:bottom w:val="single" w:color="auto" w:sz="4" w:space="0"/>
+        </w:pBdr>
+        <w:ind w:leftChars="0"/>
+        <w:rPr>
+          <w:rFonts w:hint="default"/>
+          <w:lang w:val="en-US"/>
+        </w:rPr>
+      </w:pPr>
+      <w:r>
+        <w:rPr>
+          <w:rFonts w:hint="default"/>
+          <w:lang w:val="en-US"/>
+        </w:rPr>
+        <w:t>🔥 Spring Boot</w:t>
+      </w:r>
+    </w:p>
+    <w:p>
+      <w:pPr>
+        <w:numPr>
+          <w:ilvl w:val="0"/>
+          <w:numId w:val="0"/>
+        </w:numPr>
+        <w:pBdr>
+          <w:bottom w:val="single" w:color="auto" w:sz="4" w:space="0"/>
+        </w:pBdr>
+        <w:ind w:leftChars="0"/>
+        <w:rPr>
+          <w:rFonts w:hint="default"/>
+          <w:lang w:val="en-US"/>
+        </w:rPr>
+      </w:pPr>
+      <w:r>
+        <w:rPr>
+          <w:rFonts w:hint="default"/>
+          <w:lang w:val="en-US"/>
+        </w:rPr>
+        <w:t xml:space="preserve">    ↓</w:t>
+      </w:r>
+    </w:p>
+    <w:p>
+      <w:pPr>
+        <w:numPr>
+          <w:ilvl w:val="0"/>
+          <w:numId w:val="0"/>
+        </w:numPr>
+        <w:pBdr>
+          <w:bottom w:val="single" w:color="auto" w:sz="4" w:space="0"/>
+        </w:pBdr>
+        <w:ind w:leftChars="0"/>
+        <w:rPr>
+          <w:rFonts w:hint="default"/>
+          <w:lang w:val="en-US"/>
+        </w:rPr>
+      </w:pPr>
+      <w:r>
+        <w:rPr>
+          <w:rFonts w:hint="default"/>
+          <w:lang w:val="en-US"/>
+        </w:rPr>
+        <w:t>🔥 REST API</w:t>
+      </w:r>
+    </w:p>
+    <w:p>
+      <w:pPr>
+        <w:numPr>
+          <w:ilvl w:val="0"/>
+          <w:numId w:val="0"/>
+        </w:numPr>
+        <w:pBdr>
+          <w:bottom w:val="single" w:color="auto" w:sz="4" w:space="0"/>
+        </w:pBdr>
+        <w:ind w:leftChars="0"/>
+        <w:rPr>
+          <w:rFonts w:hint="default"/>
+          <w:lang w:val="en-US"/>
+        </w:rPr>
+      </w:pPr>
+      <w:r>
+        <w:rPr>
+          <w:rFonts w:hint="default"/>
+          <w:lang w:val="en-US"/>
+        </w:rPr>
+        <w:t xml:space="preserve">    ↓</w:t>
+      </w:r>
+    </w:p>
+    <w:p>
+      <w:pPr>
+        <w:numPr>
+          <w:ilvl w:val="0"/>
+          <w:numId w:val="0"/>
+        </w:numPr>
+        <w:pBdr>
+          <w:bottom w:val="single" w:color="auto" w:sz="4" w:space="0"/>
+        </w:pBdr>
+        <w:ind w:leftChars="0"/>
+        <w:rPr>
+          <w:rFonts w:hint="default"/>
+          <w:lang w:val="en-US"/>
+        </w:rPr>
+      </w:pPr>
+      <w:r>
+        <w:rPr>
+          <w:rFonts w:hint="default"/>
+          <w:lang w:val="en-US"/>
+        </w:rPr>
+        <w:t>🔥 Validation + Global Exception Handling</w:t>
+      </w:r>
+    </w:p>
+    <w:p>
+      <w:pPr>
+        <w:numPr>
+          <w:ilvl w:val="0"/>
+          <w:numId w:val="0"/>
+        </w:numPr>
+        <w:pBdr>
+          <w:bottom w:val="single" w:color="auto" w:sz="4" w:space="0"/>
+        </w:pBdr>
+        <w:ind w:leftChars="0"/>
+        <w:rPr>
+          <w:rFonts w:hint="default"/>
+          <w:lang w:val="en-US"/>
+        </w:rPr>
+      </w:pPr>
+      <w:r>
+        <w:rPr>
+          <w:rFonts w:hint="default"/>
+          <w:lang w:val="en-US"/>
+        </w:rPr>
+        <w:t xml:space="preserve">    ↓</w:t>
+      </w:r>
+    </w:p>
+    <w:p>
+      <w:pPr>
+        <w:numPr>
+          <w:ilvl w:val="0"/>
+          <w:numId w:val="0"/>
+        </w:numPr>
+        <w:pBdr>
+          <w:bottom w:val="single" w:color="auto" w:sz="4" w:space="0"/>
+        </w:pBdr>
+        <w:ind w:leftChars="0"/>
+        <w:rPr>
+          <w:rFonts w:hint="default"/>
+          <w:lang w:val="en-US"/>
+        </w:rPr>
+      </w:pPr>
+      <w:r>
+        <w:rPr>
+          <w:rFonts w:hint="default"/>
+          <w:lang w:val="en-US"/>
+        </w:rPr>
+        <w:t>🔥 Spring Data JPA + Hibernate</w:t>
+      </w:r>
+    </w:p>
+    <w:p>
+      <w:pPr>
+        <w:numPr>
+          <w:ilvl w:val="0"/>
+          <w:numId w:val="0"/>
+        </w:numPr>
+        <w:pBdr>
+          <w:bottom w:val="single" w:color="auto" w:sz="4" w:space="0"/>
+        </w:pBdr>
+        <w:ind w:leftChars="0"/>
+        <w:rPr>
+          <w:rFonts w:hint="default"/>
+          <w:lang w:val="en-US"/>
+        </w:rPr>
+      </w:pPr>
+      <w:r>
+        <w:rPr>
+          <w:rFonts w:hint="default"/>
+          <w:lang w:val="en-US"/>
+        </w:rPr>
+        <w:t xml:space="preserve">    ↓</w:t>
+      </w:r>
+    </w:p>
+    <w:p>
+      <w:pPr>
+        <w:numPr>
+          <w:ilvl w:val="0"/>
+          <w:numId w:val="0"/>
+        </w:numPr>
+        <w:pBdr>
+          <w:bottom w:val="single" w:color="auto" w:sz="4" w:space="0"/>
+        </w:pBdr>
+        <w:ind w:leftChars="0"/>
+        <w:rPr>
+          <w:rFonts w:hint="default"/>
+          <w:lang w:val="en-US"/>
+        </w:rPr>
+      </w:pPr>
+      <w:r>
+        <w:rPr>
+          <w:rFonts w:hint="default"/>
+          <w:lang w:val="en-US"/>
+        </w:rPr>
+        <w:t>Spring Transactions deeper</w:t>
+      </w:r>
+    </w:p>
+    <w:p>
+      <w:pPr>
+        <w:numPr>
+          <w:ilvl w:val="0"/>
+          <w:numId w:val="0"/>
+        </w:numPr>
+        <w:pBdr>
+          <w:bottom w:val="single" w:color="auto" w:sz="4" w:space="0"/>
+        </w:pBdr>
+        <w:ind w:leftChars="0"/>
+        <w:rPr>
+          <w:rFonts w:hint="default"/>
+          <w:lang w:val="en-US"/>
+        </w:rPr>
+      </w:pPr>
+      <w:r>
+        <w:rPr>
+          <w:rFonts w:hint="default"/>
+          <w:lang w:val="en-US"/>
+        </w:rPr>
+        <w:t xml:space="preserve">    ↓</w:t>
+      </w:r>
+    </w:p>
+    <w:p>
+      <w:pPr>
+        <w:numPr>
+          <w:ilvl w:val="0"/>
+          <w:numId w:val="0"/>
+        </w:numPr>
+        <w:pBdr>
+          <w:bottom w:val="single" w:color="auto" w:sz="4" w:space="0"/>
+        </w:pBdr>
+        <w:ind w:leftChars="0"/>
+        <w:rPr>
+          <w:rFonts w:hint="default"/>
+          <w:lang w:val="en-US"/>
+        </w:rPr>
+      </w:pPr>
+      <w:r>
+        <w:rPr>
+          <w:rFonts w:hint="default"/>
+          <w:lang w:val="en-US"/>
+        </w:rPr>
+        <w:t>🔥 Spring Security</w:t>
+      </w:r>
+    </w:p>
+    <w:p>
+      <w:pPr>
+        <w:numPr>
+          <w:ilvl w:val="0"/>
+          <w:numId w:val="0"/>
+        </w:numPr>
+        <w:pBdr>
+          <w:bottom w:val="single" w:color="auto" w:sz="4" w:space="0"/>
+        </w:pBdr>
+        <w:ind w:leftChars="0"/>
+        <w:rPr>
+          <w:rFonts w:hint="default"/>
+          <w:lang w:val="en-US"/>
+        </w:rPr>
+      </w:pPr>
+      <w:r>
+        <w:rPr>
+          <w:rFonts w:hint="default"/>
+          <w:lang w:val="en-US"/>
+        </w:rPr>
+        <w:t xml:space="preserve">    ↓</w:t>
+      </w:r>
+    </w:p>
+    <w:p>
+      <w:pPr>
+        <w:numPr>
+          <w:ilvl w:val="0"/>
+          <w:numId w:val="0"/>
+        </w:numPr>
+        <w:pBdr>
+          <w:bottom w:val="single" w:color="auto" w:sz="4" w:space="0"/>
+        </w:pBdr>
+        <w:ind w:leftChars="0"/>
+        <w:rPr>
+          <w:rFonts w:hint="default"/>
+          <w:lang w:val="en-US"/>
+        </w:rPr>
+      </w:pPr>
+      <w:r>
+        <w:rPr>
+          <w:rFonts w:hint="default"/>
+          <w:lang w:val="en-US"/>
+        </w:rPr>
+        <w:t>🔥 Testing</w:t>
+      </w:r>
+    </w:p>
+    <w:p>
+      <w:pPr>
+        <w:numPr>
+          <w:ilvl w:val="0"/>
+          <w:numId w:val="0"/>
+        </w:numPr>
+        <w:pBdr>
+          <w:bottom w:val="single" w:color="auto" w:sz="4" w:space="0"/>
+        </w:pBdr>
+        <w:ind w:leftChars="0"/>
+        <w:rPr>
+          <w:rFonts w:hint="default"/>
+          <w:lang w:val="en-US"/>
+        </w:rPr>
+      </w:pPr>
+      <w:r>
+        <w:rPr>
+          <w:rFonts w:hint="default"/>
+          <w:lang w:val="en-US"/>
+        </w:rPr>
+        <w:t xml:space="preserve">    ↓</w:t>
+      </w:r>
+    </w:p>
+    <w:p>
+      <w:pPr>
+        <w:numPr>
+          <w:ilvl w:val="0"/>
+          <w:numId w:val="0"/>
+        </w:numPr>
+        <w:pBdr>
+          <w:bottom w:val="single" w:color="auto" w:sz="4" w:space="0"/>
+        </w:pBdr>
+        <w:ind w:leftChars="0"/>
+        <w:rPr>
+          <w:rFonts w:hint="default"/>
+          <w:lang w:val="en-US"/>
+        </w:rPr>
+      </w:pPr>
+      <w:r>
+        <w:rPr>
+          <w:rFonts w:hint="default"/>
+          <w:lang w:val="en-US"/>
+        </w:rPr>
+        <w:t>Dockerize Spring Boot + PostgreSQL</w:t>
+      </w:r>
+    </w:p>
+    <w:p>
+      <w:pPr>
+        <w:numPr>
+          <w:ilvl w:val="0"/>
+          <w:numId w:val="0"/>
+        </w:numPr>
+        <w:pBdr>
+          <w:bottom w:val="single" w:color="auto" w:sz="4" w:space="0"/>
+        </w:pBdr>
+        <w:ind w:leftChars="0"/>
+        <w:rPr>
+          <w:rFonts w:hint="default"/>
+          <w:lang w:val="en-US"/>
+        </w:rPr>
+      </w:pPr>
+      <w:r>
+        <w:rPr>
+          <w:rFonts w:hint="default"/>
+          <w:lang w:val="en-US"/>
+        </w:rPr>
+        <w:t xml:space="preserve">    ↓</w:t>
+      </w:r>
+    </w:p>
+    <w:p>
+      <w:pPr>
+        <w:numPr>
+          <w:ilvl w:val="0"/>
+          <w:numId w:val="0"/>
+        </w:numPr>
+        <w:pBdr>
+          <w:bottom w:val="single" w:color="auto" w:sz="4" w:space="0"/>
+        </w:pBdr>
+        <w:ind w:leftChars="0"/>
+        <w:rPr>
+          <w:rFonts w:hint="default"/>
+          <w:lang w:val="en-US"/>
+        </w:rPr>
+      </w:pPr>
+      <w:r>
+        <w:rPr>
+          <w:rFonts w:hint="default"/>
+          <w:lang w:val="en-US"/>
+        </w:rPr>
+        <w:t>Deployment</w:t>
+      </w:r>
+    </w:p>
+    <w:p>
+      <w:pPr>
+        <w:numPr>
+          <w:ilvl w:val="0"/>
+          <w:numId w:val="0"/>
+        </w:numPr>
+        <w:pBdr>
+          <w:bottom w:val="single" w:color="auto" w:sz="4" w:space="0"/>
+        </w:pBdr>
+        <w:ind w:leftChars="0"/>
+        <w:rPr>
+          <w:rFonts w:hint="default"/>
+          <w:lang w:val="en-US"/>
+        </w:rPr>
+      </w:pPr>
+    </w:p>
+    <w:p>
+      <w:pPr>
+        <w:numPr>
+          <w:ilvl w:val="0"/>
+          <w:numId w:val="0"/>
+        </w:numPr>
+        <w:pBdr>
+          <w:bottom w:val="single" w:color="auto" w:sz="4" w:space="0"/>
+        </w:pBdr>
+        <w:ind w:leftChars="0"/>
+        <w:rPr>
+          <w:rFonts w:hint="default"/>
+          <w:lang w:val="en-US"/>
+        </w:rPr>
       </w:pPr>
     </w:p>
     <w:p>

--- a/Vocab_3.docx
+++ b/Vocab_3.docx
@@ -12887,1385 +12887,1431 @@
           <w:lang w:val="en-US"/>
         </w:rPr>
       </w:pPr>
+      <w:r>
+        <w:rPr>
+          <w:rFonts w:hint="default"/>
+          <w:lang w:val="en-US"/>
+        </w:rPr>
+        <w:t>Only for ceremony</w:t>
+      </w:r>
+      <w:r>
+        <w:rPr>
+          <w:rFonts w:hint="default"/>
+          <w:lang w:val="en-US"/>
+        </w:rPr>
+        <w:tab/>
+        <w:t/>
+      </w:r>
+      <w:r>
+        <w:rPr>
+          <w:rFonts w:hint="default"/>
+          <w:lang w:val="en-US"/>
+        </w:rPr>
+        <w:tab/>
+        <w:t/>
+      </w:r>
+      <w:r>
+        <w:rPr>
+          <w:rFonts w:hint="default"/>
+          <w:lang w:val="en-US"/>
+        </w:rPr>
+        <w:tab/>
+        <w:t/>
+      </w:r>
+      <w:r>
+        <w:rPr>
+          <w:rFonts w:hint="default"/>
+          <w:lang w:val="en-US"/>
+        </w:rPr>
+        <w:tab/>
+        <w:t>- chỉ cho mục đích hình thức, cho vui..</w:t>
+      </w:r>
+    </w:p>
+    <w:p>
+      <w:pPr>
+        <w:numPr>
+          <w:ilvl w:val="0"/>
+          <w:numId w:val="0"/>
+        </w:numPr>
+        <w:pBdr>
+          <w:bottom w:val="single" w:color="auto" w:sz="4" w:space="0"/>
+        </w:pBdr>
+        <w:ind w:leftChars="0"/>
+      </w:pPr>
+    </w:p>
+    <w:p>
+      <w:pPr>
+        <w:numPr>
+          <w:ilvl w:val="0"/>
+          <w:numId w:val="0"/>
+        </w:numPr>
+        <w:pBdr>
+          <w:bottom w:val="single" w:color="auto" w:sz="4" w:space="0"/>
+        </w:pBdr>
+        <w:ind w:leftChars="0"/>
+      </w:pPr>
+    </w:p>
+    <w:p>
+      <w:pPr>
+        <w:numPr>
+          <w:ilvl w:val="0"/>
+          <w:numId w:val="0"/>
+        </w:numPr>
+        <w:pBdr>
+          <w:bottom w:val="single" w:color="auto" w:sz="4" w:space="0"/>
+        </w:pBdr>
+        <w:ind w:leftChars="0"/>
+      </w:pPr>
+    </w:p>
+    <w:p>
+      <w:pPr>
+        <w:numPr>
+          <w:ilvl w:val="0"/>
+          <w:numId w:val="0"/>
+        </w:numPr>
+        <w:pBdr>
+          <w:bottom w:val="single" w:color="auto" w:sz="4" w:space="0"/>
+        </w:pBdr>
+        <w:ind w:leftChars="0"/>
+      </w:pPr>
+    </w:p>
+    <w:p>
+      <w:pPr>
+        <w:numPr>
+          <w:ilvl w:val="0"/>
+          <w:numId w:val="0"/>
+        </w:numPr>
+        <w:pBdr>
+          <w:bottom w:val="single" w:color="auto" w:sz="4" w:space="0"/>
+        </w:pBdr>
+        <w:ind w:leftChars="0"/>
+      </w:pPr>
+    </w:p>
+    <w:p>
+      <w:pPr>
+        <w:numPr>
+          <w:ilvl w:val="0"/>
+          <w:numId w:val="0"/>
+        </w:numPr>
+        <w:pBdr>
+          <w:bottom w:val="single" w:color="auto" w:sz="4" w:space="0"/>
+        </w:pBdr>
+        <w:ind w:leftChars="0"/>
+      </w:pPr>
+    </w:p>
+    <w:p>
+      <w:pPr>
+        <w:numPr>
+          <w:ilvl w:val="0"/>
+          <w:numId w:val="0"/>
+        </w:numPr>
+        <w:pBdr>
+          <w:bottom w:val="single" w:color="auto" w:sz="4" w:space="0"/>
+        </w:pBdr>
+        <w:ind w:leftChars="0"/>
+      </w:pPr>
+    </w:p>
+    <w:p>
+      <w:pPr>
+        <w:numPr>
+          <w:ilvl w:val="0"/>
+          <w:numId w:val="0"/>
+        </w:numPr>
+        <w:pBdr>
+          <w:bottom w:val="single" w:color="auto" w:sz="4" w:space="0"/>
+        </w:pBdr>
+        <w:ind w:leftChars="0"/>
+      </w:pPr>
+    </w:p>
+    <w:p>
+      <w:pPr>
+        <w:numPr>
+          <w:ilvl w:val="0"/>
+          <w:numId w:val="0"/>
+        </w:numPr>
+        <w:pBdr>
+          <w:bottom w:val="single" w:color="auto" w:sz="4" w:space="0"/>
+        </w:pBdr>
+        <w:ind w:leftChars="0"/>
+      </w:pPr>
+    </w:p>
+    <w:p>
+      <w:pPr>
+        <w:numPr>
+          <w:ilvl w:val="0"/>
+          <w:numId w:val="0"/>
+        </w:numPr>
+        <w:pBdr>
+          <w:bottom w:val="single" w:color="auto" w:sz="4" w:space="0"/>
+        </w:pBdr>
+        <w:ind w:leftChars="0"/>
+      </w:pPr>
+    </w:p>
+    <w:p>
+      <w:pPr>
+        <w:numPr>
+          <w:ilvl w:val="0"/>
+          <w:numId w:val="0"/>
+        </w:numPr>
+        <w:pBdr>
+          <w:bottom w:val="single" w:color="auto" w:sz="4" w:space="0"/>
+        </w:pBdr>
+        <w:ind w:leftChars="0"/>
+      </w:pPr>
+    </w:p>
+    <w:p>
+      <w:pPr>
+        <w:numPr>
+          <w:ilvl w:val="0"/>
+          <w:numId w:val="0"/>
+        </w:numPr>
+        <w:pBdr>
+          <w:bottom w:val="single" w:color="auto" w:sz="4" w:space="0"/>
+        </w:pBdr>
+        <w:ind w:leftChars="0"/>
+      </w:pPr>
+    </w:p>
+    <w:p>
+      <w:pPr>
+        <w:numPr>
+          <w:ilvl w:val="0"/>
+          <w:numId w:val="3"/>
+        </w:numPr>
+        <w:pBdr>
+          <w:bottom w:val="single" w:color="auto" w:sz="4" w:space="0"/>
+        </w:pBdr>
+        <w:ind w:leftChars="0"/>
+        <w:rPr>
+          <w:rFonts w:hint="default"/>
+          <w:lang w:val="en-US"/>
+        </w:rPr>
+      </w:pPr>
+      <w:r>
+        <w:rPr>
+          <w:rFonts w:hint="default"/>
+          <w:lang w:val="en-US"/>
+        </w:rPr>
+        <w:t>DA2 - 3 (SE122)</w:t>
+      </w:r>
+    </w:p>
+    <w:p>
+      <w:pPr>
+        <w:numPr>
+          <w:ilvl w:val="0"/>
+          <w:numId w:val="3"/>
+        </w:numPr>
+        <w:pBdr>
+          <w:bottom w:val="single" w:color="auto" w:sz="4" w:space="0"/>
+        </w:pBdr>
+        <w:ind w:leftChars="0"/>
+        <w:rPr>
+          <w:rFonts w:hint="default"/>
+          <w:lang w:val="en-US"/>
+        </w:rPr>
+      </w:pPr>
+      <w:r>
+        <w:rPr>
+          <w:rFonts w:hint="default"/>
+          <w:lang w:val="en-US"/>
+        </w:rPr>
+        <w:t>PTYC - 2 + 1 (SE357)</w:t>
+      </w:r>
+    </w:p>
+    <w:p>
+      <w:pPr>
+        <w:numPr>
+          <w:ilvl w:val="0"/>
+          <w:numId w:val="3"/>
+        </w:numPr>
+        <w:pBdr>
+          <w:bottom w:val="single" w:color="auto" w:sz="4" w:space="0"/>
+        </w:pBdr>
+        <w:ind w:leftChars="0"/>
+        <w:rPr>
+          <w:rFonts w:hint="default"/>
+          <w:lang w:val="en-US"/>
+        </w:rPr>
+      </w:pPr>
+      <w:r>
+        <w:rPr>
+          <w:rFonts w:hint="default"/>
+          <w:lang w:val="en-US"/>
+        </w:rPr>
+        <w:t>Testing - 3 + 1 (SE113)</w:t>
+      </w:r>
+    </w:p>
+    <w:p>
+      <w:pPr>
+        <w:numPr>
+          <w:ilvl w:val="0"/>
+          <w:numId w:val="3"/>
+        </w:numPr>
+        <w:pBdr>
+          <w:bottom w:val="single" w:color="auto" w:sz="4" w:space="0"/>
+        </w:pBdr>
+        <w:ind w:leftChars="0"/>
+        <w:rPr>
+          <w:rFonts w:hint="default"/>
+          <w:lang w:val="en-US"/>
+        </w:rPr>
+      </w:pPr>
+      <w:r>
+        <w:rPr>
+          <w:rFonts w:hint="default"/>
+          <w:lang w:val="en-US"/>
+        </w:rPr>
+        <w:t>DevOps - 3 + 1 (NT548)</w:t>
+      </w:r>
+    </w:p>
+    <w:p>
+      <w:pPr>
+        <w:numPr>
+          <w:ilvl w:val="0"/>
+          <w:numId w:val="0"/>
+        </w:numPr>
+        <w:pBdr>
+          <w:bottom w:val="single" w:color="auto" w:sz="4" w:space="0"/>
+        </w:pBdr>
+        <w:ind w:leftChars="0"/>
+      </w:pPr>
+    </w:p>
+    <w:p>
+      <w:pPr>
+        <w:numPr>
+          <w:ilvl w:val="0"/>
+          <w:numId w:val="0"/>
+        </w:numPr>
+        <w:pBdr>
+          <w:bottom w:val="single" w:color="auto" w:sz="4" w:space="0"/>
+        </w:pBdr>
+        <w:ind w:leftChars="0"/>
+      </w:pPr>
+    </w:p>
+    <w:p>
+      <w:pPr>
+        <w:numPr>
+          <w:ilvl w:val="0"/>
+          <w:numId w:val="0"/>
+        </w:numPr>
+        <w:pBdr>
+          <w:bottom w:val="none" w:color="auto" w:sz="0" w:space="0"/>
+        </w:pBdr>
+        <w:ind w:leftChars="0"/>
+      </w:pPr>
+    </w:p>
+    <w:p>
+      <w:pPr>
+        <w:numPr>
+          <w:ilvl w:val="0"/>
+          <w:numId w:val="0"/>
+        </w:numPr>
+        <w:pBdr>
+          <w:bottom w:val="single" w:color="auto" w:sz="4" w:space="0"/>
+        </w:pBdr>
+        <w:ind w:leftChars="0"/>
+        <w:rPr>
+          <w:rFonts w:hint="default"/>
+          <w:lang w:val="en-US"/>
+        </w:rPr>
+      </w:pPr>
+      <w:r>
+        <w:rPr>
+          <w:rFonts w:hint="default"/>
+          <w:lang w:val="en-US"/>
+        </w:rPr>
+        <w:t>Core Java</w:t>
+      </w:r>
+    </w:p>
+    <w:p>
+      <w:pPr>
+        <w:numPr>
+          <w:ilvl w:val="0"/>
+          <w:numId w:val="0"/>
+        </w:numPr>
+        <w:pBdr>
+          <w:bottom w:val="single" w:color="auto" w:sz="4" w:space="0"/>
+        </w:pBdr>
+        <w:ind w:leftChars="0"/>
+        <w:rPr>
+          <w:rFonts w:hint="default"/>
+          <w:lang w:val="en-US"/>
+        </w:rPr>
+      </w:pPr>
+      <w:r>
+        <w:rPr>
+          <w:rFonts w:hint="default"/>
+          <w:lang w:val="en-US"/>
+        </w:rPr>
+        <w:t xml:space="preserve">   ↓</w:t>
+      </w:r>
+    </w:p>
+    <w:p>
+      <w:pPr>
+        <w:numPr>
+          <w:ilvl w:val="0"/>
+          <w:numId w:val="0"/>
+        </w:numPr>
+        <w:pBdr>
+          <w:bottom w:val="single" w:color="auto" w:sz="4" w:space="0"/>
+        </w:pBdr>
+        <w:ind w:leftChars="0"/>
+        <w:rPr>
+          <w:rFonts w:hint="default"/>
+          <w:lang w:val="en-US"/>
+        </w:rPr>
+      </w:pPr>
+      <w:r>
+        <w:rPr>
+          <w:rFonts w:hint="default"/>
+          <w:lang w:val="en-US"/>
+        </w:rPr>
+        <w:t>OOP</w:t>
+      </w:r>
+    </w:p>
+    <w:p>
+      <w:pPr>
+        <w:numPr>
+          <w:ilvl w:val="0"/>
+          <w:numId w:val="0"/>
+        </w:numPr>
+        <w:pBdr>
+          <w:bottom w:val="single" w:color="auto" w:sz="4" w:space="0"/>
+        </w:pBdr>
+        <w:ind w:leftChars="0"/>
+        <w:rPr>
+          <w:rFonts w:hint="default"/>
+          <w:lang w:val="en-US"/>
+        </w:rPr>
+      </w:pPr>
+      <w:r>
+        <w:rPr>
+          <w:rFonts w:hint="default"/>
+          <w:lang w:val="en-US"/>
+        </w:rPr>
+        <w:t xml:space="preserve">   ↓</w:t>
+      </w:r>
+    </w:p>
+    <w:p>
+      <w:pPr>
+        <w:numPr>
+          <w:ilvl w:val="0"/>
+          <w:numId w:val="0"/>
+        </w:numPr>
+        <w:pBdr>
+          <w:bottom w:val="single" w:color="auto" w:sz="4" w:space="0"/>
+        </w:pBdr>
+        <w:ind w:leftChars="0"/>
+        <w:rPr>
+          <w:rFonts w:hint="default"/>
+          <w:lang w:val="en-US"/>
+        </w:rPr>
+      </w:pPr>
+      <w:r>
+        <w:rPr>
+          <w:rFonts w:hint="default"/>
+          <w:lang w:val="en-US"/>
+        </w:rPr>
+        <w:t>Collections + Generics</w:t>
+      </w:r>
+    </w:p>
+    <w:p>
+      <w:pPr>
+        <w:numPr>
+          <w:ilvl w:val="0"/>
+          <w:numId w:val="0"/>
+        </w:numPr>
+        <w:pBdr>
+          <w:bottom w:val="single" w:color="auto" w:sz="4" w:space="0"/>
+        </w:pBdr>
+        <w:ind w:leftChars="0"/>
+        <w:rPr>
+          <w:rFonts w:hint="default"/>
+          <w:lang w:val="en-US"/>
+        </w:rPr>
+      </w:pPr>
+      <w:r>
+        <w:rPr>
+          <w:rFonts w:hint="default"/>
+          <w:lang w:val="en-US"/>
+        </w:rPr>
+        <w:t xml:space="preserve">   ↓</w:t>
+      </w:r>
+    </w:p>
+    <w:p>
+      <w:pPr>
+        <w:numPr>
+          <w:ilvl w:val="0"/>
+          <w:numId w:val="0"/>
+        </w:numPr>
+        <w:pBdr>
+          <w:bottom w:val="single" w:color="auto" w:sz="4" w:space="0"/>
+        </w:pBdr>
+        <w:ind w:leftChars="0"/>
+        <w:rPr>
+          <w:rFonts w:hint="default"/>
+          <w:lang w:val="en-US"/>
+        </w:rPr>
+      </w:pPr>
+      <w:r>
+        <w:rPr>
+          <w:rFonts w:hint="default"/>
+          <w:lang w:val="en-US"/>
+        </w:rPr>
+        <w:t>Exceptions</w:t>
+      </w:r>
+    </w:p>
+    <w:p>
+      <w:pPr>
+        <w:numPr>
+          <w:ilvl w:val="0"/>
+          <w:numId w:val="0"/>
+        </w:numPr>
+        <w:pBdr>
+          <w:bottom w:val="single" w:color="auto" w:sz="4" w:space="0"/>
+        </w:pBdr>
+        <w:ind w:leftChars="0"/>
+        <w:rPr>
+          <w:rFonts w:hint="default"/>
+          <w:lang w:val="en-US"/>
+        </w:rPr>
+      </w:pPr>
+      <w:r>
+        <w:rPr>
+          <w:rFonts w:hint="default"/>
+          <w:lang w:val="en-US"/>
+        </w:rPr>
+        <w:t xml:space="preserve">   ↓</w:t>
+      </w:r>
+    </w:p>
+    <w:p>
+      <w:pPr>
+        <w:numPr>
+          <w:ilvl w:val="0"/>
+          <w:numId w:val="0"/>
+        </w:numPr>
+        <w:pBdr>
+          <w:bottom w:val="single" w:color="auto" w:sz="4" w:space="0"/>
+        </w:pBdr>
+        <w:ind w:leftChars="0"/>
+        <w:rPr>
+          <w:rFonts w:hint="default"/>
+          <w:lang w:val="en-US"/>
+        </w:rPr>
+      </w:pPr>
+      <w:r>
+        <w:rPr>
+          <w:rFonts w:hint="default"/>
+          <w:lang w:val="en-US"/>
+        </w:rPr>
+        <w:t>Java I/O</w:t>
+      </w:r>
+    </w:p>
+    <w:p>
+      <w:pPr>
+        <w:numPr>
+          <w:ilvl w:val="0"/>
+          <w:numId w:val="0"/>
+        </w:numPr>
+        <w:pBdr>
+          <w:bottom w:val="single" w:color="auto" w:sz="4" w:space="0"/>
+        </w:pBdr>
+        <w:ind w:leftChars="0"/>
+        <w:rPr>
+          <w:rFonts w:hint="default"/>
+          <w:lang w:val="en-US"/>
+        </w:rPr>
+      </w:pPr>
+      <w:r>
+        <w:rPr>
+          <w:rFonts w:hint="default"/>
+          <w:lang w:val="en-US"/>
+        </w:rPr>
+        <w:t xml:space="preserve">   ↓</w:t>
+      </w:r>
+    </w:p>
+    <w:p>
+      <w:pPr>
+        <w:numPr>
+          <w:ilvl w:val="0"/>
+          <w:numId w:val="0"/>
+        </w:numPr>
+        <w:pBdr>
+          <w:bottom w:val="single" w:color="auto" w:sz="4" w:space="0"/>
+        </w:pBdr>
+        <w:ind w:leftChars="0"/>
+        <w:rPr>
+          <w:rFonts w:hint="default"/>
+          <w:lang w:val="en-US"/>
+        </w:rPr>
+      </w:pPr>
+      <w:r>
+        <w:rPr>
+          <w:rFonts w:hint="default"/>
+          <w:lang w:val="en-US"/>
+        </w:rPr>
+        <w:t>Threads / Concurrency basics</w:t>
+      </w:r>
+    </w:p>
+    <w:p>
+      <w:pPr>
+        <w:numPr>
+          <w:ilvl w:val="0"/>
+          <w:numId w:val="0"/>
+        </w:numPr>
+        <w:pBdr>
+          <w:bottom w:val="single" w:color="auto" w:sz="4" w:space="0"/>
+        </w:pBdr>
+        <w:ind w:leftChars="0"/>
+        <w:rPr>
+          <w:rFonts w:hint="default"/>
+          <w:lang w:val="en-US"/>
+        </w:rPr>
+      </w:pPr>
+      <w:r>
+        <w:rPr>
+          <w:rFonts w:hint="default"/>
+          <w:lang w:val="en-US"/>
+        </w:rPr>
+        <w:t xml:space="preserve">   ↓</w:t>
+      </w:r>
+    </w:p>
+    <w:p>
+      <w:pPr>
+        <w:numPr>
+          <w:ilvl w:val="0"/>
+          <w:numId w:val="0"/>
+        </w:numPr>
+        <w:pBdr>
+          <w:bottom w:val="single" w:color="auto" w:sz="4" w:space="0"/>
+        </w:pBdr>
+        <w:ind w:leftChars="0"/>
+        <w:rPr>
+          <w:rFonts w:hint="default"/>
+          <w:color w:val="FF0000"/>
+          <w:lang w:val="en-US"/>
+        </w:rPr>
+      </w:pPr>
+      <w:r>
+        <w:rPr>
+          <w:rFonts w:hint="default"/>
+          <w:color w:val="00B050"/>
+          <w:lang w:val="en-US"/>
+        </w:rPr>
+        <w:t xml:space="preserve">Maven </w:t>
+      </w:r>
+      <w:r>
+        <w:rPr>
+          <w:rFonts w:hint="default"/>
+          <w:color w:val="FF0000"/>
+          <w:lang w:val="en-US"/>
+        </w:rPr>
+        <w:t>/ Gradle</w:t>
+      </w:r>
+    </w:p>
+    <w:p>
+      <w:pPr>
+        <w:numPr>
+          <w:ilvl w:val="0"/>
+          <w:numId w:val="0"/>
+        </w:numPr>
+        <w:pBdr>
+          <w:bottom w:val="single" w:color="auto" w:sz="4" w:space="0"/>
+        </w:pBdr>
+        <w:ind w:leftChars="0"/>
+        <w:rPr>
+          <w:rFonts w:hint="default"/>
+          <w:lang w:val="en-US"/>
+        </w:rPr>
+      </w:pPr>
+      <w:r>
+        <w:rPr>
+          <w:rFonts w:hint="default"/>
+          <w:lang w:val="en-US"/>
+        </w:rPr>
+        <w:t xml:space="preserve">   ↓</w:t>
+      </w:r>
+    </w:p>
+    <w:p>
+      <w:pPr>
+        <w:numPr>
+          <w:ilvl w:val="0"/>
+          <w:numId w:val="0"/>
+        </w:numPr>
+        <w:pBdr>
+          <w:bottom w:val="single" w:color="auto" w:sz="4" w:space="0"/>
+        </w:pBdr>
+        <w:ind w:leftChars="0"/>
+        <w:rPr>
+          <w:rFonts w:hint="default"/>
+          <w:lang w:val="en-US"/>
+        </w:rPr>
+      </w:pPr>
+      <w:r>
+        <w:rPr>
+          <w:rFonts w:hint="default"/>
+          <w:lang w:val="en-US"/>
+        </w:rPr>
+        <w:t>SQL + PostgreSQL/MySQL</w:t>
+      </w:r>
+    </w:p>
+    <w:p>
+      <w:pPr>
+        <w:numPr>
+          <w:ilvl w:val="0"/>
+          <w:numId w:val="0"/>
+        </w:numPr>
+        <w:pBdr>
+          <w:bottom w:val="single" w:color="auto" w:sz="4" w:space="0"/>
+        </w:pBdr>
+        <w:ind w:leftChars="0"/>
+        <w:rPr>
+          <w:rFonts w:hint="default"/>
+          <w:lang w:val="en-US"/>
+        </w:rPr>
+      </w:pPr>
+      <w:r>
+        <w:rPr>
+          <w:rFonts w:hint="default"/>
+          <w:lang w:val="en-US"/>
+        </w:rPr>
+        <w:t xml:space="preserve">   ↓</w:t>
+      </w:r>
+    </w:p>
+    <w:p>
+      <w:pPr>
+        <w:numPr>
+          <w:ilvl w:val="0"/>
+          <w:numId w:val="0"/>
+        </w:numPr>
+        <w:pBdr>
+          <w:bottom w:val="single" w:color="auto" w:sz="4" w:space="0"/>
+        </w:pBdr>
+        <w:ind w:leftChars="0"/>
+        <w:rPr>
+          <w:rFonts w:hint="default"/>
+          <w:color w:val="FF0000"/>
+          <w:lang w:val="en-US"/>
+        </w:rPr>
+      </w:pPr>
+      <w:r>
+        <w:rPr>
+          <w:rFonts w:hint="default"/>
+          <w:color w:val="FF0000"/>
+          <w:lang w:val="en-US"/>
+        </w:rPr>
+        <w:t>JDBC basic</w:t>
+      </w:r>
+    </w:p>
+    <w:p>
+      <w:pPr>
+        <w:numPr>
+          <w:ilvl w:val="0"/>
+          <w:numId w:val="0"/>
+        </w:numPr>
+        <w:pBdr>
+          <w:bottom w:val="single" w:color="auto" w:sz="4" w:space="0"/>
+        </w:pBdr>
+        <w:ind w:leftChars="0"/>
+        <w:rPr>
+          <w:rFonts w:hint="default"/>
+          <w:lang w:val="en-US"/>
+        </w:rPr>
+      </w:pPr>
+      <w:r>
+        <w:rPr>
+          <w:rFonts w:hint="default"/>
+          <w:lang w:val="en-US"/>
+        </w:rPr>
+        <w:t xml:space="preserve">   ↓</w:t>
+      </w:r>
+    </w:p>
+    <w:p>
+      <w:pPr>
+        <w:numPr>
+          <w:ilvl w:val="0"/>
+          <w:numId w:val="0"/>
+        </w:numPr>
+        <w:pBdr>
+          <w:bottom w:val="single" w:color="auto" w:sz="4" w:space="0"/>
+        </w:pBdr>
+        <w:ind w:leftChars="0"/>
+        <w:rPr>
+          <w:rFonts w:hint="default"/>
+          <w:lang w:val="en-US"/>
+        </w:rPr>
+      </w:pPr>
+      <w:r>
+        <w:rPr>
+          <w:rFonts w:hint="default"/>
+          <w:color w:val="FF0000"/>
+          <w:lang w:val="en-US"/>
+        </w:rPr>
+        <w:t>Spring</w:t>
+      </w:r>
+    </w:p>
+    <w:p>
+      <w:pPr>
+        <w:numPr>
+          <w:ilvl w:val="0"/>
+          <w:numId w:val="0"/>
+        </w:numPr>
+        <w:pBdr>
+          <w:bottom w:val="single" w:color="auto" w:sz="4" w:space="0"/>
+        </w:pBdr>
+        <w:ind w:leftChars="0"/>
+        <w:rPr>
+          <w:rFonts w:hint="default"/>
+          <w:lang w:val="en-US"/>
+        </w:rPr>
+      </w:pPr>
+      <w:r>
+        <w:rPr>
+          <w:rFonts w:hint="default"/>
+          <w:lang w:val="en-US"/>
+        </w:rPr>
+        <w:t xml:space="preserve">   ↓</w:t>
+      </w:r>
+    </w:p>
+    <w:p>
+      <w:pPr>
+        <w:numPr>
+          <w:ilvl w:val="0"/>
+          <w:numId w:val="0"/>
+        </w:numPr>
+        <w:pBdr>
+          <w:bottom w:val="single" w:color="auto" w:sz="4" w:space="0"/>
+        </w:pBdr>
+        <w:ind w:leftChars="0"/>
+        <w:rPr>
+          <w:rFonts w:hint="default"/>
+          <w:color w:val="FF0000"/>
+          <w:lang w:val="en-US"/>
+        </w:rPr>
+      </w:pPr>
+      <w:r>
+        <w:rPr>
+          <w:rFonts w:hint="default"/>
+          <w:color w:val="FF0000"/>
+          <w:lang w:val="en-US"/>
+        </w:rPr>
+        <w:t>Spring Boot</w:t>
+      </w:r>
+    </w:p>
+    <w:p>
+      <w:pPr>
+        <w:numPr>
+          <w:ilvl w:val="0"/>
+          <w:numId w:val="0"/>
+        </w:numPr>
+        <w:pBdr>
+          <w:bottom w:val="single" w:color="auto" w:sz="4" w:space="0"/>
+        </w:pBdr>
+        <w:ind w:leftChars="0"/>
+        <w:rPr>
+          <w:rFonts w:hint="default"/>
+          <w:lang w:val="en-US"/>
+        </w:rPr>
+      </w:pPr>
+      <w:r>
+        <w:rPr>
+          <w:rFonts w:hint="default"/>
+          <w:lang w:val="en-US"/>
+        </w:rPr>
+        <w:t xml:space="preserve">   ↓</w:t>
+      </w:r>
+    </w:p>
+    <w:p>
+      <w:pPr>
+        <w:numPr>
+          <w:ilvl w:val="0"/>
+          <w:numId w:val="0"/>
+        </w:numPr>
+        <w:pBdr>
+          <w:bottom w:val="single" w:color="auto" w:sz="4" w:space="0"/>
+        </w:pBdr>
+        <w:ind w:leftChars="0"/>
+        <w:rPr>
+          <w:rFonts w:hint="default"/>
+          <w:lang w:val="en-US"/>
+        </w:rPr>
+      </w:pPr>
+      <w:r>
+        <w:rPr>
+          <w:rFonts w:hint="default"/>
+          <w:lang w:val="en-US"/>
+        </w:rPr>
+        <w:t>REST API</w:t>
+      </w:r>
+    </w:p>
+    <w:p>
+      <w:pPr>
+        <w:numPr>
+          <w:ilvl w:val="0"/>
+          <w:numId w:val="0"/>
+        </w:numPr>
+        <w:pBdr>
+          <w:bottom w:val="single" w:color="auto" w:sz="4" w:space="0"/>
+        </w:pBdr>
+        <w:ind w:leftChars="0"/>
+        <w:rPr>
+          <w:rFonts w:hint="default"/>
+          <w:lang w:val="en-US"/>
+        </w:rPr>
+      </w:pPr>
+      <w:r>
+        <w:rPr>
+          <w:rFonts w:hint="default"/>
+          <w:lang w:val="en-US"/>
+        </w:rPr>
+        <w:t xml:space="preserve">   ↓</w:t>
+      </w:r>
+    </w:p>
+    <w:p>
+      <w:pPr>
+        <w:numPr>
+          <w:ilvl w:val="0"/>
+          <w:numId w:val="0"/>
+        </w:numPr>
+        <w:pBdr>
+          <w:bottom w:val="single" w:color="auto" w:sz="4" w:space="0"/>
+        </w:pBdr>
+        <w:ind w:leftChars="0"/>
+        <w:rPr>
+          <w:rFonts w:hint="default"/>
+          <w:color w:val="FF0000"/>
+          <w:lang w:val="en-US"/>
+        </w:rPr>
+      </w:pPr>
+      <w:r>
+        <w:rPr>
+          <w:rFonts w:hint="default"/>
+          <w:color w:val="FF0000"/>
+          <w:lang w:val="en-US"/>
+        </w:rPr>
+        <w:t>Spring Data JPA / Hibernate</w:t>
+      </w:r>
+    </w:p>
+    <w:p>
+      <w:pPr>
+        <w:numPr>
+          <w:ilvl w:val="0"/>
+          <w:numId w:val="0"/>
+        </w:numPr>
+        <w:pBdr>
+          <w:bottom w:val="single" w:color="auto" w:sz="4" w:space="0"/>
+        </w:pBdr>
+        <w:ind w:leftChars="0"/>
+        <w:rPr>
+          <w:rFonts w:hint="default"/>
+          <w:lang w:val="en-US"/>
+        </w:rPr>
+      </w:pPr>
+      <w:r>
+        <w:rPr>
+          <w:rFonts w:hint="default"/>
+          <w:lang w:val="en-US"/>
+        </w:rPr>
+        <w:t xml:space="preserve">   ↓</w:t>
+      </w:r>
+    </w:p>
+    <w:p>
+      <w:pPr>
+        <w:numPr>
+          <w:ilvl w:val="0"/>
+          <w:numId w:val="0"/>
+        </w:numPr>
+        <w:pBdr>
+          <w:bottom w:val="single" w:color="auto" w:sz="4" w:space="0"/>
+        </w:pBdr>
+        <w:ind w:leftChars="0"/>
+        <w:rPr>
+          <w:rFonts w:hint="default"/>
+          <w:color w:val="FF0000"/>
+          <w:lang w:val="en-US"/>
+        </w:rPr>
+      </w:pPr>
+      <w:r>
+        <w:rPr>
+          <w:rFonts w:hint="default"/>
+          <w:color w:val="FF0000"/>
+          <w:lang w:val="en-US"/>
+        </w:rPr>
+        <w:t>Validation + Exception Handling</w:t>
+      </w:r>
+    </w:p>
+    <w:p>
+      <w:pPr>
+        <w:numPr>
+          <w:ilvl w:val="0"/>
+          <w:numId w:val="0"/>
+        </w:numPr>
+        <w:pBdr>
+          <w:bottom w:val="single" w:color="auto" w:sz="4" w:space="0"/>
+        </w:pBdr>
+        <w:ind w:leftChars="0"/>
+        <w:rPr>
+          <w:rFonts w:hint="default"/>
+          <w:lang w:val="en-US"/>
+        </w:rPr>
+      </w:pPr>
+      <w:r>
+        <w:rPr>
+          <w:rFonts w:hint="default"/>
+          <w:lang w:val="en-US"/>
+        </w:rPr>
+        <w:t xml:space="preserve">   ↓</w:t>
+      </w:r>
+    </w:p>
+    <w:p>
+      <w:pPr>
+        <w:numPr>
+          <w:ilvl w:val="0"/>
+          <w:numId w:val="0"/>
+        </w:numPr>
+        <w:pBdr>
+          <w:bottom w:val="single" w:color="auto" w:sz="4" w:space="0"/>
+        </w:pBdr>
+        <w:ind w:leftChars="0"/>
+        <w:rPr>
+          <w:rFonts w:hint="default"/>
+          <w:color w:val="FF0000"/>
+          <w:lang w:val="en-US"/>
+        </w:rPr>
+      </w:pPr>
+      <w:r>
+        <w:rPr>
+          <w:rFonts w:hint="default"/>
+          <w:color w:val="FF0000"/>
+          <w:lang w:val="en-US"/>
+        </w:rPr>
+        <w:t>Spring Security</w:t>
+      </w:r>
+    </w:p>
+    <w:p>
+      <w:pPr>
+        <w:numPr>
+          <w:ilvl w:val="0"/>
+          <w:numId w:val="0"/>
+        </w:numPr>
+        <w:pBdr>
+          <w:bottom w:val="single" w:color="auto" w:sz="4" w:space="0"/>
+        </w:pBdr>
+        <w:ind w:leftChars="0"/>
+        <w:rPr>
+          <w:rFonts w:hint="default"/>
+          <w:lang w:val="en-US"/>
+        </w:rPr>
+      </w:pPr>
+      <w:r>
+        <w:rPr>
+          <w:rFonts w:hint="default"/>
+          <w:lang w:val="en-US"/>
+        </w:rPr>
+        <w:t xml:space="preserve">   ↓</w:t>
+      </w:r>
+    </w:p>
+    <w:p>
+      <w:pPr>
+        <w:numPr>
+          <w:ilvl w:val="0"/>
+          <w:numId w:val="0"/>
+        </w:numPr>
+        <w:pBdr>
+          <w:bottom w:val="single" w:color="auto" w:sz="4" w:space="0"/>
+        </w:pBdr>
+        <w:ind w:leftChars="0"/>
+        <w:rPr>
+          <w:rFonts w:hint="default"/>
+          <w:lang w:val="en-US"/>
+        </w:rPr>
+      </w:pPr>
+      <w:r>
+        <w:rPr>
+          <w:rFonts w:hint="default"/>
+          <w:color w:val="FF0000"/>
+          <w:lang w:val="en-US"/>
+        </w:rPr>
+        <w:t>Testing</w:t>
+      </w:r>
+    </w:p>
+    <w:p>
+      <w:pPr>
+        <w:numPr>
+          <w:ilvl w:val="0"/>
+          <w:numId w:val="0"/>
+        </w:numPr>
+        <w:pBdr>
+          <w:bottom w:val="single" w:color="auto" w:sz="4" w:space="0"/>
+        </w:pBdr>
+        <w:ind w:leftChars="0"/>
+        <w:rPr>
+          <w:rFonts w:hint="default"/>
+          <w:lang w:val="en-US"/>
+        </w:rPr>
+      </w:pPr>
+      <w:r>
+        <w:rPr>
+          <w:rFonts w:hint="default"/>
+          <w:lang w:val="en-US"/>
+        </w:rPr>
+        <w:t xml:space="preserve">   ↓</w:t>
+      </w:r>
+    </w:p>
+    <w:p>
+      <w:pPr>
+        <w:numPr>
+          <w:ilvl w:val="0"/>
+          <w:numId w:val="0"/>
+        </w:numPr>
+        <w:pBdr>
+          <w:bottom w:val="single" w:color="auto" w:sz="4" w:space="0"/>
+        </w:pBdr>
+        <w:ind w:leftChars="0"/>
+        <w:rPr>
+          <w:rFonts w:hint="default"/>
+          <w:color w:val="FF0000"/>
+          <w:lang w:val="en-US"/>
+        </w:rPr>
+      </w:pPr>
+      <w:r>
+        <w:rPr>
+          <w:rFonts w:hint="default"/>
+          <w:color w:val="FF0000"/>
+          <w:lang w:val="en-US"/>
+        </w:rPr>
+        <w:t>Docker / deployment</w:t>
+      </w:r>
+    </w:p>
+    <w:p>
+      <w:pPr>
+        <w:numPr>
+          <w:ilvl w:val="0"/>
+          <w:numId w:val="0"/>
+        </w:numPr>
+        <w:pBdr>
+          <w:bottom w:val="single" w:color="auto" w:sz="4" w:space="0"/>
+        </w:pBdr>
+        <w:ind w:leftChars="0"/>
+      </w:pPr>
+    </w:p>
+    <w:p>
+      <w:pPr>
+        <w:numPr>
+          <w:ilvl w:val="0"/>
+          <w:numId w:val="0"/>
+        </w:numPr>
+        <w:pBdr>
+          <w:bottom w:val="none" w:color="auto" w:sz="0" w:space="0"/>
+        </w:pBdr>
+        <w:ind w:leftChars="0"/>
+      </w:pPr>
+    </w:p>
+    <w:p>
+      <w:pPr>
+        <w:numPr>
+          <w:ilvl w:val="0"/>
+          <w:numId w:val="0"/>
+        </w:numPr>
+        <w:pBdr>
+          <w:bottom w:val="single" w:color="auto" w:sz="4" w:space="0"/>
+        </w:pBdr>
+        <w:ind w:leftChars="0"/>
+        <w:rPr>
+          <w:rFonts w:hint="default"/>
+          <w:lang w:val="en-US"/>
+        </w:rPr>
+      </w:pPr>
+      <w:r>
+        <w:rPr>
+          <w:rFonts w:hint="default"/>
+          <w:lang w:val="en-US"/>
+        </w:rPr>
+        <w:t>Core Java ✅</w:t>
+      </w:r>
+    </w:p>
+    <w:p>
+      <w:pPr>
+        <w:numPr>
+          <w:ilvl w:val="0"/>
+          <w:numId w:val="0"/>
+        </w:numPr>
+        <w:pBdr>
+          <w:bottom w:val="single" w:color="auto" w:sz="4" w:space="0"/>
+        </w:pBdr>
+        <w:ind w:leftChars="0"/>
+        <w:rPr>
+          <w:rFonts w:hint="default"/>
+          <w:lang w:val="en-US"/>
+        </w:rPr>
+      </w:pPr>
+      <w:r>
+        <w:rPr>
+          <w:rFonts w:hint="default"/>
+          <w:lang w:val="en-US"/>
+        </w:rPr>
+        <w:t xml:space="preserve">    ↓</w:t>
+      </w:r>
+    </w:p>
+    <w:p>
+      <w:pPr>
+        <w:numPr>
+          <w:ilvl w:val="0"/>
+          <w:numId w:val="0"/>
+        </w:numPr>
+        <w:pBdr>
+          <w:bottom w:val="single" w:color="auto" w:sz="4" w:space="0"/>
+        </w:pBdr>
+        <w:ind w:leftChars="0"/>
+        <w:rPr>
+          <w:rFonts w:hint="default"/>
+          <w:lang w:val="en-US"/>
+        </w:rPr>
+      </w:pPr>
+      <w:r>
+        <w:rPr>
+          <w:rFonts w:hint="default"/>
+          <w:lang w:val="en-US"/>
+        </w:rPr>
+        <w:t>OOP ✅</w:t>
+      </w:r>
+    </w:p>
+    <w:p>
+      <w:pPr>
+        <w:numPr>
+          <w:ilvl w:val="0"/>
+          <w:numId w:val="0"/>
+        </w:numPr>
+        <w:pBdr>
+          <w:bottom w:val="single" w:color="auto" w:sz="4" w:space="0"/>
+        </w:pBdr>
+        <w:ind w:leftChars="0"/>
+        <w:rPr>
+          <w:rFonts w:hint="default"/>
+          <w:lang w:val="en-US"/>
+        </w:rPr>
+      </w:pPr>
+      <w:r>
+        <w:rPr>
+          <w:rFonts w:hint="default"/>
+          <w:lang w:val="en-US"/>
+        </w:rPr>
+        <w:t xml:space="preserve">    ↓</w:t>
+      </w:r>
+    </w:p>
+    <w:p>
+      <w:pPr>
+        <w:numPr>
+          <w:ilvl w:val="0"/>
+          <w:numId w:val="0"/>
+        </w:numPr>
+        <w:pBdr>
+          <w:bottom w:val="single" w:color="auto" w:sz="4" w:space="0"/>
+        </w:pBdr>
+        <w:ind w:leftChars="0"/>
+        <w:rPr>
+          <w:rFonts w:hint="default"/>
+          <w:lang w:val="en-US"/>
+        </w:rPr>
+      </w:pPr>
+      <w:r>
+        <w:rPr>
+          <w:rFonts w:hint="default"/>
+          <w:lang w:val="en-US"/>
+        </w:rPr>
+        <w:t>Collections + Generics ✅</w:t>
+      </w:r>
+    </w:p>
+    <w:p>
+      <w:pPr>
+        <w:numPr>
+          <w:ilvl w:val="0"/>
+          <w:numId w:val="0"/>
+        </w:numPr>
+        <w:pBdr>
+          <w:bottom w:val="single" w:color="auto" w:sz="4" w:space="0"/>
+        </w:pBdr>
+        <w:ind w:leftChars="0"/>
+        <w:rPr>
+          <w:rFonts w:hint="default"/>
+          <w:lang w:val="en-US"/>
+        </w:rPr>
+      </w:pPr>
+      <w:r>
+        <w:rPr>
+          <w:rFonts w:hint="default"/>
+          <w:lang w:val="en-US"/>
+        </w:rPr>
+        <w:t xml:space="preserve">    ↓</w:t>
+      </w:r>
+    </w:p>
+    <w:p>
+      <w:pPr>
+        <w:numPr>
+          <w:ilvl w:val="0"/>
+          <w:numId w:val="0"/>
+        </w:numPr>
+        <w:pBdr>
+          <w:bottom w:val="single" w:color="auto" w:sz="4" w:space="0"/>
+        </w:pBdr>
+        <w:ind w:leftChars="0"/>
+        <w:rPr>
+          <w:rFonts w:hint="default"/>
+          <w:lang w:val="en-US"/>
+        </w:rPr>
+      </w:pPr>
+      <w:r>
+        <w:rPr>
+          <w:rFonts w:hint="default"/>
+          <w:lang w:val="en-US"/>
+        </w:rPr>
+        <w:t>Exceptions ✅</w:t>
+      </w:r>
+    </w:p>
+    <w:p>
+      <w:pPr>
+        <w:numPr>
+          <w:ilvl w:val="0"/>
+          <w:numId w:val="0"/>
+        </w:numPr>
+        <w:pBdr>
+          <w:bottom w:val="single" w:color="auto" w:sz="4" w:space="0"/>
+        </w:pBdr>
+        <w:ind w:leftChars="0"/>
+        <w:rPr>
+          <w:rFonts w:hint="default"/>
+          <w:lang w:val="en-US"/>
+        </w:rPr>
+      </w:pPr>
+      <w:r>
+        <w:rPr>
+          <w:rFonts w:hint="default"/>
+          <w:lang w:val="en-US"/>
+        </w:rPr>
+        <w:t xml:space="preserve">    ↓</w:t>
+      </w:r>
+    </w:p>
+    <w:p>
+      <w:pPr>
+        <w:numPr>
+          <w:ilvl w:val="0"/>
+          <w:numId w:val="0"/>
+        </w:numPr>
+        <w:pBdr>
+          <w:bottom w:val="single" w:color="auto" w:sz="4" w:space="0"/>
+        </w:pBdr>
+        <w:ind w:leftChars="0"/>
+        <w:rPr>
+          <w:rFonts w:hint="default"/>
+          <w:lang w:val="en-US"/>
+        </w:rPr>
+      </w:pPr>
+      <w:r>
+        <w:rPr>
+          <w:rFonts w:hint="default"/>
+          <w:lang w:val="en-US"/>
+        </w:rPr>
+        <w:t>Java I/O ✅</w:t>
+      </w:r>
+    </w:p>
+    <w:p>
+      <w:pPr>
+        <w:numPr>
+          <w:ilvl w:val="0"/>
+          <w:numId w:val="0"/>
+        </w:numPr>
+        <w:pBdr>
+          <w:bottom w:val="single" w:color="auto" w:sz="4" w:space="0"/>
+        </w:pBdr>
+        <w:ind w:leftChars="0"/>
+        <w:rPr>
+          <w:rFonts w:hint="default"/>
+          <w:lang w:val="en-US"/>
+        </w:rPr>
+      </w:pPr>
+      <w:r>
+        <w:rPr>
+          <w:rFonts w:hint="default"/>
+          <w:lang w:val="en-US"/>
+        </w:rPr>
+        <w:t xml:space="preserve">    ↓</w:t>
+      </w:r>
+    </w:p>
+    <w:p>
+      <w:pPr>
+        <w:numPr>
+          <w:ilvl w:val="0"/>
+          <w:numId w:val="0"/>
+        </w:numPr>
+        <w:pBdr>
+          <w:bottom w:val="single" w:color="auto" w:sz="4" w:space="0"/>
+        </w:pBdr>
+        <w:ind w:leftChars="0"/>
+        <w:rPr>
+          <w:rFonts w:hint="default"/>
+          <w:lang w:val="en-US"/>
+        </w:rPr>
+      </w:pPr>
+      <w:r>
+        <w:rPr>
+          <w:rFonts w:hint="default"/>
+          <w:lang w:val="en-US"/>
+        </w:rPr>
+        <w:t>Threads / Concurrency basics ✅</w:t>
+      </w:r>
+    </w:p>
+    <w:p>
+      <w:pPr>
+        <w:numPr>
+          <w:ilvl w:val="0"/>
+          <w:numId w:val="0"/>
+        </w:numPr>
+        <w:pBdr>
+          <w:bottom w:val="single" w:color="auto" w:sz="4" w:space="0"/>
+        </w:pBdr>
+        <w:ind w:leftChars="0"/>
+        <w:rPr>
+          <w:rFonts w:hint="default"/>
+          <w:lang w:val="en-US"/>
+        </w:rPr>
+      </w:pPr>
+      <w:r>
+        <w:rPr>
+          <w:rFonts w:hint="default"/>
+          <w:lang w:val="en-US"/>
+        </w:rPr>
+        <w:t xml:space="preserve">    ↓</w:t>
+      </w:r>
+    </w:p>
+    <w:p>
+      <w:pPr>
+        <w:numPr>
+          <w:ilvl w:val="0"/>
+          <w:numId w:val="0"/>
+        </w:numPr>
+        <w:pBdr>
+          <w:bottom w:val="single" w:color="auto" w:sz="4" w:space="0"/>
+        </w:pBdr>
+        <w:ind w:leftChars="0"/>
+        <w:rPr>
+          <w:rFonts w:hint="default"/>
+          <w:lang w:val="en-US"/>
+        </w:rPr>
+      </w:pPr>
+      <w:r>
+        <w:rPr>
+          <w:rFonts w:hint="default"/>
+          <w:lang w:val="en-US"/>
+        </w:rPr>
+        <w:t>Maven / Gradle</w:t>
+      </w:r>
       <w:bookmarkStart w:id="0" w:name="_GoBack"/>
       <w:bookmarkEnd w:id="0"/>
-    </w:p>
-    <w:p>
-      <w:pPr>
-        <w:numPr>
-          <w:ilvl w:val="0"/>
-          <w:numId w:val="0"/>
-        </w:numPr>
-        <w:pBdr>
-          <w:bottom w:val="single" w:color="auto" w:sz="4" w:space="0"/>
-        </w:pBdr>
-        <w:ind w:leftChars="0"/>
-      </w:pPr>
-    </w:p>
-    <w:p>
-      <w:pPr>
-        <w:numPr>
-          <w:ilvl w:val="0"/>
-          <w:numId w:val="0"/>
-        </w:numPr>
-        <w:pBdr>
-          <w:bottom w:val="single" w:color="auto" w:sz="4" w:space="0"/>
-        </w:pBdr>
-        <w:ind w:leftChars="0"/>
-      </w:pPr>
-    </w:p>
-    <w:p>
-      <w:pPr>
-        <w:numPr>
-          <w:ilvl w:val="0"/>
-          <w:numId w:val="0"/>
-        </w:numPr>
-        <w:pBdr>
-          <w:bottom w:val="single" w:color="auto" w:sz="4" w:space="0"/>
-        </w:pBdr>
-        <w:ind w:leftChars="0"/>
-      </w:pPr>
-    </w:p>
-    <w:p>
-      <w:pPr>
-        <w:numPr>
-          <w:ilvl w:val="0"/>
-          <w:numId w:val="0"/>
-        </w:numPr>
-        <w:pBdr>
-          <w:bottom w:val="single" w:color="auto" w:sz="4" w:space="0"/>
-        </w:pBdr>
-        <w:ind w:leftChars="0"/>
-      </w:pPr>
-    </w:p>
-    <w:p>
-      <w:pPr>
-        <w:numPr>
-          <w:ilvl w:val="0"/>
-          <w:numId w:val="0"/>
-        </w:numPr>
-        <w:pBdr>
-          <w:bottom w:val="single" w:color="auto" w:sz="4" w:space="0"/>
-        </w:pBdr>
-        <w:ind w:leftChars="0"/>
-      </w:pPr>
-    </w:p>
-    <w:p>
-      <w:pPr>
-        <w:numPr>
-          <w:ilvl w:val="0"/>
-          <w:numId w:val="0"/>
-        </w:numPr>
-        <w:pBdr>
-          <w:bottom w:val="single" w:color="auto" w:sz="4" w:space="0"/>
-        </w:pBdr>
-        <w:ind w:leftChars="0"/>
-      </w:pPr>
-    </w:p>
-    <w:p>
-      <w:pPr>
-        <w:numPr>
-          <w:ilvl w:val="0"/>
-          <w:numId w:val="0"/>
-        </w:numPr>
-        <w:pBdr>
-          <w:bottom w:val="single" w:color="auto" w:sz="4" w:space="0"/>
-        </w:pBdr>
-        <w:ind w:leftChars="0"/>
-      </w:pPr>
-    </w:p>
-    <w:p>
-      <w:pPr>
-        <w:numPr>
-          <w:ilvl w:val="0"/>
-          <w:numId w:val="0"/>
-        </w:numPr>
-        <w:pBdr>
-          <w:bottom w:val="single" w:color="auto" w:sz="4" w:space="0"/>
-        </w:pBdr>
-        <w:ind w:leftChars="0"/>
-      </w:pPr>
-    </w:p>
-    <w:p>
-      <w:pPr>
-        <w:numPr>
-          <w:ilvl w:val="0"/>
-          <w:numId w:val="0"/>
-        </w:numPr>
-        <w:pBdr>
-          <w:bottom w:val="single" w:color="auto" w:sz="4" w:space="0"/>
-        </w:pBdr>
-        <w:ind w:leftChars="0"/>
-      </w:pPr>
-    </w:p>
-    <w:p>
-      <w:pPr>
-        <w:numPr>
-          <w:ilvl w:val="0"/>
-          <w:numId w:val="0"/>
-        </w:numPr>
-        <w:pBdr>
-          <w:bottom w:val="single" w:color="auto" w:sz="4" w:space="0"/>
-        </w:pBdr>
-        <w:ind w:leftChars="0"/>
-      </w:pPr>
-    </w:p>
-    <w:p>
-      <w:pPr>
-        <w:numPr>
-          <w:ilvl w:val="0"/>
-          <w:numId w:val="0"/>
-        </w:numPr>
-        <w:pBdr>
-          <w:bottom w:val="single" w:color="auto" w:sz="4" w:space="0"/>
-        </w:pBdr>
-        <w:ind w:leftChars="0"/>
-      </w:pPr>
-    </w:p>
-    <w:p>
-      <w:pPr>
-        <w:numPr>
-          <w:ilvl w:val="0"/>
-          <w:numId w:val="0"/>
-        </w:numPr>
-        <w:pBdr>
-          <w:bottom w:val="single" w:color="auto" w:sz="4" w:space="0"/>
-        </w:pBdr>
-        <w:ind w:leftChars="0"/>
-      </w:pPr>
-    </w:p>
-    <w:p>
-      <w:pPr>
-        <w:numPr>
-          <w:ilvl w:val="0"/>
-          <w:numId w:val="3"/>
-        </w:numPr>
-        <w:pBdr>
-          <w:bottom w:val="single" w:color="auto" w:sz="4" w:space="0"/>
-        </w:pBdr>
-        <w:ind w:leftChars="0"/>
-        <w:rPr>
-          <w:rFonts w:hint="default"/>
-          <w:lang w:val="en-US"/>
-        </w:rPr>
-      </w:pPr>
-      <w:r>
-        <w:rPr>
-          <w:rFonts w:hint="default"/>
-          <w:lang w:val="en-US"/>
-        </w:rPr>
-        <w:t>DA2 - 3 (SE122)</w:t>
-      </w:r>
-    </w:p>
-    <w:p>
-      <w:pPr>
-        <w:numPr>
-          <w:ilvl w:val="0"/>
-          <w:numId w:val="3"/>
-        </w:numPr>
-        <w:pBdr>
-          <w:bottom w:val="single" w:color="auto" w:sz="4" w:space="0"/>
-        </w:pBdr>
-        <w:ind w:leftChars="0"/>
-        <w:rPr>
-          <w:rFonts w:hint="default"/>
-          <w:lang w:val="en-US"/>
-        </w:rPr>
-      </w:pPr>
-      <w:r>
-        <w:rPr>
-          <w:rFonts w:hint="default"/>
-          <w:lang w:val="en-US"/>
-        </w:rPr>
-        <w:t>PTYC - 2 + 1 (SE357)</w:t>
-      </w:r>
-    </w:p>
-    <w:p>
-      <w:pPr>
-        <w:numPr>
-          <w:ilvl w:val="0"/>
-          <w:numId w:val="3"/>
-        </w:numPr>
-        <w:pBdr>
-          <w:bottom w:val="single" w:color="auto" w:sz="4" w:space="0"/>
-        </w:pBdr>
-        <w:ind w:leftChars="0"/>
-        <w:rPr>
-          <w:rFonts w:hint="default"/>
-          <w:lang w:val="en-US"/>
-        </w:rPr>
-      </w:pPr>
-      <w:r>
-        <w:rPr>
-          <w:rFonts w:hint="default"/>
-          <w:lang w:val="en-US"/>
-        </w:rPr>
-        <w:t>Testing - 3 + 1 (SE113)</w:t>
-      </w:r>
-    </w:p>
-    <w:p>
-      <w:pPr>
-        <w:numPr>
-          <w:ilvl w:val="0"/>
-          <w:numId w:val="3"/>
-        </w:numPr>
-        <w:pBdr>
-          <w:bottom w:val="single" w:color="auto" w:sz="4" w:space="0"/>
-        </w:pBdr>
-        <w:ind w:leftChars="0"/>
-        <w:rPr>
-          <w:rFonts w:hint="default"/>
-          <w:lang w:val="en-US"/>
-        </w:rPr>
-      </w:pPr>
-      <w:r>
-        <w:rPr>
-          <w:rFonts w:hint="default"/>
-          <w:lang w:val="en-US"/>
-        </w:rPr>
-        <w:t>DevOps - 3 + 1 (NT548)</w:t>
-      </w:r>
-    </w:p>
-    <w:p>
-      <w:pPr>
-        <w:numPr>
-          <w:ilvl w:val="0"/>
-          <w:numId w:val="0"/>
-        </w:numPr>
-        <w:pBdr>
-          <w:bottom w:val="single" w:color="auto" w:sz="4" w:space="0"/>
-        </w:pBdr>
-        <w:ind w:leftChars="0"/>
-      </w:pPr>
-    </w:p>
-    <w:p>
-      <w:pPr>
-        <w:numPr>
-          <w:ilvl w:val="0"/>
-          <w:numId w:val="0"/>
-        </w:numPr>
-        <w:pBdr>
-          <w:bottom w:val="single" w:color="auto" w:sz="4" w:space="0"/>
-        </w:pBdr>
-        <w:ind w:leftChars="0"/>
-      </w:pPr>
-    </w:p>
-    <w:p>
-      <w:pPr>
-        <w:numPr>
-          <w:ilvl w:val="0"/>
-          <w:numId w:val="0"/>
-        </w:numPr>
-        <w:pBdr>
-          <w:bottom w:val="none" w:color="auto" w:sz="0" w:space="0"/>
-        </w:pBdr>
-        <w:ind w:leftChars="0"/>
-      </w:pPr>
-    </w:p>
-    <w:p>
-      <w:pPr>
-        <w:numPr>
-          <w:ilvl w:val="0"/>
-          <w:numId w:val="0"/>
-        </w:numPr>
-        <w:pBdr>
-          <w:bottom w:val="single" w:color="auto" w:sz="4" w:space="0"/>
-        </w:pBdr>
-        <w:ind w:leftChars="0"/>
-        <w:rPr>
-          <w:rFonts w:hint="default"/>
-          <w:lang w:val="en-US"/>
-        </w:rPr>
-      </w:pPr>
-      <w:r>
-        <w:rPr>
-          <w:rFonts w:hint="default"/>
-          <w:lang w:val="en-US"/>
-        </w:rPr>
-        <w:t>Core Java</w:t>
-      </w:r>
-    </w:p>
-    <w:p>
-      <w:pPr>
-        <w:numPr>
-          <w:ilvl w:val="0"/>
-          <w:numId w:val="0"/>
-        </w:numPr>
-        <w:pBdr>
-          <w:bottom w:val="single" w:color="auto" w:sz="4" w:space="0"/>
-        </w:pBdr>
-        <w:ind w:leftChars="0"/>
-        <w:rPr>
-          <w:rFonts w:hint="default"/>
-          <w:lang w:val="en-US"/>
-        </w:rPr>
-      </w:pPr>
-      <w:r>
-        <w:rPr>
-          <w:rFonts w:hint="default"/>
-          <w:lang w:val="en-US"/>
-        </w:rPr>
-        <w:t xml:space="preserve">   ↓</w:t>
-      </w:r>
-    </w:p>
-    <w:p>
-      <w:pPr>
-        <w:numPr>
-          <w:ilvl w:val="0"/>
-          <w:numId w:val="0"/>
-        </w:numPr>
-        <w:pBdr>
-          <w:bottom w:val="single" w:color="auto" w:sz="4" w:space="0"/>
-        </w:pBdr>
-        <w:ind w:leftChars="0"/>
-        <w:rPr>
-          <w:rFonts w:hint="default"/>
-          <w:lang w:val="en-US"/>
-        </w:rPr>
-      </w:pPr>
-      <w:r>
-        <w:rPr>
-          <w:rFonts w:hint="default"/>
-          <w:lang w:val="en-US"/>
-        </w:rPr>
-        <w:t>OOP</w:t>
-      </w:r>
-    </w:p>
-    <w:p>
-      <w:pPr>
-        <w:numPr>
-          <w:ilvl w:val="0"/>
-          <w:numId w:val="0"/>
-        </w:numPr>
-        <w:pBdr>
-          <w:bottom w:val="single" w:color="auto" w:sz="4" w:space="0"/>
-        </w:pBdr>
-        <w:ind w:leftChars="0"/>
-        <w:rPr>
-          <w:rFonts w:hint="default"/>
-          <w:lang w:val="en-US"/>
-        </w:rPr>
-      </w:pPr>
-      <w:r>
-        <w:rPr>
-          <w:rFonts w:hint="default"/>
-          <w:lang w:val="en-US"/>
-        </w:rPr>
-        <w:t xml:space="preserve">   ↓</w:t>
-      </w:r>
-    </w:p>
-    <w:p>
-      <w:pPr>
-        <w:numPr>
-          <w:ilvl w:val="0"/>
-          <w:numId w:val="0"/>
-        </w:numPr>
-        <w:pBdr>
-          <w:bottom w:val="single" w:color="auto" w:sz="4" w:space="0"/>
-        </w:pBdr>
-        <w:ind w:leftChars="0"/>
-        <w:rPr>
-          <w:rFonts w:hint="default"/>
-          <w:lang w:val="en-US"/>
-        </w:rPr>
-      </w:pPr>
-      <w:r>
-        <w:rPr>
-          <w:rFonts w:hint="default"/>
-          <w:lang w:val="en-US"/>
-        </w:rPr>
-        <w:t>Collections + Generics</w:t>
-      </w:r>
-    </w:p>
-    <w:p>
-      <w:pPr>
-        <w:numPr>
-          <w:ilvl w:val="0"/>
-          <w:numId w:val="0"/>
-        </w:numPr>
-        <w:pBdr>
-          <w:bottom w:val="single" w:color="auto" w:sz="4" w:space="0"/>
-        </w:pBdr>
-        <w:ind w:leftChars="0"/>
-        <w:rPr>
-          <w:rFonts w:hint="default"/>
-          <w:lang w:val="en-US"/>
-        </w:rPr>
-      </w:pPr>
-      <w:r>
-        <w:rPr>
-          <w:rFonts w:hint="default"/>
-          <w:lang w:val="en-US"/>
-        </w:rPr>
-        <w:t xml:space="preserve">   ↓</w:t>
-      </w:r>
-    </w:p>
-    <w:p>
-      <w:pPr>
-        <w:numPr>
-          <w:ilvl w:val="0"/>
-          <w:numId w:val="0"/>
-        </w:numPr>
-        <w:pBdr>
-          <w:bottom w:val="single" w:color="auto" w:sz="4" w:space="0"/>
-        </w:pBdr>
-        <w:ind w:leftChars="0"/>
-        <w:rPr>
-          <w:rFonts w:hint="default"/>
-          <w:lang w:val="en-US"/>
-        </w:rPr>
-      </w:pPr>
-      <w:r>
-        <w:rPr>
-          <w:rFonts w:hint="default"/>
-          <w:lang w:val="en-US"/>
-        </w:rPr>
-        <w:t>Exceptions</w:t>
-      </w:r>
-    </w:p>
-    <w:p>
-      <w:pPr>
-        <w:numPr>
-          <w:ilvl w:val="0"/>
-          <w:numId w:val="0"/>
-        </w:numPr>
-        <w:pBdr>
-          <w:bottom w:val="single" w:color="auto" w:sz="4" w:space="0"/>
-        </w:pBdr>
-        <w:ind w:leftChars="0"/>
-        <w:rPr>
-          <w:rFonts w:hint="default"/>
-          <w:lang w:val="en-US"/>
-        </w:rPr>
-      </w:pPr>
-      <w:r>
-        <w:rPr>
-          <w:rFonts w:hint="default"/>
-          <w:lang w:val="en-US"/>
-        </w:rPr>
-        <w:t xml:space="preserve">   ↓</w:t>
-      </w:r>
-    </w:p>
-    <w:p>
-      <w:pPr>
-        <w:numPr>
-          <w:ilvl w:val="0"/>
-          <w:numId w:val="0"/>
-        </w:numPr>
-        <w:pBdr>
-          <w:bottom w:val="single" w:color="auto" w:sz="4" w:space="0"/>
-        </w:pBdr>
-        <w:ind w:leftChars="0"/>
-        <w:rPr>
-          <w:rFonts w:hint="default"/>
-          <w:lang w:val="en-US"/>
-        </w:rPr>
-      </w:pPr>
-      <w:r>
-        <w:rPr>
-          <w:rFonts w:hint="default"/>
-          <w:lang w:val="en-US"/>
-        </w:rPr>
-        <w:t>Java I/O</w:t>
-      </w:r>
-    </w:p>
-    <w:p>
-      <w:pPr>
-        <w:numPr>
-          <w:ilvl w:val="0"/>
-          <w:numId w:val="0"/>
-        </w:numPr>
-        <w:pBdr>
-          <w:bottom w:val="single" w:color="auto" w:sz="4" w:space="0"/>
-        </w:pBdr>
-        <w:ind w:leftChars="0"/>
-        <w:rPr>
-          <w:rFonts w:hint="default"/>
-          <w:lang w:val="en-US"/>
-        </w:rPr>
-      </w:pPr>
-      <w:r>
-        <w:rPr>
-          <w:rFonts w:hint="default"/>
-          <w:lang w:val="en-US"/>
-        </w:rPr>
-        <w:t xml:space="preserve">   ↓</w:t>
-      </w:r>
-    </w:p>
-    <w:p>
-      <w:pPr>
-        <w:numPr>
-          <w:ilvl w:val="0"/>
-          <w:numId w:val="0"/>
-        </w:numPr>
-        <w:pBdr>
-          <w:bottom w:val="single" w:color="auto" w:sz="4" w:space="0"/>
-        </w:pBdr>
-        <w:ind w:leftChars="0"/>
-        <w:rPr>
-          <w:rFonts w:hint="default"/>
-          <w:lang w:val="en-US"/>
-        </w:rPr>
-      </w:pPr>
-      <w:r>
-        <w:rPr>
-          <w:rFonts w:hint="default"/>
-          <w:lang w:val="en-US"/>
-        </w:rPr>
-        <w:t>Threads / Concurrency basics</w:t>
-      </w:r>
-    </w:p>
-    <w:p>
-      <w:pPr>
-        <w:numPr>
-          <w:ilvl w:val="0"/>
-          <w:numId w:val="0"/>
-        </w:numPr>
-        <w:pBdr>
-          <w:bottom w:val="single" w:color="auto" w:sz="4" w:space="0"/>
-        </w:pBdr>
-        <w:ind w:leftChars="0"/>
-        <w:rPr>
-          <w:rFonts w:hint="default"/>
-          <w:lang w:val="en-US"/>
-        </w:rPr>
-      </w:pPr>
-      <w:r>
-        <w:rPr>
-          <w:rFonts w:hint="default"/>
-          <w:lang w:val="en-US"/>
-        </w:rPr>
-        <w:t xml:space="preserve">   ↓</w:t>
-      </w:r>
-    </w:p>
-    <w:p>
-      <w:pPr>
-        <w:numPr>
-          <w:ilvl w:val="0"/>
-          <w:numId w:val="0"/>
-        </w:numPr>
-        <w:pBdr>
-          <w:bottom w:val="single" w:color="auto" w:sz="4" w:space="0"/>
-        </w:pBdr>
-        <w:ind w:leftChars="0"/>
-        <w:rPr>
-          <w:rFonts w:hint="default"/>
-          <w:color w:val="FF0000"/>
-          <w:lang w:val="en-US"/>
-        </w:rPr>
-      </w:pPr>
-      <w:r>
-        <w:rPr>
-          <w:rFonts w:hint="default"/>
-          <w:color w:val="00B050"/>
-          <w:lang w:val="en-US"/>
-        </w:rPr>
-        <w:t xml:space="preserve">Maven </w:t>
-      </w:r>
-      <w:r>
-        <w:rPr>
-          <w:rFonts w:hint="default"/>
-          <w:color w:val="FF0000"/>
-          <w:lang w:val="en-US"/>
-        </w:rPr>
-        <w:t>/ Gradle</w:t>
-      </w:r>
-    </w:p>
-    <w:p>
-      <w:pPr>
-        <w:numPr>
-          <w:ilvl w:val="0"/>
-          <w:numId w:val="0"/>
-        </w:numPr>
-        <w:pBdr>
-          <w:bottom w:val="single" w:color="auto" w:sz="4" w:space="0"/>
-        </w:pBdr>
-        <w:ind w:leftChars="0"/>
-        <w:rPr>
-          <w:rFonts w:hint="default"/>
-          <w:lang w:val="en-US"/>
-        </w:rPr>
-      </w:pPr>
-      <w:r>
-        <w:rPr>
-          <w:rFonts w:hint="default"/>
-          <w:lang w:val="en-US"/>
-        </w:rPr>
-        <w:t xml:space="preserve">   ↓</w:t>
-      </w:r>
-    </w:p>
-    <w:p>
-      <w:pPr>
-        <w:numPr>
-          <w:ilvl w:val="0"/>
-          <w:numId w:val="0"/>
-        </w:numPr>
-        <w:pBdr>
-          <w:bottom w:val="single" w:color="auto" w:sz="4" w:space="0"/>
-        </w:pBdr>
-        <w:ind w:leftChars="0"/>
-        <w:rPr>
-          <w:rFonts w:hint="default"/>
-          <w:lang w:val="en-US"/>
-        </w:rPr>
-      </w:pPr>
-      <w:r>
-        <w:rPr>
-          <w:rFonts w:hint="default"/>
-          <w:lang w:val="en-US"/>
-        </w:rPr>
-        <w:t>SQL + PostgreSQL/MySQL</w:t>
-      </w:r>
-    </w:p>
-    <w:p>
-      <w:pPr>
-        <w:numPr>
-          <w:ilvl w:val="0"/>
-          <w:numId w:val="0"/>
-        </w:numPr>
-        <w:pBdr>
-          <w:bottom w:val="single" w:color="auto" w:sz="4" w:space="0"/>
-        </w:pBdr>
-        <w:ind w:leftChars="0"/>
-        <w:rPr>
-          <w:rFonts w:hint="default"/>
-          <w:lang w:val="en-US"/>
-        </w:rPr>
-      </w:pPr>
-      <w:r>
-        <w:rPr>
-          <w:rFonts w:hint="default"/>
-          <w:lang w:val="en-US"/>
-        </w:rPr>
-        <w:t xml:space="preserve">   ↓</w:t>
-      </w:r>
-    </w:p>
-    <w:p>
-      <w:pPr>
-        <w:numPr>
-          <w:ilvl w:val="0"/>
-          <w:numId w:val="0"/>
-        </w:numPr>
-        <w:pBdr>
-          <w:bottom w:val="single" w:color="auto" w:sz="4" w:space="0"/>
-        </w:pBdr>
-        <w:ind w:leftChars="0"/>
-        <w:rPr>
-          <w:rFonts w:hint="default"/>
-          <w:color w:val="FF0000"/>
-          <w:lang w:val="en-US"/>
-        </w:rPr>
-      </w:pPr>
-      <w:r>
-        <w:rPr>
-          <w:rFonts w:hint="default"/>
-          <w:color w:val="FF0000"/>
-          <w:lang w:val="en-US"/>
-        </w:rPr>
-        <w:t>JDBC basic</w:t>
-      </w:r>
-    </w:p>
-    <w:p>
-      <w:pPr>
-        <w:numPr>
-          <w:ilvl w:val="0"/>
-          <w:numId w:val="0"/>
-        </w:numPr>
-        <w:pBdr>
-          <w:bottom w:val="single" w:color="auto" w:sz="4" w:space="0"/>
-        </w:pBdr>
-        <w:ind w:leftChars="0"/>
-        <w:rPr>
-          <w:rFonts w:hint="default"/>
-          <w:lang w:val="en-US"/>
-        </w:rPr>
-      </w:pPr>
-      <w:r>
-        <w:rPr>
-          <w:rFonts w:hint="default"/>
-          <w:lang w:val="en-US"/>
-        </w:rPr>
-        <w:t xml:space="preserve">   ↓</w:t>
-      </w:r>
-    </w:p>
-    <w:p>
-      <w:pPr>
-        <w:numPr>
-          <w:ilvl w:val="0"/>
-          <w:numId w:val="0"/>
-        </w:numPr>
-        <w:pBdr>
-          <w:bottom w:val="single" w:color="auto" w:sz="4" w:space="0"/>
-        </w:pBdr>
-        <w:ind w:leftChars="0"/>
-        <w:rPr>
-          <w:rFonts w:hint="default"/>
-          <w:lang w:val="en-US"/>
-        </w:rPr>
-      </w:pPr>
-      <w:r>
-        <w:rPr>
-          <w:rFonts w:hint="default"/>
-          <w:color w:val="FF0000"/>
-          <w:lang w:val="en-US"/>
-        </w:rPr>
-        <w:t>Spring</w:t>
-      </w:r>
-    </w:p>
-    <w:p>
-      <w:pPr>
-        <w:numPr>
-          <w:ilvl w:val="0"/>
-          <w:numId w:val="0"/>
-        </w:numPr>
-        <w:pBdr>
-          <w:bottom w:val="single" w:color="auto" w:sz="4" w:space="0"/>
-        </w:pBdr>
-        <w:ind w:leftChars="0"/>
-        <w:rPr>
-          <w:rFonts w:hint="default"/>
-          <w:lang w:val="en-US"/>
-        </w:rPr>
-      </w:pPr>
-      <w:r>
-        <w:rPr>
-          <w:rFonts w:hint="default"/>
-          <w:lang w:val="en-US"/>
-        </w:rPr>
-        <w:t xml:space="preserve">   ↓</w:t>
-      </w:r>
-    </w:p>
-    <w:p>
-      <w:pPr>
-        <w:numPr>
-          <w:ilvl w:val="0"/>
-          <w:numId w:val="0"/>
-        </w:numPr>
-        <w:pBdr>
-          <w:bottom w:val="single" w:color="auto" w:sz="4" w:space="0"/>
-        </w:pBdr>
-        <w:ind w:leftChars="0"/>
-        <w:rPr>
-          <w:rFonts w:hint="default"/>
-          <w:color w:val="FF0000"/>
-          <w:lang w:val="en-US"/>
-        </w:rPr>
-      </w:pPr>
-      <w:r>
-        <w:rPr>
-          <w:rFonts w:hint="default"/>
-          <w:color w:val="FF0000"/>
-          <w:lang w:val="en-US"/>
-        </w:rPr>
-        <w:t>Spring Boot</w:t>
-      </w:r>
-    </w:p>
-    <w:p>
-      <w:pPr>
-        <w:numPr>
-          <w:ilvl w:val="0"/>
-          <w:numId w:val="0"/>
-        </w:numPr>
-        <w:pBdr>
-          <w:bottom w:val="single" w:color="auto" w:sz="4" w:space="0"/>
-        </w:pBdr>
-        <w:ind w:leftChars="0"/>
-        <w:rPr>
-          <w:rFonts w:hint="default"/>
-          <w:lang w:val="en-US"/>
-        </w:rPr>
-      </w:pPr>
-      <w:r>
-        <w:rPr>
-          <w:rFonts w:hint="default"/>
-          <w:lang w:val="en-US"/>
-        </w:rPr>
-        <w:t xml:space="preserve">   ↓</w:t>
-      </w:r>
-    </w:p>
-    <w:p>
-      <w:pPr>
-        <w:numPr>
-          <w:ilvl w:val="0"/>
-          <w:numId w:val="0"/>
-        </w:numPr>
-        <w:pBdr>
-          <w:bottom w:val="single" w:color="auto" w:sz="4" w:space="0"/>
-        </w:pBdr>
-        <w:ind w:leftChars="0"/>
-        <w:rPr>
-          <w:rFonts w:hint="default"/>
-          <w:lang w:val="en-US"/>
-        </w:rPr>
-      </w:pPr>
-      <w:r>
-        <w:rPr>
-          <w:rFonts w:hint="default"/>
-          <w:lang w:val="en-US"/>
-        </w:rPr>
-        <w:t>REST API</w:t>
-      </w:r>
-    </w:p>
-    <w:p>
-      <w:pPr>
-        <w:numPr>
-          <w:ilvl w:val="0"/>
-          <w:numId w:val="0"/>
-        </w:numPr>
-        <w:pBdr>
-          <w:bottom w:val="single" w:color="auto" w:sz="4" w:space="0"/>
-        </w:pBdr>
-        <w:ind w:leftChars="0"/>
-        <w:rPr>
-          <w:rFonts w:hint="default"/>
-          <w:lang w:val="en-US"/>
-        </w:rPr>
-      </w:pPr>
-      <w:r>
-        <w:rPr>
-          <w:rFonts w:hint="default"/>
-          <w:lang w:val="en-US"/>
-        </w:rPr>
-        <w:t xml:space="preserve">   ↓</w:t>
-      </w:r>
-    </w:p>
-    <w:p>
-      <w:pPr>
-        <w:numPr>
-          <w:ilvl w:val="0"/>
-          <w:numId w:val="0"/>
-        </w:numPr>
-        <w:pBdr>
-          <w:bottom w:val="single" w:color="auto" w:sz="4" w:space="0"/>
-        </w:pBdr>
-        <w:ind w:leftChars="0"/>
-        <w:rPr>
-          <w:rFonts w:hint="default"/>
-          <w:color w:val="FF0000"/>
-          <w:lang w:val="en-US"/>
-        </w:rPr>
-      </w:pPr>
-      <w:r>
-        <w:rPr>
-          <w:rFonts w:hint="default"/>
-          <w:color w:val="FF0000"/>
-          <w:lang w:val="en-US"/>
-        </w:rPr>
-        <w:t>Spring Data JPA / Hibernate</w:t>
-      </w:r>
-    </w:p>
-    <w:p>
-      <w:pPr>
-        <w:numPr>
-          <w:ilvl w:val="0"/>
-          <w:numId w:val="0"/>
-        </w:numPr>
-        <w:pBdr>
-          <w:bottom w:val="single" w:color="auto" w:sz="4" w:space="0"/>
-        </w:pBdr>
-        <w:ind w:leftChars="0"/>
-        <w:rPr>
-          <w:rFonts w:hint="default"/>
-          <w:lang w:val="en-US"/>
-        </w:rPr>
-      </w:pPr>
-      <w:r>
-        <w:rPr>
-          <w:rFonts w:hint="default"/>
-          <w:lang w:val="en-US"/>
-        </w:rPr>
-        <w:t xml:space="preserve">   ↓</w:t>
-      </w:r>
-    </w:p>
-    <w:p>
-      <w:pPr>
-        <w:numPr>
-          <w:ilvl w:val="0"/>
-          <w:numId w:val="0"/>
-        </w:numPr>
-        <w:pBdr>
-          <w:bottom w:val="single" w:color="auto" w:sz="4" w:space="0"/>
-        </w:pBdr>
-        <w:ind w:leftChars="0"/>
-        <w:rPr>
-          <w:rFonts w:hint="default"/>
-          <w:color w:val="FF0000"/>
-          <w:lang w:val="en-US"/>
-        </w:rPr>
-      </w:pPr>
-      <w:r>
-        <w:rPr>
-          <w:rFonts w:hint="default"/>
-          <w:color w:val="FF0000"/>
-          <w:lang w:val="en-US"/>
-        </w:rPr>
-        <w:t>Validation + Exception Handling</w:t>
-      </w:r>
-    </w:p>
-    <w:p>
-      <w:pPr>
-        <w:numPr>
-          <w:ilvl w:val="0"/>
-          <w:numId w:val="0"/>
-        </w:numPr>
-        <w:pBdr>
-          <w:bottom w:val="single" w:color="auto" w:sz="4" w:space="0"/>
-        </w:pBdr>
-        <w:ind w:leftChars="0"/>
-        <w:rPr>
-          <w:rFonts w:hint="default"/>
-          <w:lang w:val="en-US"/>
-        </w:rPr>
-      </w:pPr>
-      <w:r>
-        <w:rPr>
-          <w:rFonts w:hint="default"/>
-          <w:lang w:val="en-US"/>
-        </w:rPr>
-        <w:t xml:space="preserve">   ↓</w:t>
-      </w:r>
-    </w:p>
-    <w:p>
-      <w:pPr>
-        <w:numPr>
-          <w:ilvl w:val="0"/>
-          <w:numId w:val="0"/>
-        </w:numPr>
-        <w:pBdr>
-          <w:bottom w:val="single" w:color="auto" w:sz="4" w:space="0"/>
-        </w:pBdr>
-        <w:ind w:leftChars="0"/>
-        <w:rPr>
-          <w:rFonts w:hint="default"/>
-          <w:color w:val="FF0000"/>
-          <w:lang w:val="en-US"/>
-        </w:rPr>
-      </w:pPr>
-      <w:r>
-        <w:rPr>
-          <w:rFonts w:hint="default"/>
-          <w:color w:val="FF0000"/>
-          <w:lang w:val="en-US"/>
-        </w:rPr>
-        <w:t>Spring Security</w:t>
-      </w:r>
-    </w:p>
-    <w:p>
-      <w:pPr>
-        <w:numPr>
-          <w:ilvl w:val="0"/>
-          <w:numId w:val="0"/>
-        </w:numPr>
-        <w:pBdr>
-          <w:bottom w:val="single" w:color="auto" w:sz="4" w:space="0"/>
-        </w:pBdr>
-        <w:ind w:leftChars="0"/>
-        <w:rPr>
-          <w:rFonts w:hint="default"/>
-          <w:lang w:val="en-US"/>
-        </w:rPr>
-      </w:pPr>
-      <w:r>
-        <w:rPr>
-          <w:rFonts w:hint="default"/>
-          <w:lang w:val="en-US"/>
-        </w:rPr>
-        <w:t xml:space="preserve">   ↓</w:t>
-      </w:r>
-    </w:p>
-    <w:p>
-      <w:pPr>
-        <w:numPr>
-          <w:ilvl w:val="0"/>
-          <w:numId w:val="0"/>
-        </w:numPr>
-        <w:pBdr>
-          <w:bottom w:val="single" w:color="auto" w:sz="4" w:space="0"/>
-        </w:pBdr>
-        <w:ind w:leftChars="0"/>
-        <w:rPr>
-          <w:rFonts w:hint="default"/>
-          <w:lang w:val="en-US"/>
-        </w:rPr>
-      </w:pPr>
-      <w:r>
-        <w:rPr>
-          <w:rFonts w:hint="default"/>
-          <w:color w:val="FF0000"/>
-          <w:lang w:val="en-US"/>
-        </w:rPr>
-        <w:t>Testing</w:t>
-      </w:r>
-    </w:p>
-    <w:p>
-      <w:pPr>
-        <w:numPr>
-          <w:ilvl w:val="0"/>
-          <w:numId w:val="0"/>
-        </w:numPr>
-        <w:pBdr>
-          <w:bottom w:val="single" w:color="auto" w:sz="4" w:space="0"/>
-        </w:pBdr>
-        <w:ind w:leftChars="0"/>
-        <w:rPr>
-          <w:rFonts w:hint="default"/>
-          <w:lang w:val="en-US"/>
-        </w:rPr>
-      </w:pPr>
-      <w:r>
-        <w:rPr>
-          <w:rFonts w:hint="default"/>
-          <w:lang w:val="en-US"/>
-        </w:rPr>
-        <w:t xml:space="preserve">   ↓</w:t>
-      </w:r>
-    </w:p>
-    <w:p>
-      <w:pPr>
-        <w:numPr>
-          <w:ilvl w:val="0"/>
-          <w:numId w:val="0"/>
-        </w:numPr>
-        <w:pBdr>
-          <w:bottom w:val="single" w:color="auto" w:sz="4" w:space="0"/>
-        </w:pBdr>
-        <w:ind w:leftChars="0"/>
-        <w:rPr>
-          <w:rFonts w:hint="default"/>
-          <w:color w:val="FF0000"/>
-          <w:lang w:val="en-US"/>
-        </w:rPr>
-      </w:pPr>
-      <w:r>
-        <w:rPr>
-          <w:rFonts w:hint="default"/>
-          <w:color w:val="FF0000"/>
-          <w:lang w:val="en-US"/>
-        </w:rPr>
-        <w:t>Docker / deployment</w:t>
-      </w:r>
-    </w:p>
-    <w:p>
-      <w:pPr>
-        <w:numPr>
-          <w:ilvl w:val="0"/>
-          <w:numId w:val="0"/>
-        </w:numPr>
-        <w:pBdr>
-          <w:bottom w:val="single" w:color="auto" w:sz="4" w:space="0"/>
-        </w:pBdr>
-        <w:ind w:leftChars="0"/>
-      </w:pPr>
-    </w:p>
-    <w:p>
-      <w:pPr>
-        <w:numPr>
-          <w:ilvl w:val="0"/>
-          <w:numId w:val="0"/>
-        </w:numPr>
-        <w:pBdr>
-          <w:bottom w:val="none" w:color="auto" w:sz="0" w:space="0"/>
-        </w:pBdr>
-        <w:ind w:leftChars="0"/>
-      </w:pPr>
-    </w:p>
-    <w:p>
-      <w:pPr>
-        <w:numPr>
-          <w:ilvl w:val="0"/>
-          <w:numId w:val="0"/>
-        </w:numPr>
-        <w:pBdr>
-          <w:bottom w:val="single" w:color="auto" w:sz="4" w:space="0"/>
-        </w:pBdr>
-        <w:ind w:leftChars="0"/>
-        <w:rPr>
-          <w:rFonts w:hint="default"/>
-          <w:lang w:val="en-US"/>
-        </w:rPr>
-      </w:pPr>
-      <w:r>
-        <w:rPr>
-          <w:rFonts w:hint="default"/>
-          <w:lang w:val="en-US"/>
-        </w:rPr>
-        <w:t>Core Java ✅</w:t>
-      </w:r>
-    </w:p>
-    <w:p>
-      <w:pPr>
-        <w:numPr>
-          <w:ilvl w:val="0"/>
-          <w:numId w:val="0"/>
-        </w:numPr>
-        <w:pBdr>
-          <w:bottom w:val="single" w:color="auto" w:sz="4" w:space="0"/>
-        </w:pBdr>
-        <w:ind w:leftChars="0"/>
-        <w:rPr>
-          <w:rFonts w:hint="default"/>
-          <w:lang w:val="en-US"/>
-        </w:rPr>
-      </w:pPr>
-      <w:r>
-        <w:rPr>
-          <w:rFonts w:hint="default"/>
-          <w:lang w:val="en-US"/>
-        </w:rPr>
-        <w:t xml:space="preserve">    ↓</w:t>
-      </w:r>
-    </w:p>
-    <w:p>
-      <w:pPr>
-        <w:numPr>
-          <w:ilvl w:val="0"/>
-          <w:numId w:val="0"/>
-        </w:numPr>
-        <w:pBdr>
-          <w:bottom w:val="single" w:color="auto" w:sz="4" w:space="0"/>
-        </w:pBdr>
-        <w:ind w:leftChars="0"/>
-        <w:rPr>
-          <w:rFonts w:hint="default"/>
-          <w:lang w:val="en-US"/>
-        </w:rPr>
-      </w:pPr>
-      <w:r>
-        <w:rPr>
-          <w:rFonts w:hint="default"/>
-          <w:lang w:val="en-US"/>
-        </w:rPr>
-        <w:t>OOP ✅</w:t>
-      </w:r>
-    </w:p>
-    <w:p>
-      <w:pPr>
-        <w:numPr>
-          <w:ilvl w:val="0"/>
-          <w:numId w:val="0"/>
-        </w:numPr>
-        <w:pBdr>
-          <w:bottom w:val="single" w:color="auto" w:sz="4" w:space="0"/>
-        </w:pBdr>
-        <w:ind w:leftChars="0"/>
-        <w:rPr>
-          <w:rFonts w:hint="default"/>
-          <w:lang w:val="en-US"/>
-        </w:rPr>
-      </w:pPr>
-      <w:r>
-        <w:rPr>
-          <w:rFonts w:hint="default"/>
-          <w:lang w:val="en-US"/>
-        </w:rPr>
-        <w:t xml:space="preserve">    ↓</w:t>
-      </w:r>
-    </w:p>
-    <w:p>
-      <w:pPr>
-        <w:numPr>
-          <w:ilvl w:val="0"/>
-          <w:numId w:val="0"/>
-        </w:numPr>
-        <w:pBdr>
-          <w:bottom w:val="single" w:color="auto" w:sz="4" w:space="0"/>
-        </w:pBdr>
-        <w:ind w:leftChars="0"/>
-        <w:rPr>
-          <w:rFonts w:hint="default"/>
-          <w:lang w:val="en-US"/>
-        </w:rPr>
-      </w:pPr>
-      <w:r>
-        <w:rPr>
-          <w:rFonts w:hint="default"/>
-          <w:lang w:val="en-US"/>
-        </w:rPr>
-        <w:t>Collections + Generics ✅</w:t>
-      </w:r>
-    </w:p>
-    <w:p>
-      <w:pPr>
-        <w:numPr>
-          <w:ilvl w:val="0"/>
-          <w:numId w:val="0"/>
-        </w:numPr>
-        <w:pBdr>
-          <w:bottom w:val="single" w:color="auto" w:sz="4" w:space="0"/>
-        </w:pBdr>
-        <w:ind w:leftChars="0"/>
-        <w:rPr>
-          <w:rFonts w:hint="default"/>
-          <w:lang w:val="en-US"/>
-        </w:rPr>
-      </w:pPr>
-      <w:r>
-        <w:rPr>
-          <w:rFonts w:hint="default"/>
-          <w:lang w:val="en-US"/>
-        </w:rPr>
-        <w:t xml:space="preserve">    ↓</w:t>
-      </w:r>
-    </w:p>
-    <w:p>
-      <w:pPr>
-        <w:numPr>
-          <w:ilvl w:val="0"/>
-          <w:numId w:val="0"/>
-        </w:numPr>
-        <w:pBdr>
-          <w:bottom w:val="single" w:color="auto" w:sz="4" w:space="0"/>
-        </w:pBdr>
-        <w:ind w:leftChars="0"/>
-        <w:rPr>
-          <w:rFonts w:hint="default"/>
-          <w:lang w:val="en-US"/>
-        </w:rPr>
-      </w:pPr>
-      <w:r>
-        <w:rPr>
-          <w:rFonts w:hint="default"/>
-          <w:lang w:val="en-US"/>
-        </w:rPr>
-        <w:t>Exceptions ✅</w:t>
-      </w:r>
-    </w:p>
-    <w:p>
-      <w:pPr>
-        <w:numPr>
-          <w:ilvl w:val="0"/>
-          <w:numId w:val="0"/>
-        </w:numPr>
-        <w:pBdr>
-          <w:bottom w:val="single" w:color="auto" w:sz="4" w:space="0"/>
-        </w:pBdr>
-        <w:ind w:leftChars="0"/>
-        <w:rPr>
-          <w:rFonts w:hint="default"/>
-          <w:lang w:val="en-US"/>
-        </w:rPr>
-      </w:pPr>
-      <w:r>
-        <w:rPr>
-          <w:rFonts w:hint="default"/>
-          <w:lang w:val="en-US"/>
-        </w:rPr>
-        <w:t xml:space="preserve">    ↓</w:t>
-      </w:r>
-    </w:p>
-    <w:p>
-      <w:pPr>
-        <w:numPr>
-          <w:ilvl w:val="0"/>
-          <w:numId w:val="0"/>
-        </w:numPr>
-        <w:pBdr>
-          <w:bottom w:val="single" w:color="auto" w:sz="4" w:space="0"/>
-        </w:pBdr>
-        <w:ind w:leftChars="0"/>
-        <w:rPr>
-          <w:rFonts w:hint="default"/>
-          <w:lang w:val="en-US"/>
-        </w:rPr>
-      </w:pPr>
-      <w:r>
-        <w:rPr>
-          <w:rFonts w:hint="default"/>
-          <w:lang w:val="en-US"/>
-        </w:rPr>
-        <w:t>Java I/O ✅</w:t>
-      </w:r>
-    </w:p>
-    <w:p>
-      <w:pPr>
-        <w:numPr>
-          <w:ilvl w:val="0"/>
-          <w:numId w:val="0"/>
-        </w:numPr>
-        <w:pBdr>
-          <w:bottom w:val="single" w:color="auto" w:sz="4" w:space="0"/>
-        </w:pBdr>
-        <w:ind w:leftChars="0"/>
-        <w:rPr>
-          <w:rFonts w:hint="default"/>
-          <w:lang w:val="en-US"/>
-        </w:rPr>
-      </w:pPr>
-      <w:r>
-        <w:rPr>
-          <w:rFonts w:hint="default"/>
-          <w:lang w:val="en-US"/>
-        </w:rPr>
-        <w:t xml:space="preserve">    ↓</w:t>
-      </w:r>
-    </w:p>
-    <w:p>
-      <w:pPr>
-        <w:numPr>
-          <w:ilvl w:val="0"/>
-          <w:numId w:val="0"/>
-        </w:numPr>
-        <w:pBdr>
-          <w:bottom w:val="single" w:color="auto" w:sz="4" w:space="0"/>
-        </w:pBdr>
-        <w:ind w:leftChars="0"/>
-        <w:rPr>
-          <w:rFonts w:hint="default"/>
-          <w:lang w:val="en-US"/>
-        </w:rPr>
-      </w:pPr>
-      <w:r>
-        <w:rPr>
-          <w:rFonts w:hint="default"/>
-          <w:lang w:val="en-US"/>
-        </w:rPr>
-        <w:t>Concurrency basics ✅</w:t>
-      </w:r>
-    </w:p>
-    <w:p>
-      <w:pPr>
-        <w:numPr>
-          <w:ilvl w:val="0"/>
-          <w:numId w:val="0"/>
-        </w:numPr>
-        <w:pBdr>
-          <w:bottom w:val="single" w:color="auto" w:sz="4" w:space="0"/>
-        </w:pBdr>
-        <w:ind w:leftChars="0"/>
-        <w:rPr>
-          <w:rFonts w:hint="default"/>
-          <w:lang w:val="en-US"/>
-        </w:rPr>
-      </w:pPr>
-      <w:r>
-        <w:rPr>
-          <w:rFonts w:hint="default"/>
-          <w:lang w:val="en-US"/>
-        </w:rPr>
-        <w:t xml:space="preserve">    ↓</w:t>
-      </w:r>
-    </w:p>
-    <w:p>
-      <w:pPr>
-        <w:numPr>
-          <w:ilvl w:val="0"/>
-          <w:numId w:val="0"/>
-        </w:numPr>
-        <w:pBdr>
-          <w:bottom w:val="single" w:color="auto" w:sz="4" w:space="0"/>
-        </w:pBdr>
-        <w:ind w:leftChars="0"/>
-        <w:rPr>
-          <w:rFonts w:hint="default"/>
-          <w:lang w:val="en-US"/>
-        </w:rPr>
-      </w:pPr>
-      <w:r>
-        <w:rPr>
-          <w:rFonts w:hint="default"/>
-          <w:lang w:val="en-US"/>
-        </w:rPr>
-        <w:t>Maven ✅</w:t>
+      <w:r>
+        <w:rPr>
+          <w:rFonts w:hint="default"/>
+          <w:lang w:val="en-US"/>
+        </w:rPr>
+        <w:t xml:space="preserve"> ✅</w:t>
       </w:r>
     </w:p>
     <w:p>

--- a/Vocab_3.docx
+++ b/Vocab_3.docx
@@ -12930,1408 +12930,902 @@
     <w:p>
       <w:pPr>
         <w:numPr>
-          <w:ilvl w:val="0"/>
-          <w:numId w:val="0"/>
-        </w:numPr>
-        <w:pBdr>
-          <w:bottom w:val="single" w:color="auto" w:sz="4" w:space="0"/>
-        </w:pBdr>
-        <w:ind w:leftChars="0"/>
-      </w:pPr>
-    </w:p>
-    <w:p>
-      <w:pPr>
-        <w:numPr>
-          <w:ilvl w:val="0"/>
-          <w:numId w:val="0"/>
-        </w:numPr>
-        <w:pBdr>
-          <w:bottom w:val="single" w:color="auto" w:sz="4" w:space="0"/>
-        </w:pBdr>
-        <w:ind w:leftChars="0"/>
-      </w:pPr>
-    </w:p>
-    <w:p>
-      <w:pPr>
-        <w:numPr>
-          <w:ilvl w:val="0"/>
-          <w:numId w:val="0"/>
-        </w:numPr>
-        <w:pBdr>
-          <w:bottom w:val="single" w:color="auto" w:sz="4" w:space="0"/>
-        </w:pBdr>
-        <w:ind w:leftChars="0"/>
-      </w:pPr>
-    </w:p>
-    <w:p>
-      <w:pPr>
-        <w:numPr>
-          <w:ilvl w:val="0"/>
-          <w:numId w:val="0"/>
-        </w:numPr>
-        <w:pBdr>
-          <w:bottom w:val="single" w:color="auto" w:sz="4" w:space="0"/>
-        </w:pBdr>
-        <w:ind w:leftChars="0"/>
-      </w:pPr>
-    </w:p>
-    <w:p>
-      <w:pPr>
-        <w:numPr>
-          <w:ilvl w:val="0"/>
-          <w:numId w:val="0"/>
-        </w:numPr>
-        <w:pBdr>
-          <w:bottom w:val="single" w:color="auto" w:sz="4" w:space="0"/>
-        </w:pBdr>
-        <w:ind w:leftChars="0"/>
-      </w:pPr>
-    </w:p>
-    <w:p>
-      <w:pPr>
-        <w:numPr>
-          <w:ilvl w:val="0"/>
-          <w:numId w:val="0"/>
-        </w:numPr>
-        <w:pBdr>
-          <w:bottom w:val="single" w:color="auto" w:sz="4" w:space="0"/>
-        </w:pBdr>
-        <w:ind w:leftChars="0"/>
-      </w:pPr>
-    </w:p>
-    <w:p>
-      <w:pPr>
-        <w:numPr>
-          <w:ilvl w:val="0"/>
-          <w:numId w:val="0"/>
-        </w:numPr>
-        <w:pBdr>
-          <w:bottom w:val="single" w:color="auto" w:sz="4" w:space="0"/>
-        </w:pBdr>
-        <w:ind w:leftChars="0"/>
-      </w:pPr>
-    </w:p>
-    <w:p>
-      <w:pPr>
-        <w:numPr>
-          <w:ilvl w:val="0"/>
-          <w:numId w:val="0"/>
-        </w:numPr>
-        <w:pBdr>
-          <w:bottom w:val="single" w:color="auto" w:sz="4" w:space="0"/>
-        </w:pBdr>
-        <w:ind w:leftChars="0"/>
-      </w:pPr>
-    </w:p>
-    <w:p>
-      <w:pPr>
-        <w:numPr>
-          <w:ilvl w:val="0"/>
-          <w:numId w:val="0"/>
-        </w:numPr>
-        <w:pBdr>
-          <w:bottom w:val="single" w:color="auto" w:sz="4" w:space="0"/>
-        </w:pBdr>
-        <w:ind w:leftChars="0"/>
-      </w:pPr>
-    </w:p>
-    <w:p>
-      <w:pPr>
-        <w:numPr>
-          <w:ilvl w:val="0"/>
-          <w:numId w:val="0"/>
-        </w:numPr>
-        <w:pBdr>
-          <w:bottom w:val="single" w:color="auto" w:sz="4" w:space="0"/>
-        </w:pBdr>
-        <w:ind w:leftChars="0"/>
-      </w:pPr>
-    </w:p>
-    <w:p>
-      <w:pPr>
-        <w:numPr>
-          <w:ilvl w:val="0"/>
-          <w:numId w:val="0"/>
-        </w:numPr>
-        <w:pBdr>
-          <w:bottom w:val="single" w:color="auto" w:sz="4" w:space="0"/>
-        </w:pBdr>
-        <w:ind w:leftChars="0"/>
-      </w:pPr>
-    </w:p>
-    <w:p>
-      <w:pPr>
-        <w:numPr>
-          <w:ilvl w:val="0"/>
-          <w:numId w:val="0"/>
-        </w:numPr>
-        <w:pBdr>
-          <w:bottom w:val="single" w:color="auto" w:sz="4" w:space="0"/>
-        </w:pBdr>
-        <w:ind w:leftChars="0"/>
-      </w:pPr>
-    </w:p>
-    <w:p>
-      <w:pPr>
-        <w:numPr>
-          <w:ilvl w:val="0"/>
-          <w:numId w:val="3"/>
-        </w:numPr>
-        <w:pBdr>
-          <w:bottom w:val="single" w:color="auto" w:sz="4" w:space="0"/>
-        </w:pBdr>
-        <w:ind w:leftChars="0"/>
-        <w:rPr>
-          <w:rFonts w:hint="default"/>
-          <w:lang w:val="en-US"/>
-        </w:rPr>
-      </w:pPr>
-      <w:r>
-        <w:rPr>
-          <w:rFonts w:hint="default"/>
-          <w:lang w:val="en-US"/>
-        </w:rPr>
-        <w:t>DA2 - 3 (SE122)</w:t>
-      </w:r>
-    </w:p>
-    <w:p>
-      <w:pPr>
-        <w:numPr>
-          <w:ilvl w:val="0"/>
-          <w:numId w:val="3"/>
-        </w:numPr>
-        <w:pBdr>
-          <w:bottom w:val="single" w:color="auto" w:sz="4" w:space="0"/>
-        </w:pBdr>
-        <w:ind w:leftChars="0"/>
-        <w:rPr>
-          <w:rFonts w:hint="default"/>
-          <w:lang w:val="en-US"/>
-        </w:rPr>
-      </w:pPr>
-      <w:r>
-        <w:rPr>
-          <w:rFonts w:hint="default"/>
-          <w:lang w:val="en-US"/>
-        </w:rPr>
-        <w:t>PTYC - 2 + 1 (SE357)</w:t>
-      </w:r>
-    </w:p>
-    <w:p>
-      <w:pPr>
-        <w:numPr>
-          <w:ilvl w:val="0"/>
-          <w:numId w:val="3"/>
-        </w:numPr>
-        <w:pBdr>
-          <w:bottom w:val="single" w:color="auto" w:sz="4" w:space="0"/>
-        </w:pBdr>
-        <w:ind w:leftChars="0"/>
-        <w:rPr>
-          <w:rFonts w:hint="default"/>
-          <w:lang w:val="en-US"/>
-        </w:rPr>
-      </w:pPr>
-      <w:r>
-        <w:rPr>
-          <w:rFonts w:hint="default"/>
-          <w:lang w:val="en-US"/>
-        </w:rPr>
-        <w:t>Testing - 3 + 1 (SE113)</w:t>
-      </w:r>
-    </w:p>
-    <w:p>
-      <w:pPr>
-        <w:numPr>
-          <w:ilvl w:val="0"/>
-          <w:numId w:val="3"/>
-        </w:numPr>
-        <w:pBdr>
-          <w:bottom w:val="single" w:color="auto" w:sz="4" w:space="0"/>
-        </w:pBdr>
-        <w:ind w:leftChars="0"/>
-        <w:rPr>
-          <w:rFonts w:hint="default"/>
-          <w:lang w:val="en-US"/>
-        </w:rPr>
-      </w:pPr>
-      <w:r>
-        <w:rPr>
-          <w:rFonts w:hint="default"/>
-          <w:lang w:val="en-US"/>
-        </w:rPr>
-        <w:t>DevOps - 3 + 1 (NT548)</w:t>
-      </w:r>
-    </w:p>
-    <w:p>
-      <w:pPr>
-        <w:numPr>
-          <w:ilvl w:val="0"/>
-          <w:numId w:val="0"/>
-        </w:numPr>
-        <w:pBdr>
-          <w:bottom w:val="single" w:color="auto" w:sz="4" w:space="0"/>
-        </w:pBdr>
-        <w:ind w:leftChars="0"/>
-      </w:pPr>
-    </w:p>
-    <w:p>
-      <w:pPr>
-        <w:numPr>
-          <w:ilvl w:val="0"/>
-          <w:numId w:val="0"/>
-        </w:numPr>
-        <w:pBdr>
-          <w:bottom w:val="single" w:color="auto" w:sz="4" w:space="0"/>
-        </w:pBdr>
-        <w:ind w:leftChars="0"/>
-      </w:pPr>
-    </w:p>
-    <w:p>
-      <w:pPr>
-        <w:numPr>
-          <w:ilvl w:val="0"/>
+          <w:numId w:val="0"/>
+        </w:numPr>
+        <w:pBdr>
+          <w:bottom w:val="single" w:color="auto" w:sz="4" w:space="0"/>
+        </w:pBdr>
+        <w:rPr>
+          <w:rFonts w:hint="default"/>
+          <w:lang w:val="en-US"/>
+        </w:rPr>
+      </w:pPr>
+    </w:p>
+    <w:p>
+      <w:pPr>
+        <w:numPr>
           <w:numId w:val="0"/>
         </w:numPr>
         <w:pBdr>
           <w:bottom w:val="none" w:color="auto" w:sz="0" w:space="0"/>
         </w:pBdr>
-        <w:ind w:leftChars="0"/>
-      </w:pPr>
-    </w:p>
-    <w:p>
-      <w:pPr>
-        <w:numPr>
-          <w:ilvl w:val="0"/>
-          <w:numId w:val="0"/>
-        </w:numPr>
-        <w:pBdr>
-          <w:bottom w:val="single" w:color="auto" w:sz="4" w:space="0"/>
-        </w:pBdr>
-        <w:ind w:leftChars="0"/>
-        <w:rPr>
-          <w:rFonts w:hint="default"/>
-          <w:lang w:val="en-US"/>
-        </w:rPr>
-      </w:pPr>
-      <w:r>
-        <w:rPr>
-          <w:rFonts w:hint="default"/>
-          <w:lang w:val="en-US"/>
-        </w:rPr>
-        <w:t>Core Java</w:t>
-      </w:r>
-    </w:p>
-    <w:p>
-      <w:pPr>
-        <w:numPr>
-          <w:ilvl w:val="0"/>
-          <w:numId w:val="0"/>
-        </w:numPr>
-        <w:pBdr>
-          <w:bottom w:val="single" w:color="auto" w:sz="4" w:space="0"/>
-        </w:pBdr>
-        <w:ind w:leftChars="0"/>
-        <w:rPr>
-          <w:rFonts w:hint="default"/>
-          <w:lang w:val="en-US"/>
-        </w:rPr>
-      </w:pPr>
-      <w:r>
-        <w:rPr>
-          <w:rFonts w:hint="default"/>
-          <w:lang w:val="en-US"/>
-        </w:rPr>
-        <w:t xml:space="preserve">   ↓</w:t>
-      </w:r>
-    </w:p>
-    <w:p>
-      <w:pPr>
-        <w:numPr>
-          <w:ilvl w:val="0"/>
-          <w:numId w:val="0"/>
-        </w:numPr>
-        <w:pBdr>
-          <w:bottom w:val="single" w:color="auto" w:sz="4" w:space="0"/>
-        </w:pBdr>
-        <w:ind w:leftChars="0"/>
-        <w:rPr>
-          <w:rFonts w:hint="default"/>
-          <w:lang w:val="en-US"/>
-        </w:rPr>
-      </w:pPr>
-      <w:r>
-        <w:rPr>
-          <w:rFonts w:hint="default"/>
-          <w:lang w:val="en-US"/>
-        </w:rPr>
-        <w:t>OOP</w:t>
-      </w:r>
-    </w:p>
-    <w:p>
-      <w:pPr>
-        <w:numPr>
-          <w:ilvl w:val="0"/>
-          <w:numId w:val="0"/>
-        </w:numPr>
-        <w:pBdr>
-          <w:bottom w:val="single" w:color="auto" w:sz="4" w:space="0"/>
-        </w:pBdr>
-        <w:ind w:leftChars="0"/>
-        <w:rPr>
-          <w:rFonts w:hint="default"/>
-          <w:lang w:val="en-US"/>
-        </w:rPr>
-      </w:pPr>
-      <w:r>
-        <w:rPr>
-          <w:rFonts w:hint="default"/>
-          <w:lang w:val="en-US"/>
-        </w:rPr>
-        <w:t xml:space="preserve">   ↓</w:t>
-      </w:r>
-    </w:p>
-    <w:p>
-      <w:pPr>
-        <w:numPr>
-          <w:ilvl w:val="0"/>
-          <w:numId w:val="0"/>
-        </w:numPr>
-        <w:pBdr>
-          <w:bottom w:val="single" w:color="auto" w:sz="4" w:space="0"/>
-        </w:pBdr>
-        <w:ind w:leftChars="0"/>
-        <w:rPr>
-          <w:rFonts w:hint="default"/>
-          <w:lang w:val="en-US"/>
-        </w:rPr>
-      </w:pPr>
-      <w:r>
-        <w:rPr>
-          <w:rFonts w:hint="default"/>
-          <w:lang w:val="en-US"/>
-        </w:rPr>
-        <w:t>Collections + Generics</w:t>
-      </w:r>
-    </w:p>
-    <w:p>
-      <w:pPr>
-        <w:numPr>
-          <w:ilvl w:val="0"/>
-          <w:numId w:val="0"/>
-        </w:numPr>
-        <w:pBdr>
-          <w:bottom w:val="single" w:color="auto" w:sz="4" w:space="0"/>
-        </w:pBdr>
-        <w:ind w:leftChars="0"/>
-        <w:rPr>
-          <w:rFonts w:hint="default"/>
-          <w:lang w:val="en-US"/>
-        </w:rPr>
-      </w:pPr>
-      <w:r>
-        <w:rPr>
-          <w:rFonts w:hint="default"/>
-          <w:lang w:val="en-US"/>
-        </w:rPr>
-        <w:t xml:space="preserve">   ↓</w:t>
-      </w:r>
-    </w:p>
-    <w:p>
-      <w:pPr>
-        <w:numPr>
-          <w:ilvl w:val="0"/>
-          <w:numId w:val="0"/>
-        </w:numPr>
-        <w:pBdr>
-          <w:bottom w:val="single" w:color="auto" w:sz="4" w:space="0"/>
-        </w:pBdr>
-        <w:ind w:leftChars="0"/>
-        <w:rPr>
-          <w:rFonts w:hint="default"/>
-          <w:lang w:val="en-US"/>
-        </w:rPr>
-      </w:pPr>
-      <w:r>
-        <w:rPr>
-          <w:rFonts w:hint="default"/>
-          <w:lang w:val="en-US"/>
-        </w:rPr>
-        <w:t>Exceptions</w:t>
-      </w:r>
-    </w:p>
-    <w:p>
-      <w:pPr>
-        <w:numPr>
-          <w:ilvl w:val="0"/>
-          <w:numId w:val="0"/>
-        </w:numPr>
-        <w:pBdr>
-          <w:bottom w:val="single" w:color="auto" w:sz="4" w:space="0"/>
-        </w:pBdr>
-        <w:ind w:leftChars="0"/>
-        <w:rPr>
-          <w:rFonts w:hint="default"/>
-          <w:lang w:val="en-US"/>
-        </w:rPr>
-      </w:pPr>
-      <w:r>
-        <w:rPr>
-          <w:rFonts w:hint="default"/>
-          <w:lang w:val="en-US"/>
-        </w:rPr>
-        <w:t xml:space="preserve">   ↓</w:t>
-      </w:r>
-    </w:p>
-    <w:p>
-      <w:pPr>
-        <w:numPr>
-          <w:ilvl w:val="0"/>
-          <w:numId w:val="0"/>
-        </w:numPr>
-        <w:pBdr>
-          <w:bottom w:val="single" w:color="auto" w:sz="4" w:space="0"/>
-        </w:pBdr>
-        <w:ind w:leftChars="0"/>
-        <w:rPr>
-          <w:rFonts w:hint="default"/>
-          <w:lang w:val="en-US"/>
-        </w:rPr>
-      </w:pPr>
-      <w:r>
-        <w:rPr>
-          <w:rFonts w:hint="default"/>
-          <w:lang w:val="en-US"/>
-        </w:rPr>
-        <w:t>Java I/O</w:t>
-      </w:r>
-    </w:p>
-    <w:p>
-      <w:pPr>
-        <w:numPr>
-          <w:ilvl w:val="0"/>
-          <w:numId w:val="0"/>
-        </w:numPr>
-        <w:pBdr>
-          <w:bottom w:val="single" w:color="auto" w:sz="4" w:space="0"/>
-        </w:pBdr>
-        <w:ind w:leftChars="0"/>
-        <w:rPr>
-          <w:rFonts w:hint="default"/>
-          <w:lang w:val="en-US"/>
-        </w:rPr>
-      </w:pPr>
-      <w:r>
-        <w:rPr>
-          <w:rFonts w:hint="default"/>
-          <w:lang w:val="en-US"/>
-        </w:rPr>
-        <w:t xml:space="preserve">   ↓</w:t>
-      </w:r>
-    </w:p>
-    <w:p>
-      <w:pPr>
-        <w:numPr>
-          <w:ilvl w:val="0"/>
-          <w:numId w:val="0"/>
-        </w:numPr>
-        <w:pBdr>
-          <w:bottom w:val="single" w:color="auto" w:sz="4" w:space="0"/>
-        </w:pBdr>
-        <w:ind w:leftChars="0"/>
-        <w:rPr>
-          <w:rFonts w:hint="default"/>
-          <w:lang w:val="en-US"/>
-        </w:rPr>
-      </w:pPr>
-      <w:r>
-        <w:rPr>
-          <w:rFonts w:hint="default"/>
-          <w:lang w:val="en-US"/>
-        </w:rPr>
-        <w:t>Threads / Concurrency basics</w:t>
-      </w:r>
-    </w:p>
-    <w:p>
-      <w:pPr>
-        <w:numPr>
-          <w:ilvl w:val="0"/>
-          <w:numId w:val="0"/>
-        </w:numPr>
-        <w:pBdr>
-          <w:bottom w:val="single" w:color="auto" w:sz="4" w:space="0"/>
-        </w:pBdr>
-        <w:ind w:leftChars="0"/>
-        <w:rPr>
-          <w:rFonts w:hint="default"/>
-          <w:lang w:val="en-US"/>
-        </w:rPr>
-      </w:pPr>
-      <w:r>
-        <w:rPr>
-          <w:rFonts w:hint="default"/>
-          <w:lang w:val="en-US"/>
-        </w:rPr>
-        <w:t xml:space="preserve">   ↓</w:t>
-      </w:r>
-    </w:p>
-    <w:p>
-      <w:pPr>
-        <w:numPr>
-          <w:ilvl w:val="0"/>
-          <w:numId w:val="0"/>
-        </w:numPr>
-        <w:pBdr>
-          <w:bottom w:val="single" w:color="auto" w:sz="4" w:space="0"/>
-        </w:pBdr>
-        <w:ind w:leftChars="0"/>
-        <w:rPr>
-          <w:rFonts w:hint="default"/>
-          <w:color w:val="FF0000"/>
-          <w:lang w:val="en-US"/>
-        </w:rPr>
-      </w:pPr>
-      <w:r>
-        <w:rPr>
-          <w:rFonts w:hint="default"/>
-          <w:color w:val="00B050"/>
-          <w:lang w:val="en-US"/>
-        </w:rPr>
-        <w:t xml:space="preserve">Maven </w:t>
-      </w:r>
-      <w:r>
-        <w:rPr>
-          <w:rFonts w:hint="default"/>
-          <w:color w:val="FF0000"/>
-          <w:lang w:val="en-US"/>
-        </w:rPr>
-        <w:t>/ Gradle</w:t>
-      </w:r>
-    </w:p>
-    <w:p>
-      <w:pPr>
-        <w:numPr>
-          <w:ilvl w:val="0"/>
-          <w:numId w:val="0"/>
-        </w:numPr>
-        <w:pBdr>
-          <w:bottom w:val="single" w:color="auto" w:sz="4" w:space="0"/>
-        </w:pBdr>
-        <w:ind w:leftChars="0"/>
-        <w:rPr>
-          <w:rFonts w:hint="default"/>
-          <w:lang w:val="en-US"/>
-        </w:rPr>
-      </w:pPr>
-      <w:r>
-        <w:rPr>
-          <w:rFonts w:hint="default"/>
-          <w:lang w:val="en-US"/>
-        </w:rPr>
-        <w:t xml:space="preserve">   ↓</w:t>
-      </w:r>
-    </w:p>
-    <w:p>
-      <w:pPr>
-        <w:numPr>
-          <w:ilvl w:val="0"/>
-          <w:numId w:val="0"/>
-        </w:numPr>
-        <w:pBdr>
-          <w:bottom w:val="single" w:color="auto" w:sz="4" w:space="0"/>
-        </w:pBdr>
-        <w:ind w:leftChars="0"/>
-        <w:rPr>
-          <w:rFonts w:hint="default"/>
-          <w:lang w:val="en-US"/>
-        </w:rPr>
-      </w:pPr>
-      <w:r>
-        <w:rPr>
-          <w:rFonts w:hint="default"/>
-          <w:lang w:val="en-US"/>
-        </w:rPr>
-        <w:t>SQL + PostgreSQL/MySQL</w:t>
-      </w:r>
-    </w:p>
-    <w:p>
-      <w:pPr>
-        <w:numPr>
-          <w:ilvl w:val="0"/>
-          <w:numId w:val="0"/>
-        </w:numPr>
-        <w:pBdr>
-          <w:bottom w:val="single" w:color="auto" w:sz="4" w:space="0"/>
-        </w:pBdr>
-        <w:ind w:leftChars="0"/>
-        <w:rPr>
-          <w:rFonts w:hint="default"/>
-          <w:lang w:val="en-US"/>
-        </w:rPr>
-      </w:pPr>
-      <w:r>
-        <w:rPr>
-          <w:rFonts w:hint="default"/>
-          <w:lang w:val="en-US"/>
-        </w:rPr>
-        <w:t xml:space="preserve">   ↓</w:t>
-      </w:r>
-    </w:p>
-    <w:p>
-      <w:pPr>
-        <w:numPr>
-          <w:ilvl w:val="0"/>
-          <w:numId w:val="0"/>
-        </w:numPr>
-        <w:pBdr>
-          <w:bottom w:val="single" w:color="auto" w:sz="4" w:space="0"/>
-        </w:pBdr>
-        <w:ind w:leftChars="0"/>
-        <w:rPr>
-          <w:rFonts w:hint="default"/>
-          <w:color w:val="FF0000"/>
-          <w:lang w:val="en-US"/>
-        </w:rPr>
-      </w:pPr>
-      <w:r>
-        <w:rPr>
-          <w:rFonts w:hint="default"/>
-          <w:color w:val="FF0000"/>
-          <w:lang w:val="en-US"/>
-        </w:rPr>
-        <w:t>JDBC basic</w:t>
-      </w:r>
-    </w:p>
-    <w:p>
-      <w:pPr>
-        <w:numPr>
-          <w:ilvl w:val="0"/>
-          <w:numId w:val="0"/>
-        </w:numPr>
-        <w:pBdr>
-          <w:bottom w:val="single" w:color="auto" w:sz="4" w:space="0"/>
-        </w:pBdr>
-        <w:ind w:leftChars="0"/>
-        <w:rPr>
-          <w:rFonts w:hint="default"/>
-          <w:lang w:val="en-US"/>
-        </w:rPr>
-      </w:pPr>
-      <w:r>
-        <w:rPr>
-          <w:rFonts w:hint="default"/>
-          <w:lang w:val="en-US"/>
-        </w:rPr>
-        <w:t xml:space="preserve">   ↓</w:t>
-      </w:r>
-    </w:p>
-    <w:p>
-      <w:pPr>
-        <w:numPr>
-          <w:ilvl w:val="0"/>
-          <w:numId w:val="0"/>
-        </w:numPr>
-        <w:pBdr>
-          <w:bottom w:val="single" w:color="auto" w:sz="4" w:space="0"/>
-        </w:pBdr>
-        <w:ind w:leftChars="0"/>
-        <w:rPr>
-          <w:rFonts w:hint="default"/>
-          <w:lang w:val="en-US"/>
-        </w:rPr>
-      </w:pPr>
-      <w:r>
-        <w:rPr>
-          <w:rFonts w:hint="default"/>
-          <w:color w:val="FF0000"/>
-          <w:lang w:val="en-US"/>
-        </w:rPr>
-        <w:t>Spring</w:t>
-      </w:r>
-    </w:p>
-    <w:p>
-      <w:pPr>
-        <w:numPr>
-          <w:ilvl w:val="0"/>
-          <w:numId w:val="0"/>
-        </w:numPr>
-        <w:pBdr>
-          <w:bottom w:val="single" w:color="auto" w:sz="4" w:space="0"/>
-        </w:pBdr>
-        <w:ind w:leftChars="0"/>
-        <w:rPr>
-          <w:rFonts w:hint="default"/>
-          <w:lang w:val="en-US"/>
-        </w:rPr>
-      </w:pPr>
-      <w:r>
-        <w:rPr>
-          <w:rFonts w:hint="default"/>
-          <w:lang w:val="en-US"/>
-        </w:rPr>
-        <w:t xml:space="preserve">   ↓</w:t>
-      </w:r>
-    </w:p>
-    <w:p>
-      <w:pPr>
-        <w:numPr>
-          <w:ilvl w:val="0"/>
-          <w:numId w:val="0"/>
-        </w:numPr>
-        <w:pBdr>
-          <w:bottom w:val="single" w:color="auto" w:sz="4" w:space="0"/>
-        </w:pBdr>
-        <w:ind w:leftChars="0"/>
-        <w:rPr>
-          <w:rFonts w:hint="default"/>
-          <w:color w:val="FF0000"/>
-          <w:lang w:val="en-US"/>
-        </w:rPr>
-      </w:pPr>
-      <w:r>
-        <w:rPr>
-          <w:rFonts w:hint="default"/>
-          <w:color w:val="FF0000"/>
-          <w:lang w:val="en-US"/>
-        </w:rPr>
-        <w:t>Spring Boot</w:t>
-      </w:r>
-    </w:p>
-    <w:p>
-      <w:pPr>
-        <w:numPr>
-          <w:ilvl w:val="0"/>
-          <w:numId w:val="0"/>
-        </w:numPr>
-        <w:pBdr>
-          <w:bottom w:val="single" w:color="auto" w:sz="4" w:space="0"/>
-        </w:pBdr>
-        <w:ind w:leftChars="0"/>
-        <w:rPr>
-          <w:rFonts w:hint="default"/>
-          <w:lang w:val="en-US"/>
-        </w:rPr>
-      </w:pPr>
-      <w:r>
-        <w:rPr>
-          <w:rFonts w:hint="default"/>
-          <w:lang w:val="en-US"/>
-        </w:rPr>
-        <w:t xml:space="preserve">   ↓</w:t>
-      </w:r>
-    </w:p>
-    <w:p>
-      <w:pPr>
-        <w:numPr>
-          <w:ilvl w:val="0"/>
-          <w:numId w:val="0"/>
-        </w:numPr>
-        <w:pBdr>
-          <w:bottom w:val="single" w:color="auto" w:sz="4" w:space="0"/>
-        </w:pBdr>
-        <w:ind w:leftChars="0"/>
-        <w:rPr>
-          <w:rFonts w:hint="default"/>
-          <w:lang w:val="en-US"/>
-        </w:rPr>
-      </w:pPr>
-      <w:r>
-        <w:rPr>
-          <w:rFonts w:hint="default"/>
-          <w:lang w:val="en-US"/>
-        </w:rPr>
-        <w:t>REST API</w:t>
-      </w:r>
-    </w:p>
-    <w:p>
-      <w:pPr>
-        <w:numPr>
-          <w:ilvl w:val="0"/>
-          <w:numId w:val="0"/>
-        </w:numPr>
-        <w:pBdr>
-          <w:bottom w:val="single" w:color="auto" w:sz="4" w:space="0"/>
-        </w:pBdr>
-        <w:ind w:leftChars="0"/>
-        <w:rPr>
-          <w:rFonts w:hint="default"/>
-          <w:lang w:val="en-US"/>
-        </w:rPr>
-      </w:pPr>
-      <w:r>
-        <w:rPr>
-          <w:rFonts w:hint="default"/>
-          <w:lang w:val="en-US"/>
-        </w:rPr>
-        <w:t xml:space="preserve">   ↓</w:t>
-      </w:r>
-    </w:p>
-    <w:p>
-      <w:pPr>
-        <w:numPr>
-          <w:ilvl w:val="0"/>
-          <w:numId w:val="0"/>
-        </w:numPr>
-        <w:pBdr>
-          <w:bottom w:val="single" w:color="auto" w:sz="4" w:space="0"/>
-        </w:pBdr>
-        <w:ind w:leftChars="0"/>
-        <w:rPr>
-          <w:rFonts w:hint="default"/>
-          <w:color w:val="FF0000"/>
-          <w:lang w:val="en-US"/>
-        </w:rPr>
-      </w:pPr>
-      <w:r>
-        <w:rPr>
-          <w:rFonts w:hint="default"/>
-          <w:color w:val="FF0000"/>
-          <w:lang w:val="en-US"/>
-        </w:rPr>
-        <w:t>Spring Data JPA / Hibernate</w:t>
-      </w:r>
-    </w:p>
-    <w:p>
-      <w:pPr>
-        <w:numPr>
-          <w:ilvl w:val="0"/>
-          <w:numId w:val="0"/>
-        </w:numPr>
-        <w:pBdr>
-          <w:bottom w:val="single" w:color="auto" w:sz="4" w:space="0"/>
-        </w:pBdr>
-        <w:ind w:leftChars="0"/>
-        <w:rPr>
-          <w:rFonts w:hint="default"/>
-          <w:lang w:val="en-US"/>
-        </w:rPr>
-      </w:pPr>
-      <w:r>
-        <w:rPr>
-          <w:rFonts w:hint="default"/>
-          <w:lang w:val="en-US"/>
-        </w:rPr>
-        <w:t xml:space="preserve">   ↓</w:t>
-      </w:r>
-    </w:p>
-    <w:p>
-      <w:pPr>
-        <w:numPr>
-          <w:ilvl w:val="0"/>
-          <w:numId w:val="0"/>
-        </w:numPr>
-        <w:pBdr>
-          <w:bottom w:val="single" w:color="auto" w:sz="4" w:space="0"/>
-        </w:pBdr>
-        <w:ind w:leftChars="0"/>
-        <w:rPr>
-          <w:rFonts w:hint="default"/>
-          <w:color w:val="FF0000"/>
-          <w:lang w:val="en-US"/>
-        </w:rPr>
-      </w:pPr>
-      <w:r>
-        <w:rPr>
-          <w:rFonts w:hint="default"/>
-          <w:color w:val="FF0000"/>
-          <w:lang w:val="en-US"/>
-        </w:rPr>
-        <w:t>Validation + Exception Handling</w:t>
-      </w:r>
-    </w:p>
-    <w:p>
-      <w:pPr>
-        <w:numPr>
-          <w:ilvl w:val="0"/>
-          <w:numId w:val="0"/>
-        </w:numPr>
-        <w:pBdr>
-          <w:bottom w:val="single" w:color="auto" w:sz="4" w:space="0"/>
-        </w:pBdr>
-        <w:ind w:leftChars="0"/>
-        <w:rPr>
-          <w:rFonts w:hint="default"/>
-          <w:lang w:val="en-US"/>
-        </w:rPr>
-      </w:pPr>
-      <w:r>
-        <w:rPr>
-          <w:rFonts w:hint="default"/>
-          <w:lang w:val="en-US"/>
-        </w:rPr>
-        <w:t xml:space="preserve">   ↓</w:t>
-      </w:r>
-    </w:p>
-    <w:p>
-      <w:pPr>
-        <w:numPr>
-          <w:ilvl w:val="0"/>
-          <w:numId w:val="0"/>
-        </w:numPr>
-        <w:pBdr>
-          <w:bottom w:val="single" w:color="auto" w:sz="4" w:space="0"/>
-        </w:pBdr>
-        <w:ind w:leftChars="0"/>
-        <w:rPr>
-          <w:rFonts w:hint="default"/>
-          <w:color w:val="FF0000"/>
-          <w:lang w:val="en-US"/>
-        </w:rPr>
-      </w:pPr>
-      <w:r>
-        <w:rPr>
-          <w:rFonts w:hint="default"/>
-          <w:color w:val="FF0000"/>
-          <w:lang w:val="en-US"/>
-        </w:rPr>
-        <w:t>Spring Security</w:t>
-      </w:r>
-    </w:p>
-    <w:p>
-      <w:pPr>
-        <w:numPr>
-          <w:ilvl w:val="0"/>
-          <w:numId w:val="0"/>
-        </w:numPr>
-        <w:pBdr>
-          <w:bottom w:val="single" w:color="auto" w:sz="4" w:space="0"/>
-        </w:pBdr>
-        <w:ind w:leftChars="0"/>
-        <w:rPr>
-          <w:rFonts w:hint="default"/>
-          <w:lang w:val="en-US"/>
-        </w:rPr>
-      </w:pPr>
-      <w:r>
-        <w:rPr>
-          <w:rFonts w:hint="default"/>
-          <w:lang w:val="en-US"/>
-        </w:rPr>
-        <w:t xml:space="preserve">   ↓</w:t>
-      </w:r>
-    </w:p>
-    <w:p>
-      <w:pPr>
-        <w:numPr>
-          <w:ilvl w:val="0"/>
-          <w:numId w:val="0"/>
-        </w:numPr>
-        <w:pBdr>
-          <w:bottom w:val="single" w:color="auto" w:sz="4" w:space="0"/>
-        </w:pBdr>
-        <w:ind w:leftChars="0"/>
-        <w:rPr>
-          <w:rFonts w:hint="default"/>
-          <w:lang w:val="en-US"/>
-        </w:rPr>
-      </w:pPr>
-      <w:r>
-        <w:rPr>
-          <w:rFonts w:hint="default"/>
-          <w:color w:val="FF0000"/>
-          <w:lang w:val="en-US"/>
-        </w:rPr>
-        <w:t>Testing</w:t>
-      </w:r>
-    </w:p>
-    <w:p>
-      <w:pPr>
-        <w:numPr>
-          <w:ilvl w:val="0"/>
-          <w:numId w:val="0"/>
-        </w:numPr>
-        <w:pBdr>
-          <w:bottom w:val="single" w:color="auto" w:sz="4" w:space="0"/>
-        </w:pBdr>
-        <w:ind w:leftChars="0"/>
-        <w:rPr>
-          <w:rFonts w:hint="default"/>
-          <w:lang w:val="en-US"/>
-        </w:rPr>
-      </w:pPr>
-      <w:r>
-        <w:rPr>
-          <w:rFonts w:hint="default"/>
-          <w:lang w:val="en-US"/>
-        </w:rPr>
-        <w:t xml:space="preserve">   ↓</w:t>
-      </w:r>
-    </w:p>
-    <w:p>
-      <w:pPr>
-        <w:numPr>
-          <w:ilvl w:val="0"/>
-          <w:numId w:val="0"/>
-        </w:numPr>
-        <w:pBdr>
-          <w:bottom w:val="single" w:color="auto" w:sz="4" w:space="0"/>
-        </w:pBdr>
-        <w:ind w:leftChars="0"/>
-        <w:rPr>
-          <w:rFonts w:hint="default"/>
-          <w:color w:val="FF0000"/>
-          <w:lang w:val="en-US"/>
-        </w:rPr>
-      </w:pPr>
-      <w:r>
-        <w:rPr>
-          <w:rFonts w:hint="default"/>
-          <w:color w:val="FF0000"/>
-          <w:lang w:val="en-US"/>
-        </w:rPr>
-        <w:t>Docker / deployment</w:t>
-      </w:r>
-    </w:p>
-    <w:p>
-      <w:pPr>
-        <w:numPr>
-          <w:ilvl w:val="0"/>
-          <w:numId w:val="0"/>
-        </w:numPr>
-        <w:pBdr>
-          <w:bottom w:val="single" w:color="auto" w:sz="4" w:space="0"/>
-        </w:pBdr>
-        <w:ind w:leftChars="0"/>
-      </w:pPr>
-    </w:p>
-    <w:p>
-      <w:pPr>
-        <w:numPr>
-          <w:ilvl w:val="0"/>
-          <w:numId w:val="0"/>
-        </w:numPr>
-        <w:pBdr>
-          <w:bottom w:val="none" w:color="auto" w:sz="0" w:space="0"/>
-        </w:pBdr>
-        <w:ind w:leftChars="0"/>
-      </w:pPr>
-    </w:p>
-    <w:p>
-      <w:pPr>
-        <w:numPr>
-          <w:ilvl w:val="0"/>
-          <w:numId w:val="0"/>
-        </w:numPr>
-        <w:pBdr>
-          <w:bottom w:val="single" w:color="auto" w:sz="4" w:space="0"/>
-        </w:pBdr>
-        <w:ind w:leftChars="0"/>
-        <w:rPr>
-          <w:rFonts w:hint="default"/>
-          <w:lang w:val="en-US"/>
-        </w:rPr>
-      </w:pPr>
-      <w:r>
-        <w:rPr>
-          <w:rFonts w:hint="default"/>
-          <w:lang w:val="en-US"/>
-        </w:rPr>
-        <w:t>Core Java ✅</w:t>
-      </w:r>
-    </w:p>
-    <w:p>
-      <w:pPr>
-        <w:numPr>
-          <w:ilvl w:val="0"/>
-          <w:numId w:val="0"/>
-        </w:numPr>
-        <w:pBdr>
-          <w:bottom w:val="single" w:color="auto" w:sz="4" w:space="0"/>
-        </w:pBdr>
-        <w:ind w:leftChars="0"/>
-        <w:rPr>
-          <w:rFonts w:hint="default"/>
-          <w:lang w:val="en-US"/>
-        </w:rPr>
-      </w:pPr>
-      <w:r>
-        <w:rPr>
-          <w:rFonts w:hint="default"/>
-          <w:lang w:val="en-US"/>
-        </w:rPr>
-        <w:t xml:space="preserve">    ↓</w:t>
-      </w:r>
-    </w:p>
-    <w:p>
-      <w:pPr>
-        <w:numPr>
-          <w:ilvl w:val="0"/>
-          <w:numId w:val="0"/>
-        </w:numPr>
-        <w:pBdr>
-          <w:bottom w:val="single" w:color="auto" w:sz="4" w:space="0"/>
-        </w:pBdr>
-        <w:ind w:leftChars="0"/>
-        <w:rPr>
-          <w:rFonts w:hint="default"/>
-          <w:lang w:val="en-US"/>
-        </w:rPr>
-      </w:pPr>
-      <w:r>
-        <w:rPr>
-          <w:rFonts w:hint="default"/>
-          <w:lang w:val="en-US"/>
-        </w:rPr>
-        <w:t>OOP ✅</w:t>
-      </w:r>
-    </w:p>
-    <w:p>
-      <w:pPr>
-        <w:numPr>
-          <w:ilvl w:val="0"/>
-          <w:numId w:val="0"/>
-        </w:numPr>
-        <w:pBdr>
-          <w:bottom w:val="single" w:color="auto" w:sz="4" w:space="0"/>
-        </w:pBdr>
-        <w:ind w:leftChars="0"/>
-        <w:rPr>
-          <w:rFonts w:hint="default"/>
-          <w:lang w:val="en-US"/>
-        </w:rPr>
-      </w:pPr>
-      <w:r>
-        <w:rPr>
-          <w:rFonts w:hint="default"/>
-          <w:lang w:val="en-US"/>
-        </w:rPr>
-        <w:t xml:space="preserve">    ↓</w:t>
-      </w:r>
-    </w:p>
-    <w:p>
-      <w:pPr>
-        <w:numPr>
-          <w:ilvl w:val="0"/>
-          <w:numId w:val="0"/>
-        </w:numPr>
-        <w:pBdr>
-          <w:bottom w:val="single" w:color="auto" w:sz="4" w:space="0"/>
-        </w:pBdr>
-        <w:ind w:leftChars="0"/>
-        <w:rPr>
-          <w:rFonts w:hint="default"/>
-          <w:lang w:val="en-US"/>
-        </w:rPr>
-      </w:pPr>
-      <w:r>
-        <w:rPr>
-          <w:rFonts w:hint="default"/>
-          <w:lang w:val="en-US"/>
-        </w:rPr>
-        <w:t>Collections + Generics ✅</w:t>
-      </w:r>
-    </w:p>
-    <w:p>
-      <w:pPr>
-        <w:numPr>
-          <w:ilvl w:val="0"/>
-          <w:numId w:val="0"/>
-        </w:numPr>
-        <w:pBdr>
-          <w:bottom w:val="single" w:color="auto" w:sz="4" w:space="0"/>
-        </w:pBdr>
-        <w:ind w:leftChars="0"/>
-        <w:rPr>
-          <w:rFonts w:hint="default"/>
-          <w:lang w:val="en-US"/>
-        </w:rPr>
-      </w:pPr>
-      <w:r>
-        <w:rPr>
-          <w:rFonts w:hint="default"/>
-          <w:lang w:val="en-US"/>
-        </w:rPr>
-        <w:t xml:space="preserve">    ↓</w:t>
-      </w:r>
-    </w:p>
-    <w:p>
-      <w:pPr>
-        <w:numPr>
-          <w:ilvl w:val="0"/>
-          <w:numId w:val="0"/>
-        </w:numPr>
-        <w:pBdr>
-          <w:bottom w:val="single" w:color="auto" w:sz="4" w:space="0"/>
-        </w:pBdr>
-        <w:ind w:leftChars="0"/>
-        <w:rPr>
-          <w:rFonts w:hint="default"/>
-          <w:lang w:val="en-US"/>
-        </w:rPr>
-      </w:pPr>
-      <w:r>
-        <w:rPr>
-          <w:rFonts w:hint="default"/>
-          <w:lang w:val="en-US"/>
-        </w:rPr>
-        <w:t>Exceptions ✅</w:t>
-      </w:r>
-    </w:p>
-    <w:p>
-      <w:pPr>
-        <w:numPr>
-          <w:ilvl w:val="0"/>
-          <w:numId w:val="0"/>
-        </w:numPr>
-        <w:pBdr>
-          <w:bottom w:val="single" w:color="auto" w:sz="4" w:space="0"/>
-        </w:pBdr>
-        <w:ind w:leftChars="0"/>
-        <w:rPr>
-          <w:rFonts w:hint="default"/>
-          <w:lang w:val="en-US"/>
-        </w:rPr>
-      </w:pPr>
-      <w:r>
-        <w:rPr>
-          <w:rFonts w:hint="default"/>
-          <w:lang w:val="en-US"/>
-        </w:rPr>
-        <w:t xml:space="preserve">    ↓</w:t>
-      </w:r>
-    </w:p>
-    <w:p>
-      <w:pPr>
-        <w:numPr>
-          <w:ilvl w:val="0"/>
-          <w:numId w:val="0"/>
-        </w:numPr>
-        <w:pBdr>
-          <w:bottom w:val="single" w:color="auto" w:sz="4" w:space="0"/>
-        </w:pBdr>
-        <w:ind w:leftChars="0"/>
-        <w:rPr>
-          <w:rFonts w:hint="default"/>
-          <w:lang w:val="en-US"/>
-        </w:rPr>
-      </w:pPr>
-      <w:r>
-        <w:rPr>
-          <w:rFonts w:hint="default"/>
-          <w:lang w:val="en-US"/>
-        </w:rPr>
-        <w:t>Java I/O ✅</w:t>
-      </w:r>
-    </w:p>
-    <w:p>
-      <w:pPr>
-        <w:numPr>
-          <w:ilvl w:val="0"/>
-          <w:numId w:val="0"/>
-        </w:numPr>
-        <w:pBdr>
-          <w:bottom w:val="single" w:color="auto" w:sz="4" w:space="0"/>
-        </w:pBdr>
-        <w:ind w:leftChars="0"/>
-        <w:rPr>
-          <w:rFonts w:hint="default"/>
-          <w:lang w:val="en-US"/>
-        </w:rPr>
-      </w:pPr>
-      <w:r>
-        <w:rPr>
-          <w:rFonts w:hint="default"/>
-          <w:lang w:val="en-US"/>
-        </w:rPr>
-        <w:t xml:space="preserve">    ↓</w:t>
-      </w:r>
-    </w:p>
-    <w:p>
-      <w:pPr>
-        <w:numPr>
-          <w:ilvl w:val="0"/>
-          <w:numId w:val="0"/>
-        </w:numPr>
-        <w:pBdr>
-          <w:bottom w:val="single" w:color="auto" w:sz="4" w:space="0"/>
-        </w:pBdr>
-        <w:ind w:leftChars="0"/>
-        <w:rPr>
-          <w:rFonts w:hint="default"/>
-          <w:lang w:val="en-US"/>
-        </w:rPr>
-      </w:pPr>
-      <w:r>
-        <w:rPr>
-          <w:rFonts w:hint="default"/>
-          <w:lang w:val="en-US"/>
-        </w:rPr>
-        <w:t>Threads / Concurrency basics ✅</w:t>
-      </w:r>
-    </w:p>
-    <w:p>
-      <w:pPr>
-        <w:numPr>
-          <w:ilvl w:val="0"/>
-          <w:numId w:val="0"/>
-        </w:numPr>
-        <w:pBdr>
-          <w:bottom w:val="single" w:color="auto" w:sz="4" w:space="0"/>
-        </w:pBdr>
-        <w:ind w:leftChars="0"/>
-        <w:rPr>
-          <w:rFonts w:hint="default"/>
-          <w:lang w:val="en-US"/>
-        </w:rPr>
-      </w:pPr>
-      <w:r>
-        <w:rPr>
-          <w:rFonts w:hint="default"/>
-          <w:lang w:val="en-US"/>
-        </w:rPr>
-        <w:t xml:space="preserve">    ↓</w:t>
-      </w:r>
-    </w:p>
-    <w:p>
-      <w:pPr>
-        <w:numPr>
-          <w:ilvl w:val="0"/>
-          <w:numId w:val="0"/>
-        </w:numPr>
-        <w:pBdr>
-          <w:bottom w:val="single" w:color="auto" w:sz="4" w:space="0"/>
-        </w:pBdr>
-        <w:ind w:leftChars="0"/>
-        <w:rPr>
-          <w:rFonts w:hint="default"/>
-          <w:lang w:val="en-US"/>
-        </w:rPr>
-      </w:pPr>
-      <w:r>
-        <w:rPr>
-          <w:rFonts w:hint="default"/>
-          <w:lang w:val="en-US"/>
-        </w:rPr>
-        <w:t>Maven / Gradle</w:t>
-      </w:r>
+        <w:rPr>
+          <w:rFonts w:hint="default"/>
+          <w:lang w:val="en-US"/>
+        </w:rPr>
+      </w:pPr>
+    </w:p>
+    <w:p>
+      <w:pPr>
+        <w:numPr>
+          <w:ilvl w:val="0"/>
+          <w:numId w:val="2"/>
+        </w:numPr>
+        <w:pBdr>
+          <w:bottom w:val="single" w:color="auto" w:sz="4" w:space="0"/>
+        </w:pBdr>
+        <w:ind w:left="0" w:leftChars="0" w:firstLine="0" w:firstLineChars="0"/>
+        <w:rPr>
+          <w:rFonts w:hint="default"/>
+          <w:lang w:val="en-US"/>
+        </w:rPr>
+      </w:pPr>
+      <w:r>
+        <w:rPr>
+          <w:rFonts w:hint="default"/>
+          <w:lang w:val="en-US"/>
+        </w:rPr>
+        <w:t>Carnivore</w:t>
+      </w:r>
+    </w:p>
+    <w:p>
+      <w:pPr>
+        <w:numPr>
+          <w:ilvl w:val="0"/>
+          <w:numId w:val="2"/>
+        </w:numPr>
+        <w:pBdr>
+          <w:bottom w:val="single" w:color="auto" w:sz="4" w:space="0"/>
+        </w:pBdr>
+        <w:ind w:left="0" w:leftChars="0" w:firstLine="0" w:firstLineChars="0"/>
+        <w:rPr>
+          <w:rFonts w:hint="default"/>
+          <w:lang w:val="en-US"/>
+        </w:rPr>
+      </w:pPr>
+      <w:r>
+        <w:rPr>
+          <w:rFonts w:hint="default"/>
+          <w:lang w:val="en-US"/>
+        </w:rPr>
+        <w:t>Herbivore</w:t>
+      </w:r>
+    </w:p>
+    <w:p>
+      <w:pPr>
+        <w:numPr>
+          <w:ilvl w:val="0"/>
+          <w:numId w:val="2"/>
+        </w:numPr>
+        <w:pBdr>
+          <w:bottom w:val="single" w:color="auto" w:sz="4" w:space="0"/>
+        </w:pBdr>
+        <w:ind w:left="0" w:leftChars="0" w:firstLine="0" w:firstLineChars="0"/>
+        <w:rPr>
+          <w:rFonts w:hint="default"/>
+          <w:lang w:val="en-US"/>
+        </w:rPr>
+      </w:pPr>
+      <w:r>
+        <w:rPr>
+          <w:rFonts w:hint="default"/>
+          <w:lang w:val="en-US"/>
+        </w:rPr>
+        <w:t>Omnivore</w:t>
+      </w:r>
+    </w:p>
+    <w:p>
+      <w:pPr>
+        <w:numPr>
+          <w:ilvl w:val="0"/>
+          <w:numId w:val="2"/>
+        </w:numPr>
+        <w:pBdr>
+          <w:bottom w:val="single" w:color="auto" w:sz="4" w:space="0"/>
+        </w:pBdr>
+        <w:ind w:left="0" w:leftChars="0" w:firstLine="0" w:firstLineChars="0"/>
+        <w:rPr>
+          <w:rFonts w:hint="default"/>
+          <w:lang w:val="en-US"/>
+        </w:rPr>
+      </w:pPr>
+      <w:r>
+        <w:rPr>
+          <w:rFonts w:hint="default"/>
+          <w:lang w:val="en-US"/>
+        </w:rPr>
+        <w:t>Omni</w:t>
+      </w:r>
+    </w:p>
+    <w:p>
+      <w:pPr>
+        <w:numPr>
+          <w:numId w:val="0"/>
+        </w:numPr>
+        <w:pBdr>
+          <w:bottom w:val="single" w:color="auto" w:sz="4" w:space="0"/>
+        </w:pBdr>
+        <w:ind w:leftChars="0"/>
+      </w:pPr>
+      <w:r>
+        <w:drawing>
+          <wp:inline distT="0" distB="0" distL="114300" distR="114300">
+            <wp:extent cx="3039110" cy="1558290"/>
+            <wp:effectExtent l="0" t="0" r="8890" b="11430"/>
+            <wp:docPr id="81" name="Picture 1"/>
+            <wp:cNvGraphicFramePr>
+              <a:graphicFrameLocks xmlns:a="http://schemas.openxmlformats.org/drawingml/2006/main" noChangeAspect="1"/>
+            </wp:cNvGraphicFramePr>
+            <a:graphic xmlns:a="http://schemas.openxmlformats.org/drawingml/2006/main">
+              <a:graphicData uri="http://schemas.openxmlformats.org/drawingml/2006/picture">
+                <pic:pic xmlns:pic="http://schemas.openxmlformats.org/drawingml/2006/picture">
+                  <pic:nvPicPr>
+                    <pic:cNvPr id="81" name="Picture 1"/>
+                    <pic:cNvPicPr>
+                      <a:picLocks noChangeAspect="1"/>
+                    </pic:cNvPicPr>
+                  </pic:nvPicPr>
+                  <pic:blipFill>
+                    <a:blip r:embed="rId84"/>
+                    <a:stretch>
+                      <a:fillRect/>
+                    </a:stretch>
+                  </pic:blipFill>
+                  <pic:spPr>
+                    <a:xfrm>
+                      <a:off x="0" y="0"/>
+                      <a:ext cx="3039110" cy="1558290"/>
+                    </a:xfrm>
+                    <a:prstGeom prst="rect">
+                      <a:avLst/>
+                    </a:prstGeom>
+                    <a:noFill/>
+                    <a:ln>
+                      <a:noFill/>
+                    </a:ln>
+                  </pic:spPr>
+                </pic:pic>
+              </a:graphicData>
+            </a:graphic>
+          </wp:inline>
+        </w:drawing>
+      </w:r>
+    </w:p>
+    <w:p>
+      <w:pPr>
+        <w:numPr>
+          <w:numId w:val="0"/>
+        </w:numPr>
+        <w:pBdr>
+          <w:bottom w:val="single" w:color="auto" w:sz="4" w:space="0"/>
+        </w:pBdr>
+        <w:ind w:leftChars="0"/>
+      </w:pPr>
+    </w:p>
+    <w:p>
+      <w:pPr>
+        <w:numPr>
+          <w:ilvl w:val="0"/>
+          <w:numId w:val="2"/>
+        </w:numPr>
+        <w:pBdr>
+          <w:bottom w:val="single" w:color="auto" w:sz="4" w:space="0"/>
+        </w:pBdr>
+        <w:ind w:left="0" w:leftChars="0" w:firstLine="0" w:firstLineChars="0"/>
+        <w:rPr>
+          <w:rFonts w:hint="default"/>
+          <w:lang w:val="en-US"/>
+        </w:rPr>
+      </w:pPr>
+      <w:r>
+        <w:rPr>
+          <w:rFonts w:hint="default"/>
+          <w:lang w:val="en-US"/>
+        </w:rPr>
+        <w:t>Nocturnal animal</w:t>
+      </w:r>
+    </w:p>
+    <w:p>
+      <w:pPr>
+        <w:numPr>
+          <w:ilvl w:val="0"/>
+          <w:numId w:val="2"/>
+        </w:numPr>
+        <w:pBdr>
+          <w:bottom w:val="single" w:color="auto" w:sz="4" w:space="0"/>
+        </w:pBdr>
+        <w:ind w:left="0" w:leftChars="0" w:firstLine="0" w:firstLineChars="0"/>
+        <w:rPr>
+          <w:rFonts w:hint="default"/>
+          <w:lang w:val="en-US"/>
+        </w:rPr>
+      </w:pPr>
+      <w:r>
+        <w:rPr>
+          <w:rFonts w:hint="default"/>
+          <w:lang w:val="en-US"/>
+        </w:rPr>
+        <w:t>Diurnal animal</w:t>
+      </w:r>
+    </w:p>
+    <w:p>
+      <w:pPr>
+        <w:numPr>
+          <w:ilvl w:val="0"/>
+          <w:numId w:val="2"/>
+        </w:numPr>
+        <w:pBdr>
+          <w:bottom w:val="single" w:color="auto" w:sz="4" w:space="0"/>
+        </w:pBdr>
+        <w:ind w:left="0" w:leftChars="0" w:firstLine="0" w:firstLineChars="0"/>
+        <w:rPr>
+          <w:rFonts w:hint="default"/>
+          <w:lang w:val="en-US"/>
+        </w:rPr>
+      </w:pPr>
+      <w:r>
+        <w:rPr>
+          <w:rFonts w:hint="default"/>
+          <w:lang w:val="en-US"/>
+        </w:rPr>
+        <w:t>Poisonous animal</w:t>
+      </w:r>
+    </w:p>
+    <w:p>
+      <w:pPr>
+        <w:numPr>
+          <w:ilvl w:val="0"/>
+          <w:numId w:val="2"/>
+        </w:numPr>
+        <w:pBdr>
+          <w:bottom w:val="single" w:color="auto" w:sz="4" w:space="0"/>
+        </w:pBdr>
+        <w:ind w:left="0" w:leftChars="0" w:firstLine="0" w:firstLineChars="0"/>
+        <w:rPr>
+          <w:rFonts w:hint="default"/>
+          <w:lang w:val="en-US"/>
+        </w:rPr>
+      </w:pPr>
+      <w:r>
+        <w:rPr>
+          <w:rFonts w:hint="default"/>
+          <w:lang w:val="en-US"/>
+        </w:rPr>
+        <w:t>Extinct animal</w:t>
+      </w:r>
+    </w:p>
+    <w:p>
+      <w:pPr>
+        <w:numPr>
+          <w:ilvl w:val="0"/>
+          <w:numId w:val="2"/>
+        </w:numPr>
+        <w:pBdr>
+          <w:bottom w:val="single" w:color="auto" w:sz="4" w:space="0"/>
+        </w:pBdr>
+        <w:ind w:left="0" w:leftChars="0" w:firstLine="0" w:firstLineChars="0"/>
+        <w:rPr>
+          <w:rFonts w:hint="default"/>
+          <w:lang w:val="en-US"/>
+        </w:rPr>
+      </w:pPr>
+      <w:r>
+        <w:rPr>
+          <w:rFonts w:hint="default"/>
+          <w:lang w:val="en-US"/>
+        </w:rPr>
+        <w:t>Native / Indigenous species</w:t>
+      </w:r>
+    </w:p>
+    <w:p>
+      <w:pPr>
+        <w:numPr>
+          <w:ilvl w:val="0"/>
+          <w:numId w:val="2"/>
+        </w:numPr>
+        <w:pBdr>
+          <w:bottom w:val="single" w:color="auto" w:sz="4" w:space="0"/>
+        </w:pBdr>
+        <w:ind w:left="0" w:leftChars="0" w:firstLine="0" w:firstLineChars="0"/>
+        <w:rPr>
+          <w:rFonts w:hint="default"/>
+          <w:lang w:val="en-US"/>
+        </w:rPr>
+      </w:pPr>
+      <w:r>
+        <w:rPr>
+          <w:rFonts w:hint="default"/>
+          <w:lang w:val="en-US"/>
+        </w:rPr>
+        <w:t>Migratory animal</w:t>
+      </w:r>
+    </w:p>
+    <w:p>
+      <w:pPr>
+        <w:numPr>
+          <w:ilvl w:val="0"/>
+          <w:numId w:val="2"/>
+        </w:numPr>
+        <w:pBdr>
+          <w:bottom w:val="single" w:color="auto" w:sz="4" w:space="0"/>
+        </w:pBdr>
+        <w:ind w:left="0" w:leftChars="0" w:firstLine="0" w:firstLineChars="0"/>
+        <w:rPr>
+          <w:rFonts w:hint="default"/>
+          <w:lang w:val="en-US"/>
+        </w:rPr>
+      </w:pPr>
+      <w:r>
+        <w:rPr>
+          <w:rFonts w:hint="default"/>
+          <w:lang w:val="en-US"/>
+        </w:rPr>
+        <w:t>Social / herd animal</w:t>
+      </w:r>
+    </w:p>
+    <w:p>
+      <w:pPr>
+        <w:numPr>
+          <w:ilvl w:val="0"/>
+          <w:numId w:val="2"/>
+        </w:numPr>
+        <w:pBdr>
+          <w:bottom w:val="single" w:color="auto" w:sz="4" w:space="0"/>
+        </w:pBdr>
+        <w:ind w:left="0" w:leftChars="0" w:firstLine="0" w:firstLineChars="0"/>
+        <w:rPr>
+          <w:rFonts w:hint="default"/>
+          <w:lang w:val="en-US"/>
+        </w:rPr>
+      </w:pPr>
+      <w:r>
+        <w:rPr>
+          <w:rFonts w:hint="default"/>
+          <w:lang w:val="en-US"/>
+        </w:rPr>
+        <w:t>Solitary animal</w:t>
+      </w:r>
+    </w:p>
+    <w:p>
+      <w:pPr>
+        <w:numPr>
+          <w:numId w:val="0"/>
+        </w:numPr>
+        <w:pBdr>
+          <w:bottom w:val="single" w:color="auto" w:sz="4" w:space="0"/>
+        </w:pBdr>
+        <w:rPr>
+          <w:rFonts w:hint="default"/>
+          <w:lang w:val="en-US"/>
+        </w:rPr>
+      </w:pPr>
+    </w:p>
+    <w:p>
+      <w:pPr>
+        <w:numPr>
+          <w:numId w:val="0"/>
+        </w:numPr>
+        <w:pBdr>
+          <w:bottom w:val="single" w:color="auto" w:sz="4" w:space="0"/>
+        </w:pBdr>
+        <w:rPr>
+          <w:rFonts w:hint="default"/>
+          <w:lang w:val="en-US"/>
+        </w:rPr>
+      </w:pPr>
+    </w:p>
+    <w:p>
+      <w:pPr>
+        <w:numPr>
+          <w:numId w:val="0"/>
+        </w:numPr>
+        <w:pBdr>
+          <w:bottom w:val="single" w:color="auto" w:sz="4" w:space="0"/>
+        </w:pBdr>
+        <w:rPr>
+          <w:rFonts w:hint="default"/>
+          <w:lang w:val="en-US"/>
+        </w:rPr>
+      </w:pPr>
+    </w:p>
+    <w:p>
+      <w:pPr>
+        <w:numPr>
+          <w:numId w:val="0"/>
+        </w:numPr>
+        <w:pBdr>
+          <w:bottom w:val="single" w:color="auto" w:sz="4" w:space="0"/>
+        </w:pBdr>
+        <w:rPr>
+          <w:rFonts w:hint="default"/>
+          <w:lang w:val="en-US"/>
+        </w:rPr>
+      </w:pPr>
+    </w:p>
+    <w:p>
+      <w:pPr>
+        <w:numPr>
+          <w:numId w:val="0"/>
+        </w:numPr>
+        <w:pBdr>
+          <w:bottom w:val="single" w:color="auto" w:sz="4" w:space="0"/>
+        </w:pBdr>
+        <w:rPr>
+          <w:rFonts w:hint="default"/>
+          <w:lang w:val="en-US"/>
+        </w:rPr>
+      </w:pPr>
+    </w:p>
+    <w:p>
+      <w:pPr>
+        <w:numPr>
+          <w:numId w:val="0"/>
+        </w:numPr>
+        <w:pBdr>
+          <w:bottom w:val="single" w:color="auto" w:sz="4" w:space="0"/>
+        </w:pBdr>
+        <w:rPr>
+          <w:rFonts w:hint="default"/>
+          <w:lang w:val="en-US"/>
+        </w:rPr>
+      </w:pPr>
+    </w:p>
+    <w:p>
+      <w:pPr>
+        <w:numPr>
+          <w:numId w:val="0"/>
+        </w:numPr>
+        <w:pBdr>
+          <w:bottom w:val="single" w:color="auto" w:sz="4" w:space="0"/>
+        </w:pBdr>
+        <w:rPr>
+          <w:rFonts w:hint="default"/>
+          <w:lang w:val="en-US"/>
+        </w:rPr>
+      </w:pPr>
+    </w:p>
+    <w:p>
+      <w:pPr>
+        <w:numPr>
+          <w:numId w:val="0"/>
+        </w:numPr>
+        <w:pBdr>
+          <w:bottom w:val="single" w:color="auto" w:sz="4" w:space="0"/>
+        </w:pBdr>
+        <w:rPr>
+          <w:rFonts w:hint="default"/>
+          <w:lang w:val="en-US"/>
+        </w:rPr>
+      </w:pPr>
+    </w:p>
+    <w:p>
+      <w:pPr>
+        <w:numPr>
+          <w:ilvl w:val="0"/>
+          <w:numId w:val="2"/>
+        </w:numPr>
+        <w:pBdr>
+          <w:bottom w:val="single" w:color="auto" w:sz="4" w:space="0"/>
+        </w:pBdr>
+        <w:ind w:left="0" w:leftChars="0" w:firstLine="0" w:firstLineChars="0"/>
+        <w:rPr>
+          <w:rFonts w:hint="default"/>
+          <w:lang w:val="en-US"/>
+        </w:rPr>
+      </w:pPr>
+    </w:p>
+    <w:p>
+      <w:pPr>
+        <w:numPr>
+          <w:ilvl w:val="0"/>
+          <w:numId w:val="0"/>
+        </w:numPr>
+        <w:pBdr>
+          <w:bottom w:val="single" w:color="auto" w:sz="4" w:space="0"/>
+        </w:pBdr>
+        <w:ind w:leftChars="0"/>
+      </w:pPr>
+      <w:r>
+        <w:drawing>
+          <wp:inline distT="0" distB="0" distL="114300" distR="114300">
+            <wp:extent cx="2110105" cy="3844925"/>
+            <wp:effectExtent l="0" t="0" r="8255" b="10795"/>
+            <wp:docPr id="83" name="Picture 2"/>
+            <wp:cNvGraphicFramePr>
+              <a:graphicFrameLocks xmlns:a="http://schemas.openxmlformats.org/drawingml/2006/main" noChangeAspect="1"/>
+            </wp:cNvGraphicFramePr>
+            <a:graphic xmlns:a="http://schemas.openxmlformats.org/drawingml/2006/main">
+              <a:graphicData uri="http://schemas.openxmlformats.org/drawingml/2006/picture">
+                <pic:pic xmlns:pic="http://schemas.openxmlformats.org/drawingml/2006/picture">
+                  <pic:nvPicPr>
+                    <pic:cNvPr id="83" name="Picture 2"/>
+                    <pic:cNvPicPr>
+                      <a:picLocks noChangeAspect="1"/>
+                    </pic:cNvPicPr>
+                  </pic:nvPicPr>
+                  <pic:blipFill>
+                    <a:blip r:embed="rId85"/>
+                    <a:stretch>
+                      <a:fillRect/>
+                    </a:stretch>
+                  </pic:blipFill>
+                  <pic:spPr>
+                    <a:xfrm>
+                      <a:off x="0" y="0"/>
+                      <a:ext cx="2110105" cy="3844925"/>
+                    </a:xfrm>
+                    <a:prstGeom prst="rect">
+                      <a:avLst/>
+                    </a:prstGeom>
+                    <a:noFill/>
+                    <a:ln>
+                      <a:noFill/>
+                    </a:ln>
+                  </pic:spPr>
+                </pic:pic>
+              </a:graphicData>
+            </a:graphic>
+          </wp:inline>
+        </w:drawing>
+      </w:r>
+    </w:p>
+    <w:p>
+      <w:pPr>
+        <w:numPr>
+          <w:ilvl w:val="0"/>
+          <w:numId w:val="0"/>
+        </w:numPr>
+        <w:pBdr>
+          <w:bottom w:val="single" w:color="auto" w:sz="4" w:space="0"/>
+        </w:pBdr>
+        <w:ind w:leftChars="0"/>
+      </w:pPr>
+    </w:p>
+    <w:p>
+      <w:pPr>
+        <w:numPr>
+          <w:ilvl w:val="0"/>
+          <w:numId w:val="2"/>
+        </w:numPr>
+        <w:pBdr>
+          <w:bottom w:val="single" w:color="auto" w:sz="4" w:space="0"/>
+        </w:pBdr>
+        <w:ind w:left="0" w:leftChars="0" w:firstLine="0" w:firstLineChars="0"/>
+        <w:rPr>
+          <w:rFonts w:hint="default"/>
+          <w:lang w:val="en-US"/>
+        </w:rPr>
+      </w:pPr>
       <w:bookmarkStart w:id="0" w:name="_GoBack"/>
       <w:bookmarkEnd w:id="0"/>
-      <w:r>
-        <w:rPr>
-          <w:rFonts w:hint="default"/>
-          <w:lang w:val="en-US"/>
-        </w:rPr>
-        <w:t xml:space="preserve"> ✅</w:t>
-      </w:r>
-    </w:p>
-    <w:p>
-      <w:pPr>
-        <w:numPr>
-          <w:ilvl w:val="0"/>
-          <w:numId w:val="0"/>
-        </w:numPr>
-        <w:pBdr>
-          <w:bottom w:val="single" w:color="auto" w:sz="4" w:space="0"/>
-        </w:pBdr>
-        <w:ind w:leftChars="0"/>
-        <w:rPr>
-          <w:rFonts w:hint="default"/>
-          <w:lang w:val="en-US"/>
-        </w:rPr>
-      </w:pPr>
-      <w:r>
-        <w:rPr>
-          <w:rFonts w:hint="default"/>
+    </w:p>
+    <w:p>
+      <w:pPr>
+        <w:numPr>
+          <w:ilvl w:val="0"/>
+          <w:numId w:val="0"/>
+        </w:numPr>
+        <w:pBdr>
+          <w:bottom w:val="single" w:color="auto" w:sz="4" w:space="0"/>
+        </w:pBdr>
+        <w:ind w:leftChars="0"/>
+      </w:pPr>
+    </w:p>
+    <w:p>
+      <w:pPr>
+        <w:numPr>
+          <w:ilvl w:val="0"/>
+          <w:numId w:val="0"/>
+        </w:numPr>
+        <w:pBdr>
+          <w:bottom w:val="single" w:color="auto" w:sz="4" w:space="0"/>
+        </w:pBdr>
+        <w:ind w:leftChars="0"/>
+      </w:pPr>
+    </w:p>
+    <w:p>
+      <w:pPr>
+        <w:numPr>
+          <w:ilvl w:val="0"/>
+          <w:numId w:val="0"/>
+        </w:numPr>
+        <w:pBdr>
+          <w:bottom w:val="single" w:color="auto" w:sz="4" w:space="0"/>
+        </w:pBdr>
+        <w:ind w:leftChars="0"/>
+      </w:pPr>
+    </w:p>
+    <w:p>
+      <w:pPr>
+        <w:numPr>
+          <w:ilvl w:val="0"/>
+          <w:numId w:val="0"/>
+        </w:numPr>
+        <w:pBdr>
+          <w:bottom w:val="single" w:color="auto" w:sz="4" w:space="0"/>
+        </w:pBdr>
+        <w:ind w:leftChars="0"/>
+      </w:pPr>
+    </w:p>
+    <w:p>
+      <w:pPr>
+        <w:numPr>
+          <w:ilvl w:val="0"/>
+          <w:numId w:val="0"/>
+        </w:numPr>
+        <w:pBdr>
+          <w:bottom w:val="single" w:color="auto" w:sz="4" w:space="0"/>
+        </w:pBdr>
+        <w:ind w:leftChars="0"/>
+      </w:pPr>
+    </w:p>
+    <w:p>
+      <w:pPr>
+        <w:numPr>
+          <w:ilvl w:val="0"/>
+          <w:numId w:val="0"/>
+        </w:numPr>
+        <w:pBdr>
+          <w:bottom w:val="single" w:color="auto" w:sz="4" w:space="0"/>
+        </w:pBdr>
+        <w:ind w:leftChars="0"/>
+      </w:pPr>
+    </w:p>
+    <w:p>
+      <w:pPr>
+        <w:numPr>
+          <w:ilvl w:val="0"/>
+          <w:numId w:val="0"/>
+        </w:numPr>
+        <w:pBdr>
+          <w:bottom w:val="single" w:color="auto" w:sz="4" w:space="0"/>
+        </w:pBdr>
+        <w:ind w:leftChars="0"/>
+      </w:pPr>
+    </w:p>
+    <w:p>
+      <w:pPr>
+        <w:numPr>
+          <w:ilvl w:val="0"/>
+          <w:numId w:val="0"/>
+        </w:numPr>
+        <w:pBdr>
+          <w:bottom w:val="single" w:color="auto" w:sz="4" w:space="0"/>
+        </w:pBdr>
+        <w:ind w:leftChars="0"/>
+      </w:pPr>
+    </w:p>
+    <w:p>
+      <w:pPr>
+        <w:numPr>
+          <w:ilvl w:val="0"/>
+          <w:numId w:val="0"/>
+        </w:numPr>
+        <w:pBdr>
+          <w:bottom w:val="single" w:color="auto" w:sz="4" w:space="0"/>
+        </w:pBdr>
+        <w:ind w:leftChars="0"/>
+      </w:pPr>
+    </w:p>
+    <w:p>
+      <w:pPr>
+        <w:numPr>
+          <w:ilvl w:val="0"/>
+          <w:numId w:val="0"/>
+        </w:numPr>
+        <w:pBdr>
+          <w:bottom w:val="single" w:color="auto" w:sz="4" w:space="0"/>
+        </w:pBdr>
+        <w:ind w:leftChars="0"/>
+      </w:pPr>
+    </w:p>
+    <w:p>
+      <w:pPr>
+        <w:numPr>
+          <w:ilvl w:val="0"/>
+          <w:numId w:val="3"/>
+        </w:numPr>
+        <w:pBdr>
+          <w:bottom w:val="single" w:color="auto" w:sz="4" w:space="0"/>
+        </w:pBdr>
+        <w:ind w:leftChars="0"/>
+        <w:rPr>
+          <w:rFonts w:hint="default"/>
+          <w:lang w:val="en-US"/>
+        </w:rPr>
+      </w:pPr>
+      <w:r>
+        <w:rPr>
+          <w:rFonts w:hint="default"/>
+          <w:lang w:val="en-US"/>
+        </w:rPr>
+        <w:t>DA2 - 3 (SE122)</w:t>
+      </w:r>
+    </w:p>
+    <w:p>
+      <w:pPr>
+        <w:numPr>
+          <w:ilvl w:val="0"/>
+          <w:numId w:val="3"/>
+        </w:numPr>
+        <w:pBdr>
+          <w:bottom w:val="single" w:color="auto" w:sz="4" w:space="0"/>
+        </w:pBdr>
+        <w:ind w:leftChars="0"/>
+        <w:rPr>
+          <w:rFonts w:hint="default"/>
+          <w:lang w:val="en-US"/>
+        </w:rPr>
+      </w:pPr>
+      <w:r>
+        <w:rPr>
+          <w:rFonts w:hint="default"/>
+          <w:lang w:val="en-US"/>
+        </w:rPr>
+        <w:t>PTYC - 2 + 1 (SE357)</w:t>
+      </w:r>
+    </w:p>
+    <w:p>
+      <w:pPr>
+        <w:numPr>
+          <w:ilvl w:val="0"/>
+          <w:numId w:val="3"/>
+        </w:numPr>
+        <w:pBdr>
+          <w:bottom w:val="single" w:color="auto" w:sz="4" w:space="0"/>
+        </w:pBdr>
+        <w:ind w:leftChars="0"/>
+        <w:rPr>
+          <w:rFonts w:hint="default"/>
+          <w:lang w:val="en-US"/>
+        </w:rPr>
+      </w:pPr>
+      <w:r>
+        <w:rPr>
+          <w:rFonts w:hint="default"/>
+          <w:lang w:val="en-US"/>
+        </w:rPr>
+        <w:t>Testing - 3 + 1 (SE113)</w:t>
+      </w:r>
+    </w:p>
+    <w:p>
+      <w:pPr>
+        <w:numPr>
+          <w:ilvl w:val="0"/>
+          <w:numId w:val="3"/>
+        </w:numPr>
+        <w:pBdr>
+          <w:bottom w:val="single" w:color="auto" w:sz="4" w:space="0"/>
+        </w:pBdr>
+        <w:ind w:leftChars="0"/>
+        <w:rPr>
+          <w:rFonts w:hint="default"/>
+          <w:lang w:val="en-US"/>
+        </w:rPr>
+      </w:pPr>
+      <w:r>
+        <w:rPr>
+          <w:rFonts w:hint="default"/>
+          <w:lang w:val="en-US"/>
+        </w:rPr>
+        <w:t>DevOps - 3 + 1 (NT548)</w:t>
+      </w:r>
+    </w:p>
+    <w:p>
+      <w:pPr>
+        <w:numPr>
+          <w:ilvl w:val="0"/>
+          <w:numId w:val="0"/>
+        </w:numPr>
+        <w:pBdr>
+          <w:bottom w:val="single" w:color="auto" w:sz="4" w:space="0"/>
+        </w:pBdr>
+        <w:ind w:leftChars="0"/>
+      </w:pPr>
+    </w:p>
+    <w:p>
+      <w:pPr>
+        <w:numPr>
+          <w:ilvl w:val="0"/>
+          <w:numId w:val="0"/>
+        </w:numPr>
+        <w:pBdr>
+          <w:bottom w:val="single" w:color="auto" w:sz="4" w:space="0"/>
+        </w:pBdr>
+        <w:ind w:leftChars="0"/>
+      </w:pPr>
+    </w:p>
+    <w:p>
+      <w:pPr>
+        <w:numPr>
+          <w:ilvl w:val="0"/>
+          <w:numId w:val="0"/>
+        </w:numPr>
+        <w:pBdr>
+          <w:bottom w:val="none" w:color="auto" w:sz="0" w:space="0"/>
+        </w:pBdr>
+        <w:ind w:leftChars="0"/>
+      </w:pPr>
+    </w:p>
+    <w:p>
+      <w:pPr>
+        <w:numPr>
+          <w:ilvl w:val="0"/>
+          <w:numId w:val="0"/>
+        </w:numPr>
+        <w:pBdr>
+          <w:bottom w:val="single" w:color="auto" w:sz="4" w:space="0"/>
+        </w:pBdr>
+        <w:ind w:leftChars="0"/>
+      </w:pPr>
+    </w:p>
+    <w:p>
+      <w:pPr>
+        <w:numPr>
+          <w:ilvl w:val="0"/>
+          <w:numId w:val="0"/>
+        </w:numPr>
+        <w:pBdr>
+          <w:bottom w:val="none" w:color="auto" w:sz="0" w:space="0"/>
+        </w:pBdr>
+        <w:ind w:leftChars="0"/>
+      </w:pPr>
+    </w:p>
+    <w:p>
+      <w:pPr>
+        <w:numPr>
+          <w:ilvl w:val="0"/>
+          <w:numId w:val="0"/>
+        </w:numPr>
+        <w:pBdr>
+          <w:bottom w:val="single" w:color="auto" w:sz="4" w:space="0"/>
+        </w:pBdr>
+        <w:ind w:leftChars="0"/>
+        <w:rPr>
+          <w:rFonts w:hint="default"/>
+          <w:color w:val="00B050"/>
+          <w:lang w:val="en-US"/>
+        </w:rPr>
+      </w:pPr>
+      <w:r>
+        <w:rPr>
+          <w:rFonts w:hint="default"/>
+          <w:color w:val="00B050"/>
+          <w:lang w:val="en-US"/>
+        </w:rPr>
+        <w:t>Core Java ✅</w:t>
+      </w:r>
+    </w:p>
+    <w:p>
+      <w:pPr>
+        <w:numPr>
+          <w:ilvl w:val="0"/>
+          <w:numId w:val="0"/>
+        </w:numPr>
+        <w:pBdr>
+          <w:bottom w:val="single" w:color="auto" w:sz="4" w:space="0"/>
+        </w:pBdr>
+        <w:ind w:leftChars="0"/>
+        <w:rPr>
+          <w:rFonts w:hint="default"/>
+          <w:color w:val="00B050"/>
+          <w:lang w:val="en-US"/>
+        </w:rPr>
+      </w:pPr>
+      <w:r>
+        <w:rPr>
+          <w:rFonts w:hint="default"/>
+          <w:color w:val="00B050"/>
           <w:lang w:val="en-US"/>
         </w:rPr>
         <w:t xml:space="preserve">    ↓</w:t>
@@ -14349,12 +13843,312 @@
         <w:ind w:leftChars="0"/>
         <w:rPr>
           <w:rFonts w:hint="default"/>
-          <w:lang w:val="en-US"/>
-        </w:rPr>
-      </w:pPr>
-      <w:r>
-        <w:rPr>
-          <w:rFonts w:hint="default"/>
+          <w:color w:val="00B050"/>
+          <w:lang w:val="en-US"/>
+        </w:rPr>
+      </w:pPr>
+      <w:r>
+        <w:rPr>
+          <w:rFonts w:hint="default"/>
+          <w:color w:val="00B050"/>
+          <w:lang w:val="en-US"/>
+        </w:rPr>
+        <w:t>OOP ✅</w:t>
+      </w:r>
+    </w:p>
+    <w:p>
+      <w:pPr>
+        <w:numPr>
+          <w:ilvl w:val="0"/>
+          <w:numId w:val="0"/>
+        </w:numPr>
+        <w:pBdr>
+          <w:bottom w:val="single" w:color="auto" w:sz="4" w:space="0"/>
+        </w:pBdr>
+        <w:ind w:leftChars="0"/>
+        <w:rPr>
+          <w:rFonts w:hint="default"/>
+          <w:color w:val="00B050"/>
+          <w:lang w:val="en-US"/>
+        </w:rPr>
+      </w:pPr>
+      <w:r>
+        <w:rPr>
+          <w:rFonts w:hint="default"/>
+          <w:color w:val="00B050"/>
+          <w:lang w:val="en-US"/>
+        </w:rPr>
+        <w:t xml:space="preserve">    ↓</w:t>
+      </w:r>
+    </w:p>
+    <w:p>
+      <w:pPr>
+        <w:numPr>
+          <w:ilvl w:val="0"/>
+          <w:numId w:val="0"/>
+        </w:numPr>
+        <w:pBdr>
+          <w:bottom w:val="single" w:color="auto" w:sz="4" w:space="0"/>
+        </w:pBdr>
+        <w:ind w:leftChars="0"/>
+        <w:rPr>
+          <w:rFonts w:hint="default"/>
+          <w:color w:val="00B050"/>
+          <w:lang w:val="en-US"/>
+        </w:rPr>
+      </w:pPr>
+      <w:r>
+        <w:rPr>
+          <w:rFonts w:hint="default"/>
+          <w:color w:val="00B050"/>
+          <w:lang w:val="en-US"/>
+        </w:rPr>
+        <w:t>Collections + Generics ✅</w:t>
+      </w:r>
+    </w:p>
+    <w:p>
+      <w:pPr>
+        <w:numPr>
+          <w:ilvl w:val="0"/>
+          <w:numId w:val="0"/>
+        </w:numPr>
+        <w:pBdr>
+          <w:bottom w:val="single" w:color="auto" w:sz="4" w:space="0"/>
+        </w:pBdr>
+        <w:ind w:leftChars="0"/>
+        <w:rPr>
+          <w:rFonts w:hint="default"/>
+          <w:color w:val="00B050"/>
+          <w:lang w:val="en-US"/>
+        </w:rPr>
+      </w:pPr>
+      <w:r>
+        <w:rPr>
+          <w:rFonts w:hint="default"/>
+          <w:color w:val="00B050"/>
+          <w:lang w:val="en-US"/>
+        </w:rPr>
+        <w:t xml:space="preserve">    ↓</w:t>
+      </w:r>
+    </w:p>
+    <w:p>
+      <w:pPr>
+        <w:numPr>
+          <w:ilvl w:val="0"/>
+          <w:numId w:val="0"/>
+        </w:numPr>
+        <w:pBdr>
+          <w:bottom w:val="single" w:color="auto" w:sz="4" w:space="0"/>
+        </w:pBdr>
+        <w:ind w:leftChars="0"/>
+        <w:rPr>
+          <w:rFonts w:hint="default"/>
+          <w:color w:val="00B050"/>
+          <w:lang w:val="en-US"/>
+        </w:rPr>
+      </w:pPr>
+      <w:r>
+        <w:rPr>
+          <w:rFonts w:hint="default"/>
+          <w:color w:val="00B050"/>
+          <w:lang w:val="en-US"/>
+        </w:rPr>
+        <w:t>Exceptions ✅</w:t>
+      </w:r>
+    </w:p>
+    <w:p>
+      <w:pPr>
+        <w:numPr>
+          <w:ilvl w:val="0"/>
+          <w:numId w:val="0"/>
+        </w:numPr>
+        <w:pBdr>
+          <w:bottom w:val="single" w:color="auto" w:sz="4" w:space="0"/>
+        </w:pBdr>
+        <w:ind w:leftChars="0"/>
+        <w:rPr>
+          <w:rFonts w:hint="default"/>
+          <w:color w:val="00B050"/>
+          <w:lang w:val="en-US"/>
+        </w:rPr>
+      </w:pPr>
+      <w:r>
+        <w:rPr>
+          <w:rFonts w:hint="default"/>
+          <w:color w:val="00B050"/>
+          <w:lang w:val="en-US"/>
+        </w:rPr>
+        <w:t xml:space="preserve">    ↓</w:t>
+      </w:r>
+    </w:p>
+    <w:p>
+      <w:pPr>
+        <w:numPr>
+          <w:ilvl w:val="0"/>
+          <w:numId w:val="0"/>
+        </w:numPr>
+        <w:pBdr>
+          <w:bottom w:val="single" w:color="auto" w:sz="4" w:space="0"/>
+        </w:pBdr>
+        <w:ind w:leftChars="0"/>
+        <w:rPr>
+          <w:rFonts w:hint="default"/>
+          <w:color w:val="00B050"/>
+          <w:lang w:val="en-US"/>
+        </w:rPr>
+      </w:pPr>
+      <w:r>
+        <w:rPr>
+          <w:rFonts w:hint="default"/>
+          <w:color w:val="00B050"/>
+          <w:lang w:val="en-US"/>
+        </w:rPr>
+        <w:t>Java I/O ✅</w:t>
+      </w:r>
+    </w:p>
+    <w:p>
+      <w:pPr>
+        <w:numPr>
+          <w:ilvl w:val="0"/>
+          <w:numId w:val="0"/>
+        </w:numPr>
+        <w:pBdr>
+          <w:bottom w:val="single" w:color="auto" w:sz="4" w:space="0"/>
+        </w:pBdr>
+        <w:ind w:leftChars="0"/>
+        <w:rPr>
+          <w:rFonts w:hint="default"/>
+          <w:color w:val="00B050"/>
+          <w:lang w:val="en-US"/>
+        </w:rPr>
+      </w:pPr>
+      <w:r>
+        <w:rPr>
+          <w:rFonts w:hint="default"/>
+          <w:color w:val="00B050"/>
+          <w:lang w:val="en-US"/>
+        </w:rPr>
+        <w:t xml:space="preserve">    ↓</w:t>
+      </w:r>
+    </w:p>
+    <w:p>
+      <w:pPr>
+        <w:numPr>
+          <w:ilvl w:val="0"/>
+          <w:numId w:val="0"/>
+        </w:numPr>
+        <w:pBdr>
+          <w:bottom w:val="single" w:color="auto" w:sz="4" w:space="0"/>
+        </w:pBdr>
+        <w:ind w:leftChars="0"/>
+        <w:rPr>
+          <w:rFonts w:hint="default"/>
+          <w:color w:val="00B050"/>
+          <w:lang w:val="en-US"/>
+        </w:rPr>
+      </w:pPr>
+      <w:r>
+        <w:rPr>
+          <w:rFonts w:hint="default"/>
+          <w:color w:val="00B050"/>
+          <w:lang w:val="en-US"/>
+        </w:rPr>
+        <w:t>Threads / Concurrency basics ✅</w:t>
+      </w:r>
+    </w:p>
+    <w:p>
+      <w:pPr>
+        <w:numPr>
+          <w:ilvl w:val="0"/>
+          <w:numId w:val="0"/>
+        </w:numPr>
+        <w:pBdr>
+          <w:bottom w:val="single" w:color="auto" w:sz="4" w:space="0"/>
+        </w:pBdr>
+        <w:ind w:leftChars="0"/>
+        <w:rPr>
+          <w:rFonts w:hint="default"/>
+          <w:lang w:val="en-US"/>
+        </w:rPr>
+      </w:pPr>
+      <w:r>
+        <w:rPr>
+          <w:rFonts w:hint="default"/>
+          <w:lang w:val="en-US"/>
+        </w:rPr>
+        <w:t xml:space="preserve">    ↓</w:t>
+      </w:r>
+    </w:p>
+    <w:p>
+      <w:pPr>
+        <w:numPr>
+          <w:ilvl w:val="0"/>
+          <w:numId w:val="0"/>
+        </w:numPr>
+        <w:pBdr>
+          <w:bottom w:val="single" w:color="auto" w:sz="4" w:space="0"/>
+        </w:pBdr>
+        <w:ind w:leftChars="0"/>
+        <w:rPr>
+          <w:rFonts w:hint="default"/>
+          <w:color w:val="00B050"/>
+          <w:lang w:val="en-US"/>
+        </w:rPr>
+      </w:pPr>
+      <w:r>
+        <w:rPr>
+          <w:rFonts w:hint="default"/>
+          <w:color w:val="00B050"/>
+          <w:lang w:val="en-US"/>
+        </w:rPr>
+        <w:t>Maven / Gradle ✅</w:t>
+      </w:r>
+    </w:p>
+    <w:p>
+      <w:pPr>
+        <w:numPr>
+          <w:ilvl w:val="0"/>
+          <w:numId w:val="0"/>
+        </w:numPr>
+        <w:pBdr>
+          <w:bottom w:val="single" w:color="auto" w:sz="4" w:space="0"/>
+        </w:pBdr>
+        <w:ind w:leftChars="0"/>
+        <w:rPr>
+          <w:rFonts w:hint="default"/>
+          <w:color w:val="00B050"/>
+          <w:lang w:val="en-US"/>
+        </w:rPr>
+      </w:pPr>
+      <w:r>
+        <w:rPr>
+          <w:rFonts w:hint="default"/>
+          <w:color w:val="00B050"/>
+          <w:lang w:val="en-US"/>
+        </w:rPr>
+        <w:t xml:space="preserve">    ↓</w:t>
+      </w:r>
+    </w:p>
+    <w:p>
+      <w:pPr>
+        <w:numPr>
+          <w:ilvl w:val="0"/>
+          <w:numId w:val="0"/>
+        </w:numPr>
+        <w:pBdr>
+          <w:bottom w:val="single" w:color="auto" w:sz="4" w:space="0"/>
+        </w:pBdr>
+        <w:ind w:leftChars="0"/>
+        <w:rPr>
+          <w:rFonts w:hint="default"/>
+          <w:color w:val="00B050"/>
+          <w:lang w:val="en-US"/>
+        </w:rPr>
+      </w:pPr>
+      <w:r>
+        <w:rPr>
+          <w:rFonts w:hint="default"/>
+          <w:color w:val="00B050"/>
           <w:lang w:val="en-US"/>
         </w:rPr>
         <w:t>SQL + PostgreSQL ✅</w:t>
@@ -14372,12 +14166,14 @@
         <w:ind w:leftChars="0"/>
         <w:rPr>
           <w:rFonts w:hint="default"/>
-          <w:lang w:val="en-US"/>
-        </w:rPr>
-      </w:pPr>
-      <w:r>
-        <w:rPr>
-          <w:rFonts w:hint="default"/>
+          <w:color w:val="00B050"/>
+          <w:lang w:val="en-US"/>
+        </w:rPr>
+      </w:pPr>
+      <w:r>
+        <w:rPr>
+          <w:rFonts w:hint="default"/>
+          <w:color w:val="00B050"/>
           <w:lang w:val="en-US"/>
         </w:rPr>
         <w:t xml:space="preserve">    ↓</w:t>
@@ -14395,12 +14191,14 @@
         <w:ind w:leftChars="0"/>
         <w:rPr>
           <w:rFonts w:hint="default"/>
-          <w:lang w:val="en-US"/>
-        </w:rPr>
-      </w:pPr>
-      <w:r>
-        <w:rPr>
-          <w:rFonts w:hint="default"/>
+          <w:color w:val="00B050"/>
+          <w:lang w:val="en-US"/>
+        </w:rPr>
+      </w:pPr>
+      <w:r>
+        <w:rPr>
+          <w:rFonts w:hint="default"/>
+          <w:color w:val="00B050"/>
           <w:lang w:val="en-US"/>
         </w:rPr>
         <w:t>JDBC ✅</w:t>
@@ -14441,12 +14239,14 @@
         <w:ind w:leftChars="0"/>
         <w:rPr>
           <w:rFonts w:hint="default"/>
-          <w:lang w:val="en-US"/>
-        </w:rPr>
-      </w:pPr>
-      <w:r>
-        <w:rPr>
-          <w:rFonts w:hint="default"/>
+          <w:color w:val="00B050"/>
+          <w:lang w:val="en-US"/>
+        </w:rPr>
+      </w:pPr>
+      <w:r>
+        <w:rPr>
+          <w:rFonts w:hint="default"/>
+          <w:color w:val="00B050"/>
           <w:lang w:val="en-US"/>
         </w:rPr>
         <w:t>DataSource + Connection Pool concept</w:t>
@@ -14487,12 +14287,14 @@
         <w:ind w:leftChars="0"/>
         <w:rPr>
           <w:rFonts w:hint="default"/>
-          <w:lang w:val="en-US"/>
-        </w:rPr>
-      </w:pPr>
-      <w:r>
-        <w:rPr>
-          <w:rFonts w:hint="default"/>
+          <w:color w:val="00B050"/>
+          <w:lang w:val="en-US"/>
+        </w:rPr>
+      </w:pPr>
+      <w:r>
+        <w:rPr>
+          <w:rFonts w:hint="default"/>
+          <w:color w:val="00B050"/>
           <w:lang w:val="en-US"/>
         </w:rPr>
         <w:t>🔥 Spring Core</w:t>
@@ -14533,13 +14335,25 @@
         <w:ind w:leftChars="0"/>
         <w:rPr>
           <w:rFonts w:hint="default"/>
-          <w:lang w:val="en-US"/>
-        </w:rPr>
-      </w:pPr>
-      <w:r>
-        <w:rPr>
-          <w:rFonts w:hint="default"/>
-          <w:lang w:val="en-US"/>
+          <w:color w:val="4874CB" w:themeColor="accent1"/>
+          <w:lang w:val="en-US"/>
+          <w14:textFill>
+            <w14:solidFill>
+              <w14:schemeClr w14:val="accent1"/>
+            </w14:solidFill>
+          </w14:textFill>
+        </w:rPr>
+      </w:pPr>
+      <w:r>
+        <w:rPr>
+          <w:rFonts w:hint="default"/>
+          <w:color w:val="4874CB" w:themeColor="accent1"/>
+          <w:lang w:val="en-US"/>
+          <w14:textFill>
+            <w14:solidFill>
+              <w14:schemeClr w14:val="accent1"/>
+            </w14:solidFill>
+          </w14:textFill>
         </w:rPr>
         <w:t>🔥 Spring Boot</w:t>
       </w:r>
@@ -15392,94 +15206,80 @@
         <w:ind w:leftChars="0"/>
         <w:rPr>
           <w:rFonts w:hint="default"/>
-          <w:lang w:val="en-US"/>
-        </w:rPr>
-      </w:pPr>
-      <w:r>
-        <w:rPr>
-          <w:rFonts w:hint="default"/>
-          <w:lang w:val="en-US"/>
-        </w:rPr>
-        <w:t>Frown</w:t>
-      </w:r>
-    </w:p>
-    <w:p>
-      <w:pPr>
-        <w:numPr>
-          <w:ilvl w:val="0"/>
-          <w:numId w:val="5"/>
-        </w:numPr>
-        <w:pBdr>
-          <w:bottom w:val="single" w:color="auto" w:sz="4" w:space="0"/>
-        </w:pBdr>
-        <w:ind w:leftChars="0"/>
-        <w:rPr>
-          <w:rFonts w:hint="default"/>
-          <w:lang w:val="en-US"/>
-        </w:rPr>
-      </w:pPr>
-    </w:p>
-    <w:p>
-      <w:pPr>
-        <w:numPr>
-          <w:ilvl w:val="0"/>
-          <w:numId w:val="0"/>
-        </w:numPr>
-        <w:pBdr>
-          <w:bottom w:val="single" w:color="auto" w:sz="4" w:space="0"/>
-        </w:pBdr>
-        <w:ind w:leftChars="0"/>
-        <w:rPr>
-          <w:rFonts w:hint="default"/>
-        </w:rPr>
-      </w:pPr>
-    </w:p>
-    <w:p>
-      <w:pPr>
-        <w:numPr>
-          <w:ilvl w:val="0"/>
-          <w:numId w:val="0"/>
-        </w:numPr>
-        <w:pBdr>
-          <w:bottom w:val="single" w:color="auto" w:sz="4" w:space="0"/>
-        </w:pBdr>
-        <w:ind w:leftChars="0"/>
-      </w:pPr>
-    </w:p>
-    <w:p>
-      <w:pPr>
-        <w:numPr>
-          <w:ilvl w:val="0"/>
-          <w:numId w:val="0"/>
-        </w:numPr>
-        <w:pBdr>
-          <w:bottom w:val="single" w:color="auto" w:sz="4" w:space="0"/>
-        </w:pBdr>
-        <w:ind w:leftChars="0"/>
-      </w:pPr>
-    </w:p>
-    <w:p>
-      <w:pPr>
-        <w:numPr>
-          <w:ilvl w:val="0"/>
-          <w:numId w:val="0"/>
-        </w:numPr>
-        <w:pBdr>
-          <w:bottom w:val="single" w:color="auto" w:sz="4" w:space="0"/>
-        </w:pBdr>
-        <w:ind w:leftChars="0"/>
-      </w:pPr>
-    </w:p>
-    <w:p>
-      <w:pPr>
-        <w:numPr>
-          <w:ilvl w:val="0"/>
-          <w:numId w:val="0"/>
-        </w:numPr>
-        <w:pBdr>
-          <w:bottom w:val="single" w:color="auto" w:sz="4" w:space="0"/>
-        </w:pBdr>
-        <w:ind w:leftChars="0"/>
+          <w:color w:val="FF0000"/>
+          <w:lang w:val="en-US"/>
+        </w:rPr>
+      </w:pPr>
+      <w:r>
+        <w:rPr>
+          <w:rFonts w:hint="default"/>
+          <w:color w:val="FF0000"/>
+          <w:lang w:val="en-US"/>
+        </w:rPr>
+        <w:t>Software/Tool  helps to test whether a software has any bugs?</w:t>
+      </w:r>
+    </w:p>
+    <w:p>
+      <w:pPr>
+        <w:numPr>
+          <w:ilvl w:val="0"/>
+          <w:numId w:val="0"/>
+        </w:numPr>
+        <w:pBdr>
+          <w:bottom w:val="single" w:color="auto" w:sz="4" w:space="0"/>
+        </w:pBdr>
+        <w:ind w:leftChars="0"/>
+      </w:pPr>
+    </w:p>
+    <w:p>
+      <w:pPr>
+        <w:numPr>
+          <w:ilvl w:val="0"/>
+          <w:numId w:val="0"/>
+        </w:numPr>
+        <w:pBdr>
+          <w:bottom w:val="none" w:color="auto" w:sz="0" w:space="0"/>
+        </w:pBdr>
+        <w:ind w:leftChars="0"/>
+      </w:pPr>
+    </w:p>
+    <w:p>
+      <w:pPr>
+        <w:numPr>
+          <w:ilvl w:val="0"/>
+          <w:numId w:val="6"/>
+        </w:numPr>
+        <w:pBdr>
+          <w:bottom w:val="single" w:color="auto" w:sz="4" w:space="0"/>
+        </w:pBdr>
+        <w:ind w:leftChars="0"/>
+        <w:rPr>
+          <w:rFonts w:hint="default"/>
+          <w:lang w:val="en-US"/>
+        </w:rPr>
+      </w:pPr>
+      <w:r>
+        <w:rPr>
+          <w:rFonts w:hint="default"/>
+          <w:lang w:val="en-US"/>
+        </w:rPr>
+        <w:t>Actuator</w:t>
+      </w:r>
+    </w:p>
+    <w:p>
+      <w:pPr>
+        <w:numPr>
+          <w:ilvl w:val="0"/>
+          <w:numId w:val="6"/>
+        </w:numPr>
+        <w:pBdr>
+          <w:bottom w:val="single" w:color="auto" w:sz="4" w:space="0"/>
+        </w:pBdr>
+        <w:ind w:leftChars="0"/>
+        <w:rPr>
+          <w:rFonts w:hint="default"/>
+          <w:lang w:val="en-US"/>
+        </w:rPr>
       </w:pPr>
     </w:p>
     <w:p>
@@ -16433,7 +16233,7 @@
                     </pic:cNvPicPr>
                   </pic:nvPicPr>
                   <pic:blipFill>
-                    <a:blip r:embed="rId84"/>
+                    <a:blip r:embed="rId86"/>
                     <a:stretch>
                       <a:fillRect/>
                     </a:stretch>
@@ -16552,7 +16352,7 @@
       <w:pPr>
         <w:numPr>
           <w:ilvl w:val="0"/>
-          <w:numId w:val="6"/>
+          <w:numId w:val="7"/>
         </w:numPr>
         <w:ind w:leftChars="0"/>
         <w:rPr>
@@ -16572,7 +16372,7 @@
       <w:pPr>
         <w:numPr>
           <w:ilvl w:val="0"/>
-          <w:numId w:val="6"/>
+          <w:numId w:val="7"/>
         </w:numPr>
         <w:ind w:leftChars="0"/>
         <w:rPr>
@@ -17198,7 +16998,7 @@
       <w:pPr>
         <w:numPr>
           <w:ilvl w:val="0"/>
-          <w:numId w:val="7"/>
+          <w:numId w:val="8"/>
         </w:numPr>
         <w:rPr>
           <w:rFonts w:hint="default"/>
@@ -17217,7 +17017,7 @@
       <w:pPr>
         <w:numPr>
           <w:ilvl w:val="0"/>
-          <w:numId w:val="7"/>
+          <w:numId w:val="8"/>
         </w:numPr>
         <w:rPr>
           <w:rFonts w:hint="default"/>
@@ -17265,7 +17065,7 @@
       <w:pPr>
         <w:numPr>
           <w:ilvl w:val="0"/>
-          <w:numId w:val="7"/>
+          <w:numId w:val="8"/>
         </w:numPr>
         <w:rPr>
           <w:rFonts w:hint="default"/>
@@ -17284,7 +17084,7 @@
       <w:pPr>
         <w:numPr>
           <w:ilvl w:val="0"/>
-          <w:numId w:val="7"/>
+          <w:numId w:val="8"/>
         </w:numPr>
         <w:rPr>
           <w:rFonts w:hint="default"/>
@@ -17325,6 +17125,52 @@
           <w:lang w:val="en-US"/>
         </w:rPr>
       </w:pPr>
+    </w:p>
+    <w:p>
+      <w:pPr>
+        <w:pStyle w:val="5"/>
+        <w:keepNext w:val="0"/>
+        <w:keepLines w:val="0"/>
+        <w:widowControl/>
+        <w:suppressLineNumbers w:val="0"/>
+      </w:pPr>
+      <w:r>
+        <w:t>ok, now provide me with a prompt asking an AI model to:</w:t>
+      </w:r>
+    </w:p>
+    <w:p>
+      <w:pPr>
+        <w:keepNext w:val="0"/>
+        <w:keepLines w:val="0"/>
+        <w:widowControl/>
+        <w:numPr>
+          <w:ilvl w:val="0"/>
+          <w:numId w:val="9"/>
+        </w:numPr>
+        <w:suppressLineNumbers w:val="0"/>
+        <w:spacing w:before="0" w:beforeAutospacing="1" w:after="0" w:afterAutospacing="1"/>
+        <w:ind w:left="720" w:hanging="360"/>
+      </w:pPr>
+      <w:r>
+        <w:t>create a .md file containing all essential, crucial and main Spring Boot concepts (ask the AI model to reference all topics I learned before such as Spring core, Connection pool if necessary..)</w:t>
+      </w:r>
+    </w:p>
+    <w:p>
+      <w:pPr>
+        <w:keepNext w:val="0"/>
+        <w:keepLines w:val="0"/>
+        <w:widowControl/>
+        <w:numPr>
+          <w:ilvl w:val="0"/>
+          <w:numId w:val="9"/>
+        </w:numPr>
+        <w:suppressLineNumbers w:val="0"/>
+        <w:spacing w:before="0" w:beforeAutospacing="1" w:after="0" w:afterAutospacing="1"/>
+        <w:ind w:left="720" w:hanging="360"/>
+      </w:pPr>
+      <w:r>
+        <w:t>Create another .md file containing a simple exercise on this topic so that I can review and practice my knowledge (format is similar to the DataSource_Connection_Pool_Exercise.md file..)</w:t>
+      </w:r>
     </w:p>
     <w:p>
       <w:pPr>
@@ -17375,6 +17221,155 @@
     </w:lvl>
   </w:abstractNum>
   <w:abstractNum w:abstractNumId="2">
+    <w:nsid w:val="D7B2379A"/>
+    <w:multiLevelType w:val="multilevel"/>
+    <w:tmpl w:val="D7B2379A"/>
+    <w:lvl w:ilvl="0" w:tentative="0">
+      <w:start w:val="1"/>
+      <w:numFmt w:val="decimal"/>
+      <w:lvlText w:val="%1."/>
+      <w:lvlJc w:val="left"/>
+      <w:pPr>
+        <w:tabs>
+          <w:tab w:val="left" w:pos="720"/>
+        </w:tabs>
+        <w:ind w:left="720" w:hanging="360"/>
+      </w:pPr>
+      <w:rPr>
+        <w:sz w:val="24"/>
+        <w:szCs w:val="24"/>
+      </w:rPr>
+    </w:lvl>
+    <w:lvl w:ilvl="1" w:tentative="0">
+      <w:start w:val="1"/>
+      <w:numFmt w:val="decimal"/>
+      <w:lvlText w:val="%2."/>
+      <w:lvlJc w:val="left"/>
+      <w:pPr>
+        <w:tabs>
+          <w:tab w:val="left" w:pos="1440"/>
+        </w:tabs>
+        <w:ind w:left="1440" w:hanging="360"/>
+      </w:pPr>
+      <w:rPr>
+        <w:sz w:val="24"/>
+        <w:szCs w:val="24"/>
+      </w:rPr>
+    </w:lvl>
+    <w:lvl w:ilvl="2" w:tentative="0">
+      <w:start w:val="1"/>
+      <w:numFmt w:val="decimal"/>
+      <w:lvlText w:val="%3."/>
+      <w:lvlJc w:val="left"/>
+      <w:pPr>
+        <w:tabs>
+          <w:tab w:val="left" w:pos="2160"/>
+        </w:tabs>
+        <w:ind w:left="2160" w:hanging="360"/>
+      </w:pPr>
+      <w:rPr>
+        <w:sz w:val="24"/>
+        <w:szCs w:val="24"/>
+      </w:rPr>
+    </w:lvl>
+    <w:lvl w:ilvl="3" w:tentative="0">
+      <w:start w:val="1"/>
+      <w:numFmt w:val="decimal"/>
+      <w:lvlText w:val="%4."/>
+      <w:lvlJc w:val="left"/>
+      <w:pPr>
+        <w:tabs>
+          <w:tab w:val="left" w:pos="2517"/>
+        </w:tabs>
+        <w:ind w:left="2880" w:hanging="360"/>
+      </w:pPr>
+      <w:rPr>
+        <w:sz w:val="24"/>
+        <w:szCs w:val="24"/>
+      </w:rPr>
+    </w:lvl>
+    <w:lvl w:ilvl="4" w:tentative="0">
+      <w:start w:val="1"/>
+      <w:numFmt w:val="decimal"/>
+      <w:lvlText w:val="%5."/>
+      <w:lvlJc w:val="left"/>
+      <w:pPr>
+        <w:tabs>
+          <w:tab w:val="left" w:pos="3238"/>
+        </w:tabs>
+        <w:ind w:left="3600" w:hanging="360"/>
+      </w:pPr>
+      <w:rPr>
+        <w:sz w:val="24"/>
+        <w:szCs w:val="24"/>
+      </w:rPr>
+    </w:lvl>
+    <w:lvl w:ilvl="5" w:tentative="0">
+      <w:start w:val="1"/>
+      <w:numFmt w:val="decimal"/>
+      <w:lvlText w:val="%6."/>
+      <w:lvlJc w:val="left"/>
+      <w:pPr>
+        <w:tabs>
+          <w:tab w:val="left" w:pos="3958"/>
+        </w:tabs>
+        <w:ind w:left="4320" w:hanging="360"/>
+      </w:pPr>
+      <w:rPr>
+        <w:sz w:val="24"/>
+        <w:szCs w:val="24"/>
+      </w:rPr>
+    </w:lvl>
+    <w:lvl w:ilvl="6" w:tentative="0">
+      <w:start w:val="1"/>
+      <w:numFmt w:val="decimal"/>
+      <w:lvlText w:val="%7."/>
+      <w:lvlJc w:val="left"/>
+      <w:pPr>
+        <w:tabs>
+          <w:tab w:val="left" w:pos="4678"/>
+        </w:tabs>
+        <w:ind w:left="5040" w:hanging="360"/>
+      </w:pPr>
+      <w:rPr>
+        <w:sz w:val="24"/>
+        <w:szCs w:val="24"/>
+      </w:rPr>
+    </w:lvl>
+    <w:lvl w:ilvl="7" w:tentative="0">
+      <w:start w:val="1"/>
+      <w:numFmt w:val="decimal"/>
+      <w:lvlText w:val="%8."/>
+      <w:lvlJc w:val="left"/>
+      <w:pPr>
+        <w:tabs>
+          <w:tab w:val="left" w:pos="5398"/>
+        </w:tabs>
+        <w:ind w:left="5760" w:hanging="360"/>
+      </w:pPr>
+      <w:rPr>
+        <w:sz w:val="24"/>
+        <w:szCs w:val="24"/>
+      </w:rPr>
+    </w:lvl>
+    <w:lvl w:ilvl="8" w:tentative="0">
+      <w:start w:val="1"/>
+      <w:numFmt w:val="decimal"/>
+      <w:lvlText w:val="%9."/>
+      <w:lvlJc w:val="left"/>
+      <w:pPr>
+        <w:tabs>
+          <w:tab w:val="left" w:pos="6118"/>
+        </w:tabs>
+        <w:ind w:left="6480" w:hanging="360"/>
+      </w:pPr>
+      <w:rPr>
+        <w:sz w:val="24"/>
+        <w:szCs w:val="24"/>
+      </w:rPr>
+    </w:lvl>
+  </w:abstractNum>
+  <w:abstractNum w:abstractNumId="3">
     <w:nsid w:val="E2CEA56A"/>
     <w:multiLevelType w:val="singleLevel"/>
     <w:tmpl w:val="E2CEA56A"/>
@@ -17386,7 +17381,7 @@
       <w:lvlJc w:val="left"/>
     </w:lvl>
   </w:abstractNum>
-  <w:abstractNum w:abstractNumId="3">
+  <w:abstractNum w:abstractNumId="4">
     <w:nsid w:val="F17C3FE2"/>
     <w:multiLevelType w:val="singleLevel"/>
     <w:tmpl w:val="F17C3FE2"/>
@@ -17398,10 +17393,10 @@
       <w:lvlJc w:val="left"/>
     </w:lvl>
   </w:abstractNum>
-  <w:abstractNum w:abstractNumId="4">
-    <w:nsid w:val="22C30476"/>
+  <w:abstractNum w:abstractNumId="5">
+    <w:nsid w:val="22034565"/>
     <w:multiLevelType w:val="singleLevel"/>
-    <w:tmpl w:val="22C30476"/>
+    <w:tmpl w:val="22034565"/>
     <w:lvl w:ilvl="0" w:tentative="0">
       <w:start w:val="1"/>
       <w:numFmt w:val="decimal"/>
@@ -17410,7 +17405,7 @@
       <w:lvlJc w:val="left"/>
     </w:lvl>
   </w:abstractNum>
-  <w:abstractNum w:abstractNumId="5">
+  <w:abstractNum w:abstractNumId="6">
     <w:nsid w:val="27842030"/>
     <w:multiLevelType w:val="singleLevel"/>
     <w:tmpl w:val="27842030"/>
@@ -17422,10 +17417,22 @@
       <w:lvlJc w:val="left"/>
     </w:lvl>
   </w:abstractNum>
-  <w:abstractNum w:abstractNumId="6">
+  <w:abstractNum w:abstractNumId="7">
     <w:nsid w:val="62496907"/>
     <w:multiLevelType w:val="singleLevel"/>
     <w:tmpl w:val="62496907"/>
+    <w:lvl w:ilvl="0" w:tentative="0">
+      <w:start w:val="1"/>
+      <w:numFmt w:val="decimal"/>
+      <w:suff w:val="space"/>
+      <w:lvlText w:val="%1."/>
+      <w:lvlJc w:val="left"/>
+    </w:lvl>
+  </w:abstractNum>
+  <w:abstractNum w:abstractNumId="8">
+    <w:nsid w:val="7E3DC0C5"/>
+    <w:multiLevelType w:val="singleLevel"/>
+    <w:tmpl w:val="7E3DC0C5"/>
     <w:lvl w:ilvl="0" w:tentative="0">
       <w:start w:val="1"/>
       <w:numFmt w:val="decimal"/>
@@ -17438,21 +17445,27 @@
     <w:abstractNumId w:val="1"/>
   </w:num>
   <w:num w:numId="2">
-    <w:abstractNumId w:val="3"/>
+    <w:abstractNumId w:val="4"/>
   </w:num>
   <w:num w:numId="3">
-    <w:abstractNumId w:val="6"/>
+    <w:abstractNumId w:val="7"/>
   </w:num>
   <w:num w:numId="4">
     <w:abstractNumId w:val="0"/>
   </w:num>
   <w:num w:numId="5">
-    <w:abstractNumId w:val="4"/>
+    <w:abstractNumId w:val="8"/>
   </w:num>
   <w:num w:numId="6">
     <w:abstractNumId w:val="5"/>
   </w:num>
   <w:num w:numId="7">
+    <w:abstractNumId w:val="6"/>
+  </w:num>
+  <w:num w:numId="8">
+    <w:abstractNumId w:val="3"/>
+  </w:num>
+  <w:num w:numId="9">
     <w:abstractNumId w:val="2"/>
   </w:num>
 </w:numbering>
@@ -17757,6 +17770,21 @@
       <w:u w:val="single"/>
     </w:rPr>
   </w:style>
+  <w:style w:type="paragraph" w:styleId="5">
+    <w:name w:val="Normal (Web)"/>
+    <w:uiPriority w:val="0"/>
+    <w:pPr>
+      <w:spacing w:before="0" w:beforeAutospacing="1" w:after="0" w:afterAutospacing="1"/>
+      <w:ind w:left="0" w:right="0"/>
+      <w:jc w:val="left"/>
+    </w:pPr>
+    <w:rPr>
+      <w:kern w:val="0"/>
+      <w:sz w:val="24"/>
+      <w:szCs w:val="24"/>
+      <w:lang w:val="en-US" w:eastAsia="zh-CN" w:bidi="ar"/>
+    </w:rPr>
+  </w:style>
 </w:styles>
 </file>
 
